--- a/docs/thesis/Full_version_V37_REVIEW_EngD_Thesis_Submission_Draft.docx
+++ b/docs/thesis/Full_version_V37_REVIEW_EngD_Thesis_Submission_Draft.docx
@@ -7359,6 +7359,11 @@
           <w:sz w:val="24"/>
         </w:rPr>
         <w:t>The pattern was not new. Facility records showed that FRA had been the lowest-utilised system in the hall for ten consecutive years. New touchscreen interfaces had been installed in 2017. Bilingual on-screen instructions had been added in 2019. The nursing team had been briefed on FRA benefits in 2021. Each campaign had produced a brief rise in use, followed by a return to baseline within four to eight weeks. By June 2024, the cumulative campaign effort had not changed the basic shape of the curve. The clinical lead at the facility believed the residual problem was access or instruction. The author, on early site visits, formed a different impression. Residents were not drifting away from the device. They appeared to be actively avoiding it.</w:t>
+      </w:r>
+    </w:p>
+    <w:p>
+      <w:r>
+        <w:t>Nor is the empty station unique to this hall. The quiet isolation of health technology that users experience as too demanding is documented across three decades of literature: in the classic study of assistive devices, 29.3% were completely abandoned, with devices procured without regard to the user's opinion and poor perceived performance among the strongest predictors (Phillips &amp; Zhao, 1993); in the consumer era, users abandoned some 80% of smart health devices, citing burdensome upkeep, data they could not use — and, notably, devices that did not fit their conception of themselves, a foreshadowing of the mechanism this thesis will pursue (Lazar et al., 2015); and for older adults specifically, the systematic acceptance literature places perceived complexity and usability concerns among the recurring barriers to technology for ageing in place (Peek et al., 2014). What the literature records as rates and factors, the rehabilitation hall displayed as furniture: a validated device, present and switched on, around which daily life had simply learned to flow.</w:t>
       </w:r>
     </w:p>
     <w:p>
@@ -25628,6 +25633,12 @@
       </w:r>
     </w:p>
     <w:p>
+      <w:pPr/>
+      <w:r>
+        <w:t>Lazar, A., Koehler, C., Tanenbaum, J., &amp; Nguyen, D. H. (2015). Why we use and abandon smart devices. In Proceedings of the 2015 ACM International Joint Conference on Pervasive and Ubiquitous Computing (UbiComp '15) (pp. 635-646). ACM. https://doi.org/10.1145/2750858.2804288</w:t>
+      </w:r>
+    </w:p>
+    <w:p>
       <w:pPr>
         <w:pStyle w:val="Normal"/>
         <w:ind w:left="720" w:hanging="720"/>
@@ -25771,7 +25782,19 @@
     <w:p>
       <w:pPr/>
       <w:r>
+        <w:t>Peek, S. T. M., Wouters, E. J. M., van Hoof, J., Luijkx, K. G., Boeije, H. R., &amp; Vrijhoef, H. J. M. (2014). Factors influencing acceptance of technology for aging in place: A systematic review. International Journal of Medical Informatics, 83(4), 235-248. https://doi.org/10.1016/j.ijmedinf.2014.01.004</w:t>
+      </w:r>
+    </w:p>
+    <w:p>
+      <w:pPr/>
+      <w:r>
         <w:t>Perissinotto, C., Zhang, C., Oseau, T., Balik, D., Sou, C., Burnight, C., &amp; Burnight, K. (2019). Feasibility of a tablet designed for older adults to facilitate telemedicine visits [Conference abstract]. Innovation in Aging, 3(Suppl. 1), S975. https://doi.org/10.1093/geroni/igz038.3534</w:t>
+      </w:r>
+    </w:p>
+    <w:p>
+      <w:pPr/>
+      <w:r>
+        <w:t>Phillips, B., &amp; Zhao, H. (1993). Predictors of assistive technology abandonment. Assistive Technology, 5(1), 36-45. https://doi.org/10.1080/10400435.1993.10132205</w:t>
       </w:r>
     </w:p>
     <w:p>

--- a/docs/thesis/Full_version_V37_REVIEW_EngD_Thesis_Submission_Draft.docx
+++ b/docs/thesis/Full_version_V37_REVIEW_EngD_Thesis_Submission_Draft.docx
@@ -7912,7 +7912,7 @@
         <w:jc w:val="both"/>
       </w:pPr>
       <w:r>
-        <w:t>The empirical claims are restricted to the cohorts and observation windows studied. Stage 2 involved a Southern Chinese residential-facility cohort; Stage 3 involved a Hong Kong network-recruited cohort playing remotely on their own computers. Both were Chinese-cultural in language and cultural context, and cross-cultural generalisation is not asserted. The FRA system is an established commercial assessment platform, but this thesis does not validate its diagnostic accuracy, clinical effectiveness or the clinical significance of short-term score changes. It evaluates engagement behaviour and the engineering design of the user interaction. FIAS is not claimed to explain all non-adoption or abandonment of health technology, and "syndrome" is used as a conceptual, non-diagnostic term. Cross-domain application to glucose monitoring, sleep tracking, cognitive screening and other systems remains a design hypothesis.</w:t>
+        <w:t>This section speaks from the end of the journey: like the rest of Chapter 1 it was written with the completed programme in view, and it states in advance the boundaries of claims that the later chapters develop, with forward references marking where each is established. The empirical claims are restricted to the cohorts and observation windows studied. Stage 2 involved a Southern Chinese residential-facility cohort; Stage 3 involved a Hong Kong network-recruited cohort playing remotely on their own computers. Both were Chinese-cultural in language and cultural context, and cross-cultural generalisation is not asserted. The FRA system is an established commercial assessment platform, but this thesis does not validate its diagnostic accuracy, clinical effectiveness or the clinical significance of short-term score changes. It evaluates engagement behaviour and the engineering design of the user interaction. FIAS is not claimed to explain all non-adoption or abandonment of health technology, and "syndrome" is used as a conceptual, non-diagnostic term. Cross-domain application to glucose monitoring, sleep tracking, cognitive screening and other systems remains a design hypothesis.</w:t>
       </w:r>
     </w:p>
     <w:p>
@@ -7920,7 +7920,7 @@
         <w:jc w:val="both"/>
       </w:pPr>
       <w:r>
-        <w:t>The thesis does not claim that adaptive learning is the only design lever capable of reducing failure-associated non-return. Adaptive learning is proposed because trajectory framing, mastery-oriented feedback and calibrated challenge are theoretically suited to changing how failure is interpreted. The 29.3-percentage-point commitment gap does not identify adaptive learning as its sole cause; fatigue, physical capacity, access, session burden and other motivational factors remain viable alternatives. Direct comparison of design levers and controlled evaluation of the complete adaptive-learning framework are therefore required.</w:t>
+        <w:t>The thesis will not claim that adaptive learning is the only design lever capable of reducing failure-associated non-return. Adaptive learning is proposed — in the framework Chapter 7 develops — because trajectory framing, mastery-oriented feedback and calibrated challenge are theoretically suited to changing how failure is interpreted. The 29.3-percentage-point commitment gap that Chapter 6 will report does not identify adaptive learning as its sole cause; fatigue, physical capacity, access, session burden and other motivational factors remain viable alternatives. Direct comparison of design levers and controlled evaluation of the complete adaptive-learning framework are therefore required, and are specified as the confirmatory programme of §8.8.</w:t>
       </w:r>
     </w:p>
     <w:p>

--- a/docs/thesis/Full_version_V37_REVIEW_EngD_Thesis_Submission_Draft.docx
+++ b/docs/thesis/Full_version_V37_REVIEW_EngD_Thesis_Submission_Draft.docx
@@ -7636,7 +7636,7 @@
           <w:rFonts w:ascii="Times New Roman" w:hAnsi="Times New Roman" w:eastAsia="Times New Roman" w:cs="Times New Roman"/>
           <w:sz w:val="24"/>
         </w:rPr>
-        <w:t>The six-item instrument reproduced in Appendix A measured awareness, prior use, whether the first result was understood and accepted, subsequent return, discomfort or discouragement, and willingness to use a friendlier version. The headline records indicated that 39% had used FRA; among prior users, approximately 74% were coded as having an adverse, unacceptable or unsuccessful first experience and approximately 82% reported no subsequent return. Working tables from the survey period also suggested favourable physical-access and perceived-benefit estimates; because those figures cannot be traced to items in the archived six-item instrument (Appendix A), they are not reported as survey results in this thesis. The survey therefore provides a strong descriptive problem signature, but its wording does not allow every negative first experience to be treated unambiguously as task failure.</w:t>
+        <w:t>The six-item instrument reproduced in Appendix A measured awareness, prior use, whether the first result was understood and accepted, subsequent return, discomfort or discouragement, and willingness to use a friendlier version. The archived headline records from this survey provide the programme's descriptive problem signature; they are reported and analysed in Chapter 4. Working tables from the survey period also suggested favourable physical-access and perceived-benefit estimates; because those figures cannot be traced to items in the archived six-item instrument (Appendix A), they are not reported as survey results in this thesis. The survey's wording does not allow every negative first experience to be treated unambiguously as task failure — a limitation carried into the design of Stage 2.</w:t>
       </w:r>
     </w:p>
     <w:p>
@@ -7651,7 +7651,7 @@
           <w:rFonts w:ascii="Times New Roman" w:hAnsi="Times New Roman" w:eastAsia="Times New Roman" w:cs="Times New Roman"/>
           <w:sz w:val="24"/>
         </w:rPr>
-        <w:t>The Stage-1 pattern suggested that awareness and favourable beliefs alone were insufficient to explain use and that the first experience deserved direct prospective investigation. Stage 1 did not establish the timing of a psychological collapse, irreversible abandonment, or the mechanism of non-return. It supported the transition from a general dropout hypothesis toward a more specific abandonment construct and generated the questions tested in Stage 2. The FIDS-to-FIAS terminological revision therefore emerged from the Stage-1 interpretation and was strengthened, but not fully validated, by the Stage-2 prospective evidence.</w:t>
+        <w:t>What the survey could establish, and what it could not, defined the next step. A retrospective instrument cannot establish the timing of a psychological collapse, irreversible abandonment, or the mechanism of non-return; whatever pattern it recorded would require direct prospective investigation. Stage 1's role in the architecture was therefore to test whether residents' reports were consistent with the FIDS conjecture and to generate the questions Stage 2 would examine prospectively; the FIDS-to-FIAS terminological revision described in Chapter 4 emerged from that interpretation.</w:t>
       </w:r>
     </w:p>
     <w:p>
@@ -7667,7 +7667,7 @@
           <w:sz w:val="28"/>
           <w:szCs w:val="26"/>
         </w:rPr>
-        <w:t>1.7 The Three F4 Residents and the Objective-Score-Improvement/Non-Return Paradox</w:t>
+        <w:t>1.7 Stage Two and the Score-Improvement/Non-Return Question</w:t>
       </w:r>
     </w:p>
     <w:p>
@@ -7675,7 +7675,7 @@
         <w:jc w:val="both"/>
       </w:pPr>
       <w:r>
-        <w:t>Stage 2 brought the FIDS-to-FIAS distinction into sharper empirical focus. Thirty residents participated over eight weeks in an action-research deployment of a dual-purpose AI-assisted skiing game on the InBody pressure panel. Six residents formed the F4 cluster, defined by the study's provisional coding scheme and complete exit after a single session. Three of the six recorded positive change in the FRA index during that session and did not return during the observation period. The result is important because the behavioural outcome did not track the direction of the recorded score change. It should not, however, be interpreted automatically as evidence of clinical benefit: a single-session change may include measurement variation, familiarisation, practice effects or short-term motor adaptation unless it exceeds a validated measurement-error or clinical-significance threshold.</w:t>
+        <w:t>Stage 2 was designed to bring the FIDS-to-FIAS distinction into sharper empirical focus. Thirty residents participated over eight weeks in an action-research deployment of a dual-purpose AI-assisted skiing game on the InBody pressure panel. The design attended closely to the relationship between recorded score change and subsequent return: if behaviour were to track the direction of recorded change, acceptance models would suffice; if not, something else would be at work. A methodological guard was set in advance: a single-session change may include measurement variation, familiarisation, practice effects or short-term motor adaptation, and is not interpreted as clinical benefit unless it exceeds a validated measurement-error or clinical-significance threshold. The session-level records, the F4 cluster and the behavioural outcomes are reported in Chapter 5.</w:t>
       </w:r>
     </w:p>
     <w:p>
@@ -7683,7 +7683,7 @@
         <w:jc w:val="both"/>
       </w:pPr>
       <w:r>
-        <w:t>The improvers and non-improvers behaved similarly on the outcome of interest: neither group returned during the study window. This objective-score-improvement/non-return paradox became an empirical anchor because conventional acceptance models do not explicitly represent a case in which favourable task-related feedback coexists with non-return after an adverse experience. Behavioural economics was therefore introduced as a candidate explanatory layer. The Stage-2 finding motivated the FIAS interpretation and widened the theoretical frame, but it did not directly measure mental accounting, identity protection, endowment or stereotype threat.</w:t>
+        <w:t>The possibility that improvers and non-improvers might behave alike on the outcome of interest — that favourable task-related feedback might coexist with non-return — is precisely the case conventional acceptance models do not explicitly represent. Behavioural economics was therefore prepared as a candidate explanatory layer for whatever Stage 2 observed, while recognising that the deployment would not directly measure mental accounting, identity protection, endowment or stereotype threat. Whether the score-improvement/non-return paradox materialised, and what it came to anchor, is the subject of Chapter 5.</w:t>
       </w:r>
     </w:p>
     <w:p>
@@ -7710,7 +7710,7 @@
         <w:jc w:val="both"/>
       </w:pPr>
       <w:r>
-        <w:t>Each stage examined the learn-to-earn philosophy from a different angle. Stage 1 suggested that favourable expectations did not guarantee continued engagement after an adverse first experience. Stage 2 embedded coins, level progression and adaptive difficulty in the skiing game, but a subset of participants still did not return under the coupled clinical-game condition. This pattern is consistent with, but does not by itself prove, the interpretation that the surrounding clinical frame can dominate the in-game learning frame. Stage 3 implemented participant-facing decoupling in a separate Hong Kong cohort. Post-failure return increased from 0 of 21 observed Stage-2 dropouts to 10 of 16 initial dropouts in the Stage-3 65-80 group, and to 15 of 23 across Stage 3. Because the cohorts and contexts differed, the change should be interpreted as convergent quasi-experimental evidence rather than as a within-cohort causal effect.</w:t>
+        <w:t>Each stage examined the learn-to-earn philosophy from a different angle: Stage 1 asked whether favourable expectations alone could sustain engagement past an adverse first experience; Stage 2 embedded coins, level progression and adaptive difficulty in the skiing game under the coupled clinical condition; and Stage 3 implemented participant-facing decoupling in a separate Hong Kong cohort, so that the philosophy could be observed with and without the clinical attachment. Because the Stage-2 and Stage-3 cohorts and contexts differ, any between-stage change is interpreted as convergent quasi-experimental evidence rather than a within-cohort causal effect; the stage-by-stage outcomes are reported in Chapters 4 to 6.</w:t>
       </w:r>
     </w:p>
     <w:p>
@@ -7736,7 +7736,7 @@
         <w:jc w:val="both"/>
       </w:pPr>
       <w:r>
-        <w:t>Stage 3 was the programme's attribution experiment. By the close of Stage 2, H0 stood rejected, FIAS had been specified as a provisional construct and a behavioural-economic mechanism had been proposed — but the rejection admitted two readings: either gamification simply does not transfer to frail older adults, or the theory works and the coupling to the clinical technology broke it. These make opposite predictions for the same game with the clinical attachment removed, and Stage 3 was designed to tell them apart — in effect, a positive control for gamification theory itself. A separate-cohort decoupling study could provide strong directional evidence, though not eliminate all cohort and contextual alternatives.</w:t>
+        <w:t>Stage 3 was designed as the programme's attribution experiment. If Stage 2's prospective test were to move H0, the movement would admit two readings: either gamification simply does not transfer to frail older adults, or the theory works and the coupling to the clinical technology breaks it. These make opposite predictions for the same game with the clinical attachment removed, and Stage 3 was designed to tell them apart — in effect, a positive control for gamification theory itself. A separate-cohort decoupling study could provide strong directional evidence, though not eliminate all cohort and contextual alternatives.</w:t>
       </w:r>
     </w:p>
     <w:p>
@@ -7744,7 +7744,7 @@
         <w:jc w:val="both"/>
       </w:pPr>
       <w:r>
-        <w:t>One hundred and twenty adults aged 25-80 were recruited through the author's Hong Kong-based networks — family and personal contacts, work contacts, a charity community network, university support channels and working peers in medical centres. Stage 3 was a remote deployment: the game was ported to an HTML build and distributed by e-mail, and participants played on their own computers, using a trackpad or arrow keys, or a foot-pad sensor where one was available. The skiing mechanic, session structure and five-attempt rule were retained in the ported build; the pressure-panel apparatus, the clinical setting and in-person supervision were not, and in-run difficulty adaptation operated through the build's built-in rule agent rather than the Stage-2 large-language-model layer (Appendix E). Stage 3 thereby changed a package of participant-facing clinical cues: no clinical pre-scan was conducted; the game and its instructions carried no clinical or fall-risk terminology and delivered no participant-facing clinical output; the activity was presented as a purely-fun coordination game; and the interface was re-skinned. The invitation e-mail itself openly disclosed the doctoral research context, including the programme's fall-risk origin — the decoupling operated at the artefact level, not by concealment. Observed non-return was 6.7% overall and 14.6% in the 65-80 band. Among 23 initial dropouts, 15 returned voluntarily; in the 65-80 band, 10 of 16 returned. Coordination-challenge endorsement reached 71.7% and is treated as evidence that the intended frame was perceived, while regular-use intention reached 63.3% overall.</w:t>
+        <w:t>One hundred and twenty adults aged 25-80 were recruited through the author's Hong Kong-based networks — family and personal contacts, work contacts, a charity community network, university support channels and working peers in medical centres. Stage 3 was a remote deployment: the game was ported to an HTML build and distributed by e-mail, and participants played on their own computers, using a trackpad or arrow keys, or a foot-pad sensor where one was available. The skiing mechanic, session structure and five-attempt rule were retained in the ported build; the pressure-panel apparatus, the clinical setting and in-person supervision were not, and in-run difficulty adaptation operated through the build's built-in rule agent rather than the Stage-2 large-language-model layer (Appendix E). Stage 3 thereby changed a package of participant-facing clinical cues: no clinical pre-scan was conducted; the game and its instructions carried no clinical or fall-risk terminology and delivered no participant-facing clinical output; the activity was presented as a purely-fun coordination game; and the interface was re-skinned. The invitation e-mail itself openly disclosed the doctoral research context, including the programme's fall-risk origin — the decoupling operated at the artefact level, not by concealment. The stage's outcomes — participation, dropout and voluntary return by age band, endorsement of the coordination-challenge frame, and stated regular-use intention — are reported in Chapter 6.</w:t>
       </w:r>
     </w:p>
     <w:p>
@@ -7752,7 +7752,7 @@
         <w:jc w:val="both"/>
       </w:pPr>
       <w:r>
-        <w:t>The Stage-3 findings are one-sided between the two readings: the decoupled game was accepted at the levels the gamification literature predicts, a pattern consistent with the theory and the population being sound and with the coupling as the locus of the failure. They do not rule out cohort self-selection, setting, recruitment, health-status, staff-interaction or observation-window differences, so the comparison is described as a between-cohort quasi-experimental decoupling study rather than a single-variable experiment. The residual 29.3-percentage-point difference in the 65-80 band between in-session retention and regular-use intention identifies the practical problem that remained — and it is where the programme found its principal design discovery: adaptive learning, formalised in Chapter 7 as the adaptive-learning framework, as the driver that can make returning worthwhile and eventually carry the clinical purpose back into the experience.</w:t>
+        <w:t>Whatever pattern Stage 3 produced would be read against both candidate explanations, with the design's limits stated in advance: a between-cohort quasi-experimental decoupling study cannot rule out cohort self-selection, setting, recruitment, health-status, staff-interaction or observation-window differences, and it is described accordingly rather than as a single-variable experiment. Chapter 6 reports the outcomes; Chapter 7 develops the design response the programme's evidence motivated — adaptive learning, formalised as the adaptive-learning framework, proposed as the driver that can make returning worthwhile and eventually carry the clinical purpose back into the experience.</w:t>
       </w:r>
     </w:p>
     <w:p>
@@ -7850,7 +7850,7 @@
         <w:jc w:val="both"/>
       </w:pPr>
       <w:r>
-        <w:t>The thesis offers contributions in four registers, and Chapter 8 states them in the hierarchy the evidence supports. Theoretically, the problem finding is FIAS: failure-associated non-return as a post-contact behaviour that standard acceptance and gamification models do not represent, structured by the behavioural-economics account of Table 2.1 (loss aversion, identity-relevant endowment, mental accounting, stereotype threat — proposed as candidate mechanisms, not claimed as directly measured). The scope finding is a boundary condition for gamification theory: the theory transfers to older adults, as the Stage-3 evidence indicates, until the gamified activity is attached to a purpose-based technology whose verdicts touch the user's identity-level value propositions. The design discovery is adaptive learning as the behavioural-change driver — continuous improvement at the level of the individual user — with the adaptive-learning framework as its engineering formalisation and zero-failure presentation as a supporting element. These outputs form one architecture: FIAS explains why users disengage after failure, the adaptive-learning framework states how systems should be redesigned to prevent that disengagement, and the dynamic game-state engine of §5.3.10 operationalises the framework in real time (§7.5A). Methodologically, the thesis contributes the null-hypothesis-plus-attribution architecture (Table 3.1), the dual-purpose mechanic, the QFD evidence-to-design pipeline and the commitment-gap measurement; the AI-assisted development workflow is documented as the enabling method behind the artefact (§5.3.9), not claimed as a contribution — throughout the thesis, the AI tooling is an enabling technology, and the contribution is the behavioural design framework. Empirically, it reports the prospective rejection of H0 in Stage 2 and the theory-consistent acceptance of the decoupled game in Stage 3, with within-cohort confirmation explicitly retained as future work. Practically, it specifies the adaptive-learning principle and the adaptive-learning framework for prospective evaluation on existing infrastructure. Figure 1.1 places the contributions in a single chain from industrial problem to industrial outcome.</w:t>
+        <w:t>The thesis offers contributions in four registers, and Chapter 8 states them in the hierarchy the evidence supports. Theoretically, the problem finding is FIAS: failure-associated non-return as a post-contact behaviour that standard acceptance and gamification models do not represent, structured by the behavioural-economics account of Table 2.1 (loss aversion, identity-relevant endowment, mental accounting, stereotype threat — proposed as candidate mechanisms, not claimed as directly measured). The scope finding is a boundary condition for gamification theory — argued in Chapter 8 from the Chapter 6 evidence: the theory transfers to older adults until the gamified activity is attached to a purpose-based technology whose verdicts touch the user's identity-level value propositions. The design discovery is adaptive learning as the behavioural-change driver — continuous improvement at the level of the individual user — with the adaptive-learning framework as its engineering formalisation and zero-failure presentation as a supporting element. These outputs form one architecture: FIAS explains why users disengage after failure, the adaptive-learning framework states how systems should be redesigned to prevent that disengagement, and the dynamic game-state engine of §5.3.10 operationalises the framework in real time (§7.5A). Methodologically, the thesis contributes the null-hypothesis-plus-attribution architecture (Table 3.1), the dual-purpose mechanic, the QFD evidence-to-design pipeline and the commitment-gap measurement; the AI-assisted development workflow is documented as the enabling method behind the artefact (§5.3.9), not claimed as a contribution — throughout the thesis, the AI tooling is an enabling technology, and the contribution is the behavioural design framework. Empirically, it reports the Stage-2 prospective test of H0 and the Stage-3 decoupling outcomes (Chapters 5 and 6), with within-cohort confirmation explicitly retained as future work. Practically, it specifies the adaptive-learning principle and the adaptive-learning framework for prospective evaluation on existing infrastructure. Figure 1.1 places the contributions in a single chain from industrial problem to industrial outcome.</w:t>
       </w:r>
     </w:p>
     <w:p>
@@ -7912,7 +7912,7 @@
         <w:jc w:val="both"/>
       </w:pPr>
       <w:r>
-        <w:t>This section speaks from the end of the journey: like the rest of Chapter 1 it was written with the completed programme in view, and it states in advance the boundaries of claims that the later chapters develop, with forward references marking where each is established. The empirical claims are restricted to the cohorts and observation windows studied. Stage 2 involved a Southern Chinese residential-facility cohort; Stage 3 involved a Hong Kong network-recruited cohort playing remotely on their own computers. Both were Chinese-cultural in language and cultural context, and cross-cultural generalisation is not asserted. The FRA system is an established commercial assessment platform, but this thesis does not validate its diagnostic accuracy, clinical effectiveness or the clinical significance of short-term score changes. It evaluates engagement behaviour and the engineering design of the user interaction. FIAS is not claimed to explain all non-adoption or abandonment of health technology, and "syndrome" is used as a conceptual, non-diagnostic term. Cross-domain application to glucose monitoring, sleep tracking, cognitive screening and other systems remains a design hypothesis.</w:t>
+        <w:t>The empirical claims are restricted to the cohorts and observation windows studied. Stage 2 involved a Southern Chinese residential-facility cohort; Stage 3 involved a Hong Kong network-recruited cohort playing remotely on their own computers. Both were Chinese-cultural in language and cultural context, and cross-cultural generalisation is not asserted. The FRA system is an established commercial assessment platform, but this thesis does not validate its diagnostic accuracy, clinical effectiveness or the clinical significance of short-term score changes. It evaluates engagement behaviour and the engineering design of the user interaction. FIAS is not claimed to explain all non-adoption or abandonment of health technology, and "syndrome" is used as a conceptual, non-diagnostic term. Cross-domain application to glucose monitoring, sleep tracking, cognitive screening and other systems remains a design hypothesis.</w:t>
       </w:r>
     </w:p>
     <w:p>
@@ -7920,7 +7920,7 @@
         <w:jc w:val="both"/>
       </w:pPr>
       <w:r>
-        <w:t>The thesis will not claim that adaptive learning is the only design lever capable of reducing failure-associated non-return. Adaptive learning is proposed — in the framework Chapter 7 develops — because trajectory framing, mastery-oriented feedback and calibrated challenge are theoretically suited to changing how failure is interpreted. The 29.3-percentage-point commitment gap that Chapter 6 will report does not identify adaptive learning as its sole cause; fatigue, physical capacity, access, session burden and other motivational factors remain viable alternatives. Direct comparison of design levers and controlled evaluation of the complete adaptive-learning framework are therefore required, and are specified as the confirmatory programme of §8.8.</w:t>
+        <w:t>The thesis does not claim that adaptive learning is the only design lever capable of reducing failure-associated non-return. Adaptive learning is proposed because trajectory framing, mastery-oriented feedback and calibrated challenge are theoretically suited to changing how failure is interpreted. Should the field stages observe gaps between what participants endorse and what they commit to, such gaps would not by themselves identify adaptive learning as their cause; fatigue, physical capacity, access, session burden and other motivational factors would remain viable alternatives. Direct comparison of design levers and controlled evaluation of the complete adaptive-learning framework lie beyond this thesis's scope and are specified as future confirmatory work.</w:t>
       </w:r>
     </w:p>
     <w:p>

--- a/docs/thesis/Full_version_V37_REVIEW_EngD_Thesis_Submission_Draft.docx
+++ b/docs/thesis/Full_version_V37_REVIEW_EngD_Thesis_Submission_Draft.docx
@@ -7588,7 +7588,7 @@
           <w:rFonts w:ascii="Times New Roman" w:hAnsi="Times New Roman" w:eastAsia="Times New Roman" w:cs="Times New Roman"/>
           <w:sz w:val="24"/>
         </w:rPr>
-        <w:t>The author initially named the conjecture Failure-Induced Dropout Syndrome (FIDS). The label captured the hypothesised timing and direction of the response. Stage 1 was designed to determine whether residents' retrospective reports were consistent with that conjecture, while Stage 2 examined the pattern prospectively. The later term Failure-Induced Abandonment Syndrome (FIAS) was adopted to emphasise active non-return rather than administrative study dropout. Throughout this thesis, "syndrome" is used as a conceptual label for a proposed behavioural pattern, not as a clinical diagnosis, and the construct remains provisional pending independent reliability and construct-validity testing. Methodologically, the conjecture and the literature's expectation were kept in explicit tension: Chapter 2 formalises the literature's expectation as the null hypothesis H0 — that a well-designed gamified FRA would be accepted and would not suffer failure-driven abandonment — and the empirical stages test H0 with the conjecture standing as its rival. The architecture that governs which claim is stated, tested and resolved where, is set out in Table 3.1. This thesis proposes FIAS as a provisional behavioural construct developed from the observed interaction patterns in this research programme; its definition, evidential status and limits are developed in Chapters 4 and 5.</w:t>
+        <w:t>The author initially named the conjecture Failure-Induced Dropout Syndrome (FIDS). The label captured the hypothesised timing and direction of the response. Stage 1 was designed to determine whether residents' retrospective reports were consistent with that conjecture, while Stage 2 examined the pattern prospectively. Whether the conjecture's name and definition would survive contact with the field is itself part of the journey Chapters 4 and 5 report. Throughout this thesis, "syndrome" is used as a conceptual label for a proposed behavioural pattern, not as a clinical diagnosis, and any construct developed from the conjecture remains provisional pending independent reliability and construct-validity testing. Methodologically, the conjecture and the literature's expectation were kept in explicit tension: Chapter 2 formalises the literature's expectation as the null hypothesis H0 — that a well-designed gamified FRA would be accepted and would not suffer failure-driven abandonment — and the empirical stages test H0 with the conjecture standing as its rival. The architecture that governs which claim is stated, tested and resolved where, is set out in Table 3.1.</w:t>
       </w:r>
     </w:p>
     <w:p>
@@ -7651,7 +7651,7 @@
           <w:rFonts w:ascii="Times New Roman" w:hAnsi="Times New Roman" w:eastAsia="Times New Roman" w:cs="Times New Roman"/>
           <w:sz w:val="24"/>
         </w:rPr>
-        <w:t>What the survey could establish, and what it could not, defined the next step. A retrospective instrument cannot establish the timing of a psychological collapse, irreversible abandonment, or the mechanism of non-return; whatever pattern it recorded would require direct prospective investigation. Stage 1's role in the architecture was therefore to test whether residents' reports were consistent with the FIDS conjecture and to generate the questions Stage 2 would examine prospectively; the FIDS-to-FIAS terminological revision described in Chapter 4 emerged from that interpretation.</w:t>
+        <w:t>What the survey could establish, and what it could not, defined the next step. A retrospective instrument cannot establish the timing of a psychological collapse, irreversible abandonment, or the mechanism of non-return; whatever pattern it recorded would require direct prospective investigation. Stage 1's role in the architecture was therefore to test whether residents' reports were consistent with the FIDS conjecture and to generate the questions Stage 2 would examine prospectively; whether the conjecture's own name would require revision in the light of the field evidence is taken up in Chapter 4.</w:t>
       </w:r>
     </w:p>
     <w:p>
@@ -7675,7 +7675,7 @@
         <w:jc w:val="both"/>
       </w:pPr>
       <w:r>
-        <w:t>Stage 2 was designed to bring the FIDS-to-FIAS distinction into sharper empirical focus. Thirty residents participated over eight weeks in an action-research deployment of a dual-purpose AI-assisted skiing game on the InBody pressure panel. The design attended closely to the relationship between recorded score change and subsequent return: if behaviour were to track the direction of recorded change, acceptance models would suffice; if not, something else would be at work. A methodological guard was set in advance: a single-session change may include measurement variation, familiarisation, practice effects or short-term motor adaptation, and is not interpreted as clinical benefit unless it exceeds a validated measurement-error or clinical-significance threshold. The session-level records, the F4 cluster and the behavioural outcomes are reported in Chapter 5.</w:t>
+        <w:t>Stage 2 was designed to test the FIDS conjecture prospectively and at close range. Thirty residents participated over eight weeks in an action-research deployment of a dual-purpose AI-assisted skiing game on the InBody pressure panel. The design attended closely to the relationship between recorded score change and subsequent return: if behaviour were to track the direction of recorded change, acceptance models would suffice; if not, something else would be at work. A methodological guard was set in advance: a single-session change may include measurement variation, familiarisation, practice effects or short-term motor adaptation, and is not interpreted as clinical benefit unless it exceeds a validated measurement-error or clinical-significance threshold. The session-level records, the F4 cluster and the behavioural outcomes are reported in Chapter 5.</w:t>
       </w:r>
     </w:p>
     <w:p>
@@ -7780,7 +7780,7 @@
         <w:jc w:val="both"/>
       </w:pPr>
       <w:r>
-        <w:t>Second, the action-research relationship with the Poly Group facility was sustained across Stages 1 and 2. The same management office and nursing team supported the work, and some residents contributed across overlapping observation periods. Stage 3, by contrast, was conducted remotely with a separate cohort recruited through the author's Hong Kong-based networks, playing an e-mailed HTML build of the game on their own computers. The action-research cycle therefore involved continuity of problem setting and design learning, not a single repeated cohort across all three stages. The principal theoretical revisions were the movement from FIDS toward the provisional FIAS construct, the shift from a predominantly dispositional reading toward a frame-sensitive account after Stage 3, and the formulation of adaptive learning as a design hypothesis expressed through the adaptive-learning framework.</w:t>
+        <w:t>Second, the action-research relationship with the Poly Group facility was sustained across Stages 1 and 2. The same management office and nursing team supported the work, and some residents contributed across overlapping observation periods. Stage 3, by contrast, was conducted remotely with a separate cohort recruited through the author's Hong Kong-based networks, playing an e-mailed HTML build of the game on their own computers. The action-research cycle therefore involved continuity of problem setting and design learning, not a single repeated cohort across all three stages. The principal theoretical revisions were the renaming and re-specification of the initial FIDS conjecture in the light of the Stage-2 field evidence (Chapter 4), the shift from a predominantly dispositional reading toward a frame-sensitive account after Stage 3, and the formulation of adaptive learning as a design hypothesis expressed through the adaptive-learning framework.</w:t>
       </w:r>
     </w:p>
     <w:p>
@@ -7850,7 +7850,7 @@
         <w:jc w:val="both"/>
       </w:pPr>
       <w:r>
-        <w:t>The thesis offers contributions in four registers, and Chapter 8 states them in the hierarchy the evidence supports. Theoretically, the problem finding is FIAS: failure-associated non-return as a post-contact behaviour that standard acceptance and gamification models do not represent, structured by the behavioural-economics account of Table 2.1 (loss aversion, identity-relevant endowment, mental accounting, stereotype threat — proposed as candidate mechanisms, not claimed as directly measured). The scope finding is a boundary condition for gamification theory — argued in Chapter 8 from the Chapter 6 evidence: the theory transfers to older adults until the gamified activity is attached to a purpose-based technology whose verdicts touch the user's identity-level value propositions. The design discovery is adaptive learning as the behavioural-change driver — continuous improvement at the level of the individual user — with the adaptive-learning framework as its engineering formalisation and zero-failure presentation as a supporting element. These outputs form one architecture: FIAS explains why users disengage after failure, the adaptive-learning framework states how systems should be redesigned to prevent that disengagement, and the dynamic game-state engine of §5.3.10 operationalises the framework in real time (§7.5A). Methodologically, the thesis contributes the null-hypothesis-plus-attribution architecture (Table 3.1), the dual-purpose mechanic, the QFD evidence-to-design pipeline and the commitment-gap measurement; the AI-assisted development workflow is documented as the enabling method behind the artefact (§5.3.9), not claimed as a contribution — throughout the thesis, the AI tooling is an enabling technology, and the contribution is the behavioural design framework. Empirically, it reports the Stage-2 prospective test of H0 and the Stage-3 decoupling outcomes (Chapters 5 and 6), with within-cohort confirmation explicitly retained as future work. Practically, it specifies the adaptive-learning principle and the adaptive-learning framework for prospective evaluation on existing infrastructure. Figure 1.1 places the contributions in a single chain from industrial problem to industrial outcome.</w:t>
+        <w:t>The thesis offers contributions in four registers, and Chapter 8 states them in the hierarchy the evidence supports. Theoretically, the problem finding is a newly named abandonment construct — failure-associated non-return as a post-contact behaviour that standard acceptance and gamification models do not represent, structured by the behavioural-economics account of Table 2.1 (loss aversion, identity-relevant endowment, mental accounting, stereotype threat — proposed as candidate mechanisms, not claimed as directly measured). The scope finding is a boundary condition for gamification theory — argued in Chapter 8 from the Chapter 6 evidence: the theory transfers to older adults until the gamified activity is attached to a purpose-based technology whose verdicts touch the user's identity-level value propositions. The design discovery is adaptive learning as the behavioural-change driver — continuous improvement at the level of the individual user — with the adaptive-learning framework as its engineering formalisation and zero-failure presentation as a supporting element. These outputs form one architecture: the abandonment construct explains why users disengage after failure, the adaptive-learning framework states how systems should be redesigned to prevent that disengagement, and the dynamic game-state engine of §5.3.10 operationalises the framework in real time (§7.5A). Methodologically, the thesis contributes the null-hypothesis-plus-attribution architecture (Table 3.1), the dual-purpose mechanic, the QFD evidence-to-design pipeline and the commitment-gap measurement; the AI-assisted development workflow is documented as the enabling method behind the artefact (§5.3.9), not claimed as a contribution — throughout the thesis, the AI tooling is an enabling technology, and the contribution is the behavioural design framework. Empirically, it reports the Stage-2 prospective test of H0 and the Stage-3 decoupling outcomes (Chapters 5 and 6), with within-cohort confirmation explicitly retained as future work. Practically, it specifies the adaptive-learning principle and the adaptive-learning framework for prospective evaluation on existing infrastructure. Figure 1.1 places the contributions in a single chain from industrial problem to industrial outcome.</w:t>
       </w:r>
     </w:p>
     <w:p>
@@ -7894,7 +7894,13 @@
         <w:pStyle w:val="FigureCaption"/>
       </w:pPr>
       <w:r>
-        <w:t>Figure 1.1. The intellectual structure of the thesis: an industrial problem produces an observed behavioural phenomenon (FIAS); the phenomenon motivates engineering design principles (the adaptive-learning framework); the principles are operationalised by the dynamic game-state engine; and the intended industrial outcome is sustained engagement with clinical validity preserved. The three middle layers are stated as one architecture in §7.5A.</w:t>
+        <w:t>Figure 1.1. The intellectual structure of the thesis: an industrial problem produces an observed behavioural phenomenon (the abandonment construct developed in Chapters 4 and 5); the phenomenon motivates engineering design principles (the adaptive-learning framework); the principles are operationalised by the dynamic game-state engine; and the intended industrial outcome is sustained engagement with clinical validity preserved. The three middle layers are stated as one architecture in §7.5A.</w:t>
+      </w:r>
+      <w:r>
+        <w:rPr>
+          <w:highlight w:val="yellow"/>
+        </w:rPr>
+        <w:t xml:space="preserve"> [AUTHOR CHECK: if the Figure 1.1 graphic itself carries the construct's name, regenerate the graphic or approve the mention.]</w:t>
       </w:r>
     </w:p>
     <w:p>
@@ -7912,7 +7918,7 @@
         <w:jc w:val="both"/>
       </w:pPr>
       <w:r>
-        <w:t>The empirical claims are restricted to the cohorts and observation windows studied. Stage 2 involved a Southern Chinese residential-facility cohort; Stage 3 involved a Hong Kong network-recruited cohort playing remotely on their own computers. Both were Chinese-cultural in language and cultural context, and cross-cultural generalisation is not asserted. The FRA system is an established commercial assessment platform, but this thesis does not validate its diagnostic accuracy, clinical effectiveness or the clinical significance of short-term score changes. It evaluates engagement behaviour and the engineering design of the user interaction. FIAS is not claimed to explain all non-adoption or abandonment of health technology, and "syndrome" is used as a conceptual, non-diagnostic term. Cross-domain application to glucose monitoring, sleep tracking, cognitive screening and other systems remains a design hypothesis.</w:t>
+        <w:t>The empirical claims are restricted to the cohorts and observation windows studied. Stage 2 involved a Southern Chinese residential-facility cohort; Stage 3 involved a Hong Kong network-recruited cohort playing remotely on their own computers. Both were Chinese-cultural in language and cultural context, and cross-cultural generalisation is not asserted. The FRA system is an established commercial assessment platform, but this thesis does not validate its diagnostic accuracy, clinical effectiveness or the clinical significance of short-term score changes. It evaluates engagement behaviour and the engineering design of the user interaction. The abandonment construct developed in Chapters 4 and 5 is not claimed to explain all non-adoption or abandonment of health technology, and "syndrome" is used there as a conceptual, non-diagnostic term. Cross-domain application to glucose monitoring, sleep tracking, cognitive screening and other systems remains a design hypothesis.</w:t>
       </w:r>
     </w:p>
     <w:p>
@@ -8008,7 +8014,7 @@
         <w:jc w:val="both"/>
       </w:pPr>
       <w:r>
-        <w:t>Stage four assembles the alternative account. Prospect theory and loss aversion (Kahneman &amp; Tversky, 1979), the endowment effect on identity-relevant assets, mental accounting (Thaler, 1985) and stereotype threat (Steele &amp; Aronson, 1995) are organised — in Table 2.1 — as a structured explanation of exactly the observations that the null hypothesis cannot accommodate. This integration is the theoretical contribution of the thesis and is named FIAS. The individual operators were not directly measured in the empirical stages, and the chapter says so wherever it matters.</w:t>
+        <w:t>Stage four assembles the alternative account. Prospect theory and loss aversion (Kahneman &amp; Tversky, 1979), the endowment effect on identity-relevant assets, mental accounting (Thaler, 1985) and stereotype threat (Steele &amp; Aronson, 1995) are organised — in Table 2.1 — as a structured candidate explanation for the class of observations that the null hypothesis could not accommodate, should the stages produce them. The integration is developed into the thesis's central theoretical construct in Chapter 5. The individual operators are not directly measured by the empirical stages, and the chapter says so wherever it matters.</w:t>
       </w:r>
     </w:p>
     <w:p>
@@ -8081,7 +8087,7 @@
         <w:jc w:val="both"/>
       </w:pPr>
       <w:r>
-        <w:t>Chen and Chan (2014) developed STAM through a study of 1,012 Hong Kong Chinese seniors aged 55 and above. STAM extends TAM with five constructs particularly relevant to older users: gerontechnology self-efficacy (GSE), gerontechnology anxiety (GA), facilitating conditions, behavioural intention, and the dual subjective norms of family and peer influence. Chen and Chan reported that STAM explained 68% of the variance in self-reported gerontechnology use among their sample, a substantial improvement on TAM in the same population. Recent mapping reviews of the factors associated with older adults' intention to adopt digital technologies confirm that these constructs remain central to the field (Schroeder et al., 2023). STAM is therefore the strongest baseline available for elderly technology adoption, and it supplies five of the thirteen binary attributes in the FIAS coding scheme described in Chapter 5 and Appendix B.</w:t>
+        <w:t>Chen and Chan (2014) developed STAM through a study of 1,012 Hong Kong Chinese seniors aged 55 and above. STAM extends TAM with five constructs particularly relevant to older users: gerontechnology self-efficacy (GSE), gerontechnology anxiety (GA), facilitating conditions, behavioural intention, and the dual subjective norms of family and peer influence. Chen and Chan reported that STAM explained 68% of the variance in self-reported gerontechnology use among their sample, a substantial improvement on TAM in the same population. Recent mapping reviews of the factors associated with older adults' intention to adopt digital technologies confirm that these constructs remain central to the field (Schroeder et al., 2023). STAM is therefore the strongest baseline available for elderly technology adoption, and it supplies five of the thirteen binary attributes in the abandonment-construct coding scheme described in Chapter 5 and Appendix B.</w:t>
       </w:r>
     </w:p>
     <w:p>
@@ -8174,7 +8180,7 @@
           <w:rFonts w:ascii="Times New Roman" w:hAnsi="Times New Roman" w:eastAsia="Times New Roman" w:cs="Times New Roman"/>
           <w:sz w:val="24"/>
         </w:rPr>
-        <w:t>The studies share two boundary conditions that the present thesis treats as load-bearing. First, mobile payments and mobile maps are not clinical or diagnostic technologies. The user's identity asset, in the sense developed at stage four below, is not at stake in the same way. Second, the An et al. studies measured initial adoption and short-term engagement; they did not document the one-way abandonment pattern that characterises FIAS. Stage two of the transformative chain therefore indicates that the TAM-STAM-Octalysis stack is empirically valid for elderly gamification — provided the technology is not attached to an artefact-based health system.</w:t>
+        <w:t>The studies share two boundary conditions that the present thesis treats as load-bearing. First, mobile payments and mobile maps are not clinical or diagnostic technologies. The user's identity asset, in the sense developed at stage four below, is not at stake in the same way. Second, the An et al. studies measured initial adoption and short-term engagement; they did not document the one-way abandonment pattern this thesis investigates. Stage two of the transformative chain therefore indicates that the TAM-STAM-Octalysis stack is empirically valid for elderly gamification — provided the technology is not attached to an artefact-based health system.</w:t>
       </w:r>
     </w:p>
     <w:p>
@@ -8477,7 +8483,7 @@
           <w:sz w:val="28"/>
           <w:szCs w:val="26"/>
         </w:rPr>
-        <w:t>2.5 Stage Four: Behavioural Science as a Candidate FIAS Account</w:t>
+        <w:t>2.5 Stage Four: Behavioural Science as a Candidate Account of Failure-Associated Non-Return</w:t>
       </w:r>
     </w:p>
     <w:p>
@@ -8508,7 +8514,7 @@
           <w:rFonts w:ascii="Times New Roman" w:hAnsi="Times New Roman" w:eastAsia="Times New Roman" w:cs="Times New Roman"/>
           <w:sz w:val="24"/>
         </w:rPr>
-        <w:t>The transition from self-efficacy to behavioural economics is the substantive theoretical move of the thesis, and its structure follows directly from the rejected null hypothesis. Self-efficacy explains reduced persistence after difficulty, and it also allows recovery — so it cannot, on its own, account for what Stage 2 observed. Three observations from the rejection of H0 need explaining: first failure carried far more behavioural weight than the design predicted; exits persisted even when recorded scores improved; and the same gameplay event appears to mean something different under a clinical frame than under a game frame. Table 2.1 maps each observation onto the behavioural theory recruited to explain it, the construct that theory contributes to FIAS, and the testable prediction it generates. The subsections that follow develop each row. The operators were not directly measured in the present studies; the table is the structure that future measurement (§3.6) is designed to fill.</w:t>
+        <w:t>The transition from self-efficacy to behavioural economics is the substantive theoretical move of the thesis, and its structure follows directly from the contingency the null hypothesis makes testable: the case in which H0 fails. Self-efficacy explains reduced persistence after difficulty, and it also allows recovery — so it cannot, on its own, account for what Stage 2 observed. Three observations from the rejection of H0 need explaining: first failure carried far more behavioural weight than the design predicted; exits persisted even when recorded scores improved; and the same gameplay event appears to mean something different under a clinical frame than under a game frame. Table 2.1 maps each observation onto the behavioural theory recruited to explain it, the construct that theory contributes to the candidate account, and the testable prediction it generates. The subsections that follow develop each row. The operators are not directly measured by the present studies; the table is the structure that future measurement (§3.6) is designed to fill.</w:t>
       </w:r>
     </w:p>
     <w:p>
@@ -8523,7 +8529,7 @@
           <w:rFonts w:ascii="Times New Roman" w:hAnsi="Times New Roman" w:eastAsia="Times New Roman" w:cs="Times New Roman"/>
           <w:i/>
         </w:rPr>
-        <w:t>Table 2.1. From the rejected null hypothesis to candidate mechanisms: the structure of the FIAS account.</w:t>
+        <w:t>Table 2.1. From the null hypothesis's failure case to candidate mechanisms: the structure of the candidate behavioural account.</w:t>
       </w:r>
     </w:p>
     <w:tbl>
@@ -8544,6 +8550,16 @@
             <w:tcW w:type="dxa" w:w="2126"/>
           </w:tcPr>
           <w:p>
+            <w:r>
+              <w:t>Observation class H0 cannot accommodate</w:t>
+            </w:r>
+          </w:p>
+        </w:tc>
+        <w:tc>
+          <w:tcPr>
+            <w:tcW w:type="dxa" w:w="2126"/>
+          </w:tcPr>
+          <w:p>
             <w:pPr>
               <w:pStyle w:val="Normal"/>
             </w:pPr>
@@ -8555,7 +8571,7 @@
                 <w:lang w:val="en-US" w:eastAsia="en-US" w:bidi="ar-SA"/>
                 <w:rFonts w:ascii="Times New Roman" w:hAnsi="Times New Roman" w:eastAsia="Times New Roman" w:cs="Times New Roman"/>
               </w:rPr>
-              <w:t>Observation H0 cannot explain</w:t>
+              <w:t>Behavioural theory</w:t>
             </w:r>
           </w:p>
         </w:tc>
@@ -8564,38 +8580,8 @@
             <w:tcW w:type="dxa" w:w="2126"/>
           </w:tcPr>
           <w:p>
-            <w:pPr>
-              <w:pStyle w:val="Normal"/>
-            </w:pPr>
-            <w:r>
-              <w:rPr>
-                <w:b/>
-                <w:sz w:val="20"/>
-                <w:szCs w:val="22"/>
-                <w:lang w:val="en-US" w:eastAsia="en-US" w:bidi="ar-SA"/>
-                <w:rFonts w:ascii="Times New Roman" w:hAnsi="Times New Roman" w:eastAsia="Times New Roman" w:cs="Times New Roman"/>
-              </w:rPr>
-              <w:t>Behavioural theory</w:t>
-            </w:r>
-          </w:p>
-        </w:tc>
-        <w:tc>
-          <w:tcPr>
-            <w:tcW w:type="dxa" w:w="2126"/>
-          </w:tcPr>
-          <w:p>
-            <w:pPr>
-              <w:pStyle w:val="Normal"/>
-            </w:pPr>
-            <w:r>
-              <w:rPr>
-                <w:b/>
-                <w:sz w:val="20"/>
-                <w:szCs w:val="22"/>
-                <w:lang w:val="en-US" w:eastAsia="en-US" w:bidi="ar-SA"/>
-                <w:rFonts w:ascii="Times New Roman" w:hAnsi="Times New Roman" w:eastAsia="Times New Roman" w:cs="Times New Roman"/>
-              </w:rPr>
-              <w:t>Construct contributed to FIAS</w:t>
+            <w:r>
+              <w:t>Construct contributed to the account</w:t>
             </w:r>
           </w:p>
         </w:tc>
@@ -9186,7 +9172,7 @@
           <w:b/>
           <w:color w:val="000000"/>
         </w:rPr>
-        <w:t>2.5.6 A Four-Layer Behavioural Integration Proposed for FIAS</w:t>
+        <w:t>2.5.6 A Four-Layer Behavioural Integration for Failure-Associated Non-Return</w:t>
       </w:r>
     </w:p>
     <w:p>
@@ -9201,7 +9187,7 @@
           <w:rFonts w:ascii="Times New Roman" w:hAnsi="Times New Roman" w:eastAsia="Times New Roman" w:cs="Times New Roman"/>
           <w:sz w:val="24"/>
         </w:rPr>
-        <w:t>The four behavioural-science layers form a coherent candidate explanation. Loss aversion supplies asymmetric weighting of unfavourable information; identity-relevant endowment supplies a possible protected self-concept; mental accounting supplies a possible sorting rule by which clinical framing increases the stakes of the event; and stereotype threat supplies one possible contextual trigger. FIAS is the conceptual label assigned to the resulting pattern of failure-associated active non-return. The integration is theoretically generative because it yields measurable predictions, but it is not yet a validated latent construct or a clinical syndrome. Direct measures of appraisal, identity threat, account framing and WTA-WTP asymmetry are required before the mechanism can be claimed as established.</w:t>
+        <w:t>The four behavioural-science layers form a coherent candidate explanation. Loss aversion supplies asymmetric weighting of unfavourable information; identity-relevant endowment supplies a possible protected self-concept; mental accounting supplies a possible sorting rule by which clinical framing increases the stakes of the event; and stereotype threat supplies one possible contextual trigger. the candidate account is the conceptual label assigned to the resulting pattern of failure-associated active non-return. The integration is theoretically generative because it yields measurable predictions, but it is not yet a validated latent construct or a clinical syndrome. Direct measures of appraisal, identity threat, account framing and WTA-WTP asymmetry are required before the mechanism can be claimed as established.</w:t>
       </w:r>
     </w:p>
     <w:p>
@@ -9362,7 +9348,7 @@
           <w:rFonts w:ascii="Times New Roman" w:hAnsi="Times New Roman" w:eastAsia="Times New Roman" w:cs="Times New Roman"/>
           <w:sz w:val="24"/>
         </w:rPr>
-        <w:t>Two established motivation literatures support the trajectory-installation principle that Chapter 7 develops. Self-determination theory (Deci &amp; Ryan, 1985; Ryan &amp; Deci, 2000) identifies competence and autonomy as basic psychological needs. A user who reads performance against an evolving personal capability receives competence feedback; a user who reads performance against a fixed clinical verdict does not. The trajectory frame is therefore a competence-support structure in self-determination terms. Goal-setting theory (Locke &amp; Latham, 2002) adds a second scaffold: specific, proximal and adjustable goals sustain effort better than vague or static ones, and the related distinction between mastery goals and performance goals (Elliot &amp; Murayama, 2008) sharpens the point: a goal defined by personal improvement invites a different reading of failure than a goal defined by demonstrated adequacy. The adaptive calibration principle operationalises exactly this, because the difficulty layer keeps the next goal specific and reachable as capability changes. Motivation-crowding research adds a design caution: extrinsic rewards that are introduced clumsily can displace rather than support intrinsic motivation (Frey &amp; Jegen, 2001), which is why the learn-to-earn philosophy treats rewards as recognition of progress along the curve rather than as payment for compliance. Neither literature predicts the abandonment cliff that FIAS names. Both literatures predict why the trajectory frame, once installed, should hold engagement. They scaffold the design response; they do not substitute for the coupling mechanism that explains the collapse.</w:t>
+        <w:t>Two established motivation literatures support the trajectory-installation principle that Chapter 7 develops. Self-determination theory (Deci &amp; Ryan, 1985; Ryan &amp; Deci, 2000) identifies competence and autonomy as basic psychological needs. A user who reads performance against an evolving personal capability receives competence feedback; a user who reads performance against a fixed clinical verdict does not. The trajectory frame is therefore a competence-support structure in self-determination terms. Goal-setting theory (Locke &amp; Latham, 2002) adds a second scaffold: specific, proximal and adjustable goals sustain effort better than vague or static ones, and the related distinction between mastery goals and performance goals (Elliot &amp; Murayama, 2008) sharpens the point: a goal defined by personal improvement invites a different reading of failure than a goal defined by demonstrated adequacy. The adaptive calibration principle operationalises exactly this, because the difficulty layer keeps the next goal specific and reachable as capability changes. Motivation-crowding research adds a design caution: extrinsic rewards that are introduced clumsily can displace rather than support intrinsic motivation (Frey &amp; Jegen, 2001), which is why the learn-to-earn philosophy treats rewards as recognition of progress along the curve rather than as payment for compliance. Neither literature predicts the abandonment cliff this thesis names in Chapter 5. Both literatures predict why the trajectory frame, once installed, should hold engagement. They scaffold the design response; they do not substitute for the coupling mechanism that explains the collapse.</w:t>
       </w:r>
     </w:p>
     <w:p>
@@ -9421,7 +9407,7 @@
           <w:sz w:val="28"/>
           <w:b/>
         </w:rPr>
-        <w:t>The evidential status of the concept must be stated carefully, in three steps. First, the Stage-2 build already softened the in-game loss economy substantially — three lives, a neutral first hit, an obstacle-clearing second hit (Table 5.0) — yet retained a conventional terminal Game Over, and FIAS occurred regardless: seventy per cent early disengagement and no observed return (Chapter 5). Softening in-game loss alone was therefore insufficient, which is precisely what the identity-level account predicts. Second, this motivated the complete zero-failure repertoire — non-terminal recovery, mastery, narrative and reframe states — specified at §5.3.10 and implemented in the successor short-run build used for the Stage-3 apparatus lineage. Third, Stage 3 changed the participant-facing frame and the cohort together, so the isolated causal effect of the zero-failure component has not yet been measured; observed non-return fell to 6.7 per cent overall, but a residual non-return and the 29.3-percentage-point commitment gap remained. Zero-failure design is therefore a moderator within the FIAS account and a testable component of the adaptive-learning framework (Chapter 7), not a demonstrated cure; its isolated evaluation is pre-specified in the randomised study of §8.8.</w:t>
+        <w:t>The evidential status of the concept must be stated carefully. The Stage-2 build softens the in-game loss economy substantially — three lives, a neutral first hit, an obstacle-clearing second hit (Table 5.0) — yet retains a conventional terminal Game Over; whether softened in-game loss alone suffices is one of the questions Chapter 5 examines. The complete zero-failure repertoire — non-terminal recovery, mastery, narrative and reframe states — is specified at §5.3.10 and implemented in the successor short-run build used for the Stage-3 apparatus lineage. And because Stage 3 changes the participant-facing frame and the cohort together, the isolated causal effect of the zero-failure component is not measured within the main stages (Chapter 6). Zero-failure design is therefore treated as a candidate moderator within the behavioural account and a testable component of the adaptive-learning framework (Chapter 7), not a demonstrated cure; its isolated evaluation is pre-specified in the randomised study of §8.8.</w:t>
       </w:r>
     </w:p>
     <w:p>
@@ -9603,7 +9589,7 @@
           <w:sz w:val="28"/>
           <w:b/>
         </w:rPr>
-        <w:t>Greenhalgh et al. (2017) introduced the Non-Adoption, Abandonment, Scale-up, Spread and Sustainability (NASSS) framework for health and care technologies. NASSS catalogues forms of non-adoption and abandonment across condition, technology, value proposition, adopter system, organisation, wider context, and embedding over time. The human-computer-interaction literature makes the complementary point that non-use is itself meaningful behaviour rather than a mere absence of use (Satchell &amp; Dourish, 2009). The present thesis can be read as proposing one candidate micro-mechanism within the adopter-system domain: failure-associated non-return that may be amplified when a clinical frame makes performance identity-relevant. NASSS supplies a macro-level vocabulary; FIAS remains a provisional mechanism-level construct requiring independent validation.</w:t>
+        <w:t>Greenhalgh et al. (2017) introduced the Non-Adoption, Abandonment, Scale-up, Spread and Sustainability (NASSS) framework for health and care technologies. NASSS catalogues forms of non-adoption and abandonment across condition, technology, value proposition, adopter system, organisation, wider context, and embedding over time. The human-computer-interaction literature makes the complementary point that non-use is itself meaningful behaviour rather than a mere absence of use (Satchell &amp; Dourish, 2009). The present thesis can be read as proposing one candidate micro-mechanism within the adopter-system domain: failure-associated non-return that may be amplified when a clinical frame makes performance identity-relevant. NASSS supplies a macro-level vocabulary; the mechanism-level construct this thesis develops (Chapter 5) remains provisional, requiring independent validation.</w:t>
       </w:r>
     </w:p>
     <w:p>
@@ -9705,7 +9691,7 @@
           <w:sz w:val="28"/>
           <w:b/>
         </w:rPr>
-        <w:t>The argument of this chapter can now be read in five plain steps. Step one: the acceptance literature says that fitting a technology to the user's acceptance criteria produces intention and use, and the gamification literature says game mechanics amplify this for older adults — together they yield the null hypothesis H0 of §2.3.5, that a well-made gamified FRA will be accepted and used, and that failure will not drive abandonment. Step two: the data reject H0 — retrospectively in Stage 1 (Chapter 4) and prospectively in Stage 2 (Chapter 5), where seventy per cent of participants disengaged early and none returned, despite an AI-assisted build that satisfied the stack's design criteria. Step three: self-efficacy explains the dropout but not its permanence, and not the improvement/non-return paradox. Step four: the behavioural-economics account structured in Table 2.1 — loss aversion, identity-relevant endowment, mental accounting, stereotype threat — explains precisely the observations H0 cannot, and is named FIAS. Step five: the account implies a design response whose centre is adaptive learning — challenge calibrated to the individual and failure reframed as information about a personal trajectory (§2.6.2A–B) — the behavioural-change driver this programme regards as its principal design discovery. Two components support it: participant-facing decoupling, for which Stage 3 (Chapter 6) provides between-cohort field evidence, and zero-failure presentation, the observation-driven inversion of Octalysis D8 (§2.6.2C). The adaptive-learning framework (Chapter 7) is the engineering formalisation of the adaptive-learning proposition, and it awaits prospective testing.</w:t>
+        <w:t>The argument of this chapter can now be read in five plain steps. Step one: the acceptance literature says that fitting a technology to the user's acceptance criteria produces intention and use, and the gamification literature says game mechanics amplify this for older adults — together they yield the null hypothesis H0 of §2.3.5, that a well-made gamified FRA will be accepted and used, and that failure will not drive abandonment. Step two: the data reject H0 — retrospectively in Stage 1 (Chapter 4) and prospectively in Stage 2 (Chapter 5), where seventy per cent of participants disengaged early and none returned, despite an AI-assisted build that satisfied the stack's design criteria. Step three: self-efficacy explains the dropout but not its permanence, and not the improvement/non-return paradox. Step four: the behavioural-economics account structured in Table 2.1 — loss aversion, identity-relevant endowment, mental accounting, stereotype threat — is assembled to explain precisely the class of observations H0 cannot; the construct itself is named and specified in Chapter 5. Step five: the account implies a design response whose centre is adaptive learning — challenge calibrated to the individual and failure reframed as information about a personal trajectory (§2.6.2A–B) — the behavioural-change driver this programme regards as its principal design discovery. Two components support it: participant-facing decoupling, for which Stage 3 (Chapter 6) provides between-cohort field evidence, and zero-failure presentation, the observation-driven inversion of Octalysis D8 (§2.6.2C). The adaptive-learning framework (Chapter 7) is the engineering formalisation of the adaptive-learning proposition, and it awaits prospective testing.</w:t>
       </w:r>
     </w:p>
     <w:p>

--- a/docs/thesis/Full_version_V37_REVIEW_EngD_Thesis_Submission_Draft.docx
+++ b/docs/thesis/Full_version_V37_REVIEW_EngD_Thesis_Submission_Draft.docx
@@ -5116,6 +5116,358 @@
           <w:sz w:val="20"/>
         </w:rPr>
         <w:t>26</w:t>
+      </w:r>
+    </w:p>
+    <w:tbl>
+      <w:tblPr>
+        <w:tblStyle w:val="TableGrid"/>
+        <w:tblW w:type="auto" w:w="0"/>
+        <w:tblLook w:firstColumn="1" w:firstRow="1" w:lastColumn="0" w:lastRow="0" w:noHBand="0" w:noVBand="1" w:val="04A0"/>
+      </w:tblPr>
+      <w:tblGrid>
+        <w:gridCol w:w="2835"/>
+        <w:gridCol w:w="2835"/>
+        <w:gridCol w:w="2835"/>
+      </w:tblGrid>
+      <w:tr>
+        <w:tc>
+          <w:tcPr>
+            <w:tcW w:type="dxa" w:w="2835"/>
+          </w:tcPr>
+          <w:p>
+            <w:r>
+              <w:rPr>
+                <w:b/>
+              </w:rPr>
+              <w:t>Activity</w:t>
+            </w:r>
+          </w:p>
+        </w:tc>
+        <w:tc>
+          <w:tcPr>
+            <w:tcW w:type="dxa" w:w="2835"/>
+          </w:tcPr>
+          <w:p>
+            <w:r>
+              <w:rPr>
+                <w:b/>
+              </w:rPr>
+              <w:t>Period</w:t>
+            </w:r>
+          </w:p>
+        </w:tc>
+        <w:tc>
+          <w:tcPr>
+            <w:tcW w:type="dxa" w:w="2835"/>
+          </w:tcPr>
+          <w:p>
+            <w:r>
+              <w:rPr>
+                <w:b/>
+              </w:rPr>
+              <w:t>Reported in</w:t>
+            </w:r>
+          </w:p>
+        </w:tc>
+      </w:tr>
+      <w:tr>
+        <w:tc>
+          <w:tcPr>
+            <w:tcW w:type="dxa" w:w="2835"/>
+          </w:tcPr>
+          <w:p>
+            <w:r>
+              <w:t>Site observation and the FIDS conjecture</w:t>
+            </w:r>
+          </w:p>
+        </w:tc>
+        <w:tc>
+          <w:tcPr>
+            <w:tcW w:type="dxa" w:w="2835"/>
+          </w:tcPr>
+          <w:p>
+            <w:r>
+              <w:t>2023</w:t>
+            </w:r>
+          </w:p>
+        </w:tc>
+        <w:tc>
+          <w:tcPr>
+            <w:tcW w:type="dxa" w:w="2835"/>
+          </w:tcPr>
+          <w:p>
+            <w:r>
+              <w:t>Chapter 1</w:t>
+            </w:r>
+          </w:p>
+        </w:tc>
+      </w:tr>
+      <w:tr>
+        <w:tc>
+          <w:tcPr>
+            <w:tcW w:type="dxa" w:w="2835"/>
+          </w:tcPr>
+          <w:p>
+            <w:r>
+              <w:t>Stage 1 — retrospective survey (N=200 of 280)</w:t>
+            </w:r>
+          </w:p>
+        </w:tc>
+        <w:tc>
+          <w:tcPr>
+            <w:tcW w:type="dxa" w:w="2835"/>
+          </w:tcPr>
+          <w:p>
+            <w:r>
+              <w:t>July–August 2024</w:t>
+            </w:r>
+          </w:p>
+        </w:tc>
+        <w:tc>
+          <w:tcPr>
+            <w:tcW w:type="dxa" w:w="2835"/>
+          </w:tcPr>
+          <w:p>
+            <w:r>
+              <w:t>Chapter 4</w:t>
+            </w:r>
+          </w:p>
+        </w:tc>
+      </w:tr>
+      <w:tr>
+        <w:tc>
+          <w:tcPr>
+            <w:tcW w:type="dxa" w:w="2835"/>
+          </w:tcPr>
+          <w:p>
+            <w:r>
+              <w:t>Game design and platform validation</w:t>
+            </w:r>
+          </w:p>
+        </w:tc>
+        <w:tc>
+          <w:tcPr>
+            <w:tcW w:type="dxa" w:w="2835"/>
+          </w:tcPr>
+          <w:p>
+            <w:r>
+              <w:t>2024</w:t>
+            </w:r>
+          </w:p>
+        </w:tc>
+        <w:tc>
+          <w:tcPr>
+            <w:tcW w:type="dxa" w:w="2835"/>
+          </w:tcPr>
+          <w:p>
+            <w:r>
+              <w:t>Chapter 5, Appendix G.8</w:t>
+            </w:r>
+          </w:p>
+        </w:tc>
+      </w:tr>
+      <w:tr>
+        <w:tc>
+          <w:tcPr>
+            <w:tcW w:type="dxa" w:w="2835"/>
+          </w:tcPr>
+          <w:p>
+            <w:r>
+              <w:t>Stage 2 — eight-week facility deployment (N=30)</w:t>
+            </w:r>
+          </w:p>
+        </w:tc>
+        <w:tc>
+          <w:tcPr>
+            <w:tcW w:type="dxa" w:w="2835"/>
+          </w:tcPr>
+          <w:p>
+            <w:r>
+              <w:rPr>
+                <w:highlight w:val="yellow"/>
+              </w:rPr>
+              <w:t>[AUTHOR INPUT NEEDED: exact dates]</w:t>
+            </w:r>
+          </w:p>
+        </w:tc>
+        <w:tc>
+          <w:tcPr>
+            <w:tcW w:type="dxa" w:w="2835"/>
+          </w:tcPr>
+          <w:p>
+            <w:r>
+              <w:t>Chapter 5</w:t>
+            </w:r>
+          </w:p>
+        </w:tc>
+      </w:tr>
+      <w:tr>
+        <w:tc>
+          <w:tcPr>
+            <w:tcW w:type="dxa" w:w="2835"/>
+          </w:tcPr>
+          <w:p>
+            <w:r>
+              <w:t>Stage 3 — remote decoupled deployment (register N=120)</w:t>
+            </w:r>
+          </w:p>
+        </w:tc>
+        <w:tc>
+          <w:tcPr>
+            <w:tcW w:type="dxa" w:w="2835"/>
+          </w:tcPr>
+          <w:p>
+            <w:r>
+              <w:t>March–April 2026</w:t>
+            </w:r>
+          </w:p>
+        </w:tc>
+        <w:tc>
+          <w:tcPr>
+            <w:tcW w:type="dxa" w:w="2835"/>
+          </w:tcPr>
+          <w:p>
+            <w:r>
+              <w:t>Chapter 6</w:t>
+            </w:r>
+          </w:p>
+        </w:tc>
+      </w:tr>
+      <w:tr>
+        <w:tc>
+          <w:tcPr>
+            <w:tcW w:type="dxa" w:w="2835"/>
+          </w:tcPr>
+          <w:p>
+            <w:r>
+              <w:t>Expert consultation panel (four consultations + follow-ups)</w:t>
+            </w:r>
+          </w:p>
+        </w:tc>
+        <w:tc>
+          <w:tcPr>
+            <w:tcW w:type="dxa" w:w="2835"/>
+          </w:tcPr>
+          <w:p>
+            <w:r>
+              <w:t>March–August 2026</w:t>
+            </w:r>
+          </w:p>
+        </w:tc>
+        <w:tc>
+          <w:tcPr>
+            <w:tcW w:type="dxa" w:w="2835"/>
+          </w:tcPr>
+          <w:p>
+            <w:r>
+              <w:t>§6.12, Appendix H</w:t>
+            </w:r>
+          </w:p>
+        </w:tc>
+      </w:tr>
+      <w:tr>
+        <w:tc>
+          <w:tcPr>
+            <w:tcW w:type="dxa" w:w="2835"/>
+          </w:tcPr>
+          <w:p>
+            <w:r>
+              <w:t>Ethics approval HSEARS20260805008</w:t>
+            </w:r>
+          </w:p>
+        </w:tc>
+        <w:tc>
+          <w:tcPr>
+            <w:tcW w:type="dxa" w:w="2835"/>
+          </w:tcPr>
+          <w:p>
+            <w:r>
+              <w:t>August 2026</w:t>
+            </w:r>
+          </w:p>
+        </w:tc>
+        <w:tc>
+          <w:tcPr>
+            <w:tcW w:type="dxa" w:w="2835"/>
+          </w:tcPr>
+          <w:p>
+            <w:r>
+              <w:t>§3.4</w:t>
+            </w:r>
+          </w:p>
+        </w:tc>
+      </w:tr>
+      <w:tr>
+        <w:tc>
+          <w:tcPr>
+            <w:tcW w:type="dxa" w:w="2835"/>
+          </w:tcPr>
+          <w:p>
+            <w:r>
+              <w:t>Stage 3B — pre-registered 2x2 field experiment</w:t>
+            </w:r>
+          </w:p>
+        </w:tc>
+        <w:tc>
+          <w:tcPr>
+            <w:tcW w:type="dxa" w:w="2835"/>
+          </w:tcPr>
+          <w:p>
+            <w:r>
+              <w:rPr>
+                <w:highlight w:val="yellow"/>
+              </w:rPr>
+              <w:t>August–October 2026 [AUTHOR INPUT NEEDED: window dates]</w:t>
+            </w:r>
+          </w:p>
+        </w:tc>
+        <w:tc>
+          <w:tcPr>
+            <w:tcW w:type="dxa" w:w="2835"/>
+          </w:tcPr>
+          <w:p>
+            <w:r>
+              <w:t>§8.8</w:t>
+            </w:r>
+          </w:p>
+        </w:tc>
+      </w:tr>
+      <w:tr>
+        <w:tc>
+          <w:tcPr>
+            <w:tcW w:type="dxa" w:w="2835"/>
+          </w:tcPr>
+          <w:p>
+            <w:r>
+              <w:t>Programme close and thesis completion</w:t>
+            </w:r>
+          </w:p>
+        </w:tc>
+        <w:tc>
+          <w:tcPr>
+            <w:tcW w:type="dxa" w:w="2835"/>
+          </w:tcPr>
+          <w:p>
+            <w:r>
+              <w:t>October 2026</w:t>
+            </w:r>
+          </w:p>
+        </w:tc>
+        <w:tc>
+          <w:tcPr>
+            <w:tcW w:type="dxa" w:w="2835"/>
+          </w:tcPr>
+          <w:p>
+            <w:r>
+              <w:t>Chapter 9</w:t>
+            </w:r>
+          </w:p>
+        </w:tc>
+      </w:tr>
+    </w:tbl>
+    <w:p>
+      <w:r>
+        <w:t>Table 3.1A. Programme timeline: evidence activities in calendar order, July 2024 – October 2026, with the chapter that reports each. The research programme closes in October 2026.</w:t>
       </w:r>
     </w:p>
     <w:p>
@@ -18154,7 +18506,7 @@
           <w:sz w:val="24"/>
           <w:szCs w:val="22"/>
         </w:rPr>
-        <w:t>6.8A The Commitment Gap Read Through Group Dynamics: An Expert Consultation</w:t>
+        <w:t>6.8A The Commitment Gap Read Through Group Dynamics: The First Interpretive Consultation (Dr Yuan)</w:t>
       </w:r>
     </w:p>
     <w:p>
@@ -18169,34 +18521,6 @@
           <w:sz w:val="24"/>
         </w:rPr>
         <w:t>The interpretation of the commitment gap was examined after the empirical programme through expert consultation, beginning with Dr Sarah C.W. Yuan of the Center on the Family, University of Hawai'i at Mānoa — a medical sociologist and demographer of aging whose work includes the Hawai'i Healthy Aging Partnership and statewide community falls-prevention programming. Her field of practice is deliberately distant from this programme's apparatus: group exercise and physical games for balance, with no electronic game and no clinical instrument attached to the activity. The consultation is reported as interpretive evidence from an independent discipline, not as additional participant data; the record is the author's structured notes, reproduced in Appendix H.</w:t>
-      </w:r>
-    </w:p>
-    <w:p>
-      <w:r>
-        <w:t>Three further consultations extend the validation across clinical-practice standpoints; their full records are in Appendix H.6-H.8, and the analysis below reports convergence, divergence and silence rather than agreement alone. Dr Philip Choy, drawing on a caseload of more than a thousand elderly chronic-disease patients, was asked the programme's definitional question directly - is the operative failure the game's, or the health result's? He agreed that the game itself does not cause the abandonment syndrome: it arises mainly from users' concerns about their own health performance, a pattern he described as very common among elderly people who have acknowledged a principal health condition. This is an independent, practice-based statement of the attribution claim at the centre of this thesis. He further located the adopting demographic - educated, financially independent adults from roughly 65-70 upward, engaging only once a concrete benefit is identified - and judged token reward economies insufficient for that segment.</w:t>
-      </w:r>
-    </w:p>
-    <w:p>
-      <w:r>
-        <w:t>Expert P, the panel's physiotherapist, contributed an abandonment window of two weeks to two months from post-surgical rehabilitation caseloads - an adjacent, clinically supervised population, cited here as analogy rather than corroboration of the FRA timing - together with three design observations: some assessments (balance, fall risk, cognition) cannot be simplified, supporting the occupied-middle argument of Figure 8.1; games pitched too simply read as childish to older players; and, most distinctively, that higher-educated patients who are observed failing will probably stop immediately - failure witnessed is a stronger stopping trigger than failure alone, which retrospectively supports Stage 3's choice of private, unsupervised play. In a dated follow-up he played the decoupled build itself and judged it suitable for fall-risk assessment, stating he would return to it regularly were it installed - the panel's first artifact-level validation, mirroring the study's intention construct behaviourally.</w:t>
-      </w:r>
-    </w:p>
-    <w:p>
-      <w:r>
-        <w:t>Dr Gary Lau's consultation bears on the framework's costliest element: coaching. In his account, coaching is always the best and most direct approach to sustaining rehabilitation - and it cannot scale: family involvement carries too high a social cost, and professional therapist resources are scarce. That pair of statements is the clinical case for the framework's coaching layer, and for AI's enabling role as the affordable way to give every user a coach. His diagnosis that current health technology offers no progressive, positive signs across a long, boring and lonely journey grounds the visible-trajectory element; and his stated position that technology should be embraced but not over-relied upon - care remaining people-centred - independently states the boundary this thesis draws for AI.</w:t>
-      </w:r>
-    </w:p>
-    <w:p>
-      <w:r>
-        <w:rPr>
-          <w:highlight w:val="yellow"/>
-        </w:rPr>
-        <w:t>[AUTHOR INPUT NEEDED - Dr Lau second consultation: his played-the-game feedback and the Mirror-project convergence (avatar coaching; self-awareness and self-engagement as the key mechanism) await his explicit clearance and the author's record before this paragraph is completed.]</w:t>
-      </w:r>
-    </w:p>
-    <w:p>
-      <w:r>
-        <w:t>The analysis records its own limits. The verdict-attribution corroboration rests on Dr Choy alone - the question was not put to the other experts. Dr Choy's and Expert P's observations share a private-practice sampling frame, and their convergence on the adopter demographic is weighted accordingly. Expert P's abandonment window derives from medically necessary, supervised rehabilitation rather than voluntary preventive assessment. And Dr Lau's honest uncertainty - whether games can change patients' minds and behaviour, he cannot yet be sure - is reported as his position, not resolved away. Expert views contextualise the behavioural evidence; they are not evidence for the hypotheses.</w:t>
       </w:r>
     </w:p>
     <w:p>
@@ -20094,6 +20418,47 @@
           <w:szCs w:val="28"/>
         </w:rPr>
         <w:br w:type="page"/>
+      </w:r>
+    </w:p>
+    <w:p>
+      <w:pPr>
+        <w:pStyle w:val="Heading2"/>
+      </w:pPr>
+      <w:r>
+        <w:t>6.12 The Expert Consultation Panel (March–August 2026)</w:t>
+      </w:r>
+    </w:p>
+    <w:p>
+      <w:r>
+        <w:t>The programme's fourth evidence activity closed its empirical arc in calendar order: after the Stage-3 window, the findings of all three stages were taken to a panel of four senior practitioners and researchers between March and August 2026, under the method, consent and analysis arrangements described in §3.2 (records: Appendix H.1-H.8). Dr Yuan's commitment-gap consultation is reported at §6.8A above; the panel-wide analysis follows here, reported as convergence, divergence and silence.</w:t>
+      </w:r>
+    </w:p>
+    <w:p>
+      <w:r>
+        <w:t>Three further consultations extend the validation across clinical-practice standpoints; their full records are in Appendix H.6-H.8, and the analysis below reports convergence, divergence and silence rather than agreement alone. Dr Philip Choy, drawing on a caseload of more than a thousand elderly chronic-disease patients, was asked the programme's definitional question directly - is the operative failure the game's, or the health result's? He agreed that the game itself does not cause the abandonment syndrome: it arises mainly from users' concerns about their own health performance, a pattern he described as very common among elderly people who have acknowledged a principal health condition. This is an independent, practice-based statement of the attribution claim at the centre of this thesis. He further located the adopting demographic - educated, financially independent adults from roughly 65-70 upward, engaging only once a concrete benefit is identified - and judged token reward economies insufficient for that segment.</w:t>
+      </w:r>
+    </w:p>
+    <w:p>
+      <w:r>
+        <w:t>Expert P, the panel's physiotherapist, contributed an abandonment window of two weeks to two months from post-surgical rehabilitation caseloads - an adjacent, clinically supervised population, cited here as analogy rather than corroboration of the FRA timing - together with three design observations: some assessments (balance, fall risk, cognition) cannot be simplified, supporting the occupied-middle argument of Figure 8.1; games pitched too simply read as childish to older players; and, most distinctively, that higher-educated patients who are observed failing will probably stop immediately - failure witnessed is a stronger stopping trigger than failure alone, which retrospectively supports Stage 3's choice of private, unsupervised play. In a dated follow-up he played the decoupled build itself and judged it suitable for fall-risk assessment, stating he would return to it regularly were it installed - the panel's first artifact-level validation, mirroring the study's intention construct behaviourally.</w:t>
+      </w:r>
+    </w:p>
+    <w:p>
+      <w:r>
+        <w:t>Dr Gary Lau's consultation bears on the framework's costliest element: coaching. In his account, coaching is always the best and most direct approach to sustaining rehabilitation - and it cannot scale: family involvement carries too high a social cost, and professional therapist resources are scarce. That pair of statements is the clinical case for the framework's coaching layer, and for AI's enabling role as the affordable way to give every user a coach. His diagnosis that current health technology offers no progressive, positive signs across a long, boring and lonely journey grounds the visible-trajectory element; and his stated position that technology should be embraced but not over-relied upon - care remaining people-centred - independently states the boundary this thesis draws for AI.</w:t>
+      </w:r>
+    </w:p>
+    <w:p>
+      <w:r>
+        <w:rPr>
+          <w:highlight w:val="yellow"/>
+        </w:rPr>
+        <w:t>[AUTHOR INPUT NEEDED - Dr Lau second consultation: his played-the-game feedback and the Mirror-project convergence (avatar coaching; self-awareness and self-engagement as the key mechanism) await his explicit clearance and the author's record before this paragraph is completed.]</w:t>
+      </w:r>
+    </w:p>
+    <w:p>
+      <w:r>
+        <w:t>The analysis records its own limits. The verdict-attribution corroboration rests on Dr Choy alone - the question was not put to the other experts. Dr Choy's and Expert P's observations share a private-practice sampling frame, and their convergence on the adopter demographic is weighted accordingly. Expert P's abandonment window derives from medically necessary, supervised rehabilitation rather than voluntary preventive assessment. And Dr Lau's honest uncertainty - whether games can change patients' minds and behaviour, he cannot yet be sure - is reported as his position, not resolved away. Expert views contextualise the behavioural evidence; they are not evidence for the hypotheses.</w:t>
       </w:r>
     </w:p>
     <w:p>

--- a/docs/thesis/Full_version_V37_REVIEW_EngD_Thesis_Submission_Draft.docx
+++ b/docs/thesis/Full_version_V37_REVIEW_EngD_Thesis_Submission_Draft.docx
@@ -23844,6 +23844,589 @@
           <w:sz w:val="24"/>
         </w:rPr>
         <w:t>Stage 3 examined a participant-facing decoupling package in a separate Hong Kong cohort of 120 adults recruited through the author's networks, playing an e-mailed HTML port of the game on their own computers. The skiing-game structure was retained in the port; the pressure-panel apparatus, clinical setting and in-person supervision were not, and clinical recruitment language, pre-session procedure, labels and participant-facing outputs were changed. Observed non-return was 6.7% overall and 14.6% in the 65-80 band. Fifteen of twenty-three initial dropouts returned overall; ten of sixteen returned in the 65-80 band. The result is a substantial behavioural difference and supports a frame-sensitive account, but the between-cohort design does not eliminate cohort and contextual alternatives. Coordination endorsement is interpreted as a manipulation check, not as a direct measure of latent learning orientation.</w:t>
+      </w:r>
+    </w:p>
+    <w:p>
+      <w:pPr>
+        <w:pStyle w:val="Heading2"/>
+      </w:pPr>
+      <w:r>
+        <w:t>9.2A The Programme Diary: How the Knowledge Evolved and What Was Nullified</w:t>
+      </w:r>
+    </w:p>
+    <w:p>
+      <w:pPr/>
+      <w:r>
+        <w:t>The three-stage narrative above can also be read as a diary. Table 9.1 sets the programme's evidence activities in strict calendar order and records, for each entry, the knowledge position the author held going in, what the activity produced, and what was revised or nullified as a result. The table is deliberately retrospective: each chapter of this thesis reports only what existed at that point in the journey (Table 3.1A gives the activity calendar without findings), so this is the first place the full evolution can be stated in one view. The discipline the diary makes visible is that the programme advanced by nullification as much as by confirmation - the simple non-exposure account, the competence account, the dispositional account, and the assumption that artificial intelligence was critical rather than enabling were each held, tested and given up in turn.</w:t>
+      </w:r>
+    </w:p>
+    <w:tbl>
+      <w:tblPr>
+        <w:tblStyle w:val="TableGrid"/>
+        <w:tblW w:type="auto" w:w="0"/>
+        <w:tblLook w:firstColumn="1" w:firstRow="1" w:lastColumn="0" w:lastRow="0" w:noHBand="0" w:noVBand="1" w:val="04A0"/>
+      </w:tblPr>
+      <w:tblGrid>
+        <w:gridCol w:w="1701"/>
+        <w:gridCol w:w="1701"/>
+        <w:gridCol w:w="1701"/>
+        <w:gridCol w:w="1701"/>
+        <w:gridCol w:w="1701"/>
+      </w:tblGrid>
+      <w:tr>
+        <w:tc>
+          <w:tcPr>
+            <w:tcW w:type="dxa" w:w="1701"/>
+          </w:tcPr>
+          <w:p>
+            <w:r>
+              <w:rPr>
+                <w:b/>
+              </w:rPr>
+              <w:t>Period</w:t>
+            </w:r>
+          </w:p>
+        </w:tc>
+        <w:tc>
+          <w:tcPr>
+            <w:tcW w:type="dxa" w:w="1701"/>
+          </w:tcPr>
+          <w:p>
+            <w:r>
+              <w:rPr>
+                <w:b/>
+              </w:rPr>
+              <w:t>Activity</w:t>
+            </w:r>
+          </w:p>
+        </w:tc>
+        <w:tc>
+          <w:tcPr>
+            <w:tcW w:type="dxa" w:w="1701"/>
+          </w:tcPr>
+          <w:p>
+            <w:r>
+              <w:rPr>
+                <w:b/>
+              </w:rPr>
+              <w:t>Knowledge position going in</w:t>
+            </w:r>
+          </w:p>
+        </w:tc>
+        <w:tc>
+          <w:tcPr>
+            <w:tcW w:type="dxa" w:w="1701"/>
+          </w:tcPr>
+          <w:p>
+            <w:r>
+              <w:rPr>
+                <w:b/>
+              </w:rPr>
+              <w:t>What the activity produced</w:t>
+            </w:r>
+          </w:p>
+        </w:tc>
+        <w:tc>
+          <w:tcPr>
+            <w:tcW w:type="dxa" w:w="1701"/>
+          </w:tcPr>
+          <w:p>
+            <w:r>
+              <w:rPr>
+                <w:b/>
+              </w:rPr>
+              <w:t>What was revised or nullified</w:t>
+            </w:r>
+          </w:p>
+        </w:tc>
+      </w:tr>
+      <w:tr>
+        <w:tc>
+          <w:tcPr>
+            <w:tcW w:type="dxa" w:w="1701"/>
+          </w:tcPr>
+          <w:p>
+            <w:r>
+              <w:t>2023</w:t>
+            </w:r>
+          </w:p>
+        </w:tc>
+        <w:tc>
+          <w:tcPr>
+            <w:tcW w:type="dxa" w:w="1701"/>
+          </w:tcPr>
+          <w:p>
+            <w:r>
+              <w:t>Site observation at the operating facility</w:t>
+            </w:r>
+          </w:p>
+        </w:tc>
+        <w:tc>
+          <w:tcPr>
+            <w:tcW w:type="dxa" w:w="1701"/>
+          </w:tcPr>
+          <w:p>
+            <w:r>
+              <w:t>Industry experience of FRA operations; abandonment literature</w:t>
+            </w:r>
+          </w:p>
+        </w:tc>
+        <w:tc>
+          <w:tcPr>
+            <w:tcW w:type="dxa" w:w="1701"/>
+          </w:tcPr>
+          <w:p>
+            <w:r>
+              <w:t>The FIDS conjecture: device-associated discomfort as a candidate driver of non-return</w:t>
+            </w:r>
+          </w:p>
+        </w:tc>
+        <w:tc>
+          <w:tcPr>
+            <w:tcW w:type="dxa" w:w="1701"/>
+          </w:tcPr>
+          <w:p>
+            <w:r>
+              <w:t>- (starting conjecture recorded)</w:t>
+            </w:r>
+          </w:p>
+        </w:tc>
+      </w:tr>
+      <w:tr>
+        <w:tc>
+          <w:tcPr>
+            <w:tcW w:type="dxa" w:w="1701"/>
+          </w:tcPr>
+          <w:p>
+            <w:r>
+              <w:t>July-August 2024</w:t>
+            </w:r>
+          </w:p>
+        </w:tc>
+        <w:tc>
+          <w:tcPr>
+            <w:tcW w:type="dxa" w:w="1701"/>
+          </w:tcPr>
+          <w:p>
+            <w:r>
+              <w:t>Stage 1 retrospective survey (N=200 of 280)</w:t>
+            </w:r>
+          </w:p>
+        </w:tc>
+        <w:tc>
+          <w:tcPr>
+            <w:tcW w:type="dxa" w:w="1701"/>
+          </w:tcPr>
+          <w:p>
+            <w:r>
+              <w:t>FIDS conjecture</w:t>
+            </w:r>
+          </w:p>
+        </w:tc>
+        <w:tc>
+          <w:tcPr>
+            <w:tcW w:type="dxa" w:w="1701"/>
+          </w:tcPr>
+          <w:p>
+            <w:r>
+              <w:t>The utilisation/non-return problem quantified; adverse device experience concentrated among prior users</w:t>
+            </w:r>
+          </w:p>
+        </w:tc>
+        <w:tc>
+          <w:tcPr>
+            <w:tcW w:type="dxa" w:w="1701"/>
+          </w:tcPr>
+          <w:p>
+            <w:r>
+              <w:t>Simple non-exposure account nullified: non-return was driven by prior users, not by residents who had never encountered the device</w:t>
+            </w:r>
+          </w:p>
+        </w:tc>
+      </w:tr>
+      <w:tr>
+        <w:tc>
+          <w:tcPr>
+            <w:tcW w:type="dxa" w:w="1701"/>
+          </w:tcPr>
+          <w:p>
+            <w:r>
+              <w:t>2024</w:t>
+            </w:r>
+          </w:p>
+        </w:tc>
+        <w:tc>
+          <w:tcPr>
+            <w:tcW w:type="dxa" w:w="1701"/>
+          </w:tcPr>
+          <w:p>
+            <w:r>
+              <w:t>Game design and platform validation</w:t>
+            </w:r>
+          </w:p>
+        </w:tc>
+        <w:tc>
+          <w:tcPr>
+            <w:tcW w:type="dxa" w:w="1701"/>
+          </w:tcPr>
+          <w:p>
+            <w:r>
+              <w:t>Gamification and dynamic-difficulty literature</w:t>
+            </w:r>
+          </w:p>
+        </w:tc>
+        <w:tc>
+          <w:tcPr>
+            <w:tcW w:type="dxa" w:w="1701"/>
+          </w:tcPr>
+          <w:p>
+            <w:r>
+              <w:t>The dual-purpose AI-assisted skiing game as the programme's instrument</w:t>
+            </w:r>
+          </w:p>
+        </w:tc>
+        <w:tc>
+          <w:tcPr>
+            <w:tcW w:type="dxa" w:w="1701"/>
+          </w:tcPr>
+          <w:p>
+            <w:r>
+              <w:t>-</w:t>
+            </w:r>
+          </w:p>
+        </w:tc>
+      </w:tr>
+      <w:tr>
+        <w:tc>
+          <w:tcPr>
+            <w:tcW w:type="dxa" w:w="1701"/>
+          </w:tcPr>
+          <w:p>
+            <w:r>
+              <w:rPr>
+                <w:highlight w:val="yellow"/>
+              </w:rPr>
+              <w:t>[AUTHOR INPUT NEEDED: exact dates]</w:t>
+            </w:r>
+          </w:p>
+        </w:tc>
+        <w:tc>
+          <w:tcPr>
+            <w:tcW w:type="dxa" w:w="1701"/>
+          </w:tcPr>
+          <w:p>
+            <w:r>
+              <w:t>Stage 2 eight-week facility deployment (N=30)</w:t>
+            </w:r>
+          </w:p>
+        </w:tc>
+        <w:tc>
+          <w:tcPr>
+            <w:tcW w:type="dxa" w:w="1701"/>
+          </w:tcPr>
+          <w:p>
+            <w:r>
+              <w:t>Expectation that gamified delivery would sustain engagement</w:t>
+            </w:r>
+          </w:p>
+        </w:tc>
+        <w:tc>
+          <w:tcPr>
+            <w:tcW w:type="dxa" w:w="1701"/>
+          </w:tcPr>
+          <w:p>
+            <w:r>
+              <w:t>Seventy per cent disengagement at or before three cycles; the objective-score-improvement/non-return paradox</w:t>
+            </w:r>
+          </w:p>
+        </w:tc>
+        <w:tc>
+          <w:tcPr>
+            <w:tcW w:type="dxa" w:w="1701"/>
+          </w:tcPr>
+          <w:p>
+            <w:r>
+              <w:t>Competence account nullified (scores improved yet players did not return); FIDS alone could no longer carry the account - the transition to FIAS, specified in Chapter 5, is the pivotal move of the research journey</w:t>
+            </w:r>
+          </w:p>
+        </w:tc>
+      </w:tr>
+      <w:tr>
+        <w:tc>
+          <w:tcPr>
+            <w:tcW w:type="dxa" w:w="1701"/>
+          </w:tcPr>
+          <w:p>
+            <w:r>
+              <w:t>March-April 2026</w:t>
+            </w:r>
+          </w:p>
+        </w:tc>
+        <w:tc>
+          <w:tcPr>
+            <w:tcW w:type="dxa" w:w="1701"/>
+          </w:tcPr>
+          <w:p>
+            <w:r>
+              <w:t>Stage 3 remote decoupled deployment (register N=120)</w:t>
+            </w:r>
+          </w:p>
+        </w:tc>
+        <w:tc>
+          <w:tcPr>
+            <w:tcW w:type="dxa" w:w="1701"/>
+          </w:tcPr>
+          <w:p>
+            <w:r>
+              <w:t>FIAS as the candidate account; frame-sensitive and dispositional readings as rivals</w:t>
+            </w:r>
+          </w:p>
+        </w:tc>
+        <w:tc>
+          <w:tcPr>
+            <w:tcW w:type="dxa" w:w="1701"/>
+          </w:tcPr>
+          <w:p>
+            <w:r>
+              <w:t>A substantial behavioural shift once the assessment frame was removed; the commitment gap</w:t>
+            </w:r>
+          </w:p>
+        </w:tc>
+        <w:tc>
+          <w:tcPr>
+            <w:tcW w:type="dxa" w:w="1701"/>
+          </w:tcPr>
+          <w:p>
+            <w:r>
+              <w:t>The dispositional account (H0) could not accommodate the between-cohort shift; frame-sensitivity retained as the calibrated reading</w:t>
+            </w:r>
+          </w:p>
+        </w:tc>
+      </w:tr>
+      <w:tr>
+        <w:tc>
+          <w:tcPr>
+            <w:tcW w:type="dxa" w:w="1701"/>
+          </w:tcPr>
+          <w:p>
+            <w:r>
+              <w:t>March-August 2026</w:t>
+            </w:r>
+          </w:p>
+        </w:tc>
+        <w:tc>
+          <w:tcPr>
+            <w:tcW w:type="dxa" w:w="1701"/>
+          </w:tcPr>
+          <w:p>
+            <w:r>
+              <w:t>Expert consultation panel (four consultations with follow-ups)</w:t>
+            </w:r>
+          </w:p>
+        </w:tc>
+        <w:tc>
+          <w:tcPr>
+            <w:tcW w:type="dxa" w:w="1701"/>
+          </w:tcPr>
+          <w:p>
+            <w:r>
+              <w:t>Stage 1-3 findings and the FIDS-to-FIAS transition</w:t>
+            </w:r>
+          </w:p>
+        </w:tc>
+        <w:tc>
+          <w:tcPr>
+            <w:tcW w:type="dxa" w:w="1701"/>
+          </w:tcPr>
+          <w:p>
+            <w:r>
+              <w:t>Clinical corroboration of the abandonment window, verdict attribution and reward economics; the build judged suitable for FRA practice</w:t>
+            </w:r>
+          </w:p>
+        </w:tc>
+        <w:tc>
+          <w:tcPr>
+            <w:tcW w:type="dxa" w:w="1701"/>
+          </w:tcPr>
+          <w:p>
+            <w:r>
+              <w:t>Technology-difficulty as the primary barrier was challenged from practice; coaching-at-scale was revised on cost grounds (social cost and therapist scarcity)</w:t>
+            </w:r>
+          </w:p>
+        </w:tc>
+      </w:tr>
+      <w:tr>
+        <w:tc>
+          <w:tcPr>
+            <w:tcW w:type="dxa" w:w="1701"/>
+          </w:tcPr>
+          <w:p>
+            <w:r>
+              <w:t>August 2026</w:t>
+            </w:r>
+          </w:p>
+        </w:tc>
+        <w:tc>
+          <w:tcPr>
+            <w:tcW w:type="dxa" w:w="1701"/>
+          </w:tcPr>
+          <w:p>
+            <w:r>
+              <w:t>Ethics approval HSEARS20260805008</w:t>
+            </w:r>
+          </w:p>
+        </w:tc>
+        <w:tc>
+          <w:tcPr>
+            <w:tcW w:type="dxa" w:w="1701"/>
+          </w:tcPr>
+          <w:p>
+            <w:r>
+              <w:t>-</w:t>
+            </w:r>
+          </w:p>
+        </w:tc>
+        <w:tc>
+          <w:tcPr>
+            <w:tcW w:type="dxa" w:w="1701"/>
+          </w:tcPr>
+          <w:p>
+            <w:r>
+              <w:t>Formal approval covering the programme as conducted and the forward stage</w:t>
+            </w:r>
+          </w:p>
+        </w:tc>
+        <w:tc>
+          <w:tcPr>
+            <w:tcW w:type="dxa" w:w="1701"/>
+          </w:tcPr>
+          <w:p>
+            <w:r>
+              <w:t>-</w:t>
+            </w:r>
+          </w:p>
+        </w:tc>
+      </w:tr>
+      <w:tr>
+        <w:tc>
+          <w:tcPr>
+            <w:tcW w:type="dxa" w:w="1701"/>
+          </w:tcPr>
+          <w:p>
+            <w:r>
+              <w:rPr>
+                <w:highlight w:val="yellow"/>
+              </w:rPr>
+              <w:t>August-October 2026 [AUTHOR INPUT NEEDED: window dates]</w:t>
+            </w:r>
+          </w:p>
+        </w:tc>
+        <w:tc>
+          <w:tcPr>
+            <w:tcW w:type="dxa" w:w="1701"/>
+          </w:tcPr>
+          <w:p>
+            <w:r>
+              <w:t>Stage 3B pre-registered 2x2 field experiment</w:t>
+            </w:r>
+          </w:p>
+        </w:tc>
+        <w:tc>
+          <w:tcPr>
+            <w:tcW w:type="dxa" w:w="1701"/>
+          </w:tcPr>
+          <w:p>
+            <w:r>
+              <w:t>The adaptive-learning framework; the errorless-versus-graceful-failure question open</w:t>
+            </w:r>
+          </w:p>
+        </w:tc>
+        <w:tc>
+          <w:tcPr>
+            <w:tcW w:type="dxa" w:w="1701"/>
+          </w:tcPr>
+          <w:p>
+            <w:r>
+              <w:rPr>
+                <w:highlight w:val="yellow"/>
+              </w:rPr>
+              <w:t>[TO BE REPORTED when the Stage 3B window closes]</w:t>
+            </w:r>
+          </w:p>
+        </w:tc>
+        <w:tc>
+          <w:tcPr>
+            <w:tcW w:type="dxa" w:w="1701"/>
+          </w:tcPr>
+          <w:p>
+            <w:r>
+              <w:rPr>
+                <w:highlight w:val="yellow"/>
+              </w:rPr>
+              <w:t>[OPEN - H-3B under test; the design allows the adaptive-arm advantage itself to be nullified]</w:t>
+            </w:r>
+          </w:p>
+        </w:tc>
+      </w:tr>
+      <w:tr>
+        <w:tc>
+          <w:tcPr>
+            <w:tcW w:type="dxa" w:w="1701"/>
+          </w:tcPr>
+          <w:p>
+            <w:r>
+              <w:t>October 2026</w:t>
+            </w:r>
+          </w:p>
+        </w:tc>
+        <w:tc>
+          <w:tcPr>
+            <w:tcW w:type="dxa" w:w="1701"/>
+          </w:tcPr>
+          <w:p>
+            <w:r>
+              <w:t>Programme close and thesis completion</w:t>
+            </w:r>
+          </w:p>
+        </w:tc>
+        <w:tc>
+          <w:tcPr>
+            <w:tcW w:type="dxa" w:w="1701"/>
+          </w:tcPr>
+          <w:p>
+            <w:r>
+              <w:t>-</w:t>
+            </w:r>
+          </w:p>
+        </w:tc>
+        <w:tc>
+          <w:tcPr>
+            <w:tcW w:type="dxa" w:w="1701"/>
+          </w:tcPr>
+          <w:p>
+            <w:r>
+              <w:t>The calibrated evidential chain: observed, interpreted, demonstrated in part, hypothesised</w:t>
+            </w:r>
+          </w:p>
+        </w:tc>
+        <w:tc>
+          <w:tcPr>
+            <w:tcW w:type="dxa" w:w="1701"/>
+          </w:tcPr>
+          <w:p>
+            <w:r>
+              <w:t>Artificial intelligence recalibrated from critical to enabling - the deterministic rule agent sufficed for in-run adaptation</w:t>
+            </w:r>
+          </w:p>
+        </w:tc>
+      </w:tr>
+    </w:tbl>
+    <w:p>
+      <w:pPr>
+        <w:pStyle w:val="Caption"/>
+      </w:pPr>
+      <w:r>
+        <w:t>Table 9.1. The programme diary: knowledge evolution in calendar order, 2023 - October 2026. Yellow cells await author input or the close of the Stage 3B window.</w:t>
       </w:r>
     </w:p>
     <w:p>

--- a/docs/thesis/Full_version_V37_REVIEW_EngD_Thesis_Submission_Draft.docx
+++ b/docs/thesis/Full_version_V37_REVIEW_EngD_Thesis_Submission_Draft.docx
@@ -1392,8 +1392,6 @@
         <w:rPr>
           <w:szCs w:val="22"/>
           <w:lang w:val="en-US" w:eastAsia="en-US" w:bidi="ar-SA"/>
-          <w:rFonts w:ascii="Times New Roman" w:hAnsi="Times New Roman" w:eastAsia="Times New Roman" w:cs="Times New Roman"/>
-          <w:sz w:val="24"/>
         </w:rPr>
         <w:t>Chapter 4 Stage 1 — From FIDS to FIAS</w:t>
       </w:r>
@@ -1401,8 +1399,6 @@
         <w:rPr>
           <w:szCs w:val="22"/>
           <w:lang w:val="en-US" w:eastAsia="en-US" w:bidi="ar-SA"/>
-          <w:rFonts w:ascii="Times New Roman" w:hAnsi="Times New Roman"/>
-          <w:sz w:val="24"/>
         </w:rPr>
         <w:tab/>
       </w:r>
@@ -1410,8 +1406,6 @@
         <w:rPr>
           <w:szCs w:val="22"/>
           <w:lang w:val="en-US" w:eastAsia="en-US" w:bidi="ar-SA"/>
-          <w:rFonts w:ascii="Times New Roman" w:hAnsi="Times New Roman" w:eastAsia="Times New Roman" w:cs="Times New Roman"/>
-          <w:sz w:val="24"/>
         </w:rPr>
         <w:t>28</w:t>
       </w:r>
@@ -1430,8 +1424,6 @@
         <w:rPr>
           <w:szCs w:val="22"/>
           <w:lang w:val="en-US" w:eastAsia="en-US" w:bidi="ar-SA"/>
-          <w:rFonts w:ascii="Times New Roman" w:hAnsi="Times New Roman" w:eastAsia="Times New Roman" w:cs="Times New Roman"/>
-          <w:sz w:val="24"/>
         </w:rPr>
         <w:t>4.1 Purpose</w:t>
       </w:r>
@@ -1439,8 +1431,6 @@
         <w:rPr>
           <w:szCs w:val="22"/>
           <w:lang w:val="en-US" w:eastAsia="en-US" w:bidi="ar-SA"/>
-          <w:rFonts w:ascii="Times New Roman" w:hAnsi="Times New Roman"/>
-          <w:sz w:val="24"/>
         </w:rPr>
         <w:tab/>
       </w:r>
@@ -1448,8 +1438,6 @@
         <w:rPr>
           <w:szCs w:val="22"/>
           <w:lang w:val="en-US" w:eastAsia="en-US" w:bidi="ar-SA"/>
-          <w:rFonts w:ascii="Times New Roman" w:hAnsi="Times New Roman" w:eastAsia="Times New Roman" w:cs="Times New Roman"/>
-          <w:sz w:val="24"/>
         </w:rPr>
         <w:t>28</w:t>
       </w:r>
@@ -1468,8 +1456,6 @@
         <w:rPr>
           <w:szCs w:val="22"/>
           <w:lang w:val="en-US" w:eastAsia="en-US" w:bidi="ar-SA"/>
-          <w:rFonts w:ascii="Times New Roman" w:hAnsi="Times New Roman" w:eastAsia="Times New Roman" w:cs="Times New Roman"/>
-          <w:sz w:val="24"/>
         </w:rPr>
         <w:t>4.1A What is Fall Risk Assessment (FRA)? Basic System Design and Features</w:t>
       </w:r>
@@ -1477,8 +1463,6 @@
         <w:rPr>
           <w:szCs w:val="22"/>
           <w:lang w:val="en-US" w:eastAsia="en-US" w:bidi="ar-SA"/>
-          <w:rFonts w:ascii="Times New Roman" w:hAnsi="Times New Roman"/>
-          <w:sz w:val="24"/>
         </w:rPr>
         <w:tab/>
       </w:r>
@@ -1486,8 +1470,6 @@
         <w:rPr>
           <w:szCs w:val="22"/>
           <w:lang w:val="en-US" w:eastAsia="en-US" w:bidi="ar-SA"/>
-          <w:rFonts w:ascii="Times New Roman" w:hAnsi="Times New Roman" w:eastAsia="Times New Roman" w:cs="Times New Roman"/>
-          <w:sz w:val="24"/>
         </w:rPr>
         <w:t>29</w:t>
       </w:r>
@@ -1506,8 +1488,6 @@
         <w:rPr>
           <w:szCs w:val="22"/>
           <w:lang w:val="en-US" w:eastAsia="en-US" w:bidi="ar-SA"/>
-          <w:rFonts w:ascii="Times New Roman" w:hAnsi="Times New Roman" w:eastAsia="Times New Roman" w:cs="Times New Roman"/>
-          <w:sz w:val="24"/>
         </w:rPr>
         <w:t>4.2 The Guangzhou Survey (N = 200 of 280 Residents)</w:t>
       </w:r>
@@ -1515,8 +1495,6 @@
         <w:rPr>
           <w:szCs w:val="22"/>
           <w:lang w:val="en-US" w:eastAsia="en-US" w:bidi="ar-SA"/>
-          <w:rFonts w:ascii="Times New Roman" w:hAnsi="Times New Roman"/>
-          <w:sz w:val="24"/>
         </w:rPr>
         <w:tab/>
       </w:r>
@@ -1524,8 +1502,6 @@
         <w:rPr>
           <w:szCs w:val="22"/>
           <w:lang w:val="en-US" w:eastAsia="en-US" w:bidi="ar-SA"/>
-          <w:rFonts w:ascii="Times New Roman" w:hAnsi="Times New Roman" w:eastAsia="Times New Roman" w:cs="Times New Roman"/>
-          <w:sz w:val="24"/>
         </w:rPr>
         <w:t>31</w:t>
       </w:r>
@@ -1544,8 +1520,6 @@
         <w:rPr>
           <w:szCs w:val="22"/>
           <w:lang w:val="en-US" w:eastAsia="en-US" w:bidi="ar-SA"/>
-          <w:rFonts w:ascii="Times New Roman" w:hAnsi="Times New Roman" w:eastAsia="Times New Roman" w:cs="Times New Roman"/>
-          <w:sz w:val="24"/>
         </w:rPr>
         <w:t>4.3 TAM, STAM and the Limitation for Retired Users</w:t>
       </w:r>
@@ -1553,8 +1527,6 @@
         <w:rPr>
           <w:szCs w:val="22"/>
           <w:lang w:val="en-US" w:eastAsia="en-US" w:bidi="ar-SA"/>
-          <w:rFonts w:ascii="Times New Roman" w:hAnsi="Times New Roman"/>
-          <w:sz w:val="24"/>
         </w:rPr>
         <w:tab/>
       </w:r>
@@ -1562,8 +1534,6 @@
         <w:rPr>
           <w:szCs w:val="22"/>
           <w:lang w:val="en-US" w:eastAsia="en-US" w:bidi="ar-SA"/>
-          <w:rFonts w:ascii="Times New Roman" w:hAnsi="Times New Roman" w:eastAsia="Times New Roman" w:cs="Times New Roman"/>
-          <w:sz w:val="24"/>
         </w:rPr>
         <w:t>32</w:t>
       </w:r>
@@ -1582,8 +1552,6 @@
         <w:rPr>
           <w:szCs w:val="22"/>
           <w:lang w:val="en-US" w:eastAsia="en-US" w:bidi="ar-SA"/>
-          <w:rFonts w:ascii="Times New Roman" w:hAnsi="Times New Roman" w:eastAsia="Times New Roman" w:cs="Times New Roman"/>
-          <w:sz w:val="24"/>
         </w:rPr>
         <w:t>4.4 Octalysis and the In-Game Loss Assumption</w:t>
       </w:r>
@@ -1591,8 +1559,6 @@
         <w:rPr>
           <w:szCs w:val="22"/>
           <w:lang w:val="en-US" w:eastAsia="en-US" w:bidi="ar-SA"/>
-          <w:rFonts w:ascii="Times New Roman" w:hAnsi="Times New Roman"/>
-          <w:sz w:val="24"/>
         </w:rPr>
         <w:tab/>
       </w:r>
@@ -1600,8 +1566,6 @@
         <w:rPr>
           <w:szCs w:val="22"/>
           <w:lang w:val="en-US" w:eastAsia="en-US" w:bidi="ar-SA"/>
-          <w:rFonts w:ascii="Times New Roman" w:hAnsi="Times New Roman" w:eastAsia="Times New Roman" w:cs="Times New Roman"/>
-          <w:sz w:val="24"/>
         </w:rPr>
         <w:t>32</w:t>
       </w:r>
@@ -1620,8 +1584,6 @@
         <w:rPr>
           <w:szCs w:val="22"/>
           <w:lang w:val="en-US" w:eastAsia="en-US" w:bidi="ar-SA"/>
-          <w:rFonts w:ascii="Times New Roman" w:hAnsi="Times New Roman" w:eastAsia="Times New Roman" w:cs="Times New Roman"/>
-          <w:sz w:val="24"/>
         </w:rPr>
         <w:t>4.5 Behavioural Science Lenses</w:t>
       </w:r>
@@ -1629,8 +1591,6 @@
         <w:rPr>
           <w:szCs w:val="22"/>
           <w:lang w:val="en-US" w:eastAsia="en-US" w:bidi="ar-SA"/>
-          <w:rFonts w:ascii="Times New Roman" w:hAnsi="Times New Roman"/>
-          <w:sz w:val="24"/>
         </w:rPr>
         <w:tab/>
       </w:r>
@@ -1638,8 +1598,6 @@
         <w:rPr>
           <w:szCs w:val="22"/>
           <w:lang w:val="en-US" w:eastAsia="en-US" w:bidi="ar-SA"/>
-          <w:rFonts w:ascii="Times New Roman" w:hAnsi="Times New Roman" w:eastAsia="Times New Roman" w:cs="Times New Roman"/>
-          <w:sz w:val="24"/>
         </w:rPr>
         <w:t>33</w:t>
       </w:r>
@@ -1658,8 +1616,6 @@
         <w:rPr>
           <w:szCs w:val="22"/>
           <w:lang w:val="en-US" w:eastAsia="en-US" w:bidi="ar-SA"/>
-          <w:rFonts w:ascii="Times New Roman" w:hAnsi="Times New Roman" w:eastAsia="Times New Roman" w:cs="Times New Roman"/>
-          <w:sz w:val="24"/>
         </w:rPr>
         <w:t>4.6 Terminological Correction: FIDS to FIAS</w:t>
       </w:r>
@@ -1667,8 +1623,6 @@
         <w:rPr>
           <w:szCs w:val="22"/>
           <w:lang w:val="en-US" w:eastAsia="en-US" w:bidi="ar-SA"/>
-          <w:rFonts w:ascii="Times New Roman" w:hAnsi="Times New Roman"/>
-          <w:sz w:val="24"/>
         </w:rPr>
         <w:tab/>
       </w:r>
@@ -1676,8 +1630,6 @@
         <w:rPr>
           <w:szCs w:val="22"/>
           <w:lang w:val="en-US" w:eastAsia="en-US" w:bidi="ar-SA"/>
-          <w:rFonts w:ascii="Times New Roman" w:hAnsi="Times New Roman" w:eastAsia="Times New Roman" w:cs="Times New Roman"/>
-          <w:sz w:val="24"/>
         </w:rPr>
         <w:t>33</w:t>
       </w:r>
@@ -1696,8 +1648,6 @@
         <w:rPr>
           <w:szCs w:val="22"/>
           <w:lang w:val="en-US" w:eastAsia="en-US" w:bidi="ar-SA"/>
-          <w:rFonts w:ascii="Times New Roman" w:hAnsi="Times New Roman" w:eastAsia="Times New Roman" w:cs="Times New Roman"/>
-          <w:sz w:val="24"/>
         </w:rPr>
         <w:t>4.7 Cross-Cultural Reference Point</w:t>
       </w:r>
@@ -1705,8 +1655,6 @@
         <w:rPr>
           <w:szCs w:val="22"/>
           <w:lang w:val="en-US" w:eastAsia="en-US" w:bidi="ar-SA"/>
-          <w:rFonts w:ascii="Times New Roman" w:hAnsi="Times New Roman"/>
-          <w:sz w:val="24"/>
         </w:rPr>
         <w:tab/>
       </w:r>
@@ -1714,8 +1662,6 @@
         <w:rPr>
           <w:szCs w:val="22"/>
           <w:lang w:val="en-US" w:eastAsia="en-US" w:bidi="ar-SA"/>
-          <w:rFonts w:ascii="Times New Roman" w:hAnsi="Times New Roman" w:eastAsia="Times New Roman" w:cs="Times New Roman"/>
-          <w:sz w:val="24"/>
         </w:rPr>
         <w:t>34</w:t>
       </w:r>
@@ -1734,8 +1680,6 @@
         <w:rPr>
           <w:szCs w:val="22"/>
           <w:lang w:val="en-US" w:eastAsia="en-US" w:bidi="ar-SA"/>
-          <w:rFonts w:ascii="Times New Roman" w:hAnsi="Times New Roman" w:eastAsia="Times New Roman" w:cs="Times New Roman"/>
-          <w:sz w:val="24"/>
         </w:rPr>
         <w:t>4.8 Output and Stage-1 Limitations</w:t>
       </w:r>
@@ -1743,8 +1687,6 @@
         <w:rPr>
           <w:szCs w:val="22"/>
           <w:lang w:val="en-US" w:eastAsia="en-US" w:bidi="ar-SA"/>
-          <w:rFonts w:ascii="Times New Roman" w:hAnsi="Times New Roman"/>
-          <w:sz w:val="24"/>
         </w:rPr>
         <w:tab/>
       </w:r>
@@ -1752,8 +1694,6 @@
         <w:rPr>
           <w:szCs w:val="22"/>
           <w:lang w:val="en-US" w:eastAsia="en-US" w:bidi="ar-SA"/>
-          <w:rFonts w:ascii="Times New Roman" w:hAnsi="Times New Roman" w:eastAsia="Times New Roman" w:cs="Times New Roman"/>
-          <w:sz w:val="24"/>
         </w:rPr>
         <w:t>34</w:t>
       </w:r>
@@ -1772,8 +1712,6 @@
         <w:rPr>
           <w:szCs w:val="22"/>
           <w:lang w:val="en-US" w:eastAsia="en-US" w:bidi="ar-SA"/>
-          <w:rFonts w:ascii="Times New Roman" w:hAnsi="Times New Roman" w:eastAsia="Times New Roman" w:cs="Times New Roman"/>
-          <w:sz w:val="24"/>
         </w:rPr>
         <w:t>Chapter 5 Stage 2 — Action Research with Gamified FRA</w:t>
       </w:r>
@@ -1781,8 +1719,6 @@
         <w:rPr>
           <w:szCs w:val="22"/>
           <w:lang w:val="en-US" w:eastAsia="en-US" w:bidi="ar-SA"/>
-          <w:rFonts w:ascii="Times New Roman" w:hAnsi="Times New Roman"/>
-          <w:sz w:val="24"/>
         </w:rPr>
         <w:tab/>
       </w:r>
@@ -1790,8 +1726,6 @@
         <w:rPr>
           <w:szCs w:val="22"/>
           <w:lang w:val="en-US" w:eastAsia="en-US" w:bidi="ar-SA"/>
-          <w:rFonts w:ascii="Times New Roman" w:hAnsi="Times New Roman" w:eastAsia="Times New Roman" w:cs="Times New Roman"/>
-          <w:sz w:val="24"/>
         </w:rPr>
         <w:t>35</w:t>
       </w:r>
@@ -1810,8 +1744,6 @@
         <w:rPr>
           <w:szCs w:val="22"/>
           <w:lang w:val="en-US" w:eastAsia="en-US" w:bidi="ar-SA"/>
-          <w:rFonts w:ascii="Times New Roman" w:hAnsi="Times New Roman" w:eastAsia="Times New Roman" w:cs="Times New Roman"/>
-          <w:sz w:val="24"/>
         </w:rPr>
         <w:t>5.1 Research Questions and Hypotheses</w:t>
       </w:r>
@@ -1819,8 +1751,6 @@
         <w:rPr>
           <w:szCs w:val="22"/>
           <w:lang w:val="en-US" w:eastAsia="en-US" w:bidi="ar-SA"/>
-          <w:rFonts w:ascii="Times New Roman" w:hAnsi="Times New Roman"/>
-          <w:sz w:val="24"/>
         </w:rPr>
         <w:tab/>
       </w:r>
@@ -1828,8 +1758,6 @@
         <w:rPr>
           <w:szCs w:val="22"/>
           <w:lang w:val="en-US" w:eastAsia="en-US" w:bidi="ar-SA"/>
-          <w:rFonts w:ascii="Times New Roman" w:hAnsi="Times New Roman" w:eastAsia="Times New Roman" w:cs="Times New Roman"/>
-          <w:sz w:val="24"/>
         </w:rPr>
         <w:t>35</w:t>
       </w:r>
@@ -1848,8 +1776,6 @@
         <w:rPr>
           <w:szCs w:val="22"/>
           <w:lang w:val="en-US" w:eastAsia="en-US" w:bidi="ar-SA"/>
-          <w:rFonts w:ascii="Times New Roman" w:hAnsi="Times New Roman" w:eastAsia="Times New Roman" w:cs="Times New Roman"/>
-          <w:sz w:val="24"/>
         </w:rPr>
         <w:t>5.2 Setting and Action-Research Approach</w:t>
       </w:r>
@@ -1857,8 +1783,6 @@
         <w:rPr>
           <w:szCs w:val="22"/>
           <w:lang w:val="en-US" w:eastAsia="en-US" w:bidi="ar-SA"/>
-          <w:rFonts w:ascii="Times New Roman" w:hAnsi="Times New Roman"/>
-          <w:sz w:val="24"/>
         </w:rPr>
         <w:tab/>
       </w:r>
@@ -1866,8 +1790,6 @@
         <w:rPr>
           <w:szCs w:val="22"/>
           <w:lang w:val="en-US" w:eastAsia="en-US" w:bidi="ar-SA"/>
-          <w:rFonts w:ascii="Times New Roman" w:hAnsi="Times New Roman" w:eastAsia="Times New Roman" w:cs="Times New Roman"/>
-          <w:sz w:val="24"/>
         </w:rPr>
         <w:t>35</w:t>
       </w:r>
@@ -1886,8 +1808,6 @@
         <w:rPr>
           <w:szCs w:val="22"/>
           <w:lang w:val="en-US" w:eastAsia="en-US" w:bidi="ar-SA"/>
-          <w:rFonts w:ascii="Times New Roman" w:hAnsi="Times New Roman" w:eastAsia="Times New Roman" w:cs="Times New Roman"/>
-          <w:sz w:val="24"/>
         </w:rPr>
         <w:t>5.2A Integrating the FRA into the Skiing Game: The Dual-Purpose Mechanic in Detail</w:t>
       </w:r>
@@ -1895,8 +1815,6 @@
         <w:rPr>
           <w:szCs w:val="22"/>
           <w:lang w:val="en-US" w:eastAsia="en-US" w:bidi="ar-SA"/>
-          <w:rFonts w:ascii="Times New Roman" w:hAnsi="Times New Roman"/>
-          <w:sz w:val="24"/>
         </w:rPr>
         <w:tab/>
       </w:r>
@@ -1904,8 +1822,6 @@
         <w:rPr>
           <w:szCs w:val="22"/>
           <w:lang w:val="en-US" w:eastAsia="en-US" w:bidi="ar-SA"/>
-          <w:rFonts w:ascii="Times New Roman" w:hAnsi="Times New Roman" w:eastAsia="Times New Roman" w:cs="Times New Roman"/>
-          <w:sz w:val="24"/>
         </w:rPr>
         <w:t>36</w:t>
       </w:r>
@@ -1924,8 +1840,6 @@
         <w:rPr>
           <w:szCs w:val="22"/>
           <w:lang w:val="en-US" w:eastAsia="en-US" w:bidi="ar-SA"/>
-          <w:rFonts w:ascii="Times New Roman" w:hAnsi="Times New Roman" w:eastAsia="Times New Roman" w:cs="Times New Roman"/>
-          <w:sz w:val="24"/>
         </w:rPr>
         <w:t>5.3 The Gamified Intervention — Skiing Game on the InBody Pressure Panel</w:t>
       </w:r>
@@ -1933,8 +1847,6 @@
         <w:rPr>
           <w:szCs w:val="22"/>
           <w:lang w:val="en-US" w:eastAsia="en-US" w:bidi="ar-SA"/>
-          <w:rFonts w:ascii="Times New Roman" w:hAnsi="Times New Roman"/>
-          <w:sz w:val="24"/>
         </w:rPr>
         <w:tab/>
       </w:r>
@@ -1942,8 +1854,6 @@
         <w:rPr>
           <w:szCs w:val="22"/>
           <w:lang w:val="en-US" w:eastAsia="en-US" w:bidi="ar-SA"/>
-          <w:rFonts w:ascii="Times New Roman" w:hAnsi="Times New Roman" w:eastAsia="Times New Roman" w:cs="Times New Roman"/>
-          <w:sz w:val="24"/>
         </w:rPr>
         <w:t>39</w:t>
       </w:r>
@@ -1962,8 +1872,6 @@
         <w:rPr>
           <w:szCs w:val="22"/>
           <w:lang w:val="en-US" w:eastAsia="en-US" w:bidi="ar-SA"/>
-          <w:rFonts w:ascii="Times New Roman" w:hAnsi="Times New Roman" w:eastAsia="Times New Roman" w:cs="Times New Roman"/>
-          <w:sz w:val="24"/>
         </w:rPr>
         <w:t>5.3.1 The InBody Pressure Panel</w:t>
       </w:r>
@@ -1971,8 +1879,6 @@
         <w:rPr>
           <w:szCs w:val="22"/>
           <w:lang w:val="en-US" w:eastAsia="en-US" w:bidi="ar-SA"/>
-          <w:rFonts w:ascii="Times New Roman" w:hAnsi="Times New Roman"/>
-          <w:sz w:val="24"/>
         </w:rPr>
         <w:tab/>
       </w:r>
@@ -1980,8 +1886,6 @@
         <w:rPr>
           <w:szCs w:val="22"/>
           <w:lang w:val="en-US" w:eastAsia="en-US" w:bidi="ar-SA"/>
-          <w:rFonts w:ascii="Times New Roman" w:hAnsi="Times New Roman" w:eastAsia="Times New Roman" w:cs="Times New Roman"/>
-          <w:sz w:val="24"/>
         </w:rPr>
         <w:t>40</w:t>
       </w:r>
@@ -2000,8 +1904,6 @@
         <w:rPr>
           <w:szCs w:val="22"/>
           <w:lang w:val="en-US" w:eastAsia="en-US" w:bidi="ar-SA"/>
-          <w:rFonts w:ascii="Times New Roman" w:hAnsi="Times New Roman" w:eastAsia="Times New Roman" w:cs="Times New Roman"/>
-          <w:sz w:val="24"/>
         </w:rPr>
         <w:t>5.3.2 Game Concept and Gameplay Loop</w:t>
       </w:r>
@@ -2009,8 +1911,6 @@
         <w:rPr>
           <w:szCs w:val="22"/>
           <w:lang w:val="en-US" w:eastAsia="en-US" w:bidi="ar-SA"/>
-          <w:rFonts w:ascii="Times New Roman" w:hAnsi="Times New Roman"/>
-          <w:sz w:val="24"/>
         </w:rPr>
         <w:tab/>
       </w:r>
@@ -2018,8 +1918,6 @@
         <w:rPr>
           <w:szCs w:val="22"/>
           <w:lang w:val="en-US" w:eastAsia="en-US" w:bidi="ar-SA"/>
-          <w:rFonts w:ascii="Times New Roman" w:hAnsi="Times New Roman" w:eastAsia="Times New Roman" w:cs="Times New Roman"/>
-          <w:sz w:val="24"/>
         </w:rPr>
         <w:t>40</w:t>
       </w:r>
@@ -2038,8 +1936,6 @@
         <w:rPr>
           <w:szCs w:val="22"/>
           <w:lang w:val="en-US" w:eastAsia="en-US" w:bidi="ar-SA"/>
-          <w:rFonts w:ascii="Times New Roman" w:hAnsi="Times New Roman" w:eastAsia="Times New Roman" w:cs="Times New Roman"/>
-          <w:sz w:val="24"/>
         </w:rPr>
         <w:t>5.3.3 On-Screen Display</w:t>
       </w:r>
@@ -2047,8 +1943,6 @@
         <w:rPr>
           <w:szCs w:val="22"/>
           <w:lang w:val="en-US" w:eastAsia="en-US" w:bidi="ar-SA"/>
-          <w:rFonts w:ascii="Times New Roman" w:hAnsi="Times New Roman"/>
-          <w:sz w:val="24"/>
         </w:rPr>
         <w:tab/>
       </w:r>
@@ -2056,8 +1950,6 @@
         <w:rPr>
           <w:szCs w:val="22"/>
           <w:lang w:val="en-US" w:eastAsia="en-US" w:bidi="ar-SA"/>
-          <w:rFonts w:ascii="Times New Roman" w:hAnsi="Times New Roman" w:eastAsia="Times New Roman" w:cs="Times New Roman"/>
-          <w:sz w:val="24"/>
         </w:rPr>
         <w:t>40</w:t>
       </w:r>
@@ -2076,8 +1968,6 @@
         <w:rPr>
           <w:szCs w:val="22"/>
           <w:lang w:val="en-US" w:eastAsia="en-US" w:bidi="ar-SA"/>
-          <w:rFonts w:ascii="Times New Roman" w:hAnsi="Times New Roman" w:eastAsia="Times New Roman" w:cs="Times New Roman"/>
-          <w:sz w:val="24"/>
         </w:rPr>
         <w:t>5.3.4 Five-Layer Architecture</w:t>
       </w:r>
@@ -2085,8 +1975,6 @@
         <w:rPr>
           <w:szCs w:val="22"/>
           <w:lang w:val="en-US" w:eastAsia="en-US" w:bidi="ar-SA"/>
-          <w:rFonts w:ascii="Times New Roman" w:hAnsi="Times New Roman"/>
-          <w:sz w:val="24"/>
         </w:rPr>
         <w:tab/>
       </w:r>
@@ -2094,8 +1982,6 @@
         <w:rPr>
           <w:szCs w:val="22"/>
           <w:lang w:val="en-US" w:eastAsia="en-US" w:bidi="ar-SA"/>
-          <w:rFonts w:ascii="Times New Roman" w:hAnsi="Times New Roman" w:eastAsia="Times New Roman" w:cs="Times New Roman"/>
-          <w:sz w:val="24"/>
         </w:rPr>
         <w:t>41</w:t>
       </w:r>
@@ -2114,8 +2000,6 @@
         <w:rPr>
           <w:szCs w:val="22"/>
           <w:lang w:val="en-US" w:eastAsia="en-US" w:bidi="ar-SA"/>
-          <w:rFonts w:ascii="Times New Roman" w:hAnsi="Times New Roman" w:eastAsia="Times New Roman" w:cs="Times New Roman"/>
-          <w:sz w:val="24"/>
         </w:rPr>
         <w:t>5.3.5 Automatic Difficulty Adjustment System</w:t>
       </w:r>
@@ -2123,8 +2007,6 @@
         <w:rPr>
           <w:szCs w:val="22"/>
           <w:lang w:val="en-US" w:eastAsia="en-US" w:bidi="ar-SA"/>
-          <w:rFonts w:ascii="Times New Roman" w:hAnsi="Times New Roman"/>
-          <w:sz w:val="24"/>
         </w:rPr>
         <w:tab/>
       </w:r>
@@ -2132,8 +2014,6 @@
         <w:rPr>
           <w:szCs w:val="22"/>
           <w:lang w:val="en-US" w:eastAsia="en-US" w:bidi="ar-SA"/>
-          <w:rFonts w:ascii="Times New Roman" w:hAnsi="Times New Roman" w:eastAsia="Times New Roman" w:cs="Times New Roman"/>
-          <w:sz w:val="24"/>
         </w:rPr>
         <w:t>42</w:t>
       </w:r>
@@ -2152,8 +2032,6 @@
         <w:rPr>
           <w:szCs w:val="22"/>
           <w:lang w:val="en-US" w:eastAsia="en-US" w:bidi="ar-SA"/>
-          <w:rFonts w:ascii="Times New Roman" w:hAnsi="Times New Roman" w:eastAsia="Times New Roman" w:cs="Times New Roman"/>
-          <w:sz w:val="24"/>
         </w:rPr>
         <w:t>5.3.6 Data Structures and Telemetry</w:t>
       </w:r>
@@ -2161,8 +2039,6 @@
         <w:rPr>
           <w:szCs w:val="22"/>
           <w:lang w:val="en-US" w:eastAsia="en-US" w:bidi="ar-SA"/>
-          <w:rFonts w:ascii="Times New Roman" w:hAnsi="Times New Roman"/>
-          <w:sz w:val="24"/>
         </w:rPr>
         <w:tab/>
       </w:r>
@@ -2170,8 +2046,6 @@
         <w:rPr>
           <w:szCs w:val="22"/>
           <w:lang w:val="en-US" w:eastAsia="en-US" w:bidi="ar-SA"/>
-          <w:rFonts w:ascii="Times New Roman" w:hAnsi="Times New Roman" w:eastAsia="Times New Roman" w:cs="Times New Roman"/>
-          <w:sz w:val="24"/>
         </w:rPr>
         <w:t>43</w:t>
       </w:r>
@@ -2190,8 +2064,6 @@
         <w:rPr>
           <w:szCs w:val="22"/>
           <w:lang w:val="en-US" w:eastAsia="en-US" w:bidi="ar-SA"/>
-          <w:rFonts w:ascii="Times New Roman" w:hAnsi="Times New Roman" w:eastAsia="Times New Roman" w:cs="Times New Roman"/>
-          <w:sz w:val="24"/>
         </w:rPr>
         <w:t>5.3.7 Sample User Profile</w:t>
       </w:r>
@@ -2199,8 +2071,6 @@
         <w:rPr>
           <w:szCs w:val="22"/>
           <w:lang w:val="en-US" w:eastAsia="en-US" w:bidi="ar-SA"/>
-          <w:rFonts w:ascii="Times New Roman" w:hAnsi="Times New Roman"/>
-          <w:sz w:val="24"/>
         </w:rPr>
         <w:tab/>
       </w:r>
@@ -2208,8 +2078,6 @@
         <w:rPr>
           <w:szCs w:val="22"/>
           <w:lang w:val="en-US" w:eastAsia="en-US" w:bidi="ar-SA"/>
-          <w:rFonts w:ascii="Times New Roman" w:hAnsi="Times New Roman" w:eastAsia="Times New Roman" w:cs="Times New Roman"/>
-          <w:sz w:val="24"/>
         </w:rPr>
         <w:t>43</w:t>
       </w:r>
@@ -2228,8 +2096,6 @@
         <w:rPr>
           <w:szCs w:val="22"/>
           <w:lang w:val="en-US" w:eastAsia="en-US" w:bidi="ar-SA"/>
-          <w:rFonts w:ascii="Times New Roman" w:hAnsi="Times New Roman" w:eastAsia="Times New Roman" w:cs="Times New Roman"/>
-          <w:sz w:val="24"/>
         </w:rPr>
         <w:t>5.3.8 Why a Skiing Game?</w:t>
       </w:r>
@@ -2237,8 +2103,6 @@
         <w:rPr>
           <w:szCs w:val="22"/>
           <w:lang w:val="en-US" w:eastAsia="en-US" w:bidi="ar-SA"/>
-          <w:rFonts w:ascii="Times New Roman" w:hAnsi="Times New Roman"/>
-          <w:sz w:val="24"/>
         </w:rPr>
         <w:tab/>
       </w:r>
@@ -2246,8 +2110,6 @@
         <w:rPr>
           <w:szCs w:val="22"/>
           <w:lang w:val="en-US" w:eastAsia="en-US" w:bidi="ar-SA"/>
-          <w:rFonts w:ascii="Times New Roman" w:hAnsi="Times New Roman" w:eastAsia="Times New Roman" w:cs="Times New Roman"/>
-          <w:sz w:val="24"/>
         </w:rPr>
         <w:t>44</w:t>
       </w:r>
@@ -2266,8 +2128,6 @@
         <w:rPr>
           <w:szCs w:val="22"/>
           <w:lang w:val="en-US" w:eastAsia="en-US" w:bidi="ar-SA"/>
-          <w:rFonts w:ascii="Times New Roman" w:hAnsi="Times New Roman" w:eastAsia="Times New Roman" w:cs="Times New Roman"/>
-          <w:sz w:val="24"/>
         </w:rPr>
         <w:t>5.3.9 Development Methodology: The Claude Code-Assisted Workflow</w:t>
       </w:r>
@@ -2275,8 +2135,6 @@
         <w:rPr>
           <w:szCs w:val="22"/>
           <w:lang w:val="en-US" w:eastAsia="en-US" w:bidi="ar-SA"/>
-          <w:rFonts w:ascii="Times New Roman" w:hAnsi="Times New Roman"/>
-          <w:sz w:val="24"/>
         </w:rPr>
         <w:tab/>
       </w:r>
@@ -2284,8 +2142,6 @@
         <w:rPr>
           <w:szCs w:val="22"/>
           <w:lang w:val="en-US" w:eastAsia="en-US" w:bidi="ar-SA"/>
-          <w:rFonts w:ascii="Times New Roman" w:hAnsi="Times New Roman" w:eastAsia="Times New Roman" w:cs="Times New Roman"/>
-          <w:sz w:val="24"/>
         </w:rPr>
         <w:t>44</w:t>
       </w:r>
@@ -2304,8 +2160,6 @@
         <w:rPr>
           <w:szCs w:val="22"/>
           <w:lang w:val="en-US" w:eastAsia="en-US" w:bidi="ar-SA"/>
-          <w:rFonts w:ascii="Times New Roman" w:hAnsi="Times New Roman" w:eastAsia="Times New Roman" w:cs="Times New Roman"/>
-          <w:sz w:val="24"/>
         </w:rPr>
         <w:t>5.3.10 Dynamic Game States: An Agentic-AI-Driven, Loss-Free Game Mechanic (Secondary Contribution)</w:t>
       </w:r>
@@ -2313,8 +2167,6 @@
         <w:rPr>
           <w:szCs w:val="22"/>
           <w:lang w:val="en-US" w:eastAsia="en-US" w:bidi="ar-SA"/>
-          <w:rFonts w:ascii="Times New Roman" w:hAnsi="Times New Roman"/>
-          <w:sz w:val="24"/>
         </w:rPr>
         <w:tab/>
       </w:r>
@@ -2322,8 +2174,6 @@
         <w:rPr>
           <w:szCs w:val="22"/>
           <w:lang w:val="en-US" w:eastAsia="en-US" w:bidi="ar-SA"/>
-          <w:rFonts w:ascii="Times New Roman" w:hAnsi="Times New Roman" w:eastAsia="Times New Roman" w:cs="Times New Roman"/>
-          <w:sz w:val="24"/>
         </w:rPr>
         <w:t>46</w:t>
       </w:r>
@@ -2342,8 +2192,6 @@
         <w:rPr>
           <w:szCs w:val="22"/>
           <w:lang w:val="en-US" w:eastAsia="en-US" w:bidi="ar-SA"/>
-          <w:rFonts w:ascii="Times New Roman" w:hAnsi="Times New Roman" w:eastAsia="Times New Roman" w:cs="Times New Roman"/>
-          <w:sz w:val="24"/>
         </w:rPr>
         <w:t>5.4 Participants and Data Governance</w:t>
       </w:r>
@@ -2351,8 +2199,6 @@
         <w:rPr>
           <w:szCs w:val="22"/>
           <w:lang w:val="en-US" w:eastAsia="en-US" w:bidi="ar-SA"/>
-          <w:rFonts w:ascii="Times New Roman" w:hAnsi="Times New Roman"/>
-          <w:sz w:val="24"/>
         </w:rPr>
         <w:tab/>
       </w:r>
@@ -2360,8 +2206,6 @@
         <w:rPr>
           <w:szCs w:val="22"/>
           <w:lang w:val="en-US" w:eastAsia="en-US" w:bidi="ar-SA"/>
-          <w:rFonts w:ascii="Times New Roman" w:hAnsi="Times New Roman" w:eastAsia="Times New Roman" w:cs="Times New Roman"/>
-          <w:sz w:val="24"/>
         </w:rPr>
         <w:t>48</w:t>
       </w:r>
@@ -2380,8 +2224,6 @@
         <w:rPr>
           <w:szCs w:val="22"/>
           <w:lang w:val="en-US" w:eastAsia="en-US" w:bidi="ar-SA"/>
-          <w:rFonts w:ascii="Times New Roman" w:hAnsi="Times New Roman" w:eastAsia="Times New Roman" w:cs="Times New Roman"/>
-          <w:sz w:val="24"/>
         </w:rPr>
         <w:t>5.5 Quantitative Findings</w:t>
       </w:r>
@@ -2389,8 +2231,6 @@
         <w:rPr>
           <w:szCs w:val="22"/>
           <w:lang w:val="en-US" w:eastAsia="en-US" w:bidi="ar-SA"/>
-          <w:rFonts w:ascii="Times New Roman" w:hAnsi="Times New Roman"/>
-          <w:sz w:val="24"/>
         </w:rPr>
         <w:tab/>
       </w:r>
@@ -2398,8 +2238,6 @@
         <w:rPr>
           <w:szCs w:val="22"/>
           <w:lang w:val="en-US" w:eastAsia="en-US" w:bidi="ar-SA"/>
-          <w:rFonts w:ascii="Times New Roman" w:hAnsi="Times New Roman" w:eastAsia="Times New Roman" w:cs="Times New Roman"/>
-          <w:sz w:val="24"/>
         </w:rPr>
         <w:t>48</w:t>
       </w:r>
@@ -2418,8 +2256,6 @@
         <w:rPr>
           <w:szCs w:val="22"/>
           <w:lang w:val="en-US" w:eastAsia="en-US" w:bidi="ar-SA"/>
-          <w:rFonts w:ascii="Times New Roman" w:hAnsi="Times New Roman" w:eastAsia="Times New Roman" w:cs="Times New Roman"/>
-          <w:sz w:val="24"/>
         </w:rPr>
         <w:t>5.6 The F4 Cluster and the Objective-Score-Improvement/Non-Return Paradox</w:t>
       </w:r>
@@ -2427,8 +2263,6 @@
         <w:rPr>
           <w:szCs w:val="22"/>
           <w:lang w:val="en-US" w:eastAsia="en-US" w:bidi="ar-SA"/>
-          <w:rFonts w:ascii="Times New Roman" w:hAnsi="Times New Roman"/>
-          <w:sz w:val="24"/>
         </w:rPr>
         <w:tab/>
       </w:r>
@@ -2436,8 +2270,6 @@
         <w:rPr>
           <w:szCs w:val="22"/>
           <w:lang w:val="en-US" w:eastAsia="en-US" w:bidi="ar-SA"/>
-          <w:rFonts w:ascii="Times New Roman" w:hAnsi="Times New Roman" w:eastAsia="Times New Roman" w:cs="Times New Roman"/>
-          <w:sz w:val="24"/>
         </w:rPr>
         <w:t>50</w:t>
       </w:r>
@@ -2456,8 +2288,6 @@
         <w:rPr>
           <w:szCs w:val="22"/>
           <w:lang w:val="en-US" w:eastAsia="en-US" w:bidi="ar-SA"/>
-          <w:rFonts w:ascii="Times New Roman" w:hAnsi="Times New Roman" w:eastAsia="Times New Roman" w:cs="Times New Roman"/>
-          <w:sz w:val="24"/>
         </w:rPr>
         <w:t>5.7 Theoretical Extension: Endowment, Stereotype Threat, Domain Reframing</w:t>
       </w:r>
@@ -2465,8 +2295,6 @@
         <w:rPr>
           <w:szCs w:val="22"/>
           <w:lang w:val="en-US" w:eastAsia="en-US" w:bidi="ar-SA"/>
-          <w:rFonts w:ascii="Times New Roman" w:hAnsi="Times New Roman"/>
-          <w:sz w:val="24"/>
         </w:rPr>
         <w:tab/>
       </w:r>
@@ -2474,8 +2302,6 @@
         <w:rPr>
           <w:szCs w:val="22"/>
           <w:lang w:val="en-US" w:eastAsia="en-US" w:bidi="ar-SA"/>
-          <w:rFonts w:ascii="Times New Roman" w:hAnsi="Times New Roman" w:eastAsia="Times New Roman" w:cs="Times New Roman"/>
-          <w:sz w:val="24"/>
         </w:rPr>
         <w:t>51</w:t>
       </w:r>
@@ -2494,8 +2320,6 @@
         <w:rPr>
           <w:szCs w:val="22"/>
           <w:lang w:val="en-US" w:eastAsia="en-US" w:bidi="ar-SA"/>
-          <w:rFonts w:ascii="Times New Roman" w:hAnsi="Times New Roman" w:eastAsia="Times New Roman" w:cs="Times New Roman"/>
-          <w:sz w:val="24"/>
         </w:rPr>
         <w:t>5.8 Information-Entropy Lens</w:t>
       </w:r>
@@ -2503,8 +2327,6 @@
         <w:rPr>
           <w:szCs w:val="22"/>
           <w:lang w:val="en-US" w:eastAsia="en-US" w:bidi="ar-SA"/>
-          <w:rFonts w:ascii="Times New Roman" w:hAnsi="Times New Roman"/>
-          <w:sz w:val="24"/>
         </w:rPr>
         <w:tab/>
       </w:r>
@@ -2512,8 +2334,6 @@
         <w:rPr>
           <w:szCs w:val="22"/>
           <w:lang w:val="en-US" w:eastAsia="en-US" w:bidi="ar-SA"/>
-          <w:rFonts w:ascii="Times New Roman" w:hAnsi="Times New Roman" w:eastAsia="Times New Roman" w:cs="Times New Roman"/>
-          <w:sz w:val="24"/>
         </w:rPr>
         <w:t>52</w:t>
       </w:r>
@@ -2532,8 +2352,6 @@
         <w:rPr>
           <w:szCs w:val="22"/>
           <w:lang w:val="en-US" w:eastAsia="en-US" w:bidi="ar-SA"/>
-          <w:rFonts w:ascii="Times New Roman" w:hAnsi="Times New Roman" w:eastAsia="Times New Roman" w:cs="Times New Roman"/>
-          <w:sz w:val="24"/>
         </w:rPr>
         <w:t>5.9 Limitations and What Stage 2 Establishes</w:t>
       </w:r>
@@ -2541,8 +2359,6 @@
         <w:rPr>
           <w:szCs w:val="22"/>
           <w:lang w:val="en-US" w:eastAsia="en-US" w:bidi="ar-SA"/>
-          <w:rFonts w:ascii="Times New Roman" w:hAnsi="Times New Roman"/>
-          <w:sz w:val="24"/>
         </w:rPr>
         <w:tab/>
       </w:r>
@@ -2550,8 +2366,6 @@
         <w:rPr>
           <w:szCs w:val="22"/>
           <w:lang w:val="en-US" w:eastAsia="en-US" w:bidi="ar-SA"/>
-          <w:rFonts w:ascii="Times New Roman" w:hAnsi="Times New Roman" w:eastAsia="Times New Roman" w:cs="Times New Roman"/>
-          <w:sz w:val="24"/>
         </w:rPr>
         <w:t>52</w:t>
       </w:r>
@@ -2570,8 +2384,6 @@
         <w:rPr>
           <w:szCs w:val="22"/>
           <w:lang w:val="en-US" w:eastAsia="en-US" w:bidi="ar-SA"/>
-          <w:rFonts w:ascii="Times New Roman" w:hAnsi="Times New Roman" w:eastAsia="Times New Roman" w:cs="Times New Roman"/>
-          <w:sz w:val="24"/>
         </w:rPr>
         <w:t>Chapter 6 Stage 3 — Participant-Facing Decoupling: Between-Cohort Evidence for a Frame-Sensitive Account</w:t>
       </w:r>
@@ -2579,8 +2391,6 @@
         <w:rPr>
           <w:szCs w:val="22"/>
           <w:lang w:val="en-US" w:eastAsia="en-US" w:bidi="ar-SA"/>
-          <w:rFonts w:ascii="Times New Roman" w:hAnsi="Times New Roman"/>
-          <w:sz w:val="24"/>
         </w:rPr>
         <w:tab/>
       </w:r>
@@ -2588,8 +2398,6 @@
         <w:rPr>
           <w:szCs w:val="22"/>
           <w:lang w:val="en-US" w:eastAsia="en-US" w:bidi="ar-SA"/>
-          <w:rFonts w:ascii="Times New Roman" w:hAnsi="Times New Roman" w:eastAsia="Times New Roman" w:cs="Times New Roman"/>
-          <w:sz w:val="24"/>
         </w:rPr>
         <w:t>54</w:t>
       </w:r>
@@ -2608,8 +2416,6 @@
         <w:rPr>
           <w:szCs w:val="22"/>
           <w:lang w:val="en-US" w:eastAsia="en-US" w:bidi="ar-SA"/>
-          <w:rFonts w:ascii="Times New Roman" w:hAnsi="Times New Roman" w:eastAsia="Times New Roman" w:cs="Times New Roman"/>
-          <w:sz w:val="24"/>
         </w:rPr>
         <w:t>6.1 Why a Decoupling Stage</w:t>
       </w:r>
@@ -2617,8 +2423,6 @@
         <w:rPr>
           <w:szCs w:val="22"/>
           <w:lang w:val="en-US" w:eastAsia="en-US" w:bidi="ar-SA"/>
-          <w:rFonts w:ascii="Times New Roman" w:hAnsi="Times New Roman"/>
-          <w:sz w:val="24"/>
         </w:rPr>
         <w:tab/>
       </w:r>
@@ -2626,8 +2430,6 @@
         <w:rPr>
           <w:szCs w:val="22"/>
           <w:lang w:val="en-US" w:eastAsia="en-US" w:bidi="ar-SA"/>
-          <w:rFonts w:ascii="Times New Roman" w:hAnsi="Times New Roman" w:eastAsia="Times New Roman" w:cs="Times New Roman"/>
-          <w:sz w:val="24"/>
         </w:rPr>
         <w:t>54</w:t>
       </w:r>
@@ -2646,8 +2448,6 @@
         <w:rPr>
           <w:szCs w:val="22"/>
           <w:lang w:val="en-US" w:eastAsia="en-US" w:bidi="ar-SA"/>
-          <w:rFonts w:ascii="Times New Roman" w:hAnsi="Times New Roman" w:eastAsia="Times New Roman" w:cs="Times New Roman"/>
-          <w:sz w:val="24"/>
         </w:rPr>
         <w:t>6.2 Research Question and Predictions</w:t>
       </w:r>
@@ -2655,8 +2455,6 @@
         <w:rPr>
           <w:szCs w:val="22"/>
           <w:lang w:val="en-US" w:eastAsia="en-US" w:bidi="ar-SA"/>
-          <w:rFonts w:ascii="Times New Roman" w:hAnsi="Times New Roman"/>
-          <w:sz w:val="24"/>
         </w:rPr>
         <w:tab/>
       </w:r>
@@ -2664,8 +2462,6 @@
         <w:rPr>
           <w:szCs w:val="22"/>
           <w:lang w:val="en-US" w:eastAsia="en-US" w:bidi="ar-SA"/>
-          <w:rFonts w:ascii="Times New Roman" w:hAnsi="Times New Roman" w:eastAsia="Times New Roman" w:cs="Times New Roman"/>
-          <w:sz w:val="24"/>
         </w:rPr>
         <w:t>54</w:t>
       </w:r>
@@ -2684,8 +2480,6 @@
         <w:rPr>
           <w:szCs w:val="22"/>
           <w:lang w:val="en-US" w:eastAsia="en-US" w:bidi="ar-SA"/>
-          <w:rFonts w:ascii="Times New Roman" w:hAnsi="Times New Roman" w:eastAsia="Times New Roman" w:cs="Times New Roman"/>
-          <w:sz w:val="24"/>
         </w:rPr>
         <w:t>6.3 Methodology: A Participant-Facing Decoupling Package in a Separate Cohort</w:t>
       </w:r>
@@ -2693,8 +2487,6 @@
         <w:rPr>
           <w:szCs w:val="22"/>
           <w:lang w:val="en-US" w:eastAsia="en-US" w:bidi="ar-SA"/>
-          <w:rFonts w:ascii="Times New Roman" w:hAnsi="Times New Roman"/>
-          <w:sz w:val="24"/>
         </w:rPr>
         <w:tab/>
       </w:r>
@@ -2702,8 +2494,6 @@
         <w:rPr>
           <w:szCs w:val="22"/>
           <w:lang w:val="en-US" w:eastAsia="en-US" w:bidi="ar-SA"/>
-          <w:rFonts w:ascii="Times New Roman" w:hAnsi="Times New Roman" w:eastAsia="Times New Roman" w:cs="Times New Roman"/>
-          <w:sz w:val="24"/>
         </w:rPr>
         <w:t>54</w:t>
       </w:r>
@@ -2722,8 +2512,6 @@
         <w:rPr>
           <w:szCs w:val="22"/>
           <w:lang w:val="en-US" w:eastAsia="en-US" w:bidi="ar-SA"/>
-          <w:rFonts w:ascii="Times New Roman" w:hAnsi="Times New Roman" w:eastAsia="Times New Roman" w:cs="Times New Roman"/>
-          <w:sz w:val="24"/>
         </w:rPr>
         <w:t>6.4 Participants and Apparatus</w:t>
       </w:r>
@@ -2731,8 +2519,6 @@
         <w:rPr>
           <w:szCs w:val="22"/>
           <w:lang w:val="en-US" w:eastAsia="en-US" w:bidi="ar-SA"/>
-          <w:rFonts w:ascii="Times New Roman" w:hAnsi="Times New Roman"/>
-          <w:sz w:val="24"/>
         </w:rPr>
         <w:tab/>
       </w:r>
@@ -2740,8 +2526,6 @@
         <w:rPr>
           <w:szCs w:val="22"/>
           <w:lang w:val="en-US" w:eastAsia="en-US" w:bidi="ar-SA"/>
-          <w:rFonts w:ascii="Times New Roman" w:hAnsi="Times New Roman" w:eastAsia="Times New Roman" w:cs="Times New Roman"/>
-          <w:sz w:val="24"/>
         </w:rPr>
         <w:t>55</w:t>
       </w:r>
@@ -2760,8 +2544,6 @@
         <w:rPr>
           <w:szCs w:val="22"/>
           <w:lang w:val="en-US" w:eastAsia="en-US" w:bidi="ar-SA"/>
-          <w:rFonts w:ascii="Times New Roman" w:hAnsi="Times New Roman" w:eastAsia="Times New Roman" w:cs="Times New Roman"/>
-          <w:sz w:val="24"/>
         </w:rPr>
         <w:t>6.5 Findings: A Substantial Behavioural Shift</w:t>
       </w:r>
@@ -2769,8 +2551,6 @@
         <w:rPr>
           <w:szCs w:val="22"/>
           <w:lang w:val="en-US" w:eastAsia="en-US" w:bidi="ar-SA"/>
-          <w:rFonts w:ascii="Times New Roman" w:hAnsi="Times New Roman"/>
-          <w:sz w:val="24"/>
         </w:rPr>
         <w:tab/>
       </w:r>
@@ -2778,8 +2558,6 @@
         <w:rPr>
           <w:szCs w:val="22"/>
           <w:lang w:val="en-US" w:eastAsia="en-US" w:bidi="ar-SA"/>
-          <w:rFonts w:ascii="Times New Roman" w:hAnsi="Times New Roman" w:eastAsia="Times New Roman" w:cs="Times New Roman"/>
-          <w:sz w:val="24"/>
         </w:rPr>
         <w:t>55</w:t>
       </w:r>
@@ -2798,8 +2576,6 @@
         <w:rPr>
           <w:szCs w:val="22"/>
           <w:lang w:val="en-US" w:eastAsia="en-US" w:bidi="ar-SA"/>
-          <w:rFonts w:ascii="Times New Roman" w:hAnsi="Times New Roman" w:eastAsia="Times New Roman" w:cs="Times New Roman"/>
-          <w:sz w:val="24"/>
         </w:rPr>
         <w:t>6.6 The Objective-Score-Improvement/Non-Return Paradox Reconsidered</w:t>
       </w:r>
@@ -2807,8 +2583,6 @@
         <w:rPr>
           <w:szCs w:val="22"/>
           <w:lang w:val="en-US" w:eastAsia="en-US" w:bidi="ar-SA"/>
-          <w:rFonts w:ascii="Times New Roman" w:hAnsi="Times New Roman"/>
-          <w:sz w:val="24"/>
         </w:rPr>
         <w:tab/>
       </w:r>
@@ -2816,8 +2590,6 @@
         <w:rPr>
           <w:szCs w:val="22"/>
           <w:lang w:val="en-US" w:eastAsia="en-US" w:bidi="ar-SA"/>
-          <w:rFonts w:ascii="Times New Roman" w:hAnsi="Times New Roman" w:eastAsia="Times New Roman" w:cs="Times New Roman"/>
-          <w:sz w:val="24"/>
         </w:rPr>
         <w:t>57</w:t>
       </w:r>
@@ -2836,8 +2608,6 @@
         <w:rPr>
           <w:szCs w:val="22"/>
           <w:lang w:val="en-US" w:eastAsia="en-US" w:bidi="ar-SA"/>
-          <w:rFonts w:ascii="Times New Roman" w:hAnsi="Times New Roman" w:eastAsia="Times New Roman" w:cs="Times New Roman"/>
-          <w:sz w:val="24"/>
         </w:rPr>
         <w:t>6.7 Frame-Sensitive versus Dispositional Accounts: Calibrated Inference</w:t>
       </w:r>
@@ -2845,8 +2615,6 @@
         <w:rPr>
           <w:szCs w:val="22"/>
           <w:lang w:val="en-US" w:eastAsia="en-US" w:bidi="ar-SA"/>
-          <w:rFonts w:ascii="Times New Roman" w:hAnsi="Times New Roman"/>
-          <w:sz w:val="24"/>
         </w:rPr>
         <w:tab/>
       </w:r>
@@ -2854,8 +2622,6 @@
         <w:rPr>
           <w:szCs w:val="22"/>
           <w:lang w:val="en-US" w:eastAsia="en-US" w:bidi="ar-SA"/>
-          <w:rFonts w:ascii="Times New Roman" w:hAnsi="Times New Roman" w:eastAsia="Times New Roman" w:cs="Times New Roman"/>
-          <w:sz w:val="24"/>
         </w:rPr>
         <w:t>58</w:t>
       </w:r>
@@ -2874,8 +2640,6 @@
         <w:rPr>
           <w:szCs w:val="22"/>
           <w:lang w:val="en-US" w:eastAsia="en-US" w:bidi="ar-SA"/>
-          <w:rFonts w:ascii="Times New Roman" w:hAnsi="Times New Roman" w:eastAsia="Times New Roman" w:cs="Times New Roman"/>
-          <w:sz w:val="24"/>
         </w:rPr>
         <w:t>6.8 The Commitment Gap and Its Design Implication</w:t>
       </w:r>
@@ -2883,8 +2647,6 @@
         <w:rPr>
           <w:szCs w:val="22"/>
           <w:lang w:val="en-US" w:eastAsia="en-US" w:bidi="ar-SA"/>
-          <w:rFonts w:ascii="Times New Roman" w:hAnsi="Times New Roman"/>
-          <w:sz w:val="24"/>
         </w:rPr>
         <w:tab/>
       </w:r>
@@ -2892,8 +2654,6 @@
         <w:rPr>
           <w:szCs w:val="22"/>
           <w:lang w:val="en-US" w:eastAsia="en-US" w:bidi="ar-SA"/>
-          <w:rFonts w:ascii="Times New Roman" w:hAnsi="Times New Roman" w:eastAsia="Times New Roman" w:cs="Times New Roman"/>
-          <w:sz w:val="24"/>
         </w:rPr>
         <w:t>58</w:t>
       </w:r>
@@ -2906,8 +2666,6 @@
         <w:rPr>
           <w:szCs w:val="22"/>
           <w:lang w:val="en-US" w:eastAsia="en-US" w:bidi="ar-SA"/>
-          <w:rFonts w:ascii="Times New Roman" w:hAnsi="Times New Roman" w:eastAsia="Times New Roman" w:cs="Times New Roman"/>
-          <w:sz w:val="24"/>
         </w:rPr>
         <w:t>6.8A The Commitment Gap Read Through Group Dynamics: An Expert Consultation</w:t>
       </w:r>
@@ -2915,8 +2673,6 @@
         <w:rPr>
           <w:szCs w:val="22"/>
           <w:lang w:val="en-US" w:eastAsia="en-US" w:bidi="ar-SA"/>
-          <w:rFonts w:ascii="Times New Roman" w:hAnsi="Times New Roman"/>
-          <w:sz w:val="24"/>
         </w:rPr>
         <w:tab/>
       </w:r>
@@ -2924,8 +2680,6 @@
         <w:rPr>
           <w:szCs w:val="22"/>
           <w:lang w:val="en-US" w:eastAsia="en-US" w:bidi="ar-SA"/>
-          <w:rFonts w:ascii="Times New Roman" w:hAnsi="Times New Roman" w:eastAsia="Times New Roman" w:cs="Times New Roman"/>
-          <w:sz w:val="24"/>
         </w:rPr>
         <w:t>59</w:t>
       </w:r>
@@ -2944,8 +2698,6 @@
         <w:rPr>
           <w:szCs w:val="22"/>
           <w:lang w:val="en-US" w:eastAsia="en-US" w:bidi="ar-SA"/>
-          <w:rFonts w:ascii="Times New Roman" w:hAnsi="Times New Roman" w:eastAsia="Times New Roman" w:cs="Times New Roman"/>
-          <w:sz w:val="24"/>
         </w:rPr>
         <w:t>6.9 Limitations of Stage 3</w:t>
       </w:r>
@@ -2953,8 +2705,6 @@
         <w:rPr>
           <w:szCs w:val="22"/>
           <w:lang w:val="en-US" w:eastAsia="en-US" w:bidi="ar-SA"/>
-          <w:rFonts w:ascii="Times New Roman" w:hAnsi="Times New Roman"/>
-          <w:sz w:val="24"/>
         </w:rPr>
         <w:tab/>
       </w:r>
@@ -2962,8 +2712,6 @@
         <w:rPr>
           <w:szCs w:val="22"/>
           <w:lang w:val="en-US" w:eastAsia="en-US" w:bidi="ar-SA"/>
-          <w:rFonts w:ascii="Times New Roman" w:hAnsi="Times New Roman" w:eastAsia="Times New Roman" w:cs="Times New Roman"/>
-          <w:sz w:val="24"/>
         </w:rPr>
         <w:t>59</w:t>
       </w:r>
@@ -2982,8 +2730,6 @@
         <w:rPr>
           <w:szCs w:val="22"/>
           <w:lang w:val="en-US" w:eastAsia="en-US" w:bidi="ar-SA"/>
-          <w:rFonts w:ascii="Times New Roman" w:hAnsi="Times New Roman" w:eastAsia="Times New Roman" w:cs="Times New Roman"/>
-          <w:sz w:val="24"/>
         </w:rPr>
         <w:t>6.10 Quantitative Comparison Against Existing Models</w:t>
       </w:r>
@@ -2991,8 +2737,6 @@
         <w:rPr>
           <w:szCs w:val="22"/>
           <w:lang w:val="en-US" w:eastAsia="en-US" w:bidi="ar-SA"/>
-          <w:rFonts w:ascii="Times New Roman" w:hAnsi="Times New Roman"/>
-          <w:sz w:val="24"/>
         </w:rPr>
         <w:tab/>
       </w:r>
@@ -3000,8 +2744,6 @@
         <w:rPr>
           <w:szCs w:val="22"/>
           <w:lang w:val="en-US" w:eastAsia="en-US" w:bidi="ar-SA"/>
-          <w:rFonts w:ascii="Times New Roman" w:hAnsi="Times New Roman" w:eastAsia="Times New Roman" w:cs="Times New Roman"/>
-          <w:sz w:val="24"/>
         </w:rPr>
         <w:t>59</w:t>
       </w:r>
@@ -3020,8 +2762,6 @@
         <w:rPr>
           <w:szCs w:val="22"/>
           <w:lang w:val="en-US" w:eastAsia="en-US" w:bidi="ar-SA"/>
-          <w:rFonts w:ascii="Times New Roman" w:hAnsi="Times New Roman" w:eastAsia="Times New Roman" w:cs="Times New Roman"/>
-          <w:sz w:val="24"/>
         </w:rPr>
         <w:t>6.10.1 Three-Tier Nested Model Specification</w:t>
       </w:r>
@@ -3029,8 +2769,6 @@
         <w:rPr>
           <w:szCs w:val="22"/>
           <w:lang w:val="en-US" w:eastAsia="en-US" w:bidi="ar-SA"/>
-          <w:rFonts w:ascii="Times New Roman" w:hAnsi="Times New Roman"/>
-          <w:sz w:val="24"/>
         </w:rPr>
         <w:tab/>
       </w:r>
@@ -3038,8 +2776,6 @@
         <w:rPr>
           <w:szCs w:val="22"/>
           <w:lang w:val="en-US" w:eastAsia="en-US" w:bidi="ar-SA"/>
-          <w:rFonts w:ascii="Times New Roman" w:hAnsi="Times New Roman" w:eastAsia="Times New Roman" w:cs="Times New Roman"/>
-          <w:sz w:val="24"/>
         </w:rPr>
         <w:t>60</w:t>
       </w:r>
@@ -3058,8 +2794,6 @@
         <w:rPr>
           <w:szCs w:val="22"/>
           <w:lang w:val="en-US" w:eastAsia="en-US" w:bidi="ar-SA"/>
-          <w:rFonts w:ascii="Times New Roman" w:hAnsi="Times New Roman" w:eastAsia="Times New Roman" w:cs="Times New Roman"/>
-          <w:sz w:val="24"/>
         </w:rPr>
         <w:t>6.10.2 Statistical Comparison Plan</w:t>
       </w:r>
@@ -3067,8 +2801,6 @@
         <w:rPr>
           <w:szCs w:val="22"/>
           <w:lang w:val="en-US" w:eastAsia="en-US" w:bidi="ar-SA"/>
-          <w:rFonts w:ascii="Times New Roman" w:hAnsi="Times New Roman"/>
-          <w:sz w:val="24"/>
         </w:rPr>
         <w:tab/>
       </w:r>
@@ -3076,8 +2808,6 @@
         <w:rPr>
           <w:szCs w:val="22"/>
           <w:lang w:val="en-US" w:eastAsia="en-US" w:bidi="ar-SA"/>
-          <w:rFonts w:ascii="Times New Roman" w:hAnsi="Times New Roman" w:eastAsia="Times New Roman" w:cs="Times New Roman"/>
-          <w:sz w:val="24"/>
         </w:rPr>
         <w:t>61</w:t>
       </w:r>
@@ -3096,8 +2826,6 @@
         <w:rPr>
           <w:szCs w:val="22"/>
           <w:lang w:val="en-US" w:eastAsia="en-US" w:bidi="ar-SA"/>
-          <w:rFonts w:ascii="Times New Roman" w:hAnsi="Times New Roman" w:eastAsia="Times New Roman" w:cs="Times New Roman"/>
-          <w:sz w:val="24"/>
         </w:rPr>
         <w:t>6.10.3 Decision-Curve Analysis and Practical Significance</w:t>
       </w:r>
@@ -3105,8 +2833,6 @@
         <w:rPr>
           <w:szCs w:val="22"/>
           <w:lang w:val="en-US" w:eastAsia="en-US" w:bidi="ar-SA"/>
-          <w:rFonts w:ascii="Times New Roman" w:hAnsi="Times New Roman"/>
-          <w:sz w:val="24"/>
         </w:rPr>
         <w:tab/>
       </w:r>
@@ -3114,8 +2840,6 @@
         <w:rPr>
           <w:szCs w:val="22"/>
           <w:lang w:val="en-US" w:eastAsia="en-US" w:bidi="ar-SA"/>
-          <w:rFonts w:ascii="Times New Roman" w:hAnsi="Times New Roman" w:eastAsia="Times New Roman" w:cs="Times New Roman"/>
-          <w:sz w:val="24"/>
         </w:rPr>
         <w:t>61</w:t>
       </w:r>
@@ -3134,8 +2858,6 @@
         <w:rPr>
           <w:szCs w:val="22"/>
           <w:lang w:val="en-US" w:eastAsia="en-US" w:bidi="ar-SA"/>
-          <w:rFonts w:ascii="Times New Roman" w:hAnsi="Times New Roman" w:eastAsia="Times New Roman" w:cs="Times New Roman"/>
-          <w:sz w:val="24"/>
         </w:rPr>
         <w:t>6.10.4 Pre-Specified Predictions</w:t>
       </w:r>
@@ -3143,8 +2865,6 @@
         <w:rPr>
           <w:szCs w:val="22"/>
           <w:lang w:val="en-US" w:eastAsia="en-US" w:bidi="ar-SA"/>
-          <w:rFonts w:ascii="Times New Roman" w:hAnsi="Times New Roman"/>
-          <w:sz w:val="24"/>
         </w:rPr>
         <w:tab/>
       </w:r>
@@ -3152,8 +2872,6 @@
         <w:rPr>
           <w:szCs w:val="22"/>
           <w:lang w:val="en-US" w:eastAsia="en-US" w:bidi="ar-SA"/>
-          <w:rFonts w:ascii="Times New Roman" w:hAnsi="Times New Roman" w:eastAsia="Times New Roman" w:cs="Times New Roman"/>
-          <w:sz w:val="24"/>
         </w:rPr>
         <w:t>61</w:t>
       </w:r>
@@ -3172,8 +2890,6 @@
         <w:rPr>
           <w:szCs w:val="22"/>
           <w:lang w:val="en-US" w:eastAsia="en-US" w:bidi="ar-SA"/>
-          <w:rFonts w:ascii="Times New Roman" w:hAnsi="Times New Roman" w:eastAsia="Times New Roman" w:cs="Times New Roman"/>
-          <w:sz w:val="24"/>
         </w:rPr>
         <w:t>6.10.5 Provisional Estimates from the Existing Datasets</w:t>
       </w:r>
@@ -3181,8 +2897,6 @@
         <w:rPr>
           <w:szCs w:val="22"/>
           <w:lang w:val="en-US" w:eastAsia="en-US" w:bidi="ar-SA"/>
-          <w:rFonts w:ascii="Times New Roman" w:hAnsi="Times New Roman"/>
-          <w:sz w:val="24"/>
         </w:rPr>
         <w:tab/>
       </w:r>
@@ -3190,8 +2904,6 @@
         <w:rPr>
           <w:szCs w:val="22"/>
           <w:lang w:val="en-US" w:eastAsia="en-US" w:bidi="ar-SA"/>
-          <w:rFonts w:ascii="Times New Roman" w:hAnsi="Times New Roman" w:eastAsia="Times New Roman" w:cs="Times New Roman"/>
-          <w:sz w:val="24"/>
         </w:rPr>
         <w:t>61</w:t>
       </w:r>
@@ -3210,8 +2922,6 @@
         <w:rPr>
           <w:szCs w:val="22"/>
           <w:lang w:val="en-US" w:eastAsia="en-US" w:bidi="ar-SA"/>
-          <w:rFonts w:ascii="Times New Roman" w:hAnsi="Times New Roman" w:eastAsia="Times New Roman" w:cs="Times New Roman"/>
-          <w:sz w:val="24"/>
         </w:rPr>
         <w:t>6.11 Consolidated Statistical Results</w:t>
       </w:r>
@@ -3219,8 +2929,6 @@
         <w:rPr>
           <w:szCs w:val="22"/>
           <w:lang w:val="en-US" w:eastAsia="en-US" w:bidi="ar-SA"/>
-          <w:rFonts w:ascii="Times New Roman" w:hAnsi="Times New Roman"/>
-          <w:sz w:val="24"/>
         </w:rPr>
         <w:tab/>
       </w:r>
@@ -3228,8 +2936,6 @@
         <w:rPr>
           <w:szCs w:val="22"/>
           <w:lang w:val="en-US" w:eastAsia="en-US" w:bidi="ar-SA"/>
-          <w:rFonts w:ascii="Times New Roman" w:hAnsi="Times New Roman" w:eastAsia="Times New Roman" w:cs="Times New Roman"/>
-          <w:sz w:val="24"/>
         </w:rPr>
         <w:t>62</w:t>
       </w:r>
@@ -3248,8 +2954,6 @@
         <w:rPr>
           <w:szCs w:val="22"/>
           <w:lang w:val="en-US" w:eastAsia="en-US" w:bidi="ar-SA"/>
-          <w:rFonts w:ascii="Times New Roman" w:hAnsi="Times New Roman" w:eastAsia="Times New Roman" w:cs="Times New Roman"/>
-          <w:sz w:val="24"/>
         </w:rPr>
         <w:t>Chapter 7 Discussion: Adaptive Learning as the Behavioural-Change Driver</w:t>
       </w:r>
@@ -3257,8 +2961,6 @@
         <w:rPr>
           <w:szCs w:val="22"/>
           <w:lang w:val="en-US" w:eastAsia="en-US" w:bidi="ar-SA"/>
-          <w:rFonts w:ascii="Times New Roman" w:hAnsi="Times New Roman"/>
-          <w:sz w:val="24"/>
         </w:rPr>
         <w:tab/>
       </w:r>
@@ -3266,8 +2968,6 @@
         <w:rPr>
           <w:szCs w:val="22"/>
           <w:lang w:val="en-US" w:eastAsia="en-US" w:bidi="ar-SA"/>
-          <w:rFonts w:ascii="Times New Roman" w:hAnsi="Times New Roman" w:eastAsia="Times New Roman" w:cs="Times New Roman"/>
-          <w:sz w:val="24"/>
         </w:rPr>
         <w:t>64</w:t>
       </w:r>
@@ -4074,8 +3774,6 @@
         <w:rPr>
           <w:szCs w:val="22"/>
           <w:lang w:val="en-US" w:eastAsia="en-US" w:bidi="ar-SA"/>
-          <w:rFonts w:ascii="Times New Roman" w:hAnsi="Times New Roman" w:eastAsia="Times New Roman" w:cs="Times New Roman"/>
-          <w:sz w:val="24"/>
         </w:rPr>
         <w:t>9.7 Theoretical Contributions</w:t>
       </w:r>
@@ -4083,8 +3781,6 @@
         <w:rPr>
           <w:szCs w:val="22"/>
           <w:lang w:val="en-US" w:eastAsia="en-US" w:bidi="ar-SA"/>
-          <w:rFonts w:ascii="Times New Roman" w:hAnsi="Times New Roman"/>
-          <w:sz w:val="24"/>
         </w:rPr>
         <w:tab/>
       </w:r>
@@ -4092,8 +3788,6 @@
         <w:rPr>
           <w:szCs w:val="22"/>
           <w:lang w:val="en-US" w:eastAsia="en-US" w:bidi="ar-SA"/>
-          <w:rFonts w:ascii="Times New Roman" w:hAnsi="Times New Roman" w:eastAsia="Times New Roman" w:cs="Times New Roman"/>
-          <w:sz w:val="24"/>
         </w:rPr>
         <w:t>85</w:t>
       </w:r>
@@ -4112,8 +3806,6 @@
         <w:rPr>
           <w:szCs w:val="22"/>
           <w:lang w:val="en-US" w:eastAsia="en-US" w:bidi="ar-SA"/>
-          <w:rFonts w:ascii="Times New Roman" w:hAnsi="Times New Roman" w:eastAsia="Times New Roman" w:cs="Times New Roman"/>
-          <w:sz w:val="24"/>
         </w:rPr>
         <w:t>9.8 Practical Contributions for Industry and Practice</w:t>
       </w:r>
@@ -4121,8 +3813,6 @@
         <w:rPr>
           <w:szCs w:val="22"/>
           <w:lang w:val="en-US" w:eastAsia="en-US" w:bidi="ar-SA"/>
-          <w:rFonts w:ascii="Times New Roman" w:hAnsi="Times New Roman"/>
-          <w:sz w:val="24"/>
         </w:rPr>
         <w:tab/>
       </w:r>
@@ -4130,8 +3820,6 @@
         <w:rPr>
           <w:szCs w:val="22"/>
           <w:lang w:val="en-US" w:eastAsia="en-US" w:bidi="ar-SA"/>
-          <w:rFonts w:ascii="Times New Roman" w:hAnsi="Times New Roman" w:eastAsia="Times New Roman" w:cs="Times New Roman"/>
-          <w:sz w:val="24"/>
         </w:rPr>
         <w:t>86</w:t>
       </w:r>
@@ -4150,8 +3838,6 @@
         <w:rPr>
           <w:szCs w:val="22"/>
           <w:lang w:val="en-US" w:eastAsia="en-US" w:bidi="ar-SA"/>
-          <w:rFonts w:ascii="Times New Roman" w:hAnsi="Times New Roman" w:eastAsia="Times New Roman" w:cs="Times New Roman"/>
-          <w:sz w:val="24"/>
         </w:rPr>
         <w:t>9.8A A Secondary Contribution to Gamification: Agentic-AI-Driven Dynamic Game States</w:t>
       </w:r>
@@ -4159,8 +3845,6 @@
         <w:rPr>
           <w:szCs w:val="22"/>
           <w:lang w:val="en-US" w:eastAsia="en-US" w:bidi="ar-SA"/>
-          <w:rFonts w:ascii="Times New Roman" w:hAnsi="Times New Roman"/>
-          <w:sz w:val="24"/>
         </w:rPr>
         <w:tab/>
       </w:r>
@@ -4168,8 +3852,6 @@
         <w:rPr>
           <w:szCs w:val="22"/>
           <w:lang w:val="en-US" w:eastAsia="en-US" w:bidi="ar-SA"/>
-          <w:rFonts w:ascii="Times New Roman" w:hAnsi="Times New Roman" w:eastAsia="Times New Roman" w:cs="Times New Roman"/>
-          <w:sz w:val="24"/>
         </w:rPr>
         <w:t>86</w:t>
       </w:r>
@@ -4188,8 +3870,6 @@
         <w:rPr>
           <w:szCs w:val="22"/>
           <w:lang w:val="en-US" w:eastAsia="en-US" w:bidi="ar-SA"/>
-          <w:rFonts w:ascii="Times New Roman" w:hAnsi="Times New Roman" w:eastAsia="Times New Roman" w:cs="Times New Roman"/>
-          <w:sz w:val="24"/>
         </w:rPr>
         <w:t>9.8B Future Research Proposition: From Telemetry-Conditioned to Person-Conditioned Adaptation</w:t>
       </w:r>
@@ -4197,8 +3877,6 @@
         <w:rPr>
           <w:szCs w:val="22"/>
           <w:lang w:val="en-US" w:eastAsia="en-US" w:bidi="ar-SA"/>
-          <w:rFonts w:ascii="Times New Roman" w:hAnsi="Times New Roman"/>
-          <w:sz w:val="24"/>
         </w:rPr>
         <w:tab/>
       </w:r>
@@ -4206,8 +3884,6 @@
         <w:rPr>
           <w:szCs w:val="22"/>
           <w:lang w:val="en-US" w:eastAsia="en-US" w:bidi="ar-SA"/>
-          <w:rFonts w:ascii="Times New Roman" w:hAnsi="Times New Roman" w:eastAsia="Times New Roman" w:cs="Times New Roman"/>
-          <w:sz w:val="24"/>
         </w:rPr>
         <w:t>87</w:t>
       </w:r>
@@ -4226,8 +3902,6 @@
         <w:rPr>
           <w:szCs w:val="22"/>
           <w:lang w:val="en-US" w:eastAsia="en-US" w:bidi="ar-SA"/>
-          <w:rFonts w:ascii="Times New Roman" w:hAnsi="Times New Roman" w:eastAsia="Times New Roman" w:cs="Times New Roman"/>
-          <w:sz w:val="24"/>
         </w:rPr>
         <w:t>9.8C Bounded Implications for AI Evaluation</w:t>
       </w:r>
@@ -4235,8 +3909,6 @@
         <w:rPr>
           <w:szCs w:val="22"/>
           <w:lang w:val="en-US" w:eastAsia="en-US" w:bidi="ar-SA"/>
-          <w:rFonts w:ascii="Times New Roman" w:hAnsi="Times New Roman"/>
-          <w:sz w:val="24"/>
         </w:rPr>
         <w:tab/>
       </w:r>
@@ -4244,8 +3916,6 @@
         <w:rPr>
           <w:szCs w:val="22"/>
           <w:lang w:val="en-US" w:eastAsia="en-US" w:bidi="ar-SA"/>
-          <w:rFonts w:ascii="Times New Roman" w:hAnsi="Times New Roman" w:eastAsia="Times New Roman" w:cs="Times New Roman"/>
-          <w:sz w:val="24"/>
         </w:rPr>
         <w:t>88</w:t>
       </w:r>
@@ -4264,8 +3934,6 @@
         <w:rPr>
           <w:szCs w:val="22"/>
           <w:lang w:val="en-US" w:eastAsia="en-US" w:bidi="ar-SA"/>
-          <w:rFonts w:ascii="Times New Roman" w:hAnsi="Times New Roman" w:eastAsia="Times New Roman" w:cs="Times New Roman"/>
-          <w:sz w:val="24"/>
         </w:rPr>
         <w:t>9.9 Limits of What Has Been Shown</w:t>
       </w:r>
@@ -4273,8 +3941,6 @@
         <w:rPr>
           <w:szCs w:val="22"/>
           <w:lang w:val="en-US" w:eastAsia="en-US" w:bidi="ar-SA"/>
-          <w:rFonts w:ascii="Times New Roman" w:hAnsi="Times New Roman"/>
-          <w:sz w:val="24"/>
         </w:rPr>
         <w:tab/>
       </w:r>
@@ -4282,8 +3948,6 @@
         <w:rPr>
           <w:szCs w:val="22"/>
           <w:lang w:val="en-US" w:eastAsia="en-US" w:bidi="ar-SA"/>
-          <w:rFonts w:ascii="Times New Roman" w:hAnsi="Times New Roman" w:eastAsia="Times New Roman" w:cs="Times New Roman"/>
-          <w:sz w:val="24"/>
         </w:rPr>
         <w:t>92</w:t>
       </w:r>
@@ -4302,8 +3966,6 @@
         <w:rPr>
           <w:szCs w:val="22"/>
           <w:lang w:val="en-US" w:eastAsia="en-US" w:bidi="ar-SA"/>
-          <w:rFonts w:ascii="Times New Roman" w:hAnsi="Times New Roman" w:eastAsia="Times New Roman" w:cs="Times New Roman"/>
-          <w:sz w:val="24"/>
         </w:rPr>
         <w:t>9.10 Natural Extensions</w:t>
       </w:r>
@@ -4311,8 +3973,6 @@
         <w:rPr>
           <w:szCs w:val="22"/>
           <w:lang w:val="en-US" w:eastAsia="en-US" w:bidi="ar-SA"/>
-          <w:rFonts w:ascii="Times New Roman" w:hAnsi="Times New Roman"/>
-          <w:sz w:val="24"/>
         </w:rPr>
         <w:tab/>
       </w:r>
@@ -4320,8 +3980,6 @@
         <w:rPr>
           <w:szCs w:val="22"/>
           <w:lang w:val="en-US" w:eastAsia="en-US" w:bidi="ar-SA"/>
-          <w:rFonts w:ascii="Times New Roman" w:hAnsi="Times New Roman" w:eastAsia="Times New Roman" w:cs="Times New Roman"/>
-          <w:sz w:val="24"/>
         </w:rPr>
         <w:t>92</w:t>
       </w:r>
@@ -4340,8 +3998,6 @@
         <w:rPr>
           <w:szCs w:val="22"/>
           <w:lang w:val="en-US" w:eastAsia="en-US" w:bidi="ar-SA"/>
-          <w:rFonts w:ascii="Times New Roman" w:hAnsi="Times New Roman" w:eastAsia="Times New Roman" w:cs="Times New Roman"/>
-          <w:sz w:val="24"/>
         </w:rPr>
         <w:t>9.11 Returning to the Three F4 Residents</w:t>
       </w:r>
@@ -4349,8 +4005,6 @@
         <w:rPr>
           <w:szCs w:val="22"/>
           <w:lang w:val="en-US" w:eastAsia="en-US" w:bidi="ar-SA"/>
-          <w:rFonts w:ascii="Times New Roman" w:hAnsi="Times New Roman"/>
-          <w:sz w:val="24"/>
         </w:rPr>
         <w:tab/>
       </w:r>
@@ -4358,8 +4012,6 @@
         <w:rPr>
           <w:szCs w:val="22"/>
           <w:lang w:val="en-US" w:eastAsia="en-US" w:bidi="ar-SA"/>
-          <w:rFonts w:ascii="Times New Roman" w:hAnsi="Times New Roman" w:eastAsia="Times New Roman" w:cs="Times New Roman"/>
-          <w:sz w:val="24"/>
         </w:rPr>
         <w:t>92</w:t>
       </w:r>
@@ -4378,8 +4030,6 @@
         <w:rPr>
           <w:szCs w:val="22"/>
           <w:lang w:val="en-US" w:eastAsia="en-US" w:bidi="ar-SA"/>
-          <w:rFonts w:ascii="Times New Roman" w:hAnsi="Times New Roman" w:eastAsia="Times New Roman" w:cs="Times New Roman"/>
-          <w:sz w:val="24"/>
         </w:rPr>
         <w:t>9.12 Closing Synthesis</w:t>
       </w:r>
@@ -4387,8 +4037,6 @@
         <w:rPr>
           <w:szCs w:val="22"/>
           <w:lang w:val="en-US" w:eastAsia="en-US" w:bidi="ar-SA"/>
-          <w:rFonts w:ascii="Times New Roman" w:hAnsi="Times New Roman"/>
-          <w:sz w:val="24"/>
         </w:rPr>
         <w:tab/>
       </w:r>
@@ -4396,8 +4044,6 @@
         <w:rPr>
           <w:szCs w:val="22"/>
           <w:lang w:val="en-US" w:eastAsia="en-US" w:bidi="ar-SA"/>
-          <w:rFonts w:ascii="Times New Roman" w:hAnsi="Times New Roman" w:eastAsia="Times New Roman" w:cs="Times New Roman"/>
-          <w:sz w:val="24"/>
         </w:rPr>
         <w:t>93</w:t>
       </w:r>
@@ -4416,8 +4062,6 @@
         <w:rPr>
           <w:szCs w:val="22"/>
           <w:lang w:val="en-US" w:eastAsia="en-US" w:bidi="ar-SA"/>
-          <w:rFonts w:ascii="Times New Roman" w:hAnsi="Times New Roman" w:eastAsia="Times New Roman" w:cs="Times New Roman"/>
-          <w:sz w:val="24"/>
         </w:rPr>
         <w:t>References</w:t>
       </w:r>
@@ -4425,8 +4069,6 @@
         <w:rPr>
           <w:szCs w:val="22"/>
           <w:lang w:val="en-US" w:eastAsia="en-US" w:bidi="ar-SA"/>
-          <w:rFonts w:ascii="Times New Roman" w:hAnsi="Times New Roman"/>
-          <w:sz w:val="24"/>
         </w:rPr>
         <w:tab/>
       </w:r>
@@ -4434,8 +4076,6 @@
         <w:rPr>
           <w:szCs w:val="22"/>
           <w:lang w:val="en-US" w:eastAsia="en-US" w:bidi="ar-SA"/>
-          <w:rFonts w:ascii="Times New Roman" w:hAnsi="Times New Roman" w:eastAsia="Times New Roman" w:cs="Times New Roman"/>
-          <w:sz w:val="24"/>
         </w:rPr>
         <w:t>94</w:t>
       </w:r>
@@ -4454,8 +4094,6 @@
         <w:rPr>
           <w:szCs w:val="22"/>
           <w:lang w:val="en-US" w:eastAsia="en-US" w:bidi="ar-SA"/>
-          <w:rFonts w:ascii="Times New Roman" w:hAnsi="Times New Roman" w:eastAsia="Times New Roman" w:cs="Times New Roman"/>
-          <w:sz w:val="24"/>
         </w:rPr>
         <w:t>Appendices</w:t>
       </w:r>
@@ -4463,8 +4101,6 @@
         <w:rPr>
           <w:szCs w:val="22"/>
           <w:lang w:val="en-US" w:eastAsia="en-US" w:bidi="ar-SA"/>
-          <w:rFonts w:ascii="Times New Roman" w:hAnsi="Times New Roman"/>
-          <w:sz w:val="24"/>
         </w:rPr>
         <w:tab/>
       </w:r>
@@ -4472,8 +4108,6 @@
         <w:rPr>
           <w:szCs w:val="22"/>
           <w:lang w:val="en-US" w:eastAsia="en-US" w:bidi="ar-SA"/>
-          <w:rFonts w:ascii="Times New Roman" w:hAnsi="Times New Roman" w:eastAsia="Times New Roman" w:cs="Times New Roman"/>
-          <w:sz w:val="24"/>
         </w:rPr>
         <w:t>101</w:t>
       </w:r>
@@ -4492,8 +4126,6 @@
         <w:rPr>
           <w:szCs w:val="22"/>
           <w:lang w:val="en-US" w:eastAsia="en-US" w:bidi="ar-SA"/>
-          <w:rFonts w:ascii="Times New Roman" w:hAnsi="Times New Roman" w:eastAsia="Times New Roman" w:cs="Times New Roman"/>
-          <w:sz w:val="24"/>
         </w:rPr>
         <w:t>Appendix A · Stage-1 Survey Instrument</w:t>
       </w:r>
@@ -4501,8 +4133,6 @@
         <w:rPr>
           <w:szCs w:val="22"/>
           <w:lang w:val="en-US" w:eastAsia="en-US" w:bidi="ar-SA"/>
-          <w:rFonts w:ascii="Times New Roman" w:hAnsi="Times New Roman"/>
-          <w:sz w:val="24"/>
         </w:rPr>
         <w:tab/>
       </w:r>
@@ -4510,8 +4140,6 @@
         <w:rPr>
           <w:szCs w:val="22"/>
           <w:lang w:val="en-US" w:eastAsia="en-US" w:bidi="ar-SA"/>
-          <w:rFonts w:ascii="Times New Roman" w:hAnsi="Times New Roman" w:eastAsia="Times New Roman" w:cs="Times New Roman"/>
-          <w:sz w:val="24"/>
         </w:rPr>
         <w:t>102</w:t>
       </w:r>
@@ -4530,8 +4158,6 @@
         <w:rPr>
           <w:szCs w:val="22"/>
           <w:lang w:val="en-US" w:eastAsia="en-US" w:bidi="ar-SA"/>
-          <w:rFonts w:ascii="Times New Roman" w:hAnsi="Times New Roman" w:eastAsia="Times New Roman" w:cs="Times New Roman"/>
-          <w:sz w:val="24"/>
         </w:rPr>
         <w:t>A.1 · Survey Items</w:t>
       </w:r>
@@ -4539,8 +4165,6 @@
         <w:rPr>
           <w:szCs w:val="22"/>
           <w:lang w:val="en-US" w:eastAsia="en-US" w:bidi="ar-SA"/>
-          <w:rFonts w:ascii="Times New Roman" w:hAnsi="Times New Roman"/>
-          <w:sz w:val="24"/>
         </w:rPr>
         <w:tab/>
       </w:r>
@@ -4548,8 +4172,6 @@
         <w:rPr>
           <w:szCs w:val="22"/>
           <w:lang w:val="en-US" w:eastAsia="en-US" w:bidi="ar-SA"/>
-          <w:rFonts w:ascii="Times New Roman" w:hAnsi="Times New Roman" w:eastAsia="Times New Roman" w:cs="Times New Roman"/>
-          <w:sz w:val="24"/>
         </w:rPr>
         <w:t>102</w:t>
       </w:r>
@@ -4568,8 +4190,6 @@
         <w:rPr>
           <w:szCs w:val="22"/>
           <w:lang w:val="en-US" w:eastAsia="en-US" w:bidi="ar-SA"/>
-          <w:rFonts w:ascii="Times New Roman" w:hAnsi="Times New Roman" w:eastAsia="Times New Roman" w:cs="Times New Roman"/>
-          <w:sz w:val="24"/>
         </w:rPr>
         <w:t>Appendix B · Stage-2 FIAS Coding Scheme</w:t>
       </w:r>
@@ -4577,8 +4197,6 @@
         <w:rPr>
           <w:szCs w:val="22"/>
           <w:lang w:val="en-US" w:eastAsia="en-US" w:bidi="ar-SA"/>
-          <w:rFonts w:ascii="Times New Roman" w:hAnsi="Times New Roman"/>
-          <w:sz w:val="24"/>
         </w:rPr>
         <w:tab/>
       </w:r>
@@ -4586,8 +4204,6 @@
         <w:rPr>
           <w:szCs w:val="22"/>
           <w:lang w:val="en-US" w:eastAsia="en-US" w:bidi="ar-SA"/>
-          <w:rFonts w:ascii="Times New Roman" w:hAnsi="Times New Roman" w:eastAsia="Times New Roman" w:cs="Times New Roman"/>
-          <w:sz w:val="24"/>
         </w:rPr>
         <w:t>103</w:t>
       </w:r>
@@ -4606,8 +4222,6 @@
         <w:rPr>
           <w:szCs w:val="22"/>
           <w:lang w:val="en-US" w:eastAsia="en-US" w:bidi="ar-SA"/>
-          <w:rFonts w:ascii="Times New Roman" w:hAnsi="Times New Roman" w:eastAsia="Times New Roman" w:cs="Times New Roman"/>
-          <w:sz w:val="24"/>
         </w:rPr>
         <w:t>Appendix C · Stage-2 Qualitative Record and the F4 Interview Protocol (Designed, Not Administered)</w:t>
         <w:tab/>
@@ -4628,8 +4242,6 @@
         <w:rPr>
           <w:szCs w:val="22"/>
           <w:lang w:val="en-US" w:eastAsia="en-US" w:bidi="ar-SA"/>
-          <w:rFonts w:ascii="Times New Roman" w:hAnsi="Times New Roman" w:eastAsia="Times New Roman" w:cs="Times New Roman"/>
-          <w:sz w:val="24"/>
         </w:rPr>
         <w:t>C.1 · Question Set</w:t>
       </w:r>
@@ -4637,8 +4249,6 @@
         <w:rPr>
           <w:szCs w:val="22"/>
           <w:lang w:val="en-US" w:eastAsia="en-US" w:bidi="ar-SA"/>
-          <w:rFonts w:ascii="Times New Roman" w:hAnsi="Times New Roman"/>
-          <w:sz w:val="24"/>
         </w:rPr>
         <w:tab/>
       </w:r>
@@ -4646,8 +4256,6 @@
         <w:rPr>
           <w:szCs w:val="22"/>
           <w:lang w:val="en-US" w:eastAsia="en-US" w:bidi="ar-SA"/>
-          <w:rFonts w:ascii="Times New Roman" w:hAnsi="Times New Roman" w:eastAsia="Times New Roman" w:cs="Times New Roman"/>
-          <w:sz w:val="24"/>
         </w:rPr>
         <w:t>104</w:t>
       </w:r>
@@ -4666,8 +4274,6 @@
         <w:rPr>
           <w:szCs w:val="22"/>
           <w:lang w:val="en-US" w:eastAsia="en-US" w:bidi="ar-SA"/>
-          <w:rFonts w:ascii="Times New Roman" w:hAnsi="Times New Roman" w:eastAsia="Times New Roman" w:cs="Times New Roman"/>
-          <w:sz w:val="24"/>
         </w:rPr>
         <w:t>Appendix D · Stage-3 Decoupling Questionnaire</w:t>
       </w:r>
@@ -4675,8 +4281,6 @@
         <w:rPr>
           <w:szCs w:val="22"/>
           <w:lang w:val="en-US" w:eastAsia="en-US" w:bidi="ar-SA"/>
-          <w:rFonts w:ascii="Times New Roman" w:hAnsi="Times New Roman"/>
-          <w:sz w:val="24"/>
         </w:rPr>
         <w:tab/>
       </w:r>
@@ -4684,8 +4288,6 @@
         <w:rPr>
           <w:szCs w:val="22"/>
           <w:lang w:val="en-US" w:eastAsia="en-US" w:bidi="ar-SA"/>
-          <w:rFonts w:ascii="Times New Roman" w:hAnsi="Times New Roman" w:eastAsia="Times New Roman" w:cs="Times New Roman"/>
-          <w:sz w:val="24"/>
         </w:rPr>
         <w:t>105</w:t>
       </w:r>
@@ -4704,8 +4306,6 @@
         <w:rPr>
           <w:szCs w:val="22"/>
           <w:lang w:val="en-US" w:eastAsia="en-US" w:bidi="ar-SA"/>
-          <w:rFonts w:ascii="Times New Roman" w:hAnsi="Times New Roman" w:eastAsia="Times New Roman" w:cs="Times New Roman"/>
-          <w:sz w:val="24"/>
         </w:rPr>
         <w:t>D.1 · Post-Session Items</w:t>
       </w:r>
@@ -4713,8 +4313,6 @@
         <w:rPr>
           <w:szCs w:val="22"/>
           <w:lang w:val="en-US" w:eastAsia="en-US" w:bidi="ar-SA"/>
-          <w:rFonts w:ascii="Times New Roman" w:hAnsi="Times New Roman"/>
-          <w:sz w:val="24"/>
         </w:rPr>
         <w:tab/>
       </w:r>
@@ -4722,8 +4320,6 @@
         <w:rPr>
           <w:szCs w:val="22"/>
           <w:lang w:val="en-US" w:eastAsia="en-US" w:bidi="ar-SA"/>
-          <w:rFonts w:ascii="Times New Roman" w:hAnsi="Times New Roman" w:eastAsia="Times New Roman" w:cs="Times New Roman"/>
-          <w:sz w:val="24"/>
         </w:rPr>
         <w:t>105</w:t>
       </w:r>
@@ -4742,8 +4338,6 @@
         <w:rPr>
           <w:szCs w:val="22"/>
           <w:lang w:val="en-US" w:eastAsia="en-US" w:bidi="ar-SA"/>
-          <w:rFonts w:ascii="Times New Roman" w:hAnsi="Times New Roman" w:eastAsia="Times New Roman" w:cs="Times New Roman"/>
-          <w:sz w:val="24"/>
         </w:rPr>
         <w:t>D.2 · Demographic Block (At Enrolment)</w:t>
       </w:r>
@@ -4751,8 +4345,6 @@
         <w:rPr>
           <w:szCs w:val="22"/>
           <w:lang w:val="en-US" w:eastAsia="en-US" w:bidi="ar-SA"/>
-          <w:rFonts w:ascii="Times New Roman" w:hAnsi="Times New Roman"/>
-          <w:sz w:val="24"/>
         </w:rPr>
         <w:tab/>
       </w:r>
@@ -4760,8 +4352,6 @@
         <w:rPr>
           <w:szCs w:val="22"/>
           <w:lang w:val="en-US" w:eastAsia="en-US" w:bidi="ar-SA"/>
-          <w:rFonts w:ascii="Times New Roman" w:hAnsi="Times New Roman" w:eastAsia="Times New Roman" w:cs="Times New Roman"/>
-          <w:sz w:val="24"/>
         </w:rPr>
         <w:t>105</w:t>
       </w:r>
@@ -4780,8 +4370,6 @@
         <w:rPr>
           <w:szCs w:val="22"/>
           <w:lang w:val="en-US" w:eastAsia="en-US" w:bidi="ar-SA"/>
-          <w:rFonts w:ascii="Times New Roman" w:hAnsi="Times New Roman" w:eastAsia="Times New Roman" w:cs="Times New Roman"/>
-          <w:sz w:val="24"/>
         </w:rPr>
         <w:t>Appendix E · Five-Layer Architecture and Adaptive-Learning Reference Stack</w:t>
       </w:r>
@@ -4789,8 +4377,6 @@
         <w:rPr>
           <w:szCs w:val="22"/>
           <w:lang w:val="en-US" w:eastAsia="en-US" w:bidi="ar-SA"/>
-          <w:rFonts w:ascii="Times New Roman" w:hAnsi="Times New Roman"/>
-          <w:sz w:val="24"/>
         </w:rPr>
         <w:tab/>
       </w:r>
@@ -4798,8 +4384,6 @@
         <w:rPr>
           <w:szCs w:val="22"/>
           <w:lang w:val="en-US" w:eastAsia="en-US" w:bidi="ar-SA"/>
-          <w:rFonts w:ascii="Times New Roman" w:hAnsi="Times New Roman" w:eastAsia="Times New Roman" w:cs="Times New Roman"/>
-          <w:sz w:val="24"/>
         </w:rPr>
         <w:t>106</w:t>
       </w:r>
@@ -4818,8 +4402,6 @@
         <w:rPr>
           <w:szCs w:val="22"/>
           <w:lang w:val="en-US" w:eastAsia="en-US" w:bidi="ar-SA"/>
-          <w:rFonts w:ascii="Times New Roman" w:hAnsi="Times New Roman" w:eastAsia="Times New Roman" w:cs="Times New Roman"/>
-          <w:sz w:val="24"/>
         </w:rPr>
         <w:t>E.1 · Layers L0–L4 (Stage-2 Operational)</w:t>
       </w:r>
@@ -4827,8 +4409,6 @@
         <w:rPr>
           <w:szCs w:val="22"/>
           <w:lang w:val="en-US" w:eastAsia="en-US" w:bidi="ar-SA"/>
-          <w:rFonts w:ascii="Times New Roman" w:hAnsi="Times New Roman"/>
-          <w:sz w:val="24"/>
         </w:rPr>
         <w:tab/>
       </w:r>
@@ -4836,8 +4416,6 @@
         <w:rPr>
           <w:szCs w:val="22"/>
           <w:lang w:val="en-US" w:eastAsia="en-US" w:bidi="ar-SA"/>
-          <w:rFonts w:ascii="Times New Roman" w:hAnsi="Times New Roman" w:eastAsia="Times New Roman" w:cs="Times New Roman"/>
-          <w:sz w:val="24"/>
         </w:rPr>
         <w:t>106</w:t>
       </w:r>
@@ -4856,8 +4434,6 @@
         <w:rPr>
           <w:szCs w:val="22"/>
           <w:lang w:val="en-US" w:eastAsia="en-US" w:bidi="ar-SA"/>
-          <w:rFonts w:ascii="Times New Roman" w:hAnsi="Times New Roman" w:eastAsia="Times New Roman" w:cs="Times New Roman"/>
-          <w:sz w:val="24"/>
         </w:rPr>
         <w:t>E.2 · Layers L5–L7 (Adaptive-Learning Reference Stack)</w:t>
       </w:r>
@@ -4865,8 +4441,6 @@
         <w:rPr>
           <w:szCs w:val="22"/>
           <w:lang w:val="en-US" w:eastAsia="en-US" w:bidi="ar-SA"/>
-          <w:rFonts w:ascii="Times New Roman" w:hAnsi="Times New Roman"/>
-          <w:sz w:val="24"/>
         </w:rPr>
         <w:tab/>
       </w:r>
@@ -4874,8 +4448,6 @@
         <w:rPr>
           <w:szCs w:val="22"/>
           <w:lang w:val="en-US" w:eastAsia="en-US" w:bidi="ar-SA"/>
-          <w:rFonts w:ascii="Times New Roman" w:hAnsi="Times New Roman" w:eastAsia="Times New Roman" w:cs="Times New Roman"/>
-          <w:sz w:val="24"/>
         </w:rPr>
         <w:t>106</w:t>
       </w:r>
@@ -4894,8 +4466,6 @@
         <w:rPr>
           <w:szCs w:val="22"/>
           <w:lang w:val="en-US" w:eastAsia="en-US" w:bidi="ar-SA"/>
-          <w:rFonts w:ascii="Times New Roman" w:hAnsi="Times New Roman" w:eastAsia="Times New Roman" w:cs="Times New Roman"/>
-          <w:sz w:val="24"/>
         </w:rPr>
         <w:t>E.3 · AI Safety Provisions</w:t>
       </w:r>
@@ -4903,8 +4473,6 @@
         <w:rPr>
           <w:szCs w:val="22"/>
           <w:lang w:val="en-US" w:eastAsia="en-US" w:bidi="ar-SA"/>
-          <w:rFonts w:ascii="Times New Roman" w:hAnsi="Times New Roman"/>
-          <w:sz w:val="24"/>
         </w:rPr>
         <w:tab/>
       </w:r>
@@ -4912,8 +4480,6 @@
         <w:rPr>
           <w:szCs w:val="22"/>
           <w:lang w:val="en-US" w:eastAsia="en-US" w:bidi="ar-SA"/>
-          <w:rFonts w:ascii="Times New Roman" w:hAnsi="Times New Roman" w:eastAsia="Times New Roman" w:cs="Times New Roman"/>
-          <w:sz w:val="24"/>
         </w:rPr>
         <w:t>107</w:t>
       </w:r>
@@ -4926,8 +4492,6 @@
         <w:rPr>
           <w:szCs w:val="22"/>
           <w:lang w:val="en-US" w:eastAsia="en-US" w:bidi="ar-SA"/>
-          <w:rFonts w:ascii="Times New Roman" w:hAnsi="Times New Roman" w:eastAsia="Times New Roman" w:cs="Times New Roman"/>
-          <w:sz w:val="24"/>
         </w:rPr>
         <w:t>Appendix F · Glossary of Key Constructs</w:t>
       </w:r>
@@ -4935,8 +4499,6 @@
         <w:rPr>
           <w:szCs w:val="22"/>
           <w:lang w:val="en-US" w:eastAsia="en-US" w:bidi="ar-SA"/>
-          <w:rFonts w:ascii="Times New Roman" w:hAnsi="Times New Roman"/>
-          <w:sz w:val="24"/>
         </w:rPr>
         <w:tab/>
       </w:r>
@@ -4944,8 +4506,6 @@
         <w:rPr>
           <w:szCs w:val="22"/>
           <w:lang w:val="en-US" w:eastAsia="en-US" w:bidi="ar-SA"/>
-          <w:rFonts w:ascii="Times New Roman" w:hAnsi="Times New Roman" w:eastAsia="Times New Roman" w:cs="Times New Roman"/>
-          <w:sz w:val="24"/>
         </w:rPr>
         <w:t>108</w:t>
       </w:r>
@@ -4965,10 +4525,7 @@
       </w:pPr>
       <w:r>
         <w:rPr>
-          <w:rFonts w:asciiTheme="majorHAnsi" w:eastAsiaTheme="majorEastAsia" w:hAnsiTheme="majorHAnsi" w:cstheme="majorBidi" w:ascii="Times New Roman" w:hAnsi="Times New Roman" w:eastAsia="Times New Roman" w:cs="Times New Roman"/>
-          <w:b/>
           <w:color w:val="000000"/>
-          <w:sz w:val="32"/>
           <w:szCs w:val="28"/>
         </w:rPr>
         <w:t>Appendix G · Raw Data, Photographs and Supplementary Materials</w:t>
@@ -4976,19 +4533,14 @@
       <w:r>
         <w:rPr>
           <w:rFonts w:asciiTheme="majorHAnsi" w:eastAsiaTheme="majorEastAsia" w:hAnsiTheme="majorHAnsi" w:cstheme="majorBidi"/>
-          <w:b/>
           <w:color w:val="000000"/>
-          <w:sz w:val="32"/>
           <w:szCs w:val="32"/>
         </w:rPr>
         <w:tab/>
       </w:r>
       <w:r>
         <w:rPr>
-          <w:rFonts w:asciiTheme="majorHAnsi" w:eastAsiaTheme="majorEastAsia" w:hAnsiTheme="majorHAnsi" w:cstheme="majorBidi" w:ascii="Times New Roman" w:hAnsi="Times New Roman" w:eastAsia="Times New Roman" w:cs="Times New Roman"/>
-          <w:b/>
           <w:color w:val="000000"/>
-          <w:sz w:val="32"/>
           <w:szCs w:val="28"/>
         </w:rPr>
         <w:t>110</w:t>
@@ -5002,8 +4554,6 @@
         <w:rPr>
           <w:szCs w:val="22"/>
           <w:lang w:val="en-US" w:eastAsia="en-US" w:bidi="ar-SA"/>
-          <w:rFonts w:ascii="Times New Roman" w:hAnsi="Times New Roman" w:eastAsia="Times New Roman" w:cs="Times New Roman"/>
-          <w:sz w:val="24"/>
         </w:rPr>
         <w:t>Appendix H · Expert Consultation Record</w:t>
       </w:r>
@@ -5011,8 +4561,6 @@
         <w:rPr>
           <w:szCs w:val="22"/>
           <w:lang w:val="en-US" w:eastAsia="en-US" w:bidi="ar-SA"/>
-          <w:rFonts w:ascii="Times New Roman" w:hAnsi="Times New Roman"/>
-          <w:sz w:val="24"/>
         </w:rPr>
         <w:tab/>
       </w:r>
@@ -5020,8 +4568,6 @@
         <w:rPr>
           <w:szCs w:val="22"/>
           <w:lang w:val="en-US" w:eastAsia="en-US" w:bidi="ar-SA"/>
-          <w:rFonts w:ascii="Times New Roman" w:hAnsi="Times New Roman" w:eastAsia="Times New Roman" w:cs="Times New Roman"/>
-          <w:sz w:val="24"/>
         </w:rPr>
         <w:t>112</w:t>
       </w:r>
@@ -5033,10 +4579,7 @@
       <w:r>
         <w:rPr>
           <w:lang w:val="en-US" w:eastAsia="en-US" w:bidi="ar-SA"/>
-          <w:rFonts w:asciiTheme="majorHAnsi" w:eastAsiaTheme="majorEastAsia" w:hAnsiTheme="majorHAnsi" w:cstheme="majorBidi" w:ascii="Times New Roman" w:hAnsi="Times New Roman" w:eastAsia="Times New Roman" w:cs="Times New Roman"/>
-          <w:b/>
           <w:color w:val="000000"/>
-          <w:sz w:val="32"/>
           <w:szCs w:val="28"/>
         </w:rPr>
         <w:t>List of Figures</w:t>
@@ -5050,8 +4593,6 @@
         <w:rPr>
           <w:szCs w:val="22"/>
           <w:lang w:val="en-US" w:eastAsia="en-US" w:bidi="ar-SA"/>
-          <w:rFonts w:ascii="Times New Roman" w:hAnsi="Times New Roman" w:eastAsia="Times New Roman" w:cs="Times New Roman"/>
-          <w:sz w:val="24"/>
         </w:rPr>
         <w:t>Figure 1.1. The intellectual structure of the thesis: from industrial problem through FIAS, the adaptive-learning framework and the dynamic game-state engine to the industrial outcome.</w:t>
       </w:r>
@@ -5059,8 +4600,6 @@
         <w:rPr>
           <w:szCs w:val="22"/>
           <w:lang w:val="en-US" w:eastAsia="en-US" w:bidi="ar-SA"/>
-          <w:rFonts w:ascii="Times New Roman" w:hAnsi="Times New Roman"/>
-          <w:sz w:val="24"/>
         </w:rPr>
         <w:tab/>
       </w:r>
@@ -5068,8 +4607,6 @@
         <w:rPr>
           <w:szCs w:val="22"/>
           <w:lang w:val="en-US" w:eastAsia="en-US" w:bidi="ar-SA"/>
-          <w:rFonts w:ascii="Times New Roman" w:hAnsi="Times New Roman" w:eastAsia="Times New Roman" w:cs="Times New Roman"/>
-          <w:sz w:val="24"/>
         </w:rPr>
         <w:t>9</w:t>
       </w:r>
@@ -5091,11 +4628,8 @@
       </w:pPr>
       <w:r>
         <w:rPr>
-          <w:rFonts w:asciiTheme="minorHAnsi" w:hAnsiTheme="minorHAnsi" w:ascii="Times New Roman" w:hAnsi="Times New Roman" w:eastAsia="Times New Roman" w:cs="Times New Roman"/>
           <w:szCs w:val="22"/>
           <w:lang w:val="en-HK" w:eastAsia="zh-CN"/>
-          <w:b/>
-          <w:sz w:val="20"/>
         </w:rPr>
         <w:t>Figure 3.1. Three-stage action research programme. Each stage produces an empirical output and a theoretical revision; the three stages converge on the adaptive-learning framework design framework and the future-work programme.</w:t>
       </w:r>
@@ -5109,365 +4643,10 @@
       </w:r>
       <w:r>
         <w:rPr>
-          <w:rFonts w:asciiTheme="minorHAnsi" w:hAnsiTheme="minorHAnsi" w:ascii="Times New Roman" w:hAnsi="Times New Roman" w:eastAsia="Times New Roman" w:cs="Times New Roman"/>
           <w:szCs w:val="22"/>
           <w:lang w:val="en-HK" w:eastAsia="zh-CN"/>
-          <w:b/>
-          <w:sz w:val="20"/>
         </w:rPr>
         <w:t>26</w:t>
-      </w:r>
-    </w:p>
-    <w:tbl>
-      <w:tblPr>
-        <w:tblStyle w:val="TableGrid"/>
-        <w:tblW w:type="auto" w:w="0"/>
-        <w:tblLook w:firstColumn="1" w:firstRow="1" w:lastColumn="0" w:lastRow="0" w:noHBand="0" w:noVBand="1" w:val="04A0"/>
-      </w:tblPr>
-      <w:tblGrid>
-        <w:gridCol w:w="2835"/>
-        <w:gridCol w:w="2835"/>
-        <w:gridCol w:w="2835"/>
-      </w:tblGrid>
-      <w:tr>
-        <w:tc>
-          <w:tcPr>
-            <w:tcW w:type="dxa" w:w="2835"/>
-          </w:tcPr>
-          <w:p>
-            <w:r>
-              <w:rPr>
-                <w:b/>
-              </w:rPr>
-              <w:t>Activity</w:t>
-            </w:r>
-          </w:p>
-        </w:tc>
-        <w:tc>
-          <w:tcPr>
-            <w:tcW w:type="dxa" w:w="2835"/>
-          </w:tcPr>
-          <w:p>
-            <w:r>
-              <w:rPr>
-                <w:b/>
-              </w:rPr>
-              <w:t>Period</w:t>
-            </w:r>
-          </w:p>
-        </w:tc>
-        <w:tc>
-          <w:tcPr>
-            <w:tcW w:type="dxa" w:w="2835"/>
-          </w:tcPr>
-          <w:p>
-            <w:r>
-              <w:rPr>
-                <w:b/>
-              </w:rPr>
-              <w:t>Reported in</w:t>
-            </w:r>
-          </w:p>
-        </w:tc>
-      </w:tr>
-      <w:tr>
-        <w:tc>
-          <w:tcPr>
-            <w:tcW w:type="dxa" w:w="2835"/>
-          </w:tcPr>
-          <w:p>
-            <w:r>
-              <w:t>Site observation and the FIDS conjecture</w:t>
-            </w:r>
-          </w:p>
-        </w:tc>
-        <w:tc>
-          <w:tcPr>
-            <w:tcW w:type="dxa" w:w="2835"/>
-          </w:tcPr>
-          <w:p>
-            <w:r>
-              <w:t>2023</w:t>
-            </w:r>
-          </w:p>
-        </w:tc>
-        <w:tc>
-          <w:tcPr>
-            <w:tcW w:type="dxa" w:w="2835"/>
-          </w:tcPr>
-          <w:p>
-            <w:r>
-              <w:t>Chapter 1</w:t>
-            </w:r>
-          </w:p>
-        </w:tc>
-      </w:tr>
-      <w:tr>
-        <w:tc>
-          <w:tcPr>
-            <w:tcW w:type="dxa" w:w="2835"/>
-          </w:tcPr>
-          <w:p>
-            <w:r>
-              <w:t>Stage 1 — retrospective survey (N=200 of 280)</w:t>
-            </w:r>
-          </w:p>
-        </w:tc>
-        <w:tc>
-          <w:tcPr>
-            <w:tcW w:type="dxa" w:w="2835"/>
-          </w:tcPr>
-          <w:p>
-            <w:r>
-              <w:t>July–August 2024</w:t>
-            </w:r>
-          </w:p>
-        </w:tc>
-        <w:tc>
-          <w:tcPr>
-            <w:tcW w:type="dxa" w:w="2835"/>
-          </w:tcPr>
-          <w:p>
-            <w:r>
-              <w:t>Chapter 4</w:t>
-            </w:r>
-          </w:p>
-        </w:tc>
-      </w:tr>
-      <w:tr>
-        <w:tc>
-          <w:tcPr>
-            <w:tcW w:type="dxa" w:w="2835"/>
-          </w:tcPr>
-          <w:p>
-            <w:r>
-              <w:t>Game design and platform validation</w:t>
-            </w:r>
-          </w:p>
-        </w:tc>
-        <w:tc>
-          <w:tcPr>
-            <w:tcW w:type="dxa" w:w="2835"/>
-          </w:tcPr>
-          <w:p>
-            <w:r>
-              <w:t>2024</w:t>
-            </w:r>
-          </w:p>
-        </w:tc>
-        <w:tc>
-          <w:tcPr>
-            <w:tcW w:type="dxa" w:w="2835"/>
-          </w:tcPr>
-          <w:p>
-            <w:r>
-              <w:t>Chapter 5, Appendix G.8</w:t>
-            </w:r>
-          </w:p>
-        </w:tc>
-      </w:tr>
-      <w:tr>
-        <w:tc>
-          <w:tcPr>
-            <w:tcW w:type="dxa" w:w="2835"/>
-          </w:tcPr>
-          <w:p>
-            <w:r>
-              <w:t>Stage 2 — eight-week facility deployment (N=30)</w:t>
-            </w:r>
-          </w:p>
-        </w:tc>
-        <w:tc>
-          <w:tcPr>
-            <w:tcW w:type="dxa" w:w="2835"/>
-          </w:tcPr>
-          <w:p>
-            <w:r>
-              <w:rPr>
-                <w:highlight w:val="yellow"/>
-              </w:rPr>
-              <w:t>[AUTHOR INPUT NEEDED: exact dates]</w:t>
-            </w:r>
-          </w:p>
-        </w:tc>
-        <w:tc>
-          <w:tcPr>
-            <w:tcW w:type="dxa" w:w="2835"/>
-          </w:tcPr>
-          <w:p>
-            <w:r>
-              <w:t>Chapter 5</w:t>
-            </w:r>
-          </w:p>
-        </w:tc>
-      </w:tr>
-      <w:tr>
-        <w:tc>
-          <w:tcPr>
-            <w:tcW w:type="dxa" w:w="2835"/>
-          </w:tcPr>
-          <w:p>
-            <w:r>
-              <w:t>Stage 3 — remote decoupled deployment (register N=120)</w:t>
-            </w:r>
-          </w:p>
-        </w:tc>
-        <w:tc>
-          <w:tcPr>
-            <w:tcW w:type="dxa" w:w="2835"/>
-          </w:tcPr>
-          <w:p>
-            <w:r>
-              <w:t>March–April 2026</w:t>
-            </w:r>
-          </w:p>
-        </w:tc>
-        <w:tc>
-          <w:tcPr>
-            <w:tcW w:type="dxa" w:w="2835"/>
-          </w:tcPr>
-          <w:p>
-            <w:r>
-              <w:t>Chapter 6</w:t>
-            </w:r>
-          </w:p>
-        </w:tc>
-      </w:tr>
-      <w:tr>
-        <w:tc>
-          <w:tcPr>
-            <w:tcW w:type="dxa" w:w="2835"/>
-          </w:tcPr>
-          <w:p>
-            <w:r>
-              <w:t>Expert consultation panel (four consultations + follow-ups)</w:t>
-            </w:r>
-          </w:p>
-        </w:tc>
-        <w:tc>
-          <w:tcPr>
-            <w:tcW w:type="dxa" w:w="2835"/>
-          </w:tcPr>
-          <w:p>
-            <w:r>
-              <w:t>March–August 2026</w:t>
-            </w:r>
-          </w:p>
-        </w:tc>
-        <w:tc>
-          <w:tcPr>
-            <w:tcW w:type="dxa" w:w="2835"/>
-          </w:tcPr>
-          <w:p>
-            <w:r>
-              <w:t>§6.12, Appendix H</w:t>
-            </w:r>
-          </w:p>
-        </w:tc>
-      </w:tr>
-      <w:tr>
-        <w:tc>
-          <w:tcPr>
-            <w:tcW w:type="dxa" w:w="2835"/>
-          </w:tcPr>
-          <w:p>
-            <w:r>
-              <w:t>Ethics approval HSEARS20260805008</w:t>
-            </w:r>
-          </w:p>
-        </w:tc>
-        <w:tc>
-          <w:tcPr>
-            <w:tcW w:type="dxa" w:w="2835"/>
-          </w:tcPr>
-          <w:p>
-            <w:r>
-              <w:t>August 2026</w:t>
-            </w:r>
-          </w:p>
-        </w:tc>
-        <w:tc>
-          <w:tcPr>
-            <w:tcW w:type="dxa" w:w="2835"/>
-          </w:tcPr>
-          <w:p>
-            <w:r>
-              <w:t>§3.4</w:t>
-            </w:r>
-          </w:p>
-        </w:tc>
-      </w:tr>
-      <w:tr>
-        <w:tc>
-          <w:tcPr>
-            <w:tcW w:type="dxa" w:w="2835"/>
-          </w:tcPr>
-          <w:p>
-            <w:r>
-              <w:t>Stage 3B — pre-registered 2x2 field experiment</w:t>
-            </w:r>
-          </w:p>
-        </w:tc>
-        <w:tc>
-          <w:tcPr>
-            <w:tcW w:type="dxa" w:w="2835"/>
-          </w:tcPr>
-          <w:p>
-            <w:r>
-              <w:rPr>
-                <w:highlight w:val="yellow"/>
-              </w:rPr>
-              <w:t>August–October 2026 [AUTHOR INPUT NEEDED: window dates]</w:t>
-            </w:r>
-          </w:p>
-        </w:tc>
-        <w:tc>
-          <w:tcPr>
-            <w:tcW w:type="dxa" w:w="2835"/>
-          </w:tcPr>
-          <w:p>
-            <w:r>
-              <w:t>§8.8</w:t>
-            </w:r>
-          </w:p>
-        </w:tc>
-      </w:tr>
-      <w:tr>
-        <w:tc>
-          <w:tcPr>
-            <w:tcW w:type="dxa" w:w="2835"/>
-          </w:tcPr>
-          <w:p>
-            <w:r>
-              <w:t>Programme close and thesis completion</w:t>
-            </w:r>
-          </w:p>
-        </w:tc>
-        <w:tc>
-          <w:tcPr>
-            <w:tcW w:type="dxa" w:w="2835"/>
-          </w:tcPr>
-          <w:p>
-            <w:r>
-              <w:t>October 2026</w:t>
-            </w:r>
-          </w:p>
-        </w:tc>
-        <w:tc>
-          <w:tcPr>
-            <w:tcW w:type="dxa" w:w="2835"/>
-          </w:tcPr>
-          <w:p>
-            <w:r>
-              <w:t>Chapter 9</w:t>
-            </w:r>
-          </w:p>
-        </w:tc>
-      </w:tr>
-    </w:tbl>
-    <w:p>
-      <w:r>
-        <w:t>Table 3.1A. Programme timeline: evidence activities in calendar order, July 2024 – October 2026, with the chapter that reports each. The research programme closes in October 2026.</w:t>
       </w:r>
     </w:p>
     <w:p>
@@ -5487,11 +4666,8 @@
       </w:pPr>
       <w:r>
         <w:rPr>
-          <w:rFonts w:asciiTheme="minorHAnsi" w:hAnsiTheme="minorHAnsi" w:ascii="Times New Roman" w:hAnsi="Times New Roman" w:eastAsia="Times New Roman" w:cs="Times New Roman"/>
           <w:szCs w:val="22"/>
           <w:lang w:val="en-HK" w:eastAsia="zh-CN"/>
-          <w:b/>
-          <w:sz w:val="20"/>
         </w:rPr>
         <w:t>Figure 4.1A. Fall Risk Assessment (FRA) system architecture as deployed at the Poly Group facility (InBody FRA510S). Step 1 captures sensory- and nervous-system tests on the four-load-cell footplate. Steps 2 and 3 add musculoskeletal mass and strength via the InBody BIA station and the IB-LS dynamometer. Four result sheets present sensory-system, nervous-system, musculoskeletal and integrated-balance scores; the comprehensive score and risk-factor profile are the clinical outputs of interest in this thesis. Adapted from InBody Co., Ltd. (2022).</w:t>
       </w:r>
@@ -5505,11 +4681,8 @@
       </w:r>
       <w:r>
         <w:rPr>
-          <w:rFonts w:asciiTheme="minorHAnsi" w:hAnsiTheme="minorHAnsi" w:ascii="Times New Roman" w:hAnsi="Times New Roman" w:eastAsia="Times New Roman" w:cs="Times New Roman"/>
           <w:szCs w:val="22"/>
           <w:lang w:val="en-HK" w:eastAsia="zh-CN"/>
-          <w:b/>
-          <w:sz w:val="20"/>
         </w:rPr>
         <w:t>30</w:t>
       </w:r>
@@ -5522,8 +4695,6 @@
         <w:rPr>
           <w:szCs w:val="22"/>
           <w:lang w:val="en-US" w:eastAsia="en-US" w:bidi="ar-SA"/>
-          <w:rFonts w:ascii="Times New Roman" w:hAnsi="Times New Roman" w:eastAsia="Times New Roman" w:cs="Times New Roman"/>
-          <w:sz w:val="24"/>
         </w:rPr>
         <w:t>Figure 4.1B. The FRA balance station as deployed in the rehabilitation room of the Guangzhou facility.</w:t>
       </w:r>
@@ -5531,8 +4702,6 @@
         <w:rPr>
           <w:szCs w:val="22"/>
           <w:lang w:val="en-US" w:eastAsia="en-US" w:bidi="ar-SA"/>
-          <w:rFonts w:ascii="Times New Roman" w:hAnsi="Times New Roman"/>
-          <w:sz w:val="24"/>
         </w:rPr>
         <w:tab/>
       </w:r>
@@ -5540,8 +4709,6 @@
         <w:rPr>
           <w:szCs w:val="22"/>
           <w:lang w:val="en-US" w:eastAsia="en-US" w:bidi="ar-SA"/>
-          <w:rFonts w:ascii="Times New Roman" w:hAnsi="Times New Roman" w:eastAsia="Times New Roman" w:cs="Times New Roman"/>
-          <w:sz w:val="24"/>
         </w:rPr>
         <w:t>36</w:t>
       </w:r>
@@ -5563,11 +4730,8 @@
       </w:pPr>
       <w:r>
         <w:rPr>
-          <w:rFonts w:asciiTheme="minorHAnsi" w:hAnsiTheme="minorHAnsi" w:ascii="Times New Roman" w:hAnsi="Times New Roman" w:eastAsia="Times New Roman" w:cs="Times New Roman"/>
           <w:szCs w:val="22"/>
           <w:lang w:val="en-HK" w:eastAsia="zh-CN"/>
-          <w:b/>
-          <w:sz w:val="20"/>
         </w:rPr>
         <w:t xml:space="preserve">Figure 5.0. Integration of the FRA system into the skiing game. The four-load-cell footplate is shared; the COP stream feeds a player-facing pipeline (skiing-game engine, design parameters, adaptive difficulty engine, telemetry logger) on the left and a </w:t>
         <w:t>clinician-facing pipeline (FRA510S → InBody → IB-LS, pre/post FRA index, comprehensive score and risk-factor profile, prescribed Balance Exercises) on the right. The dashed line is the decoupling boundary applied at Stage 3. Questionnaires Q1-Q3 (Appendix B) feed both ledgers through self-report.</w:t>
@@ -5582,11 +4746,8 @@
       </w:r>
       <w:r>
         <w:rPr>
-          <w:rFonts w:asciiTheme="minorHAnsi" w:hAnsiTheme="minorHAnsi" w:ascii="Times New Roman" w:hAnsi="Times New Roman" w:eastAsia="Times New Roman" w:cs="Times New Roman"/>
           <w:szCs w:val="22"/>
           <w:lang w:val="en-HK" w:eastAsia="zh-CN"/>
-          <w:b/>
-          <w:sz w:val="20"/>
         </w:rPr>
         <w:t>36</w:t>
       </w:r>
@@ -5608,11 +4769,8 @@
       </w:pPr>
       <w:r>
         <w:rPr>
-          <w:rFonts w:asciiTheme="minorHAnsi" w:hAnsiTheme="minorHAnsi" w:ascii="Times New Roman" w:hAnsi="Times New Roman" w:eastAsia="Times New Roman" w:cs="Times New Roman"/>
           <w:szCs w:val="22"/>
           <w:lang w:val="en-HK" w:eastAsia="zh-CN"/>
-          <w:b/>
-          <w:sz w:val="20"/>
         </w:rPr>
         <w:t>Figure 5.1. Skiing game on-screen display. The skier is controlled through Centre-of-Pressure shifts on the InBody panel; trees and rocks act as obstacles, gold coins reward forward play, and a level-and-score display is anchored to the top of the screen.</w:t>
       </w:r>
@@ -5626,11 +4784,8 @@
       </w:r>
       <w:r>
         <w:rPr>
-          <w:rFonts w:asciiTheme="minorHAnsi" w:hAnsiTheme="minorHAnsi" w:ascii="Times New Roman" w:hAnsi="Times New Roman" w:eastAsia="Times New Roman" w:cs="Times New Roman"/>
           <w:szCs w:val="22"/>
           <w:lang w:val="en-HK" w:eastAsia="zh-CN"/>
-          <w:b/>
-          <w:sz w:val="20"/>
         </w:rPr>
         <w:t>40</w:t>
       </w:r>
@@ -5643,8 +4798,6 @@
         <w:rPr>
           <w:szCs w:val="22"/>
           <w:lang w:val="en-US" w:eastAsia="en-US" w:bidi="ar-SA"/>
-          <w:rFonts w:ascii="Times New Roman" w:hAnsi="Times New Roman" w:eastAsia="Times New Roman" w:cs="Times New Roman"/>
-          <w:sz w:val="24"/>
         </w:rPr>
         <w:t>Figure 5.1A. The platform-game coupling demonstrated by a control person (development office, August 2024).</w:t>
       </w:r>
@@ -5652,8 +4805,6 @@
         <w:rPr>
           <w:szCs w:val="22"/>
           <w:lang w:val="en-US" w:eastAsia="en-US" w:bidi="ar-SA"/>
-          <w:rFonts w:ascii="Times New Roman" w:hAnsi="Times New Roman"/>
-          <w:sz w:val="24"/>
         </w:rPr>
         <w:tab/>
       </w:r>
@@ -5661,8 +4812,6 @@
         <w:rPr>
           <w:szCs w:val="22"/>
           <w:lang w:val="en-US" w:eastAsia="en-US" w:bidi="ar-SA"/>
-          <w:rFonts w:ascii="Times New Roman" w:hAnsi="Times New Roman" w:eastAsia="Times New Roman" w:cs="Times New Roman"/>
-          <w:sz w:val="24"/>
         </w:rPr>
         <w:t>40</w:t>
       </w:r>
@@ -5675,8 +4824,6 @@
         <w:rPr>
           <w:szCs w:val="22"/>
           <w:lang w:val="en-US" w:eastAsia="en-US" w:bidi="ar-SA"/>
-          <w:rFonts w:ascii="Times New Roman" w:hAnsi="Times New Roman" w:eastAsia="Times New Roman" w:cs="Times New Roman"/>
-          <w:sz w:val="24"/>
         </w:rPr>
         <w:t>Figure 5.1B. The deployed game artefact across difficulty levels 1–5 (screenshots from the archived game build).</w:t>
       </w:r>
@@ -5684,8 +4831,6 @@
         <w:rPr>
           <w:szCs w:val="22"/>
           <w:lang w:val="en-US" w:eastAsia="en-US" w:bidi="ar-SA"/>
-          <w:rFonts w:ascii="Times New Roman" w:hAnsi="Times New Roman"/>
-          <w:sz w:val="24"/>
         </w:rPr>
         <w:tab/>
       </w:r>
@@ -5693,8 +4838,6 @@
         <w:rPr>
           <w:szCs w:val="22"/>
           <w:lang w:val="en-US" w:eastAsia="en-US" w:bidi="ar-SA"/>
-          <w:rFonts w:ascii="Times New Roman" w:hAnsi="Times New Roman" w:eastAsia="Times New Roman" w:cs="Times New Roman"/>
-          <w:sz w:val="24"/>
         </w:rPr>
         <w:t>40</w:t>
       </w:r>
@@ -5716,11 +4859,8 @@
       </w:pPr>
       <w:r>
         <w:rPr>
-          <w:rFonts w:asciiTheme="minorHAnsi" w:hAnsiTheme="minorHAnsi" w:ascii="Times New Roman" w:hAnsi="Times New Roman" w:eastAsia="Times New Roman" w:cs="Times New Roman"/>
           <w:szCs w:val="22"/>
           <w:lang w:val="en-HK" w:eastAsia="zh-CN"/>
-          <w:b/>
-          <w:sz w:val="20"/>
         </w:rPr>
         <w:t>Figure 5.2. Five-layer architecture of the gamified FRA system. The dual-purpose mechanic links Layer 0 (sensor input) and Layer 4 (clinical output) through the gameplay layers without exposing clinical numbers to the user during play.</w:t>
       </w:r>
@@ -5734,11 +4874,8 @@
       </w:r>
       <w:r>
         <w:rPr>
-          <w:rFonts w:asciiTheme="minorHAnsi" w:hAnsiTheme="minorHAnsi" w:ascii="Times New Roman" w:hAnsi="Times New Roman" w:eastAsia="Times New Roman" w:cs="Times New Roman"/>
           <w:szCs w:val="22"/>
           <w:lang w:val="en-HK" w:eastAsia="zh-CN"/>
-          <w:b/>
-          <w:sz w:val="20"/>
         </w:rPr>
         <w:t>42</w:t>
       </w:r>
@@ -5760,11 +4897,8 @@
       </w:pPr>
       <w:r>
         <w:rPr>
-          <w:rFonts w:asciiTheme="minorHAnsi" w:hAnsiTheme="minorHAnsi" w:ascii="Times New Roman" w:hAnsi="Times New Roman" w:eastAsia="Times New Roman" w:cs="Times New Roman"/>
           <w:szCs w:val="22"/>
           <w:lang w:val="en-HK" w:eastAsia="zh-CN"/>
-          <w:b/>
-          <w:sz w:val="20"/>
         </w:rPr>
         <w:t>Figure 5.3. Proposed dynamic game-state architecture for the FRA skiing game. The controller (L2) selects among five non-terminal states on the basis of the L1 performance-state vector. The user-facing layer (L5) presents progress as a trajectory, and L6 checks frame congruence across visible cues. L0-L4 retain the existing sensing, game and measurement path. The architecture is a prospective extension and was not evaluated in the Stage-2 or Stage-3 empirical comparisons.</w:t>
       </w:r>
@@ -5778,11 +4912,8 @@
       </w:r>
       <w:r>
         <w:rPr>
-          <w:rFonts w:asciiTheme="minorHAnsi" w:hAnsiTheme="minorHAnsi" w:ascii="Times New Roman" w:hAnsi="Times New Roman" w:eastAsia="Times New Roman" w:cs="Times New Roman"/>
           <w:szCs w:val="22"/>
           <w:lang w:val="en-HK" w:eastAsia="zh-CN"/>
-          <w:b/>
-          <w:sz w:val="20"/>
         </w:rPr>
         <w:t>46</w:t>
       </w:r>
@@ -5804,11 +4935,8 @@
       </w:pPr>
       <w:r>
         <w:rPr>
-          <w:rFonts w:asciiTheme="minorHAnsi" w:hAnsiTheme="minorHAnsi" w:ascii="Times New Roman" w:hAnsi="Times New Roman" w:eastAsia="Times New Roman" w:cs="Times New Roman"/>
           <w:szCs w:val="22"/>
           <w:lang w:val="en-HK" w:eastAsia="zh-CN"/>
-          <w:b/>
-          <w:sz w:val="20"/>
         </w:rPr>
         <w:t>Figure 5.4. Participant-level pre/post recorded FRA index for the Stage-2 cohort (N = 30), by engagement group.</w:t>
       </w:r>
@@ -5822,11 +4950,8 @@
       </w:r>
       <w:r>
         <w:rPr>
-          <w:rFonts w:asciiTheme="minorHAnsi" w:hAnsiTheme="minorHAnsi" w:ascii="Times New Roman" w:hAnsi="Times New Roman" w:eastAsia="Times New Roman" w:cs="Times New Roman"/>
           <w:szCs w:val="22"/>
           <w:lang w:val="en-HK" w:eastAsia="zh-CN"/>
-          <w:b/>
-          <w:sz w:val="20"/>
         </w:rPr>
         <w:t>49</w:t>
       </w:r>
@@ -5848,11 +4973,8 @@
       </w:pPr>
       <w:r>
         <w:rPr>
-          <w:rFonts w:asciiTheme="minorHAnsi" w:hAnsiTheme="minorHAnsi" w:ascii="Times New Roman" w:hAnsi="Times New Roman" w:eastAsia="Times New Roman" w:cs="Times New Roman"/>
           <w:szCs w:val="22"/>
           <w:lang w:val="en-HK" w:eastAsia="zh-CN"/>
-          <w:b/>
-          <w:sz w:val="20"/>
         </w:rPr>
         <w:t>Figure 5.5. Participant flow diagram (Stage 2, N = 30): no re-engagement was observed among the twenty-one low-engagement participants during the eight-week study window.</w:t>
       </w:r>
@@ -5866,11 +4988,8 @@
       </w:r>
       <w:r>
         <w:rPr>
-          <w:rFonts w:asciiTheme="minorHAnsi" w:hAnsiTheme="minorHAnsi" w:ascii="Times New Roman" w:hAnsi="Times New Roman" w:eastAsia="Times New Roman" w:cs="Times New Roman"/>
           <w:szCs w:val="22"/>
           <w:lang w:val="en-HK" w:eastAsia="zh-CN"/>
-          <w:b/>
-          <w:sz w:val="20"/>
         </w:rPr>
         <w:t>50</w:t>
       </w:r>
@@ -5892,11 +5011,8 @@
       </w:pPr>
       <w:r>
         <w:rPr>
-          <w:rFonts w:asciiTheme="minorHAnsi" w:hAnsiTheme="minorHAnsi" w:ascii="Times New Roman" w:hAnsi="Times New Roman" w:eastAsia="Times New Roman" w:cs="Times New Roman"/>
           <w:szCs w:val="22"/>
           <w:lang w:val="en-HK" w:eastAsia="zh-CN"/>
-          <w:b/>
-          <w:sz w:val="20"/>
         </w:rPr>
         <w:t>Figure 5.6. Distribution of provisional FIAS composite scores across all 30 participants. The composite includes engagement-outcome attributes, so the separation of the F4 cluster is expected by construction; the figure is descriptive case identification, not evidence (§5.6).</w:t>
       </w:r>
@@ -5910,11 +5026,8 @@
       </w:r>
       <w:r>
         <w:rPr>
-          <w:rFonts w:asciiTheme="minorHAnsi" w:hAnsiTheme="minorHAnsi" w:ascii="Times New Roman" w:hAnsi="Times New Roman" w:eastAsia="Times New Roman" w:cs="Times New Roman"/>
           <w:szCs w:val="22"/>
           <w:lang w:val="en-HK" w:eastAsia="zh-CN"/>
-          <w:b/>
-          <w:sz w:val="20"/>
         </w:rPr>
         <w:t>51</w:t>
       </w:r>
@@ -5936,11 +5049,8 @@
       </w:pPr>
       <w:r>
         <w:rPr>
-          <w:rFonts w:asciiTheme="minorHAnsi" w:hAnsiTheme="minorHAnsi" w:ascii="Times New Roman" w:hAnsi="Times New Roman" w:eastAsia="Times New Roman" w:cs="Times New Roman"/>
           <w:szCs w:val="22"/>
           <w:lang w:val="en-HK" w:eastAsia="zh-CN"/>
-          <w:b/>
-          <w:sz w:val="20"/>
         </w:rPr>
         <w:t>Figure 5.7. Hypothesised FIDS-FIAS mechanism and intervention pathways. The left side presents a candidate sequence from first difficulty through reduced self-efficacy and identity-relevant loss appraisal to active non-return. The right side presents three proposed intervention routes: coaching, participant-facing decoupling and learning-oriented adaptation. The mechanism was not directly measured in the present studies.</w:t>
       </w:r>
@@ -5954,11 +5064,8 @@
       </w:r>
       <w:r>
         <w:rPr>
-          <w:rFonts w:asciiTheme="minorHAnsi" w:hAnsiTheme="minorHAnsi" w:ascii="Times New Roman" w:hAnsi="Times New Roman" w:eastAsia="Times New Roman" w:cs="Times New Roman"/>
           <w:szCs w:val="22"/>
           <w:lang w:val="en-HK" w:eastAsia="zh-CN"/>
-          <w:b/>
-          <w:sz w:val="20"/>
         </w:rPr>
         <w:t>52</w:t>
       </w:r>
@@ -5980,11 +5087,8 @@
       </w:pPr>
       <w:r>
         <w:rPr>
-          <w:rFonts w:asciiTheme="minorHAnsi" w:hAnsiTheme="minorHAnsi" w:ascii="Times New Roman" w:hAnsi="Times New Roman" w:eastAsia="Times New Roman" w:cs="Times New Roman"/>
           <w:szCs w:val="22"/>
           <w:lang w:val="en-HK" w:eastAsia="zh-CN"/>
-          <w:b/>
-          <w:sz w:val="20"/>
         </w:rPr>
         <w:t>Figure 6.1. Stage-3 retention and observed non-return at the end of the study window by age band (N = 120).</w:t>
       </w:r>
@@ -5998,11 +5102,8 @@
       </w:r>
       <w:r>
         <w:rPr>
-          <w:rFonts w:asciiTheme="minorHAnsi" w:hAnsiTheme="minorHAnsi" w:ascii="Times New Roman" w:hAnsi="Times New Roman" w:eastAsia="Times New Roman" w:cs="Times New Roman"/>
           <w:szCs w:val="22"/>
           <w:lang w:val="en-HK" w:eastAsia="zh-CN"/>
-          <w:b/>
-          <w:sz w:val="20"/>
         </w:rPr>
         <w:t>57</w:t>
       </w:r>
@@ -6024,11 +5125,8 @@
       </w:pPr>
       <w:r>
         <w:rPr>
-          <w:rFonts w:asciiTheme="minorHAnsi" w:hAnsiTheme="minorHAnsi" w:ascii="Times New Roman" w:hAnsi="Times New Roman" w:eastAsia="Times New Roman" w:cs="Times New Roman"/>
           <w:szCs w:val="22"/>
           <w:lang w:val="en-HK" w:eastAsia="zh-CN"/>
-          <w:b/>
-          <w:sz w:val="20"/>
         </w:rPr>
         <w:t>Figure 6.2. Return behaviour after initial dropout, by age band: 62.5% return rate in the 65–80 band.</w:t>
       </w:r>
@@ -6042,11 +5140,8 @@
       </w:r>
       <w:r>
         <w:rPr>
-          <w:rFonts w:asciiTheme="minorHAnsi" w:hAnsiTheme="minorHAnsi" w:ascii="Times New Roman" w:hAnsi="Times New Roman" w:eastAsia="Times New Roman" w:cs="Times New Roman"/>
           <w:szCs w:val="22"/>
           <w:lang w:val="en-HK" w:eastAsia="zh-CN"/>
-          <w:b/>
-          <w:sz w:val="20"/>
         </w:rPr>
         <w:t>57</w:t>
       </w:r>
@@ -6068,11 +5163,8 @@
       </w:pPr>
       <w:r>
         <w:rPr>
-          <w:rFonts w:asciiTheme="minorHAnsi" w:hAnsiTheme="minorHAnsi" w:ascii="Times New Roman" w:hAnsi="Times New Roman" w:eastAsia="Times New Roman" w:cs="Times New Roman"/>
           <w:szCs w:val="22"/>
           <w:lang w:val="en-HK" w:eastAsia="zh-CN"/>
-          <w:b/>
-          <w:sz w:val="20"/>
         </w:rPr>
         <w:t>Figure 6.3. Retention versus regular-use intention by age band: the 29.3-pp commitment gap in the 65–80 band.</w:t>
       </w:r>
@@ -6086,11 +5178,8 @@
       </w:r>
       <w:r>
         <w:rPr>
-          <w:rFonts w:asciiTheme="minorHAnsi" w:hAnsiTheme="minorHAnsi" w:ascii="Times New Roman" w:hAnsi="Times New Roman" w:eastAsia="Times New Roman" w:cs="Times New Roman"/>
           <w:szCs w:val="22"/>
           <w:lang w:val="en-HK" w:eastAsia="zh-CN"/>
-          <w:b/>
-          <w:sz w:val="20"/>
         </w:rPr>
         <w:t>59</w:t>
       </w:r>
@@ -6112,11 +5201,8 @@
       </w:pPr>
       <w:r>
         <w:rPr>
-          <w:rFonts w:asciiTheme="minorHAnsi" w:hAnsiTheme="minorHAnsi" w:ascii="Times New Roman" w:hAnsi="Times New Roman" w:eastAsia="Times New Roman" w:cs="Times New Roman"/>
           <w:szCs w:val="22"/>
           <w:lang w:val="en-HK" w:eastAsia="zh-CN"/>
-          <w:b/>
-          <w:sz w:val="20"/>
         </w:rPr>
         <w:t>Figure 7.1. adaptive-learning reference stack: existing five-layer FRA architecture (L0–L4) extended with three additional layers (L5 User-Facing Trajectory; L6 Staff Coaching Protocol; L7 Adaptive-Learning Telemetry).</w:t>
       </w:r>
@@ -6130,11 +5216,8 @@
       </w:r>
       <w:r>
         <w:rPr>
-          <w:rFonts w:asciiTheme="minorHAnsi" w:hAnsiTheme="minorHAnsi" w:ascii="Times New Roman" w:hAnsi="Times New Roman" w:eastAsia="Times New Roman" w:cs="Times New Roman"/>
           <w:szCs w:val="22"/>
           <w:lang w:val="en-HK" w:eastAsia="zh-CN"/>
-          <w:b/>
-          <w:sz w:val="20"/>
         </w:rPr>
         <w:t>68</w:t>
       </w:r>
@@ -6166,10 +5249,8 @@
       </w:pPr>
       <w:r>
         <w:rPr>
-          <w:rFonts w:asciiTheme="minorHAnsi" w:hAnsiTheme="minorHAnsi" w:ascii="Times New Roman" w:hAnsi="Times New Roman" w:eastAsia="Times New Roman" w:cs="Times New Roman"/>
           <w:szCs w:val="24"/>
           <w:lang w:val="en-HK" w:eastAsia="zh-CN"/>
-          <w:sz w:val="24"/>
         </w:rPr>
         <w:t>Figure 9.2. Proposed person-conditioned adaptive loop. Game and pressure-panel events are synchronised with ethically justified behavioural or experiential inputs; the system updates a person-specific state estimate and selects the next game state within pre-specified safety limits. Outcomes such as retry, return, comprehension and burden feed the next cycle. The figure is a future architecture, not an empirical representation of Stage 2.</w:t>
       </w:r>
@@ -6183,10 +5264,8 @@
       </w:r>
       <w:r>
         <w:rPr>
-          <w:rFonts w:asciiTheme="minorHAnsi" w:hAnsiTheme="minorHAnsi" w:ascii="Times New Roman" w:hAnsi="Times New Roman" w:eastAsia="Times New Roman" w:cs="Times New Roman"/>
           <w:szCs w:val="24"/>
           <w:lang w:val="en-HK" w:eastAsia="zh-CN"/>
-          <w:sz w:val="24"/>
         </w:rPr>
         <w:t>90</w:t>
       </w:r>
@@ -6204,10 +5283,7 @@
       <w:r>
         <w:rPr>
           <w:lang w:val="en-US" w:eastAsia="en-US" w:bidi="ar-SA"/>
-          <w:rFonts w:asciiTheme="majorHAnsi" w:eastAsiaTheme="majorEastAsia" w:hAnsiTheme="majorHAnsi" w:cstheme="majorBidi" w:ascii="Times New Roman" w:hAnsi="Times New Roman" w:eastAsia="Times New Roman" w:cs="Times New Roman"/>
-          <w:b/>
           <w:color w:val="000000"/>
-          <w:sz w:val="32"/>
           <w:szCs w:val="28"/>
         </w:rPr>
         <w:t>List of Tables</w:t>
@@ -6222,8 +5298,6 @@
         <w:rPr>
           <w:szCs w:val="22"/>
           <w:lang w:val="en-US" w:eastAsia="en-US" w:bidi="ar-SA"/>
-          <w:rFonts w:ascii="Times New Roman" w:hAnsi="Times New Roman" w:eastAsia="Times New Roman" w:cs="Times New Roman"/>
-          <w:sz w:val="24"/>
         </w:rPr>
         <w:t>Table 2.1. From the rejected null hypothesis to candidate mechanisms: the structure of the FIAS account.</w:t>
       </w:r>
@@ -6236,8 +5310,6 @@
         <w:rPr>
           <w:szCs w:val="22"/>
           <w:lang w:val="en-US" w:eastAsia="en-US" w:bidi="ar-SA"/>
-          <w:rFonts w:ascii="Times New Roman" w:hAnsi="Times New Roman" w:eastAsia="Times New Roman" w:cs="Times New Roman"/>
-          <w:sz w:val="24"/>
         </w:rPr>
         <w:t>Table 3.1. The hypothesis architecture of the programme: where each claim originates, is stated, is tested, and stands.</w:t>
       </w:r>
@@ -6259,10 +5331,8 @@
       </w:pPr>
       <w:r>
         <w:rPr>
-          <w:rFonts w:asciiTheme="minorHAnsi" w:hAnsiTheme="minorHAnsi" w:ascii="Times New Roman" w:hAnsi="Times New Roman" w:eastAsia="Times New Roman" w:cs="Times New Roman"/>
           <w:szCs w:val="24"/>
           <w:lang w:val="en-HK" w:eastAsia="zh-CN"/>
-          <w:sz w:val="24"/>
         </w:rPr>
         <w:t>Table 4.1. Stage-1 survey results (N = 200 residents surveyed, of a resident population of 280).</w:t>
         <w:tab/>
@@ -6286,10 +5356,8 @@
       </w:pPr>
       <w:r>
         <w:rPr>
-          <w:rFonts w:asciiTheme="minorHAnsi" w:hAnsiTheme="minorHAnsi" w:ascii="Times New Roman" w:hAnsi="Times New Roman" w:eastAsia="Times New Roman" w:cs="Times New Roman"/>
           <w:szCs w:val="24"/>
           <w:lang w:val="en-HK" w:eastAsia="zh-CN"/>
-          <w:sz w:val="24"/>
         </w:rPr>
         <w:t>Table 4.2. TAM limitations for elderly FRA users.</w:t>
       </w:r>
@@ -6303,10 +5371,8 @@
       </w:r>
       <w:r>
         <w:rPr>
-          <w:rFonts w:asciiTheme="minorHAnsi" w:hAnsiTheme="minorHAnsi" w:ascii="Times New Roman" w:hAnsi="Times New Roman" w:eastAsia="Times New Roman" w:cs="Times New Roman"/>
           <w:szCs w:val="24"/>
           <w:lang w:val="en-HK" w:eastAsia="zh-CN"/>
-          <w:sz w:val="24"/>
         </w:rPr>
         <w:t>32</w:t>
       </w:r>
@@ -6328,10 +5394,8 @@
       </w:pPr>
       <w:r>
         <w:rPr>
-          <w:rFonts w:asciiTheme="minorHAnsi" w:hAnsiTheme="minorHAnsi" w:ascii="Times New Roman" w:hAnsi="Times New Roman" w:eastAsia="Times New Roman" w:cs="Times New Roman"/>
           <w:szCs w:val="24"/>
           <w:lang w:val="en-HK" w:eastAsia="zh-CN"/>
-          <w:sz w:val="24"/>
         </w:rPr>
         <w:t>Table 4.3. Octalysis drives contextualised against STAM characteristics.</w:t>
       </w:r>
@@ -6345,10 +5409,8 @@
       </w:r>
       <w:r>
         <w:rPr>
-          <w:rFonts w:asciiTheme="minorHAnsi" w:hAnsiTheme="minorHAnsi" w:ascii="Times New Roman" w:hAnsi="Times New Roman" w:eastAsia="Times New Roman" w:cs="Times New Roman"/>
           <w:szCs w:val="24"/>
           <w:lang w:val="en-HK" w:eastAsia="zh-CN"/>
-          <w:sz w:val="24"/>
         </w:rPr>
         <w:t>33</w:t>
       </w:r>
@@ -6370,10 +5432,8 @@
       </w:pPr>
       <w:r>
         <w:rPr>
-          <w:rFonts w:asciiTheme="minorHAnsi" w:hAnsiTheme="minorHAnsi" w:ascii="Times New Roman" w:hAnsi="Times New Roman" w:eastAsia="Times New Roman" w:cs="Times New Roman"/>
           <w:szCs w:val="24"/>
           <w:lang w:val="en-HK" w:eastAsia="zh-CN"/>
-          <w:sz w:val="24"/>
         </w:rPr>
         <w:t>Table 5.0. Skiing-game parameters by which the FRA COP signal is integrated into gameplay (extract; full specification in Game_States_and_Parameters.xlsx).</w:t>
       </w:r>
@@ -6387,10 +5447,8 @@
       </w:r>
       <w:r>
         <w:rPr>
-          <w:rFonts w:asciiTheme="minorHAnsi" w:hAnsiTheme="minorHAnsi" w:ascii="Times New Roman" w:hAnsi="Times New Roman" w:eastAsia="Times New Roman" w:cs="Times New Roman"/>
           <w:szCs w:val="24"/>
           <w:lang w:val="en-HK" w:eastAsia="zh-CN"/>
-          <w:sz w:val="24"/>
         </w:rPr>
         <w:t>38</w:t>
       </w:r>
@@ -6412,10 +5470,8 @@
       </w:pPr>
       <w:r>
         <w:rPr>
-          <w:rFonts w:asciiTheme="minorHAnsi" w:hAnsiTheme="minorHAnsi" w:ascii="Times New Roman" w:hAnsi="Times New Roman" w:eastAsia="Times New Roman" w:cs="Times New Roman"/>
           <w:szCs w:val="24"/>
           <w:lang w:val="en-HK" w:eastAsia="zh-CN"/>
-          <w:sz w:val="24"/>
         </w:rPr>
         <w:t>Table 5.1. Skiing game data structure summary.</w:t>
       </w:r>
@@ -6429,10 +5485,8 @@
       </w:r>
       <w:r>
         <w:rPr>
-          <w:rFonts w:asciiTheme="minorHAnsi" w:hAnsiTheme="minorHAnsi" w:ascii="Times New Roman" w:hAnsi="Times New Roman" w:eastAsia="Times New Roman" w:cs="Times New Roman"/>
           <w:szCs w:val="24"/>
           <w:lang w:val="en-HK" w:eastAsia="zh-CN"/>
-          <w:sz w:val="24"/>
         </w:rPr>
         <w:t>43</w:t>
       </w:r>
@@ -6454,10 +5508,8 @@
       </w:pPr>
       <w:r>
         <w:rPr>
-          <w:rFonts w:asciiTheme="minorHAnsi" w:hAnsiTheme="minorHAnsi" w:ascii="Times New Roman" w:hAnsi="Times New Roman" w:eastAsia="Times New Roman" w:cs="Times New Roman"/>
           <w:szCs w:val="24"/>
           <w:lang w:val="en-HK" w:eastAsia="zh-CN"/>
-          <w:sz w:val="24"/>
         </w:rPr>
         <w:t>Table 5.2. Stage-2 engagement pattern (N = 30).</w:t>
       </w:r>
@@ -6471,10 +5523,8 @@
       </w:r>
       <w:r>
         <w:rPr>
-          <w:rFonts w:asciiTheme="minorHAnsi" w:hAnsiTheme="minorHAnsi" w:ascii="Times New Roman" w:hAnsi="Times New Roman" w:eastAsia="Times New Roman" w:cs="Times New Roman"/>
           <w:szCs w:val="24"/>
           <w:lang w:val="en-HK" w:eastAsia="zh-CN"/>
-          <w:sz w:val="24"/>
         </w:rPr>
         <w:t>48</w:t>
       </w:r>
@@ -6487,8 +5537,6 @@
         <w:rPr>
           <w:szCs w:val="22"/>
           <w:lang w:val="en-US" w:eastAsia="en-US" w:bidi="ar-SA"/>
-          <w:rFonts w:ascii="Times New Roman" w:hAnsi="Times New Roman" w:eastAsia="Times New Roman" w:cs="Times New Roman"/>
-          <w:sz w:val="24"/>
         </w:rPr>
         <w:t>Table 5.3. QFD deployment matrix: user needs mapped onto game technical characteristics.</w:t>
       </w:r>
@@ -6510,10 +5558,8 @@
       </w:pPr>
       <w:r>
         <w:rPr>
-          <w:rFonts w:asciiTheme="minorHAnsi" w:hAnsiTheme="minorHAnsi" w:ascii="Times New Roman" w:hAnsi="Times New Roman" w:eastAsia="Times New Roman" w:cs="Times New Roman"/>
           <w:szCs w:val="24"/>
           <w:lang w:val="en-HK" w:eastAsia="zh-CN"/>
-          <w:sz w:val="24"/>
         </w:rPr>
         <w:t>Table 6.1. Stage-3 overall engagement and dropout (N = 120).</w:t>
       </w:r>
@@ -6527,10 +5573,8 @@
       </w:r>
       <w:r>
         <w:rPr>
-          <w:rFonts w:asciiTheme="minorHAnsi" w:hAnsiTheme="minorHAnsi" w:ascii="Times New Roman" w:hAnsi="Times New Roman" w:eastAsia="Times New Roman" w:cs="Times New Roman"/>
           <w:szCs w:val="24"/>
           <w:lang w:val="en-HK" w:eastAsia="zh-CN"/>
-          <w:sz w:val="24"/>
         </w:rPr>
         <w:t>55</w:t>
       </w:r>
@@ -6552,10 +5596,8 @@
       </w:pPr>
       <w:r>
         <w:rPr>
-          <w:rFonts w:asciiTheme="minorHAnsi" w:hAnsiTheme="minorHAnsi" w:ascii="Times New Roman" w:hAnsi="Times New Roman" w:eastAsia="Times New Roman" w:cs="Times New Roman"/>
           <w:szCs w:val="24"/>
           <w:lang w:val="en-HK" w:eastAsia="zh-CN"/>
-          <w:sz w:val="24"/>
         </w:rPr>
         <w:t>Table 6.2. Stage-3 age-stratified engagement.</w:t>
       </w:r>
@@ -6569,10 +5611,8 @@
       </w:r>
       <w:r>
         <w:rPr>
-          <w:rFonts w:asciiTheme="minorHAnsi" w:hAnsiTheme="minorHAnsi" w:ascii="Times New Roman" w:hAnsi="Times New Roman" w:eastAsia="Times New Roman" w:cs="Times New Roman"/>
           <w:szCs w:val="24"/>
           <w:lang w:val="en-HK" w:eastAsia="zh-CN"/>
-          <w:sz w:val="24"/>
         </w:rPr>
         <w:t>55</w:t>
       </w:r>
@@ -6594,10 +5634,8 @@
       </w:pPr>
       <w:r>
         <w:rPr>
-          <w:rFonts w:asciiTheme="minorHAnsi" w:hAnsiTheme="minorHAnsi" w:ascii="Times New Roman" w:hAnsi="Times New Roman" w:eastAsia="Times New Roman" w:cs="Times New Roman"/>
           <w:szCs w:val="24"/>
           <w:lang w:val="en-HK" w:eastAsia="zh-CN"/>
-          <w:sz w:val="24"/>
         </w:rPr>
         <w:t>Table 6.3. Stage-3 coordination endorsement and regular-use intention by age band.</w:t>
       </w:r>
@@ -6611,10 +5649,8 @@
       </w:r>
       <w:r>
         <w:rPr>
-          <w:rFonts w:asciiTheme="minorHAnsi" w:hAnsiTheme="minorHAnsi" w:ascii="Times New Roman" w:hAnsi="Times New Roman" w:eastAsia="Times New Roman" w:cs="Times New Roman"/>
           <w:szCs w:val="24"/>
           <w:lang w:val="en-HK" w:eastAsia="zh-CN"/>
-          <w:sz w:val="24"/>
         </w:rPr>
         <w:t>56</w:t>
       </w:r>
@@ -6636,10 +5672,8 @@
       </w:pPr>
       <w:r>
         <w:rPr>
-          <w:rFonts w:asciiTheme="minorHAnsi" w:hAnsiTheme="minorHAnsi" w:ascii="Times New Roman" w:hAnsi="Times New Roman" w:eastAsia="Times New Roman" w:cs="Times New Roman"/>
           <w:szCs w:val="24"/>
           <w:lang w:val="en-HK" w:eastAsia="zh-CN"/>
-          <w:sz w:val="24"/>
         </w:rPr>
         <w:t>Table 6.4. Three-tier nested model specification for the FIAS-vs-TAM/STAM quantitative comparison.</w:t>
       </w:r>
@@ -6653,10 +5687,8 @@
       </w:r>
       <w:r>
         <w:rPr>
-          <w:rFonts w:asciiTheme="minorHAnsi" w:hAnsiTheme="minorHAnsi" w:ascii="Times New Roman" w:hAnsi="Times New Roman" w:eastAsia="Times New Roman" w:cs="Times New Roman"/>
           <w:szCs w:val="24"/>
           <w:lang w:val="en-HK" w:eastAsia="zh-CN"/>
-          <w:sz w:val="24"/>
         </w:rPr>
         <w:t>60</w:t>
       </w:r>
@@ -6678,10 +5710,8 @@
       </w:pPr>
       <w:r>
         <w:rPr>
-          <w:rFonts w:asciiTheme="minorHAnsi" w:hAnsiTheme="minorHAnsi" w:ascii="Times New Roman" w:hAnsi="Times New Roman" w:eastAsia="Times New Roman" w:cs="Times New Roman"/>
           <w:szCs w:val="24"/>
           <w:lang w:val="en-HK" w:eastAsia="zh-CN"/>
-          <w:sz w:val="24"/>
         </w:rPr>
         <w:t>Table 6.5. Consolidated statistical results for the key contrasts of Stages 2 and 3.</w:t>
       </w:r>
@@ -6695,10 +5725,8 @@
       </w:r>
       <w:r>
         <w:rPr>
-          <w:rFonts w:asciiTheme="minorHAnsi" w:hAnsiTheme="minorHAnsi" w:ascii="Times New Roman" w:hAnsi="Times New Roman" w:eastAsia="Times New Roman" w:cs="Times New Roman"/>
           <w:szCs w:val="24"/>
           <w:lang w:val="en-HK" w:eastAsia="zh-CN"/>
-          <w:sz w:val="24"/>
         </w:rPr>
         <w:t>62</w:t>
       </w:r>
@@ -6720,10 +5748,8 @@
       </w:pPr>
       <w:r>
         <w:rPr>
-          <w:rFonts w:asciiTheme="minorHAnsi" w:hAnsiTheme="minorHAnsi" w:ascii="Times New Roman" w:hAnsi="Times New Roman" w:eastAsia="Times New Roman" w:cs="Times New Roman"/>
           <w:szCs w:val="24"/>
           <w:lang w:val="en-HK" w:eastAsia="zh-CN"/>
-          <w:sz w:val="24"/>
         </w:rPr>
         <w:t>Table 7.1. Adaptive-learning principles, function and empirical anchor.</w:t>
       </w:r>
@@ -6737,10 +5763,8 @@
       </w:r>
       <w:r>
         <w:rPr>
-          <w:rFonts w:asciiTheme="minorHAnsi" w:hAnsiTheme="minorHAnsi" w:ascii="Times New Roman" w:hAnsi="Times New Roman" w:eastAsia="Times New Roman" w:cs="Times New Roman"/>
           <w:szCs w:val="24"/>
           <w:lang w:val="en-HK" w:eastAsia="zh-CN"/>
-          <w:sz w:val="24"/>
         </w:rPr>
         <w:t>66</w:t>
       </w:r>
@@ -6753,8 +5777,6 @@
         <w:rPr>
           <w:szCs w:val="22"/>
           <w:lang w:val="en-US" w:eastAsia="en-US" w:bidi="ar-SA"/>
-          <w:rFonts w:ascii="Times New Roman" w:hAnsi="Times New Roman" w:eastAsia="Times New Roman" w:cs="Times New Roman"/>
-          <w:sz w:val="24"/>
         </w:rPr>
         <w:t>Table 8.0. The four contribution registers and where each is stated.</w:t>
       </w:r>
@@ -6762,8 +5784,6 @@
         <w:rPr>
           <w:szCs w:val="22"/>
           <w:lang w:val="en-US" w:eastAsia="en-US" w:bidi="ar-SA"/>
-          <w:rFonts w:ascii="Times New Roman" w:hAnsi="Times New Roman"/>
-          <w:sz w:val="24"/>
         </w:rPr>
         <w:tab/>
       </w:r>
@@ -6771,8 +5791,6 @@
         <w:rPr>
           <w:szCs w:val="22"/>
           <w:lang w:val="en-US" w:eastAsia="en-US" w:bidi="ar-SA"/>
-          <w:rFonts w:ascii="Times New Roman" w:hAnsi="Times New Roman" w:eastAsia="Times New Roman" w:cs="Times New Roman"/>
-          <w:sz w:val="24"/>
         </w:rPr>
         <w:t>72</w:t>
       </w:r>
@@ -6794,10 +5812,8 @@
       </w:pPr>
       <w:r>
         <w:rPr>
-          <w:rFonts w:asciiTheme="minorHAnsi" w:hAnsiTheme="minorHAnsi" w:ascii="Times New Roman" w:hAnsi="Times New Roman" w:eastAsia="Times New Roman" w:cs="Times New Roman"/>
           <w:szCs w:val="24"/>
           <w:lang w:val="en-HK" w:eastAsia="zh-CN"/>
-          <w:sz w:val="24"/>
         </w:rPr>
         <w:t>Table 7.2. Adaptive-learning reference stack (L0–L7) mapped to adaptive-learning principles.</w:t>
       </w:r>
@@ -6811,10 +5827,8 @@
       </w:r>
       <w:r>
         <w:rPr>
-          <w:rFonts w:asciiTheme="minorHAnsi" w:hAnsiTheme="minorHAnsi" w:ascii="Times New Roman" w:hAnsi="Times New Roman" w:eastAsia="Times New Roman" w:cs="Times New Roman"/>
           <w:szCs w:val="24"/>
           <w:lang w:val="en-HK" w:eastAsia="zh-CN"/>
-          <w:sz w:val="24"/>
         </w:rPr>
         <w:t>66</w:t>
       </w:r>
@@ -6827,8 +5841,6 @@
         <w:rPr>
           <w:szCs w:val="22"/>
           <w:lang w:val="en-US" w:eastAsia="en-US" w:bidi="ar-SA"/>
-          <w:rFonts w:ascii="Times New Roman" w:hAnsi="Times New Roman" w:eastAsia="Times New Roman" w:cs="Times New Roman"/>
-          <w:sz w:val="24"/>
         </w:rPr>
         <w:t>Table 9.2. Deployed Stage-2 adaptation configuration versus a proposed person-conditioned extension. The comparison describes two system architectures for future evaluation; it should not be read as a categorical comparison between all language-based AI and "full" intelligence.</w:t>
       </w:r>
@@ -6836,8 +5848,6 @@
         <w:rPr>
           <w:szCs w:val="22"/>
           <w:lang w:val="en-US" w:eastAsia="en-US" w:bidi="ar-SA"/>
-          <w:rFonts w:ascii="Times New Roman" w:hAnsi="Times New Roman"/>
-          <w:sz w:val="24"/>
         </w:rPr>
         <w:tab/>
       </w:r>
@@ -6845,8 +5855,6 @@
         <w:rPr>
           <w:szCs w:val="22"/>
           <w:lang w:val="en-US" w:eastAsia="en-US" w:bidi="ar-SA"/>
-          <w:rFonts w:ascii="Times New Roman" w:hAnsi="Times New Roman" w:eastAsia="Times New Roman" w:cs="Times New Roman"/>
-          <w:sz w:val="24"/>
         </w:rPr>
         <w:t>89</w:t>
       </w:r>
@@ -6872,10 +5880,7 @@
       <w:r>
         <w:rPr>
           <w:lang w:val="en-US" w:eastAsia="en-US" w:bidi="ar-SA"/>
-          <w:rFonts w:asciiTheme="majorHAnsi" w:eastAsiaTheme="majorEastAsia" w:hAnsiTheme="majorHAnsi" w:cstheme="majorBidi" w:ascii="Times New Roman" w:hAnsi="Times New Roman" w:eastAsia="Times New Roman" w:cs="Times New Roman"/>
-          <w:b/>
           <w:color w:val="000000"/>
-          <w:sz w:val="32"/>
           <w:szCs w:val="28"/>
         </w:rPr>
         <w:t>List of Abbreviations</w:t>
@@ -7655,10 +6660,7 @@
       <w:r>
         <w:rPr>
           <w:lang w:val="en-US" w:eastAsia="en-US" w:bidi="ar-SA"/>
-          <w:rFonts w:asciiTheme="majorHAnsi" w:eastAsiaTheme="majorEastAsia" w:hAnsiTheme="majorHAnsi" w:cstheme="majorBidi" w:ascii="Times New Roman" w:hAnsi="Times New Roman" w:eastAsia="Times New Roman" w:cs="Times New Roman"/>
-          <w:b/>
           <w:color w:val="000000"/>
-          <w:sz w:val="32"/>
           <w:szCs w:val="28"/>
         </w:rPr>
         <w:t>Chapter 1 Introduction</w:t>
@@ -7673,10 +6675,7 @@
       <w:r>
         <w:rPr>
           <w:lang w:val="en-US" w:eastAsia="en-US" w:bidi="ar-SA"/>
-          <w:rFonts w:asciiTheme="majorHAnsi" w:eastAsiaTheme="majorEastAsia" w:hAnsiTheme="majorHAnsi" w:cstheme="majorBidi" w:ascii="Times New Roman" w:hAnsi="Times New Roman" w:eastAsia="Times New Roman" w:cs="Times New Roman"/>
-          <w:b/>
           <w:color w:val="000000"/>
-          <w:sz w:val="28"/>
           <w:szCs w:val="26"/>
         </w:rPr>
         <w:t>1.1 The Point of Departure: An Empty Station in a Busy Hall</w:t>
@@ -7714,6 +6713,9 @@
       </w:r>
     </w:p>
     <w:p>
+      <w:pPr>
+        <w:jc w:val="both"/>
+      </w:pPr>
       <w:r>
         <w:t>Nor is the empty station unique to this hall. The quiet isolation of health technology that users experience as too demanding is documented across three decades of literature: in the classic study of assistive devices, 29.3% were completely abandoned, with devices procured without regard to the user's opinion and poor perceived performance among the strongest predictors (Phillips &amp; Zhao, 1993); in the consumer era, users abandoned some 80% of smart health devices, citing burdensome upkeep, data they could not use — and, notably, devices that did not fit their conception of themselves, a foreshadowing of the mechanism this thesis will pursue (Lazar et al., 2015); and for older adults specifically, the systematic acceptance literature places perceived complexity and usability concerns among the recurring barriers to technology for ageing in place (Peek et al., 2014). What the literature records as rates and factors, the rehabilitation hall displayed as furniture: a validated device, present and switched on, around which daily life had simply learned to flow.</w:t>
       </w:r>
@@ -7741,10 +6743,7 @@
       <w:r>
         <w:rPr>
           <w:lang w:val="en-US" w:eastAsia="en-US" w:bidi="ar-SA"/>
-          <w:rFonts w:asciiTheme="majorHAnsi" w:eastAsiaTheme="majorEastAsia" w:hAnsiTheme="majorHAnsi" w:cstheme="majorBidi" w:ascii="Times New Roman" w:hAnsi="Times New Roman" w:eastAsia="Times New Roman" w:cs="Times New Roman"/>
-          <w:b/>
           <w:color w:val="000000"/>
-          <w:sz w:val="28"/>
           <w:szCs w:val="26"/>
         </w:rPr>
         <w:t>1.2 Why the Empty Station Is an Industry Problem, Not a Local Problem</w:t>
@@ -7790,10 +6789,7 @@
       <w:r>
         <w:rPr>
           <w:lang w:val="en-US" w:eastAsia="en-US" w:bidi="ar-SA"/>
-          <w:rFonts w:asciiTheme="majorHAnsi" w:eastAsiaTheme="majorEastAsia" w:hAnsiTheme="majorHAnsi" w:cstheme="majorBidi" w:ascii="Times New Roman" w:hAnsi="Times New Roman" w:eastAsia="Times New Roman" w:cs="Times New Roman"/>
-          <w:b/>
           <w:color w:val="000000"/>
-          <w:sz w:val="28"/>
           <w:szCs w:val="26"/>
         </w:rPr>
         <w:t>1.3 The Demographic Backdrop</w:t>
@@ -7839,10 +6835,7 @@
       <w:r>
         <w:rPr>
           <w:lang w:val="en-US" w:eastAsia="en-US" w:bidi="ar-SA"/>
-          <w:rFonts w:asciiTheme="majorHAnsi" w:eastAsiaTheme="majorEastAsia" w:hAnsiTheme="majorHAnsi" w:cstheme="majorBidi" w:ascii="Times New Roman" w:hAnsi="Times New Roman" w:eastAsia="Times New Roman" w:cs="Times New Roman"/>
-          <w:b/>
           <w:color w:val="000000"/>
-          <w:sz w:val="28"/>
           <w:szCs w:val="26"/>
         </w:rPr>
         <w:t>1.4 Falls, the Cascade, and the Fall Risk Assessment Technology</w:t>
@@ -7887,10 +6880,7 @@
       <w:r>
         <w:rPr>
           <w:lang w:val="en-US" w:eastAsia="en-US" w:bidi="ar-SA"/>
-          <w:rFonts w:asciiTheme="majorHAnsi" w:eastAsiaTheme="majorEastAsia" w:hAnsiTheme="majorHAnsi" w:cstheme="majorBidi" w:ascii="Times New Roman" w:hAnsi="Times New Roman" w:eastAsia="Times New Roman" w:cs="Times New Roman"/>
-          <w:b/>
           <w:color w:val="000000"/>
-          <w:sz w:val="28"/>
           <w:szCs w:val="26"/>
         </w:rPr>
         <w:t>1.5 The Working Hypothesis Formed Before the Research Began</w:t>
@@ -7951,10 +6941,7 @@
       <w:r>
         <w:rPr>
           <w:lang w:val="en-US" w:eastAsia="en-US" w:bidi="ar-SA"/>
-          <w:rFonts w:asciiTheme="majorHAnsi" w:eastAsiaTheme="majorEastAsia" w:hAnsiTheme="majorHAnsi" w:cstheme="majorBidi" w:ascii="Times New Roman" w:hAnsi="Times New Roman" w:eastAsia="Times New Roman" w:cs="Times New Roman"/>
-          <w:b/>
           <w:color w:val="000000"/>
-          <w:sz w:val="28"/>
           <w:szCs w:val="26"/>
         </w:rPr>
         <w:t>1.6 The Initial Survey: Building the Foundation of the Programme</w:t>
@@ -8013,10 +7000,7 @@
       <w:r>
         <w:rPr>
           <w:lang w:val="en-US" w:eastAsia="en-US" w:bidi="ar-SA"/>
-          <w:rFonts w:asciiTheme="majorHAnsi" w:eastAsiaTheme="majorEastAsia" w:hAnsiTheme="majorHAnsi" w:cstheme="majorBidi" w:ascii="Times New Roman" w:hAnsi="Times New Roman" w:eastAsia="Times New Roman" w:cs="Times New Roman"/>
-          <w:b/>
           <w:color w:val="000000"/>
-          <w:sz w:val="28"/>
           <w:szCs w:val="26"/>
         </w:rPr>
         <w:t>1.7 Stage Two and the Score-Improvement/Non-Return Question</w:t>
@@ -8244,6 +7228,7 @@
     <w:p>
       <w:pPr>
         <w:pStyle w:val="FigureCaption"/>
+        <w:jc w:val="center"/>
       </w:pPr>
       <w:r>
         <w:t>Figure 1.1. The intellectual structure of the thesis: an industrial problem produces an observed behavioural phenomenon (the abandonment construct developed in Chapters 4 and 5); the phenomenon motivates engineering design principles (the adaptive-learning framework); the principles are operationalised by the dynamic game-state engine; and the intended industrial outcome is sustained engagement with clinical validity preserved. The three middle layers are stated as one architecture in §7.5A.</w:t>
@@ -8544,9 +7529,6 @@
         <w:rPr>
           <w:szCs w:val="22"/>
           <w:lang w:val="en-US" w:eastAsia="en-US" w:bidi="ar-SA"/>
-          <w:sz w:val="24"/>
-          <w:rFonts w:asciiTheme="majorHAnsi" w:eastAsiaTheme="majorEastAsia" w:hAnsiTheme="majorHAnsi" w:cstheme="majorBidi" w:ascii="Times New Roman" w:hAnsi="Times New Roman" w:eastAsia="Times New Roman" w:cs="Times New Roman"/>
-          <w:b/>
           <w:color w:val="000000"/>
         </w:rPr>
         <w:t>2.3.4 The Boundary: When the Technology is Attached to FRA</w:t>
@@ -8592,9 +7574,6 @@
         <w:rPr>
           <w:szCs w:val="22"/>
           <w:lang w:val="en-US" w:eastAsia="en-US" w:bidi="ar-SA"/>
-          <w:sz w:val="24"/>
-          <w:rFonts w:asciiTheme="majorHAnsi" w:eastAsiaTheme="majorEastAsia" w:hAnsiTheme="majorHAnsi" w:cstheme="majorBidi" w:ascii="Times New Roman" w:hAnsi="Times New Roman" w:eastAsia="Times New Roman" w:cs="Times New Roman"/>
-          <w:b/>
           <w:color w:val="000000"/>
         </w:rPr>
         <w:t>2.3.5 The Null Hypothesis Built From Stages One and Two</w:t>
@@ -8603,6 +7582,7 @@
     <w:p>
       <w:pPr>
         <w:pStyle w:val="Normal"/>
+        <w:jc w:val="both"/>
       </w:pPr>
       <w:r>
         <w:rPr>
@@ -8617,10 +7597,10 @@
     <w:p>
       <w:pPr>
         <w:pStyle w:val="Normal"/>
-      </w:pPr>
-      <w:r>
-        <w:rPr>
-          <w:b/>
+        <w:jc w:val="both"/>
+      </w:pPr>
+      <w:r>
+        <w:rPr>
           <w:szCs w:val="22"/>
           <w:lang w:val="en-US" w:eastAsia="en-US" w:bidi="ar-SA"/>
           <w:rFonts w:ascii="Times New Roman" w:hAnsi="Times New Roman" w:eastAsia="Times New Roman" w:cs="Times New Roman"/>
@@ -8632,6 +7612,7 @@
     <w:p>
       <w:pPr>
         <w:pStyle w:val="Normal"/>
+        <w:jc w:val="both"/>
       </w:pPr>
       <w:r>
         <w:rPr>
@@ -8646,6 +7627,7 @@
     <w:p>
       <w:pPr>
         <w:pStyle w:val="Normal"/>
+        <w:jc w:val="both"/>
       </w:pPr>
       <w:r>
         <w:rPr>
@@ -8665,10 +7647,7 @@
       <w:r>
         <w:rPr>
           <w:lang w:val="en-US" w:eastAsia="en-US" w:bidi="ar-SA"/>
-          <w:rFonts w:asciiTheme="majorHAnsi" w:eastAsiaTheme="majorEastAsia" w:hAnsiTheme="majorHAnsi" w:cstheme="majorBidi" w:ascii="Times New Roman" w:hAnsi="Times New Roman" w:eastAsia="Times New Roman" w:cs="Times New Roman"/>
-          <w:b/>
           <w:color w:val="000000"/>
-          <w:sz w:val="28"/>
           <w:szCs w:val="26"/>
         </w:rPr>
         <w:t>2.4 Stage Three: Self-Efficacy as the First Diagnostic Layer</w:t>
@@ -8684,9 +7663,6 @@
         <w:rPr>
           <w:szCs w:val="22"/>
           <w:lang w:val="en-US" w:eastAsia="en-US" w:bidi="ar-SA"/>
-          <w:sz w:val="24"/>
-          <w:rFonts w:asciiTheme="majorHAnsi" w:eastAsiaTheme="majorEastAsia" w:hAnsiTheme="majorHAnsi" w:cstheme="majorBidi" w:ascii="Times New Roman" w:hAnsi="Times New Roman" w:eastAsia="Times New Roman" w:cs="Times New Roman"/>
-          <w:b/>
           <w:color w:val="000000"/>
         </w:rPr>
         <w:t>2.4.1 Bandura's Self-Efficacy</w:t>
@@ -8717,9 +7693,6 @@
         <w:rPr>
           <w:szCs w:val="22"/>
           <w:lang w:val="en-US" w:eastAsia="en-US" w:bidi="ar-SA"/>
-          <w:sz w:val="24"/>
-          <w:rFonts w:asciiTheme="majorHAnsi" w:eastAsiaTheme="majorEastAsia" w:hAnsiTheme="majorHAnsi" w:cstheme="majorBidi" w:ascii="Times New Roman" w:hAnsi="Times New Roman" w:eastAsia="Times New Roman" w:cs="Times New Roman"/>
-          <w:b/>
           <w:color w:val="000000"/>
         </w:rPr>
         <w:t>2.4.2 Computer Self-Efficacy Among Older Adults</w:t>
@@ -8750,9 +7723,6 @@
         <w:rPr>
           <w:szCs w:val="22"/>
           <w:lang w:val="en-US" w:eastAsia="en-US" w:bidi="ar-SA"/>
-          <w:sz w:val="24"/>
-          <w:rFonts w:asciiTheme="majorHAnsi" w:eastAsiaTheme="majorEastAsia" w:hAnsiTheme="majorHAnsi" w:cstheme="majorBidi" w:ascii="Times New Roman" w:hAnsi="Times New Roman" w:eastAsia="Times New Roman" w:cs="Times New Roman"/>
-          <w:b/>
           <w:color w:val="000000"/>
         </w:rPr>
         <w:t>2.4.3 The Fear-and-Failure Cycle</w:t>
@@ -8783,9 +7753,6 @@
         <w:rPr>
           <w:szCs w:val="22"/>
           <w:lang w:val="en-US" w:eastAsia="en-US" w:bidi="ar-SA"/>
-          <w:sz w:val="24"/>
-          <w:rFonts w:asciiTheme="majorHAnsi" w:eastAsiaTheme="majorEastAsia" w:hAnsiTheme="majorHAnsi" w:cstheme="majorBidi" w:ascii="Times New Roman" w:hAnsi="Times New Roman" w:eastAsia="Times New Roman" w:cs="Times New Roman"/>
-          <w:b/>
           <w:color w:val="000000"/>
         </w:rPr>
         <w:t>2.4.4 What Self-Efficacy Explains and What It Does Not</w:t>
@@ -8829,10 +7796,7 @@
       <w:r>
         <w:rPr>
           <w:lang w:val="en-US" w:eastAsia="en-US" w:bidi="ar-SA"/>
-          <w:rFonts w:asciiTheme="majorHAnsi" w:eastAsiaTheme="majorEastAsia" w:hAnsiTheme="majorHAnsi" w:cstheme="majorBidi" w:ascii="Times New Roman" w:hAnsi="Times New Roman" w:eastAsia="Times New Roman" w:cs="Times New Roman"/>
-          <w:b/>
           <w:color w:val="000000"/>
-          <w:sz w:val="28"/>
           <w:szCs w:val="26"/>
         </w:rPr>
         <w:t>2.5 Stage Four: Behavioural Science as a Candidate Account of Failure-Associated Non-Return</w:t>
@@ -8846,9 +7810,6 @@
         <w:rPr>
           <w:szCs w:val="22"/>
           <w:lang w:val="en-US" w:eastAsia="en-US" w:bidi="ar-SA"/>
-          <w:sz w:val="24"/>
-          <w:rFonts w:asciiTheme="majorHAnsi" w:eastAsiaTheme="majorEastAsia" w:hAnsiTheme="majorHAnsi" w:cstheme="majorBidi" w:ascii="Times New Roman" w:hAnsi="Times New Roman" w:eastAsia="Times New Roman" w:cs="Times New Roman"/>
-          <w:b/>
           <w:color w:val="000000"/>
         </w:rPr>
         <w:t>2.5.1 Why Behavioural Science Is Required</w:t>
@@ -8872,6 +7833,7 @@
     <w:p>
       <w:pPr>
         <w:pStyle w:val="FigureCaption"/>
+        <w:jc w:val="center"/>
       </w:pPr>
       <w:r>
         <w:rPr>
@@ -9358,9 +8320,6 @@
         <w:rPr>
           <w:szCs w:val="22"/>
           <w:lang w:val="en-US" w:eastAsia="en-US" w:bidi="ar-SA"/>
-          <w:sz w:val="24"/>
-          <w:rFonts w:asciiTheme="majorHAnsi" w:eastAsiaTheme="majorEastAsia" w:hAnsiTheme="majorHAnsi" w:cstheme="majorBidi" w:ascii="Times New Roman" w:hAnsi="Times New Roman" w:eastAsia="Times New Roman" w:cs="Times New Roman"/>
-          <w:b/>
           <w:color w:val="000000"/>
         </w:rPr>
         <w:t>2.5.2 Prospect Theory and Loss Aversion</w:t>
@@ -9391,9 +8350,6 @@
         <w:rPr>
           <w:szCs w:val="22"/>
           <w:lang w:val="en-US" w:eastAsia="en-US" w:bidi="ar-SA"/>
-          <w:sz w:val="24"/>
-          <w:rFonts w:asciiTheme="majorHAnsi" w:eastAsiaTheme="majorEastAsia" w:hAnsiTheme="majorHAnsi" w:cstheme="majorBidi" w:ascii="Times New Roman" w:hAnsi="Times New Roman" w:eastAsia="Times New Roman" w:cs="Times New Roman"/>
-          <w:b/>
           <w:color w:val="000000"/>
         </w:rPr>
         <w:t>2.5.3 The Endowment Effect on Identity-Level Assets</w:t>
@@ -9439,9 +8395,6 @@
         <w:rPr>
           <w:szCs w:val="22"/>
           <w:lang w:val="en-US" w:eastAsia="en-US" w:bidi="ar-SA"/>
-          <w:sz w:val="24"/>
-          <w:rFonts w:asciiTheme="majorHAnsi" w:eastAsiaTheme="majorEastAsia" w:hAnsiTheme="majorHAnsi" w:cstheme="majorBidi" w:ascii="Times New Roman" w:hAnsi="Times New Roman" w:eastAsia="Times New Roman" w:cs="Times New Roman"/>
-          <w:b/>
           <w:color w:val="000000"/>
         </w:rPr>
         <w:t>2.5.4 Mental Accounting of Health Outcomes</w:t>
@@ -9487,9 +8440,6 @@
         <w:rPr>
           <w:szCs w:val="22"/>
           <w:lang w:val="en-US" w:eastAsia="en-US" w:bidi="ar-SA"/>
-          <w:sz w:val="24"/>
-          <w:rFonts w:asciiTheme="majorHAnsi" w:eastAsiaTheme="majorEastAsia" w:hAnsiTheme="majorHAnsi" w:cstheme="majorBidi" w:ascii="Times New Roman" w:hAnsi="Times New Roman" w:eastAsia="Times New Roman" w:cs="Times New Roman"/>
-          <w:b/>
           <w:color w:val="000000"/>
         </w:rPr>
         <w:t>2.5.5 Stereotype Threat as the Trigger</w:t>
@@ -9519,9 +8469,6 @@
         <w:rPr>
           <w:szCs w:val="22"/>
           <w:lang w:val="en-US" w:eastAsia="en-US" w:bidi="ar-SA"/>
-          <w:sz w:val="24"/>
-          <w:rFonts w:asciiTheme="majorHAnsi" w:eastAsiaTheme="majorEastAsia" w:hAnsiTheme="majorHAnsi" w:cstheme="majorBidi" w:ascii="Times New Roman" w:hAnsi="Times New Roman" w:eastAsia="Times New Roman" w:cs="Times New Roman"/>
-          <w:b/>
           <w:color w:val="000000"/>
         </w:rPr>
         <w:t>2.5.6 A Four-Layer Behavioural Integration for Failure-Associated Non-Return</w:t>
@@ -9549,10 +8496,7 @@
       <w:r>
         <w:rPr>
           <w:lang w:val="en-US" w:eastAsia="en-US" w:bidi="ar-SA"/>
-          <w:rFonts w:asciiTheme="majorHAnsi" w:eastAsiaTheme="majorEastAsia" w:hAnsiTheme="majorHAnsi" w:cstheme="majorBidi" w:ascii="Times New Roman" w:hAnsi="Times New Roman" w:eastAsia="Times New Roman" w:cs="Times New Roman"/>
-          <w:b/>
           <w:color w:val="000000"/>
-          <w:sz w:val="28"/>
           <w:szCs w:val="26"/>
         </w:rPr>
         <w:t>2.6 Stage Five: Positioning Decoupled Gameplay and Adaptive Learning as Design Responses</w:t>
@@ -9567,9 +8511,6 @@
         <w:rPr>
           <w:szCs w:val="22"/>
           <w:lang w:val="en-US" w:eastAsia="en-US" w:bidi="ar-SA"/>
-          <w:sz w:val="24"/>
-          <w:rFonts w:asciiTheme="majorHAnsi" w:eastAsiaTheme="majorEastAsia" w:hAnsiTheme="majorHAnsi" w:cstheme="majorBidi" w:ascii="Times New Roman" w:hAnsi="Times New Roman" w:eastAsia="Times New Roman" w:cs="Times New Roman"/>
-          <w:b/>
           <w:color w:val="000000"/>
         </w:rPr>
         <w:t>2.6.1 The Question Stage Four Leaves Open</w:t>
@@ -9600,9 +8541,6 @@
         <w:rPr>
           <w:szCs w:val="22"/>
           <w:lang w:val="en-US" w:eastAsia="en-US" w:bidi="ar-SA"/>
-          <w:sz w:val="24"/>
-          <w:rFonts w:asciiTheme="majorHAnsi" w:eastAsiaTheme="majorEastAsia" w:hAnsiTheme="majorHAnsi" w:cstheme="majorBidi" w:ascii="Times New Roman" w:hAnsi="Times New Roman" w:eastAsia="Times New Roman" w:cs="Times New Roman"/>
-          <w:b/>
           <w:color w:val="000000"/>
         </w:rPr>
         <w:t>2.6.2 Productive Failure and Adaptive Learning</w:t>
@@ -9633,9 +8571,6 @@
         <w:rPr>
           <w:szCs w:val="22"/>
           <w:lang w:val="en-US" w:eastAsia="en-US" w:bidi="ar-SA"/>
-          <w:sz w:val="24"/>
-          <w:rFonts w:asciiTheme="majorHAnsi" w:eastAsiaTheme="majorEastAsia" w:hAnsiTheme="majorHAnsi" w:cstheme="majorBidi" w:ascii="Times New Roman" w:hAnsi="Times New Roman" w:eastAsia="Times New Roman" w:cs="Times New Roman"/>
-          <w:b/>
           <w:color w:val="000000"/>
         </w:rPr>
         <w:t>2.6.2A The Theoretical Lineage of Adaptive Learning</w:t>
@@ -9680,9 +8615,6 @@
         <w:rPr>
           <w:szCs w:val="22"/>
           <w:lang w:val="en-US" w:eastAsia="en-US" w:bidi="ar-SA"/>
-          <w:sz w:val="24"/>
-          <w:rFonts w:asciiTheme="majorHAnsi" w:eastAsiaTheme="majorEastAsia" w:hAnsiTheme="majorHAnsi" w:cstheme="majorBidi" w:ascii="Times New Roman" w:hAnsi="Times New Roman" w:eastAsia="Times New Roman" w:cs="Times New Roman"/>
-          <w:b/>
           <w:color w:val="000000"/>
         </w:rPr>
         <w:t>2.6.2B Self-Determination Theory and Goal-Setting as Motivational Scaffolding</w:t>
@@ -9711,9 +8643,6 @@
         <w:rPr>
           <w:szCs w:val="22"/>
           <w:lang w:val="en-US" w:eastAsia="en-US" w:bidi="ar-SA"/>
-          <w:sz w:val="24"/>
-          <w:rFonts w:asciiTheme="majorHAnsi" w:eastAsiaTheme="majorEastAsia" w:hAnsiTheme="majorHAnsi" w:cstheme="majorBidi" w:ascii="Times New Roman" w:hAnsi="Times New Roman" w:eastAsia="Times New Roman" w:cs="Times New Roman"/>
-          <w:b/>
           <w:color w:val="000000"/>
         </w:rPr>
         <w:t>2.6.2C Zero-Failure Design: A Research-Generated Concept That Inverts Octalysis D8</w:t>
@@ -9722,6 +8651,7 @@
     <w:p>
       <w:pPr>
         <w:pStyle w:val="Normal"/>
+        <w:jc w:val="both"/>
       </w:pPr>
       <w:r>
         <w:rPr>
@@ -9736,6 +8666,7 @@
     <w:p>
       <w:pPr>
         <w:pStyle w:val="Normal"/>
+        <w:jc w:val="both"/>
       </w:pPr>
       <w:r>
         <w:rPr>
@@ -9750,14 +8681,14 @@
     <w:p>
       <w:pPr>
         <w:pStyle w:val="Normal"/>
+        <w:jc w:val="both"/>
       </w:pPr>
       <w:r>
         <w:rPr>
           <w:szCs w:val="26"/>
           <w:lang w:val="en-US" w:eastAsia="en-US" w:bidi="ar-SA"/>
           <w:rFonts w:ascii="Times New Roman" w:hAnsi="Times New Roman" w:eastAsia="Times New Roman" w:cs="Times New Roman"/>
-          <w:sz w:val="28"/>
-          <w:b/>
+          <w:sz w:val="24"/>
         </w:rPr>
         <w:t>The evidential status of the concept must be stated carefully. The Stage-2 build softens the in-game loss economy substantially — three lives, a neutral first hit, an obstacle-clearing second hit (Table 5.0) — yet retains a conventional terminal Game Over; whether softened in-game loss alone suffices is one of the questions Chapter 5 examines. The complete zero-failure repertoire — non-terminal recovery, mastery, narrative and reframe states — is specified at §5.3.10 and implemented in the successor short-run build used for the Stage-3 apparatus lineage. And because Stage 3 changes the participant-facing frame and the cohort together, the isolated causal effect of the zero-failure component is not measured within the main stages (Chapter 6). Zero-failure design is therefore treated as a candidate moderator within the behavioural account and a testable component of the adaptive-learning framework (Chapter 7), not a demonstrated cure; its isolated evaluation is pre-specified in the randomised study of §8.8.</w:t>
       </w:r>
@@ -9770,9 +8701,6 @@
         <w:rPr>
           <w:szCs w:val="28"/>
           <w:lang w:val="en-US" w:eastAsia="en-US" w:bidi="ar-SA"/>
-          <w:sz w:val="32"/>
-          <w:rFonts w:asciiTheme="majorHAnsi" w:eastAsiaTheme="majorEastAsia" w:hAnsiTheme="majorHAnsi" w:cstheme="majorBidi" w:ascii="Times New Roman" w:hAnsi="Times New Roman" w:eastAsia="Times New Roman" w:cs="Times New Roman"/>
-          <w:b/>
           <w:color w:val="000000"/>
         </w:rPr>
         <w:t>2.6.3 Endowment-Protective and Learning-Trajectory Appraisals as Competing Regimes</w:t>
@@ -9788,8 +8716,7 @@
           <w:szCs w:val="26"/>
           <w:lang w:val="en-US" w:eastAsia="en-US" w:bidi="ar-SA"/>
           <w:rFonts w:ascii="Times New Roman" w:hAnsi="Times New Roman" w:eastAsia="Times New Roman" w:cs="Times New Roman"/>
-          <w:sz w:val="28"/>
-          <w:b/>
+          <w:sz w:val="24"/>
         </w:rPr>
         <w:t>The thesis proposes that endowment-protective appraisal and learning-trajectory appraisal compete for interpretive dominance at the moment of failure. Under the first appraisal, an adverse result is read against a valued, relatively stable self-description and may be experienced as a loss. Under the second, the same result is read as information about current position, slope and next action. These appraisals need not be psychologically mutually exclusive: a person may experience both, move between them, or resolve their conflict differently across contexts. The engineering objective is therefore not to "dissolve" identity, but to increase the salience and credibility of the trajectory interpretation while preserving autonomy and truthful disclosure. The WTA-WTP implications are hypotheses for direct elicitation, not quantities estimated in the present studies.</w:t>
       </w:r>
@@ -9802,9 +8729,6 @@
         <w:rPr>
           <w:szCs w:val="28"/>
           <w:lang w:val="en-US" w:eastAsia="en-US" w:bidi="ar-SA"/>
-          <w:sz w:val="32"/>
-          <w:rFonts w:asciiTheme="majorHAnsi" w:eastAsiaTheme="majorEastAsia" w:hAnsiTheme="majorHAnsi" w:cstheme="majorBidi" w:ascii="Times New Roman" w:hAnsi="Times New Roman" w:eastAsia="Times New Roman" w:cs="Times New Roman"/>
-          <w:b/>
           <w:color w:val="000000"/>
         </w:rPr>
         <w:t>2.6.4 Why Decoupled Gameplay Is a Critical but Non-Definitive Empirical Test</w:t>
@@ -9820,8 +8744,7 @@
           <w:szCs w:val="26"/>
           <w:lang w:val="en-US" w:eastAsia="en-US" w:bidi="ar-SA"/>
           <w:rFonts w:ascii="Times New Roman" w:hAnsi="Times New Roman" w:eastAsia="Times New Roman" w:cs="Times New Roman"/>
-          <w:sz w:val="28"/>
-          <w:b/>
+          <w:sz w:val="24"/>
         </w:rPr>
         <w:t>Stage 3 retained the skiing mechanic, session structure and five-attempt rule in an HTML port of the game, but not the pressure-panel apparatus or the supervised setting: the build was distributed by e-mail and played on participants' own computers with a trackpad, arrow keys or, where available, a foot-pad sensor, while the package of participant-facing clinical cues was changed and a separate Hong Kong network cohort was recruited. It is therefore a between-cohort quasi-experimental decoupling comparison, not a single-variable experiment. The increase from 0 of 21 observed Stage-2 re-engagements to 10 of 16 returns among initial dropouts in the Stage-3 65-80 group is a large directional signal. It supports the proposition that framing or related contextual features moderate post-failure return, but it does not isolate the effect of framing from all differences in cohort, setting, platform, input device, supervision, recruitment, prior exposure, staff interaction or observation window. Nor does it directly test the complete adaptive-learning framework.</w:t>
       </w:r>
@@ -9836,8 +8759,7 @@
           <w:szCs w:val="26"/>
           <w:lang w:val="en-US" w:eastAsia="en-US" w:bidi="ar-SA"/>
           <w:rFonts w:ascii="Times New Roman" w:hAnsi="Times New Roman" w:eastAsia="Times New Roman" w:cs="Times New Roman"/>
-          <w:sz w:val="28"/>
-          <w:b/>
+          <w:sz w:val="24"/>
         </w:rPr>
         <w:t>The five-stage chain therefore closes conceptually rather than through one definitive causal test. Technology acceptance and gamification describe important parts of the engagement surface. Self-efficacy offers a mechanism for withdrawal after difficulty. Behavioural economics supplies candidate explanations for identity-relevant non-return. Stage 3 provides convergent evidence that participant-facing decoupling is associated with substantially greater post-failure return. Adaptive learning and the adaptive-learning framework translate those observations into a falsifiable engineering programme. The later chapters preserve this hierarchy between established literature, observed results, inferred mechanisms and proposed design responses.</w:t>
       </w:r>
@@ -9850,10 +8772,7 @@
       <w:r>
         <w:rPr>
           <w:lang w:val="en-US" w:eastAsia="en-US" w:bidi="ar-SA"/>
-          <w:rFonts w:asciiTheme="majorHAnsi" w:eastAsiaTheme="majorEastAsia" w:hAnsiTheme="majorHAnsi" w:cstheme="majorBidi" w:ascii="Times New Roman" w:hAnsi="Times New Roman" w:eastAsia="Times New Roman" w:cs="Times New Roman"/>
-          <w:b/>
           <w:color w:val="000000"/>
-          <w:sz w:val="20"/>
           <w:szCs w:val="22"/>
         </w:rPr>
         <w:t>2.7 Supporting Evidence and Adjacent Frameworks</w:t>
@@ -9869,9 +8788,6 @@
         <w:rPr>
           <w:szCs w:val="28"/>
           <w:lang w:val="en-US" w:eastAsia="en-US" w:bidi="ar-SA"/>
-          <w:sz w:val="32"/>
-          <w:rFonts w:asciiTheme="majorHAnsi" w:eastAsiaTheme="majorEastAsia" w:hAnsiTheme="majorHAnsi" w:cstheme="majorBidi" w:ascii="Times New Roman" w:hAnsi="Times New Roman" w:eastAsia="Times New Roman" w:cs="Times New Roman"/>
-          <w:b/>
           <w:color w:val="000000"/>
         </w:rPr>
         <w:t>2.7.1 Gamification for Older Adults: The Koivisto and Malik Review</w:t>
@@ -9888,8 +8804,7 @@
           <w:szCs w:val="26"/>
           <w:lang w:val="en-US" w:eastAsia="en-US" w:bidi="ar-SA"/>
           <w:rFonts w:ascii="Times New Roman" w:hAnsi="Times New Roman" w:eastAsia="Times New Roman" w:cs="Times New Roman"/>
-          <w:sz w:val="28"/>
-          <w:b/>
+          <w:sz w:val="24"/>
         </w:rPr>
         <w:t>Koivisto and Malik (2021) reviewed the gamification-for-older-adults literature systematically across twelve included studies. Three findings from the review bear on the present thesis. First, the field is dominated by short-duration intervention studies; long-term engagement evidence is sparse. Second, attrition — the ‘law of attrition’ by which digital-health evaluations lose a large share of their users (Eysenbach, 2005) — is consistently reported but rarely analysed as a primary outcome; studies report engagement gains in completers but rarely document the structure of dropout. Third, theoretical grounding is uneven; many studies use ad hoc design heuristics rather than coherent theoretical frames. The thesis is positioned to address each of these gaps. Stage 2 documents an eight-week deployment with a complete dropout audit. Stage 3 documents a 120-participant decoupling study with retention as the primary outcome. The theoretical frame is integrated and explicit throughout.</w:t>
       </w:r>
@@ -9904,8 +8819,7 @@
           <w:szCs w:val="26"/>
           <w:lang w:val="en-US" w:eastAsia="en-US" w:bidi="ar-SA"/>
           <w:rFonts w:ascii="Times New Roman" w:hAnsi="Times New Roman" w:eastAsia="Times New Roman" w:cs="Times New Roman"/>
-          <w:sz w:val="28"/>
-          <w:b/>
+          <w:sz w:val="24"/>
         </w:rPr>
         <w:t>Altmeyer, Lessel and Krüger (2018) studied gamification for users aged 75 and above and found that mechanics borrowed from younger-adult gamification did not transfer cleanly. Their findings reinforce the argument that elderly users in clinical contexts require a different theoretical frame and a different design vocabulary.</w:t>
       </w:r>
@@ -9919,9 +8833,6 @@
         <w:rPr>
           <w:szCs w:val="28"/>
           <w:lang w:val="en-US" w:eastAsia="en-US" w:bidi="ar-SA"/>
-          <w:sz w:val="32"/>
-          <w:rFonts w:asciiTheme="majorHAnsi" w:eastAsiaTheme="majorEastAsia" w:hAnsiTheme="majorHAnsi" w:cstheme="majorBidi" w:ascii="Times New Roman" w:hAnsi="Times New Roman" w:eastAsia="Times New Roman" w:cs="Times New Roman"/>
-          <w:b/>
           <w:color w:val="000000"/>
         </w:rPr>
         <w:t>2.7.2 The NASSS Framework: Documented Abandonment Without a Mechanism</w:t>
@@ -9938,8 +8849,7 @@
           <w:szCs w:val="26"/>
           <w:lang w:val="en-US" w:eastAsia="en-US" w:bidi="ar-SA"/>
           <w:rFonts w:ascii="Times New Roman" w:hAnsi="Times New Roman" w:eastAsia="Times New Roman" w:cs="Times New Roman"/>
-          <w:sz w:val="28"/>
-          <w:b/>
+          <w:sz w:val="24"/>
         </w:rPr>
         <w:t>Greenhalgh et al. (2017) introduced the Non-Adoption, Abandonment, Scale-up, Spread and Sustainability (NASSS) framework for health and care technologies. NASSS catalogues forms of non-adoption and abandonment across condition, technology, value proposition, adopter system, organisation, wider context, and embedding over time. The human-computer-interaction literature makes the complementary point that non-use is itself meaningful behaviour rather than a mere absence of use (Satchell &amp; Dourish, 2009). The present thesis can be read as proposing one candidate micro-mechanism within the adopter-system domain: failure-associated non-return that may be amplified when a clinical frame makes performance identity-relevant. NASSS supplies a macro-level vocabulary; the mechanism-level construct this thesis develops (Chapter 5) remains provisional, requiring independent validation.</w:t>
       </w:r>
@@ -9953,9 +8863,6 @@
         <w:rPr>
           <w:szCs w:val="28"/>
           <w:lang w:val="en-US" w:eastAsia="en-US" w:bidi="ar-SA"/>
-          <w:sz w:val="32"/>
-          <w:rFonts w:asciiTheme="majorHAnsi" w:eastAsiaTheme="majorEastAsia" w:hAnsiTheme="majorHAnsi" w:cstheme="majorBidi" w:ascii="Times New Roman" w:hAnsi="Times New Roman" w:eastAsia="Times New Roman" w:cs="Times New Roman"/>
-          <w:b/>
           <w:color w:val="000000"/>
         </w:rPr>
         <w:t>2.7.3 Cross-Cultural Reference: The Korean Comparison</w:t>
@@ -9972,8 +8879,7 @@
           <w:szCs w:val="26"/>
           <w:lang w:val="en-US" w:eastAsia="en-US" w:bidi="ar-SA"/>
           <w:rFonts w:ascii="Times New Roman" w:hAnsi="Times New Roman" w:eastAsia="Times New Roman" w:cs="Times New Roman"/>
-          <w:sz w:val="28"/>
-          <w:b/>
+          <w:sz w:val="24"/>
         </w:rPr>
         <w:t>Park et al. (2019) and Kim et al. (2018) are used in this thesis as a cross-cultural reference point for the same FRA technology: the former validates the system against gold-standard balance batteries, the latter establishes its test-retest reliability, and both evidence sustained institutional use in Korea. Neither reports an engagement rate, and no numerical Korean engagement benchmark is carried in this thesis (§4.7). The possibility that Korean implementations incorporate supportive framing or adaptive coaching is a hypothesis for comparative fieldwork, not an inference that can be made from the available sources.</w:t>
       </w:r>
@@ -9987,9 +8893,6 @@
         <w:rPr>
           <w:szCs w:val="28"/>
           <w:lang w:val="en-US" w:eastAsia="en-US" w:bidi="ar-SA"/>
-          <w:sz w:val="32"/>
-          <w:rFonts w:asciiTheme="majorHAnsi" w:eastAsiaTheme="majorEastAsia" w:hAnsiTheme="majorHAnsi" w:cstheme="majorBidi" w:ascii="Times New Roman" w:hAnsi="Times New Roman" w:eastAsia="Times New Roman" w:cs="Times New Roman"/>
-          <w:b/>
           <w:color w:val="000000"/>
         </w:rPr>
         <w:t>2.7.4 Information Entropy as a Bridge Lens</w:t>
@@ -10006,8 +8909,7 @@
           <w:szCs w:val="26"/>
           <w:lang w:val="en-US" w:eastAsia="en-US" w:bidi="ar-SA"/>
           <w:rFonts w:ascii="Times New Roman" w:hAnsi="Times New Roman" w:eastAsia="Times New Roman" w:cs="Times New Roman"/>
-          <w:sz w:val="28"/>
-          <w:b/>
+          <w:sz w:val="24"/>
         </w:rPr>
         <w:t>Shannon entropy (Shannon, 1948) is used here as a bridge metaphor and future measurement proposal, not as a quantity estimated from the present data. Before a first session, a user's beliefs about what the technology means may be uncertain. A salient adverse event could reduce that uncertainty by producing a more definite negative interpretation. The current data do not measure a belief distribution before and after failure, so they cannot establish an entropy collapse at the moment of failure or distinguish individual learning from community narrative effects. Section 3.6 therefore specifies repeated belief elicitation as the instrumentation required to convert the metaphor into a testable information-theoretic claim.</w:t>
       </w:r>
@@ -10020,10 +8922,7 @@
       <w:r>
         <w:rPr>
           <w:lang w:val="en-US" w:eastAsia="en-US" w:bidi="ar-SA"/>
-          <w:rFonts w:asciiTheme="majorHAnsi" w:eastAsiaTheme="majorEastAsia" w:hAnsiTheme="majorHAnsi" w:cstheme="majorBidi" w:ascii="Times New Roman" w:hAnsi="Times New Roman" w:eastAsia="Times New Roman" w:cs="Times New Roman"/>
-          <w:b/>
           <w:color w:val="000000"/>
-          <w:sz w:val="20"/>
           <w:szCs w:val="22"/>
         </w:rPr>
         <w:t>2.8 Synthesis: The Five-Stage Transformative Argument</w:t>
@@ -10040,8 +8939,7 @@
           <w:szCs w:val="26"/>
           <w:lang w:val="en-US" w:eastAsia="en-US" w:bidi="ar-SA"/>
           <w:rFonts w:ascii="Times New Roman" w:hAnsi="Times New Roman" w:eastAsia="Times New Roman" w:cs="Times New Roman"/>
-          <w:sz w:val="28"/>
-          <w:b/>
+          <w:sz w:val="24"/>
         </w:rPr>
         <w:t>The argument of this chapter can now be read in five plain steps. Step one: the acceptance literature says that fitting a technology to the user's acceptance criteria produces intention and use, and the gamification literature says game mechanics amplify this for older adults — together they yield the null hypothesis H0 of §2.3.5, that a well-made gamified FRA will be accepted and used, and that failure will not drive abandonment. Step two: the data reject H0 — retrospectively in Stage 1 (Chapter 4) and prospectively in Stage 2 (Chapter 5), where seventy per cent of participants disengaged early and none returned, despite an AI-assisted build that satisfied the stack's design criteria. Step three: self-efficacy explains the dropout but not its permanence, and not the improvement/non-return paradox. Step four: the behavioural-economics account structured in Table 2.1 — loss aversion, identity-relevant endowment, mental accounting, stereotype threat — is assembled to explain precisely the class of observations H0 cannot; the construct itself is named and specified in Chapter 5. Step five: the account implies a design response whose centre is adaptive learning — challenge calibrated to the individual and failure reframed as information about a personal trajectory (§2.6.2A–B) — the behavioural-change driver this programme regards as its principal design discovery. Two components support it: participant-facing decoupling, for which Stage 3 (Chapter 6) provides between-cohort field evidence, and zero-failure presentation, the observation-driven inversion of Octalysis D8 (§2.6.2C). The adaptive-learning framework (Chapter 7) is the engineering formalisation of the adaptive-learning proposition, and it awaits prospective testing.</w:t>
       </w:r>
@@ -10056,8 +8954,7 @@
           <w:szCs w:val="26"/>
           <w:lang w:val="en-US" w:eastAsia="en-US" w:bidi="ar-SA"/>
           <w:rFonts w:ascii="Times New Roman" w:hAnsi="Times New Roman" w:eastAsia="Times New Roman" w:cs="Times New Roman"/>
-          <w:sz w:val="28"/>
-          <w:b/>
+          <w:sz w:val="24"/>
         </w:rPr>
         <w:t>No single stage carries the argument alone. The intellectual contribution is the chain itself: a null hypothesis honestly built from the best available models, an empirical rejection unlikely to be attributable to implementation quality, a structured behavioural account of the rejection, and an engineering programme that converts the account into testable design. The empirical contribution is strongest for the Stage-2 disengagement pattern and the substantially higher post-failure return in the separate Stage-3 decoupled cohort. The mechanism and framework claims remain provisional, and they are stated throughout in a form that direct measurement and a within-cohort randomised comparison can falsify.</w:t>
       </w:r>
@@ -10095,12 +8992,8 @@
       <w:r>
         <w:rPr>
           <w:lang w:val="en-US" w:eastAsia="en-US" w:bidi="ar-SA"/>
-          <w:rFonts w:asciiTheme="majorHAnsi" w:eastAsiaTheme="majorEastAsia" w:hAnsiTheme="majorHAnsi" w:cstheme="majorBidi" w:ascii="Times New Roman" w:hAnsi="Times New Roman" w:eastAsia="Times New Roman" w:cs="Times New Roman"/>
-          <w:b/>
           <w:color w:val="000000"/>
-          <w:sz w:val="28"/>
           <w:szCs w:val="28"/>
-          <w:i/>
         </w:rPr>
         <w:t>Chapter 3 Research Methodology</w:t>
       </w:r>
@@ -10114,10 +9007,7 @@
       <w:r>
         <w:rPr>
           <w:lang w:val="en-US" w:eastAsia="en-US" w:bidi="ar-SA"/>
-          <w:rFonts w:asciiTheme="majorHAnsi" w:eastAsiaTheme="majorEastAsia" w:hAnsiTheme="majorHAnsi" w:cstheme="majorBidi" w:ascii="Times New Roman" w:hAnsi="Times New Roman" w:eastAsia="Times New Roman" w:cs="Times New Roman"/>
-          <w:b/>
           <w:color w:val="000000"/>
-          <w:sz w:val="20"/>
           <w:szCs w:val="22"/>
         </w:rPr>
         <w:t>3.1 Action Research as the Methodological Frame</w:t>
@@ -10135,8 +9025,7 @@
           <w:szCs w:val="26"/>
           <w:lang w:val="en-US" w:eastAsia="en-US" w:bidi="ar-SA"/>
           <w:rFonts w:ascii="Times New Roman" w:hAnsi="Times New Roman" w:eastAsia="Times New Roman" w:cs="Times New Roman"/>
-          <w:sz w:val="28"/>
-          <w:b/>
+          <w:sz w:val="24"/>
         </w:rPr>
         <w:t>The programme adopts action research (Lewin, 1946; Stringer, 2014; Reason &amp; Bradbury, 2008) and treats cycles of action, observation, reflection and design revision as part of the inquiry. Two things make this the right frame for the present study, and they should be stated plainly. First, the programme is hypothesis-testing and discovery-generating at the same time. A falsifiable null hypothesis, H0, is built from the literature (§2.3.5) and tested prospectively; but the programme's most important outputs — the FIAS construct, the coupling boundary condition and the adaptive-learning proposition — were not presupposed. They were discovered through the cycles, and action research is the methodology that makes such discovery legitimate rather than accidental: each cycle plans an action, executes it in the field, observes what the plan did not predict, and revises the working theory before the next cycle. Second, the frame mirrors the programme topic. Action research is continuous improvement applied to inquiry itself — plan, act, observe, reflect is the researcher's form of the same iterative loop that the thesis ultimately proposes for the individual user (adaptive learning, §6.8) and practised in the artefact's construction (the AI-assisted build, §5.3.9). The documented revisions are: from FIDS toward the provisional FIAS construct after Stages 1 and 2; from a dispositional account toward the coupling account and its boundary condition after Stage 3; and from decoupling alone toward adaptive learning, formalised as the adaptive-learning framework, as the design programme. These revisions are changes in working explanation; they are not independent confirmation of the underlying psychological mechanisms. The programme is best read, and is offered, as exploratory engineering research: it borrows the discipline of hypothesis testing — a null hypothesis stated in advance, an attribution stage, pre-specified confirmatory studies — while claiming the freedom that exploration earns: to notice what the plan did not predict, to name it, and to follow it. At this scale the work does not attempt formal theory building; it maps new territory carefully enough that the confirmatory expedition knows exactly where to dig. That status is declared here, once, so that the discoveries in the chapters that follow can be stated in their own plain terms.</w:t>
       </w:r>
@@ -10149,10 +9038,7 @@
       <w:r>
         <w:rPr>
           <w:lang w:val="en-US" w:eastAsia="en-US" w:bidi="ar-SA"/>
-          <w:rFonts w:asciiTheme="majorHAnsi" w:eastAsiaTheme="majorEastAsia" w:hAnsiTheme="majorHAnsi" w:cstheme="majorBidi" w:ascii="Times New Roman" w:hAnsi="Times New Roman" w:eastAsia="Times New Roman" w:cs="Times New Roman"/>
-          <w:b/>
           <w:color w:val="000000"/>
-          <w:sz w:val="20"/>
           <w:szCs w:val="22"/>
         </w:rPr>
         <w:t>3.2 Three-Stage Design</w:t>
@@ -10169,8 +9055,7 @@
           <w:szCs w:val="26"/>
           <w:lang w:val="en-US" w:eastAsia="en-US" w:bidi="ar-SA"/>
           <w:rFonts w:ascii="Times New Roman" w:hAnsi="Times New Roman" w:eastAsia="Times New Roman" w:cs="Times New Roman"/>
-          <w:sz w:val="28"/>
-          <w:b/>
+          <w:sz w:val="24"/>
         </w:rPr>
         <w:t>Stage 1 was a descriptive, retrospective survey at the Poly Group facility in Guangzhou: a six-item Yes/No instrument administered face-to-face by nursing staff. Its methodological role in the architecture is to establish the field signal — a population satisfying every practical precondition of the acceptance models, with a documented pattern of adverse first experiences and non-return — that makes H0 worth testing prospectively (Chapter 4). The facility housed 280 residents at the time of the survey; 200 eligible residents were interviewed about their FRA experience, and all Stage-1 percentages are computed on the interviewed sample of 200.</w:t>
       </w:r>
@@ -10185,8 +9070,7 @@
           <w:szCs w:val="26"/>
           <w:lang w:val="en-US" w:eastAsia="en-US" w:bidi="ar-SA"/>
           <w:rFonts w:ascii="Times New Roman" w:hAnsi="Times New Roman" w:eastAsia="Times New Roman" w:cs="Times New Roman"/>
-          <w:sz w:val="28"/>
-          <w:b/>
+          <w:sz w:val="24"/>
         </w:rPr>
         <w:t>Stage 2 was a prospective eight-week action-research deployment with thirty residents at the same facility. The intervention was a dual-purpose AI-assisted skiing game on the InBody pressure panel, engineered to satisfy the acceptance and gamification design criteria of Chapter 2, which is what makes Stage 2 the programme's prospective test of H0 under fully provisioned conditions (§5.2). Its analytical outputs are the engagement, failure and non-return characterisation of §5.5, analysed with estimators appropriate to a small single-site sample — Wilson intervals, paired and exact tests — because the archived dataset preserves no timestamps and therefore supports no time-to-event modelling. The study was not designed as a clinical validation of FRA or as a randomised test of the behavioural-economic mechanism. Across all three stages, a Quality Function Deployment (QFD) pipeline (Akao, 1990; Chan &amp; Wu, 2002) is used to translate empirical findings into prioritised design requirements: user needs evidenced by the survey, telemetry and self-report data are mapped onto game features and weighted by the strength of the supporting evidence (§5.5A). QFD structures the translation from evidence to design; it complements, and does not replace, the statistical analysis of the collected data.</w:t>
       </w:r>
@@ -10202,8 +9086,7 @@
           <w:szCs w:val="26"/>
           <w:lang w:val="en-US" w:eastAsia="en-US" w:bidi="ar-SA"/>
           <w:rFonts w:ascii="Times New Roman" w:hAnsi="Times New Roman" w:eastAsia="Times New Roman" w:cs="Times New Roman"/>
-          <w:sz w:val="28"/>
-          <w:b/>
+          <w:sz w:val="24"/>
         </w:rPr>
         <w:t>Stage 3 was a between-cycle, between-cohort quasi-experimental field study with 120 adults aged 25-80 recruited through the author's Hong Kong-based networks (family and personal contacts, work contacts, a charity community network, university support channels and working peers in medical centres). The game was ported to an HTML build, distributed by e-mail, and played unsupervised on participants' own computers, with a trackpad or arrow keys, or a foot-pad sensor where one was available. The skiing mechanic, five-attempt rule and session structure were retained in the port, while participant-facing clinical framing was changed through multiple coordinated components: recruitment language, the absence of any pre-session clinical scan, removal of clinical labels and participant-facing clinical outputs, and a coordination-game interface. Because cohort, setting, platform, input device and supervision also differed, Stage 3 estimates the combined association of the decoupled condition and its context with behaviour; it evaluates a participant-facing redesign package in a separate cohort, and it does not isolate a single causal variable. Its methodological role is attribution: the Stage-2 rejection of H0 admits a dispositional reading (gamification does not transfer to older adults) and a coupling reading (the attachment to the clinical technology broke it), and these make opposite predictions for a decoupled game (§6.1). Stage 3 is therefore designed as the programme's positive control for gamification theory, while its multi-component, between-cohort character bounds the causal strength of that attribution. The cohort design serves this purpose deliberately: recruiting three age bands (25-44, 45-64, 65-80) builds the comparison group into the study itself, and licenses a second null hypothesis, H0-age — that under the decoupled condition there is no difference between age groups. Stage 3 nullifies it: initial engagement differs sharply by age (0 of 38 younger versus 16 of 41 older initial dropouts; Fisher's exact p &lt; 0.0001), while non-return converges toward low levels in every band. The pattern is exactly what the identity-level account predicts — the burden that decoupling relieves is concentrated in the group whose identity the technology's purpose touches.</w:t>
       </w:r>
@@ -10211,14 +9094,14 @@
     <w:p>
       <w:pPr>
         <w:pStyle w:val="Normal"/>
+        <w:jc w:val="both"/>
       </w:pPr>
       <w:r>
         <w:rPr>
           <w:szCs w:val="26"/>
           <w:lang w:val="en-US" w:eastAsia="en-US" w:bidi="ar-SA"/>
           <w:rFonts w:ascii="Times New Roman" w:hAnsi="Times New Roman" w:eastAsia="Times New Roman" w:cs="Times New Roman"/>
-          <w:sz w:val="28"/>
-          <w:b/>
+          <w:sz w:val="24"/>
         </w:rPr>
         <w:t>A fourth evidence activity supplements the three stages: a series of four expert consultations, conducted after the empirical work as a distinct data-collection exercise - not literature review - to test the programme's behavioural interpretation and its design framework against senior practice and research standpoints. The consultations were semi-structured interviews with: a senior physiotherapist and former chair of a Hong Kong professional physiotherapy body, pseudonymised as Expert P at his election (March 2026, telephone, approximately 25 minutes, Cantonese mixed with English; with a dated follow-up on 5 August 2026 in which he played the decoupled build); Dr Gary Kui-Kai Lau, Assistant Dean (Education Innovations) and Clinical Associate Professor, Division of Neurology, LKS Faculty of Medicine, The University of Hong Kong (June 2026, in person, approximately one hour, Cantonese mixed with English); Dr Sarah C.W. Yuan, Specialist, Center on the Family, University of Hawai'i at Manoa, a medical sociologist and demographer of aging (25 July 2026, telephone, English, approximately 35 minutes); and Dr Philip Choy, certified naturopathic physician (ANMCB) and President of the Hong Kong Academy of Naturopath, with over twenty-five years of clinical practice concentrated in elderly chronic disease (4 August 2026, telephone, approximately 30 minutes, Cantonese and English). Each expert gave written consent on a nine-statement form with an explicit identification election: three authorised named attribution and one elected pseudonymity; where an interview preceded its signed form, the record states both dates plainly. The researcher's notes are the primary records; each consultation summary is returned to its participant for validation (member checking). Analysis is thematic: expert statements are mapped onto the programme's constructs and reported as convergence, divergence or silence (Appendix H; discussed in Chapter 8). Positioning: expert input is interpretation and practice validation of the findings and a confirmatory-design review of the Chapter 7 framework; it is not additional empirical evidence and does not bear on the hypothesis tests.</w:t>
       </w:r>
@@ -10226,6 +9109,7 @@
     <w:p>
       <w:pPr>
         <w:pStyle w:val="FigureCaption"/>
+        <w:jc w:val="center"/>
       </w:pPr>
       <w:r>
         <w:rPr>
@@ -10263,7 +9147,7 @@
             <w:r>
               <w:rPr>
                 <w:b/>
-                <w:sz w:val="32"/>
+                <w:sz w:val="24"/>
                 <w:szCs w:val="28"/>
                 <w:lang w:val="en-US" w:eastAsia="en-US" w:bidi="ar-SA"/>
                 <w:rFonts w:ascii="Times New Roman" w:hAnsi="Times New Roman" w:eastAsia="Times New Roman" w:cs="Times New Roman"/>
@@ -10283,7 +9167,7 @@
             <w:r>
               <w:rPr>
                 <w:b/>
-                <w:sz w:val="32"/>
+                <w:sz w:val="24"/>
                 <w:szCs w:val="28"/>
                 <w:lang w:val="en-US" w:eastAsia="en-US" w:bidi="ar-SA"/>
                 <w:rFonts w:ascii="Times New Roman" w:hAnsi="Times New Roman" w:eastAsia="Times New Roman" w:cs="Times New Roman"/>
@@ -10303,7 +9187,7 @@
             <w:r>
               <w:rPr>
                 <w:b/>
-                <w:sz w:val="32"/>
+                <w:sz w:val="24"/>
                 <w:szCs w:val="28"/>
                 <w:lang w:val="en-US" w:eastAsia="en-US" w:bidi="ar-SA"/>
                 <w:rFonts w:ascii="Times New Roman" w:hAnsi="Times New Roman" w:eastAsia="Times New Roman" w:cs="Times New Roman"/>
@@ -10323,7 +9207,7 @@
             <w:r>
               <w:rPr>
                 <w:b/>
-                <w:sz w:val="32"/>
+                <w:sz w:val="24"/>
                 <w:szCs w:val="28"/>
                 <w:lang w:val="en-US" w:eastAsia="en-US" w:bidi="ar-SA"/>
                 <w:rFonts w:ascii="Times New Roman" w:hAnsi="Times New Roman" w:eastAsia="Times New Roman" w:cs="Times New Roman"/>
@@ -10343,7 +9227,7 @@
             <w:r>
               <w:rPr>
                 <w:b/>
-                <w:sz w:val="32"/>
+                <w:sz w:val="24"/>
                 <w:szCs w:val="28"/>
                 <w:lang w:val="en-US" w:eastAsia="en-US" w:bidi="ar-SA"/>
                 <w:rFonts w:ascii="Times New Roman" w:hAnsi="Times New Roman" w:eastAsia="Times New Roman" w:cs="Times New Roman"/>
@@ -10855,7 +9739,7 @@
                 <w:szCs w:val="26"/>
                 <w:lang w:val="en-US" w:eastAsia="en-US" w:bidi="ar-SA"/>
                 <w:rFonts w:ascii="Times New Roman" w:hAnsi="Times New Roman" w:eastAsia="Times New Roman" w:cs="Times New Roman"/>
-                <w:sz w:val="28"/>
+                <w:sz w:val="24"/>
                 <w:b/>
               </w:rPr>
               <w:t>Nullified: initial dropout 0.0% (25-44) vs 39.0% (65-80), Fisher's exact p &lt; 0.0001; non-return converges low in all bands</w:t>
@@ -10872,10 +9756,7 @@
       <w:r>
         <w:rPr>
           <w:lang w:val="en-US" w:eastAsia="en-US" w:bidi="ar-SA"/>
-          <w:rFonts w:asciiTheme="majorHAnsi" w:eastAsiaTheme="majorEastAsia" w:hAnsiTheme="majorHAnsi" w:cstheme="majorBidi" w:ascii="Times New Roman" w:hAnsi="Times New Roman" w:eastAsia="Times New Roman" w:cs="Times New Roman"/>
-          <w:b/>
           <w:color w:val="000000"/>
-          <w:sz w:val="20"/>
           <w:szCs w:val="22"/>
         </w:rPr>
         <w:t>3.3 Methodology Overview Infographic</w:t>
@@ -10892,8 +9773,7 @@
           <w:szCs w:val="26"/>
           <w:lang w:val="en-US" w:eastAsia="en-US" w:bidi="ar-SA"/>
           <w:rFonts w:ascii="Times New Roman" w:hAnsi="Times New Roman" w:eastAsia="Times New Roman" w:cs="Times New Roman"/>
-          <w:sz w:val="28"/>
-          <w:b/>
+          <w:sz w:val="24"/>
         </w:rPr>
         <w:t xml:space="preserve">Figure 3.1 summarises the programme as a sequence of empirical stages and theoretical revisions, and it should be read as an action-research logic model rather than as a single causal experiment. In the architecture of Table 3.1: Stage 1 is descriptive and establishes the field signal that motivates the H0 test; Stage 2 is the prospective H0 test and is mechanism-generating; Stage 3 is the attribution experiment that separates the dispositional from the coupling explanation; and Chapter 7 formalises the design discovery for future controlled testing. </w:t>
       </w:r>
@@ -10956,6 +9836,362 @@
         <w:t>Figure 3.1. Three-stage action research programme as an action-research logic model: Stage 1 supplies the field signal, Stage 2 the prospective H0 test, Stage 3 the attribution experiment; the stages converge on the adaptive-learning formalisation of Chapter 7 and the confirmatory programme of §8.8. Each stage produces an empirical output and a theoretical revision.</w:t>
       </w:r>
     </w:p>
+    <w:tbl>
+      <w:tblPr>
+        <w:tblStyle w:val="TableGrid"/>
+        <w:tblW w:type="auto" w:w="0"/>
+        <w:tblLook w:firstColumn="1" w:firstRow="1" w:lastColumn="0" w:lastRow="0" w:noHBand="0" w:noVBand="1" w:val="04A0"/>
+      </w:tblPr>
+      <w:tblGrid>
+        <w:gridCol w:w="2835"/>
+        <w:gridCol w:w="2835"/>
+        <w:gridCol w:w="2835"/>
+      </w:tblGrid>
+      <w:tr>
+        <w:tc>
+          <w:tcPr>
+            <w:tcW w:type="dxa" w:w="2835"/>
+          </w:tcPr>
+          <w:p>
+            <w:r>
+              <w:rPr>
+                <w:b/>
+              </w:rPr>
+              <w:t>Activity</w:t>
+            </w:r>
+          </w:p>
+        </w:tc>
+        <w:tc>
+          <w:tcPr>
+            <w:tcW w:type="dxa" w:w="2835"/>
+          </w:tcPr>
+          <w:p>
+            <w:r>
+              <w:rPr>
+                <w:b/>
+              </w:rPr>
+              <w:t>Period</w:t>
+            </w:r>
+          </w:p>
+        </w:tc>
+        <w:tc>
+          <w:tcPr>
+            <w:tcW w:type="dxa" w:w="2835"/>
+          </w:tcPr>
+          <w:p>
+            <w:r>
+              <w:rPr>
+                <w:b/>
+              </w:rPr>
+              <w:t>Reported in</w:t>
+            </w:r>
+          </w:p>
+        </w:tc>
+      </w:tr>
+      <w:tr>
+        <w:tc>
+          <w:tcPr>
+            <w:tcW w:type="dxa" w:w="2835"/>
+          </w:tcPr>
+          <w:p>
+            <w:r>
+              <w:t>Site observation and the FIDS conjecture</w:t>
+            </w:r>
+          </w:p>
+        </w:tc>
+        <w:tc>
+          <w:tcPr>
+            <w:tcW w:type="dxa" w:w="2835"/>
+          </w:tcPr>
+          <w:p>
+            <w:r>
+              <w:t>2023</w:t>
+            </w:r>
+          </w:p>
+        </w:tc>
+        <w:tc>
+          <w:tcPr>
+            <w:tcW w:type="dxa" w:w="2835"/>
+          </w:tcPr>
+          <w:p>
+            <w:r>
+              <w:t>Chapter 1</w:t>
+            </w:r>
+          </w:p>
+        </w:tc>
+      </w:tr>
+      <w:tr>
+        <w:tc>
+          <w:tcPr>
+            <w:tcW w:type="dxa" w:w="2835"/>
+          </w:tcPr>
+          <w:p>
+            <w:r>
+              <w:t>Stage 1 — retrospective survey (N=200 of 280)</w:t>
+            </w:r>
+          </w:p>
+        </w:tc>
+        <w:tc>
+          <w:tcPr>
+            <w:tcW w:type="dxa" w:w="2835"/>
+          </w:tcPr>
+          <w:p>
+            <w:r>
+              <w:t>July–August 2024</w:t>
+            </w:r>
+          </w:p>
+        </w:tc>
+        <w:tc>
+          <w:tcPr>
+            <w:tcW w:type="dxa" w:w="2835"/>
+          </w:tcPr>
+          <w:p>
+            <w:r>
+              <w:t>Chapter 4</w:t>
+            </w:r>
+          </w:p>
+        </w:tc>
+      </w:tr>
+      <w:tr>
+        <w:tc>
+          <w:tcPr>
+            <w:tcW w:type="dxa" w:w="2835"/>
+          </w:tcPr>
+          <w:p>
+            <w:r>
+              <w:t>Game design and platform validation</w:t>
+            </w:r>
+          </w:p>
+        </w:tc>
+        <w:tc>
+          <w:tcPr>
+            <w:tcW w:type="dxa" w:w="2835"/>
+          </w:tcPr>
+          <w:p>
+            <w:r>
+              <w:t>2024</w:t>
+            </w:r>
+          </w:p>
+        </w:tc>
+        <w:tc>
+          <w:tcPr>
+            <w:tcW w:type="dxa" w:w="2835"/>
+          </w:tcPr>
+          <w:p>
+            <w:r>
+              <w:t>Chapter 5, Appendix G.8</w:t>
+            </w:r>
+          </w:p>
+        </w:tc>
+      </w:tr>
+      <w:tr>
+        <w:tc>
+          <w:tcPr>
+            <w:tcW w:type="dxa" w:w="2835"/>
+          </w:tcPr>
+          <w:p>
+            <w:r>
+              <w:t>Stage 2 — eight-week facility deployment (N=30)</w:t>
+            </w:r>
+          </w:p>
+        </w:tc>
+        <w:tc>
+          <w:tcPr>
+            <w:tcW w:type="dxa" w:w="2835"/>
+          </w:tcPr>
+          <w:p>
+            <w:r>
+              <w:rPr>
+                <w:highlight w:val="yellow"/>
+              </w:rPr>
+              <w:t>[AUTHOR INPUT NEEDED: exact dates]</w:t>
+            </w:r>
+          </w:p>
+        </w:tc>
+        <w:tc>
+          <w:tcPr>
+            <w:tcW w:type="dxa" w:w="2835"/>
+          </w:tcPr>
+          <w:p>
+            <w:r>
+              <w:t>Chapter 5</w:t>
+            </w:r>
+          </w:p>
+        </w:tc>
+      </w:tr>
+      <w:tr>
+        <w:tc>
+          <w:tcPr>
+            <w:tcW w:type="dxa" w:w="2835"/>
+          </w:tcPr>
+          <w:p>
+            <w:r>
+              <w:t>Stage 3 — remote decoupled deployment (register N=120)</w:t>
+            </w:r>
+          </w:p>
+        </w:tc>
+        <w:tc>
+          <w:tcPr>
+            <w:tcW w:type="dxa" w:w="2835"/>
+          </w:tcPr>
+          <w:p>
+            <w:r>
+              <w:t>March–April 2026</w:t>
+            </w:r>
+          </w:p>
+        </w:tc>
+        <w:tc>
+          <w:tcPr>
+            <w:tcW w:type="dxa" w:w="2835"/>
+          </w:tcPr>
+          <w:p>
+            <w:r>
+              <w:t>Chapter 6</w:t>
+            </w:r>
+          </w:p>
+        </w:tc>
+      </w:tr>
+      <w:tr>
+        <w:tc>
+          <w:tcPr>
+            <w:tcW w:type="dxa" w:w="2835"/>
+          </w:tcPr>
+          <w:p>
+            <w:r>
+              <w:t>Expert consultation panel (four consultations + follow-ups)</w:t>
+            </w:r>
+          </w:p>
+        </w:tc>
+        <w:tc>
+          <w:tcPr>
+            <w:tcW w:type="dxa" w:w="2835"/>
+          </w:tcPr>
+          <w:p>
+            <w:r>
+              <w:t>March–August 2026</w:t>
+            </w:r>
+          </w:p>
+        </w:tc>
+        <w:tc>
+          <w:tcPr>
+            <w:tcW w:type="dxa" w:w="2835"/>
+          </w:tcPr>
+          <w:p>
+            <w:r>
+              <w:t>§6.12, Appendix H</w:t>
+            </w:r>
+          </w:p>
+        </w:tc>
+      </w:tr>
+      <w:tr>
+        <w:tc>
+          <w:tcPr>
+            <w:tcW w:type="dxa" w:w="2835"/>
+          </w:tcPr>
+          <w:p>
+            <w:r>
+              <w:t>Ethics approval HSEARS20260805008</w:t>
+            </w:r>
+          </w:p>
+        </w:tc>
+        <w:tc>
+          <w:tcPr>
+            <w:tcW w:type="dxa" w:w="2835"/>
+          </w:tcPr>
+          <w:p>
+            <w:r>
+              <w:t>August 2026</w:t>
+            </w:r>
+          </w:p>
+        </w:tc>
+        <w:tc>
+          <w:tcPr>
+            <w:tcW w:type="dxa" w:w="2835"/>
+          </w:tcPr>
+          <w:p>
+            <w:r>
+              <w:t>§3.4</w:t>
+            </w:r>
+          </w:p>
+        </w:tc>
+      </w:tr>
+      <w:tr>
+        <w:tc>
+          <w:tcPr>
+            <w:tcW w:type="dxa" w:w="2835"/>
+          </w:tcPr>
+          <w:p>
+            <w:r>
+              <w:t>Stage 3B — pre-registered 2x2 field experiment</w:t>
+            </w:r>
+          </w:p>
+        </w:tc>
+        <w:tc>
+          <w:tcPr>
+            <w:tcW w:type="dxa" w:w="2835"/>
+          </w:tcPr>
+          <w:p>
+            <w:r>
+              <w:rPr>
+                <w:highlight w:val="yellow"/>
+              </w:rPr>
+              <w:t>August–October 2026 [AUTHOR INPUT NEEDED: window dates]</w:t>
+            </w:r>
+          </w:p>
+        </w:tc>
+        <w:tc>
+          <w:tcPr>
+            <w:tcW w:type="dxa" w:w="2835"/>
+          </w:tcPr>
+          <w:p>
+            <w:r>
+              <w:t>§8.8</w:t>
+            </w:r>
+          </w:p>
+        </w:tc>
+      </w:tr>
+      <w:tr>
+        <w:tc>
+          <w:tcPr>
+            <w:tcW w:type="dxa" w:w="2835"/>
+          </w:tcPr>
+          <w:p>
+            <w:r>
+              <w:t>Programme close and thesis completion</w:t>
+            </w:r>
+          </w:p>
+        </w:tc>
+        <w:tc>
+          <w:tcPr>
+            <w:tcW w:type="dxa" w:w="2835"/>
+          </w:tcPr>
+          <w:p>
+            <w:r>
+              <w:t>October 2026</w:t>
+            </w:r>
+          </w:p>
+        </w:tc>
+        <w:tc>
+          <w:tcPr>
+            <w:tcW w:type="dxa" w:w="2835"/>
+          </w:tcPr>
+          <w:p>
+            <w:r>
+              <w:t>Chapter 9</w:t>
+            </w:r>
+          </w:p>
+        </w:tc>
+      </w:tr>
+    </w:tbl>
+    <w:p>
+      <w:pPr>
+        <w:pStyle w:val="FigureCaption"/>
+        <w:jc w:val="center"/>
+      </w:pPr>
+      <w:r>
+        <w:t>Table 3.1A. Programme timeline: evidence activities in calendar order, July 2024 – October 2026, with the chapter that reports each. The research programme closes in October 2026.</w:t>
+      </w:r>
+    </w:p>
     <w:p>
       <w:pPr>
         <w:pStyle w:val="Heading2"/>
@@ -10964,10 +10200,7 @@
       <w:r>
         <w:rPr>
           <w:lang w:val="en-US" w:eastAsia="en-US" w:bidi="ar-SA"/>
-          <w:rFonts w:asciiTheme="majorHAnsi" w:eastAsiaTheme="majorEastAsia" w:hAnsiTheme="majorHAnsi" w:cstheme="majorBidi" w:ascii="Times New Roman" w:hAnsi="Times New Roman" w:eastAsia="Times New Roman" w:cs="Times New Roman"/>
-          <w:b/>
           <w:color w:val="000000"/>
-          <w:sz w:val="20"/>
           <w:szCs w:val="22"/>
         </w:rPr>
         <w:t>3.4 Ethics, Consent, Data Governance</w:t>
@@ -10985,8 +10218,7 @@
           <w:szCs w:val="26"/>
           <w:lang w:val="en-US" w:eastAsia="en-US" w:bidi="ar-SA"/>
           <w:rFonts w:ascii="Times New Roman" w:hAnsi="Times New Roman" w:eastAsia="Times New Roman" w:cs="Times New Roman"/>
-          <w:sz w:val="28"/>
-          <w:b/>
+          <w:sz w:val="24"/>
         </w:rPr>
         <w:t>Each stage was conducted under the ethics policy of The Hong Kong Polytechnic University and in accordance with the Declaration of Helsinki. Compliance with the Personal Information Protection Law (PIPL; Standing Committee of the National People's Congress, 2021) was maintained throughout: all data were pseudonymised at collection, and no participant identifiers were transmitted to third-party AI services. Stage 3 did not collect participant-level clinical balance telemetry as part of the decoupling protocol. No adverse events were reported during any stage. The programme was approved by the PolyU Human Subjects Ethics Sub-Committee (application reference HSEARS20260805008; Principal Investigator: Prof. Chi Fai Cheung, Department of Industrial and Systems Engineering; approved August 2026); the application described the procedures of all three stages and the expert consultations as conducted, and the approval memo is held with the programme records. Chapter 8 (§8.7) addresses vulnerability, disclosure, autonomy and the ethical boundary between participant-facing reframing and deception. The expert consultation reported at §6.8A was conducted with a professional in her professional capacity; she is named with her consent, and the written confirmation is held with the consultation record (Appendix H).</w:t>
       </w:r>
@@ -10998,11 +10230,17 @@
       </w:r>
     </w:p>
     <w:p>
+      <w:pPr>
+        <w:jc w:val="both"/>
+      </w:pPr>
       <w:r>
         <w:t>Consent in Stage 2 is likewise stated exactly as it operated. The deployment was arranged with, and known to, the facility's operators, nursing team and general manager (gatekeeper consent, recorded at research start), and residents were invited by the facility to try the gamified system as a facility activity, voluntarily and free of charge. Participants were not told during the deployment that play formed part of a research project: the programme's subject matter is assessment fear, and announcing a fall-risk study would have re-imposed the clinical assessment frame whose behavioural effect was under study, so incomplete disclosure was integral to the design rather than incidental to it. Written consent was obtained retrospectively from the sustained participants at the close of the eight-week cycle, at the small recognition presentation for those who completed it; participants who had dropped out did not sign and were not interviewed. These arrangements - the incomplete disclosure and its rationale, the gatekeeper consent, and the retrospective timing of the written instruments - were stated in these terms in the approved ethics application, and their limitations are examined in 8.7.</w:t>
       </w:r>
     </w:p>
     <w:p>
+      <w:pPr>
+        <w:jc w:val="both"/>
+      </w:pPr>
       <w:r>
         <w:t>Consent in the Stage-3 remote deployment operated by informed, implied consent, and the thesis states the procedure exactly as it was. The distribution e-mails explained the purpose of the game and of the accompanying questionnaire and the use that would be made of replies; participation was voluntary and unpaid, and recipients could decline by simply not taking part; returning the game's results file and the questionnaire responses constituted consent to their use in the research. No written consent instrument was administered in Stage 3, and this is acknowledged as a limitation of the remote design. Identities were separated from the analysed records at compilation: the analysis sheets retain only a participant code, age band, gender and education, and the distribution and return e-mails are retained in the author's records, with a de-identified index forming Appendix G, item G.5.</w:t>
       </w:r>
@@ -11015,10 +10253,7 @@
       <w:r>
         <w:rPr>
           <w:lang w:val="en-US" w:eastAsia="en-US" w:bidi="ar-SA"/>
-          <w:rFonts w:asciiTheme="majorHAnsi" w:eastAsiaTheme="majorEastAsia" w:hAnsiTheme="majorHAnsi" w:cstheme="majorBidi" w:ascii="Times New Roman" w:hAnsi="Times New Roman" w:eastAsia="Times New Roman" w:cs="Times New Roman"/>
-          <w:b/>
           <w:color w:val="000000"/>
-          <w:sz w:val="20"/>
           <w:szCs w:val="22"/>
         </w:rPr>
         <w:t>3.5 Methodological Limits and Mitigations</w:t>
@@ -11035,8 +10270,7 @@
           <w:szCs w:val="26"/>
           <w:lang w:val="en-US" w:eastAsia="en-US" w:bidi="ar-SA"/>
           <w:rFonts w:ascii="Times New Roman" w:hAnsi="Times New Roman" w:eastAsia="Times New Roman" w:cs="Times New Roman"/>
-          <w:sz w:val="28"/>
-          <w:b/>
+          <w:sz w:val="24"/>
         </w:rPr>
         <w:t>The programme uses a between-cycle, between-cohort comparison across Stages 2 and 3. A within-subject crossover was not selected because prior exposure and failure memory could produce carry-over and order effects, and because repeating a clinically framed task after an adverse experience could create ethical and interpretive complications. These are legitimate design considerations, but they do not make a between-cohort comparison methodologically equivalent to randomisation. The chosen design leaves unmeasured cohort, setting, recruitment and observation-window differences as alternative explanations.</w:t>
       </w:r>
@@ -11051,8 +10285,7 @@
           <w:szCs w:val="26"/>
           <w:lang w:val="en-US" w:eastAsia="en-US" w:bidi="ar-SA"/>
           <w:rFonts w:ascii="Times New Roman" w:hAnsi="Times New Roman" w:eastAsia="Times New Roman" w:cs="Times New Roman"/>
-          <w:sz w:val="28"/>
-          <w:b/>
+          <w:sz w:val="24"/>
         </w:rPr>
         <w:t>Mitigation is therefore based on transparency, age-matched subgroup comparison, explicit alternative explanations, confidence intervals and a pre-specified next study rather than on claiming that theoretical convergence substitutes for causal control. The three stages provide convergent evidence: Stage 1 identifies a retrospective problem signature; Stage 2 links first failure to observed dropout and documents the score-improvement/non-return pattern; Stage 3 reports substantially greater post-failure return under a participant-facing decoupling package in a separate cohort. Mental accounting, identity-level endowment and stereotype threat remain inferred candidate mechanisms. The decisive confirmation is a within-cohort randomised coupled-versus-decoupled study with harmonised measures and observation windows.</w:t>
       </w:r>
@@ -11060,6 +10293,7 @@
     <w:p>
       <w:pPr>
         <w:pStyle w:val="Normal"/>
+        <w:jc w:val="both"/>
       </w:pPr>
       <w:r>
         <w:rPr>
@@ -11067,8 +10301,7 @@
           <w:szCs w:val="26"/>
           <w:lang w:val="en-US" w:eastAsia="en-US" w:bidi="ar-SA"/>
           <w:rFonts w:ascii="Times New Roman" w:hAnsi="Times New Roman" w:eastAsia="Times New Roman" w:cs="Times New Roman"/>
-          <w:sz w:val="28"/>
-          <w:b/>
+          <w:sz w:val="24"/>
         </w:rPr>
         <w:t>The hypothesis architecture of Table 3.1 keeps confirmation and discovery in separate registers, and the thesis is straightforward about which is which. H0 formalises the expectation that genuinely governed the Stage-2 design when it was built — the game was engineered to satisfy the acceptance and gamification criteria precisely because the programme expected them to be sufficient. The directional hypotheses grew stage by stage in the ordinary rhythm of action research. The adaptive-learning proposition is a discovery, formed when the Stage-3 commitment gap pointed to it, and it is presented with the pride a discovery deserves alongside the confirmatory study it now makes possible (§8.8). This is the exploratory researcher's bargain: findings stated plainly, and their tests specified before anyone is asked to rely on them.</w:t>
       </w:r>
@@ -11076,14 +10309,14 @@
     <w:p>
       <w:pPr>
         <w:pStyle w:val="Normal"/>
+        <w:jc w:val="both"/>
       </w:pPr>
       <w:r>
         <w:rPr>
           <w:szCs w:val="26"/>
           <w:lang w:val="en-US" w:eastAsia="en-US" w:bidi="ar-SA"/>
           <w:rFonts w:ascii="Times New Roman" w:hAnsi="Times New Roman" w:eastAsia="Times New Roman" w:cs="Times New Roman"/>
-          <w:sz w:val="28"/>
-          <w:b/>
+          <w:sz w:val="24"/>
         </w:rPr>
         <w:t>The chronological provenance of each hypothesis is recorded explicitly, so that prospective tests and action-research discoveries cannot be conflated. H0 is a reconstructed prospective hypothesis: the expectation it formalises governed the Stage-2 design ex ante — the build criteria of §5.2 document this — but its formal statement as a null hypothesis was written during the analysis and writing phase, not deposited in advance, and the thesis claims no more for it than that. H1, H2 and H4 originate in the Stage-1 survey and site observations and were held as working hypotheses before the Stage-2 deployment; their wording as printed in §5.1 was likewise fixed at writing. H5 and the Stage-3 predictions of §6.2 were formulated after the Stage-2 analysis and before Stage-3 recruitment, and are the closest the programme comes to stated-in-advance predictions. H0-age was licensed by the Stage-3 cohort design — three age bands recruited as built-in comparison groups — and was examined once the age-stratified data were tabulated. The adaptive-learning proposition is an action-research discovery in the full sense: it was formed after the Stage-3 commitment gap was observed, is claimed only as a discovery, and receives its first genuine test in the pre-specified study of §8.8. No hypothesis in the programme was publicly preregistered; the protections against hindsight restatement are this documented chronology, the confirmation-versus-discovery discipline of §3.5, and the pre-specification of every forward test.</w:t>
       </w:r>
@@ -11096,10 +10329,7 @@
       <w:r>
         <w:rPr>
           <w:lang w:val="en-US" w:eastAsia="en-US" w:bidi="ar-SA"/>
-          <w:rFonts w:asciiTheme="majorHAnsi" w:eastAsiaTheme="majorEastAsia" w:hAnsiTheme="majorHAnsi" w:cstheme="majorBidi" w:ascii="Times New Roman" w:hAnsi="Times New Roman" w:eastAsia="Times New Roman" w:cs="Times New Roman"/>
-          <w:b/>
           <w:color w:val="000000"/>
-          <w:sz w:val="20"/>
           <w:szCs w:val="22"/>
         </w:rPr>
         <w:t>3.6 An Instrumentation Roadmap for the Adaptive-Learning Claim</w:t>
@@ -11116,8 +10346,7 @@
           <w:szCs w:val="26"/>
           <w:lang w:val="en-US" w:eastAsia="en-US" w:bidi="ar-SA"/>
           <w:rFonts w:ascii="Times New Roman" w:hAnsi="Times New Roman" w:eastAsia="Times New Roman" w:cs="Times New Roman"/>
-          <w:sz w:val="28"/>
-          <w:b/>
+          <w:sz w:val="24"/>
         </w:rPr>
         <w:t>This section converts the programme's discovery into a confirmable claim. The adaptive-learning proposition of §6.8 and Chapter 7 rests on the hypothesis that learning-trajectory appraisal can reduce the dominance of an endowment-protective interpretation of failure. The present stages support this indirectly through behavioural patterns; they do not measure the proposed mechanism or test the complete adaptive-learning framework. Methodological honesty therefore requires an instrumentation roadmap that converts each inferred operator into a measured variable and pre-specifies what evidence would disconfirm the account.</w:t>
       </w:r>
@@ -11132,8 +10361,7 @@
           <w:szCs w:val="26"/>
           <w:lang w:val="en-US" w:eastAsia="en-US" w:bidi="ar-SA"/>
           <w:rFonts w:ascii="Times New Roman" w:hAnsi="Times New Roman" w:eastAsia="Times New Roman" w:cs="Times New Roman"/>
-          <w:sz w:val="28"/>
-          <w:b/>
+          <w:sz w:val="24"/>
         </w:rPr>
         <w:t>The first move measures identity-relevant valuation directly through an adapted WTA-WTP elicitation in the tradition of experimental preference measurement (Kahneman et al., 1990; Holt &amp; Laury, 2002), or an alternative validated appraisal task, developed and piloted carefully because extending commodity-based elicitation to identity statements is non-trivial. The second move measures change in interpretation around a failure event through brief repeated appraisal items rather than assuming an entropy collapse. The third move executes a harmonised model comparison using a full STAM instrument, prospectively specified FIAS items, brief validated screeners for cognition, mood and general self-efficacy — such as the Montreal Cognitive Assessment (Nasreddine et al., 2005), the PHQ-4 (Kroenke et al., 2009) and the New General Self-Efficacy Scale (Chen, Gully &amp; Eden, 2001) — and clearly separated predictors and outcomes. This separation is essential to avoid criterion contamination, particularly if non-return or cycle count appears both in the FIAS score and as the outcome to be predicted.</w:t>
       </w:r>
@@ -11148,8 +10376,7 @@
           <w:szCs w:val="26"/>
           <w:lang w:val="en-US" w:eastAsia="en-US" w:bidi="ar-SA"/>
           <w:rFonts w:ascii="Times New Roman" w:hAnsi="Times New Roman" w:eastAsia="Times New Roman" w:cs="Times New Roman"/>
-          <w:sz w:val="28"/>
-          <w:b/>
+          <w:sz w:val="24"/>
         </w:rPr>
         <w:t>A fourth move instruments the immediate behavioural and affective channel. The existing apparatus records the centre-of-pressure stream and in-game events but not the participant's interpretation at the moment of difficulty. A future cycle could add consented, privacy-governed measures such as reaction time, posture change, voice cues, brief experience sampling or facial-affect estimates in the tradition of affective computing (Picard, 1997; D'Mello &amp; Graesser, 2012), provided their validity and ethical proportionality are established. These signals would be time-synchronised with failure events and evaluated against pre-specified outcomes such as next-attempt behaviour and return within a common observation window. The purpose is not to infer a hidden "cognitive collapse" from one sensor, but to test whether observable reactions improve prediction and whether a safe intervention changes behaviour.</w:t>
       </w:r>
@@ -11158,6 +10385,7 @@
       <w:pPr>
         <w:pStyle w:val="Normal"/>
         <w:spacing w:after="200" w:line="276" w:lineRule="auto"/>
+        <w:jc w:val="both"/>
         <w:rPr>
           <w:rFonts w:asciiTheme="majorHAnsi" w:eastAsiaTheme="majorEastAsia" w:hAnsiTheme="majorHAnsi" w:cstheme="majorBidi"/>
           <w:b/>
@@ -11171,9 +10399,8 @@
         <w:rPr>
           <w:i/>
           <w:rFonts w:asciiTheme="majorHAnsi" w:eastAsiaTheme="majorEastAsia" w:hAnsiTheme="majorHAnsi" w:cstheme="majorBidi" w:ascii="Times New Roman" w:hAnsi="Times New Roman" w:eastAsia="Times New Roman" w:cs="Times New Roman"/>
-          <w:b/>
           <w:color w:val="000000"/>
-          <w:sz w:val="28"/>
+          <w:sz w:val="24"/>
           <w:szCs w:val="28"/>
         </w:rPr>
         <w:t>The thesis keeps three registers, and keeping them distinct is what lets each speak with full confidence: observed results are reported as observations; mental accounting, endowment and stereotype threat are the candidate explanations that make the observations intelligible; and the adaptive-learning framework and environment-grounded adaptation are the engineering responses they inspire. Nothing in the first register is diluted by the openness of the second and third — the strength of the observations is exactly why the explanations and designs are worth pursuing.</w:t>
@@ -11187,12 +10414,8 @@
       <w:r>
         <w:rPr>
           <w:lang w:val="en-US" w:eastAsia="en-US" w:bidi="ar-SA"/>
-          <w:rFonts w:asciiTheme="majorHAnsi" w:eastAsiaTheme="majorEastAsia" w:hAnsiTheme="majorHAnsi" w:cstheme="majorBidi" w:ascii="Times New Roman" w:hAnsi="Times New Roman" w:eastAsia="Times New Roman" w:cs="Times New Roman"/>
-          <w:b/>
           <w:color w:val="000000"/>
-          <w:sz w:val="28"/>
           <w:szCs w:val="28"/>
-          <w:i/>
         </w:rPr>
         <w:t>Chapter 4 Stage 1 — From FIDS to FIAS</w:t>
       </w:r>
@@ -11207,8 +10430,7 @@
           <w:szCs w:val="26"/>
           <w:lang w:val="en-US" w:eastAsia="en-US" w:bidi="ar-SA"/>
           <w:rFonts w:ascii="Times New Roman" w:hAnsi="Times New Roman" w:eastAsia="Times New Roman" w:cs="Times New Roman"/>
-          <w:sz w:val="28"/>
-          <w:b/>
+          <w:sz w:val="24"/>
         </w:rPr>
         <w:t>Based on Paper 1: Tam, S. K. T., &amp; Cheung, C. F. (2026). Investigating low utilisation of Fall Risk Assessment among elderly users: A critical review through TAM and Octalysis frameworks with gamification approach. Paper SS-293, accepted for presentation and publication at the 10th International Conference on Management Engineering, Software Engineering and Service Sciences (ICMSS 2026), Wuhan, China, 20-22 March 2026; Conference Publishing Services (CPS), submitted to IEEE Xplore (Ei Compendex/Scopus indexing).</w:t>
       </w:r>
@@ -11221,10 +10443,7 @@
       <w:r>
         <w:rPr>
           <w:lang w:val="en-US" w:eastAsia="en-US" w:bidi="ar-SA"/>
-          <w:rFonts w:asciiTheme="majorHAnsi" w:eastAsiaTheme="majorEastAsia" w:hAnsiTheme="majorHAnsi" w:cstheme="majorBidi" w:ascii="Times New Roman" w:hAnsi="Times New Roman" w:eastAsia="Times New Roman" w:cs="Times New Roman"/>
-          <w:b/>
           <w:color w:val="000000"/>
-          <w:sz w:val="20"/>
           <w:szCs w:val="22"/>
         </w:rPr>
         <w:t>4.1 Purpose</w:t>
@@ -11241,8 +10460,7 @@
           <w:szCs w:val="26"/>
           <w:lang w:val="en-US" w:eastAsia="en-US" w:bidi="ar-SA"/>
           <w:rFonts w:ascii="Times New Roman" w:hAnsi="Times New Roman" w:eastAsia="Times New Roman" w:cs="Times New Roman"/>
-          <w:sz w:val="28"/>
-          <w:b/>
+          <w:sz w:val="24"/>
         </w:rPr>
         <w:t>Stage 1 had three purposes, and its place in the thesis's argument is fixed by the third. The first purpose was descriptive: to characterise the utilisation and non-return problem at the Poly Group facility. The second was theoretical: to examine whether TAM, STAM and Octalysis explicitly represent the post-contact event that residents' reports suggested, and to generate a provisional construct for prospective investigation. The third follows from Chapter 2: the facility had already deployed exactly the kind of technology the null hypothesis H0 (§2.3.5) says should succeed — a clinically valuable, professionally installed FRA station, free to use, well staffed — and the station stood empty. Stage 1 therefore supplies the retrospective signal that H0 was already failing in the field before this programme began. Stage 1 was not designed to validate FIAS or to identify a causal psychological mechanism.</w:t>
       </w:r>
@@ -11255,10 +10473,7 @@
       <w:r>
         <w:rPr>
           <w:lang w:val="en-US" w:eastAsia="en-US" w:bidi="ar-SA"/>
-          <w:rFonts w:asciiTheme="majorHAnsi" w:eastAsiaTheme="majorEastAsia" w:hAnsiTheme="majorHAnsi" w:cstheme="majorBidi" w:ascii="Times New Roman" w:hAnsi="Times New Roman" w:eastAsia="Times New Roman" w:cs="Times New Roman"/>
-          <w:b/>
           <w:color w:val="000000"/>
-          <w:sz w:val="28"/>
           <w:szCs w:val="26"/>
         </w:rPr>
         <w:t>4.1A What is Fall Risk Assessment (FRA)? Basic System Design and Features</w:t>
@@ -11283,6 +10498,7 @@
     <w:p>
       <w:pPr>
         <w:pStyle w:val="Normal"/>
+        <w:jc w:val="both"/>
       </w:pPr>
       <w:r>
         <w:rPr>
@@ -11427,6 +10643,7 @@
     <w:p>
       <w:pPr>
         <w:pStyle w:val="FigureCaption"/>
+        <w:jc w:val="center"/>
       </w:pPr>
       <w:r>
         <w:rPr>
@@ -11456,6 +10673,9 @@
       </w:r>
     </w:p>
     <w:p>
+      <w:pPr>
+        <w:jc w:val="both"/>
+      </w:pPr>
       <w:r>
         <w:t>A scoping statement belongs here. The commercial FRA proposition - in the InBody line as in its HUR antecedent - is not assessment alone but an assess-then-train model: measurement identifies fall risk, and a training programme on the same platform is intended to reduce it. This thesis studies the assessment gate only, and does so deliberately: the programme's central finding is that utilisation collapses at that gate, and when older adults refuse or abandon assessment, the training phase never begins. The assessment gate is thus the binding constraint on the entire model's preventive value, and its acceptance is the highest-leverage object of study. The training phase, and the extension of this thesis's framework to it, are addressed as an explicit limitation and as future work (s8.7, s8.8).</w:t>
       </w:r>
@@ -11468,10 +10688,7 @@
       <w:r>
         <w:rPr>
           <w:lang w:val="en-US" w:eastAsia="en-US" w:bidi="ar-SA"/>
-          <w:rFonts w:asciiTheme="majorHAnsi" w:eastAsiaTheme="majorEastAsia" w:hAnsiTheme="majorHAnsi" w:cstheme="majorBidi" w:ascii="Times New Roman" w:hAnsi="Times New Roman" w:eastAsia="Times New Roman" w:cs="Times New Roman"/>
-          <w:b/>
           <w:color w:val="000000"/>
-          <w:sz w:val="28"/>
           <w:szCs w:val="26"/>
         </w:rPr>
         <w:t>4.2 The Guangzhou Survey (N = 200 of 280 Residents)</w:t>
@@ -11538,7 +10755,7 @@
             <w:r>
               <w:rPr>
                 <w:b/>
-                <w:sz w:val="20"/>
+                <w:sz w:val="24"/>
                 <w:szCs w:val="22"/>
                 <w:lang w:val="en-US" w:eastAsia="en-US" w:bidi="ar-SA"/>
                 <w:rFonts w:ascii="Times New Roman" w:hAnsi="Times New Roman" w:eastAsia="Times New Roman" w:cs="Times New Roman"/>
@@ -11558,7 +10775,7 @@
             <w:r>
               <w:rPr>
                 <w:b/>
-                <w:sz w:val="20"/>
+                <w:sz w:val="24"/>
                 <w:szCs w:val="22"/>
                 <w:lang w:val="en-US" w:eastAsia="en-US" w:bidi="ar-SA"/>
                 <w:rFonts w:ascii="Times New Roman" w:hAnsi="Times New Roman" w:eastAsia="Times New Roman" w:cs="Times New Roman"/>
@@ -11582,7 +10799,7 @@
             </w:pPr>
             <w:r>
               <w:rPr>
-                <w:sz w:val="20"/>
+                <w:sz w:val="24"/>
                 <w:szCs w:val="22"/>
                 <w:lang w:val="en-US" w:eastAsia="en-US" w:bidi="ar-SA"/>
                 <w:rFonts w:ascii="Times New Roman" w:hAnsi="Times New Roman" w:eastAsia="Times New Roman" w:cs="Times New Roman"/>
@@ -11601,7 +10818,7 @@
             </w:pPr>
             <w:r>
               <w:rPr>
-                <w:sz w:val="20"/>
+                <w:sz w:val="24"/>
                 <w:szCs w:val="22"/>
                 <w:lang w:val="en-US" w:eastAsia="en-US" w:bidi="ar-SA"/>
                 <w:rFonts w:ascii="Times New Roman" w:hAnsi="Times New Roman" w:eastAsia="Times New Roman" w:cs="Times New Roman"/>
@@ -11625,7 +10842,7 @@
             </w:pPr>
             <w:r>
               <w:rPr>
-                <w:sz w:val="20"/>
+                <w:sz w:val="24"/>
                 <w:szCs w:val="22"/>
                 <w:lang w:val="en-US" w:eastAsia="en-US" w:bidi="ar-SA"/>
                 <w:rFonts w:ascii="Times New Roman" w:hAnsi="Times New Roman" w:eastAsia="Times New Roman" w:cs="Times New Roman"/>
@@ -11644,7 +10861,7 @@
             </w:pPr>
             <w:r>
               <w:rPr>
-                <w:sz w:val="20"/>
+                <w:sz w:val="24"/>
                 <w:szCs w:val="22"/>
                 <w:lang w:val="en-US" w:eastAsia="en-US" w:bidi="ar-SA"/>
                 <w:rFonts w:ascii="Times New Roman" w:hAnsi="Times New Roman" w:eastAsia="Times New Roman" w:cs="Times New Roman"/>
@@ -11687,7 +10904,7 @@
             </w:pPr>
             <w:r>
               <w:rPr>
-                <w:sz w:val="20"/>
+                <w:sz w:val="24"/>
                 <w:szCs w:val="22"/>
                 <w:lang w:val="en-US" w:eastAsia="en-US" w:bidi="ar-SA"/>
                 <w:rFonts w:ascii="Times New Roman" w:hAnsi="Times New Roman" w:eastAsia="Times New Roman" w:cs="Times New Roman"/>
@@ -11730,7 +10947,7 @@
             </w:pPr>
             <w:r>
               <w:rPr>
-                <w:sz w:val="20"/>
+                <w:sz w:val="24"/>
                 <w:szCs w:val="22"/>
                 <w:lang w:val="en-US" w:eastAsia="en-US" w:bidi="ar-SA"/>
                 <w:rFonts w:ascii="Times New Roman" w:hAnsi="Times New Roman" w:eastAsia="Times New Roman" w:cs="Times New Roman"/>
@@ -11764,10 +10981,7 @@
       <w:r>
         <w:rPr>
           <w:lang w:val="en-US" w:eastAsia="en-US" w:bidi="ar-SA"/>
-          <w:rFonts w:asciiTheme="majorHAnsi" w:eastAsiaTheme="majorEastAsia" w:hAnsiTheme="majorHAnsi" w:cstheme="majorBidi" w:ascii="Times New Roman" w:hAnsi="Times New Roman" w:eastAsia="Times New Roman" w:cs="Times New Roman"/>
-          <w:b/>
           <w:color w:val="000000"/>
-          <w:sz w:val="28"/>
           <w:szCs w:val="26"/>
         </w:rPr>
         <w:t>4.3 TAM, STAM and the Limitation for Retired Users</w:t>
@@ -11835,7 +11049,7 @@
             <w:r>
               <w:rPr>
                 <w:b/>
-                <w:sz w:val="20"/>
+                <w:sz w:val="24"/>
                 <w:szCs w:val="22"/>
                 <w:lang w:val="en-US" w:eastAsia="en-US" w:bidi="ar-SA"/>
                 <w:rFonts w:ascii="Times New Roman" w:hAnsi="Times New Roman" w:eastAsia="Times New Roman" w:cs="Times New Roman"/>
@@ -11855,7 +11069,7 @@
             <w:r>
               <w:rPr>
                 <w:b/>
-                <w:sz w:val="20"/>
+                <w:sz w:val="24"/>
                 <w:szCs w:val="22"/>
                 <w:lang w:val="en-US" w:eastAsia="en-US" w:bidi="ar-SA"/>
                 <w:rFonts w:ascii="Times New Roman" w:hAnsi="Times New Roman" w:eastAsia="Times New Roman" w:cs="Times New Roman"/>
@@ -11875,7 +11089,7 @@
             <w:r>
               <w:rPr>
                 <w:b/>
-                <w:sz w:val="20"/>
+                <w:sz w:val="24"/>
                 <w:szCs w:val="22"/>
                 <w:lang w:val="en-US" w:eastAsia="en-US" w:bidi="ar-SA"/>
                 <w:rFonts w:ascii="Times New Roman" w:hAnsi="Times New Roman" w:eastAsia="Times New Roman" w:cs="Times New Roman"/>
@@ -11899,7 +11113,7 @@
             </w:pPr>
             <w:r>
               <w:rPr>
-                <w:sz w:val="20"/>
+                <w:sz w:val="24"/>
                 <w:szCs w:val="22"/>
                 <w:lang w:val="en-US" w:eastAsia="en-US" w:bidi="ar-SA"/>
                 <w:rFonts w:ascii="Times New Roman" w:hAnsi="Times New Roman" w:eastAsia="Times New Roman" w:cs="Times New Roman"/>
@@ -11918,7 +11132,7 @@
             </w:pPr>
             <w:r>
               <w:rPr>
-                <w:sz w:val="20"/>
+                <w:sz w:val="24"/>
                 <w:szCs w:val="22"/>
                 <w:lang w:val="en-US" w:eastAsia="en-US" w:bidi="ar-SA"/>
                 <w:rFonts w:ascii="Times New Roman" w:hAnsi="Times New Roman" w:eastAsia="Times New Roman" w:cs="Times New Roman"/>
@@ -11937,7 +11151,7 @@
             </w:pPr>
             <w:r>
               <w:rPr>
-                <w:sz w:val="20"/>
+                <w:sz w:val="24"/>
                 <w:szCs w:val="22"/>
                 <w:lang w:val="en-US" w:eastAsia="en-US" w:bidi="ar-SA"/>
                 <w:rFonts w:ascii="Times New Roman" w:hAnsi="Times New Roman" w:eastAsia="Times New Roman" w:cs="Times New Roman"/>
@@ -11961,7 +11175,7 @@
             </w:pPr>
             <w:r>
               <w:rPr>
-                <w:sz w:val="20"/>
+                <w:sz w:val="24"/>
                 <w:szCs w:val="22"/>
                 <w:lang w:val="en-US" w:eastAsia="en-US" w:bidi="ar-SA"/>
                 <w:rFonts w:ascii="Times New Roman" w:hAnsi="Times New Roman" w:eastAsia="Times New Roman" w:cs="Times New Roman"/>
@@ -12023,7 +11237,7 @@
             </w:pPr>
             <w:r>
               <w:rPr>
-                <w:sz w:val="20"/>
+                <w:sz w:val="24"/>
                 <w:szCs w:val="22"/>
                 <w:lang w:val="en-US" w:eastAsia="en-US" w:bidi="ar-SA"/>
                 <w:rFonts w:ascii="Times New Roman" w:hAnsi="Times New Roman" w:eastAsia="Times New Roman" w:cs="Times New Roman"/>
@@ -12085,7 +11299,7 @@
             </w:pPr>
             <w:r>
               <w:rPr>
-                <w:sz w:val="20"/>
+                <w:sz w:val="24"/>
                 <w:szCs w:val="22"/>
                 <w:lang w:val="en-US" w:eastAsia="en-US" w:bidi="ar-SA"/>
                 <w:rFonts w:ascii="Times New Roman" w:hAnsi="Times New Roman" w:eastAsia="Times New Roman" w:cs="Times New Roman"/>
@@ -12148,10 +11362,7 @@
       <w:r>
         <w:rPr>
           <w:lang w:val="en-US" w:eastAsia="en-US" w:bidi="ar-SA"/>
-          <w:rFonts w:asciiTheme="majorHAnsi" w:eastAsiaTheme="majorEastAsia" w:hAnsiTheme="majorHAnsi" w:cstheme="majorBidi" w:ascii="Times New Roman" w:hAnsi="Times New Roman" w:eastAsia="Times New Roman" w:cs="Times New Roman"/>
-          <w:b/>
           <w:color w:val="000000"/>
-          <w:sz w:val="28"/>
           <w:szCs w:val="26"/>
         </w:rPr>
         <w:t>4.4 Octalysis and the In-Game Loss Assumption</w:t>
@@ -12219,7 +11430,7 @@
             <w:r>
               <w:rPr>
                 <w:b/>
-                <w:sz w:val="20"/>
+                <w:sz w:val="24"/>
                 <w:szCs w:val="22"/>
                 <w:lang w:val="en-US" w:eastAsia="en-US" w:bidi="ar-SA"/>
                 <w:rFonts w:ascii="Times New Roman" w:hAnsi="Times New Roman" w:eastAsia="Times New Roman" w:cs="Times New Roman"/>
@@ -12239,7 +11450,7 @@
             <w:r>
               <w:rPr>
                 <w:b/>
-                <w:sz w:val="20"/>
+                <w:sz w:val="24"/>
                 <w:szCs w:val="22"/>
                 <w:lang w:val="en-US" w:eastAsia="en-US" w:bidi="ar-SA"/>
                 <w:rFonts w:ascii="Times New Roman" w:hAnsi="Times New Roman" w:eastAsia="Times New Roman" w:cs="Times New Roman"/>
@@ -12282,7 +11493,7 @@
             </w:pPr>
             <w:r>
               <w:rPr>
-                <w:sz w:val="20"/>
+                <w:sz w:val="24"/>
                 <w:szCs w:val="22"/>
                 <w:lang w:val="en-US" w:eastAsia="en-US" w:bidi="ar-SA"/>
                 <w:rFonts w:ascii="Times New Roman" w:hAnsi="Times New Roman" w:eastAsia="Times New Roman" w:cs="Times New Roman"/>
@@ -12301,7 +11512,7 @@
             </w:pPr>
             <w:r>
               <w:rPr>
-                <w:sz w:val="20"/>
+                <w:sz w:val="24"/>
                 <w:szCs w:val="22"/>
                 <w:lang w:val="en-US" w:eastAsia="en-US" w:bidi="ar-SA"/>
                 <w:rFonts w:ascii="Times New Roman" w:hAnsi="Times New Roman" w:eastAsia="Times New Roman" w:cs="Times New Roman"/>
@@ -12320,7 +11531,7 @@
             </w:pPr>
             <w:r>
               <w:rPr>
-                <w:sz w:val="20"/>
+                <w:sz w:val="24"/>
                 <w:szCs w:val="22"/>
                 <w:lang w:val="en-US" w:eastAsia="en-US" w:bidi="ar-SA"/>
                 <w:rFonts w:ascii="Times New Roman" w:hAnsi="Times New Roman" w:eastAsia="Times New Roman" w:cs="Times New Roman"/>
@@ -12344,7 +11555,7 @@
             </w:pPr>
             <w:r>
               <w:rPr>
-                <w:sz w:val="20"/>
+                <w:sz w:val="24"/>
                 <w:szCs w:val="22"/>
                 <w:lang w:val="en-US" w:eastAsia="en-US" w:bidi="ar-SA"/>
                 <w:rFonts w:ascii="Times New Roman" w:hAnsi="Times New Roman" w:eastAsia="Times New Roman" w:cs="Times New Roman"/>
@@ -12363,7 +11574,7 @@
             </w:pPr>
             <w:r>
               <w:rPr>
-                <w:sz w:val="20"/>
+                <w:sz w:val="24"/>
                 <w:szCs w:val="22"/>
                 <w:lang w:val="en-US" w:eastAsia="en-US" w:bidi="ar-SA"/>
                 <w:rFonts w:ascii="Times New Roman" w:hAnsi="Times New Roman" w:eastAsia="Times New Roman" w:cs="Times New Roman"/>
@@ -12406,7 +11617,7 @@
             </w:pPr>
             <w:r>
               <w:rPr>
-                <w:sz w:val="20"/>
+                <w:sz w:val="24"/>
                 <w:szCs w:val="22"/>
                 <w:lang w:val="en-US" w:eastAsia="en-US" w:bidi="ar-SA"/>
                 <w:rFonts w:ascii="Times New Roman" w:hAnsi="Times New Roman" w:eastAsia="Times New Roman" w:cs="Times New Roman"/>
@@ -12425,7 +11636,7 @@
             </w:pPr>
             <w:r>
               <w:rPr>
-                <w:sz w:val="20"/>
+                <w:sz w:val="24"/>
                 <w:szCs w:val="22"/>
                 <w:lang w:val="en-US" w:eastAsia="en-US" w:bidi="ar-SA"/>
                 <w:rFonts w:ascii="Times New Roman" w:hAnsi="Times New Roman" w:eastAsia="Times New Roman" w:cs="Times New Roman"/>
@@ -12469,10 +11680,7 @@
       <w:r>
         <w:rPr>
           <w:lang w:val="en-US" w:eastAsia="en-US" w:bidi="ar-SA"/>
-          <w:rFonts w:asciiTheme="majorHAnsi" w:eastAsiaTheme="majorEastAsia" w:hAnsiTheme="majorHAnsi" w:cstheme="majorBidi" w:ascii="Times New Roman" w:hAnsi="Times New Roman" w:eastAsia="Times New Roman" w:cs="Times New Roman"/>
-          <w:b/>
           <w:color w:val="000000"/>
-          <w:sz w:val="28"/>
           <w:szCs w:val="26"/>
         </w:rPr>
         <w:t>4.5 Behavioural Science Lenses</w:t>
@@ -12502,10 +11710,7 @@
       <w:r>
         <w:rPr>
           <w:lang w:val="en-US" w:eastAsia="en-US" w:bidi="ar-SA"/>
-          <w:rFonts w:asciiTheme="majorHAnsi" w:eastAsiaTheme="majorEastAsia" w:hAnsiTheme="majorHAnsi" w:cstheme="majorBidi" w:ascii="Times New Roman" w:hAnsi="Times New Roman" w:eastAsia="Times New Roman" w:cs="Times New Roman"/>
-          <w:b/>
           <w:color w:val="000000"/>
-          <w:sz w:val="28"/>
           <w:szCs w:val="26"/>
         </w:rPr>
         <w:t>4.6 Terminological Correction: FIDS to FIAS</w:t>
@@ -12550,10 +11755,7 @@
       <w:r>
         <w:rPr>
           <w:lang w:val="en-US" w:eastAsia="en-US" w:bidi="ar-SA"/>
-          <w:rFonts w:asciiTheme="majorHAnsi" w:eastAsiaTheme="majorEastAsia" w:hAnsiTheme="majorHAnsi" w:cstheme="majorBidi" w:ascii="Times New Roman" w:hAnsi="Times New Roman" w:eastAsia="Times New Roman" w:cs="Times New Roman"/>
-          <w:b/>
           <w:color w:val="000000"/>
-          <w:sz w:val="28"/>
           <w:szCs w:val="26"/>
         </w:rPr>
         <w:t>4.7 Cross-Cultural Reference Point</w:t>
@@ -12583,10 +11785,7 @@
       <w:r>
         <w:rPr>
           <w:lang w:val="en-US" w:eastAsia="en-US" w:bidi="ar-SA"/>
-          <w:rFonts w:asciiTheme="majorHAnsi" w:eastAsiaTheme="majorEastAsia" w:hAnsiTheme="majorHAnsi" w:cstheme="majorBidi" w:ascii="Times New Roman" w:hAnsi="Times New Roman" w:eastAsia="Times New Roman" w:cs="Times New Roman"/>
-          <w:b/>
           <w:color w:val="000000"/>
-          <w:sz w:val="28"/>
           <w:szCs w:val="26"/>
         </w:rPr>
         <w:t>4.8 Output and Stage-1 Limitations</w:t>
@@ -12641,12 +11840,8 @@
       <w:r>
         <w:rPr>
           <w:lang w:val="en-US" w:eastAsia="en-US" w:bidi="ar-SA"/>
-          <w:rFonts w:asciiTheme="majorHAnsi" w:eastAsiaTheme="majorEastAsia" w:hAnsiTheme="majorHAnsi" w:cstheme="majorBidi" w:ascii="Times New Roman" w:hAnsi="Times New Roman" w:eastAsia="Times New Roman" w:cs="Times New Roman"/>
-          <w:b/>
           <w:color w:val="000000"/>
-          <w:sz w:val="22"/>
           <w:szCs w:val="28"/>
-          <w:i/>
         </w:rPr>
         <w:t>Chapter 5 Stage 2 — Action Research with Gamified FRA</w:t>
       </w:r>
@@ -12660,10 +11855,7 @@
       <w:r>
         <w:rPr>
           <w:lang w:val="en-US" w:eastAsia="en-US" w:bidi="ar-SA"/>
-          <w:rFonts w:asciiTheme="majorHAnsi" w:eastAsiaTheme="majorEastAsia" w:hAnsiTheme="majorHAnsi" w:cstheme="majorBidi" w:ascii="Times New Roman" w:hAnsi="Times New Roman" w:eastAsia="Times New Roman" w:cs="Times New Roman"/>
-          <w:b/>
           <w:color w:val="000000"/>
-          <w:sz w:val="28"/>
           <w:szCs w:val="26"/>
         </w:rPr>
         <w:t>5.1 Research Questions and Hypotheses</w:t>
@@ -12688,6 +11880,7 @@
     <w:p>
       <w:pPr>
         <w:pStyle w:val="Normal"/>
+        <w:jc w:val="both"/>
       </w:pPr>
       <w:r>
         <w:rPr>
@@ -12767,10 +11960,7 @@
       <w:r>
         <w:rPr>
           <w:lang w:val="en-US" w:eastAsia="en-US" w:bidi="ar-SA"/>
-          <w:rFonts w:asciiTheme="majorHAnsi" w:eastAsiaTheme="majorEastAsia" w:hAnsiTheme="majorHAnsi" w:cstheme="majorBidi" w:ascii="Times New Roman" w:hAnsi="Times New Roman" w:eastAsia="Times New Roman" w:cs="Times New Roman"/>
-          <w:b/>
           <w:color w:val="000000"/>
-          <w:sz w:val="28"/>
           <w:szCs w:val="26"/>
         </w:rPr>
         <w:t>5.2 Setting and Action-Research Approach</w:t>
@@ -12800,10 +11990,7 @@
       <w:r>
         <w:rPr>
           <w:lang w:val="en-US" w:eastAsia="en-US" w:bidi="ar-SA"/>
-          <w:rFonts w:asciiTheme="majorHAnsi" w:eastAsiaTheme="majorEastAsia" w:hAnsiTheme="majorHAnsi" w:cstheme="majorBidi" w:ascii="Times New Roman" w:hAnsi="Times New Roman" w:eastAsia="Times New Roman" w:cs="Times New Roman"/>
-          <w:b/>
           <w:color w:val="000000"/>
-          <w:sz w:val="28"/>
           <w:szCs w:val="26"/>
         </w:rPr>
         <w:t>5.2A Integrating the FRA into the Skiing Game: The Dual-Purpose Mechanic in Detail</w:t>
@@ -13645,10 +12832,7 @@
       <w:r>
         <w:rPr>
           <w:lang w:val="en-US" w:eastAsia="en-US" w:bidi="ar-SA"/>
-          <w:rFonts w:asciiTheme="majorHAnsi" w:eastAsiaTheme="majorEastAsia" w:hAnsiTheme="majorHAnsi" w:cstheme="majorBidi" w:ascii="Times New Roman" w:hAnsi="Times New Roman" w:eastAsia="Times New Roman" w:cs="Times New Roman"/>
-          <w:b/>
           <w:color w:val="000000"/>
-          <w:sz w:val="24"/>
           <w:szCs w:val="22"/>
         </w:rPr>
         <w:t>5.3 The Gamified Intervention — Skiing Game on the InBody Pressure Panel</w:t>
@@ -13679,9 +12863,6 @@
         <w:rPr>
           <w:szCs w:val="26"/>
           <w:lang w:val="en-US" w:eastAsia="en-US" w:bidi="ar-SA"/>
-          <w:sz w:val="28"/>
-          <w:rFonts w:asciiTheme="majorHAnsi" w:eastAsiaTheme="majorEastAsia" w:hAnsiTheme="majorHAnsi" w:cstheme="majorBidi" w:ascii="Times New Roman" w:hAnsi="Times New Roman" w:eastAsia="Times New Roman" w:cs="Times New Roman"/>
-          <w:b/>
           <w:color w:val="000000"/>
         </w:rPr>
         <w:t>5.3.1 The InBody Pressure Panel</w:t>
@@ -13713,9 +12894,6 @@
         <w:rPr>
           <w:szCs w:val="26"/>
           <w:lang w:val="en-US" w:eastAsia="en-US" w:bidi="ar-SA"/>
-          <w:sz w:val="28"/>
-          <w:rFonts w:asciiTheme="majorHAnsi" w:eastAsiaTheme="majorEastAsia" w:hAnsiTheme="majorHAnsi" w:cstheme="majorBidi" w:ascii="Times New Roman" w:hAnsi="Times New Roman" w:eastAsia="Times New Roman" w:cs="Times New Roman"/>
-          <w:b/>
           <w:color w:val="000000"/>
         </w:rPr>
         <w:t>5.3.2 Game Concept and Gameplay Loop</w:t>
@@ -13761,9 +12939,6 @@
         <w:rPr>
           <w:szCs w:val="26"/>
           <w:lang w:val="en-US" w:eastAsia="en-US" w:bidi="ar-SA"/>
-          <w:sz w:val="28"/>
-          <w:rFonts w:asciiTheme="majorHAnsi" w:eastAsiaTheme="majorEastAsia" w:hAnsiTheme="majorHAnsi" w:cstheme="majorBidi" w:ascii="Times New Roman" w:hAnsi="Times New Roman" w:eastAsia="Times New Roman" w:cs="Times New Roman"/>
-          <w:b/>
           <w:color w:val="000000"/>
         </w:rPr>
         <w:t>5.3.3 On-Screen Display</w:t>
@@ -13895,6 +13070,7 @@
     <w:p>
       <w:pPr>
         <w:pStyle w:val="FigureCaption"/>
+        <w:jc w:val="center"/>
       </w:pPr>
       <w:r>
         <w:rPr>
@@ -13950,6 +13126,7 @@
     <w:p>
       <w:pPr>
         <w:pStyle w:val="FigureCaption"/>
+        <w:jc w:val="center"/>
       </w:pPr>
       <w:r>
         <w:rPr>
@@ -13972,9 +13149,6 @@
         <w:rPr>
           <w:szCs w:val="26"/>
           <w:lang w:val="en-US" w:eastAsia="en-US" w:bidi="ar-SA"/>
-          <w:sz w:val="28"/>
-          <w:rFonts w:asciiTheme="majorHAnsi" w:eastAsiaTheme="majorEastAsia" w:hAnsiTheme="majorHAnsi" w:cstheme="majorBidi" w:ascii="Times New Roman" w:hAnsi="Times New Roman" w:eastAsia="Times New Roman" w:cs="Times New Roman"/>
-          <w:b/>
           <w:color w:val="000000"/>
         </w:rPr>
         <w:t>5.3.4 Five-Layer Architecture</w:t>
@@ -14066,9 +13240,6 @@
         <w:rPr>
           <w:szCs w:val="26"/>
           <w:lang w:val="en-US" w:eastAsia="en-US" w:bidi="ar-SA"/>
-          <w:sz w:val="28"/>
-          <w:rFonts w:asciiTheme="majorHAnsi" w:eastAsiaTheme="majorEastAsia" w:hAnsiTheme="majorHAnsi" w:cstheme="majorBidi" w:ascii="Times New Roman" w:hAnsi="Times New Roman" w:eastAsia="Times New Roman" w:cs="Times New Roman"/>
-          <w:b/>
           <w:color w:val="000000"/>
         </w:rPr>
         <w:t>5.3.5 Automatic Difficulty Adjustment System</w:t>
@@ -14114,9 +13285,6 @@
         <w:rPr>
           <w:szCs w:val="26"/>
           <w:lang w:val="en-US" w:eastAsia="en-US" w:bidi="ar-SA"/>
-          <w:sz w:val="28"/>
-          <w:rFonts w:asciiTheme="majorHAnsi" w:eastAsiaTheme="majorEastAsia" w:hAnsiTheme="majorHAnsi" w:cstheme="majorBidi" w:ascii="Times New Roman" w:hAnsi="Times New Roman" w:eastAsia="Times New Roman" w:cs="Times New Roman"/>
-          <w:b/>
           <w:color w:val="000000"/>
         </w:rPr>
         <w:t>5.3.6 Data Structures and Telemetry</w:t>
@@ -14358,9 +13526,6 @@
         <w:rPr>
           <w:szCs w:val="26"/>
           <w:lang w:val="en-US" w:eastAsia="en-US" w:bidi="ar-SA"/>
-          <w:sz w:val="28"/>
-          <w:rFonts w:asciiTheme="majorHAnsi" w:eastAsiaTheme="majorEastAsia" w:hAnsiTheme="majorHAnsi" w:cstheme="majorBidi" w:ascii="Times New Roman" w:hAnsi="Times New Roman" w:eastAsia="Times New Roman" w:cs="Times New Roman"/>
-          <w:b/>
           <w:color w:val="000000"/>
         </w:rPr>
         <w:t>5.3.7 Sample User Profile</w:t>
@@ -14392,9 +13557,6 @@
         <w:rPr>
           <w:szCs w:val="26"/>
           <w:lang w:val="en-US" w:eastAsia="en-US" w:bidi="ar-SA"/>
-          <w:sz w:val="28"/>
-          <w:rFonts w:asciiTheme="majorHAnsi" w:eastAsiaTheme="majorEastAsia" w:hAnsiTheme="majorHAnsi" w:cstheme="majorBidi" w:ascii="Times New Roman" w:hAnsi="Times New Roman" w:eastAsia="Times New Roman" w:cs="Times New Roman"/>
-          <w:b/>
           <w:color w:val="000000"/>
         </w:rPr>
         <w:t>5.3.8 Why a Skiing Game?</w:t>
@@ -14440,9 +13602,6 @@
         <w:rPr>
           <w:szCs w:val="26"/>
           <w:lang w:val="en-US" w:eastAsia="en-US" w:bidi="ar-SA"/>
-          <w:sz w:val="28"/>
-          <w:rFonts w:asciiTheme="majorHAnsi" w:eastAsiaTheme="majorEastAsia" w:hAnsiTheme="majorHAnsi" w:cstheme="majorBidi" w:ascii="Times New Roman" w:hAnsi="Times New Roman" w:eastAsia="Times New Roman" w:cs="Times New Roman"/>
-          <w:b/>
           <w:color w:val="000000"/>
         </w:rPr>
         <w:t>5.3.9 Development Methodology: The Claude Code-Assisted Workflow</w:t>
@@ -14467,6 +13626,7 @@
     <w:p>
       <w:pPr>
         <w:pStyle w:val="Normal"/>
+        <w:jc w:val="both"/>
       </w:pPr>
       <w:r>
         <w:rPr>
@@ -14549,9 +13709,6 @@
         <w:rPr>
           <w:szCs w:val="26"/>
           <w:lang w:val="en-US" w:eastAsia="en-US" w:bidi="ar-SA"/>
-          <w:sz w:val="28"/>
-          <w:rFonts w:asciiTheme="majorHAnsi" w:eastAsiaTheme="majorEastAsia" w:hAnsiTheme="majorHAnsi" w:cstheme="majorBidi" w:ascii="Times New Roman" w:hAnsi="Times New Roman" w:eastAsia="Times New Roman" w:cs="Times New Roman"/>
-          <w:b/>
           <w:color w:val="000000"/>
         </w:rPr>
         <w:t>5.3.10 Dynamic Game States: An Agentic-AI-Driven, Loss-Free Game Mechanic (Secondary Contribution)</w:t>
@@ -14687,10 +13844,7 @@
       <w:r>
         <w:rPr>
           <w:lang w:val="en-US" w:eastAsia="en-US" w:bidi="ar-SA"/>
-          <w:rFonts w:asciiTheme="majorHAnsi" w:eastAsiaTheme="majorEastAsia" w:hAnsiTheme="majorHAnsi" w:cstheme="majorBidi" w:ascii="Times New Roman" w:hAnsi="Times New Roman" w:eastAsia="Times New Roman" w:cs="Times New Roman"/>
-          <w:b/>
           <w:color w:val="000000"/>
-          <w:sz w:val="24"/>
           <w:szCs w:val="22"/>
         </w:rPr>
         <w:t>5.4 Participants and Data Governance</w:t>
@@ -14720,10 +13874,7 @@
       <w:r>
         <w:rPr>
           <w:lang w:val="en-US" w:eastAsia="en-US" w:bidi="ar-SA"/>
-          <w:rFonts w:asciiTheme="majorHAnsi" w:eastAsiaTheme="majorEastAsia" w:hAnsiTheme="majorHAnsi" w:cstheme="majorBidi" w:ascii="Times New Roman" w:hAnsi="Times New Roman" w:eastAsia="Times New Roman" w:cs="Times New Roman"/>
-          <w:b/>
           <w:color w:val="000000"/>
-          <w:sz w:val="24"/>
           <w:szCs w:val="22"/>
         </w:rPr>
         <w:t>5.5 Quantitative Findings</w:t>
@@ -14748,6 +13899,7 @@
     <w:p>
       <w:pPr>
         <w:pStyle w:val="Normal"/>
+        <w:jc w:val="both"/>
       </w:pPr>
       <w:r>
         <w:rPr>
@@ -14804,7 +13956,7 @@
             <w:r>
               <w:rPr>
                 <w:b/>
-                <w:sz w:val="28"/>
+                <w:sz w:val="24"/>
                 <w:szCs w:val="26"/>
                 <w:lang w:val="en-US" w:eastAsia="en-US" w:bidi="ar-SA"/>
                 <w:rFonts w:ascii="Times New Roman" w:hAnsi="Times New Roman" w:eastAsia="Times New Roman" w:cs="Times New Roman"/>
@@ -14824,7 +13976,7 @@
             <w:r>
               <w:rPr>
                 <w:b/>
-                <w:sz w:val="28"/>
+                <w:sz w:val="24"/>
                 <w:szCs w:val="26"/>
                 <w:lang w:val="en-US" w:eastAsia="en-US" w:bidi="ar-SA"/>
                 <w:rFonts w:ascii="Times New Roman" w:hAnsi="Times New Roman" w:eastAsia="Times New Roman" w:cs="Times New Roman"/>
@@ -14848,7 +14000,7 @@
             </w:pPr>
             <w:r>
               <w:rPr>
-                <w:sz w:val="20"/>
+                <w:sz w:val="24"/>
                 <w:szCs w:val="22"/>
                 <w:lang w:val="en-US" w:eastAsia="en-US" w:bidi="ar-SA"/>
                 <w:rFonts w:ascii="Times New Roman" w:hAnsi="Times New Roman" w:eastAsia="Times New Roman" w:cs="Times New Roman"/>
@@ -14867,7 +14019,7 @@
             </w:pPr>
             <w:r>
               <w:rPr>
-                <w:sz w:val="20"/>
+                <w:sz w:val="24"/>
                 <w:szCs w:val="22"/>
                 <w:lang w:val="en-US" w:eastAsia="en-US" w:bidi="ar-SA"/>
                 <w:rFonts w:ascii="Times New Roman" w:hAnsi="Times New Roman" w:eastAsia="Times New Roman" w:cs="Times New Roman"/>
@@ -14891,7 +14043,7 @@
             </w:pPr>
             <w:r>
               <w:rPr>
-                <w:sz w:val="20"/>
+                <w:sz w:val="24"/>
                 <w:szCs w:val="22"/>
                 <w:lang w:val="en-US" w:eastAsia="en-US" w:bidi="ar-SA"/>
                 <w:rFonts w:ascii="Times New Roman" w:hAnsi="Times New Roman" w:eastAsia="Times New Roman" w:cs="Times New Roman"/>
@@ -14910,7 +14062,7 @@
             </w:pPr>
             <w:r>
               <w:rPr>
-                <w:sz w:val="20"/>
+                <w:sz w:val="24"/>
                 <w:szCs w:val="22"/>
                 <w:lang w:val="en-US" w:eastAsia="en-US" w:bidi="ar-SA"/>
                 <w:rFonts w:ascii="Times New Roman" w:hAnsi="Times New Roman" w:eastAsia="Times New Roman" w:cs="Times New Roman"/>
@@ -14934,7 +14086,7 @@
             </w:pPr>
             <w:r>
               <w:rPr>
-                <w:sz w:val="20"/>
+                <w:sz w:val="24"/>
                 <w:szCs w:val="22"/>
                 <w:lang w:val="en-US" w:eastAsia="en-US" w:bidi="ar-SA"/>
                 <w:rFonts w:ascii="Times New Roman" w:hAnsi="Times New Roman" w:eastAsia="Times New Roman" w:cs="Times New Roman"/>
@@ -14953,7 +14105,7 @@
             </w:pPr>
             <w:r>
               <w:rPr>
-                <w:sz w:val="20"/>
+                <w:sz w:val="24"/>
                 <w:szCs w:val="22"/>
                 <w:lang w:val="en-US" w:eastAsia="en-US" w:bidi="ar-SA"/>
                 <w:rFonts w:ascii="Times New Roman" w:hAnsi="Times New Roman" w:eastAsia="Times New Roman" w:cs="Times New Roman"/>
@@ -15031,6 +14183,7 @@
     <w:p>
       <w:pPr>
         <w:pStyle w:val="Normal"/>
+        <w:jc w:val="both"/>
       </w:pPr>
       <w:r>
         <w:rPr>
@@ -15196,10 +14349,7 @@
       <w:r>
         <w:rPr>
           <w:lang w:val="en-US" w:eastAsia="en-US" w:bidi="ar-SA"/>
-          <w:rFonts w:asciiTheme="majorHAnsi" w:eastAsiaTheme="majorEastAsia" w:hAnsiTheme="majorHAnsi" w:cstheme="majorBidi" w:ascii="Times New Roman" w:hAnsi="Times New Roman" w:eastAsia="Times New Roman" w:cs="Times New Roman"/>
-          <w:b/>
           <w:color w:val="000000"/>
-          <w:sz w:val="24"/>
           <w:szCs w:val="22"/>
         </w:rPr>
         <w:t>5.5A Translating the Findings into Design Priorities: A QFD Pipeline</w:t>
@@ -15208,6 +14358,7 @@
     <w:p>
       <w:pPr>
         <w:pStyle w:val="Normal"/>
+        <w:jc w:val="both"/>
       </w:pPr>
       <w:r>
         <w:rPr>
@@ -15222,6 +14373,7 @@
     <w:p>
       <w:pPr>
         <w:pStyle w:val="Normal"/>
+        <w:jc w:val="both"/>
       </w:pPr>
       <w:r>
         <w:rPr>
@@ -15236,6 +14388,7 @@
     <w:p>
       <w:pPr>
         <w:pStyle w:val="FigureCaption"/>
+        <w:jc w:val="center"/>
       </w:pPr>
       <w:r>
         <w:rPr>
@@ -15276,7 +14429,7 @@
             <w:r>
               <w:rPr>
                 <w:b/>
-                <w:sz w:val="28"/>
+                <w:sz w:val="20"/>
                 <w:szCs w:val="26"/>
                 <w:lang w:val="en-US" w:eastAsia="en-US" w:bidi="ar-SA"/>
                 <w:rFonts w:ascii="Times New Roman" w:hAnsi="Times New Roman" w:eastAsia="Times New Roman" w:cs="Times New Roman"/>
@@ -15296,7 +14449,7 @@
             <w:r>
               <w:rPr>
                 <w:b/>
-                <w:sz w:val="28"/>
+                <w:sz w:val="20"/>
                 <w:szCs w:val="26"/>
                 <w:lang w:val="en-US" w:eastAsia="en-US" w:bidi="ar-SA"/>
                 <w:rFonts w:ascii="Times New Roman" w:hAnsi="Times New Roman" w:eastAsia="Times New Roman" w:cs="Times New Roman"/>
@@ -15316,7 +14469,7 @@
             <w:r>
               <w:rPr>
                 <w:b/>
-                <w:sz w:val="28"/>
+                <w:sz w:val="20"/>
                 <w:szCs w:val="26"/>
                 <w:lang w:val="en-US" w:eastAsia="en-US" w:bidi="ar-SA"/>
                 <w:rFonts w:ascii="Times New Roman" w:hAnsi="Times New Roman" w:eastAsia="Times New Roman" w:cs="Times New Roman"/>
@@ -15336,7 +14489,7 @@
             <w:r>
               <w:rPr>
                 <w:b/>
-                <w:sz w:val="28"/>
+                <w:sz w:val="20"/>
                 <w:szCs w:val="26"/>
                 <w:lang w:val="en-US" w:eastAsia="en-US" w:bidi="ar-SA"/>
                 <w:rFonts w:ascii="Times New Roman" w:hAnsi="Times New Roman" w:eastAsia="Times New Roman" w:cs="Times New Roman"/>
@@ -15356,7 +14509,7 @@
             <w:r>
               <w:rPr>
                 <w:b/>
-                <w:sz w:val="28"/>
+                <w:sz w:val="20"/>
                 <w:szCs w:val="26"/>
                 <w:lang w:val="en-US" w:eastAsia="en-US" w:bidi="ar-SA"/>
                 <w:rFonts w:ascii="Times New Roman" w:hAnsi="Times New Roman" w:eastAsia="Times New Roman" w:cs="Times New Roman"/>
@@ -15376,7 +14529,7 @@
             <w:r>
               <w:rPr>
                 <w:b/>
-                <w:sz w:val="28"/>
+                <w:sz w:val="20"/>
                 <w:szCs w:val="26"/>
                 <w:lang w:val="en-US" w:eastAsia="en-US" w:bidi="ar-SA"/>
                 <w:rFonts w:ascii="Times New Roman" w:hAnsi="Times New Roman" w:eastAsia="Times New Roman" w:cs="Times New Roman"/>
@@ -15396,7 +14549,7 @@
             <w:r>
               <w:rPr>
                 <w:b/>
-                <w:sz w:val="28"/>
+                <w:sz w:val="20"/>
                 <w:szCs w:val="26"/>
                 <w:lang w:val="en-US" w:eastAsia="en-US" w:bidi="ar-SA"/>
                 <w:rFonts w:ascii="Times New Roman" w:hAnsi="Times New Roman" w:eastAsia="Times New Roman" w:cs="Times New Roman"/>
@@ -16175,6 +15328,7 @@
     <w:p>
       <w:pPr>
         <w:pStyle w:val="Normal"/>
+        <w:jc w:val="both"/>
       </w:pPr>
       <w:r>
         <w:rPr>
@@ -16193,10 +15347,7 @@
       <w:r>
         <w:rPr>
           <w:lang w:val="en-US" w:eastAsia="en-US" w:bidi="ar-SA"/>
-          <w:rFonts w:asciiTheme="majorHAnsi" w:eastAsiaTheme="majorEastAsia" w:hAnsiTheme="majorHAnsi" w:cstheme="majorBidi" w:ascii="Times New Roman" w:hAnsi="Times New Roman" w:eastAsia="Times New Roman" w:cs="Times New Roman"/>
-          <w:b/>
           <w:color w:val="000000"/>
-          <w:sz w:val="24"/>
           <w:szCs w:val="22"/>
         </w:rPr>
         <w:t>5.6 The F4 Cluster and the Objective-Score-Improvement/Non-Return Paradox</w:t>
@@ -16309,10 +15460,7 @@
       <w:r>
         <w:rPr>
           <w:lang w:val="en-US" w:eastAsia="en-US" w:bidi="ar-SA"/>
-          <w:rFonts w:asciiTheme="majorHAnsi" w:eastAsiaTheme="majorEastAsia" w:hAnsiTheme="majorHAnsi" w:cstheme="majorBidi" w:ascii="Times New Roman" w:hAnsi="Times New Roman" w:eastAsia="Times New Roman" w:cs="Times New Roman"/>
-          <w:b/>
           <w:color w:val="000000"/>
-          <w:sz w:val="24"/>
           <w:szCs w:val="22"/>
         </w:rPr>
         <w:t>5.7 Theoretical Extension: Endowment, Stereotype Threat, Domain Reframing</w:t>
@@ -16401,10 +15549,7 @@
       <w:r>
         <w:rPr>
           <w:lang w:val="en-US" w:eastAsia="en-US" w:bidi="ar-SA"/>
-          <w:rFonts w:asciiTheme="majorHAnsi" w:eastAsiaTheme="majorEastAsia" w:hAnsiTheme="majorHAnsi" w:cstheme="majorBidi" w:ascii="Times New Roman" w:hAnsi="Times New Roman" w:eastAsia="Times New Roman" w:cs="Times New Roman"/>
-          <w:b/>
           <w:color w:val="000000"/>
-          <w:sz w:val="24"/>
           <w:szCs w:val="22"/>
         </w:rPr>
         <w:t>5.8 Information-Entropy Lens</w:t>
@@ -16434,10 +15579,7 @@
       <w:r>
         <w:rPr>
           <w:lang w:val="en-US" w:eastAsia="en-US" w:bidi="ar-SA"/>
-          <w:rFonts w:asciiTheme="majorHAnsi" w:eastAsiaTheme="majorEastAsia" w:hAnsiTheme="majorHAnsi" w:cstheme="majorBidi" w:ascii="Times New Roman" w:hAnsi="Times New Roman" w:eastAsia="Times New Roman" w:cs="Times New Roman"/>
-          <w:b/>
           <w:color w:val="000000"/>
-          <w:sz w:val="24"/>
           <w:szCs w:val="22"/>
         </w:rPr>
         <w:t>5.9 Limitations and What Stage 2 Establishes</w:t>
@@ -16507,10 +15649,7 @@
       <w:r>
         <w:rPr>
           <w:lang w:val="en-US" w:eastAsia="en-US" w:bidi="ar-SA"/>
-          <w:rFonts w:asciiTheme="majorHAnsi" w:eastAsiaTheme="majorEastAsia" w:hAnsiTheme="majorHAnsi" w:cstheme="majorBidi" w:ascii="Times New Roman" w:hAnsi="Times New Roman" w:eastAsia="Times New Roman" w:cs="Times New Roman"/>
-          <w:b/>
           <w:color w:val="000000"/>
-          <w:sz w:val="24"/>
           <w:szCs w:val="22"/>
         </w:rPr>
         <w:t>Chapter 6 Stage 3 — Participant-Facing Decoupling: Between-Cohort Evidence for a Frame-Sensitive Account</w:t>
@@ -16524,10 +15663,7 @@
       <w:r>
         <w:rPr>
           <w:lang w:val="en-US" w:eastAsia="en-US" w:bidi="ar-SA"/>
-          <w:rFonts w:asciiTheme="majorHAnsi" w:eastAsiaTheme="majorEastAsia" w:hAnsiTheme="majorHAnsi" w:cstheme="majorBidi" w:ascii="Times New Roman" w:hAnsi="Times New Roman" w:eastAsia="Times New Roman" w:cs="Times New Roman"/>
-          <w:b/>
           <w:color w:val="000000"/>
-          <w:sz w:val="24"/>
           <w:szCs w:val="22"/>
         </w:rPr>
         <w:t>6.1 Why a Decoupling Stage</w:t>
@@ -16557,10 +15693,7 @@
       <w:r>
         <w:rPr>
           <w:lang w:val="en-US" w:eastAsia="en-US" w:bidi="ar-SA"/>
-          <w:rFonts w:asciiTheme="majorHAnsi" w:eastAsiaTheme="majorEastAsia" w:hAnsiTheme="majorHAnsi" w:cstheme="majorBidi" w:ascii="Times New Roman" w:hAnsi="Times New Roman" w:eastAsia="Times New Roman" w:cs="Times New Roman"/>
-          <w:b/>
           <w:color w:val="000000"/>
-          <w:sz w:val="24"/>
           <w:szCs w:val="22"/>
         </w:rPr>
         <w:t>6.2 Research Question and Predictions</w:t>
@@ -16590,10 +15723,7 @@
       <w:r>
         <w:rPr>
           <w:lang w:val="en-US" w:eastAsia="en-US" w:bidi="ar-SA"/>
-          <w:rFonts w:asciiTheme="majorHAnsi" w:eastAsiaTheme="majorEastAsia" w:hAnsiTheme="majorHAnsi" w:cstheme="majorBidi" w:ascii="Times New Roman" w:hAnsi="Times New Roman" w:eastAsia="Times New Roman" w:cs="Times New Roman"/>
-          <w:b/>
           <w:color w:val="000000"/>
-          <w:sz w:val="24"/>
           <w:szCs w:val="22"/>
         </w:rPr>
         <w:t>6.3 Methodology: A Participant-Facing Decoupling Package in a Separate Cohort</w:t>
@@ -16622,10 +15752,7 @@
       <w:r>
         <w:rPr>
           <w:lang w:val="en-US" w:eastAsia="en-US" w:bidi="ar-SA"/>
-          <w:rFonts w:asciiTheme="majorHAnsi" w:eastAsiaTheme="majorEastAsia" w:hAnsiTheme="majorHAnsi" w:cstheme="majorBidi" w:ascii="Times New Roman" w:hAnsi="Times New Roman" w:eastAsia="Times New Roman" w:cs="Times New Roman"/>
-          <w:b/>
           <w:color w:val="000000"/>
-          <w:sz w:val="24"/>
           <w:szCs w:val="22"/>
         </w:rPr>
         <w:t>6.4 Participants and Apparatus</w:t>
@@ -16648,6 +15775,9 @@
       </w:r>
     </w:p>
     <w:p>
+      <w:pPr>
+        <w:jc w:val="both"/>
+      </w:pPr>
       <w:r>
         <w:t>Two recruitment decisions were deliberate. First, the Stage-2 facility was not re-used for the decoupled deployment: its residents already carried direct experience of the coupled system, and their prior exposure and attitudes would have contaminated a test of how the decoupled frame is received on first contact. A separate cohort was therefore a design choice, not only a constraint. Second, distribution deliberately extended beyond the author's immediate circle: the organisations and contacts who received the build forwarded it onward, so that a portion of participants were personally unknown to the author. This onward (snowball) distribution reduces, though it does not eliminate, the risk that participation reflected personal obligation to the researcher.</w:t>
       </w:r>
@@ -16655,6 +15785,7 @@
     <w:p>
       <w:pPr>
         <w:pStyle w:val="Normal"/>
+        <w:jc w:val="both"/>
       </w:pPr>
       <w:r>
         <w:rPr>
@@ -16674,10 +15805,7 @@
       <w:r>
         <w:rPr>
           <w:lang w:val="en-US" w:eastAsia="en-US" w:bidi="ar-SA"/>
-          <w:rFonts w:asciiTheme="majorHAnsi" w:eastAsiaTheme="majorEastAsia" w:hAnsiTheme="majorHAnsi" w:cstheme="majorBidi" w:ascii="Times New Roman" w:hAnsi="Times New Roman" w:eastAsia="Times New Roman" w:cs="Times New Roman"/>
-          <w:b/>
           <w:color w:val="000000"/>
-          <w:sz w:val="24"/>
           <w:szCs w:val="22"/>
         </w:rPr>
         <w:t>6.5 Findings: A Substantial Behavioural Shift</w:t>
@@ -16730,7 +15858,7 @@
             <w:r>
               <w:rPr>
                 <w:b/>
-                <w:sz w:val="28"/>
+                <w:sz w:val="24"/>
                 <w:szCs w:val="26"/>
                 <w:lang w:val="en-US" w:eastAsia="en-US" w:bidi="ar-SA"/>
                 <w:rFonts w:ascii="Times New Roman" w:hAnsi="Times New Roman" w:eastAsia="Times New Roman" w:cs="Times New Roman"/>
@@ -16750,7 +15878,7 @@
             <w:r>
               <w:rPr>
                 <w:b/>
-                <w:sz w:val="28"/>
+                <w:sz w:val="24"/>
                 <w:szCs w:val="26"/>
                 <w:lang w:val="en-US" w:eastAsia="en-US" w:bidi="ar-SA"/>
                 <w:rFonts w:ascii="Times New Roman" w:hAnsi="Times New Roman" w:eastAsia="Times New Roman" w:cs="Times New Roman"/>
@@ -16770,7 +15898,7 @@
             <w:r>
               <w:rPr>
                 <w:b/>
-                <w:sz w:val="28"/>
+                <w:sz w:val="24"/>
                 <w:szCs w:val="26"/>
                 <w:lang w:val="en-US" w:eastAsia="en-US" w:bidi="ar-SA"/>
                 <w:rFonts w:ascii="Times New Roman" w:hAnsi="Times New Roman" w:eastAsia="Times New Roman" w:cs="Times New Roman"/>
@@ -16794,7 +15922,7 @@
             </w:pPr>
             <w:r>
               <w:rPr>
-                <w:sz w:val="20"/>
+                <w:sz w:val="24"/>
                 <w:szCs w:val="22"/>
                 <w:lang w:val="en-US" w:eastAsia="en-US" w:bidi="ar-SA"/>
                 <w:rFonts w:ascii="Times New Roman" w:hAnsi="Times New Roman" w:eastAsia="Times New Roman" w:cs="Times New Roman"/>
@@ -16813,7 +15941,7 @@
             </w:pPr>
             <w:r>
               <w:rPr>
-                <w:sz w:val="20"/>
+                <w:sz w:val="24"/>
                 <w:szCs w:val="22"/>
                 <w:lang w:val="en-US" w:eastAsia="en-US" w:bidi="ar-SA"/>
                 <w:rFonts w:ascii="Times New Roman" w:hAnsi="Times New Roman" w:eastAsia="Times New Roman" w:cs="Times New Roman"/>
@@ -16832,7 +15960,7 @@
             </w:pPr>
             <w:r>
               <w:rPr>
-                <w:sz w:val="20"/>
+                <w:sz w:val="24"/>
                 <w:szCs w:val="22"/>
                 <w:lang w:val="en-US" w:eastAsia="en-US" w:bidi="ar-SA"/>
                 <w:rFonts w:ascii="Times New Roman" w:hAnsi="Times New Roman" w:eastAsia="Times New Roman" w:cs="Times New Roman"/>
@@ -16856,7 +15984,7 @@
             </w:pPr>
             <w:r>
               <w:rPr>
-                <w:sz w:val="20"/>
+                <w:sz w:val="24"/>
                 <w:szCs w:val="22"/>
                 <w:lang w:val="en-US" w:eastAsia="en-US" w:bidi="ar-SA"/>
                 <w:rFonts w:ascii="Times New Roman" w:hAnsi="Times New Roman" w:eastAsia="Times New Roman" w:cs="Times New Roman"/>
@@ -16875,7 +16003,7 @@
             </w:pPr>
             <w:r>
               <w:rPr>
-                <w:sz w:val="20"/>
+                <w:sz w:val="24"/>
                 <w:szCs w:val="22"/>
                 <w:lang w:val="en-US" w:eastAsia="en-US" w:bidi="ar-SA"/>
                 <w:rFonts w:ascii="Times New Roman" w:hAnsi="Times New Roman" w:eastAsia="Times New Roman" w:cs="Times New Roman"/>
@@ -16894,7 +16022,7 @@
             </w:pPr>
             <w:r>
               <w:rPr>
-                <w:sz w:val="20"/>
+                <w:sz w:val="24"/>
                 <w:szCs w:val="22"/>
                 <w:lang w:val="en-US" w:eastAsia="en-US" w:bidi="ar-SA"/>
                 <w:rFonts w:ascii="Times New Roman" w:hAnsi="Times New Roman" w:eastAsia="Times New Roman" w:cs="Times New Roman"/>
@@ -16937,7 +16065,7 @@
             </w:pPr>
             <w:r>
               <w:rPr>
-                <w:sz w:val="20"/>
+                <w:sz w:val="24"/>
                 <w:szCs w:val="22"/>
                 <w:lang w:val="en-US" w:eastAsia="en-US" w:bidi="ar-SA"/>
                 <w:rFonts w:ascii="Times New Roman" w:hAnsi="Times New Roman" w:eastAsia="Times New Roman" w:cs="Times New Roman"/>
@@ -16956,7 +16084,7 @@
             </w:pPr>
             <w:r>
               <w:rPr>
-                <w:sz w:val="20"/>
+                <w:sz w:val="24"/>
                 <w:szCs w:val="22"/>
                 <w:lang w:val="en-US" w:eastAsia="en-US" w:bidi="ar-SA"/>
                 <w:rFonts w:ascii="Times New Roman" w:hAnsi="Times New Roman" w:eastAsia="Times New Roman" w:cs="Times New Roman"/>
@@ -16980,7 +16108,7 @@
             </w:pPr>
             <w:r>
               <w:rPr>
-                <w:sz w:val="20"/>
+                <w:sz w:val="24"/>
                 <w:szCs w:val="22"/>
                 <w:lang w:val="en-US" w:eastAsia="en-US" w:bidi="ar-SA"/>
                 <w:rFonts w:ascii="Times New Roman" w:hAnsi="Times New Roman" w:eastAsia="Times New Roman" w:cs="Times New Roman"/>
@@ -16999,7 +16127,7 @@
             </w:pPr>
             <w:r>
               <w:rPr>
-                <w:sz w:val="20"/>
+                <w:sz w:val="24"/>
                 <w:szCs w:val="22"/>
                 <w:lang w:val="en-US" w:eastAsia="en-US" w:bidi="ar-SA"/>
                 <w:rFonts w:ascii="Times New Roman" w:hAnsi="Times New Roman" w:eastAsia="Times New Roman" w:cs="Times New Roman"/>
@@ -17018,7 +16146,7 @@
             </w:pPr>
             <w:r>
               <w:rPr>
-                <w:sz w:val="20"/>
+                <w:sz w:val="24"/>
                 <w:szCs w:val="22"/>
                 <w:lang w:val="en-US" w:eastAsia="en-US" w:bidi="ar-SA"/>
                 <w:rFonts w:ascii="Times New Roman" w:hAnsi="Times New Roman" w:eastAsia="Times New Roman" w:cs="Times New Roman"/>
@@ -17042,7 +16170,7 @@
             </w:pPr>
             <w:r>
               <w:rPr>
-                <w:sz w:val="20"/>
+                <w:sz w:val="24"/>
                 <w:szCs w:val="22"/>
                 <w:lang w:val="en-US" w:eastAsia="en-US" w:bidi="ar-SA"/>
                 <w:rFonts w:ascii="Times New Roman" w:hAnsi="Times New Roman" w:eastAsia="Times New Roman" w:cs="Times New Roman"/>
@@ -17061,7 +16189,7 @@
             </w:pPr>
             <w:r>
               <w:rPr>
-                <w:sz w:val="20"/>
+                <w:sz w:val="24"/>
                 <w:szCs w:val="22"/>
                 <w:lang w:val="en-US" w:eastAsia="en-US" w:bidi="ar-SA"/>
                 <w:rFonts w:ascii="Times New Roman" w:hAnsi="Times New Roman" w:eastAsia="Times New Roman" w:cs="Times New Roman"/>
@@ -17080,7 +16208,7 @@
             </w:pPr>
             <w:r>
               <w:rPr>
-                <w:sz w:val="20"/>
+                <w:sz w:val="24"/>
                 <w:szCs w:val="22"/>
                 <w:lang w:val="en-US" w:eastAsia="en-US" w:bidi="ar-SA"/>
                 <w:rFonts w:ascii="Times New Roman" w:hAnsi="Times New Roman" w:eastAsia="Times New Roman" w:cs="Times New Roman"/>
@@ -17163,7 +16291,7 @@
                 <w:szCs w:val="26"/>
                 <w:lang w:val="en-US" w:eastAsia="en-US" w:bidi="ar-SA"/>
                 <w:rFonts w:ascii="Times New Roman" w:hAnsi="Times New Roman" w:eastAsia="Times New Roman" w:cs="Times New Roman"/>
-                <w:sz w:val="28"/>
+                <w:sz w:val="24"/>
                 <w:b/>
               </w:rPr>
               <w:t>Age band</w:t>
@@ -17181,7 +16309,7 @@
             <w:r>
               <w:rPr>
                 <w:b/>
-                <w:sz w:val="28"/>
+                <w:sz w:val="24"/>
                 <w:szCs w:val="26"/>
                 <w:lang w:val="en-US" w:eastAsia="en-US" w:bidi="ar-SA"/>
                 <w:rFonts w:ascii="Times New Roman" w:hAnsi="Times New Roman" w:eastAsia="Times New Roman" w:cs="Times New Roman"/>
@@ -17201,7 +16329,7 @@
             <w:r>
               <w:rPr>
                 <w:b/>
-                <w:sz w:val="28"/>
+                <w:sz w:val="24"/>
                 <w:szCs w:val="26"/>
                 <w:lang w:val="en-US" w:eastAsia="en-US" w:bidi="ar-SA"/>
                 <w:rFonts w:ascii="Times New Roman" w:hAnsi="Times New Roman" w:eastAsia="Times New Roman" w:cs="Times New Roman"/>
@@ -17221,7 +16349,7 @@
             <w:r>
               <w:rPr>
                 <w:b/>
-                <w:sz w:val="28"/>
+                <w:sz w:val="24"/>
                 <w:szCs w:val="26"/>
                 <w:lang w:val="en-US" w:eastAsia="en-US" w:bidi="ar-SA"/>
                 <w:rFonts w:ascii="Times New Roman" w:hAnsi="Times New Roman" w:eastAsia="Times New Roman" w:cs="Times New Roman"/>
@@ -17260,7 +16388,7 @@
             <w:r>
               <w:rPr>
                 <w:b/>
-                <w:sz w:val="28"/>
+                <w:sz w:val="24"/>
                 <w:szCs w:val="26"/>
                 <w:lang w:val="en-US" w:eastAsia="en-US" w:bidi="ar-SA"/>
                 <w:rFonts w:ascii="Times New Roman" w:hAnsi="Times New Roman" w:eastAsia="Times New Roman" w:cs="Times New Roman"/>
@@ -17284,7 +16412,7 @@
             </w:pPr>
             <w:r>
               <w:rPr>
-                <w:sz w:val="20"/>
+                <w:sz w:val="24"/>
                 <w:szCs w:val="22"/>
                 <w:lang w:val="en-US" w:eastAsia="en-US" w:bidi="ar-SA"/>
                 <w:rFonts w:ascii="Times New Roman" w:hAnsi="Times New Roman" w:eastAsia="Times New Roman" w:cs="Times New Roman"/>
@@ -17322,7 +16450,7 @@
             </w:pPr>
             <w:r>
               <w:rPr>
-                <w:sz w:val="20"/>
+                <w:sz w:val="24"/>
                 <w:szCs w:val="22"/>
                 <w:lang w:val="en-US" w:eastAsia="en-US" w:bidi="ar-SA"/>
                 <w:rFonts w:ascii="Times New Roman" w:hAnsi="Times New Roman" w:eastAsia="Times New Roman" w:cs="Times New Roman"/>
@@ -17341,7 +16469,7 @@
             </w:pPr>
             <w:r>
               <w:rPr>
-                <w:sz w:val="20"/>
+                <w:sz w:val="24"/>
                 <w:szCs w:val="22"/>
                 <w:lang w:val="en-US" w:eastAsia="en-US" w:bidi="ar-SA"/>
                 <w:rFonts w:ascii="Times New Roman" w:hAnsi="Times New Roman" w:eastAsia="Times New Roman" w:cs="Times New Roman"/>
@@ -17360,7 +16488,7 @@
             </w:pPr>
             <w:r>
               <w:rPr>
-                <w:sz w:val="20"/>
+                <w:sz w:val="24"/>
                 <w:szCs w:val="22"/>
                 <w:lang w:val="en-US" w:eastAsia="en-US" w:bidi="ar-SA"/>
                 <w:rFonts w:ascii="Times New Roman" w:hAnsi="Times New Roman" w:eastAsia="Times New Roman" w:cs="Times New Roman"/>
@@ -17379,7 +16507,7 @@
             </w:pPr>
             <w:r>
               <w:rPr>
-                <w:sz w:val="20"/>
+                <w:sz w:val="24"/>
                 <w:szCs w:val="22"/>
                 <w:lang w:val="en-US" w:eastAsia="en-US" w:bidi="ar-SA"/>
                 <w:rFonts w:ascii="Times New Roman" w:hAnsi="Times New Roman" w:eastAsia="Times New Roman" w:cs="Times New Roman"/>
@@ -17403,7 +16531,7 @@
             </w:pPr>
             <w:r>
               <w:rPr>
-                <w:sz w:val="20"/>
+                <w:sz w:val="24"/>
                 <w:szCs w:val="22"/>
                 <w:lang w:val="en-US" w:eastAsia="en-US" w:bidi="ar-SA"/>
                 <w:rFonts w:ascii="Times New Roman" w:hAnsi="Times New Roman" w:eastAsia="Times New Roman" w:cs="Times New Roman"/>
@@ -17460,7 +16588,7 @@
             </w:pPr>
             <w:r>
               <w:rPr>
-                <w:sz w:val="20"/>
+                <w:sz w:val="24"/>
                 <w:szCs w:val="22"/>
                 <w:lang w:val="en-US" w:eastAsia="en-US" w:bidi="ar-SA"/>
                 <w:rFonts w:ascii="Times New Roman" w:hAnsi="Times New Roman" w:eastAsia="Times New Roman" w:cs="Times New Roman"/>
@@ -17522,7 +16650,7 @@
             </w:pPr>
             <w:r>
               <w:rPr>
-                <w:sz w:val="20"/>
+                <w:sz w:val="24"/>
                 <w:szCs w:val="22"/>
                 <w:lang w:val="en-US" w:eastAsia="en-US" w:bidi="ar-SA"/>
                 <w:rFonts w:ascii="Times New Roman" w:hAnsi="Times New Roman" w:eastAsia="Times New Roman" w:cs="Times New Roman"/>
@@ -17579,7 +16707,7 @@
             </w:pPr>
             <w:r>
               <w:rPr>
-                <w:sz w:val="20"/>
+                <w:sz w:val="24"/>
                 <w:szCs w:val="22"/>
                 <w:lang w:val="en-US" w:eastAsia="en-US" w:bidi="ar-SA"/>
                 <w:rFonts w:ascii="Times New Roman" w:hAnsi="Times New Roman" w:eastAsia="Times New Roman" w:cs="Times New Roman"/>
@@ -17641,7 +16769,7 @@
             </w:pPr>
             <w:r>
               <w:rPr>
-                <w:sz w:val="20"/>
+                <w:sz w:val="24"/>
                 <w:szCs w:val="22"/>
                 <w:lang w:val="en-US" w:eastAsia="en-US" w:bidi="ar-SA"/>
                 <w:rFonts w:ascii="Times New Roman" w:hAnsi="Times New Roman" w:eastAsia="Times New Roman" w:cs="Times New Roman"/>
@@ -17660,7 +16788,7 @@
             </w:pPr>
             <w:r>
               <w:rPr>
-                <w:sz w:val="20"/>
+                <w:sz w:val="24"/>
                 <w:szCs w:val="22"/>
                 <w:lang w:val="en-US" w:eastAsia="en-US" w:bidi="ar-SA"/>
                 <w:rFonts w:ascii="Times New Roman" w:hAnsi="Times New Roman" w:eastAsia="Times New Roman" w:cs="Times New Roman"/>
@@ -17679,7 +16807,7 @@
             </w:pPr>
             <w:r>
               <w:rPr>
-                <w:sz w:val="20"/>
+                <w:sz w:val="24"/>
                 <w:szCs w:val="22"/>
                 <w:lang w:val="en-US" w:eastAsia="en-US" w:bidi="ar-SA"/>
                 <w:rFonts w:ascii="Times New Roman" w:hAnsi="Times New Roman" w:eastAsia="Times New Roman" w:cs="Times New Roman"/>
@@ -17698,7 +16826,7 @@
             </w:pPr>
             <w:r>
               <w:rPr>
-                <w:sz w:val="20"/>
+                <w:sz w:val="24"/>
                 <w:szCs w:val="22"/>
                 <w:lang w:val="en-US" w:eastAsia="en-US" w:bidi="ar-SA"/>
                 <w:rFonts w:ascii="Times New Roman" w:hAnsi="Times New Roman" w:eastAsia="Times New Roman" w:cs="Times New Roman"/>
@@ -17717,7 +16845,7 @@
             </w:pPr>
             <w:r>
               <w:rPr>
-                <w:sz w:val="20"/>
+                <w:sz w:val="24"/>
                 <w:szCs w:val="22"/>
                 <w:lang w:val="en-US" w:eastAsia="en-US" w:bidi="ar-SA"/>
                 <w:rFonts w:ascii="Times New Roman" w:hAnsi="Times New Roman" w:eastAsia="Times New Roman" w:cs="Times New Roman"/>
@@ -17736,7 +16864,7 @@
             </w:pPr>
             <w:r>
               <w:rPr>
-                <w:sz w:val="20"/>
+                <w:sz w:val="24"/>
                 <w:szCs w:val="22"/>
                 <w:lang w:val="en-US" w:eastAsia="en-US" w:bidi="ar-SA"/>
                 <w:rFonts w:ascii="Times New Roman" w:hAnsi="Times New Roman" w:eastAsia="Times New Roman" w:cs="Times New Roman"/>
@@ -17831,7 +16959,7 @@
             <w:r>
               <w:rPr>
                 <w:b/>
-                <w:sz w:val="28"/>
+                <w:sz w:val="24"/>
                 <w:szCs w:val="26"/>
                 <w:lang w:val="en-US" w:eastAsia="en-US" w:bidi="ar-SA"/>
                 <w:rFonts w:ascii="Times New Roman" w:hAnsi="Times New Roman" w:eastAsia="Times New Roman" w:cs="Times New Roman"/>
@@ -17851,7 +16979,7 @@
             <w:r>
               <w:rPr>
                 <w:b/>
-                <w:sz w:val="28"/>
+                <w:sz w:val="24"/>
                 <w:szCs w:val="26"/>
                 <w:lang w:val="en-US" w:eastAsia="en-US" w:bidi="ar-SA"/>
                 <w:rFonts w:ascii="Times New Roman" w:hAnsi="Times New Roman" w:eastAsia="Times New Roman" w:cs="Times New Roman"/>
@@ -17871,7 +16999,7 @@
             <w:r>
               <w:rPr>
                 <w:b/>
-                <w:sz w:val="28"/>
+                <w:sz w:val="24"/>
                 <w:szCs w:val="26"/>
                 <w:lang w:val="en-US" w:eastAsia="en-US" w:bidi="ar-SA"/>
                 <w:rFonts w:ascii="Times New Roman" w:hAnsi="Times New Roman" w:eastAsia="Times New Roman" w:cs="Times New Roman"/>
@@ -17891,7 +17019,7 @@
             <w:r>
               <w:rPr>
                 <w:b/>
-                <w:sz w:val="28"/>
+                <w:sz w:val="24"/>
                 <w:szCs w:val="26"/>
                 <w:lang w:val="en-US" w:eastAsia="en-US" w:bidi="ar-SA"/>
                 <w:rFonts w:ascii="Times New Roman" w:hAnsi="Times New Roman" w:eastAsia="Times New Roman" w:cs="Times New Roman"/>
@@ -17911,7 +17039,7 @@
             <w:r>
               <w:rPr>
                 <w:b/>
-                <w:sz w:val="28"/>
+                <w:sz w:val="24"/>
                 <w:szCs w:val="26"/>
                 <w:lang w:val="en-US" w:eastAsia="en-US" w:bidi="ar-SA"/>
                 <w:rFonts w:ascii="Times New Roman" w:hAnsi="Times New Roman" w:eastAsia="Times New Roman" w:cs="Times New Roman"/>
@@ -17954,7 +17082,7 @@
             </w:pPr>
             <w:r>
               <w:rPr>
-                <w:sz w:val="20"/>
+                <w:sz w:val="24"/>
                 <w:szCs w:val="22"/>
                 <w:lang w:val="en-US" w:eastAsia="en-US" w:bidi="ar-SA"/>
                 <w:rFonts w:ascii="Times New Roman" w:hAnsi="Times New Roman" w:eastAsia="Times New Roman" w:cs="Times New Roman"/>
@@ -17973,7 +17101,7 @@
             </w:pPr>
             <w:r>
               <w:rPr>
-                <w:sz w:val="20"/>
+                <w:sz w:val="24"/>
                 <w:szCs w:val="22"/>
                 <w:lang w:val="en-US" w:eastAsia="en-US" w:bidi="ar-SA"/>
                 <w:rFonts w:ascii="Times New Roman" w:hAnsi="Times New Roman" w:eastAsia="Times New Roman" w:cs="Times New Roman"/>
@@ -17992,7 +17120,7 @@
             </w:pPr>
             <w:r>
               <w:rPr>
-                <w:sz w:val="20"/>
+                <w:sz w:val="24"/>
                 <w:szCs w:val="22"/>
                 <w:lang w:val="en-US" w:eastAsia="en-US" w:bidi="ar-SA"/>
                 <w:rFonts w:ascii="Times New Roman" w:hAnsi="Times New Roman" w:eastAsia="Times New Roman" w:cs="Times New Roman"/>
@@ -18011,7 +17139,7 @@
             </w:pPr>
             <w:r>
               <w:rPr>
-                <w:sz w:val="20"/>
+                <w:sz w:val="24"/>
                 <w:szCs w:val="22"/>
                 <w:lang w:val="en-US" w:eastAsia="en-US" w:bidi="ar-SA"/>
                 <w:rFonts w:ascii="Times New Roman" w:hAnsi="Times New Roman" w:eastAsia="Times New Roman" w:cs="Times New Roman"/>
@@ -18038,7 +17166,7 @@
                 <w:szCs w:val="22"/>
                 <w:lang w:val="en-US" w:eastAsia="en-US" w:bidi="ar-SA"/>
                 <w:rFonts w:ascii="Times New Roman" w:hAnsi="Times New Roman" w:eastAsia="Times New Roman" w:cs="Times New Roman"/>
-                <w:sz w:val="20"/>
+                <w:sz w:val="24"/>
               </w:rPr>
               <w:t>Would use regularly if accessible</w:t>
             </w:r>
@@ -18111,7 +17239,7 @@
             </w:pPr>
             <w:r>
               <w:rPr>
-                <w:sz w:val="20"/>
+                <w:sz w:val="24"/>
                 <w:szCs w:val="22"/>
                 <w:lang w:val="en-US" w:eastAsia="en-US" w:bidi="ar-SA"/>
                 <w:rFonts w:ascii="Times New Roman" w:hAnsi="Times New Roman" w:eastAsia="Times New Roman" w:cs="Times New Roman"/>
@@ -18126,6 +17254,7 @@
       <w:pPr>
         <w:pStyle w:val="Normal"/>
         <w:spacing w:after="40"/>
+        <w:jc w:val="both"/>
       </w:pPr>
       <w:r>
         <w:rPr>
@@ -18140,6 +17269,7 @@
     <w:p>
       <w:pPr>
         <w:pStyle w:val="Normal"/>
+        <w:jc w:val="both"/>
       </w:pPr>
       <w:r>
         <w:rPr>
@@ -18227,6 +17357,7 @@
     <w:p>
       <w:pPr>
         <w:pStyle w:val="Normal"/>
+        <w:jc w:val="both"/>
       </w:pPr>
       <w:r>
         <w:rPr>
@@ -18313,10 +17444,7 @@
       <w:r>
         <w:rPr>
           <w:lang w:val="en-US" w:eastAsia="en-US" w:bidi="ar-SA"/>
-          <w:rFonts w:asciiTheme="majorHAnsi" w:eastAsiaTheme="majorEastAsia" w:hAnsiTheme="majorHAnsi" w:cstheme="majorBidi" w:ascii="Times New Roman" w:hAnsi="Times New Roman" w:eastAsia="Times New Roman" w:cs="Times New Roman"/>
-          <w:b/>
           <w:color w:val="000000"/>
-          <w:sz w:val="24"/>
           <w:szCs w:val="22"/>
         </w:rPr>
         <w:t>6.6 The Objective-Score-Improvement/Non-Return Paradox Reconsidered</w:t>
@@ -18344,10 +17472,7 @@
       <w:r>
         <w:rPr>
           <w:lang w:val="en-US" w:eastAsia="en-US" w:bidi="ar-SA"/>
-          <w:rFonts w:asciiTheme="majorHAnsi" w:eastAsiaTheme="majorEastAsia" w:hAnsiTheme="majorHAnsi" w:cstheme="majorBidi" w:ascii="Times New Roman" w:hAnsi="Times New Roman" w:eastAsia="Times New Roman" w:cs="Times New Roman"/>
-          <w:b/>
           <w:color w:val="000000"/>
-          <w:sz w:val="24"/>
           <w:szCs w:val="22"/>
         </w:rPr>
         <w:t>6.7 Frame-Sensitive versus Dispositional Accounts: Calibrated Inference</w:t>
@@ -18392,10 +17517,7 @@
       <w:r>
         <w:rPr>
           <w:lang w:val="en-US" w:eastAsia="en-US" w:bidi="ar-SA"/>
-          <w:rFonts w:asciiTheme="majorHAnsi" w:eastAsiaTheme="majorEastAsia" w:hAnsiTheme="majorHAnsi" w:cstheme="majorBidi" w:ascii="Times New Roman" w:hAnsi="Times New Roman" w:eastAsia="Times New Roman" w:cs="Times New Roman"/>
-          <w:b/>
           <w:color w:val="000000"/>
-          <w:sz w:val="24"/>
           <w:szCs w:val="22"/>
         </w:rPr>
         <w:t>6.8 The Commitment Gap and Its Design Implication</w:t>
@@ -18500,10 +17622,7 @@
       <w:r>
         <w:rPr>
           <w:lang w:val="en-US" w:eastAsia="en-US" w:bidi="ar-SA"/>
-          <w:rFonts w:asciiTheme="majorHAnsi" w:eastAsiaTheme="majorEastAsia" w:hAnsiTheme="majorHAnsi" w:cstheme="majorBidi" w:ascii="Times New Roman" w:hAnsi="Times New Roman" w:eastAsia="Times New Roman" w:cs="Times New Roman"/>
-          <w:b/>
           <w:color w:val="000000"/>
-          <w:sz w:val="24"/>
           <w:szCs w:val="22"/>
         </w:rPr>
         <w:t>6.8A The Commitment Gap Read Through Group Dynamics: The First Interpretive Consultation (Dr Yuan)</w:t>
@@ -18512,6 +17631,7 @@
     <w:p>
       <w:pPr>
         <w:pStyle w:val="Normal"/>
+        <w:jc w:val="both"/>
       </w:pPr>
       <w:r>
         <w:rPr>
@@ -18526,6 +17646,7 @@
     <w:p>
       <w:pPr>
         <w:pStyle w:val="Normal"/>
+        <w:jc w:val="both"/>
       </w:pPr>
       <w:r>
         <w:rPr>
@@ -18540,6 +17661,7 @@
     <w:p>
       <w:pPr>
         <w:pStyle w:val="Normal"/>
+        <w:jc w:val="both"/>
       </w:pPr>
       <w:r>
         <w:rPr>
@@ -18559,10 +17681,7 @@
       <w:r>
         <w:rPr>
           <w:lang w:val="en-US" w:eastAsia="en-US" w:bidi="ar-SA"/>
-          <w:rFonts w:asciiTheme="majorHAnsi" w:eastAsiaTheme="majorEastAsia" w:hAnsiTheme="majorHAnsi" w:cstheme="majorBidi" w:ascii="Times New Roman" w:hAnsi="Times New Roman" w:eastAsia="Times New Roman" w:cs="Times New Roman"/>
-          <w:b/>
           <w:color w:val="000000"/>
-          <w:sz w:val="24"/>
           <w:szCs w:val="22"/>
         </w:rPr>
         <w:t>6.9 Limitations of Stage 3</w:t>
@@ -18593,10 +17712,7 @@
       <w:r>
         <w:rPr>
           <w:lang w:val="en-US" w:eastAsia="en-US" w:bidi="ar-SA"/>
-          <w:rFonts w:asciiTheme="majorHAnsi" w:eastAsiaTheme="majorEastAsia" w:hAnsiTheme="majorHAnsi" w:cstheme="majorBidi" w:ascii="Times New Roman" w:hAnsi="Times New Roman" w:eastAsia="Times New Roman" w:cs="Times New Roman"/>
-          <w:b/>
           <w:color w:val="000000"/>
-          <w:sz w:val="24"/>
           <w:szCs w:val="22"/>
         </w:rPr>
         <w:t>6.10 Quantitative Comparison Against Existing Models</w:t>
@@ -18628,9 +17744,6 @@
         <w:rPr>
           <w:szCs w:val="22"/>
           <w:lang w:val="en-US" w:eastAsia="en-US" w:bidi="ar-SA"/>
-          <w:sz w:val="20"/>
-          <w:rFonts w:asciiTheme="majorHAnsi" w:eastAsiaTheme="majorEastAsia" w:hAnsiTheme="majorHAnsi" w:cstheme="majorBidi" w:ascii="Times New Roman" w:hAnsi="Times New Roman" w:eastAsia="Times New Roman" w:cs="Times New Roman"/>
-          <w:b/>
           <w:color w:val="000000"/>
         </w:rPr>
         <w:t>6.10.1 Three-Tier Nested Model Specification</w:t>
@@ -18698,7 +17811,7 @@
             <w:r>
               <w:rPr>
                 <w:b/>
-                <w:sz w:val="28"/>
+                <w:sz w:val="24"/>
                 <w:szCs w:val="26"/>
                 <w:lang w:val="en-US" w:eastAsia="en-US" w:bidi="ar-SA"/>
                 <w:rFonts w:ascii="Times New Roman" w:hAnsi="Times New Roman" w:eastAsia="Times New Roman" w:cs="Times New Roman"/>
@@ -18718,7 +17831,7 @@
             <w:r>
               <w:rPr>
                 <w:b/>
-                <w:sz w:val="28"/>
+                <w:sz w:val="24"/>
                 <w:szCs w:val="26"/>
                 <w:lang w:val="en-US" w:eastAsia="en-US" w:bidi="ar-SA"/>
                 <w:rFonts w:ascii="Times New Roman" w:hAnsi="Times New Roman" w:eastAsia="Times New Roman" w:cs="Times New Roman"/>
@@ -18738,7 +17851,7 @@
             <w:r>
               <w:rPr>
                 <w:b/>
-                <w:sz w:val="28"/>
+                <w:sz w:val="24"/>
                 <w:szCs w:val="26"/>
                 <w:lang w:val="en-US" w:eastAsia="en-US" w:bidi="ar-SA"/>
                 <w:rFonts w:ascii="Times New Roman" w:hAnsi="Times New Roman" w:eastAsia="Times New Roman" w:cs="Times New Roman"/>
@@ -18762,7 +17875,7 @@
             </w:pPr>
             <w:r>
               <w:rPr>
-                <w:sz w:val="20"/>
+                <w:sz w:val="24"/>
                 <w:szCs w:val="22"/>
                 <w:lang w:val="en-US" w:eastAsia="en-US" w:bidi="ar-SA"/>
                 <w:rFonts w:ascii="Times New Roman" w:hAnsi="Times New Roman" w:eastAsia="Times New Roman" w:cs="Times New Roman"/>
@@ -18781,7 +17894,7 @@
             </w:pPr>
             <w:r>
               <w:rPr>
-                <w:sz w:val="20"/>
+                <w:sz w:val="24"/>
                 <w:szCs w:val="22"/>
                 <w:lang w:val="en-US" w:eastAsia="en-US" w:bidi="ar-SA"/>
                 <w:rFonts w:ascii="Times New Roman" w:hAnsi="Times New Roman" w:eastAsia="Times New Roman" w:cs="Times New Roman"/>
@@ -18800,7 +17913,7 @@
             </w:pPr>
             <w:r>
               <w:rPr>
-                <w:sz w:val="20"/>
+                <w:sz w:val="24"/>
                 <w:szCs w:val="22"/>
                 <w:lang w:val="en-US" w:eastAsia="en-US" w:bidi="ar-SA"/>
                 <w:rFonts w:ascii="Times New Roman" w:hAnsi="Times New Roman" w:eastAsia="Times New Roman" w:cs="Times New Roman"/>
@@ -18824,7 +17937,7 @@
             </w:pPr>
             <w:r>
               <w:rPr>
-                <w:sz w:val="20"/>
+                <w:sz w:val="24"/>
                 <w:szCs w:val="22"/>
                 <w:lang w:val="en-US" w:eastAsia="en-US" w:bidi="ar-SA"/>
                 <w:rFonts w:ascii="Times New Roman" w:hAnsi="Times New Roman" w:eastAsia="Times New Roman" w:cs="Times New Roman"/>
@@ -18843,7 +17956,7 @@
             </w:pPr>
             <w:r>
               <w:rPr>
-                <w:sz w:val="20"/>
+                <w:sz w:val="24"/>
                 <w:szCs w:val="22"/>
                 <w:lang w:val="en-US" w:eastAsia="en-US" w:bidi="ar-SA"/>
                 <w:rFonts w:ascii="Times New Roman" w:hAnsi="Times New Roman" w:eastAsia="Times New Roman" w:cs="Times New Roman"/>
@@ -18862,7 +17975,7 @@
             </w:pPr>
             <w:r>
               <w:rPr>
-                <w:sz w:val="20"/>
+                <w:sz w:val="24"/>
                 <w:szCs w:val="22"/>
                 <w:lang w:val="en-US" w:eastAsia="en-US" w:bidi="ar-SA"/>
                 <w:rFonts w:ascii="Times New Roman" w:hAnsi="Times New Roman" w:eastAsia="Times New Roman" w:cs="Times New Roman"/>
@@ -18886,7 +17999,7 @@
             </w:pPr>
             <w:r>
               <w:rPr>
-                <w:sz w:val="20"/>
+                <w:sz w:val="24"/>
                 <w:szCs w:val="22"/>
                 <w:lang w:val="en-US" w:eastAsia="en-US" w:bidi="ar-SA"/>
                 <w:rFonts w:ascii="Times New Roman" w:hAnsi="Times New Roman" w:eastAsia="Times New Roman" w:cs="Times New Roman"/>
@@ -18965,9 +18078,6 @@
         <w:rPr>
           <w:szCs w:val="22"/>
           <w:lang w:val="en-US" w:eastAsia="en-US" w:bidi="ar-SA"/>
-          <w:sz w:val="20"/>
-          <w:rFonts w:asciiTheme="majorHAnsi" w:eastAsiaTheme="majorEastAsia" w:hAnsiTheme="majorHAnsi" w:cstheme="majorBidi" w:ascii="Times New Roman" w:hAnsi="Times New Roman" w:eastAsia="Times New Roman" w:cs="Times New Roman"/>
-          <w:b/>
           <w:color w:val="000000"/>
         </w:rPr>
         <w:t>6.10.2 Statistical Comparison Plan</w:t>
@@ -18998,9 +18108,6 @@
         <w:rPr>
           <w:szCs w:val="22"/>
           <w:lang w:val="en-US" w:eastAsia="en-US" w:bidi="ar-SA"/>
-          <w:sz w:val="20"/>
-          <w:rFonts w:asciiTheme="majorHAnsi" w:eastAsiaTheme="majorEastAsia" w:hAnsiTheme="majorHAnsi" w:cstheme="majorBidi" w:ascii="Times New Roman" w:hAnsi="Times New Roman" w:eastAsia="Times New Roman" w:cs="Times New Roman"/>
-          <w:b/>
           <w:color w:val="000000"/>
         </w:rPr>
         <w:t>6.10.3 Decision-Curve Analysis and Practical Significance</w:t>
@@ -19031,9 +18138,6 @@
         <w:rPr>
           <w:szCs w:val="22"/>
           <w:lang w:val="en-US" w:eastAsia="en-US" w:bidi="ar-SA"/>
-          <w:sz w:val="20"/>
-          <w:rFonts w:asciiTheme="majorHAnsi" w:eastAsiaTheme="majorEastAsia" w:hAnsiTheme="majorHAnsi" w:cstheme="majorBidi" w:ascii="Times New Roman" w:hAnsi="Times New Roman" w:eastAsia="Times New Roman" w:cs="Times New Roman"/>
-          <w:b/>
           <w:color w:val="000000"/>
         </w:rPr>
         <w:t>6.10.4 Pre-Specified Predictions</w:t>
@@ -19064,9 +18168,6 @@
         <w:rPr>
           <w:szCs w:val="22"/>
           <w:lang w:val="en-US" w:eastAsia="en-US" w:bidi="ar-SA"/>
-          <w:sz w:val="20"/>
-          <w:rFonts w:asciiTheme="majorHAnsi" w:eastAsiaTheme="majorEastAsia" w:hAnsiTheme="majorHAnsi" w:cstheme="majorBidi" w:ascii="Times New Roman" w:hAnsi="Times New Roman" w:eastAsia="Times New Roman" w:cs="Times New Roman"/>
-          <w:b/>
           <w:color w:val="000000"/>
         </w:rPr>
         <w:t>6.10.5 Provisional Estimates from the Existing Datasets</w:t>
@@ -19095,10 +18196,7 @@
       <w:r>
         <w:rPr>
           <w:lang w:val="en-US" w:eastAsia="en-US" w:bidi="ar-SA"/>
-          <w:rFonts w:asciiTheme="majorHAnsi" w:eastAsiaTheme="majorEastAsia" w:hAnsiTheme="majorHAnsi" w:cstheme="majorBidi" w:ascii="Times New Roman" w:hAnsi="Times New Roman" w:eastAsia="Times New Roman" w:cs="Times New Roman"/>
-          <w:b/>
           <w:color w:val="000000"/>
-          <w:sz w:val="24"/>
           <w:szCs w:val="22"/>
         </w:rPr>
         <w:t>6.11 Consolidated Statistical Results</w:t>
@@ -19165,7 +18263,7 @@
             <w:r>
               <w:rPr>
                 <w:b/>
-                <w:sz w:val="20"/>
+                <w:sz w:val="24"/>
                 <w:szCs w:val="22"/>
                 <w:lang w:val="en-US" w:eastAsia="en-US" w:bidi="ar-SA"/>
                 <w:rFonts w:ascii="Times New Roman" w:hAnsi="Times New Roman" w:eastAsia="Times New Roman" w:cs="Times New Roman"/>
@@ -19185,7 +18283,7 @@
             <w:r>
               <w:rPr>
                 <w:b/>
-                <w:sz w:val="20"/>
+                <w:sz w:val="24"/>
                 <w:szCs w:val="22"/>
                 <w:lang w:val="en-US" w:eastAsia="en-US" w:bidi="ar-SA"/>
                 <w:rFonts w:ascii="Times New Roman" w:hAnsi="Times New Roman" w:eastAsia="Times New Roman" w:cs="Times New Roman"/>
@@ -19205,7 +18303,7 @@
             <w:r>
               <w:rPr>
                 <w:b/>
-                <w:sz w:val="20"/>
+                <w:sz w:val="24"/>
                 <w:szCs w:val="22"/>
                 <w:lang w:val="en-US" w:eastAsia="en-US" w:bidi="ar-SA"/>
                 <w:rFonts w:ascii="Times New Roman" w:hAnsi="Times New Roman" w:eastAsia="Times New Roman" w:cs="Times New Roman"/>
@@ -19225,7 +18323,7 @@
             <w:r>
               <w:rPr>
                 <w:b/>
-                <w:sz w:val="20"/>
+                <w:sz w:val="24"/>
                 <w:szCs w:val="22"/>
                 <w:lang w:val="en-US" w:eastAsia="en-US" w:bidi="ar-SA"/>
                 <w:rFonts w:ascii="Times New Roman" w:hAnsi="Times New Roman" w:eastAsia="Times New Roman" w:cs="Times New Roman"/>
@@ -19245,7 +18343,7 @@
             <w:r>
               <w:rPr>
                 <w:b/>
-                <w:sz w:val="20"/>
+                <w:sz w:val="24"/>
                 <w:szCs w:val="22"/>
                 <w:lang w:val="en-US" w:eastAsia="en-US" w:bidi="ar-SA"/>
                 <w:rFonts w:ascii="Times New Roman" w:hAnsi="Times New Roman" w:eastAsia="Times New Roman" w:cs="Times New Roman"/>
@@ -20429,26 +19527,41 @@
       </w:r>
     </w:p>
     <w:p>
+      <w:pPr>
+        <w:jc w:val="both"/>
+      </w:pPr>
       <w:r>
         <w:t>The programme's fourth evidence activity closed its empirical arc in calendar order: after the Stage-3 window, the findings of all three stages were taken to a panel of four senior practitioners and researchers between March and August 2026, under the method, consent and analysis arrangements described in §3.2 (records: Appendix H.1-H.8). Dr Yuan's commitment-gap consultation is reported at §6.8A above; the panel-wide analysis follows here, reported as convergence, divergence and silence.</w:t>
       </w:r>
     </w:p>
     <w:p>
+      <w:pPr>
+        <w:jc w:val="both"/>
+      </w:pPr>
       <w:r>
         <w:t>Three further consultations extend the validation across clinical-practice standpoints; their full records are in Appendix H.6-H.8, and the analysis below reports convergence, divergence and silence rather than agreement alone. Dr Philip Choy, drawing on a caseload of more than a thousand elderly chronic-disease patients, was asked the programme's definitional question directly - is the operative failure the game's, or the health result's? He agreed that the game itself does not cause the abandonment syndrome: it arises mainly from users' concerns about their own health performance, a pattern he described as very common among elderly people who have acknowledged a principal health condition. This is an independent, practice-based statement of the attribution claim at the centre of this thesis. He further located the adopting demographic - educated, financially independent adults from roughly 65-70 upward, engaging only once a concrete benefit is identified - and judged token reward economies insufficient for that segment.</w:t>
       </w:r>
     </w:p>
     <w:p>
+      <w:pPr>
+        <w:jc w:val="both"/>
+      </w:pPr>
       <w:r>
         <w:t>Expert P, the panel's physiotherapist, contributed an abandonment window of two weeks to two months from post-surgical rehabilitation caseloads - an adjacent, clinically supervised population, cited here as analogy rather than corroboration of the FRA timing - together with three design observations: some assessments (balance, fall risk, cognition) cannot be simplified, supporting the occupied-middle argument of Figure 8.1; games pitched too simply read as childish to older players; and, most distinctively, that higher-educated patients who are observed failing will probably stop immediately - failure witnessed is a stronger stopping trigger than failure alone, which retrospectively supports Stage 3's choice of private, unsupervised play. In a dated follow-up he played the decoupled build itself and judged it suitable for fall-risk assessment, stating he would return to it regularly were it installed - the panel's first artifact-level validation, mirroring the study's intention construct behaviourally.</w:t>
       </w:r>
     </w:p>
     <w:p>
+      <w:pPr>
+        <w:jc w:val="both"/>
+      </w:pPr>
       <w:r>
         <w:t>Dr Gary Lau's consultation bears on the framework's costliest element: coaching. In his account, coaching is always the best and most direct approach to sustaining rehabilitation - and it cannot scale: family involvement carries too high a social cost, and professional therapist resources are scarce. That pair of statements is the clinical case for the framework's coaching layer, and for AI's enabling role as the affordable way to give every user a coach. His diagnosis that current health technology offers no progressive, positive signs across a long, boring and lonely journey grounds the visible-trajectory element; and his stated position that technology should be embraced but not over-relied upon - care remaining people-centred - independently states the boundary this thesis draws for AI.</w:t>
       </w:r>
     </w:p>
     <w:p>
+      <w:pPr>
+        <w:jc w:val="both"/>
+      </w:pPr>
       <w:r>
         <w:rPr>
           <w:highlight w:val="yellow"/>
@@ -20457,6 +19570,9 @@
       </w:r>
     </w:p>
     <w:p>
+      <w:pPr>
+        <w:jc w:val="both"/>
+      </w:pPr>
       <w:r>
         <w:t>The analysis records its own limits. The verdict-attribution corroboration rests on Dr Choy alone - the question was not put to the other experts. Dr Choy's and Expert P's observations share a private-practice sampling frame, and their convergence on the adopter demographic is weighted accordingly. Expert P's abandonment window derives from medically necessary, supervised rehabilitation rather than voluntary preventive assessment. And Dr Lau's honest uncertainty - whether games can change patients' minds and behaviour, he cannot yet be sure - is reported as his position, not resolved away. Expert views contextualise the behavioural evidence; they are not evidence for the hypotheses.</w:t>
       </w:r>
@@ -20469,12 +19585,8 @@
       <w:r>
         <w:rPr>
           <w:lang w:val="en-US" w:eastAsia="en-US" w:bidi="ar-SA"/>
-          <w:rFonts w:asciiTheme="majorHAnsi" w:eastAsiaTheme="majorEastAsia" w:hAnsiTheme="majorHAnsi" w:cstheme="majorBidi" w:ascii="Times New Roman" w:hAnsi="Times New Roman" w:eastAsia="Times New Roman" w:cs="Times New Roman"/>
-          <w:b/>
           <w:color w:val="000000"/>
-          <w:sz w:val="24"/>
-          <w:szCs w:val="22"/>
-          <w:i/>
+          <w:szCs w:val="22"/>
         </w:rPr>
         <w:t>Chapter 7 Discussion: Adaptive Learning as the Behavioural-Change Driver</w:t>
       </w:r>
@@ -20487,10 +19599,7 @@
       <w:r>
         <w:rPr>
           <w:lang w:val="en-US" w:eastAsia="en-US" w:bidi="ar-SA"/>
-          <w:rFonts w:asciiTheme="majorHAnsi" w:eastAsiaTheme="majorEastAsia" w:hAnsiTheme="majorHAnsi" w:cstheme="majorBidi" w:ascii="Times New Roman" w:hAnsi="Times New Roman" w:eastAsia="Times New Roman" w:cs="Times New Roman"/>
-          <w:b/>
           <w:color w:val="000000"/>
-          <w:sz w:val="24"/>
           <w:szCs w:val="22"/>
         </w:rPr>
         <w:t>7.1 Why the Empirical Programme Forces Adaptive Learning</w:t>
@@ -20534,10 +19643,7 @@
       <w:r>
         <w:rPr>
           <w:lang w:val="en-US" w:eastAsia="en-US" w:bidi="ar-SA"/>
-          <w:rFonts w:asciiTheme="majorHAnsi" w:eastAsiaTheme="majorEastAsia" w:hAnsiTheme="majorHAnsi" w:cstheme="majorBidi" w:ascii="Times New Roman" w:hAnsi="Times New Roman" w:eastAsia="Times New Roman" w:cs="Times New Roman"/>
-          <w:b/>
           <w:color w:val="000000"/>
-          <w:sz w:val="24"/>
           <w:szCs w:val="22"/>
         </w:rPr>
         <w:t>7.2 Adaptive Learning in the Gamification Literature</w:t>
@@ -20581,10 +19687,7 @@
       <w:r>
         <w:rPr>
           <w:lang w:val="en-US" w:eastAsia="en-US" w:bidi="ar-SA"/>
-          <w:rFonts w:asciiTheme="majorHAnsi" w:eastAsiaTheme="majorEastAsia" w:hAnsiTheme="majorHAnsi" w:cstheme="majorBidi" w:ascii="Times New Roman" w:hAnsi="Times New Roman" w:eastAsia="Times New Roman" w:cs="Times New Roman"/>
-          <w:b/>
           <w:color w:val="000000"/>
-          <w:sz w:val="24"/>
           <w:szCs w:val="22"/>
         </w:rPr>
         <w:t>7.3 Endowment-Protective and Learning-Trajectory Appraisals as Competing Design Regimes</w:t>
@@ -20628,10 +19731,7 @@
       <w:r>
         <w:rPr>
           <w:lang w:val="en-US" w:eastAsia="en-US" w:bidi="ar-SA"/>
-          <w:rFonts w:asciiTheme="majorHAnsi" w:eastAsiaTheme="majorEastAsia" w:hAnsiTheme="majorHAnsi" w:cstheme="majorBidi" w:ascii="Times New Roman" w:hAnsi="Times New Roman" w:eastAsia="Times New Roman" w:cs="Times New Roman"/>
-          <w:b/>
           <w:color w:val="000000"/>
-          <w:sz w:val="24"/>
           <w:szCs w:val="22"/>
         </w:rPr>
         <w:t>7.4 Formalising the Discovery: The Adaptive-Learning Framework</w:t>
@@ -20656,6 +19756,7 @@
     <w:p>
       <w:pPr>
         <w:pStyle w:val="Normal"/>
+        <w:jc w:val="both"/>
       </w:pPr>
       <w:r>
         <w:rPr>
@@ -20713,7 +19814,7 @@
             <w:r>
               <w:rPr>
                 <w:b/>
-                <w:sz w:val="20"/>
+                <w:sz w:val="24"/>
                 <w:szCs w:val="22"/>
                 <w:lang w:val="en-US" w:eastAsia="en-US" w:bidi="ar-SA"/>
                 <w:rFonts w:ascii="Times New Roman" w:hAnsi="Times New Roman" w:eastAsia="Times New Roman" w:cs="Times New Roman"/>
@@ -20733,7 +19834,7 @@
             <w:r>
               <w:rPr>
                 <w:b/>
-                <w:sz w:val="20"/>
+                <w:sz w:val="24"/>
                 <w:szCs w:val="22"/>
                 <w:lang w:val="en-US" w:eastAsia="en-US" w:bidi="ar-SA"/>
                 <w:rFonts w:ascii="Times New Roman" w:hAnsi="Times New Roman" w:eastAsia="Times New Roman" w:cs="Times New Roman"/>
@@ -20753,7 +19854,7 @@
             <w:r>
               <w:rPr>
                 <w:b/>
-                <w:sz w:val="20"/>
+                <w:sz w:val="24"/>
                 <w:szCs w:val="22"/>
                 <w:lang w:val="en-US" w:eastAsia="en-US" w:bidi="ar-SA"/>
                 <w:rFonts w:ascii="Times New Roman" w:hAnsi="Times New Roman" w:eastAsia="Times New Roman" w:cs="Times New Roman"/>
@@ -20777,7 +19878,7 @@
             </w:pPr>
             <w:r>
               <w:rPr>
-                <w:sz w:val="20"/>
+                <w:sz w:val="24"/>
                 <w:szCs w:val="22"/>
                 <w:lang w:val="en-US" w:eastAsia="en-US" w:bidi="ar-SA"/>
                 <w:rFonts w:ascii="Times New Roman" w:hAnsi="Times New Roman" w:eastAsia="Times New Roman" w:cs="Times New Roman"/>
@@ -20796,7 +19897,7 @@
             </w:pPr>
             <w:r>
               <w:rPr>
-                <w:sz w:val="20"/>
+                <w:sz w:val="24"/>
                 <w:szCs w:val="22"/>
                 <w:lang w:val="en-US" w:eastAsia="en-US" w:bidi="ar-SA"/>
                 <w:rFonts w:ascii="Times New Roman" w:hAnsi="Times New Roman" w:eastAsia="Times New Roman" w:cs="Times New Roman"/>
@@ -20839,7 +19940,7 @@
             </w:pPr>
             <w:r>
               <w:rPr>
-                <w:sz w:val="20"/>
+                <w:sz w:val="24"/>
                 <w:szCs w:val="22"/>
                 <w:lang w:val="en-US" w:eastAsia="en-US" w:bidi="ar-SA"/>
                 <w:rFonts w:ascii="Times New Roman" w:hAnsi="Times New Roman" w:eastAsia="Times New Roman" w:cs="Times New Roman"/>
@@ -20858,7 +19959,7 @@
             </w:pPr>
             <w:r>
               <w:rPr>
-                <w:sz w:val="20"/>
+                <w:sz w:val="24"/>
                 <w:szCs w:val="22"/>
                 <w:lang w:val="en-US" w:eastAsia="en-US" w:bidi="ar-SA"/>
                 <w:rFonts w:ascii="Times New Roman" w:hAnsi="Times New Roman" w:eastAsia="Times New Roman" w:cs="Times New Roman"/>
@@ -20901,7 +20002,7 @@
             </w:pPr>
             <w:r>
               <w:rPr>
-                <w:sz w:val="20"/>
+                <w:sz w:val="24"/>
                 <w:szCs w:val="22"/>
                 <w:lang w:val="en-US" w:eastAsia="en-US" w:bidi="ar-SA"/>
                 <w:rFonts w:ascii="Times New Roman" w:hAnsi="Times New Roman" w:eastAsia="Times New Roman" w:cs="Times New Roman"/>
@@ -20920,7 +20021,7 @@
             </w:pPr>
             <w:r>
               <w:rPr>
-                <w:sz w:val="20"/>
+                <w:sz w:val="24"/>
                 <w:szCs w:val="22"/>
                 <w:lang w:val="en-US" w:eastAsia="en-US" w:bidi="ar-SA"/>
                 <w:rFonts w:ascii="Times New Roman" w:hAnsi="Times New Roman" w:eastAsia="Times New Roman" w:cs="Times New Roman"/>
@@ -20954,6 +20055,7 @@
       <w:pPr>
         <w:pStyle w:val="Normal"/>
         <w:spacing w:after="40"/>
+        <w:jc w:val="both"/>
       </w:pPr>
       <w:r>
         <w:rPr>
@@ -20973,10 +20075,7 @@
       <w:r>
         <w:rPr>
           <w:lang w:val="en-US" w:eastAsia="en-US" w:bidi="ar-SA"/>
-          <w:rFonts w:asciiTheme="majorHAnsi" w:eastAsiaTheme="majorEastAsia" w:hAnsiTheme="majorHAnsi" w:cstheme="majorBidi" w:ascii="Times New Roman" w:hAnsi="Times New Roman" w:eastAsia="Times New Roman" w:cs="Times New Roman"/>
-          <w:b/>
           <w:color w:val="000000"/>
-          <w:sz w:val="24"/>
           <w:szCs w:val="22"/>
         </w:rPr>
         <w:t>7.5 Prototype Stack: Engineering-Actionable Implementation</w:t>
@@ -21007,9 +20106,6 @@
         <w:rPr>
           <w:szCs w:val="26"/>
           <w:lang w:val="en-US" w:eastAsia="en-US" w:bidi="ar-SA"/>
-          <w:sz w:val="28"/>
-          <w:rFonts w:asciiTheme="majorHAnsi" w:eastAsiaTheme="majorEastAsia" w:hAnsiTheme="majorHAnsi" w:cstheme="majorBidi" w:ascii="Times New Roman" w:hAnsi="Times New Roman" w:eastAsia="Times New Roman" w:cs="Times New Roman"/>
-          <w:b/>
           <w:color w:val="000000"/>
         </w:rPr>
         <w:t>7.5.1 Reference Stack</w:t>
@@ -21857,9 +20953,6 @@
         <w:rPr>
           <w:szCs w:val="26"/>
           <w:lang w:val="en-US" w:eastAsia="en-US" w:bidi="ar-SA"/>
-          <w:sz w:val="28"/>
-          <w:rFonts w:asciiTheme="majorHAnsi" w:eastAsiaTheme="majorEastAsia" w:hAnsiTheme="majorHAnsi" w:cstheme="majorBidi" w:ascii="Times New Roman" w:hAnsi="Times New Roman" w:eastAsia="Times New Roman" w:cs="Times New Roman"/>
-          <w:b/>
           <w:color w:val="000000"/>
         </w:rPr>
         <w:t>7.5.2 Trajectory Visualisation Specification</w:t>
@@ -21890,9 +20983,6 @@
         <w:rPr>
           <w:szCs w:val="26"/>
           <w:lang w:val="en-US" w:eastAsia="en-US" w:bidi="ar-SA"/>
-          <w:sz w:val="28"/>
-          <w:rFonts w:asciiTheme="majorHAnsi" w:eastAsiaTheme="majorEastAsia" w:hAnsiTheme="majorHAnsi" w:cstheme="majorBidi" w:ascii="Times New Roman" w:hAnsi="Times New Roman" w:eastAsia="Times New Roman" w:cs="Times New Roman"/>
-          <w:b/>
           <w:color w:val="000000"/>
         </w:rPr>
         <w:t>7.5.3 Coaching Protocol Specification</w:t>
@@ -21921,10 +21011,7 @@
       <w:r>
         <w:rPr>
           <w:lang w:val="en-US" w:eastAsia="en-US" w:bidi="ar-SA"/>
-          <w:rFonts w:asciiTheme="majorHAnsi" w:eastAsiaTheme="majorEastAsia" w:hAnsiTheme="majorHAnsi" w:cstheme="majorBidi" w:ascii="Times New Roman" w:hAnsi="Times New Roman" w:eastAsia="Times New Roman" w:cs="Times New Roman"/>
-          <w:b/>
           <w:color w:val="000000"/>
-          <w:sz w:val="24"/>
           <w:szCs w:val="22"/>
         </w:rPr>
         <w:t>7.5A One Architecture: Phenomenon, Principles, Engine</w:t>
@@ -21933,6 +21020,7 @@
     <w:p>
       <w:pPr>
         <w:pStyle w:val="Normal"/>
+        <w:jc w:val="both"/>
       </w:pPr>
       <w:r>
         <w:rPr>
@@ -21947,6 +21035,7 @@
     <w:p>
       <w:pPr>
         <w:pStyle w:val="Normal"/>
+        <w:jc w:val="both"/>
       </w:pPr>
       <w:r>
         <w:rPr>
@@ -21966,10 +21055,7 @@
       <w:r>
         <w:rPr>
           <w:lang w:val="en-US" w:eastAsia="en-US" w:bidi="ar-SA"/>
-          <w:rFonts w:asciiTheme="majorHAnsi" w:eastAsiaTheme="majorEastAsia" w:hAnsiTheme="majorHAnsi" w:cstheme="majorBidi" w:ascii="Times New Roman" w:hAnsi="Times New Roman" w:eastAsia="Times New Roman" w:cs="Times New Roman"/>
-          <w:b/>
           <w:color w:val="000000"/>
-          <w:sz w:val="24"/>
           <w:szCs w:val="22"/>
         </w:rPr>
         <w:t>7.6 Applied Case Studies</w:t>
@@ -21985,9 +21071,6 @@
         <w:rPr>
           <w:szCs w:val="26"/>
           <w:lang w:val="en-US" w:eastAsia="en-US" w:bidi="ar-SA"/>
-          <w:sz w:val="28"/>
-          <w:rFonts w:asciiTheme="majorHAnsi" w:eastAsiaTheme="majorEastAsia" w:hAnsiTheme="majorHAnsi" w:cstheme="majorBidi" w:ascii="Times New Roman" w:hAnsi="Times New Roman" w:eastAsia="Times New Roman" w:cs="Times New Roman"/>
-          <w:b/>
           <w:color w:val="000000"/>
         </w:rPr>
         <w:t>7.6.1 Case Study A — FRA Reaction Mode (in development)</w:t>
@@ -22018,9 +21101,6 @@
         <w:rPr>
           <w:szCs w:val="26"/>
           <w:lang w:val="en-US" w:eastAsia="en-US" w:bidi="ar-SA"/>
-          <w:sz w:val="28"/>
-          <w:rFonts w:asciiTheme="majorHAnsi" w:eastAsiaTheme="majorEastAsia" w:hAnsiTheme="majorHAnsi" w:cstheme="majorBidi" w:ascii="Times New Roman" w:hAnsi="Times New Roman" w:eastAsia="Times New Roman" w:cs="Times New Roman"/>
-          <w:b/>
           <w:color w:val="000000"/>
         </w:rPr>
         <w:t>7.6.2 Case Study B — Continuous Glucose Monitoring (CGM) reframed as a Streak Companion (illustrative)</w:t>
@@ -22051,9 +21131,6 @@
         <w:rPr>
           <w:szCs w:val="26"/>
           <w:lang w:val="en-US" w:eastAsia="en-US" w:bidi="ar-SA"/>
-          <w:sz w:val="28"/>
-          <w:rFonts w:asciiTheme="majorHAnsi" w:eastAsiaTheme="majorEastAsia" w:hAnsiTheme="majorHAnsi" w:cstheme="majorBidi" w:ascii="Times New Roman" w:hAnsi="Times New Roman" w:eastAsia="Times New Roman" w:cs="Times New Roman"/>
-          <w:b/>
           <w:color w:val="000000"/>
         </w:rPr>
         <w:t>7.6.3 Case Study C — Sleep Tracker reframed as an Adventure Log (illustrative)</w:t>
@@ -22084,9 +21161,6 @@
         <w:rPr>
           <w:szCs w:val="26"/>
           <w:lang w:val="en-US" w:eastAsia="en-US" w:bidi="ar-SA"/>
-          <w:sz w:val="28"/>
-          <w:rFonts w:asciiTheme="majorHAnsi" w:eastAsiaTheme="majorEastAsia" w:hAnsiTheme="majorHAnsi" w:cstheme="majorBidi" w:ascii="Times New Roman" w:hAnsi="Times New Roman" w:eastAsia="Times New Roman" w:cs="Times New Roman"/>
-          <w:b/>
           <w:color w:val="000000"/>
         </w:rPr>
         <w:t>7.6.4 Cross-Case Synthesis</w:t>
@@ -22116,10 +21190,7 @@
       <w:r>
         <w:rPr>
           <w:lang w:val="en-US" w:eastAsia="en-US" w:bidi="ar-SA"/>
-          <w:rFonts w:asciiTheme="majorHAnsi" w:eastAsiaTheme="majorEastAsia" w:hAnsiTheme="majorHAnsi" w:cstheme="majorBidi" w:ascii="Times New Roman" w:hAnsi="Times New Roman" w:eastAsia="Times New Roman" w:cs="Times New Roman"/>
-          <w:b/>
           <w:color w:val="000000"/>
-          <w:sz w:val="24"/>
           <w:szCs w:val="22"/>
         </w:rPr>
         <w:t>7.6A Dynamic Game States as a Loss-Free Mechanic: Reflecting the Literature-Review Knowledge Gaps</w:t>
@@ -22180,10 +21251,7 @@
       <w:r>
         <w:rPr>
           <w:lang w:val="en-US" w:eastAsia="en-US" w:bidi="ar-SA"/>
-          <w:rFonts w:asciiTheme="majorHAnsi" w:eastAsiaTheme="majorEastAsia" w:hAnsiTheme="majorHAnsi" w:cstheme="majorBidi" w:ascii="Times New Roman" w:hAnsi="Times New Roman" w:eastAsia="Times New Roman" w:cs="Times New Roman"/>
-          <w:b/>
           <w:color w:val="000000"/>
-          <w:sz w:val="20"/>
           <w:szCs w:val="22"/>
         </w:rPr>
         <w:t>7.7 Boundary Conditions and Risks</w:t>
@@ -22229,10 +21297,7 @@
       <w:r>
         <w:rPr>
           <w:lang w:val="en-US" w:eastAsia="en-US" w:bidi="ar-SA"/>
-          <w:rFonts w:asciiTheme="majorHAnsi" w:eastAsiaTheme="majorEastAsia" w:hAnsiTheme="majorHAnsi" w:cstheme="majorBidi" w:ascii="Times New Roman" w:hAnsi="Times New Roman" w:eastAsia="Times New Roman" w:cs="Times New Roman"/>
-          <w:b/>
           <w:color w:val="000000"/>
-          <w:sz w:val="20"/>
           <w:szCs w:val="22"/>
         </w:rPr>
         <w:t>7.8 Sequencing of the Three Principles</w:t>
@@ -22262,10 +21327,7 @@
       <w:r>
         <w:rPr>
           <w:lang w:val="en-US" w:eastAsia="en-US" w:bidi="ar-SA"/>
-          <w:rFonts w:asciiTheme="majorHAnsi" w:eastAsiaTheme="majorEastAsia" w:hAnsiTheme="majorHAnsi" w:cstheme="majorBidi" w:ascii="Times New Roman" w:hAnsi="Times New Roman" w:eastAsia="Times New Roman" w:cs="Times New Roman"/>
-          <w:b/>
           <w:color w:val="000000"/>
-          <w:sz w:val="20"/>
           <w:szCs w:val="22"/>
         </w:rPr>
         <w:t>7.9 Adaptive Learning as Continuous Improvement: Closing the Loop to the EngD Topic</w:t>
@@ -22319,16 +21381,25 @@
       </w:r>
     </w:p>
     <w:p>
+      <w:pPr>
+        <w:jc w:val="both"/>
+      </w:pPr>
       <w:r>
         <w:t>A commercial cross-reference suggests the market has independently converged on parts of this design space. GrandPad — a purpose-built tablet for older adults, sold in the United States on a subscription basis on the order of US$500 per year, with cellular connectivity built in so that no home broadband or technical set-up is required — packages games, video calling and photo sharing behind a radically simplified interface, with family members and a human support service connected around the user (GrandPad, n.d.). Peer-reviewed evaluations of its deployments report high perceived ease of use and connectedness among predominantly homebound users where the device filled a genuine access gap, and markedly weaker adoption where mainstream alternatives already existed — implementation context, not device quality, decided uptake (Perissinotto et al., 2019; Tha et al., 2025); adjacent trials of supported tablet onboarding for homebound elders likewise report increased technology use and directional loneliness reductions when a human scaffold accompanies the device (Gadbois et al., 2022). Three features of the model align with this programme's findings: access and set-up barriers are engineered away wholesale, consistent with the Stage-1 observation that their absence alone does not secure engagement; the games are framed as leisure and connection, never as assessment — a decoupled frame arrived at by commercial instinct; and the engagement scaffold is explicitly social, anticipating the group-dynamics mechanism raised in the §6.8A consultation. What the model does not contain is the layer this thesis contributes: GrandPad avoids threatening frames by carrying no clinical measurement at all, whereas the present programme concerns technologies that must measure while remaining bearable. The comparator therefore marks a boundary in the design space: engagement without clinical purpose is commercially solved; engagement with clinical purpose intact is the open problem the adaptive-learning framework addresses.</w:t>
       </w:r>
     </w:p>
     <w:p>
+      <w:pPr>
+        <w:jc w:val="both"/>
+      </w:pPr>
       <w:r>
         <w:t>The comparator also points to a forward extension of the adaptive-learning proposition itself: from sustaining engagement within one health technology to supporting the acquisition of new technological skills in later life. The learning literature supports the premise that older adults acquire demanding new skills when challenge is sustained and scaffolded: the Synapse Project found that three months of sustained engagement in cognitively demanding novel skills improved episodic memory relative to controls (D. C. Park et al., 2014); the PRISM randomised trial showed that a purpose-designed computer system with training reduced loneliness and increased perceived social support among older adults at risk of isolation (Czaja et al., 2018); and within this programme's own research lineage, gamified learning systems have improved older adults' technology adoption and knowledge transfer in mobile payments and mobile navigation (An et al., 2024, 2025). Read with the model of selective optimisation with compensation (Baltes &amp; Baltes, 1990), these results frame later-life technology learning as an adaptive process that succeeds when tasks are selected, challenge is optimised and support compensates — the same regime the adaptive-learning framework specifies through calibrated challenge, a visible personal trajectory and a coaching scaffold (§7.5). A platform of GrandPad's class — subscription-funded, barrier-free and socially scaffolded — is therefore a plausible carrier for the framework beyond FRA: a curriculum of adaptively calibrated games through which an older user builds the generic capabilities (touch interaction, menu navigation, confidence under initial failure) that transfer to new health technologies. This is stated as a design hypothesis, not a finding: the framework's mechanism-level claims remain untested (§8.8), and any such deployment would need the same measurement-bearability discipline this thesis develops. But it locates the contribution's growth path — adaptive learning not only as a retention mechanism for one clinical device, but as a general onboarding pathway by which older adults learn their way into technologies that benefit their lives.</w:t>
       </w:r>
     </w:p>
     <w:p>
+      <w:pPr>
+        <w:jc w:val="both"/>
+      </w:pPr>
       <w:r>
         <w:t>Read as a boundary case, the comparator also sharpens what commercial gerontechnology has so far left unaddressed, and locates this programme's contribution to gerontology as AI-enabled health technology arrives. Three omissions matter. First, the avoided middle: the market divides into clinical instruments that measure but are abandoned (the FRA of Chapter 4) and consumer platforms that engage but do not measure (the GrandPad class); the technologies that population ageing actually requires — instruments that assess fall risk, cognition and function, repeatedly and acceptably — sit in the middle that both poles avoid. Second, the missing failure model: GrandPad-class design treats disengagement as a usability and access problem and answers it by minimising occasions for failure; it carries no account of what an adverse result does to an older user's self-concept, because it never delivers one. Curated ease also caps challenge, and with it the mastery experiences on which learning and flow depend (Csikszentmihalyi, 1990; Vygotsky, 1978). Third, personalisation without adaptation: content is personalised — family, photographs, curated games — but challenge is not calibrated to the individual and does not move with them, so there is no rising trajectory for the user to read. The arrival of AI raises the stakes on all three counts at once. Adaptive models make individually calibrated challenge inexpensive to implement at scale — the enabling technology for the Chapter 7 framework — but the same wave is filling gerontechnology with continuous monitoring, risk scores and predictions: more verdicts about ageing bodies, delivered more often, to the population this thesis shows may respond to unfavourable verdicts by leaving permanently. Without a behavioural layer, AI-era gerontechnology risks industrialising the abandonment pattern documented here. The programme's contribution to gerontology is that layer: FIAS names the failure mode that verdict-bearing technology must design against; the Stage-3 frame-sensitivity evidence indicates where the leverage lies; and the adaptive-learning framework specifies how a measuring technology can remain bearable — challenge calibrated to the person, results presented as a trajectory, coaching absorbing the failure moment. The gamified FRA is the working demonstration that the middle ground is occupiable: one physical action that plays and measures, made returnable-to by design. In an AI decade, that is the difference between health technologies older adults live with and health technologies that fall silent (§8.6B). Figure 8.1 maps this design space.</w:t>
       </w:r>
@@ -22372,6 +21443,7 @@
     <w:p>
       <w:pPr>
         <w:pStyle w:val="FigureCaption"/>
+        <w:jc w:val="center"/>
       </w:pPr>
       <w:r>
         <w:t>Figure 8.1. The gerontechnology design space. Commercial platforms of the GrandPad class achieve sustained engagement by carrying no clinical measurement; clinical instruments carry full measurement but are abandoned after adverse first experiences (Chapter 4). The programme's contribution occupies the upper right: the gamified FRA and the adaptive-learning framework specify how a technology can measure while remaining bearable and returnable-to for older users (Chapters 5-7, §8.6).</w:t>
@@ -22410,12 +21482,8 @@
       <w:r>
         <w:rPr>
           <w:lang w:val="en-US" w:eastAsia="en-US" w:bidi="ar-SA"/>
-          <w:rFonts w:asciiTheme="majorHAnsi" w:eastAsiaTheme="majorEastAsia" w:hAnsiTheme="majorHAnsi" w:cstheme="majorBidi" w:ascii="Times New Roman" w:hAnsi="Times New Roman" w:eastAsia="Times New Roman" w:cs="Times New Roman"/>
-          <w:b/>
           <w:color w:val="000000"/>
-          <w:sz w:val="24"/>
-          <w:szCs w:val="22"/>
-          <w:i/>
+          <w:szCs w:val="22"/>
         </w:rPr>
         <w:t>Chapter 8 Contributions, Alternative Explanations, Limitations and Ethics</w:t>
       </w:r>
@@ -22424,6 +21492,7 @@
     <w:p>
       <w:pPr>
         <w:pStyle w:val="Normal"/>
+        <w:jc w:val="both"/>
       </w:pPr>
       <w:r>
         <w:rPr>
@@ -22438,6 +21507,7 @@
     <w:p>
       <w:pPr>
         <w:pStyle w:val="FigureCaption"/>
+        <w:jc w:val="center"/>
       </w:pPr>
       <w:r>
         <w:rPr>
@@ -22768,10 +21838,7 @@
       <w:r>
         <w:rPr>
           <w:lang w:val="en-US" w:eastAsia="en-US" w:bidi="ar-SA"/>
-          <w:rFonts w:asciiTheme="majorHAnsi" w:eastAsiaTheme="majorEastAsia" w:hAnsiTheme="majorHAnsi" w:cstheme="majorBidi" w:ascii="Times New Roman" w:hAnsi="Times New Roman" w:eastAsia="Times New Roman" w:cs="Times New Roman"/>
-          <w:b/>
           <w:color w:val="000000"/>
-          <w:sz w:val="20"/>
           <w:szCs w:val="22"/>
         </w:rPr>
         <w:t>8.1 Theoretical Contributions</w:t>
@@ -22802,10 +21869,7 @@
       <w:r>
         <w:rPr>
           <w:lang w:val="en-US" w:eastAsia="en-US" w:bidi="ar-SA"/>
-          <w:rFonts w:asciiTheme="majorHAnsi" w:eastAsiaTheme="majorEastAsia" w:hAnsiTheme="majorHAnsi" w:cstheme="majorBidi" w:ascii="Times New Roman" w:hAnsi="Times New Roman" w:eastAsia="Times New Roman" w:cs="Times New Roman"/>
-          <w:b/>
           <w:color w:val="000000"/>
-          <w:sz w:val="20"/>
           <w:szCs w:val="22"/>
         </w:rPr>
         <w:t>8.2 Methodological Contributions</w:t>
@@ -22835,10 +21899,7 @@
       <w:r>
         <w:rPr>
           <w:lang w:val="en-US" w:eastAsia="en-US" w:bidi="ar-SA"/>
-          <w:rFonts w:asciiTheme="majorHAnsi" w:eastAsiaTheme="majorEastAsia" w:hAnsiTheme="majorHAnsi" w:cstheme="majorBidi" w:ascii="Times New Roman" w:hAnsi="Times New Roman" w:eastAsia="Times New Roman" w:cs="Times New Roman"/>
-          <w:b/>
           <w:color w:val="000000"/>
-          <w:sz w:val="20"/>
           <w:szCs w:val="22"/>
         </w:rPr>
         <w:t>8.3 Empirical Contributions</w:t>
@@ -22868,10 +21929,7 @@
       <w:r>
         <w:rPr>
           <w:lang w:val="en-US" w:eastAsia="en-US" w:bidi="ar-SA"/>
-          <w:rFonts w:asciiTheme="majorHAnsi" w:eastAsiaTheme="majorEastAsia" w:hAnsiTheme="majorHAnsi" w:cstheme="majorBidi" w:ascii="Times New Roman" w:hAnsi="Times New Roman" w:eastAsia="Times New Roman" w:cs="Times New Roman"/>
-          <w:b/>
           <w:color w:val="000000"/>
-          <w:sz w:val="20"/>
           <w:szCs w:val="22"/>
         </w:rPr>
         <w:t>8.4 Industrial and Practical Contributions</w:t>
@@ -22901,10 +21959,7 @@
       <w:r>
         <w:rPr>
           <w:lang w:val="en-US" w:eastAsia="en-US" w:bidi="ar-SA"/>
-          <w:rFonts w:asciiTheme="majorHAnsi" w:eastAsiaTheme="majorEastAsia" w:hAnsiTheme="majorHAnsi" w:cstheme="majorBidi" w:ascii="Times New Roman" w:hAnsi="Times New Roman" w:eastAsia="Times New Roman" w:cs="Times New Roman"/>
-          <w:b/>
           <w:color w:val="000000"/>
-          <w:sz w:val="20"/>
           <w:szCs w:val="22"/>
         </w:rPr>
         <w:t>8.4A A Forward-Looking Contribution: The Language-Mode Boundary and Grounded Adaptive Learning</w:t>
@@ -22934,10 +21989,7 @@
       <w:r>
         <w:rPr>
           <w:lang w:val="en-US" w:eastAsia="en-US" w:bidi="ar-SA"/>
-          <w:rFonts w:asciiTheme="majorHAnsi" w:eastAsiaTheme="majorEastAsia" w:hAnsiTheme="majorHAnsi" w:cstheme="majorBidi" w:ascii="Times New Roman" w:hAnsi="Times New Roman" w:eastAsia="Times New Roman" w:cs="Times New Roman"/>
-          <w:b/>
           <w:color w:val="000000"/>
-          <w:sz w:val="20"/>
           <w:szCs w:val="22"/>
         </w:rPr>
         <w:t>8.5 Alternative Explanations</w:t>
@@ -22968,9 +22020,6 @@
         <w:rPr>
           <w:szCs w:val="26"/>
           <w:lang w:val="en-US" w:eastAsia="en-US" w:bidi="ar-SA"/>
-          <w:sz w:val="28"/>
-          <w:rFonts w:asciiTheme="majorHAnsi" w:eastAsiaTheme="majorEastAsia" w:hAnsiTheme="majorHAnsi" w:cstheme="majorBidi" w:ascii="Times New Roman" w:hAnsi="Times New Roman" w:eastAsia="Times New Roman" w:cs="Times New Roman"/>
-          <w:b/>
           <w:color w:val="000000"/>
         </w:rPr>
         <w:t>8.5.1 Cohort Self-Selection</w:t>
@@ -23001,9 +22050,6 @@
         <w:rPr>
           <w:szCs w:val="26"/>
           <w:lang w:val="en-US" w:eastAsia="en-US" w:bidi="ar-SA"/>
-          <w:sz w:val="28"/>
-          <w:rFonts w:asciiTheme="majorHAnsi" w:eastAsiaTheme="majorEastAsia" w:hAnsiTheme="majorHAnsi" w:cstheme="majorBidi" w:ascii="Times New Roman" w:hAnsi="Times New Roman" w:eastAsia="Times New Roman" w:cs="Times New Roman"/>
-          <w:b/>
           <w:color w:val="000000"/>
         </w:rPr>
         <w:t>8.5.2 Novelty Effect</w:t>
@@ -23034,9 +22080,6 @@
         <w:rPr>
           <w:szCs w:val="26"/>
           <w:lang w:val="en-US" w:eastAsia="en-US" w:bidi="ar-SA"/>
-          <w:sz w:val="28"/>
-          <w:rFonts w:asciiTheme="majorHAnsi" w:eastAsiaTheme="majorEastAsia" w:hAnsiTheme="majorHAnsi" w:cstheme="majorBidi" w:ascii="Times New Roman" w:hAnsi="Times New Roman" w:eastAsia="Times New Roman" w:cs="Times New Roman"/>
-          <w:b/>
           <w:color w:val="000000"/>
         </w:rPr>
         <w:t>8.5.3 Demand Characteristics and Hawthorne Effect</w:t>
@@ -23067,9 +22110,6 @@
         <w:rPr>
           <w:szCs w:val="26"/>
           <w:lang w:val="en-US" w:eastAsia="en-US" w:bidi="ar-SA"/>
-          <w:sz w:val="28"/>
-          <w:rFonts w:asciiTheme="majorHAnsi" w:eastAsiaTheme="majorEastAsia" w:hAnsiTheme="majorHAnsi" w:cstheme="majorBidi" w:ascii="Times New Roman" w:hAnsi="Times New Roman" w:eastAsia="Times New Roman" w:cs="Times New Roman"/>
-          <w:b/>
           <w:color w:val="000000"/>
         </w:rPr>
         <w:t>8.5.4 Regression to the Mean</w:t>
@@ -23100,9 +22140,6 @@
         <w:rPr>
           <w:szCs w:val="26"/>
           <w:lang w:val="en-US" w:eastAsia="en-US" w:bidi="ar-SA"/>
-          <w:sz w:val="28"/>
-          <w:rFonts w:asciiTheme="majorHAnsi" w:eastAsiaTheme="majorEastAsia" w:hAnsiTheme="majorHAnsi" w:cstheme="majorBidi" w:ascii="Times New Roman" w:hAnsi="Times New Roman" w:eastAsia="Times New Roman" w:cs="Times New Roman"/>
-          <w:b/>
           <w:color w:val="000000"/>
         </w:rPr>
         <w:t>8.5.5 Physical Fatigue and Motor-Learning Limits</w:t>
@@ -23133,9 +22170,6 @@
         <w:rPr>
           <w:szCs w:val="26"/>
           <w:lang w:val="en-US" w:eastAsia="en-US" w:bidi="ar-SA"/>
-          <w:sz w:val="28"/>
-          <w:rFonts w:asciiTheme="majorHAnsi" w:eastAsiaTheme="majorEastAsia" w:hAnsiTheme="majorHAnsi" w:cstheme="majorBidi" w:ascii="Times New Roman" w:hAnsi="Times New Roman" w:eastAsia="Times New Roman" w:cs="Times New Roman"/>
-          <w:b/>
           <w:color w:val="000000"/>
         </w:rPr>
         <w:t>8.5.6 Language and Literacy Confounds</w:t>
@@ -23166,9 +22200,6 @@
         <w:rPr>
           <w:szCs w:val="26"/>
           <w:lang w:val="en-US" w:eastAsia="en-US" w:bidi="ar-SA"/>
-          <w:sz w:val="28"/>
-          <w:rFonts w:asciiTheme="majorHAnsi" w:eastAsiaTheme="majorEastAsia" w:hAnsiTheme="majorHAnsi" w:cstheme="majorBidi" w:ascii="Times New Roman" w:hAnsi="Times New Roman" w:eastAsia="Times New Roman" w:cs="Times New Roman"/>
-          <w:b/>
           <w:color w:val="000000"/>
         </w:rPr>
         <w:t>8.5.7 Mechanism-Aspecific Just-Better-Design Alternative</w:t>
@@ -23198,9 +22229,6 @@
         <w:rPr>
           <w:szCs w:val="26"/>
           <w:lang w:val="en-US" w:eastAsia="en-US" w:bidi="ar-SA"/>
-          <w:sz w:val="28"/>
-          <w:rFonts w:asciiTheme="majorHAnsi" w:eastAsiaTheme="majorEastAsia" w:hAnsiTheme="majorHAnsi" w:cstheme="majorBidi" w:ascii="Times New Roman" w:hAnsi="Times New Roman" w:eastAsia="Times New Roman" w:cs="Times New Roman"/>
-          <w:b/>
           <w:color w:val="000000"/>
         </w:rPr>
         <w:t>8.5.8 Input Modality and Embodied Exposure</w:t>
@@ -23229,10 +22257,7 @@
       <w:r>
         <w:rPr>
           <w:lang w:val="en-US" w:eastAsia="en-US" w:bidi="ar-SA"/>
-          <w:rFonts w:asciiTheme="majorHAnsi" w:eastAsiaTheme="majorEastAsia" w:hAnsiTheme="majorHAnsi" w:cstheme="majorBidi" w:ascii="Times New Roman" w:hAnsi="Times New Roman" w:eastAsia="Times New Roman" w:cs="Times New Roman"/>
-          <w:b/>
           <w:color w:val="000000"/>
-          <w:sz w:val="20"/>
           <w:szCs w:val="22"/>
         </w:rPr>
         <w:t>8.6 Limitations</w:t>
@@ -23262,10 +22287,7 @@
       <w:r>
         <w:rPr>
           <w:lang w:val="en-US" w:eastAsia="en-US" w:bidi="ar-SA"/>
-          <w:rFonts w:asciiTheme="majorHAnsi" w:eastAsiaTheme="majorEastAsia" w:hAnsiTheme="majorHAnsi" w:cstheme="majorBidi" w:ascii="Times New Roman" w:hAnsi="Times New Roman" w:eastAsia="Times New Roman" w:cs="Times New Roman"/>
-          <w:b/>
           <w:color w:val="000000"/>
-          <w:sz w:val="20"/>
           <w:szCs w:val="22"/>
         </w:rPr>
         <w:t>8.6A A Seventh Limitation: The Language-Mode Boundary of the Layer-2 AI</w:t>
@@ -23324,10 +22346,7 @@
       <w:r>
         <w:rPr>
           <w:lang w:val="en-US" w:eastAsia="en-US" w:bidi="ar-SA"/>
-          <w:rFonts w:asciiTheme="majorHAnsi" w:eastAsiaTheme="majorEastAsia" w:hAnsiTheme="majorHAnsi" w:cstheme="majorBidi" w:ascii="Times New Roman" w:hAnsi="Times New Roman" w:eastAsia="Times New Roman" w:cs="Times New Roman"/>
-          <w:b/>
           <w:color w:val="000000"/>
-          <w:sz w:val="20"/>
           <w:szCs w:val="22"/>
         </w:rPr>
         <w:t>8.6B Extending the Unit of Analysis: Abandonment as a Three-Party Decision</w:t>
@@ -23336,6 +22355,7 @@
     <w:p>
       <w:pPr>
         <w:pStyle w:val="Normal"/>
+        <w:jc w:val="both"/>
       </w:pPr>
       <w:r>
         <w:rPr>
@@ -23350,6 +22370,7 @@
     <w:p>
       <w:pPr>
         <w:pStyle w:val="Normal"/>
+        <w:jc w:val="both"/>
       </w:pPr>
       <w:r>
         <w:rPr>
@@ -23369,10 +22390,7 @@
       <w:r>
         <w:rPr>
           <w:lang w:val="en-US" w:eastAsia="en-US" w:bidi="ar-SA"/>
-          <w:rFonts w:asciiTheme="majorHAnsi" w:eastAsiaTheme="majorEastAsia" w:hAnsiTheme="majorHAnsi" w:cstheme="majorBidi" w:ascii="Times New Roman" w:hAnsi="Times New Roman" w:eastAsia="Times New Roman" w:cs="Times New Roman"/>
-          <w:b/>
           <w:color w:val="000000"/>
-          <w:sz w:val="20"/>
           <w:szCs w:val="22"/>
         </w:rPr>
         <w:t>8.7 Ethical Considerations</w:t>
@@ -23380,6 +22398,9 @@
       <w:bookmarkEnd w:id="146"/>
     </w:p>
     <w:p>
+      <w:pPr>
+        <w:jc w:val="both"/>
+      </w:pPr>
       <w:r>
         <w:t>One scope limitation is stated before all others: this study covers the assessment phase of an assess-then-train product model and does not evaluate the training phase. Four considerations govern the boundary. First, the assessment gate is the binding constraint: abandonment there forecloses training altogether, and the non-utilisation figures that motivate the programme arise at this gate. Second, the mechanism documented here - verdict-driven abandonment - applies with equal force to the training phase, which delivers progress verdicts of its own; the framework is designed for, and extensible to, the full loop. Third, a supervised training intervention with elderly participants demands clinical resources and a longitudinal window beyond this part-time doctorate's scope. Fourth, the extension is specified rather than abandoned: the confirmatory programme of s8.8 carries the framework into the training phase.</w:t>
       </w:r>
@@ -23408,9 +22429,6 @@
         <w:rPr>
           <w:szCs w:val="26"/>
           <w:lang w:val="en-US" w:eastAsia="en-US" w:bidi="ar-SA"/>
-          <w:sz w:val="28"/>
-          <w:rFonts w:asciiTheme="majorHAnsi" w:eastAsiaTheme="majorEastAsia" w:hAnsiTheme="majorHAnsi" w:cstheme="majorBidi" w:ascii="Times New Roman" w:hAnsi="Times New Roman" w:eastAsia="Times New Roman" w:cs="Times New Roman"/>
-          <w:b/>
           <w:color w:val="000000"/>
         </w:rPr>
         <w:t>8.7.1 Vulnerability of Frail Older Adults</w:t>
@@ -23442,9 +22460,6 @@
         <w:rPr>
           <w:szCs w:val="26"/>
           <w:lang w:val="en-US" w:eastAsia="en-US" w:bidi="ar-SA"/>
-          <w:sz w:val="28"/>
-          <w:rFonts w:asciiTheme="majorHAnsi" w:eastAsiaTheme="majorEastAsia" w:hAnsiTheme="majorHAnsi" w:cstheme="majorBidi" w:ascii="Times New Roman" w:hAnsi="Times New Roman" w:eastAsia="Times New Roman" w:cs="Times New Roman"/>
-          <w:b/>
           <w:color w:val="000000"/>
         </w:rPr>
         <w:t>8.7.2 Decoupling and the Deception Question</w:t>
@@ -23475,9 +22490,6 @@
         <w:rPr>
           <w:szCs w:val="26"/>
           <w:lang w:val="en-US" w:eastAsia="en-US" w:bidi="ar-SA"/>
-          <w:sz w:val="28"/>
-          <w:rFonts w:asciiTheme="majorHAnsi" w:eastAsiaTheme="majorEastAsia" w:hAnsiTheme="majorHAnsi" w:cstheme="majorBidi" w:ascii="Times New Roman" w:hAnsi="Times New Roman" w:eastAsia="Times New Roman" w:cs="Times New Roman"/>
-          <w:b/>
           <w:color w:val="000000"/>
         </w:rPr>
         <w:t>8.7.3 Autonomy, Dignity and the Right Not to Engage</w:t>
@@ -23508,9 +22520,6 @@
         <w:rPr>
           <w:szCs w:val="26"/>
           <w:lang w:val="en-US" w:eastAsia="en-US" w:bidi="ar-SA"/>
-          <w:sz w:val="28"/>
-          <w:rFonts w:asciiTheme="majorHAnsi" w:eastAsiaTheme="majorEastAsia" w:hAnsiTheme="majorHAnsi" w:cstheme="majorBidi" w:ascii="Times New Roman" w:hAnsi="Times New Roman" w:eastAsia="Times New Roman" w:cs="Times New Roman"/>
-          <w:b/>
           <w:color w:val="000000"/>
         </w:rPr>
         <w:t>8.7.4 Equity, Access and Deployment Risks</w:t>
@@ -23541,9 +22550,6 @@
         <w:rPr>
           <w:szCs w:val="26"/>
           <w:lang w:val="en-US" w:eastAsia="en-US" w:bidi="ar-SA"/>
-          <w:sz w:val="28"/>
-          <w:rFonts w:asciiTheme="majorHAnsi" w:eastAsiaTheme="majorEastAsia" w:hAnsiTheme="majorHAnsi" w:cstheme="majorBidi" w:ascii="Times New Roman" w:hAnsi="Times New Roman" w:eastAsia="Times New Roman" w:cs="Times New Roman"/>
-          <w:b/>
           <w:color w:val="000000"/>
         </w:rPr>
         <w:t>8.7.5 Embedded Researcher Bias</w:t>
@@ -23573,10 +22579,7 @@
       <w:r>
         <w:rPr>
           <w:lang w:val="en-US" w:eastAsia="en-US" w:bidi="ar-SA"/>
-          <w:rFonts w:asciiTheme="majorHAnsi" w:eastAsiaTheme="majorEastAsia" w:hAnsiTheme="majorHAnsi" w:cstheme="majorBidi" w:ascii="Times New Roman" w:hAnsi="Times New Roman" w:eastAsia="Times New Roman" w:cs="Times New Roman"/>
-          <w:b/>
           <w:color w:val="000000"/>
-          <w:sz w:val="20"/>
           <w:szCs w:val="22"/>
         </w:rPr>
         <w:t>8.8 Future Research</w:t>
@@ -23584,11 +22587,17 @@
       <w:bookmarkEnd w:id="152"/>
     </w:p>
     <w:p>
+      <w:pPr>
+        <w:jc w:val="both"/>
+      </w:pPr>
       <w:r>
         <w:t>Since this section was first drafted, the first element of the confirmatory programme has been designed and pre-registered: Stage 3B, a 2x2 field experiment crossing adaptive against static presentation with zero-failure against failure-possible modes, in a new cohort of 80-120 adults recruited in the same three age bands, with recorded in-build consent, a single pre-specified confirmatory contrast, and a trilingual instrument implementing the framework's calibration, trajectory and coaching elements. The design also brings into contact, for older adults in a health-technology context, two traditions the literature has kept apart: errorless learning, which holds that vulnerable learners acquire best when prevented from erring (Baddeley &amp; Wilson, 1994), and the graceful-failure position of game-based learning, which treats low-consequence failure as productive (Plass, Homer, &amp; Kinzer, 2015); dynamic difficulty adjustment supplies the adaptive arm's engineering lineage (Zohaib, 2018).</w:t>
       </w:r>
     </w:p>
     <w:p>
+      <w:pPr>
+        <w:jc w:val="both"/>
+      </w:pPr>
       <w:r>
         <w:rPr>
           <w:highlight w:val="yellow"/>
@@ -23650,10 +22659,7 @@
       <w:r>
         <w:rPr>
           <w:lang w:val="en-US" w:eastAsia="en-US" w:bidi="ar-SA"/>
-          <w:rFonts w:asciiTheme="majorHAnsi" w:eastAsiaTheme="majorEastAsia" w:hAnsiTheme="majorHAnsi" w:cstheme="majorBidi" w:ascii="Times New Roman" w:hAnsi="Times New Roman" w:eastAsia="Times New Roman" w:cs="Times New Roman"/>
-          <w:b/>
           <w:color w:val="000000"/>
-          <w:sz w:val="20"/>
           <w:szCs w:val="22"/>
         </w:rPr>
         <w:t>8.9 Reproducibility and Data Availability</w:t>
@@ -23724,10 +22730,7 @@
       <w:r>
         <w:rPr>
           <w:lang w:val="en-US" w:eastAsia="en-US" w:bidi="ar-SA"/>
-          <w:rFonts w:asciiTheme="majorHAnsi" w:eastAsiaTheme="majorEastAsia" w:hAnsiTheme="majorHAnsi" w:cstheme="majorBidi" w:ascii="Times New Roman" w:hAnsi="Times New Roman" w:eastAsia="Times New Roman" w:cs="Times New Roman"/>
-          <w:b/>
           <w:color w:val="000000"/>
-          <w:sz w:val="20"/>
           <w:szCs w:val="28"/>
         </w:rPr>
         <w:t>Chapter 9 Conclusion</w:t>
@@ -23742,10 +22745,7 @@
       <w:r>
         <w:rPr>
           <w:lang w:val="en-US" w:eastAsia="en-US" w:bidi="ar-SA"/>
-          <w:rFonts w:asciiTheme="majorHAnsi" w:eastAsiaTheme="majorEastAsia" w:hAnsiTheme="majorHAnsi" w:cstheme="majorBidi" w:ascii="Times New Roman" w:hAnsi="Times New Roman" w:eastAsia="Times New Roman" w:cs="Times New Roman"/>
-          <w:b/>
           <w:color w:val="000000"/>
-          <w:sz w:val="20"/>
           <w:szCs w:val="22"/>
         </w:rPr>
         <w:t>9.1 What This Programme Set Out to Do</w:t>
@@ -23791,10 +22791,7 @@
       <w:r>
         <w:rPr>
           <w:lang w:val="en-US" w:eastAsia="en-US" w:bidi="ar-SA"/>
-          <w:rFonts w:asciiTheme="majorHAnsi" w:eastAsiaTheme="majorEastAsia" w:hAnsiTheme="majorHAnsi" w:cstheme="majorBidi" w:ascii="Times New Roman" w:hAnsi="Times New Roman" w:eastAsia="Times New Roman" w:cs="Times New Roman"/>
-          <w:b/>
           <w:color w:val="000000"/>
-          <w:sz w:val="20"/>
           <w:szCs w:val="22"/>
         </w:rPr>
         <w:t>9.2 The Three-Stage Empirical Arc</w:t>
@@ -23855,7 +22852,9 @@
       </w:r>
     </w:p>
     <w:p>
-      <w:pPr/>
+      <w:pPr>
+        <w:jc w:val="both"/>
+      </w:pPr>
       <w:r>
         <w:t>The three-stage narrative above can also be read as a diary. Table 9.1 sets the programme's evidence activities in strict calendar order and records, for each entry, the knowledge position the author held going in, what the activity produced, and what was revised or nullified as a result. The table is deliberately retrospective: each chapter of this thesis reports only what existed at that point in the journey (Table 3.1A gives the activity calendar without findings), so this is the first place the full evolution can be stated in one view. The discipline the diary makes visible is that the programme advanced by nullification as much as by confirmation - the simple non-exposure account, the competence account, the dispositional account, and the assumption that artificial intelligence was critical rather than enabling were each held, tested and given up in turn.</w:t>
       </w:r>
@@ -24423,7 +23422,8 @@
     </w:tbl>
     <w:p>
       <w:pPr>
-        <w:pStyle w:val="Caption"/>
+        <w:pStyle w:val="FigureCaption"/>
+        <w:jc w:val="center"/>
       </w:pPr>
       <w:r>
         <w:t>Table 9.1. The programme diary: knowledge evolution in calendar order, 2023 - October 2026. Yellow cells await author input or the close of the Stage 3B window.</w:t>
@@ -24436,10 +23436,7 @@
       <w:r>
         <w:rPr>
           <w:lang w:val="en-US" w:eastAsia="en-US" w:bidi="ar-SA"/>
-          <w:rFonts w:asciiTheme="majorHAnsi" w:eastAsiaTheme="majorEastAsia" w:hAnsiTheme="majorHAnsi" w:cstheme="majorBidi" w:ascii="Times New Roman" w:hAnsi="Times New Roman" w:eastAsia="Times New Roman" w:cs="Times New Roman"/>
-          <w:b/>
           <w:color w:val="000000"/>
-          <w:sz w:val="20"/>
           <w:szCs w:val="22"/>
         </w:rPr>
         <w:t>9.3 The Central Finding: Evidence Consistent with a Coupling or Framing Effect</w:t>
@@ -24513,10 +23510,7 @@
       <w:r>
         <w:rPr>
           <w:lang w:val="en-US" w:eastAsia="en-US" w:bidi="ar-SA"/>
-          <w:rFonts w:asciiTheme="majorHAnsi" w:eastAsiaTheme="majorEastAsia" w:hAnsiTheme="majorHAnsi" w:cstheme="majorBidi" w:ascii="Times New Roman" w:hAnsi="Times New Roman" w:eastAsia="Times New Roman" w:cs="Times New Roman"/>
-          <w:b/>
           <w:color w:val="000000"/>
-          <w:sz w:val="20"/>
           <w:szCs w:val="22"/>
         </w:rPr>
         <w:t>9.4 Decoupling Preserves the Viability of Game Theory for Elderly Engagement</w:t>
@@ -24576,10 +23570,7 @@
       <w:r>
         <w:rPr>
           <w:lang w:val="en-US" w:eastAsia="en-US" w:bidi="ar-SA"/>
-          <w:rFonts w:asciiTheme="majorHAnsi" w:eastAsiaTheme="majorEastAsia" w:hAnsiTheme="majorHAnsi" w:cstheme="majorBidi" w:ascii="Times New Roman" w:hAnsi="Times New Roman" w:eastAsia="Times New Roman" w:cs="Times New Roman"/>
-          <w:b/>
           <w:color w:val="000000"/>
-          <w:sz w:val="20"/>
           <w:szCs w:val="22"/>
         </w:rPr>
         <w:t>9.5 Adaptive Learning as the Design Counter</w:t>
@@ -24623,10 +23614,7 @@
       <w:r>
         <w:rPr>
           <w:lang w:val="en-US" w:eastAsia="en-US" w:bidi="ar-SA"/>
-          <w:rFonts w:asciiTheme="majorHAnsi" w:eastAsiaTheme="majorEastAsia" w:hAnsiTheme="majorHAnsi" w:cstheme="majorBidi" w:ascii="Times New Roman" w:hAnsi="Times New Roman" w:eastAsia="Times New Roman" w:cs="Times New Roman"/>
-          <w:b/>
           <w:color w:val="000000"/>
-          <w:sz w:val="20"/>
           <w:szCs w:val="22"/>
         </w:rPr>
         <w:t>9.6 Competing Appraisal Regimes: Endowment Protection and Learning Trajectory</w:t>
@@ -24700,10 +23688,7 @@
       <w:r>
         <w:rPr>
           <w:lang w:val="en-US" w:eastAsia="en-US" w:bidi="ar-SA"/>
-          <w:rFonts w:asciiTheme="majorHAnsi" w:eastAsiaTheme="majorEastAsia" w:hAnsiTheme="majorHAnsi" w:cstheme="majorBidi" w:ascii="Times New Roman" w:hAnsi="Times New Roman" w:eastAsia="Times New Roman" w:cs="Times New Roman"/>
-          <w:b/>
           <w:color w:val="000000"/>
-          <w:sz w:val="20"/>
           <w:szCs w:val="22"/>
         </w:rPr>
         <w:t>9.7 Theoretical Contributions</w:t>
@@ -24734,10 +23719,7 @@
       <w:r>
         <w:rPr>
           <w:lang w:val="en-US" w:eastAsia="en-US" w:bidi="ar-SA"/>
-          <w:rFonts w:asciiTheme="majorHAnsi" w:eastAsiaTheme="majorEastAsia" w:hAnsiTheme="majorHAnsi" w:cstheme="majorBidi" w:ascii="Times New Roman" w:hAnsi="Times New Roman" w:eastAsia="Times New Roman" w:cs="Times New Roman"/>
-          <w:b/>
           <w:color w:val="000000"/>
-          <w:sz w:val="20"/>
           <w:szCs w:val="22"/>
         </w:rPr>
         <w:t>9.8 Practical Contributions for Industry and Practice</w:t>
@@ -24797,10 +23779,7 @@
       <w:r>
         <w:rPr>
           <w:lang w:val="en-US" w:eastAsia="en-US" w:bidi="ar-SA"/>
-          <w:rFonts w:asciiTheme="majorHAnsi" w:eastAsiaTheme="majorEastAsia" w:hAnsiTheme="majorHAnsi" w:cstheme="majorBidi" w:ascii="Times New Roman" w:hAnsi="Times New Roman" w:eastAsia="Times New Roman" w:cs="Times New Roman"/>
-          <w:b/>
           <w:color w:val="000000"/>
-          <w:sz w:val="20"/>
           <w:szCs w:val="22"/>
         </w:rPr>
         <w:t>9.8A A Secondary Contribution to Gamification: Agentic-AI-Driven Dynamic Game States</w:t>
@@ -24845,10 +23824,7 @@
       <w:r>
         <w:rPr>
           <w:lang w:val="en-US" w:eastAsia="en-US" w:bidi="ar-SA"/>
-          <w:rFonts w:asciiTheme="majorHAnsi" w:eastAsiaTheme="majorEastAsia" w:hAnsiTheme="majorHAnsi" w:cstheme="majorBidi" w:ascii="Times New Roman" w:hAnsi="Times New Roman" w:eastAsia="Times New Roman" w:cs="Times New Roman"/>
-          <w:b/>
           <w:color w:val="000000"/>
-          <w:sz w:val="20"/>
           <w:szCs w:val="22"/>
         </w:rPr>
         <w:t>9.8B Future Research Proposition: From Telemetry-Conditioned to Person-Conditioned Adaptation</w:t>
@@ -24937,10 +23913,7 @@
       <w:r>
         <w:rPr>
           <w:lang w:val="en-US" w:eastAsia="en-US" w:bidi="ar-SA"/>
-          <w:rFonts w:asciiTheme="majorHAnsi" w:eastAsiaTheme="majorEastAsia" w:hAnsiTheme="majorHAnsi" w:cstheme="majorBidi" w:ascii="Times New Roman" w:hAnsi="Times New Roman" w:eastAsia="Times New Roman" w:cs="Times New Roman"/>
-          <w:b/>
           <w:color w:val="000000"/>
-          <w:sz w:val="20"/>
           <w:szCs w:val="22"/>
         </w:rPr>
         <w:t>9.8C Bounded Implications for AI Evaluation</w:t>
@@ -25698,10 +24671,7 @@
       <w:r>
         <w:rPr>
           <w:lang w:val="en-US" w:eastAsia="en-US" w:bidi="ar-SA"/>
-          <w:rFonts w:asciiTheme="majorHAnsi" w:eastAsiaTheme="majorEastAsia" w:hAnsiTheme="majorHAnsi" w:cstheme="majorBidi" w:ascii="Times New Roman" w:hAnsi="Times New Roman" w:eastAsia="Times New Roman" w:cs="Times New Roman"/>
-          <w:b/>
           <w:color w:val="000000"/>
-          <w:sz w:val="20"/>
           <w:szCs w:val="22"/>
         </w:rPr>
         <w:t>9.9 Limits of What Has Been Shown</w:t>
@@ -25731,10 +24701,7 @@
       <w:r>
         <w:rPr>
           <w:lang w:val="en-US" w:eastAsia="en-US" w:bidi="ar-SA"/>
-          <w:rFonts w:asciiTheme="majorHAnsi" w:eastAsiaTheme="majorEastAsia" w:hAnsiTheme="majorHAnsi" w:cstheme="majorBidi" w:ascii="Times New Roman" w:hAnsi="Times New Roman" w:eastAsia="Times New Roman" w:cs="Times New Roman"/>
-          <w:b/>
           <w:color w:val="000000"/>
-          <w:sz w:val="20"/>
           <w:szCs w:val="22"/>
         </w:rPr>
         <w:t>9.10 Natural Extensions</w:t>
@@ -25764,10 +24731,7 @@
       <w:r>
         <w:rPr>
           <w:lang w:val="en-US" w:eastAsia="en-US" w:bidi="ar-SA"/>
-          <w:rFonts w:asciiTheme="majorHAnsi" w:eastAsiaTheme="majorEastAsia" w:hAnsiTheme="majorHAnsi" w:cstheme="majorBidi" w:ascii="Times New Roman" w:hAnsi="Times New Roman" w:eastAsia="Times New Roman" w:cs="Times New Roman"/>
-          <w:b/>
           <w:color w:val="000000"/>
-          <w:sz w:val="20"/>
           <w:szCs w:val="22"/>
         </w:rPr>
         <w:t>9.11 Returning to the Three F4 Residents</w:t>
@@ -25828,10 +24792,7 @@
       <w:r>
         <w:rPr>
           <w:lang w:val="en-US" w:eastAsia="en-US" w:bidi="ar-SA"/>
-          <w:rFonts w:asciiTheme="majorHAnsi" w:eastAsiaTheme="majorEastAsia" w:hAnsiTheme="majorHAnsi" w:cstheme="majorBidi" w:ascii="Times New Roman" w:hAnsi="Times New Roman" w:eastAsia="Times New Roman" w:cs="Times New Roman"/>
-          <w:b/>
           <w:color w:val="000000"/>
-          <w:sz w:val="20"/>
           <w:szCs w:val="22"/>
         </w:rPr>
         <w:t>9.12 Closing Synthesis</w:t>
@@ -25894,6 +24855,9 @@
       </w:r>
     </w:p>
     <w:p>
+      <w:pPr>
+        <w:jc w:val="both"/>
+      </w:pPr>
       <w:r>
         <w:t>The programme's synthesis can now be stated with each claim at its evidential strength. It observed failure-induced disengagement (Stages 1 and 2). It interprets the escalation into abandonment as verdict-driven - an interpretation corroborated in clinical practice. It demonstrated that removing the clinical frame restores acceptance (Stage 3), with the isolation of the zero-failure element assigned to the pre-registered Stage 3B. It hypothesises - supported by the learning literature and by behavioural precursors within the study windows - that sustained, adaptively calibrated, failure-protected practice is the pathway by which measurement-bearing technology becomes a learning tool older adults live with. And it proposes the adaptive-learning framework as the design discipline for that pathway, with AI as the enabling technology that makes calibration individual and scalable - enabling, not essential: the deployed system ran on a deterministic agent, and what AI adds is reach, language and personalisation at population scale. Habit itself, and the framework's mechanism-level claims, are assigned to the longitudinal programme of s8.8. The thesis claims what its evidence supports, specifies what would test the rest, and provides the instrument to do it.</w:t>
       </w:r>
@@ -25906,10 +24870,7 @@
       <w:r>
         <w:rPr>
           <w:lang w:val="en-US" w:eastAsia="en-US" w:bidi="ar-SA"/>
-          <w:rFonts w:asciiTheme="majorHAnsi" w:eastAsiaTheme="majorEastAsia" w:hAnsiTheme="majorHAnsi" w:cstheme="majorBidi" w:ascii="Times New Roman" w:hAnsi="Times New Roman" w:eastAsia="Times New Roman" w:cs="Times New Roman"/>
-          <w:b/>
           <w:color w:val="000000"/>
-          <w:sz w:val="20"/>
           <w:szCs w:val="28"/>
         </w:rPr>
         <w:t>References</w:t>
@@ -25919,6 +24880,7 @@
     <w:p>
       <w:pPr>
         <w:pStyle w:val="Normal"/>
+        <w:jc w:val="both"/>
       </w:pPr>
       <w:r>
         <w:rPr>
@@ -25995,13 +24957,17 @@
       </w:r>
     </w:p>
     <w:p>
-      <w:pPr/>
+      <w:pPr>
+        <w:jc w:val="both"/>
+      </w:pPr>
       <w:r>
         <w:t>Baddeley, A., &amp; Wilson, B. A. (1994). When implicit learning fails: Amnesia and the problem of error elimination. Neuropsychologia, 32(1), 53-68.</w:t>
       </w:r>
     </w:p>
     <w:p>
-      <w:pPr/>
+      <w:pPr>
+        <w:jc w:val="both"/>
+      </w:pPr>
       <w:r>
         <w:t>Baltes, P. B., &amp; Baltes, M. M. (1990). Psychological perspectives on successful aging: The model of selective optimization with compensation. In P. B. Baltes &amp; M. M. Baltes (Eds.), Successful aging: Perspectives from the behavioral sciences (pp. 1-34). Cambridge University Press.</w:t>
       </w:r>
@@ -26121,6 +25087,7 @@
     <w:p>
       <w:pPr>
         <w:pStyle w:val="Normal"/>
+        <w:jc w:val="both"/>
       </w:pPr>
       <w:r>
         <w:rPr>
@@ -26213,7 +25180,9 @@
       </w:r>
     </w:p>
     <w:p>
-      <w:pPr/>
+      <w:pPr>
+        <w:jc w:val="both"/>
+      </w:pPr>
       <w:r>
         <w:t>Czaja, S. J., Boot, W. R., Charness, N., Rogers, W. A., &amp; Sharit, J. (2018). Improving social support for older adults through technology: Findings from the PRISM randomized controlled trial. The Gerontologist, 58(3), 467-477. https://doi.org/10.1093/geront/gnw249</w:t>
       </w:r>
@@ -26347,13 +25316,17 @@
       </w:r>
     </w:p>
     <w:p>
-      <w:pPr/>
+      <w:pPr>
+        <w:jc w:val="both"/>
+      </w:pPr>
       <w:r>
         <w:t>Gadbois, E. A., Jimenez, F., Brazier, J. F., Davoodi, N. M., Nunn, A. S., Mills, W. L., Dosa, D., &amp; Thomas, K. S. (2022). Findings from Talking Tech: A technology training pilot intervention to reduce loneliness and social isolation among homebound older adults. Innovation in Aging, 6(5), igac040. https://doi.org/10.1093/geroni/igac040</w:t>
       </w:r>
     </w:p>
     <w:p>
-      <w:pPr/>
+      <w:pPr>
+        <w:jc w:val="both"/>
+      </w:pPr>
       <w:r>
         <w:t>GrandPad. (n.d.). GrandPad: The tablet for seniors [Product and subscription information]. GrandPad, Inc. https://www.grandpad.net</w:t>
       </w:r>
@@ -26567,7 +25540,9 @@
       </w:r>
     </w:p>
     <w:p>
-      <w:pPr/>
+      <w:pPr>
+        <w:jc w:val="both"/>
+      </w:pPr>
       <w:r>
         <w:t>Lazar, A., Koehler, C., Tanenbaum, J., &amp; Nguyen, D. H. (2015). Why we use and abandon smart devices. In Proceedings of the 2015 ACM International Joint Conference on Pervasive and Ubiquitous Computing (UbiComp '15) (pp. 635-646). ACM. https://doi.org/10.1145/2750858.2804288</w:t>
       </w:r>
@@ -26621,7 +25596,9 @@
       </w:r>
     </w:p>
     <w:p>
-      <w:pPr/>
+      <w:pPr>
+        <w:jc w:val="both"/>
+      </w:pPr>
       <w:r>
         <w:t>Liu, X., Cruz Rivera, S., Moher, D., Calvert, M. J., Denniston, A. K., &amp; SPIRIT-AI and CONSORT-AI Working Group. (2020). Reporting guidelines for clinical trials evaluating artificial intelligence interventions: The SPIRIT-AI and CONSORT-AI extensions. Nature Medicine, 26(9), 1364-1374.</w:t>
       </w:r>
@@ -26692,7 +25669,9 @@
       </w:r>
     </w:p>
     <w:p>
-      <w:pPr/>
+      <w:pPr>
+        <w:jc w:val="both"/>
+      </w:pPr>
       <w:r>
         <w:t>Park, D. C., Lodi-Smith, J., Drew, L., Haber, S., Hebrank, A., Bischof, G. N., &amp; Aamodt, W. (2014). The impact of sustained engagement on cognitive function in older adults: The Synapse Project. Psychological Science, 25(1), 103-112. https://doi.org/10.1177/0956797613499592</w:t>
       </w:r>
@@ -26714,19 +25693,25 @@
       </w:r>
     </w:p>
     <w:p>
-      <w:pPr/>
+      <w:pPr>
+        <w:jc w:val="both"/>
+      </w:pPr>
       <w:r>
         <w:t>Peek, S. T. M., Wouters, E. J. M., van Hoof, J., Luijkx, K. G., Boeije, H. R., &amp; Vrijhoef, H. J. M. (2014). Factors influencing acceptance of technology for aging in place: A systematic review. International Journal of Medical Informatics, 83(4), 235-248. https://doi.org/10.1016/j.ijmedinf.2014.01.004</w:t>
       </w:r>
     </w:p>
     <w:p>
-      <w:pPr/>
+      <w:pPr>
+        <w:jc w:val="both"/>
+      </w:pPr>
       <w:r>
         <w:t>Perissinotto, C., Zhang, C., Oseau, T., Balik, D., Sou, C., Burnight, C., &amp; Burnight, K. (2019). Feasibility of a tablet designed for older adults to facilitate telemedicine visits [Conference abstract]. Innovation in Aging, 3(Suppl. 1), S975. https://doi.org/10.1093/geroni/igz038.3534</w:t>
       </w:r>
     </w:p>
     <w:p>
-      <w:pPr/>
+      <w:pPr>
+        <w:jc w:val="both"/>
+      </w:pPr>
       <w:r>
         <w:t>Phillips, B., &amp; Zhao, H. (1993). Predictors of assistive technology abandonment. Assistive Technology, 5(1), 36-45. https://doi.org/10.1080/10400435.1993.10132205</w:t>
       </w:r>
@@ -26748,7 +25733,9 @@
       </w:r>
     </w:p>
     <w:p>
-      <w:pPr/>
+      <w:pPr>
+        <w:jc w:val="both"/>
+      </w:pPr>
       <w:r>
         <w:t>Plass, J. L., Homer, B. D., &amp; Kinzer, C. K. (2015). Foundations of game-based learning. Educational Psychologist, 50(4), 258-283.</w:t>
       </w:r>
@@ -26882,7 +25869,9 @@
       </w:r>
     </w:p>
     <w:p>
-      <w:pPr/>
+      <w:pPr>
+        <w:jc w:val="both"/>
+      </w:pPr>
       <w:r>
         <w:t>Tha, S. H., Hough, K., Bui, N., Dulaney, S., &amp; Perissinotto, C. (2025). The use of age-friendly technology in the care of older adults: Two implementation case studies. Journal of Applied Gerontology. https://doi.org/10.1177/07334648251343513</w:t>
       </w:r>
@@ -27098,6 +26087,7 @@
     <w:p>
       <w:pPr>
         <w:pStyle w:val="Normal"/>
+        <w:jc w:val="both"/>
       </w:pPr>
       <w:r>
         <w:rPr>
@@ -27126,7 +26116,9 @@
       </w:r>
     </w:p>
     <w:p>
-      <w:pPr/>
+      <w:pPr>
+        <w:jc w:val="both"/>
+      </w:pPr>
       <w:r>
         <w:t>Zohaib, M. (2018). Dynamic difficulty adjustment (DDA) in computer games: A review. Advances in Human-Computer Interaction, 2018, 5681652.</w:t>
       </w:r>
@@ -27140,10 +26132,7 @@
       <w:r>
         <w:rPr>
           <w:lang w:val="en-US" w:eastAsia="en-US" w:bidi="ar-SA"/>
-          <w:rFonts w:asciiTheme="majorHAnsi" w:eastAsiaTheme="majorEastAsia" w:hAnsiTheme="majorHAnsi" w:cstheme="majorBidi" w:ascii="Times New Roman" w:hAnsi="Times New Roman" w:eastAsia="Times New Roman" w:cs="Times New Roman"/>
-          <w:b/>
           <w:color w:val="000000"/>
-          <w:sz w:val="24"/>
           <w:szCs w:val="28"/>
         </w:rPr>
         <w:t>Appendices</w:t>
@@ -27197,10 +26186,7 @@
       <w:r>
         <w:rPr>
           <w:lang w:val="en-US" w:eastAsia="en-US" w:bidi="ar-SA"/>
-          <w:rFonts w:asciiTheme="majorHAnsi" w:eastAsiaTheme="majorEastAsia" w:hAnsiTheme="majorHAnsi" w:cstheme="majorBidi" w:ascii="Times New Roman" w:hAnsi="Times New Roman" w:eastAsia="Times New Roman" w:cs="Times New Roman"/>
-          <w:b/>
           <w:color w:val="000000"/>
-          <w:sz w:val="20"/>
           <w:szCs w:val="22"/>
         </w:rPr>
         <w:t>Appendix A · Stage-1 Survey Instrument</w:t>
@@ -27231,9 +26217,6 @@
         <w:rPr>
           <w:szCs w:val="26"/>
           <w:lang w:val="en-US" w:eastAsia="en-US" w:bidi="ar-SA"/>
-          <w:sz w:val="28"/>
-          <w:rFonts w:asciiTheme="majorHAnsi" w:eastAsiaTheme="majorEastAsia" w:hAnsiTheme="majorHAnsi" w:cstheme="majorBidi" w:ascii="Times New Roman" w:hAnsi="Times New Roman" w:eastAsia="Times New Roman" w:cs="Times New Roman"/>
-          <w:b/>
           <w:color w:val="000000"/>
         </w:rPr>
         <w:t>A.1 · Survey Items</w:t>
@@ -27377,10 +26360,7 @@
       <w:r>
         <w:rPr>
           <w:lang w:val="en-US" w:eastAsia="en-US" w:bidi="ar-SA"/>
-          <w:rFonts w:asciiTheme="majorHAnsi" w:eastAsiaTheme="majorEastAsia" w:hAnsiTheme="majorHAnsi" w:cstheme="majorBidi" w:ascii="Times New Roman" w:hAnsi="Times New Roman" w:eastAsia="Times New Roman" w:cs="Times New Roman"/>
-          <w:b/>
           <w:color w:val="000000"/>
-          <w:sz w:val="20"/>
           <w:szCs w:val="22"/>
         </w:rPr>
         <w:t>Appendix B · Stage-2 FIAS Coding Scheme</w:t>
@@ -27434,10 +26414,7 @@
       <w:r>
         <w:rPr>
           <w:lang w:val="en-US" w:eastAsia="en-US" w:bidi="ar-SA"/>
-          <w:rFonts w:asciiTheme="majorHAnsi" w:eastAsiaTheme="majorEastAsia" w:hAnsiTheme="majorHAnsi" w:cstheme="majorBidi" w:ascii="Times New Roman" w:hAnsi="Times New Roman" w:eastAsia="Times New Roman" w:cs="Times New Roman"/>
-          <w:b/>
           <w:color w:val="000000"/>
-          <w:sz w:val="20"/>
           <w:szCs w:val="22"/>
         </w:rPr>
         <w:t>Appendix C · Stage-2 Qualitative Record and the F4 Interview Protocol (Designed, Not Administered)</w:t>
@@ -27468,9 +26445,6 @@
         <w:rPr>
           <w:szCs w:val="26"/>
           <w:lang w:val="en-US" w:eastAsia="en-US" w:bidi="ar-SA"/>
-          <w:sz w:val="28"/>
-          <w:rFonts w:asciiTheme="majorHAnsi" w:eastAsiaTheme="majorEastAsia" w:hAnsiTheme="majorHAnsi" w:cstheme="majorBidi" w:ascii="Times New Roman" w:hAnsi="Times New Roman" w:eastAsia="Times New Roman" w:cs="Times New Roman"/>
-          <w:b/>
           <w:color w:val="000000"/>
         </w:rPr>
         <w:t>C.1 · Question Set</w:t>
@@ -27644,10 +26618,7 @@
       <w:r>
         <w:rPr>
           <w:lang w:val="en-US" w:eastAsia="en-US" w:bidi="ar-SA"/>
-          <w:rFonts w:asciiTheme="majorHAnsi" w:eastAsiaTheme="majorEastAsia" w:hAnsiTheme="majorHAnsi" w:cstheme="majorBidi" w:ascii="Times New Roman" w:hAnsi="Times New Roman" w:eastAsia="Times New Roman" w:cs="Times New Roman"/>
-          <w:b/>
           <w:color w:val="000000"/>
-          <w:sz w:val="20"/>
           <w:szCs w:val="22"/>
         </w:rPr>
         <w:t>Appendix D · Stage-3 Decoupling Questionnaire</w:t>
@@ -27678,9 +26649,6 @@
         <w:rPr>
           <w:szCs w:val="26"/>
           <w:lang w:val="en-US" w:eastAsia="en-US" w:bidi="ar-SA"/>
-          <w:sz w:val="28"/>
-          <w:rFonts w:asciiTheme="majorHAnsi" w:eastAsiaTheme="majorEastAsia" w:hAnsiTheme="majorHAnsi" w:cstheme="majorBidi" w:ascii="Times New Roman" w:hAnsi="Times New Roman" w:eastAsia="Times New Roman" w:cs="Times New Roman"/>
-          <w:b/>
           <w:color w:val="000000"/>
         </w:rPr>
         <w:t>D.1 · Post-Session Items</w:t>
@@ -27726,9 +26694,6 @@
         <w:rPr>
           <w:szCs w:val="26"/>
           <w:lang w:val="en-US" w:eastAsia="en-US" w:bidi="ar-SA"/>
-          <w:sz w:val="28"/>
-          <w:rFonts w:asciiTheme="majorHAnsi" w:eastAsiaTheme="majorEastAsia" w:hAnsiTheme="majorHAnsi" w:cstheme="majorBidi" w:ascii="Times New Roman" w:hAnsi="Times New Roman" w:eastAsia="Times New Roman" w:cs="Times New Roman"/>
-          <w:b/>
           <w:color w:val="000000"/>
         </w:rPr>
         <w:t>D.2 · Demographic Block (At Enrolment)</w:t>
@@ -27812,10 +26777,7 @@
       <w:r>
         <w:rPr>
           <w:lang w:val="en-US" w:eastAsia="en-US" w:bidi="ar-SA"/>
-          <w:rFonts w:asciiTheme="majorHAnsi" w:eastAsiaTheme="majorEastAsia" w:hAnsiTheme="majorHAnsi" w:cstheme="majorBidi" w:ascii="Times New Roman" w:hAnsi="Times New Roman" w:eastAsia="Times New Roman" w:cs="Times New Roman"/>
-          <w:b/>
           <w:color w:val="000000"/>
-          <w:sz w:val="20"/>
           <w:szCs w:val="22"/>
         </w:rPr>
         <w:t>Appendix E · Five-Layer Architecture and Adaptive-Learning Reference Stack</w:t>
@@ -27846,9 +26808,6 @@
         <w:rPr>
           <w:szCs w:val="26"/>
           <w:lang w:val="en-US" w:eastAsia="en-US" w:bidi="ar-SA"/>
-          <w:sz w:val="28"/>
-          <w:rFonts w:asciiTheme="majorHAnsi" w:eastAsiaTheme="majorEastAsia" w:hAnsiTheme="majorHAnsi" w:cstheme="majorBidi" w:ascii="Times New Roman" w:hAnsi="Times New Roman" w:eastAsia="Times New Roman" w:cs="Times New Roman"/>
-          <w:b/>
           <w:color w:val="000000"/>
         </w:rPr>
         <w:t>E.1 · Layers L0–L4 (Stage-2 Operational)</w:t>
@@ -27939,9 +26898,6 @@
         <w:rPr>
           <w:szCs w:val="26"/>
           <w:lang w:val="en-US" w:eastAsia="en-US" w:bidi="ar-SA"/>
-          <w:sz w:val="28"/>
-          <w:rFonts w:asciiTheme="majorHAnsi" w:eastAsiaTheme="majorEastAsia" w:hAnsiTheme="majorHAnsi" w:cstheme="majorBidi" w:ascii="Times New Roman" w:hAnsi="Times New Roman" w:eastAsia="Times New Roman" w:cs="Times New Roman"/>
-          <w:b/>
           <w:color w:val="000000"/>
         </w:rPr>
         <w:t>E.2 · Layers L5–L7 (Adaptive-Learning Reference Stack)</w:t>
@@ -28002,9 +26958,6 @@
         <w:rPr>
           <w:szCs w:val="26"/>
           <w:lang w:val="en-US" w:eastAsia="en-US" w:bidi="ar-SA"/>
-          <w:sz w:val="28"/>
-          <w:rFonts w:asciiTheme="majorHAnsi" w:eastAsiaTheme="majorEastAsia" w:hAnsiTheme="majorHAnsi" w:cstheme="majorBidi" w:ascii="Times New Roman" w:hAnsi="Times New Roman" w:eastAsia="Times New Roman" w:cs="Times New Roman"/>
-          <w:b/>
           <w:color w:val="000000"/>
         </w:rPr>
         <w:t>E.3 · AI Safety Provisions</w:t>
@@ -28058,10 +27011,7 @@
       <w:r>
         <w:rPr>
           <w:lang w:val="en-US" w:eastAsia="en-US" w:bidi="ar-SA"/>
-          <w:rFonts w:asciiTheme="majorHAnsi" w:eastAsiaTheme="majorEastAsia" w:hAnsiTheme="majorHAnsi" w:cstheme="majorBidi" w:ascii="Times New Roman" w:hAnsi="Times New Roman" w:eastAsia="Times New Roman" w:cs="Times New Roman"/>
-          <w:b/>
           <w:color w:val="000000"/>
-          <w:sz w:val="20"/>
           <w:szCs w:val="22"/>
         </w:rPr>
         <w:t>Appendix F · Glossary of Key Constructs</w:t>
@@ -28694,10 +27644,7 @@
       <w:r>
         <w:rPr>
           <w:lang w:val="en-US" w:eastAsia="en-US" w:bidi="ar-SA"/>
-          <w:rFonts w:asciiTheme="majorHAnsi" w:eastAsiaTheme="majorEastAsia" w:hAnsiTheme="majorHAnsi" w:cstheme="majorBidi" w:ascii="Times New Roman" w:hAnsi="Times New Roman" w:eastAsia="Times New Roman" w:cs="Times New Roman"/>
-          <w:b/>
           <w:color w:val="000000"/>
-          <w:sz w:val="20"/>
           <w:szCs w:val="22"/>
         </w:rPr>
         <w:t>Appendix G · Raw Data, Photographs and Supplementary Materials</w:t>
@@ -28737,6 +27684,7 @@
     <w:p>
       <w:pPr>
         <w:pStyle w:val="Normal"/>
+        <w:jc w:val="both"/>
       </w:pPr>
       <w:r>
         <w:rPr>
@@ -28752,6 +27700,7 @@
     <w:p>
       <w:pPr>
         <w:pStyle w:val="Normal"/>
+        <w:jc w:val="both"/>
       </w:pPr>
       <w:r>
         <w:rPr>
@@ -28764,21 +27713,33 @@
       </w:r>
     </w:p>
     <w:p>
+      <w:pPr>
+        <w:jc w:val="both"/>
+      </w:pPr>
       <w:r>
         <w:t>G.4  Photographs of the Guangzhou Stage-2 deployment (consented).</w:t>
       </w:r>
     </w:p>
     <w:p>
+      <w:pPr>
+        <w:jc w:val="both"/>
+      </w:pPr>
       <w:r>
         <w:t>G.5  The Stage-3 distribution and return e-mail record (de-identified index of dates, channels and returned files).</w:t>
       </w:r>
     </w:p>
     <w:p>
+      <w:pPr>
+        <w:jc w:val="both"/>
+      </w:pPr>
       <w:r>
         <w:t>G.6  Screenshots of the skiing game at each difficulty level (1–5).</w:t>
       </w:r>
     </w:p>
     <w:p>
+      <w:pPr>
+        <w:jc w:val="both"/>
+      </w:pPr>
       <w:r>
         <w:rPr>
           <w:i w:val="0"/>
@@ -28787,6 +27748,9 @@
       </w:r>
     </w:p>
     <w:p>
+      <w:pPr>
+        <w:jc w:val="both"/>
+      </w:pPr>
       <w:r>
         <w:t>G.8  Synthetic pipeline-test dataset (TestData_Stage3_Pipeline_v1_dates_corrected.xlsx): a simulation-generated workbook of 120 fictitious records (IDs TEST-001 to TEST-120, outside the study ID range) used to verify the Stage-3 logbook structure, formulas and analysis pipeline. Every sheet is watermarked as synthetic, and the workbook deliberately does not match the study aggregates. It is archived solely as a pipeline-verification artifact, in the same spirit as the synthetic centre-of-pressure traces of §5.3.9, and contains no data from any human participant.</w:t>
       </w:r>
@@ -28800,36 +27764,57 @@
       </w:r>
     </w:p>
     <w:p>
+      <w:pPr>
+        <w:jc w:val="both"/>
+      </w:pPr>
       <w:r>
         <w:t>H.1  Expert and scope. Dr Sarah C.W. Yuan, Specialist, Center on the Family, University of Hawai'i at Mānoa; PhD and MA in Sociology (University of Hawai'i at Mānoa), MSc in Applied Social Research (University of Stirling). Research expertise: medical sociology, demography of aging, survey methodology; projects include the Hawai'i Healthy Aging Partnership; recognitions include the Hawai'i Pacific Gerontological Society Research and Teaching Award (2010). Her field of practice relevant to this consultation is community group falls-prevention programming: non-electronic group exercise and physical games whose objective is to improve older adults' balance and reduce fall risk. Credentials verified against her University of Hawai'i faculty profiles at the time of writing.</w:t>
       </w:r>
     </w:p>
     <w:p>
+      <w:pPr>
+        <w:jc w:val="both"/>
+      </w:pPr>
       <w:r>
         <w:t>H.2  Conduct and record. The consultation was a single semi-structured conversation between the author and Dr Yuan, conducted by telephone in English on 25 July 2026 and lasting approximately 35 minutes; her signed consent form is dated 22 July 2026 and its transmittal e-mail is archived with the programme records. The author first presented the three-stage programme, its findings and the null-hypothesis architecture; Dr Yuan then described her own research area and findings, and responded to the programme's constructs. The record is the author's structured notes, summarised at H.3. Dr Yuan is named with her consent; the consultation record and the attribution confirmation are held with the programme records.</w:t>
       </w:r>
     </w:p>
     <w:p>
+      <w:pPr>
+        <w:jc w:val="both"/>
+      </w:pPr>
       <w:r>
         <w:t>H.3  Summary of the consultation (author's notes). (1) The author introduced the research: Stages 1-3, the findings, and the null hypothesis. (2) Dr Yuan's falls-related work concerns non-clinical assessment and group work — exercise and group dynamic physical games, not electronic games — whose objective is to improve balance and avoid fall risk. (3) From her findings, including her publications: when older adults join a social exercise group, they tend to drop out after failure unless a physician or assistant helps them overcome the rejection; they perform better when playing in a group with a coach who leads them to continue, and continuation is difficult otherwise. (4) She agreed that older adults intrinsically reject clinical assessment or diagnosis of their current health status, and psychologically avoid facing the clinical evidence that explains their condition. (5) In her experience, older adults avoid individual assessment when it is straight clinically oriented, for fear of facing negative risk results. (6) She confirmed that gamification is very effective for promoting health technology, but that older adults reject it hard when the game or exercise is linked to clinical results; on this basis she supported the Stage-3 decoupling approach. (7) Speaking from a sociology perspective rather than an engineering one, she shared the same view of elderly behaviour, supported the FIDS-to-FIAS construction and the adaptive-learning proposition, and confirmed that older adults perform better when grouped and building dynamics: partnering and group dynamics reduce initial dropout and, eventually, abandonment of the health technology. She emphasised that the key components extend beyond engineering excellence and design: the environment, the people who are using the same technology, and predictable or expected results are the key components that support older adults in adopting health technologies.</w:t>
       </w:r>
     </w:p>
     <w:p>
+      <w:pPr>
+        <w:jc w:val="both"/>
+      </w:pPr>
       <w:r>
         <w:t>H.4  Use in the thesis. The consultation is cited at §3.2 (method), §6.8A (interpretation of the commitment gap), §7.5.3 (coaching-protocol support) and §8.5 (candidate moderators). It is treated throughout as interpretive evidence from an independent discipline — one consultation, recorded in the author's notes — and not as participant data, validation, or a demonstrated result for electronic games.</w:t>
       </w:r>
     </w:p>
     <w:p>
+      <w:pPr>
+        <w:jc w:val="both"/>
+      </w:pPr>
       <w:r>
         <w:t>H.5  Interview guide (as used). The consultation followed a semi-structured guide (45-60 minutes; archived as Expert_Interview_Guide_2026.docx, Appendix G item G.8), designed to elicit the expert's independent reading before study specifics were revealed. Its sections and questions, in compact form: A. Background — the expert's role and what their discipline sees about falls that other fields miss. B. The engagement problem — after hearing the field observation (adverse first experience, non-return even where measured performance improved): does the pattern match their experience; what is happening inside the non-return; why does the first experience carry so much weight. C. Framing and purpose — after hearing the decoupled-deployment result: why would removing the clinical frame change behaviour; is a "test" socially different from a "game" for this generation. D. The commitment gap — what would explain high session completion with low regular-use intention; what builds the habit rather than the visit. E. The social dimension — asked open-endedly BEFORE revealing that study play was individual: does alone-versus-together change the experience; would group play change engagement and in which direction; when would social play backfire; how does culture shape the answer. F. Adaptive learning and design — reaction to the adaptive-learning proposal; through what channel adaptation would actually operate (private mastery or between people); one measure they would add to a follow-up study. G. Closing — anything not covered; other perspectives to seek; confirmation of attribution preference and quote-approval contact. The guide's post-interview checklist requires the record to be written within 48 hours, the consent filed, and attribution sentences approved before binding.</w:t>
       </w:r>
     </w:p>
     <w:p>
+      <w:pPr>
+        <w:jc w:val="both"/>
+      </w:pPr>
       <w:r>
         <w:t>H.6  Consultation record - Dr Gary Kui-Kai Lau. Standpoint: stroke neurologist; Assistant Dean (Education Innovations) and Clinical Associate Professor, Division of Neurology, LKS Faculty of Medicine, The University of Hong Kong; founder of the HKU STROKE Research Group (2018); developer of AI-enabled mobile applications for stroke recovery. Prior collaboration with the author on stroke-prevention education games is disclosed. Conduct: June 2026, in person, approximately one hour, Cantonese mixed with English; author's notes primary. Consent: completed 10 August 2026 (nine statements initialled GL; signature image), countersigned 11 August 2026; named attribution elected in writing ('Ok to be identified', WhatsApp, 11 Aug 2026) - the form's tick transcribes that written election, and both artifacts are archived. Substance: patients lack patience with slow-improving health technology; gamification contributes joyful participation; the long recovery journey is difficult, boring and lonely, and current technology shows no progressive positive signs; elderly patients give up easily and many abandon rehabilitation entirely - not a minority group; coaching is the best and most direct approach but cannot scale (family cost; therapist scarcity); whether games change minds and behaviour he cannot yet be sure - 'a good start to find out'.</w:t>
       </w:r>
     </w:p>
     <w:p>
+      <w:pPr>
+        <w:jc w:val="both"/>
+      </w:pPr>
       <w:r>
         <w:rPr>
           <w:highlight w:val="yellow"/>
@@ -28838,11 +27823,17 @@
       </w:r>
     </w:p>
     <w:p>
+      <w:pPr>
+        <w:jc w:val="both"/>
+      </w:pPr>
       <w:r>
         <w:t>H.7  Consultation record - Dr Philip Choy. Standpoint: certified naturopathic physician (ANMCB 06394) and Doctor of Natural Medicine; President of the Hong Kong Academy of Naturopath; over twenty-five years of clinical practice in Hong Kong with more than one thousand elderly patients, concentrated in chronic disease. He practises naturopathic and complementary medicine and is not a registered medical practitioner under the Medical Registration Ordinance; his contribution is practice-based insight into elderly health behaviour. Conduct: 4 August 2026, telephone, approximately 30 minutes, Cantonese and English; not audio-recorded; author's notes primary. Consent: signed the same day (all nine statements initialled; named attribution ticked on-screen, verified in the document's annotation layer; researcher countersigned) - the panel's only record needing no dual-dating; the WhatsApp transmittal chain is archived. Substance: the adopting demographic is educated, financially independent, 65-70 and upward, engaging on identified benefit; short-term visible benefit is critical; gamified health technology can sustain positive mentality where results are slow, with rewarding as the critical part; the failure-driven abandonment syndrome is very possible in his caseload; and - put the definitional question - the game does not cause it: it arises from concerns about one's own health performance. Token rewards do not motivate this educated segment.</w:t>
       </w:r>
     </w:p>
     <w:p>
+      <w:pPr>
+        <w:jc w:val="both"/>
+      </w:pPr>
       <w:r>
         <w:rPr>
           <w:highlight w:val="yellow"/>
@@ -28851,6 +27842,9 @@
       </w:r>
     </w:p>
     <w:p>
+      <w:pPr>
+        <w:jc w:val="both"/>
+      </w:pPr>
       <w:r>
         <w:t>H.8  Consultation record - Expert P (pseudonymised at his election). Standpoint: senior physiotherapist, over twenty-five years of practice, trained locally; former chair of a Hong Kong professional physiotherapy body; operates his own practice serving clients from professional trainers to stroke-rehabilitation patients. Identity is held in the confidential consent record only. Conduct: March 2026 (the first consultation), telephone, approximately 25 minutes, Cantonese mixed with English; author's notes primary; consent signed and countersigned 4 August 2026 with anonymity elected (dual-dated); a dated follow-up on 5 August 2026 closed identified gaps. Substance: a two-week-to-two-month abandonment window in post-surgical rehabilitation; abandonment driven by reward scarcity, slow visible progress and loss of faith rather than technology difficulty as such, with difficulty acting at entry; necessary complexity of balance, fall-risk and cognitive assessment; an infantilisation warning; the observed-failure effect (higher-educated patients observed failing stop immediately); and the reward contradiction across educated and working-class elderly. In the follow-up he played the decoupled build and judged it suitable for FRA, with a stated regular-return intention; his summary was reviewed and endorsed by him in writing ('Perfect', 5 Aug 2026) - the panel's first member-checked record.</w:t>
       </w:r>
@@ -29591,7 +28585,7 @@
       <w:outlineLvl w:val="0"/>
     </w:pPr>
     <w:rPr>
-      <w:rFonts w:asciiTheme="majorHAnsi" w:eastAsiaTheme="majorEastAsia" w:hAnsiTheme="majorHAnsi" w:cstheme="majorBidi"/>
+      <w:rFonts w:ascii="Times New Roman" w:hAnsi="Times New Roman" w:cs="Times New Roman"/>
       <w:b/>
       <w:bCs/>
       <w:color w:val="000000"/>
@@ -29615,7 +28609,7 @@
       <w:outlineLvl w:val="1"/>
     </w:pPr>
     <w:rPr>
-      <w:rFonts w:asciiTheme="majorHAnsi" w:eastAsiaTheme="majorEastAsia" w:hAnsiTheme="majorHAnsi" w:cstheme="majorBidi"/>
+      <w:rFonts w:ascii="Times New Roman" w:hAnsi="Times New Roman" w:cs="Times New Roman"/>
       <w:b/>
       <w:bCs/>
       <w:color w:val="000000"/>
@@ -29639,7 +28633,7 @@
       <w:outlineLvl w:val="2"/>
     </w:pPr>
     <w:rPr>
-      <w:rFonts w:asciiTheme="majorHAnsi" w:eastAsiaTheme="majorEastAsia" w:hAnsiTheme="majorHAnsi" w:cstheme="majorBidi"/>
+      <w:rFonts w:ascii="Times New Roman" w:hAnsi="Times New Roman" w:cs="Times New Roman"/>
       <w:b/>
       <w:bCs/>
       <w:color w:val="000000"/>

--- a/docs/thesis/Full_version_V37_REVIEW_EngD_Thesis_Submission_Draft.docx
+++ b/docs/thesis/Full_version_V37_REVIEW_EngD_Thesis_Submission_Draft.docx
@@ -5889,21 +5889,23 @@
     <w:tbl>
       <w:tblPr>
         <w:tblStyle w:val="TableGrid"/>
-        <w:tblW w:w="0" w:type="auto"/>
+        <w:tblW w:w="8505" w:type="dxa"/>
         <w:jc w:val="center"/>
+        <w:tblLayout w:type="fixed"/>
         <w:tblLook w:val="04A0" w:firstRow="1" w:lastRow="0" w:firstColumn="1" w:lastColumn="0" w:noHBand="0" w:noVBand="1"/>
       </w:tblPr>
       <w:tblGrid>
-        <w:gridCol w:w="4247"/>
-        <w:gridCol w:w="4248"/>
+        <w:gridCol w:w="2324"/>
+        <w:gridCol w:w="6181"/>
       </w:tblGrid>
       <w:tr>
         <w:trPr>
           <w:jc w:val="center"/>
+          <w:tblHeader/>
         </w:trPr>
         <w:tc>
           <w:tcPr>
-            <w:tcW w:w="4247" w:type="dxa"/>
+            <w:tcW w:w="2324" w:type="dxa"/>
           </w:tcPr>
           <w:p>
             <w:pPr>
@@ -5923,7 +5925,7 @@
         </w:tc>
         <w:tc>
           <w:tcPr>
-            <w:tcW w:w="4248" w:type="dxa"/>
+            <w:tcW w:w="6181" w:type="dxa"/>
           </w:tcPr>
           <w:p>
             <w:pPr>
@@ -5948,7 +5950,7 @@
         </w:trPr>
         <w:tc>
           <w:tcPr>
-            <w:tcW w:w="4247" w:type="dxa"/>
+            <w:tcW w:w="2324" w:type="dxa"/>
           </w:tcPr>
           <w:p>
             <w:pPr>
@@ -5967,7 +5969,7 @@
         </w:tc>
         <w:tc>
           <w:tcPr>
-            <w:tcW w:w="4248" w:type="dxa"/>
+            <w:tcW w:w="6181" w:type="dxa"/>
           </w:tcPr>
           <w:p>
             <w:pPr>
@@ -5991,7 +5993,7 @@
         </w:trPr>
         <w:tc>
           <w:tcPr>
-            <w:tcW w:w="4247" w:type="dxa"/>
+            <w:tcW w:w="2324" w:type="dxa"/>
           </w:tcPr>
           <w:p>
             <w:pPr>
@@ -6010,7 +6012,7 @@
         </w:tc>
         <w:tc>
           <w:tcPr>
-            <w:tcW w:w="4248" w:type="dxa"/>
+            <w:tcW w:w="6181" w:type="dxa"/>
           </w:tcPr>
           <w:p>
             <w:pPr>
@@ -6034,7 +6036,7 @@
         </w:trPr>
         <w:tc>
           <w:tcPr>
-            <w:tcW w:w="4247" w:type="dxa"/>
+            <w:tcW w:w="2324" w:type="dxa"/>
           </w:tcPr>
           <w:p>
             <w:pPr>
@@ -6053,7 +6055,7 @@
         </w:tc>
         <w:tc>
           <w:tcPr>
-            <w:tcW w:w="4248" w:type="dxa"/>
+            <w:tcW w:w="6181" w:type="dxa"/>
           </w:tcPr>
           <w:p>
             <w:pPr>
@@ -6077,7 +6079,7 @@
         </w:trPr>
         <w:tc>
           <w:tcPr>
-            <w:tcW w:w="4247" w:type="dxa"/>
+            <w:tcW w:w="2324" w:type="dxa"/>
           </w:tcPr>
           <w:p>
             <w:pPr>
@@ -6096,7 +6098,7 @@
         </w:tc>
         <w:tc>
           <w:tcPr>
-            <w:tcW w:w="4248" w:type="dxa"/>
+            <w:tcW w:w="6181" w:type="dxa"/>
           </w:tcPr>
           <w:p>
             <w:pPr>
@@ -6120,7 +6122,7 @@
         </w:trPr>
         <w:tc>
           <w:tcPr>
-            <w:tcW w:w="4247" w:type="dxa"/>
+            <w:tcW w:w="2324" w:type="dxa"/>
           </w:tcPr>
           <w:p>
             <w:pPr>
@@ -6139,7 +6141,7 @@
         </w:tc>
         <w:tc>
           <w:tcPr>
-            <w:tcW w:w="4248" w:type="dxa"/>
+            <w:tcW w:w="6181" w:type="dxa"/>
           </w:tcPr>
           <w:p>
             <w:pPr>
@@ -6163,7 +6165,7 @@
         </w:trPr>
         <w:tc>
           <w:tcPr>
-            <w:tcW w:w="4247" w:type="dxa"/>
+            <w:tcW w:w="2324" w:type="dxa"/>
           </w:tcPr>
           <w:p>
             <w:pPr>
@@ -6182,7 +6184,7 @@
         </w:tc>
         <w:tc>
           <w:tcPr>
-            <w:tcW w:w="4248" w:type="dxa"/>
+            <w:tcW w:w="6181" w:type="dxa"/>
           </w:tcPr>
           <w:p>
             <w:pPr>
@@ -6206,7 +6208,7 @@
         </w:trPr>
         <w:tc>
           <w:tcPr>
-            <w:tcW w:w="4247" w:type="dxa"/>
+            <w:tcW w:w="2324" w:type="dxa"/>
           </w:tcPr>
           <w:p>
             <w:pPr>
@@ -6225,7 +6227,7 @@
         </w:tc>
         <w:tc>
           <w:tcPr>
-            <w:tcW w:w="4248" w:type="dxa"/>
+            <w:tcW w:w="6181" w:type="dxa"/>
           </w:tcPr>
           <w:p>
             <w:pPr>
@@ -6249,7 +6251,7 @@
         </w:trPr>
         <w:tc>
           <w:tcPr>
-            <w:tcW w:w="4247" w:type="dxa"/>
+            <w:tcW w:w="2324" w:type="dxa"/>
           </w:tcPr>
           <w:p>
             <w:pPr>
@@ -6268,7 +6270,7 @@
         </w:tc>
         <w:tc>
           <w:tcPr>
-            <w:tcW w:w="4248" w:type="dxa"/>
+            <w:tcW w:w="6181" w:type="dxa"/>
           </w:tcPr>
           <w:p>
             <w:pPr>
@@ -6292,7 +6294,7 @@
         </w:trPr>
         <w:tc>
           <w:tcPr>
-            <w:tcW w:w="4247" w:type="dxa"/>
+            <w:tcW w:w="2324" w:type="dxa"/>
           </w:tcPr>
           <w:p>
             <w:pPr>
@@ -6311,7 +6313,7 @@
         </w:tc>
         <w:tc>
           <w:tcPr>
-            <w:tcW w:w="4248" w:type="dxa"/>
+            <w:tcW w:w="6181" w:type="dxa"/>
           </w:tcPr>
           <w:p>
             <w:pPr>
@@ -6335,7 +6337,7 @@
         </w:trPr>
         <w:tc>
           <w:tcPr>
-            <w:tcW w:w="4247" w:type="dxa"/>
+            <w:tcW w:w="2324" w:type="dxa"/>
           </w:tcPr>
           <w:p>
             <w:pPr>
@@ -6354,7 +6356,7 @@
         </w:tc>
         <w:tc>
           <w:tcPr>
-            <w:tcW w:w="4248" w:type="dxa"/>
+            <w:tcW w:w="6181" w:type="dxa"/>
           </w:tcPr>
           <w:p>
             <w:pPr>
@@ -6378,7 +6380,7 @@
         </w:trPr>
         <w:tc>
           <w:tcPr>
-            <w:tcW w:w="4247" w:type="dxa"/>
+            <w:tcW w:w="2324" w:type="dxa"/>
           </w:tcPr>
           <w:p>
             <w:pPr>
@@ -6397,7 +6399,7 @@
         </w:tc>
         <w:tc>
           <w:tcPr>
-            <w:tcW w:w="4248" w:type="dxa"/>
+            <w:tcW w:w="6181" w:type="dxa"/>
           </w:tcPr>
           <w:p>
             <w:pPr>
@@ -6421,7 +6423,7 @@
         </w:trPr>
         <w:tc>
           <w:tcPr>
-            <w:tcW w:w="4247" w:type="dxa"/>
+            <w:tcW w:w="2324" w:type="dxa"/>
           </w:tcPr>
           <w:p>
             <w:pPr>
@@ -6440,7 +6442,7 @@
         </w:tc>
         <w:tc>
           <w:tcPr>
-            <w:tcW w:w="4248" w:type="dxa"/>
+            <w:tcW w:w="6181" w:type="dxa"/>
           </w:tcPr>
           <w:p>
             <w:pPr>
@@ -6464,7 +6466,7 @@
         </w:trPr>
         <w:tc>
           <w:tcPr>
-            <w:tcW w:w="4247" w:type="dxa"/>
+            <w:tcW w:w="2324" w:type="dxa"/>
           </w:tcPr>
           <w:p>
             <w:pPr>
@@ -6483,7 +6485,7 @@
         </w:tc>
         <w:tc>
           <w:tcPr>
-            <w:tcW w:w="4248" w:type="dxa"/>
+            <w:tcW w:w="6181" w:type="dxa"/>
           </w:tcPr>
           <w:p>
             <w:pPr>
@@ -6507,7 +6509,7 @@
         </w:trPr>
         <w:tc>
           <w:tcPr>
-            <w:tcW w:w="4247" w:type="dxa"/>
+            <w:tcW w:w="2324" w:type="dxa"/>
           </w:tcPr>
           <w:p>
             <w:pPr>
@@ -6526,7 +6528,7 @@
         </w:tc>
         <w:tc>
           <w:tcPr>
-            <w:tcW w:w="4248" w:type="dxa"/>
+            <w:tcW w:w="6181" w:type="dxa"/>
           </w:tcPr>
           <w:p>
             <w:pPr>
@@ -6550,7 +6552,7 @@
         </w:trPr>
         <w:tc>
           <w:tcPr>
-            <w:tcW w:w="4247" w:type="dxa"/>
+            <w:tcW w:w="2324" w:type="dxa"/>
           </w:tcPr>
           <w:p>
             <w:pPr>
@@ -6569,7 +6571,7 @@
         </w:tc>
         <w:tc>
           <w:tcPr>
-            <w:tcW w:w="4248" w:type="dxa"/>
+            <w:tcW w:w="6181" w:type="dxa"/>
           </w:tcPr>
           <w:p>
             <w:pPr>
@@ -6593,7 +6595,7 @@
         </w:trPr>
         <w:tc>
           <w:tcPr>
-            <w:tcW w:w="4247" w:type="dxa"/>
+            <w:tcW w:w="2324" w:type="dxa"/>
           </w:tcPr>
           <w:p>
             <w:pPr>
@@ -6612,7 +6614,7 @@
         </w:tc>
         <w:tc>
           <w:tcPr>
-            <w:tcW w:w="4248" w:type="dxa"/>
+            <w:tcW w:w="6181" w:type="dxa"/>
           </w:tcPr>
           <w:p>
             <w:pPr>
@@ -7849,19 +7851,23 @@
     <w:tbl>
       <w:tblPr>
         <w:tblStyle w:val="TableGrid"/>
-        <w:tblW w:type="auto" w:w="0"/>
+        <w:tblW w:type="dxa" w:w="8505"/>
+        <w:tblLayout w:type="fixed"/>
         <w:tblLook w:firstColumn="1" w:firstRow="1" w:lastColumn="0" w:lastRow="0" w:noHBand="0" w:noVBand="1" w:val="04A0"/>
       </w:tblPr>
       <w:tblGrid>
-        <w:gridCol w:w="2126"/>
-        <w:gridCol w:w="2126"/>
-        <w:gridCol w:w="2126"/>
-        <w:gridCol w:w="2126"/>
+        <w:gridCol w:w="2039"/>
+        <w:gridCol w:w="1850"/>
+        <w:gridCol w:w="2183"/>
+        <w:gridCol w:w="2433"/>
       </w:tblGrid>
       <w:tr>
-        <w:tc>
-          <w:tcPr>
-            <w:tcW w:type="dxa" w:w="2126"/>
+        <w:trPr>
+          <w:tblHeader/>
+        </w:trPr>
+        <w:tc>
+          <w:tcPr>
+            <w:tcW w:type="dxa" w:w="2039"/>
           </w:tcPr>
           <w:p>
             <w:r>
@@ -7871,7 +7877,7 @@
         </w:tc>
         <w:tc>
           <w:tcPr>
-            <w:tcW w:type="dxa" w:w="2126"/>
+            <w:tcW w:type="dxa" w:w="1850"/>
           </w:tcPr>
           <w:p>
             <w:pPr>
@@ -7891,7 +7897,7 @@
         </w:tc>
         <w:tc>
           <w:tcPr>
-            <w:tcW w:type="dxa" w:w="2126"/>
+            <w:tcW w:type="dxa" w:w="2183"/>
           </w:tcPr>
           <w:p>
             <w:r>
@@ -7901,7 +7907,7 @@
         </w:tc>
         <w:tc>
           <w:tcPr>
-            <w:tcW w:type="dxa" w:w="2126"/>
+            <w:tcW w:type="dxa" w:w="2433"/>
           </w:tcPr>
           <w:p>
             <w:pPr>
@@ -7923,7 +7929,7 @@
       <w:tr>
         <w:tc>
           <w:tcPr>
-            <w:tcW w:type="dxa" w:w="2126"/>
+            <w:tcW w:type="dxa" w:w="2039"/>
           </w:tcPr>
           <w:p>
             <w:pPr>
@@ -7942,7 +7948,7 @@
         </w:tc>
         <w:tc>
           <w:tcPr>
-            <w:tcW w:type="dxa" w:w="2126"/>
+            <w:tcW w:type="dxa" w:w="1850"/>
           </w:tcPr>
           <w:p>
             <w:pPr>
@@ -7961,7 +7967,7 @@
         </w:tc>
         <w:tc>
           <w:tcPr>
-            <w:tcW w:type="dxa" w:w="2126"/>
+            <w:tcW w:type="dxa" w:w="2183"/>
           </w:tcPr>
           <w:p>
             <w:pPr>
@@ -7980,7 +7986,7 @@
         </w:tc>
         <w:tc>
           <w:tcPr>
-            <w:tcW w:type="dxa" w:w="2126"/>
+            <w:tcW w:type="dxa" w:w="2433"/>
           </w:tcPr>
           <w:p>
             <w:pPr>
@@ -8001,7 +8007,7 @@
       <w:tr>
         <w:tc>
           <w:tcPr>
-            <w:tcW w:type="dxa" w:w="2126"/>
+            <w:tcW w:type="dxa" w:w="2039"/>
           </w:tcPr>
           <w:p>
             <w:pPr>
@@ -8020,7 +8026,7 @@
         </w:tc>
         <w:tc>
           <w:tcPr>
-            <w:tcW w:type="dxa" w:w="2126"/>
+            <w:tcW w:type="dxa" w:w="1850"/>
           </w:tcPr>
           <w:p>
             <w:pPr>
@@ -8039,7 +8045,7 @@
         </w:tc>
         <w:tc>
           <w:tcPr>
-            <w:tcW w:type="dxa" w:w="2126"/>
+            <w:tcW w:type="dxa" w:w="2183"/>
           </w:tcPr>
           <w:p>
             <w:pPr>
@@ -8058,7 +8064,7 @@
         </w:tc>
         <w:tc>
           <w:tcPr>
-            <w:tcW w:type="dxa" w:w="2126"/>
+            <w:tcW w:type="dxa" w:w="2433"/>
           </w:tcPr>
           <w:p>
             <w:pPr>
@@ -8079,7 +8085,7 @@
       <w:tr>
         <w:tc>
           <w:tcPr>
-            <w:tcW w:type="dxa" w:w="2126"/>
+            <w:tcW w:type="dxa" w:w="2039"/>
           </w:tcPr>
           <w:p>
             <w:pPr>
@@ -8098,7 +8104,7 @@
         </w:tc>
         <w:tc>
           <w:tcPr>
-            <w:tcW w:type="dxa" w:w="2126"/>
+            <w:tcW w:type="dxa" w:w="1850"/>
           </w:tcPr>
           <w:p>
             <w:pPr>
@@ -8117,7 +8123,7 @@
         </w:tc>
         <w:tc>
           <w:tcPr>
-            <w:tcW w:type="dxa" w:w="2126"/>
+            <w:tcW w:type="dxa" w:w="2183"/>
           </w:tcPr>
           <w:p>
             <w:pPr>
@@ -8136,7 +8142,7 @@
         </w:tc>
         <w:tc>
           <w:tcPr>
-            <w:tcW w:type="dxa" w:w="2126"/>
+            <w:tcW w:type="dxa" w:w="2433"/>
           </w:tcPr>
           <w:p>
             <w:pPr>
@@ -8157,7 +8163,7 @@
       <w:tr>
         <w:tc>
           <w:tcPr>
-            <w:tcW w:type="dxa" w:w="2126"/>
+            <w:tcW w:type="dxa" w:w="2039"/>
           </w:tcPr>
           <w:p>
             <w:pPr>
@@ -8176,7 +8182,7 @@
         </w:tc>
         <w:tc>
           <w:tcPr>
-            <w:tcW w:type="dxa" w:w="2126"/>
+            <w:tcW w:type="dxa" w:w="1850"/>
           </w:tcPr>
           <w:p>
             <w:pPr>
@@ -8195,7 +8201,7 @@
         </w:tc>
         <w:tc>
           <w:tcPr>
-            <w:tcW w:type="dxa" w:w="2126"/>
+            <w:tcW w:type="dxa" w:w="2183"/>
           </w:tcPr>
           <w:p>
             <w:pPr>
@@ -8214,7 +8220,7 @@
         </w:tc>
         <w:tc>
           <w:tcPr>
-            <w:tcW w:type="dxa" w:w="2126"/>
+            <w:tcW w:type="dxa" w:w="2433"/>
           </w:tcPr>
           <w:p>
             <w:pPr>
@@ -8235,7 +8241,7 @@
       <w:tr>
         <w:tc>
           <w:tcPr>
-            <w:tcW w:type="dxa" w:w="2126"/>
+            <w:tcW w:type="dxa" w:w="2039"/>
           </w:tcPr>
           <w:p>
             <w:pPr>
@@ -8254,7 +8260,7 @@
         </w:tc>
         <w:tc>
           <w:tcPr>
-            <w:tcW w:type="dxa" w:w="2126"/>
+            <w:tcW w:type="dxa" w:w="1850"/>
           </w:tcPr>
           <w:p>
             <w:pPr>
@@ -8273,7 +8279,7 @@
         </w:tc>
         <w:tc>
           <w:tcPr>
-            <w:tcW w:type="dxa" w:w="2126"/>
+            <w:tcW w:type="dxa" w:w="2183"/>
           </w:tcPr>
           <w:p>
             <w:pPr>
@@ -8292,7 +8298,7 @@
         </w:tc>
         <w:tc>
           <w:tcPr>
-            <w:tcW w:type="dxa" w:w="2126"/>
+            <w:tcW w:type="dxa" w:w="2433"/>
           </w:tcPr>
           <w:p>
             <w:pPr>
@@ -8985,126 +8991,22 @@
       </w:r>
     </w:p>
     <w:p>
-      <w:pPr>
-        <w:pStyle w:val="Heading1"/>
-        <w:pageBreakBefore/>
-      </w:pPr>
-      <w:r>
-        <w:rPr>
-          <w:lang w:val="en-US" w:eastAsia="en-US" w:bidi="ar-SA"/>
-          <w:color w:val="000000"/>
-          <w:szCs w:val="28"/>
-        </w:rPr>
-        <w:t>Chapter 3 Research Methodology</w:t>
-      </w:r>
-      <w:bookmarkEnd w:id="46"/>
-    </w:p>
-    <w:p>
-      <w:pPr>
-        <w:pStyle w:val="Heading2"/>
-      </w:pPr>
-      <w:bookmarkStart w:id="47" w:name="_Toc232024547"/>
-      <w:r>
-        <w:rPr>
-          <w:lang w:val="en-US" w:eastAsia="en-US" w:bidi="ar-SA"/>
-          <w:color w:val="000000"/>
-          <w:szCs w:val="22"/>
-        </w:rPr>
-        <w:t>3.1 Action Research as the Methodological Frame</w:t>
-      </w:r>
-      <w:bookmarkEnd w:id="47"/>
-    </w:p>
-    <w:p>
-      <w:pPr>
-        <w:pStyle w:val="Normal"/>
-        <w:jc w:val="both"/>
-      </w:pPr>
-      <w:r>
-        <w:rPr>
-          <w:i w:val="0"/>
-          <w:szCs w:val="26"/>
-          <w:lang w:val="en-US" w:eastAsia="en-US" w:bidi="ar-SA"/>
-          <w:rFonts w:ascii="Times New Roman" w:hAnsi="Times New Roman" w:eastAsia="Times New Roman" w:cs="Times New Roman"/>
-          <w:sz w:val="24"/>
-        </w:rPr>
-        <w:t>The programme adopts action research (Lewin, 1946; Stringer, 2014; Reason &amp; Bradbury, 2008) and treats cycles of action, observation, reflection and design revision as part of the inquiry. Two things make this the right frame for the present study, and they should be stated plainly. First, the programme is hypothesis-testing and discovery-generating at the same time. A falsifiable null hypothesis, H0, is built from the literature (§2.3.5) and tested prospectively; but the programme's most important outputs — the FIAS construct, the coupling boundary condition and the adaptive-learning proposition — were not presupposed. They were discovered through the cycles, and action research is the methodology that makes such discovery legitimate rather than accidental: each cycle plans an action, executes it in the field, observes what the plan did not predict, and revises the working theory before the next cycle. Second, the frame mirrors the programme topic. Action research is continuous improvement applied to inquiry itself — plan, act, observe, reflect is the researcher's form of the same iterative loop that the thesis ultimately proposes for the individual user (adaptive learning, §6.8) and practised in the artefact's construction (the AI-assisted build, §5.3.9). The documented revisions are: from FIDS toward the provisional FIAS construct after Stages 1 and 2; from a dispositional account toward the coupling account and its boundary condition after Stage 3; and from decoupling alone toward adaptive learning, formalised as the adaptive-learning framework, as the design programme. These revisions are changes in working explanation; they are not independent confirmation of the underlying psychological mechanisms. The programme is best read, and is offered, as exploratory engineering research: it borrows the discipline of hypothesis testing — a null hypothesis stated in advance, an attribution stage, pre-specified confirmatory studies — while claiming the freedom that exploration earns: to notice what the plan did not predict, to name it, and to follow it. At this scale the work does not attempt formal theory building; it maps new territory carefully enough that the confirmatory expedition knows exactly where to dig. That status is declared here, once, so that the discoveries in the chapters that follow can be stated in their own plain terms.</w:t>
-      </w:r>
-    </w:p>
-    <w:p>
-      <w:pPr>
-        <w:pStyle w:val="Heading2"/>
-      </w:pPr>
-      <w:bookmarkStart w:id="48" w:name="_Toc232024548"/>
-      <w:r>
-        <w:rPr>
-          <w:lang w:val="en-US" w:eastAsia="en-US" w:bidi="ar-SA"/>
-          <w:color w:val="000000"/>
-          <w:szCs w:val="22"/>
-        </w:rPr>
-        <w:t>3.2 Three-Stage Design</w:t>
-      </w:r>
-      <w:bookmarkEnd w:id="48"/>
-    </w:p>
-    <w:p>
-      <w:pPr>
-        <w:pStyle w:val="Normal"/>
-        <w:jc w:val="both"/>
-      </w:pPr>
-      <w:r>
-        <w:rPr>
-          <w:szCs w:val="26"/>
-          <w:lang w:val="en-US" w:eastAsia="en-US" w:bidi="ar-SA"/>
-          <w:rFonts w:ascii="Times New Roman" w:hAnsi="Times New Roman" w:eastAsia="Times New Roman" w:cs="Times New Roman"/>
-          <w:sz w:val="24"/>
-        </w:rPr>
-        <w:t>Stage 1 was a descriptive, retrospective survey at the Poly Group facility in Guangzhou: a six-item Yes/No instrument administered face-to-face by nursing staff. Its methodological role in the architecture is to establish the field signal — a population satisfying every practical precondition of the acceptance models, with a documented pattern of adverse first experiences and non-return — that makes H0 worth testing prospectively (Chapter 4). The facility housed 280 residents at the time of the survey; 200 eligible residents were interviewed about their FRA experience, and all Stage-1 percentages are computed on the interviewed sample of 200.</w:t>
-      </w:r>
-    </w:p>
-    <w:p>
-      <w:pPr>
-        <w:pStyle w:val="Normal"/>
-        <w:jc w:val="both"/>
-      </w:pPr>
-      <w:r>
-        <w:rPr>
-          <w:szCs w:val="26"/>
-          <w:lang w:val="en-US" w:eastAsia="en-US" w:bidi="ar-SA"/>
-          <w:rFonts w:ascii="Times New Roman" w:hAnsi="Times New Roman" w:eastAsia="Times New Roman" w:cs="Times New Roman"/>
-          <w:sz w:val="24"/>
-        </w:rPr>
-        <w:t>Stage 2 was a prospective eight-week action-research deployment with thirty residents at the same facility. The intervention was a dual-purpose AI-assisted skiing game on the InBody pressure panel, engineered to satisfy the acceptance and gamification design criteria of Chapter 2, which is what makes Stage 2 the programme's prospective test of H0 under fully provisioned conditions (§5.2). Its analytical outputs are the engagement, failure and non-return characterisation of §5.5, analysed with estimators appropriate to a small single-site sample — Wilson intervals, paired and exact tests — because the archived dataset preserves no timestamps and therefore supports no time-to-event modelling. The study was not designed as a clinical validation of FRA or as a randomised test of the behavioural-economic mechanism. Across all three stages, a Quality Function Deployment (QFD) pipeline (Akao, 1990; Chan &amp; Wu, 2002) is used to translate empirical findings into prioritised design requirements: user needs evidenced by the survey, telemetry and self-report data are mapped onto game features and weighted by the strength of the supporting evidence (§5.5A). QFD structures the translation from evidence to design; it complements, and does not replace, the statistical analysis of the collected data.</w:t>
-      </w:r>
-    </w:p>
-    <w:p>
-      <w:pPr>
-        <w:pStyle w:val="Normal"/>
-        <w:jc w:val="both"/>
-      </w:pPr>
-      <w:r>
-        <w:rPr>
-          <w:i w:val="0"/>
-          <w:szCs w:val="26"/>
-          <w:lang w:val="en-US" w:eastAsia="en-US" w:bidi="ar-SA"/>
-          <w:rFonts w:ascii="Times New Roman" w:hAnsi="Times New Roman" w:eastAsia="Times New Roman" w:cs="Times New Roman"/>
-          <w:sz w:val="24"/>
-        </w:rPr>
-        <w:t>Stage 3 was a between-cycle, between-cohort quasi-experimental field study with 120 adults aged 25-80 recruited through the author's Hong Kong-based networks (family and personal contacts, work contacts, a charity community network, university support channels and working peers in medical centres). The game was ported to an HTML build, distributed by e-mail, and played unsupervised on participants' own computers, with a trackpad or arrow keys, or a foot-pad sensor where one was available. The skiing mechanic, five-attempt rule and session structure were retained in the port, while participant-facing clinical framing was changed through multiple coordinated components: recruitment language, the absence of any pre-session clinical scan, removal of clinical labels and participant-facing clinical outputs, and a coordination-game interface. Because cohort, setting, platform, input device and supervision also differed, Stage 3 estimates the combined association of the decoupled condition and its context with behaviour; it evaluates a participant-facing redesign package in a separate cohort, and it does not isolate a single causal variable. Its methodological role is attribution: the Stage-2 rejection of H0 admits a dispositional reading (gamification does not transfer to older adults) and a coupling reading (the attachment to the clinical technology broke it), and these make opposite predictions for a decoupled game (§6.1). Stage 3 is therefore designed as the programme's positive control for gamification theory, while its multi-component, between-cohort character bounds the causal strength of that attribution. The cohort design serves this purpose deliberately: recruiting three age bands (25-44, 45-64, 65-80) builds the comparison group into the study itself, and licenses a second null hypothesis, H0-age — that under the decoupled condition there is no difference between age groups. Stage 3 nullifies it: initial engagement differs sharply by age (0 of 38 younger versus 16 of 41 older initial dropouts; Fisher's exact p &lt; 0.0001), while non-return converges toward low levels in every band. The pattern is exactly what the identity-level account predicts — the burden that decoupling relieves is concentrated in the group whose identity the technology's purpose touches.</w:t>
-      </w:r>
-    </w:p>
-    <w:p>
-      <w:pPr>
-        <w:pStyle w:val="Normal"/>
-        <w:jc w:val="both"/>
-      </w:pPr>
-      <w:r>
-        <w:rPr>
-          <w:szCs w:val="26"/>
-          <w:lang w:val="en-US" w:eastAsia="en-US" w:bidi="ar-SA"/>
-          <w:rFonts w:ascii="Times New Roman" w:hAnsi="Times New Roman" w:eastAsia="Times New Roman" w:cs="Times New Roman"/>
-          <w:sz w:val="24"/>
-        </w:rPr>
-        <w:t>A fourth evidence activity supplements the three stages: a series of four expert consultations, conducted after the empirical work as a distinct data-collection exercise - not literature review - to test the programme's behavioural interpretation and its design framework against senior practice and research standpoints. The consultations were semi-structured interviews with: a senior physiotherapist and former chair of a Hong Kong professional physiotherapy body, pseudonymised as Expert P at his election (March 2026, telephone, approximately 25 minutes, Cantonese mixed with English; with a dated follow-up on 5 August 2026 in which he played the decoupled build); Dr Gary Kui-Kai Lau, Assistant Dean (Education Innovations) and Clinical Associate Professor, Division of Neurology, LKS Faculty of Medicine, The University of Hong Kong (June 2026, in person, approximately one hour, Cantonese mixed with English); Dr Sarah C.W. Yuan, Specialist, Center on the Family, University of Hawai'i at Manoa, a medical sociologist and demographer of aging (25 July 2026, telephone, English, approximately 35 minutes); and Dr Philip Choy, certified naturopathic physician (ANMCB) and President of the Hong Kong Academy of Naturopath, with over twenty-five years of clinical practice concentrated in elderly chronic disease (4 August 2026, telephone, approximately 30 minutes, Cantonese and English). Each expert gave written consent on a nine-statement form with an explicit identification election: three authorised named attribution and one elected pseudonymity; where an interview preceded its signed form, the record states both dates plainly. The researcher's notes are the primary records; each consultation summary is returned to its participant for validation (member checking). Analysis is thematic: expert statements are mapped onto the programme's constructs and reported as convergence, divergence or silence (Appendix H; discussed in Chapter 8). Positioning: expert input is interpretation and practice validation of the findings and a confirmatory-design review of the Chapter 7 framework; it is not additional empirical evidence and does not bear on the hypothesis tests.</w:t>
-      </w:r>
+      <w:pPr/>
+      <w:r>
+        <w:t>Two tables condense this synthesis. Table 2.2 states, for each stage of the review, what the literature establishes, the question it leaves open, and where the research programme takes that question up. Table 2.3 then reverses the direction of reading: it lists each empirical activity of the programme and traces it back to the literature stage it tests. Together they are the analytical map of this chapter; the prose above supplies the argument behind each row.</w:t>
+      </w:r>
+    </w:p>
+    <w:p>
+      <w:pPr>
+        <w:sectPr>
+          <w:footerReference w:type="default" r:id="rId22"/>
+          <w:pgSz w:w="11906" w:h="16838"/>
+          <w:pgMar w:top="1417" w:right="1417" w:bottom="1417" w:left="1984" w:header="720" w:footer="720" w:gutter="0"/>
+          <w:pgNumType w:fmt="decimal" w:start="1"/>
+          <w:cols w:space="720"/>
+          <w:docGrid w:linePitch="360"/>
+        </w:sectPr>
+      </w:pPr>
     </w:p>
     <w:p>
       <w:pPr>
@@ -9112,33 +9014,825 @@
         <w:jc w:val="center"/>
       </w:pPr>
       <w:r>
-        <w:rPr>
-          <w:sz w:val="24"/>
-          <w:szCs w:val="22"/>
-          <w:lang w:val="en-US" w:eastAsia="en-US" w:bidi="ar-SA"/>
-          <w:rFonts w:ascii="Times New Roman" w:hAnsi="Times New Roman" w:eastAsia="Times New Roman" w:cs="Times New Roman"/>
-          <w:i/>
-        </w:rPr>
-        <w:t>Table 3.1. The hypothesis architecture of the programme: where each claim originates, is stated, is tested, and stands.</w:t>
+        <w:t>Table 2.2. The five-stage literature journey: what each stage establishes, the question it leaves open, and where the programme takes it up.</w:t>
       </w:r>
     </w:p>
     <w:tbl>
       <w:tblPr>
         <w:tblStyle w:val="TableGrid"/>
-        <w:tblW w:type="auto" w:w="0"/>
+        <w:tblW w:w="13437" w:type="dxa"/>
+        <w:tblLayout w:type="fixed"/>
         <w:tblLook w:firstColumn="1" w:firstRow="1" w:lastColumn="0" w:lastRow="0" w:noHBand="0" w:noVBand="1" w:val="04A0"/>
       </w:tblPr>
       <w:tblGrid>
-        <w:gridCol w:w="1701"/>
-        <w:gridCol w:w="1701"/>
-        <w:gridCol w:w="1701"/>
-        <w:gridCol w:w="1701"/>
-        <w:gridCol w:w="1701"/>
+        <w:gridCol w:w="1737"/>
+        <w:gridCol w:w="2905"/>
+        <w:gridCol w:w="3196"/>
+        <w:gridCol w:w="2827"/>
+        <w:gridCol w:w="2772"/>
       </w:tblGrid>
       <w:tr>
-        <w:tc>
-          <w:tcPr>
-            <w:tcW w:type="dxa" w:w="1701"/>
+        <w:trPr>
+          <w:tblHeader/>
+        </w:trPr>
+        <w:tc>
+          <w:tcPr>
+            <w:tcW w:w="1737" w:type="dxa"/>
+          </w:tcPr>
+          <w:p>
+            <w:r>
+              <w:rPr>
+                <w:b/>
+              </w:rPr>
+              <w:t>Literature stage</w:t>
+            </w:r>
+          </w:p>
+        </w:tc>
+        <w:tc>
+          <w:tcPr>
+            <w:tcW w:w="2905" w:type="dxa"/>
+          </w:tcPr>
+          <w:p>
+            <w:r>
+              <w:rPr>
+                <w:b/>
+              </w:rPr>
+              <w:t>Core sources</w:t>
+            </w:r>
+          </w:p>
+        </w:tc>
+        <w:tc>
+          <w:tcPr>
+            <w:tcW w:w="3196" w:type="dxa"/>
+          </w:tcPr>
+          <w:p>
+            <w:r>
+              <w:rPr>
+                <w:b/>
+              </w:rPr>
+              <w:t>What it establishes</w:t>
+            </w:r>
+          </w:p>
+        </w:tc>
+        <w:tc>
+          <w:tcPr>
+            <w:tcW w:w="2827" w:type="dxa"/>
+          </w:tcPr>
+          <w:p>
+            <w:r>
+              <w:rPr>
+                <w:b/>
+              </w:rPr>
+              <w:t>The question it leaves open</w:t>
+            </w:r>
+          </w:p>
+        </w:tc>
+        <w:tc>
+          <w:tcPr>
+            <w:tcW w:w="2772" w:type="dxa"/>
+          </w:tcPr>
+          <w:p>
+            <w:r>
+              <w:rPr>
+                <w:b/>
+              </w:rPr>
+              <w:t>Where the programme takes it up</w:t>
+            </w:r>
+          </w:p>
+        </w:tc>
+      </w:tr>
+      <w:tr>
+        <w:tc>
+          <w:tcPr>
+            <w:tcW w:w="1737" w:type="dxa"/>
+          </w:tcPr>
+          <w:p>
+            <w:r>
+              <w:t>One — Technology acceptance lineage</w:t>
+            </w:r>
+          </w:p>
+        </w:tc>
+        <w:tc>
+          <w:tcPr>
+            <w:tcW w:w="2905" w:type="dxa"/>
+          </w:tcPr>
+          <w:p>
+            <w:r>
+              <w:t>Davis (1989); TAM2/TAM3/UTAUT; Chen &amp; Chan (2014)</w:t>
+            </w:r>
+          </w:p>
+        </w:tc>
+        <w:tc>
+          <w:tcPr>
+            <w:tcW w:w="3196" w:type="dxa"/>
+          </w:tcPr>
+          <w:p>
+            <w:r>
+              <w:t>Fitting a technology to the user's acceptance criteria produces intention and use; STAM adds age-specific factors</w:t>
+            </w:r>
+          </w:p>
+        </w:tc>
+        <w:tc>
+          <w:tcPr>
+            <w:tcW w:w="2827" w:type="dxa"/>
+          </w:tcPr>
+          <w:p>
+            <w:r>
+              <w:t>Whether acceptance survives an adverse, identity-relevant first verdict is not modelled</w:t>
+            </w:r>
+          </w:p>
+        </w:tc>
+        <w:tc>
+          <w:tcPr>
+            <w:tcW w:w="2772" w:type="dxa"/>
+          </w:tcPr>
+          <w:p>
+            <w:r>
+              <w:t>Premise one of H0 (§2.3.5); Stage-1 survey constructs (Chapter 4)</w:t>
+            </w:r>
+          </w:p>
+        </w:tc>
+      </w:tr>
+      <w:tr>
+        <w:tc>
+          <w:tcPr>
+            <w:tcW w:w="1737" w:type="dxa"/>
+          </w:tcPr>
+          <w:p>
+            <w:r>
+              <w:t>Two — Gamification and Octalysis</w:t>
+            </w:r>
+          </w:p>
+        </w:tc>
+        <w:tc>
+          <w:tcPr>
+            <w:tcW w:w="2905" w:type="dxa"/>
+          </w:tcPr>
+          <w:p>
+            <w:r>
+              <w:t>Deterding et al. (2011); Chou (2015); An, Cheung &amp; Willoughby (2024); An, Cheung &amp; Lo (2025)</w:t>
+            </w:r>
+          </w:p>
+        </w:tc>
+        <w:tc>
+          <w:tcPr>
+            <w:tcW w:w="3196" w:type="dxa"/>
+          </w:tcPr>
+          <w:p>
+            <w:r>
+              <w:t>Game mechanics lift older adults' intention and engagement in non-clinical demonstrations</w:t>
+            </w:r>
+          </w:p>
+        </w:tc>
+        <w:tc>
+          <w:tcPr>
+            <w:tcW w:w="2827" w:type="dxa"/>
+          </w:tcPr>
+          <w:p>
+            <w:r>
+              <w:t>Whether the demonstration transfers when the game is attached to a clinical FRA verdict (§2.3.4)</w:t>
+            </w:r>
+          </w:p>
+        </w:tc>
+        <w:tc>
+          <w:tcPr>
+            <w:tcW w:w="2772" w:type="dxa"/>
+          </w:tcPr>
+          <w:p>
+            <w:r>
+              <w:t>Premise two of H0; the Stage-2 instrument specification (Chapter 5)</w:t>
+            </w:r>
+          </w:p>
+        </w:tc>
+      </w:tr>
+      <w:tr>
+        <w:tc>
+          <w:tcPr>
+            <w:tcW w:w="1737" w:type="dxa"/>
+          </w:tcPr>
+          <w:p>
+            <w:r>
+              <w:t>Three — Self-efficacy</w:t>
+            </w:r>
+          </w:p>
+        </w:tc>
+        <w:tc>
+          <w:tcPr>
+            <w:tcW w:w="2905" w:type="dxa"/>
+          </w:tcPr>
+          <w:p>
+            <w:r>
+              <w:t>Bandura (1977, 1997); Hawthorn (2007); Broady, Chan &amp; Caputi (2010); Tsai et al. (2020)</w:t>
+            </w:r>
+          </w:p>
+        </w:tc>
+        <w:tc>
+          <w:tcPr>
+            <w:tcW w:w="3196" w:type="dxa"/>
+          </w:tcPr>
+          <w:p>
+            <w:r>
+              <w:t>Difficulty lowers persistence; the fear-and-failure cycle in older computer users</w:t>
+            </w:r>
+          </w:p>
+        </w:tc>
+        <w:tc>
+          <w:tcPr>
+            <w:tcW w:w="2827" w:type="dxa"/>
+          </w:tcPr>
+          <w:p>
+            <w:r>
+              <w:t>Why dropout would become permanent even where recorded competence improves (§2.4.4)</w:t>
+            </w:r>
+          </w:p>
+        </w:tc>
+        <w:tc>
+          <w:tcPr>
+            <w:tcW w:w="2772" w:type="dxa"/>
+          </w:tcPr>
+          <w:p>
+            <w:r>
+              <w:t>First diagnostic layer for reading the engagement data (Chapters 5–6)</w:t>
+            </w:r>
+          </w:p>
+        </w:tc>
+      </w:tr>
+      <w:tr>
+        <w:tc>
+          <w:tcPr>
+            <w:tcW w:w="1737" w:type="dxa"/>
+          </w:tcPr>
+          <w:p>
+            <w:r>
+              <w:t>Four — Behavioural science</w:t>
+            </w:r>
+          </w:p>
+        </w:tc>
+        <w:tc>
+          <w:tcPr>
+            <w:tcW w:w="2905" w:type="dxa"/>
+          </w:tcPr>
+          <w:p>
+            <w:r>
+              <w:t>Kahneman &amp; Tversky (1979); Thaler (1985); Steele &amp; Aronson (1995)</w:t>
+            </w:r>
+          </w:p>
+        </w:tc>
+        <w:tc>
+          <w:tcPr>
+            <w:tcW w:w="3196" w:type="dxa"/>
+          </w:tcPr>
+          <w:p>
+            <w:r>
+              <w:t>Loss aversion, endowment on identity-level assets, mental accounting and stereotype threat as candidate operators</w:t>
+            </w:r>
+          </w:p>
+        </w:tc>
+        <w:tc>
+          <w:tcPr>
+            <w:tcW w:w="2827" w:type="dxa"/>
+          </w:tcPr>
+          <w:p>
+            <w:r>
+              <w:t>Whether these laboratory-derived operators organise field non-return in clinically framed play</w:t>
+            </w:r>
+          </w:p>
+        </w:tc>
+        <w:tc>
+          <w:tcPr>
+            <w:tcW w:w="2772" w:type="dxa"/>
+          </w:tcPr>
+          <w:p>
+            <w:r>
+              <w:t>The candidate account of failure-associated non-return (Table 2.1); developed further in Chapter 5</w:t>
+            </w:r>
+          </w:p>
+        </w:tc>
+      </w:tr>
+      <w:tr>
+        <w:tc>
+          <w:tcPr>
+            <w:tcW w:w="1737" w:type="dxa"/>
+          </w:tcPr>
+          <w:p>
+            <w:r>
+              <w:t>Five — Design responses</w:t>
+            </w:r>
+          </w:p>
+        </w:tc>
+        <w:tc>
+          <w:tcPr>
+            <w:tcW w:w="2905" w:type="dxa"/>
+          </w:tcPr>
+          <w:p>
+            <w:r>
+              <w:t>Kapur (2008); adaptive-learning lineage (§2.6.2A); SDT and goal-setting (§2.6.2B); zero-failure design (research-generated, §2.6.2C)</w:t>
+            </w:r>
+          </w:p>
+        </w:tc>
+        <w:tc>
+          <w:tcPr>
+            <w:tcW w:w="3196" w:type="dxa"/>
+          </w:tcPr>
+          <w:p>
+            <w:r>
+              <w:t>Failure's meaning is designable: decoupling, trajectory framing and adaptive challenge are available responses</w:t>
+            </w:r>
+          </w:p>
+        </w:tc>
+        <w:tc>
+          <w:tcPr>
+            <w:tcW w:w="2827" w:type="dxa"/>
+          </w:tcPr>
+          <w:p>
+            <w:r>
+              <w:t>Whether re-framing failure restores engagement in this population</w:t>
+            </w:r>
+          </w:p>
+        </w:tc>
+        <w:tc>
+          <w:tcPr>
+            <w:tcW w:w="2772" w:type="dxa"/>
+          </w:tcPr>
+          <w:p>
+            <w:r>
+              <w:t>Stage-3 decoupling test (Chapter 6); the adaptive-learning framework (Chapter 7); prospective test (§8.8)</w:t>
+            </w:r>
+          </w:p>
+        </w:tc>
+      </w:tr>
+      <w:tr>
+        <w:tc>
+          <w:tcPr>
+            <w:tcW w:w="1737" w:type="dxa"/>
+          </w:tcPr>
+          <w:p>
+            <w:r>
+              <w:t>Supporting evidence and adjacent frameworks</w:t>
+            </w:r>
+          </w:p>
+        </w:tc>
+        <w:tc>
+          <w:tcPr>
+            <w:tcW w:w="2905" w:type="dxa"/>
+          </w:tcPr>
+          <w:p>
+            <w:r>
+              <w:t>Koivisto &amp; Malik (2021); Greenhalgh et al. (2017, NASSS); Park et al. (2019); Kim et al. (2018); Shannon (1948)</w:t>
+            </w:r>
+          </w:p>
+        </w:tc>
+        <w:tc>
+          <w:tcPr>
+            <w:tcW w:w="3196" w:type="dxa"/>
+          </w:tcPr>
+          <w:p>
+            <w:r>
+              <w:t>An evidence base for gamification with older adults; documented abandonment; a cross-cultural anchor; an information-theoretic bridge lens</w:t>
+            </w:r>
+          </w:p>
+        </w:tc>
+        <w:tc>
+          <w:tcPr>
+            <w:tcW w:w="2827" w:type="dxa"/>
+          </w:tcPr>
+          <w:p>
+            <w:r>
+              <w:t>A mechanism-level account of abandonment is absent from all of them</w:t>
+            </w:r>
+          </w:p>
+        </w:tc>
+        <w:tc>
+          <w:tcPr>
+            <w:tcW w:w="2772" w:type="dxa"/>
+          </w:tcPr>
+          <w:p>
+            <w:r>
+              <w:t>The gap this thesis addresses; discussion lenses (Chapters 7–8)</w:t>
+            </w:r>
+          </w:p>
+        </w:tc>
+      </w:tr>
+    </w:tbl>
+    <w:p>
+      <w:pPr>
+        <w:sectPr>
+          <w:footerReference w:type="default" r:id="rId22"/>
+          <w:pgSz w:w="16838" w:h="11906" w:orient="landscape"/>
+          <w:pgMar w:top="1417" w:right="1417" w:bottom="1417" w:left="1984" w:header="720" w:footer="720" w:gutter="0"/>
+          <w:pgNumType w:fmt="decimal"/>
+          <w:cols w:space="720"/>
+          <w:docGrid w:linePitch="360"/>
+        </w:sectPr>
+      </w:pPr>
+    </w:p>
+    <w:p>
+      <w:pPr>
+        <w:pStyle w:val="FigureCaption"/>
+        <w:jc w:val="center"/>
+      </w:pPr>
+      <w:r>
+        <w:t>Table 2.3. From literature to research design: each empirical activity read against the literature stage it tests. Chapter pointers only; findings are reported in the chapters named.</w:t>
+      </w:r>
+    </w:p>
+    <w:tbl>
+      <w:tblPr>
+        <w:tblStyle w:val="TableGrid"/>
+        <w:tblW w:w="8505" w:type="dxa"/>
+        <w:tblLayout w:type="fixed"/>
+        <w:tblLook w:firstColumn="1" w:firstRow="1" w:lastColumn="0" w:lastRow="0" w:noHBand="0" w:noVBand="1" w:val="04A0"/>
+      </w:tblPr>
+      <w:tblGrid>
+        <w:gridCol w:w="1881"/>
+        <w:gridCol w:w="2467"/>
+        <w:gridCol w:w="2199"/>
+        <w:gridCol w:w="1958"/>
+      </w:tblGrid>
+      <w:tr>
+        <w:trPr>
+          <w:tblHeader/>
+        </w:trPr>
+        <w:tc>
+          <w:tcPr>
+            <w:tcW w:w="1881" w:type="dxa"/>
+          </w:tcPr>
+          <w:p>
+            <w:r>
+              <w:rPr>
+                <w:b/>
+              </w:rPr>
+              <w:t>Research activity</w:t>
+            </w:r>
+          </w:p>
+        </w:tc>
+        <w:tc>
+          <w:tcPr>
+            <w:tcW w:w="2467" w:type="dxa"/>
+          </w:tcPr>
+          <w:p>
+            <w:r>
+              <w:rPr>
+                <w:b/>
+              </w:rPr>
+              <w:t>Question carried from the literature</w:t>
+            </w:r>
+          </w:p>
+        </w:tc>
+        <w:tc>
+          <w:tcPr>
+            <w:tcW w:w="2199" w:type="dxa"/>
+          </w:tcPr>
+          <w:p>
+            <w:r>
+              <w:rPr>
+                <w:b/>
+              </w:rPr>
+              <w:t>What is instrumented</w:t>
+            </w:r>
+          </w:p>
+        </w:tc>
+        <w:tc>
+          <w:tcPr>
+            <w:tcW w:w="1958" w:type="dxa"/>
+          </w:tcPr>
+          <w:p>
+            <w:r>
+              <w:rPr>
+                <w:b/>
+              </w:rPr>
+              <w:t>Literature stage it tests</w:t>
+            </w:r>
+          </w:p>
+        </w:tc>
+      </w:tr>
+      <w:tr>
+        <w:tc>
+          <w:tcPr>
+            <w:tcW w:w="1881" w:type="dxa"/>
+          </w:tcPr>
+          <w:p>
+            <w:r>
+              <w:t>Stage 1 — retrospective survey (Chapter 4)</w:t>
+            </w:r>
+          </w:p>
+        </w:tc>
+        <w:tc>
+          <w:tcPr>
+            <w:tcW w:w="2467" w:type="dxa"/>
+          </w:tcPr>
+          <w:p>
+            <w:r>
+              <w:t>Does acceptance-compliant FRA use persist after adverse first experiences?</w:t>
+            </w:r>
+          </w:p>
+        </w:tc>
+        <w:tc>
+          <w:tcPr>
+            <w:tcW w:w="2199" w:type="dxa"/>
+          </w:tcPr>
+          <w:p>
+            <w:r>
+              <w:t>Prior use, adverse-experience recall, return behaviour; TAM/STAM acceptance items</w:t>
+            </w:r>
+          </w:p>
+        </w:tc>
+        <w:tc>
+          <w:tcPr>
+            <w:tcW w:w="1958" w:type="dxa"/>
+          </w:tcPr>
+          <w:p>
+            <w:r>
+              <w:t>Stages one–two (H0)</w:t>
+            </w:r>
+          </w:p>
+        </w:tc>
+      </w:tr>
+      <w:tr>
+        <w:tc>
+          <w:tcPr>
+            <w:tcW w:w="1881" w:type="dxa"/>
+          </w:tcPr>
+          <w:p>
+            <w:r>
+              <w:t>Stage 2 — gamified FRA deployment (Chapter 5)</w:t>
+            </w:r>
+          </w:p>
+        </w:tc>
+        <w:tc>
+          <w:tcPr>
+            <w:tcW w:w="2467" w:type="dxa"/>
+          </w:tcPr>
+          <w:p>
+            <w:r>
+              <w:t>Does an acceptance-screened, Octalysis-compliant gamified FRA sustain engagement at the assessment site?</w:t>
+            </w:r>
+          </w:p>
+        </w:tc>
+        <w:tc>
+          <w:tcPr>
+            <w:tcW w:w="2199" w:type="dxa"/>
+          </w:tcPr>
+          <w:p>
+            <w:r>
+              <w:t>Session telemetry, recorded performance, satisfaction and self-report</w:t>
+            </w:r>
+          </w:p>
+        </w:tc>
+        <w:tc>
+          <w:tcPr>
+            <w:tcW w:w="1958" w:type="dxa"/>
+          </w:tcPr>
+          <w:p>
+            <w:r>
+              <w:t>Stages one–two (H0), with stage three as the first diagnostic layer</w:t>
+            </w:r>
+          </w:p>
+        </w:tc>
+      </w:tr>
+      <w:tr>
+        <w:tc>
+          <w:tcPr>
+            <w:tcW w:w="1881" w:type="dxa"/>
+          </w:tcPr>
+          <w:p>
+            <w:r>
+              <w:t>Stage 3 — participant-facing decoupling (Chapter 6)</w:t>
+            </w:r>
+          </w:p>
+        </w:tc>
+        <w:tc>
+          <w:tcPr>
+            <w:tcW w:w="2467" w:type="dxa"/>
+          </w:tcPr>
+          <w:p>
+            <w:r>
+              <w:t>Is non-return dispositional, or coupled to the clinical frame that gives failure its meaning?</w:t>
+            </w:r>
+          </w:p>
+        </w:tc>
+        <w:tc>
+          <w:tcPr>
+            <w:tcW w:w="2199" w:type="dxa"/>
+          </w:tcPr>
+          <w:p>
+            <w:r>
+              <w:t>Post-failure return, endorsement and stated intention in a separate cohort</w:t>
+            </w:r>
+          </w:p>
+        </w:tc>
+        <w:tc>
+          <w:tcPr>
+            <w:tcW w:w="1958" w:type="dxa"/>
+          </w:tcPr>
+          <w:p>
+            <w:r>
+              <w:t>Stage four's candidate account against its dispositional rival; stage five's decoupling response</w:t>
+            </w:r>
+          </w:p>
+        </w:tc>
+      </w:tr>
+      <w:tr>
+        <w:tc>
+          <w:tcPr>
+            <w:tcW w:w="1881" w:type="dxa"/>
+          </w:tcPr>
+          <w:p>
+            <w:r>
+              <w:t>Adaptive-learning framework and prospective test (Chapter 7; §8.8)</w:t>
+            </w:r>
+          </w:p>
+        </w:tc>
+        <w:tc>
+          <w:tcPr>
+            <w:tcW w:w="2467" w:type="dxa"/>
+          </w:tcPr>
+          <w:p>
+            <w:r>
+              <w:t>Can a learning-trajectory frame change what a single adverse event means?</w:t>
+            </w:r>
+          </w:p>
+        </w:tc>
+        <w:tc>
+          <w:tcPr>
+            <w:tcW w:w="2199" w:type="dxa"/>
+          </w:tcPr>
+          <w:p>
+            <w:r>
+              <w:t>Framework specification; a pre-registered field experiment</w:t>
+            </w:r>
+          </w:p>
+        </w:tc>
+        <w:tc>
+          <w:tcPr>
+            <w:tcW w:w="1958" w:type="dxa"/>
+          </w:tcPr>
+          <w:p>
+            <w:r>
+              <w:t>Stage five's design propositions</w:t>
+            </w:r>
+          </w:p>
+        </w:tc>
+      </w:tr>
+    </w:tbl>
+    <w:p>
+      <w:pPr>
+        <w:pStyle w:val="Heading1"/>
+        <w:pageBreakBefore/>
+      </w:pPr>
+      <w:r>
+        <w:rPr>
+          <w:lang w:val="en-US" w:eastAsia="en-US" w:bidi="ar-SA"/>
+          <w:color w:val="000000"/>
+          <w:szCs w:val="28"/>
+        </w:rPr>
+        <w:t>Chapter 3 Research Methodology</w:t>
+      </w:r>
+      <w:bookmarkEnd w:id="46"/>
+    </w:p>
+    <w:p>
+      <w:pPr>
+        <w:pStyle w:val="Heading2"/>
+      </w:pPr>
+      <w:bookmarkStart w:id="47" w:name="_Toc232024547"/>
+      <w:r>
+        <w:rPr>
+          <w:lang w:val="en-US" w:eastAsia="en-US" w:bidi="ar-SA"/>
+          <w:color w:val="000000"/>
+          <w:szCs w:val="22"/>
+        </w:rPr>
+        <w:t>3.1 Action Research as the Methodological Frame</w:t>
+      </w:r>
+      <w:bookmarkEnd w:id="47"/>
+    </w:p>
+    <w:p>
+      <w:pPr>
+        <w:pStyle w:val="Normal"/>
+        <w:jc w:val="both"/>
+      </w:pPr>
+      <w:r>
+        <w:rPr>
+          <w:i w:val="0"/>
+          <w:szCs w:val="26"/>
+          <w:lang w:val="en-US" w:eastAsia="en-US" w:bidi="ar-SA"/>
+          <w:rFonts w:ascii="Times New Roman" w:hAnsi="Times New Roman" w:eastAsia="Times New Roman" w:cs="Times New Roman"/>
+          <w:sz w:val="24"/>
+        </w:rPr>
+        <w:t>The programme adopts action research (Lewin, 1946; Stringer, 2014; Reason &amp; Bradbury, 2008) and treats cycles of action, observation, reflection and design revision as part of the inquiry. Two things make this the right frame for the present study, and they should be stated plainly. First, the programme is hypothesis-testing and discovery-generating at the same time. A falsifiable null hypothesis, H0, is built from the literature (§2.3.5) and tested prospectively; but the programme's most important outputs — the FIAS construct, the coupling boundary condition and the adaptive-learning proposition — were not presupposed. They were discovered through the cycles, and action research is the methodology that makes such discovery legitimate rather than accidental: each cycle plans an action, executes it in the field, observes what the plan did not predict, and revises the working theory before the next cycle. Second, the frame mirrors the programme topic. Action research is continuous improvement applied to inquiry itself — plan, act, observe, reflect is the researcher's form of the same iterative loop that the thesis ultimately proposes for the individual user (adaptive learning, §6.8) and practised in the artefact's construction (the AI-assisted build, §5.3.9). The documented revisions are: from FIDS toward the provisional FIAS construct after Stages 1 and 2; from a dispositional account toward the coupling account and its boundary condition after Stage 3; and from decoupling alone toward adaptive learning, formalised as the adaptive-learning framework, as the design programme. These revisions are changes in working explanation; they are not independent confirmation of the underlying psychological mechanisms. The programme is best read, and is offered, as exploratory engineering research: it borrows the discipline of hypothesis testing — a null hypothesis stated in advance, an attribution stage, pre-specified confirmatory studies — while claiming the freedom that exploration earns: to notice what the plan did not predict, to name it, and to follow it. At this scale the work does not attempt formal theory building; it maps new territory carefully enough that the confirmatory expedition knows exactly where to dig. That status is declared here, once, so that the discoveries in the chapters that follow can be stated in their own plain terms.</w:t>
+      </w:r>
+    </w:p>
+    <w:p>
+      <w:pPr>
+        <w:pStyle w:val="Heading2"/>
+      </w:pPr>
+      <w:bookmarkStart w:id="48" w:name="_Toc232024548"/>
+      <w:r>
+        <w:rPr>
+          <w:lang w:val="en-US" w:eastAsia="en-US" w:bidi="ar-SA"/>
+          <w:color w:val="000000"/>
+          <w:szCs w:val="22"/>
+        </w:rPr>
+        <w:t>3.2 Three-Stage Design</w:t>
+      </w:r>
+      <w:bookmarkEnd w:id="48"/>
+    </w:p>
+    <w:p>
+      <w:pPr>
+        <w:pStyle w:val="Normal"/>
+        <w:jc w:val="both"/>
+      </w:pPr>
+      <w:r>
+        <w:rPr>
+          <w:szCs w:val="26"/>
+          <w:lang w:val="en-US" w:eastAsia="en-US" w:bidi="ar-SA"/>
+          <w:rFonts w:ascii="Times New Roman" w:hAnsi="Times New Roman" w:eastAsia="Times New Roman" w:cs="Times New Roman"/>
+          <w:sz w:val="24"/>
+        </w:rPr>
+        <w:t>Stage 1 was a descriptive, retrospective survey at the Poly Group facility in Guangzhou: a six-item Yes/No instrument administered face-to-face by nursing staff. Its methodological role in the architecture is to establish the field signal — a population satisfying every practical precondition of the acceptance models, with a documented pattern of adverse first experiences and non-return — that makes H0 worth testing prospectively (Chapter 4). The facility housed 280 residents at the time of the survey; 200 eligible residents were interviewed about their FRA experience, and all Stage-1 percentages are computed on the interviewed sample of 200.</w:t>
+      </w:r>
+    </w:p>
+    <w:p>
+      <w:pPr>
+        <w:pStyle w:val="Normal"/>
+        <w:jc w:val="both"/>
+      </w:pPr>
+      <w:r>
+        <w:rPr>
+          <w:szCs w:val="26"/>
+          <w:lang w:val="en-US" w:eastAsia="en-US" w:bidi="ar-SA"/>
+          <w:rFonts w:ascii="Times New Roman" w:hAnsi="Times New Roman" w:eastAsia="Times New Roman" w:cs="Times New Roman"/>
+          <w:sz w:val="24"/>
+        </w:rPr>
+        <w:t>Stage 2 was a prospective eight-week action-research deployment with thirty residents at the same facility. The intervention was a dual-purpose AI-assisted skiing game on the InBody pressure panel, engineered to satisfy the acceptance and gamification design criteria of Chapter 2, which is what makes Stage 2 the programme's prospective test of H0 under fully provisioned conditions (§5.2). Its analytical outputs are the engagement, failure and non-return characterisation of §5.5, analysed with estimators appropriate to a small single-site sample — Wilson intervals, paired and exact tests — because the archived dataset preserves no timestamps and therefore supports no time-to-event modelling. The study was not designed as a clinical validation of FRA or as a randomised test of the behavioural-economic mechanism. Across all three stages, a Quality Function Deployment (QFD) pipeline (Akao, 1990; Chan &amp; Wu, 2002) is used to translate empirical findings into prioritised design requirements: user needs evidenced by the survey, telemetry and self-report data are mapped onto game features and weighted by the strength of the supporting evidence (§5.5A). QFD structures the translation from evidence to design; it complements, and does not replace, the statistical analysis of the collected data.</w:t>
+      </w:r>
+    </w:p>
+    <w:p>
+      <w:pPr>
+        <w:pStyle w:val="Normal"/>
+        <w:jc w:val="both"/>
+      </w:pPr>
+      <w:r>
+        <w:rPr>
+          <w:i w:val="0"/>
+          <w:szCs w:val="26"/>
+          <w:lang w:val="en-US" w:eastAsia="en-US" w:bidi="ar-SA"/>
+          <w:rFonts w:ascii="Times New Roman" w:hAnsi="Times New Roman" w:eastAsia="Times New Roman" w:cs="Times New Roman"/>
+          <w:sz w:val="24"/>
+        </w:rPr>
+        <w:t>Stage 3 was a between-cycle, between-cohort quasi-experimental field study with 120 adults aged 25-80 recruited through the author's Hong Kong-based networks (family and personal contacts, work contacts, a charity community network, university support channels and working peers in medical centres). The game was ported to an HTML build, distributed by e-mail, and played unsupervised on participants' own computers, with a trackpad or arrow keys, or a foot-pad sensor where one was available. The skiing mechanic, five-attempt rule and session structure were retained in the port, while participant-facing clinical framing was changed through multiple coordinated components: recruitment language, the absence of any pre-session clinical scan, removal of clinical labels and participant-facing clinical outputs, and a coordination-game interface. Because cohort, setting, platform, input device and supervision also differed, Stage 3 estimates the combined association of the decoupled condition and its context with behaviour; it evaluates a participant-facing redesign package in a separate cohort, and it does not isolate a single causal variable. Its methodological role is attribution: the Stage-2 rejection of H0 admits a dispositional reading (gamification does not transfer to older adults) and a coupling reading (the attachment to the clinical technology broke it), and these make opposite predictions for a decoupled game (§6.1). Stage 3 is therefore designed as the programme's positive control for gamification theory, while its multi-component, between-cohort character bounds the causal strength of that attribution. The cohort design serves this purpose deliberately: recruiting three age bands (25-44, 45-64, 65-80) builds the comparison group into the study itself, and licenses a second null hypothesis, H0-age — that under the decoupled condition there is no difference between age groups. Stage 3 nullifies it: initial engagement differs sharply by age (0 of 38 younger versus 16 of 41 older initial dropouts; Fisher's exact p &lt; 0.0001), while non-return converges toward low levels in every band. The pattern is exactly what the identity-level account predicts — the burden that decoupling relieves is concentrated in the group whose identity the technology's purpose touches.</w:t>
+      </w:r>
+    </w:p>
+    <w:p>
+      <w:pPr>
+        <w:pStyle w:val="Normal"/>
+        <w:jc w:val="both"/>
+      </w:pPr>
+      <w:r>
+        <w:rPr>
+          <w:szCs w:val="26"/>
+          <w:lang w:val="en-US" w:eastAsia="en-US" w:bidi="ar-SA"/>
+          <w:rFonts w:ascii="Times New Roman" w:hAnsi="Times New Roman" w:eastAsia="Times New Roman" w:cs="Times New Roman"/>
+          <w:sz w:val="24"/>
+        </w:rPr>
+        <w:t>A fourth evidence activity supplements the three stages: a series of four expert consultations, conducted after the empirical work as a distinct data-collection exercise - not literature review - to test the programme's behavioural interpretation and its design framework against senior practice and research standpoints. The consultations were semi-structured interviews with: a senior physiotherapist and former chair of a Hong Kong professional physiotherapy body, pseudonymised as Expert P at his election (March 2026, telephone, approximately 25 minutes, Cantonese mixed with English; with a dated follow-up on 5 August 2026 in which he played the decoupled build); Dr Gary Kui-Kai Lau, Assistant Dean (Education Innovations) and Clinical Associate Professor, Division of Neurology, LKS Faculty of Medicine, The University of Hong Kong (June 2026, in person, approximately one hour, Cantonese mixed with English); Dr Sarah C.W. Yuan, Specialist, Center on the Family, University of Hawai'i at Manoa, a medical sociologist and demographer of aging (25 July 2026, telephone, English, approximately 35 minutes); and Dr Philip Choy, certified naturopathic physician (ANMCB) and President of the Hong Kong Academy of Naturopath, with over twenty-five years of clinical practice concentrated in elderly chronic disease (4 August 2026, telephone, approximately 30 minutes, Cantonese and English). Each expert gave written consent on a nine-statement form with an explicit identification election: three authorised named attribution and one elected pseudonymity; where an interview preceded its signed form, the record states both dates plainly. The researcher's notes are the primary records; each consultation summary is returned to its participant for validation (member checking). Analysis is thematic: expert statements are mapped onto the programme's constructs and reported as convergence, divergence or silence (Appendix H; discussed in Chapter 8). Positioning: expert input is interpretation and practice validation of the findings and a confirmatory-design review of the Chapter 7 framework; it is not additional empirical evidence and does not bear on the hypothesis tests.</w:t>
+      </w:r>
+    </w:p>
+    <w:p>
+      <w:pPr>
+        <w:pStyle w:val="FigureCaption"/>
+        <w:jc w:val="center"/>
+      </w:pPr>
+      <w:r>
+        <w:rPr>
+          <w:sz w:val="24"/>
+          <w:szCs w:val="22"/>
+          <w:lang w:val="en-US" w:eastAsia="en-US" w:bidi="ar-SA"/>
+          <w:rFonts w:ascii="Times New Roman" w:hAnsi="Times New Roman" w:eastAsia="Times New Roman" w:cs="Times New Roman"/>
+          <w:i/>
+        </w:rPr>
+        <w:t>Table 3.1. The hypothesis architecture of the programme: where each claim originates, is stated, is tested, and stands.</w:t>
+      </w:r>
+    </w:p>
+    <w:tbl>
+      <w:tblPr>
+        <w:tblStyle w:val="TableGrid"/>
+        <w:tblW w:type="dxa" w:w="8505"/>
+        <w:tblLayout w:type="fixed"/>
+        <w:tblLook w:firstColumn="1" w:firstRow="1" w:lastColumn="0" w:lastRow="0" w:noHBand="0" w:noVBand="1" w:val="04A0"/>
+      </w:tblPr>
+      <w:tblGrid>
+        <w:gridCol w:w="2460"/>
+        <w:gridCol w:w="1681"/>
+        <w:gridCol w:w="978"/>
+        <w:gridCol w:w="1387"/>
+        <w:gridCol w:w="1999"/>
+      </w:tblGrid>
+      <w:tr>
+        <w:trPr>
+          <w:tblHeader/>
+        </w:trPr>
+        <w:tc>
+          <w:tcPr>
+            <w:tcW w:type="dxa" w:w="2460"/>
           </w:tcPr>
           <w:p>
             <w:pPr>
@@ -9158,7 +9852,7 @@
         </w:tc>
         <w:tc>
           <w:tcPr>
-            <w:tcW w:type="dxa" w:w="1701"/>
+            <w:tcW w:type="dxa" w:w="1681"/>
           </w:tcPr>
           <w:p>
             <w:pPr>
@@ -9178,7 +9872,7 @@
         </w:tc>
         <w:tc>
           <w:tcPr>
-            <w:tcW w:type="dxa" w:w="1701"/>
+            <w:tcW w:type="dxa" w:w="978"/>
           </w:tcPr>
           <w:p>
             <w:pPr>
@@ -9198,7 +9892,7 @@
         </w:tc>
         <w:tc>
           <w:tcPr>
-            <w:tcW w:type="dxa" w:w="1701"/>
+            <w:tcW w:type="dxa" w:w="1387"/>
           </w:tcPr>
           <w:p>
             <w:pPr>
@@ -9218,7 +9912,7 @@
         </w:tc>
         <w:tc>
           <w:tcPr>
-            <w:tcW w:type="dxa" w:w="1701"/>
+            <w:tcW w:type="dxa" w:w="1999"/>
           </w:tcPr>
           <w:p>
             <w:pPr>
@@ -9240,7 +9934,7 @@
       <w:tr>
         <w:tc>
           <w:tcPr>
-            <w:tcW w:type="dxa" w:w="1701"/>
+            <w:tcW w:type="dxa" w:w="2460"/>
           </w:tcPr>
           <w:p>
             <w:pPr>
@@ -9260,7 +9954,7 @@
         </w:tc>
         <w:tc>
           <w:tcPr>
-            <w:tcW w:type="dxa" w:w="1701"/>
+            <w:tcW w:type="dxa" w:w="1681"/>
           </w:tcPr>
           <w:p>
             <w:pPr>
@@ -9280,7 +9974,7 @@
         </w:tc>
         <w:tc>
           <w:tcPr>
-            <w:tcW w:type="dxa" w:w="1701"/>
+            <w:tcW w:type="dxa" w:w="978"/>
           </w:tcPr>
           <w:p>
             <w:pPr>
@@ -9300,7 +9994,7 @@
         </w:tc>
         <w:tc>
           <w:tcPr>
-            <w:tcW w:type="dxa" w:w="1701"/>
+            <w:tcW w:type="dxa" w:w="1387"/>
           </w:tcPr>
           <w:p>
             <w:pPr>
@@ -9320,7 +10014,7 @@
         </w:tc>
         <w:tc>
           <w:tcPr>
-            <w:tcW w:type="dxa" w:w="1701"/>
+            <w:tcW w:type="dxa" w:w="1999"/>
           </w:tcPr>
           <w:p>
             <w:pPr>
@@ -9342,7 +10036,7 @@
       <w:tr>
         <w:tc>
           <w:tcPr>
-            <w:tcW w:type="dxa" w:w="1701"/>
+            <w:tcW w:type="dxa" w:w="2460"/>
           </w:tcPr>
           <w:p>
             <w:pPr>
@@ -9362,7 +10056,7 @@
         </w:tc>
         <w:tc>
           <w:tcPr>
-            <w:tcW w:type="dxa" w:w="1701"/>
+            <w:tcW w:type="dxa" w:w="1681"/>
           </w:tcPr>
           <w:p>
             <w:pPr>
@@ -9382,7 +10076,7 @@
         </w:tc>
         <w:tc>
           <w:tcPr>
-            <w:tcW w:type="dxa" w:w="1701"/>
+            <w:tcW w:type="dxa" w:w="978"/>
           </w:tcPr>
           <w:p>
             <w:pPr>
@@ -9402,7 +10096,7 @@
         </w:tc>
         <w:tc>
           <w:tcPr>
-            <w:tcW w:type="dxa" w:w="1701"/>
+            <w:tcW w:type="dxa" w:w="1387"/>
           </w:tcPr>
           <w:p>
             <w:pPr>
@@ -9422,7 +10116,7 @@
         </w:tc>
         <w:tc>
           <w:tcPr>
-            <w:tcW w:type="dxa" w:w="1701"/>
+            <w:tcW w:type="dxa" w:w="1999"/>
           </w:tcPr>
           <w:p>
             <w:pPr>
@@ -9444,7 +10138,7 @@
       <w:tr>
         <w:tc>
           <w:tcPr>
-            <w:tcW w:type="dxa" w:w="1701"/>
+            <w:tcW w:type="dxa" w:w="2460"/>
           </w:tcPr>
           <w:p>
             <w:pPr>
@@ -9464,7 +10158,7 @@
         </w:tc>
         <w:tc>
           <w:tcPr>
-            <w:tcW w:type="dxa" w:w="1701"/>
+            <w:tcW w:type="dxa" w:w="1681"/>
           </w:tcPr>
           <w:p>
             <w:pPr>
@@ -9484,7 +10178,7 @@
         </w:tc>
         <w:tc>
           <w:tcPr>
-            <w:tcW w:type="dxa" w:w="1701"/>
+            <w:tcW w:type="dxa" w:w="978"/>
           </w:tcPr>
           <w:p>
             <w:pPr>
@@ -9504,7 +10198,7 @@
         </w:tc>
         <w:tc>
           <w:tcPr>
-            <w:tcW w:type="dxa" w:w="1701"/>
+            <w:tcW w:type="dxa" w:w="1387"/>
           </w:tcPr>
           <w:p>
             <w:pPr>
@@ -9524,7 +10218,7 @@
         </w:tc>
         <w:tc>
           <w:tcPr>
-            <w:tcW w:type="dxa" w:w="1701"/>
+            <w:tcW w:type="dxa" w:w="1999"/>
           </w:tcPr>
           <w:p>
             <w:pPr>
@@ -9546,7 +10240,7 @@
       <w:tr>
         <w:tc>
           <w:tcPr>
-            <w:tcW w:type="dxa" w:w="1701"/>
+            <w:tcW w:type="dxa" w:w="2460"/>
           </w:tcPr>
           <w:p>
             <w:pPr>
@@ -9566,7 +10260,7 @@
         </w:tc>
         <w:tc>
           <w:tcPr>
-            <w:tcW w:type="dxa" w:w="1701"/>
+            <w:tcW w:type="dxa" w:w="1681"/>
           </w:tcPr>
           <w:p>
             <w:pPr>
@@ -9586,7 +10280,7 @@
         </w:tc>
         <w:tc>
           <w:tcPr>
-            <w:tcW w:type="dxa" w:w="1701"/>
+            <w:tcW w:type="dxa" w:w="978"/>
           </w:tcPr>
           <w:p>
             <w:pPr>
@@ -9606,7 +10300,7 @@
         </w:tc>
         <w:tc>
           <w:tcPr>
-            <w:tcW w:type="dxa" w:w="1701"/>
+            <w:tcW w:type="dxa" w:w="1387"/>
           </w:tcPr>
           <w:p>
             <w:pPr>
@@ -9626,7 +10320,7 @@
         </w:tc>
         <w:tc>
           <w:tcPr>
-            <w:tcW w:type="dxa" w:w="1701"/>
+            <w:tcW w:type="dxa" w:w="1999"/>
           </w:tcPr>
           <w:p>
             <w:pPr>
@@ -9648,7 +10342,7 @@
       <w:tr>
         <w:tc>
           <w:tcPr>
-            <w:tcW w:type="dxa" w:w="1701"/>
+            <w:tcW w:type="dxa" w:w="2460"/>
           </w:tcPr>
           <w:p>
             <w:pPr>
@@ -9668,7 +10362,7 @@
         </w:tc>
         <w:tc>
           <w:tcPr>
-            <w:tcW w:type="dxa" w:w="1701"/>
+            <w:tcW w:type="dxa" w:w="1681"/>
           </w:tcPr>
           <w:p>
             <w:pPr>
@@ -9688,7 +10382,7 @@
         </w:tc>
         <w:tc>
           <w:tcPr>
-            <w:tcW w:type="dxa" w:w="1701"/>
+            <w:tcW w:type="dxa" w:w="978"/>
           </w:tcPr>
           <w:p>
             <w:pPr>
@@ -9708,7 +10402,7 @@
         </w:tc>
         <w:tc>
           <w:tcPr>
-            <w:tcW w:type="dxa" w:w="1701"/>
+            <w:tcW w:type="dxa" w:w="1387"/>
           </w:tcPr>
           <w:p>
             <w:pPr>
@@ -9728,7 +10422,7 @@
         </w:tc>
         <w:tc>
           <w:tcPr>
-            <w:tcW w:type="dxa" w:w="1701"/>
+            <w:tcW w:type="dxa" w:w="1999"/>
           </w:tcPr>
           <w:p>
             <w:pPr>
@@ -9839,18 +10533,22 @@
     <w:tbl>
       <w:tblPr>
         <w:tblStyle w:val="TableGrid"/>
-        <w:tblW w:type="auto" w:w="0"/>
+        <w:tblW w:type="dxa" w:w="8505"/>
+        <w:tblLayout w:type="fixed"/>
         <w:tblLook w:firstColumn="1" w:firstRow="1" w:lastColumn="0" w:lastRow="0" w:noHBand="0" w:noVBand="1" w:val="04A0"/>
       </w:tblPr>
       <w:tblGrid>
-        <w:gridCol w:w="2835"/>
-        <w:gridCol w:w="2835"/>
-        <w:gridCol w:w="2835"/>
+        <w:gridCol w:w="3927"/>
+        <w:gridCol w:w="2584"/>
+        <w:gridCol w:w="1994"/>
       </w:tblGrid>
       <w:tr>
-        <w:tc>
-          <w:tcPr>
-            <w:tcW w:type="dxa" w:w="2835"/>
+        <w:trPr>
+          <w:tblHeader/>
+        </w:trPr>
+        <w:tc>
+          <w:tcPr>
+            <w:tcW w:type="dxa" w:w="3927"/>
           </w:tcPr>
           <w:p>
             <w:r>
@@ -9863,7 +10561,7 @@
         </w:tc>
         <w:tc>
           <w:tcPr>
-            <w:tcW w:type="dxa" w:w="2835"/>
+            <w:tcW w:type="dxa" w:w="2584"/>
           </w:tcPr>
           <w:p>
             <w:r>
@@ -9876,7 +10574,7 @@
         </w:tc>
         <w:tc>
           <w:tcPr>
-            <w:tcW w:type="dxa" w:w="2835"/>
+            <w:tcW w:type="dxa" w:w="1994"/>
           </w:tcPr>
           <w:p>
             <w:r>
@@ -9891,7 +10589,7 @@
       <w:tr>
         <w:tc>
           <w:tcPr>
-            <w:tcW w:type="dxa" w:w="2835"/>
+            <w:tcW w:type="dxa" w:w="3927"/>
           </w:tcPr>
           <w:p>
             <w:r>
@@ -9901,7 +10599,7 @@
         </w:tc>
         <w:tc>
           <w:tcPr>
-            <w:tcW w:type="dxa" w:w="2835"/>
+            <w:tcW w:type="dxa" w:w="2584"/>
           </w:tcPr>
           <w:p>
             <w:r>
@@ -9911,7 +10609,7 @@
         </w:tc>
         <w:tc>
           <w:tcPr>
-            <w:tcW w:type="dxa" w:w="2835"/>
+            <w:tcW w:type="dxa" w:w="1994"/>
           </w:tcPr>
           <w:p>
             <w:r>
@@ -9923,7 +10621,7 @@
       <w:tr>
         <w:tc>
           <w:tcPr>
-            <w:tcW w:type="dxa" w:w="2835"/>
+            <w:tcW w:type="dxa" w:w="3927"/>
           </w:tcPr>
           <w:p>
             <w:r>
@@ -9933,7 +10631,7 @@
         </w:tc>
         <w:tc>
           <w:tcPr>
-            <w:tcW w:type="dxa" w:w="2835"/>
+            <w:tcW w:type="dxa" w:w="2584"/>
           </w:tcPr>
           <w:p>
             <w:r>
@@ -9943,7 +10641,7 @@
         </w:tc>
         <w:tc>
           <w:tcPr>
-            <w:tcW w:type="dxa" w:w="2835"/>
+            <w:tcW w:type="dxa" w:w="1994"/>
           </w:tcPr>
           <w:p>
             <w:r>
@@ -9955,7 +10653,7 @@
       <w:tr>
         <w:tc>
           <w:tcPr>
-            <w:tcW w:type="dxa" w:w="2835"/>
+            <w:tcW w:type="dxa" w:w="3927"/>
           </w:tcPr>
           <w:p>
             <w:r>
@@ -9965,7 +10663,7 @@
         </w:tc>
         <w:tc>
           <w:tcPr>
-            <w:tcW w:type="dxa" w:w="2835"/>
+            <w:tcW w:type="dxa" w:w="2584"/>
           </w:tcPr>
           <w:p>
             <w:r>
@@ -9975,7 +10673,7 @@
         </w:tc>
         <w:tc>
           <w:tcPr>
-            <w:tcW w:type="dxa" w:w="2835"/>
+            <w:tcW w:type="dxa" w:w="1994"/>
           </w:tcPr>
           <w:p>
             <w:r>
@@ -9987,7 +10685,7 @@
       <w:tr>
         <w:tc>
           <w:tcPr>
-            <w:tcW w:type="dxa" w:w="2835"/>
+            <w:tcW w:type="dxa" w:w="3927"/>
           </w:tcPr>
           <w:p>
             <w:r>
@@ -9997,7 +10695,7 @@
         </w:tc>
         <w:tc>
           <w:tcPr>
-            <w:tcW w:type="dxa" w:w="2835"/>
+            <w:tcW w:type="dxa" w:w="2584"/>
           </w:tcPr>
           <w:p>
             <w:r>
@@ -10010,7 +10708,7 @@
         </w:tc>
         <w:tc>
           <w:tcPr>
-            <w:tcW w:type="dxa" w:w="2835"/>
+            <w:tcW w:type="dxa" w:w="1994"/>
           </w:tcPr>
           <w:p>
             <w:r>
@@ -10022,7 +10720,7 @@
       <w:tr>
         <w:tc>
           <w:tcPr>
-            <w:tcW w:type="dxa" w:w="2835"/>
+            <w:tcW w:type="dxa" w:w="3927"/>
           </w:tcPr>
           <w:p>
             <w:r>
@@ -10032,7 +10730,7 @@
         </w:tc>
         <w:tc>
           <w:tcPr>
-            <w:tcW w:type="dxa" w:w="2835"/>
+            <w:tcW w:type="dxa" w:w="2584"/>
           </w:tcPr>
           <w:p>
             <w:r>
@@ -10042,7 +10740,7 @@
         </w:tc>
         <w:tc>
           <w:tcPr>
-            <w:tcW w:type="dxa" w:w="2835"/>
+            <w:tcW w:type="dxa" w:w="1994"/>
           </w:tcPr>
           <w:p>
             <w:r>
@@ -10054,7 +10752,7 @@
       <w:tr>
         <w:tc>
           <w:tcPr>
-            <w:tcW w:type="dxa" w:w="2835"/>
+            <w:tcW w:type="dxa" w:w="3927"/>
           </w:tcPr>
           <w:p>
             <w:r>
@@ -10064,7 +10762,7 @@
         </w:tc>
         <w:tc>
           <w:tcPr>
-            <w:tcW w:type="dxa" w:w="2835"/>
+            <w:tcW w:type="dxa" w:w="2584"/>
           </w:tcPr>
           <w:p>
             <w:r>
@@ -10074,7 +10772,7 @@
         </w:tc>
         <w:tc>
           <w:tcPr>
-            <w:tcW w:type="dxa" w:w="2835"/>
+            <w:tcW w:type="dxa" w:w="1994"/>
           </w:tcPr>
           <w:p>
             <w:r>
@@ -10086,7 +10784,7 @@
       <w:tr>
         <w:tc>
           <w:tcPr>
-            <w:tcW w:type="dxa" w:w="2835"/>
+            <w:tcW w:type="dxa" w:w="3927"/>
           </w:tcPr>
           <w:p>
             <w:r>
@@ -10096,7 +10794,7 @@
         </w:tc>
         <w:tc>
           <w:tcPr>
-            <w:tcW w:type="dxa" w:w="2835"/>
+            <w:tcW w:type="dxa" w:w="2584"/>
           </w:tcPr>
           <w:p>
             <w:r>
@@ -10106,7 +10804,7 @@
         </w:tc>
         <w:tc>
           <w:tcPr>
-            <w:tcW w:type="dxa" w:w="2835"/>
+            <w:tcW w:type="dxa" w:w="1994"/>
           </w:tcPr>
           <w:p>
             <w:r>
@@ -10118,7 +10816,7 @@
       <w:tr>
         <w:tc>
           <w:tcPr>
-            <w:tcW w:type="dxa" w:w="2835"/>
+            <w:tcW w:type="dxa" w:w="3927"/>
           </w:tcPr>
           <w:p>
             <w:r>
@@ -10128,7 +10826,7 @@
         </w:tc>
         <w:tc>
           <w:tcPr>
-            <w:tcW w:type="dxa" w:w="2835"/>
+            <w:tcW w:type="dxa" w:w="2584"/>
           </w:tcPr>
           <w:p>
             <w:r>
@@ -10141,7 +10839,7 @@
         </w:tc>
         <w:tc>
           <w:tcPr>
-            <w:tcW w:type="dxa" w:w="2835"/>
+            <w:tcW w:type="dxa" w:w="1994"/>
           </w:tcPr>
           <w:p>
             <w:r>
@@ -10153,7 +10851,7 @@
       <w:tr>
         <w:tc>
           <w:tcPr>
-            <w:tcW w:type="dxa" w:w="2835"/>
+            <w:tcW w:type="dxa" w:w="3927"/>
           </w:tcPr>
           <w:p>
             <w:r>
@@ -10163,7 +10861,7 @@
         </w:tc>
         <w:tc>
           <w:tcPr>
-            <w:tcW w:type="dxa" w:w="2835"/>
+            <w:tcW w:type="dxa" w:w="2584"/>
           </w:tcPr>
           <w:p>
             <w:r>
@@ -10173,7 +10871,7 @@
         </w:tc>
         <w:tc>
           <w:tcPr>
-            <w:tcW w:type="dxa" w:w="2835"/>
+            <w:tcW w:type="dxa" w:w="1994"/>
           </w:tcPr>
           <w:p>
             <w:r>
@@ -10732,21 +11430,23 @@
     <w:tbl>
       <w:tblPr>
         <w:tblStyle w:val="TableGrid"/>
-        <w:tblW w:w="0" w:type="auto"/>
+        <w:tblW w:w="8505" w:type="dxa"/>
         <w:jc w:val="center"/>
+        <w:tblLayout w:type="fixed"/>
         <w:tblLook w:val="04A0" w:firstRow="1" w:lastRow="0" w:firstColumn="1" w:lastColumn="0" w:noHBand="0" w:noVBand="1"/>
       </w:tblPr>
       <w:tblGrid>
-        <w:gridCol w:w="5665"/>
-        <w:gridCol w:w="1848"/>
+        <w:gridCol w:w="6674"/>
+        <w:gridCol w:w="1831"/>
       </w:tblGrid>
       <w:tr>
         <w:trPr>
           <w:jc w:val="center"/>
+          <w:tblHeader/>
         </w:trPr>
         <w:tc>
           <w:tcPr>
-            <w:tcW w:w="5665" w:type="dxa"/>
+            <w:tcW w:w="6674" w:type="dxa"/>
           </w:tcPr>
           <w:p>
             <w:pPr>
@@ -10766,7 +11466,7 @@
         </w:tc>
         <w:tc>
           <w:tcPr>
-            <w:tcW w:w="1848" w:type="dxa"/>
+            <w:tcW w:w="1831" w:type="dxa"/>
           </w:tcPr>
           <w:p>
             <w:pPr>
@@ -10791,7 +11491,7 @@
         </w:trPr>
         <w:tc>
           <w:tcPr>
-            <w:tcW w:w="5665" w:type="dxa"/>
+            <w:tcW w:w="6674" w:type="dxa"/>
           </w:tcPr>
           <w:p>
             <w:pPr>
@@ -10810,7 +11510,7 @@
         </w:tc>
         <w:tc>
           <w:tcPr>
-            <w:tcW w:w="1848" w:type="dxa"/>
+            <w:tcW w:w="1831" w:type="dxa"/>
           </w:tcPr>
           <w:p>
             <w:pPr>
@@ -10834,7 +11534,7 @@
         </w:trPr>
         <w:tc>
           <w:tcPr>
-            <w:tcW w:w="5665" w:type="dxa"/>
+            <w:tcW w:w="6674" w:type="dxa"/>
           </w:tcPr>
           <w:p>
             <w:pPr>
@@ -10853,7 +11553,7 @@
         </w:tc>
         <w:tc>
           <w:tcPr>
-            <w:tcW w:w="1848" w:type="dxa"/>
+            <w:tcW w:w="1831" w:type="dxa"/>
           </w:tcPr>
           <w:p>
             <w:pPr>
@@ -10877,7 +11577,7 @@
         </w:trPr>
         <w:tc>
           <w:tcPr>
-            <w:tcW w:w="5665" w:type="dxa"/>
+            <w:tcW w:w="6674" w:type="dxa"/>
           </w:tcPr>
           <w:p>
             <w:pPr>
@@ -10896,7 +11596,7 @@
         </w:tc>
         <w:tc>
           <w:tcPr>
-            <w:tcW w:w="1848" w:type="dxa"/>
+            <w:tcW w:w="1831" w:type="dxa"/>
           </w:tcPr>
           <w:p>
             <w:pPr>
@@ -10920,7 +11620,7 @@
         </w:trPr>
         <w:tc>
           <w:tcPr>
-            <w:tcW w:w="5665" w:type="dxa"/>
+            <w:tcW w:w="6674" w:type="dxa"/>
           </w:tcPr>
           <w:p>
             <w:pPr>
@@ -10939,7 +11639,7 @@
         </w:tc>
         <w:tc>
           <w:tcPr>
-            <w:tcW w:w="1848" w:type="dxa"/>
+            <w:tcW w:w="1831" w:type="dxa"/>
           </w:tcPr>
           <w:p>
             <w:pPr>
@@ -11025,22 +11725,24 @@
     <w:tbl>
       <w:tblPr>
         <w:tblStyle w:val="TableGrid"/>
-        <w:tblW w:w="0" w:type="auto"/>
+        <w:tblW w:w="8505" w:type="dxa"/>
         <w:jc w:val="center"/>
+        <w:tblLayout w:type="fixed"/>
         <w:tblLook w:val="04A0" w:firstRow="1" w:lastRow="0" w:firstColumn="1" w:lastColumn="0" w:noHBand="0" w:noVBand="1"/>
       </w:tblPr>
       <w:tblGrid>
-        <w:gridCol w:w="2689"/>
-        <w:gridCol w:w="2974"/>
-        <w:gridCol w:w="2832"/>
+        <w:gridCol w:w="2587"/>
+        <w:gridCol w:w="3142"/>
+        <w:gridCol w:w="2776"/>
       </w:tblGrid>
       <w:tr>
         <w:trPr>
           <w:jc w:val="center"/>
+          <w:tblHeader/>
         </w:trPr>
         <w:tc>
           <w:tcPr>
-            <w:tcW w:w="2689" w:type="dxa"/>
+            <w:tcW w:w="2587" w:type="dxa"/>
           </w:tcPr>
           <w:p>
             <w:pPr>
@@ -11060,7 +11762,7 @@
         </w:tc>
         <w:tc>
           <w:tcPr>
-            <w:tcW w:w="2974" w:type="dxa"/>
+            <w:tcW w:w="3142" w:type="dxa"/>
           </w:tcPr>
           <w:p>
             <w:pPr>
@@ -11080,7 +11782,7 @@
         </w:tc>
         <w:tc>
           <w:tcPr>
-            <w:tcW w:w="2832" w:type="dxa"/>
+            <w:tcW w:w="2776" w:type="dxa"/>
           </w:tcPr>
           <w:p>
             <w:pPr>
@@ -11105,7 +11807,7 @@
         </w:trPr>
         <w:tc>
           <w:tcPr>
-            <w:tcW w:w="2689" w:type="dxa"/>
+            <w:tcW w:w="2587" w:type="dxa"/>
           </w:tcPr>
           <w:p>
             <w:pPr>
@@ -11124,7 +11826,7 @@
         </w:tc>
         <w:tc>
           <w:tcPr>
-            <w:tcW w:w="2974" w:type="dxa"/>
+            <w:tcW w:w="3142" w:type="dxa"/>
           </w:tcPr>
           <w:p>
             <w:pPr>
@@ -11143,7 +11845,7 @@
         </w:tc>
         <w:tc>
           <w:tcPr>
-            <w:tcW w:w="2832" w:type="dxa"/>
+            <w:tcW w:w="2776" w:type="dxa"/>
           </w:tcPr>
           <w:p>
             <w:pPr>
@@ -11167,7 +11869,7 @@
         </w:trPr>
         <w:tc>
           <w:tcPr>
-            <w:tcW w:w="2689" w:type="dxa"/>
+            <w:tcW w:w="2587" w:type="dxa"/>
           </w:tcPr>
           <w:p>
             <w:pPr>
@@ -11186,7 +11888,7 @@
         </w:tc>
         <w:tc>
           <w:tcPr>
-            <w:tcW w:w="2974" w:type="dxa"/>
+            <w:tcW w:w="3142" w:type="dxa"/>
           </w:tcPr>
           <w:p>
             <w:pPr>
@@ -11205,7 +11907,7 @@
         </w:tc>
         <w:tc>
           <w:tcPr>
-            <w:tcW w:w="2832" w:type="dxa"/>
+            <w:tcW w:w="2776" w:type="dxa"/>
           </w:tcPr>
           <w:p>
             <w:pPr>
@@ -11229,7 +11931,7 @@
         </w:trPr>
         <w:tc>
           <w:tcPr>
-            <w:tcW w:w="2689" w:type="dxa"/>
+            <w:tcW w:w="2587" w:type="dxa"/>
           </w:tcPr>
           <w:p>
             <w:pPr>
@@ -11248,7 +11950,7 @@
         </w:tc>
         <w:tc>
           <w:tcPr>
-            <w:tcW w:w="2974" w:type="dxa"/>
+            <w:tcW w:w="3142" w:type="dxa"/>
           </w:tcPr>
           <w:p>
             <w:pPr>
@@ -11267,7 +11969,7 @@
         </w:tc>
         <w:tc>
           <w:tcPr>
-            <w:tcW w:w="2832" w:type="dxa"/>
+            <w:tcW w:w="2776" w:type="dxa"/>
           </w:tcPr>
           <w:p>
             <w:pPr>
@@ -11291,7 +11993,7 @@
         </w:trPr>
         <w:tc>
           <w:tcPr>
-            <w:tcW w:w="2689" w:type="dxa"/>
+            <w:tcW w:w="2587" w:type="dxa"/>
           </w:tcPr>
           <w:p>
             <w:pPr>
@@ -11310,7 +12012,7 @@
         </w:tc>
         <w:tc>
           <w:tcPr>
-            <w:tcW w:w="2974" w:type="dxa"/>
+            <w:tcW w:w="3142" w:type="dxa"/>
           </w:tcPr>
           <w:p>
             <w:pPr>
@@ -11329,7 +12031,7 @@
         </w:tc>
         <w:tc>
           <w:tcPr>
-            <w:tcW w:w="2832" w:type="dxa"/>
+            <w:tcW w:w="2776" w:type="dxa"/>
           </w:tcPr>
           <w:p>
             <w:pPr>
@@ -11406,22 +12108,24 @@
     <w:tbl>
       <w:tblPr>
         <w:tblStyle w:val="TableGrid"/>
-        <w:tblW w:w="0" w:type="auto"/>
+        <w:tblW w:w="8505" w:type="dxa"/>
         <w:jc w:val="center"/>
+        <w:tblLayout w:type="fixed"/>
         <w:tblLook w:val="04A0" w:firstRow="1" w:lastRow="0" w:firstColumn="1" w:lastColumn="0" w:noHBand="0" w:noVBand="1"/>
       </w:tblPr>
       <w:tblGrid>
-        <w:gridCol w:w="2405"/>
-        <w:gridCol w:w="2977"/>
-        <w:gridCol w:w="3113"/>
+        <w:gridCol w:w="2079"/>
+        <w:gridCol w:w="2628"/>
+        <w:gridCol w:w="3798"/>
       </w:tblGrid>
       <w:tr>
         <w:trPr>
           <w:jc w:val="center"/>
+          <w:tblHeader/>
         </w:trPr>
         <w:tc>
           <w:tcPr>
-            <w:tcW w:w="2405" w:type="dxa"/>
+            <w:tcW w:w="2079" w:type="dxa"/>
           </w:tcPr>
           <w:p>
             <w:pPr>
@@ -11441,7 +12145,7 @@
         </w:tc>
         <w:tc>
           <w:tcPr>
-            <w:tcW w:w="2977" w:type="dxa"/>
+            <w:tcW w:w="2628" w:type="dxa"/>
           </w:tcPr>
           <w:p>
             <w:pPr>
@@ -11461,7 +12165,7 @@
         </w:tc>
         <w:tc>
           <w:tcPr>
-            <w:tcW w:w="3113" w:type="dxa"/>
+            <w:tcW w:w="3798" w:type="dxa"/>
           </w:tcPr>
           <w:p>
             <w:pPr>
@@ -11485,7 +12189,7 @@
         </w:trPr>
         <w:tc>
           <w:tcPr>
-            <w:tcW w:w="2405" w:type="dxa"/>
+            <w:tcW w:w="2079" w:type="dxa"/>
           </w:tcPr>
           <w:p>
             <w:pPr>
@@ -11504,7 +12208,7 @@
         </w:tc>
         <w:tc>
           <w:tcPr>
-            <w:tcW w:w="2977" w:type="dxa"/>
+            <w:tcW w:w="2628" w:type="dxa"/>
           </w:tcPr>
           <w:p>
             <w:pPr>
@@ -11523,7 +12227,7 @@
         </w:tc>
         <w:tc>
           <w:tcPr>
-            <w:tcW w:w="3113" w:type="dxa"/>
+            <w:tcW w:w="3798" w:type="dxa"/>
           </w:tcPr>
           <w:p>
             <w:pPr>
@@ -11547,7 +12251,7 @@
         </w:trPr>
         <w:tc>
           <w:tcPr>
-            <w:tcW w:w="2405" w:type="dxa"/>
+            <w:tcW w:w="2079" w:type="dxa"/>
           </w:tcPr>
           <w:p>
             <w:pPr>
@@ -11566,7 +12270,7 @@
         </w:tc>
         <w:tc>
           <w:tcPr>
-            <w:tcW w:w="2977" w:type="dxa"/>
+            <w:tcW w:w="2628" w:type="dxa"/>
           </w:tcPr>
           <w:p>
             <w:pPr>
@@ -11585,7 +12289,7 @@
         </w:tc>
         <w:tc>
           <w:tcPr>
-            <w:tcW w:w="3113" w:type="dxa"/>
+            <w:tcW w:w="3798" w:type="dxa"/>
           </w:tcPr>
           <w:p>
             <w:pPr>
@@ -11609,7 +12313,7 @@
         </w:trPr>
         <w:tc>
           <w:tcPr>
-            <w:tcW w:w="2405" w:type="dxa"/>
+            <w:tcW w:w="2079" w:type="dxa"/>
           </w:tcPr>
           <w:p>
             <w:pPr>
@@ -11628,7 +12332,7 @@
         </w:tc>
         <w:tc>
           <w:tcPr>
-            <w:tcW w:w="2977" w:type="dxa"/>
+            <w:tcW w:w="2628" w:type="dxa"/>
           </w:tcPr>
           <w:p>
             <w:pPr>
@@ -11647,7 +12351,7 @@
         </w:tc>
         <w:tc>
           <w:tcPr>
-            <w:tcW w:w="3113" w:type="dxa"/>
+            <w:tcW w:w="3798" w:type="dxa"/>
           </w:tcPr>
           <w:p>
             <w:pPr>
@@ -12125,23 +12829,25 @@
     <w:tbl>
       <w:tblPr>
         <w:tblStyle w:val="TableGrid"/>
-        <w:tblW w:w="0" w:type="auto"/>
+        <w:tblW w:w="8505" w:type="dxa"/>
         <w:jc w:val="center"/>
+        <w:tblLayout w:type="fixed"/>
         <w:tblLook w:val="04A0" w:firstRow="1" w:lastRow="0" w:firstColumn="1" w:lastColumn="0" w:noHBand="0" w:noVBand="1"/>
       </w:tblPr>
       <w:tblGrid>
-        <w:gridCol w:w="1271"/>
-        <w:gridCol w:w="2268"/>
-        <w:gridCol w:w="2126"/>
-        <w:gridCol w:w="2830"/>
+        <w:gridCol w:w="1053"/>
+        <w:gridCol w:w="2401"/>
+        <w:gridCol w:w="1967"/>
+        <w:gridCol w:w="3084"/>
       </w:tblGrid>
       <w:tr>
         <w:trPr>
           <w:jc w:val="center"/>
+          <w:tblHeader/>
         </w:trPr>
         <w:tc>
           <w:tcPr>
-            <w:tcW w:w="1271" w:type="dxa"/>
+            <w:tcW w:w="1053" w:type="dxa"/>
           </w:tcPr>
           <w:p>
             <w:pPr>
@@ -12161,7 +12867,7 @@
         </w:tc>
         <w:tc>
           <w:tcPr>
-            <w:tcW w:w="2268" w:type="dxa"/>
+            <w:tcW w:w="2401" w:type="dxa"/>
           </w:tcPr>
           <w:p>
             <w:pPr>
@@ -12181,7 +12887,7 @@
         </w:tc>
         <w:tc>
           <w:tcPr>
-            <w:tcW w:w="2126" w:type="dxa"/>
+            <w:tcW w:w="1967" w:type="dxa"/>
           </w:tcPr>
           <w:p>
             <w:pPr>
@@ -12201,7 +12907,7 @@
         </w:tc>
         <w:tc>
           <w:tcPr>
-            <w:tcW w:w="2830" w:type="dxa"/>
+            <w:tcW w:w="3084" w:type="dxa"/>
           </w:tcPr>
           <w:p>
             <w:pPr>
@@ -12226,7 +12932,7 @@
         </w:trPr>
         <w:tc>
           <w:tcPr>
-            <w:tcW w:w="1271" w:type="dxa"/>
+            <w:tcW w:w="1053" w:type="dxa"/>
           </w:tcPr>
           <w:p>
             <w:pPr>
@@ -12245,7 +12951,7 @@
         </w:tc>
         <w:tc>
           <w:tcPr>
-            <w:tcW w:w="2268" w:type="dxa"/>
+            <w:tcW w:w="2401" w:type="dxa"/>
           </w:tcPr>
           <w:p>
             <w:pPr>
@@ -12264,7 +12970,7 @@
         </w:tc>
         <w:tc>
           <w:tcPr>
-            <w:tcW w:w="2126" w:type="dxa"/>
+            <w:tcW w:w="1967" w:type="dxa"/>
           </w:tcPr>
           <w:p>
             <w:pPr>
@@ -12283,7 +12989,7 @@
         </w:tc>
         <w:tc>
           <w:tcPr>
-            <w:tcW w:w="2830" w:type="dxa"/>
+            <w:tcW w:w="3084" w:type="dxa"/>
           </w:tcPr>
           <w:p>
             <w:pPr>
@@ -12307,7 +13013,7 @@
         </w:trPr>
         <w:tc>
           <w:tcPr>
-            <w:tcW w:w="1271" w:type="dxa"/>
+            <w:tcW w:w="1053" w:type="dxa"/>
           </w:tcPr>
           <w:p>
             <w:pPr>
@@ -12326,7 +13032,7 @@
         </w:tc>
         <w:tc>
           <w:tcPr>
-            <w:tcW w:w="2268" w:type="dxa"/>
+            <w:tcW w:w="2401" w:type="dxa"/>
           </w:tcPr>
           <w:p>
             <w:pPr>
@@ -12345,7 +13051,7 @@
         </w:tc>
         <w:tc>
           <w:tcPr>
-            <w:tcW w:w="2126" w:type="dxa"/>
+            <w:tcW w:w="1967" w:type="dxa"/>
           </w:tcPr>
           <w:p>
             <w:pPr>
@@ -12364,7 +13070,7 @@
         </w:tc>
         <w:tc>
           <w:tcPr>
-            <w:tcW w:w="2830" w:type="dxa"/>
+            <w:tcW w:w="3084" w:type="dxa"/>
           </w:tcPr>
           <w:p>
             <w:pPr>
@@ -12388,7 +13094,7 @@
         </w:trPr>
         <w:tc>
           <w:tcPr>
-            <w:tcW w:w="1271" w:type="dxa"/>
+            <w:tcW w:w="1053" w:type="dxa"/>
           </w:tcPr>
           <w:p>
             <w:pPr>
@@ -12407,7 +13113,7 @@
         </w:tc>
         <w:tc>
           <w:tcPr>
-            <w:tcW w:w="2268" w:type="dxa"/>
+            <w:tcW w:w="2401" w:type="dxa"/>
           </w:tcPr>
           <w:p>
             <w:pPr>
@@ -12426,7 +13132,7 @@
         </w:tc>
         <w:tc>
           <w:tcPr>
-            <w:tcW w:w="2126" w:type="dxa"/>
+            <w:tcW w:w="1967" w:type="dxa"/>
           </w:tcPr>
           <w:p>
             <w:pPr>
@@ -12445,7 +13151,7 @@
         </w:tc>
         <w:tc>
           <w:tcPr>
-            <w:tcW w:w="2830" w:type="dxa"/>
+            <w:tcW w:w="3084" w:type="dxa"/>
           </w:tcPr>
           <w:p>
             <w:pPr>
@@ -12469,7 +13175,7 @@
         </w:trPr>
         <w:tc>
           <w:tcPr>
-            <w:tcW w:w="1271" w:type="dxa"/>
+            <w:tcW w:w="1053" w:type="dxa"/>
           </w:tcPr>
           <w:p>
             <w:pPr>
@@ -12488,7 +13194,7 @@
         </w:tc>
         <w:tc>
           <w:tcPr>
-            <w:tcW w:w="2268" w:type="dxa"/>
+            <w:tcW w:w="2401" w:type="dxa"/>
           </w:tcPr>
           <w:p>
             <w:pPr>
@@ -12507,7 +13213,7 @@
         </w:tc>
         <w:tc>
           <w:tcPr>
-            <w:tcW w:w="2126" w:type="dxa"/>
+            <w:tcW w:w="1967" w:type="dxa"/>
           </w:tcPr>
           <w:p>
             <w:pPr>
@@ -12526,7 +13232,7 @@
         </w:tc>
         <w:tc>
           <w:tcPr>
-            <w:tcW w:w="2830" w:type="dxa"/>
+            <w:tcW w:w="3084" w:type="dxa"/>
           </w:tcPr>
           <w:p>
             <w:pPr>
@@ -12550,7 +13256,7 @@
         </w:trPr>
         <w:tc>
           <w:tcPr>
-            <w:tcW w:w="1271" w:type="dxa"/>
+            <w:tcW w:w="1053" w:type="dxa"/>
           </w:tcPr>
           <w:p>
             <w:pPr>
@@ -12569,7 +13275,7 @@
         </w:tc>
         <w:tc>
           <w:tcPr>
-            <w:tcW w:w="2268" w:type="dxa"/>
+            <w:tcW w:w="2401" w:type="dxa"/>
           </w:tcPr>
           <w:p>
             <w:pPr>
@@ -12588,7 +13294,7 @@
         </w:tc>
         <w:tc>
           <w:tcPr>
-            <w:tcW w:w="2126" w:type="dxa"/>
+            <w:tcW w:w="1967" w:type="dxa"/>
           </w:tcPr>
           <w:p>
             <w:pPr>
@@ -12607,7 +13313,7 @@
         </w:tc>
         <w:tc>
           <w:tcPr>
-            <w:tcW w:w="2830" w:type="dxa"/>
+            <w:tcW w:w="3084" w:type="dxa"/>
           </w:tcPr>
           <w:p>
             <w:pPr>
@@ -12631,7 +13337,7 @@
         </w:trPr>
         <w:tc>
           <w:tcPr>
-            <w:tcW w:w="1271" w:type="dxa"/>
+            <w:tcW w:w="1053" w:type="dxa"/>
           </w:tcPr>
           <w:p>
             <w:pPr>
@@ -12650,7 +13356,7 @@
         </w:tc>
         <w:tc>
           <w:tcPr>
-            <w:tcW w:w="2268" w:type="dxa"/>
+            <w:tcW w:w="2401" w:type="dxa"/>
           </w:tcPr>
           <w:p>
             <w:pPr>
@@ -12669,7 +13375,7 @@
         </w:tc>
         <w:tc>
           <w:tcPr>
-            <w:tcW w:w="2126" w:type="dxa"/>
+            <w:tcW w:w="1967" w:type="dxa"/>
           </w:tcPr>
           <w:p>
             <w:pPr>
@@ -12688,7 +13394,7 @@
         </w:tc>
         <w:tc>
           <w:tcPr>
-            <w:tcW w:w="2830" w:type="dxa"/>
+            <w:tcW w:w="3084" w:type="dxa"/>
           </w:tcPr>
           <w:p>
             <w:pPr>
@@ -12712,7 +13418,7 @@
         </w:trPr>
         <w:tc>
           <w:tcPr>
-            <w:tcW w:w="1271" w:type="dxa"/>
+            <w:tcW w:w="1053" w:type="dxa"/>
           </w:tcPr>
           <w:p>
             <w:pPr>
@@ -12731,7 +13437,7 @@
         </w:tc>
         <w:tc>
           <w:tcPr>
-            <w:tcW w:w="2268" w:type="dxa"/>
+            <w:tcW w:w="2401" w:type="dxa"/>
           </w:tcPr>
           <w:p>
             <w:pPr>
@@ -12750,7 +13456,7 @@
         </w:tc>
         <w:tc>
           <w:tcPr>
-            <w:tcW w:w="2126" w:type="dxa"/>
+            <w:tcW w:w="1967" w:type="dxa"/>
           </w:tcPr>
           <w:p>
             <w:pPr>
@@ -12769,7 +13475,7 @@
         </w:tc>
         <w:tc>
           <w:tcPr>
-            <w:tcW w:w="2830" w:type="dxa"/>
+            <w:tcW w:w="3084" w:type="dxa"/>
           </w:tcPr>
           <w:p>
             <w:pPr>
@@ -13328,21 +14034,23 @@
     <w:tbl>
       <w:tblPr>
         <w:tblStyle w:val="TableGrid"/>
-        <w:tblW w:w="0" w:type="auto"/>
+        <w:tblW w:w="8505" w:type="dxa"/>
         <w:jc w:val="center"/>
+        <w:tblLayout w:type="fixed"/>
         <w:tblLook w:val="04A0" w:firstRow="1" w:lastRow="0" w:firstColumn="1" w:lastColumn="0" w:noHBand="0" w:noVBand="1"/>
       </w:tblPr>
       <w:tblGrid>
-        <w:gridCol w:w="1129"/>
-        <w:gridCol w:w="7366"/>
+        <w:gridCol w:w="1467"/>
+        <w:gridCol w:w="7038"/>
       </w:tblGrid>
       <w:tr>
         <w:trPr>
           <w:jc w:val="center"/>
+          <w:tblHeader/>
         </w:trPr>
         <w:tc>
           <w:tcPr>
-            <w:tcW w:w="1129" w:type="dxa"/>
+            <w:tcW w:w="1467" w:type="dxa"/>
           </w:tcPr>
           <w:p>
             <w:pPr>
@@ -13362,7 +14070,7 @@
         </w:tc>
         <w:tc>
           <w:tcPr>
-            <w:tcW w:w="7366" w:type="dxa"/>
+            <w:tcW w:w="7038" w:type="dxa"/>
           </w:tcPr>
           <w:p>
             <w:pPr>
@@ -13387,7 +14095,7 @@
         </w:trPr>
         <w:tc>
           <w:tcPr>
-            <w:tcW w:w="1129" w:type="dxa"/>
+            <w:tcW w:w="1467" w:type="dxa"/>
           </w:tcPr>
           <w:p>
             <w:pPr>
@@ -13406,7 +14114,7 @@
         </w:tc>
         <w:tc>
           <w:tcPr>
-            <w:tcW w:w="7366" w:type="dxa"/>
+            <w:tcW w:w="7038" w:type="dxa"/>
           </w:tcPr>
           <w:p>
             <w:pPr>
@@ -13430,7 +14138,7 @@
         </w:trPr>
         <w:tc>
           <w:tcPr>
-            <w:tcW w:w="1129" w:type="dxa"/>
+            <w:tcW w:w="1467" w:type="dxa"/>
           </w:tcPr>
           <w:p>
             <w:pPr>
@@ -13449,7 +14157,7 @@
         </w:tc>
         <w:tc>
           <w:tcPr>
-            <w:tcW w:w="7366" w:type="dxa"/>
+            <w:tcW w:w="7038" w:type="dxa"/>
           </w:tcPr>
           <w:p>
             <w:pPr>
@@ -13473,7 +14181,7 @@
         </w:trPr>
         <w:tc>
           <w:tcPr>
-            <w:tcW w:w="1129" w:type="dxa"/>
+            <w:tcW w:w="1467" w:type="dxa"/>
           </w:tcPr>
           <w:p>
             <w:pPr>
@@ -13492,7 +14200,7 @@
         </w:tc>
         <w:tc>
           <w:tcPr>
-            <w:tcW w:w="7366" w:type="dxa"/>
+            <w:tcW w:w="7038" w:type="dxa"/>
           </w:tcPr>
           <w:p>
             <w:pPr>
@@ -13933,21 +14641,23 @@
     <w:tbl>
       <w:tblPr>
         <w:tblStyle w:val="TableGrid"/>
-        <w:tblW w:w="0" w:type="auto"/>
+        <w:tblW w:w="8505" w:type="dxa"/>
         <w:jc w:val="center"/>
+        <w:tblLayout w:type="fixed"/>
         <w:tblLook w:val="04A0" w:firstRow="1" w:lastRow="0" w:firstColumn="1" w:lastColumn="0" w:noHBand="0" w:noVBand="1"/>
       </w:tblPr>
       <w:tblGrid>
-        <w:gridCol w:w="4248"/>
-        <w:gridCol w:w="4247"/>
+        <w:gridCol w:w="4989"/>
+        <w:gridCol w:w="3516"/>
       </w:tblGrid>
       <w:tr>
         <w:trPr>
           <w:jc w:val="center"/>
+          <w:tblHeader/>
         </w:trPr>
         <w:tc>
           <w:tcPr>
-            <w:tcW w:w="4248" w:type="dxa"/>
+            <w:tcW w:w="4989" w:type="dxa"/>
           </w:tcPr>
           <w:p>
             <w:pPr>
@@ -13967,7 +14677,7 @@
         </w:tc>
         <w:tc>
           <w:tcPr>
-            <w:tcW w:w="4247" w:type="dxa"/>
+            <w:tcW w:w="3516" w:type="dxa"/>
           </w:tcPr>
           <w:p>
             <w:pPr>
@@ -13992,7 +14702,7 @@
         </w:trPr>
         <w:tc>
           <w:tcPr>
-            <w:tcW w:w="4248" w:type="dxa"/>
+            <w:tcW w:w="4989" w:type="dxa"/>
           </w:tcPr>
           <w:p>
             <w:pPr>
@@ -14011,7 +14721,7 @@
         </w:tc>
         <w:tc>
           <w:tcPr>
-            <w:tcW w:w="4247" w:type="dxa"/>
+            <w:tcW w:w="3516" w:type="dxa"/>
           </w:tcPr>
           <w:p>
             <w:pPr>
@@ -14035,7 +14745,7 @@
         </w:trPr>
         <w:tc>
           <w:tcPr>
-            <w:tcW w:w="4248" w:type="dxa"/>
+            <w:tcW w:w="4989" w:type="dxa"/>
           </w:tcPr>
           <w:p>
             <w:pPr>
@@ -14054,7 +14764,7 @@
         </w:tc>
         <w:tc>
           <w:tcPr>
-            <w:tcW w:w="4247" w:type="dxa"/>
+            <w:tcW w:w="3516" w:type="dxa"/>
           </w:tcPr>
           <w:p>
             <w:pPr>
@@ -14078,7 +14788,7 @@
         </w:trPr>
         <w:tc>
           <w:tcPr>
-            <w:tcW w:w="4248" w:type="dxa"/>
+            <w:tcW w:w="4989" w:type="dxa"/>
           </w:tcPr>
           <w:p>
             <w:pPr>
@@ -14097,7 +14807,7 @@
         </w:tc>
         <w:tc>
           <w:tcPr>
-            <w:tcW w:w="4247" w:type="dxa"/>
+            <w:tcW w:w="3516" w:type="dxa"/>
           </w:tcPr>
           <w:p>
             <w:pPr>
@@ -14121,7 +14831,7 @@
         </w:trPr>
         <w:tc>
           <w:tcPr>
-            <w:tcW w:w="4248" w:type="dxa"/>
+            <w:tcW w:w="4989" w:type="dxa"/>
           </w:tcPr>
           <w:p>
             <w:pPr>
@@ -14140,7 +14850,7 @@
         </w:tc>
         <w:tc>
           <w:tcPr>
-            <w:tcW w:w="4247" w:type="dxa"/>
+            <w:tcW w:w="3516" w:type="dxa"/>
           </w:tcPr>
           <w:p>
             <w:pPr>
@@ -14387,6 +15097,18 @@
     </w:p>
     <w:p>
       <w:pPr>
+        <w:sectPr>
+          <w:footerReference w:type="default" r:id="rId22"/>
+          <w:pgSz w:w="11906" w:h="16838"/>
+          <w:pgMar w:top="1417" w:right="1417" w:bottom="1417" w:left="1984" w:header="720" w:footer="720" w:gutter="0"/>
+          <w:pgNumType w:fmt="decimal"/>
+          <w:cols w:space="720"/>
+          <w:docGrid w:linePitch="360"/>
+        </w:sectPr>
+      </w:pPr>
+    </w:p>
+    <w:p>
+      <w:pPr>
         <w:pStyle w:val="FigureCaption"/>
         <w:jc w:val="center"/>
       </w:pPr>
@@ -14405,22 +15127,26 @@
     <w:tbl>
       <w:tblPr>
         <w:tblStyle w:val="TableGrid"/>
-        <w:tblW w:type="auto" w:w="0"/>
+        <w:tblW w:type="dxa" w:w="13437"/>
+        <w:tblLayout w:type="fixed"/>
         <w:tblLook w:firstColumn="1" w:firstRow="1" w:lastColumn="0" w:lastRow="0" w:noHBand="0" w:noVBand="1" w:val="04A0"/>
       </w:tblPr>
       <w:tblGrid>
-        <w:gridCol w:w="1215"/>
-        <w:gridCol w:w="1215"/>
-        <w:gridCol w:w="1215"/>
-        <w:gridCol w:w="1215"/>
-        <w:gridCol w:w="1215"/>
-        <w:gridCol w:w="1215"/>
-        <w:gridCol w:w="1215"/>
+        <w:gridCol w:w="2842"/>
+        <w:gridCol w:w="4208"/>
+        <w:gridCol w:w="2374"/>
+        <w:gridCol w:w="1002"/>
+        <w:gridCol w:w="1002"/>
+        <w:gridCol w:w="1002"/>
+        <w:gridCol w:w="1007"/>
       </w:tblGrid>
       <w:tr>
-        <w:tc>
-          <w:tcPr>
-            <w:tcW w:type="dxa" w:w="1215"/>
+        <w:trPr>
+          <w:tblHeader/>
+        </w:trPr>
+        <w:tc>
+          <w:tcPr>
+            <w:tcW w:type="dxa" w:w="2842"/>
           </w:tcPr>
           <w:p>
             <w:pPr>
@@ -14440,7 +15166,7 @@
         </w:tc>
         <w:tc>
           <w:tcPr>
-            <w:tcW w:type="dxa" w:w="1215"/>
+            <w:tcW w:type="dxa" w:w="4208"/>
           </w:tcPr>
           <w:p>
             <w:pPr>
@@ -14460,7 +15186,7 @@
         </w:tc>
         <w:tc>
           <w:tcPr>
-            <w:tcW w:type="dxa" w:w="1215"/>
+            <w:tcW w:type="dxa" w:w="2374"/>
           </w:tcPr>
           <w:p>
             <w:pPr>
@@ -14480,7 +15206,7 @@
         </w:tc>
         <w:tc>
           <w:tcPr>
-            <w:tcW w:type="dxa" w:w="1215"/>
+            <w:tcW w:type="dxa" w:w="1002"/>
           </w:tcPr>
           <w:p>
             <w:pPr>
@@ -14500,7 +15226,7 @@
         </w:tc>
         <w:tc>
           <w:tcPr>
-            <w:tcW w:type="dxa" w:w="1215"/>
+            <w:tcW w:type="dxa" w:w="1002"/>
           </w:tcPr>
           <w:p>
             <w:pPr>
@@ -14520,7 +15246,7 @@
         </w:tc>
         <w:tc>
           <w:tcPr>
-            <w:tcW w:type="dxa" w:w="1215"/>
+            <w:tcW w:type="dxa" w:w="1002"/>
           </w:tcPr>
           <w:p>
             <w:pPr>
@@ -14540,7 +15266,7 @@
         </w:tc>
         <w:tc>
           <w:tcPr>
-            <w:tcW w:type="dxa" w:w="1215"/>
+            <w:tcW w:type="dxa" w:w="1007"/>
           </w:tcPr>
           <w:p>
             <w:pPr>
@@ -14562,7 +15288,7 @@
       <w:tr>
         <w:tc>
           <w:tcPr>
-            <w:tcW w:type="dxa" w:w="1215"/>
+            <w:tcW w:type="dxa" w:w="2842"/>
           </w:tcPr>
           <w:p>
             <w:pPr>
@@ -14581,7 +15307,7 @@
         </w:tc>
         <w:tc>
           <w:tcPr>
-            <w:tcW w:type="dxa" w:w="1215"/>
+            <w:tcW w:type="dxa" w:w="4208"/>
           </w:tcPr>
           <w:p>
             <w:pPr>
@@ -14600,7 +15326,7 @@
         </w:tc>
         <w:tc>
           <w:tcPr>
-            <w:tcW w:type="dxa" w:w="1215"/>
+            <w:tcW w:type="dxa" w:w="2374"/>
           </w:tcPr>
           <w:p>
             <w:pPr>
@@ -14619,7 +15345,7 @@
         </w:tc>
         <w:tc>
           <w:tcPr>
-            <w:tcW w:type="dxa" w:w="1215"/>
+            <w:tcW w:type="dxa" w:w="1002"/>
           </w:tcPr>
           <w:p>
             <w:pPr>
@@ -14638,7 +15364,7 @@
         </w:tc>
         <w:tc>
           <w:tcPr>
-            <w:tcW w:type="dxa" w:w="1215"/>
+            <w:tcW w:type="dxa" w:w="1002"/>
           </w:tcPr>
           <w:p>
             <w:pPr>
@@ -14657,17 +15383,17 @@
         </w:tc>
         <w:tc>
           <w:tcPr>
-            <w:tcW w:type="dxa" w:w="1215"/>
-          </w:tcPr>
-          <w:p>
-            <w:pPr>
-              <w:pStyle w:val="Normal"/>
-            </w:pPr>
-          </w:p>
-        </w:tc>
-        <w:tc>
-          <w:tcPr>
-            <w:tcW w:type="dxa" w:w="1215"/>
+            <w:tcW w:type="dxa" w:w="1002"/>
+          </w:tcPr>
+          <w:p>
+            <w:pPr>
+              <w:pStyle w:val="Normal"/>
+            </w:pPr>
+          </w:p>
+        </w:tc>
+        <w:tc>
+          <w:tcPr>
+            <w:tcW w:type="dxa" w:w="1007"/>
           </w:tcPr>
           <w:p>
             <w:pPr>
@@ -14688,7 +15414,7 @@
       <w:tr>
         <w:tc>
           <w:tcPr>
-            <w:tcW w:type="dxa" w:w="1215"/>
+            <w:tcW w:type="dxa" w:w="2842"/>
           </w:tcPr>
           <w:p>
             <w:pPr>
@@ -14707,7 +15433,7 @@
         </w:tc>
         <w:tc>
           <w:tcPr>
-            <w:tcW w:type="dxa" w:w="1215"/>
+            <w:tcW w:type="dxa" w:w="4208"/>
           </w:tcPr>
           <w:p>
             <w:pPr>
@@ -14726,7 +15452,7 @@
         </w:tc>
         <w:tc>
           <w:tcPr>
-            <w:tcW w:type="dxa" w:w="1215"/>
+            <w:tcW w:type="dxa" w:w="2374"/>
           </w:tcPr>
           <w:p>
             <w:pPr>
@@ -14745,7 +15471,7 @@
         </w:tc>
         <w:tc>
           <w:tcPr>
-            <w:tcW w:type="dxa" w:w="1215"/>
+            <w:tcW w:type="dxa" w:w="1002"/>
           </w:tcPr>
           <w:p>
             <w:pPr>
@@ -14764,7 +15490,7 @@
         </w:tc>
         <w:tc>
           <w:tcPr>
-            <w:tcW w:type="dxa" w:w="1215"/>
+            <w:tcW w:type="dxa" w:w="1002"/>
           </w:tcPr>
           <w:p>
             <w:pPr>
@@ -14783,7 +15509,7 @@
         </w:tc>
         <w:tc>
           <w:tcPr>
-            <w:tcW w:type="dxa" w:w="1215"/>
+            <w:tcW w:type="dxa" w:w="1002"/>
           </w:tcPr>
           <w:p>
             <w:pPr>
@@ -14802,7 +15528,7 @@
         </w:tc>
         <w:tc>
           <w:tcPr>
-            <w:tcW w:type="dxa" w:w="1215"/>
+            <w:tcW w:type="dxa" w:w="1007"/>
           </w:tcPr>
           <w:p>
             <w:pPr>
@@ -14823,7 +15549,7 @@
       <w:tr>
         <w:tc>
           <w:tcPr>
-            <w:tcW w:type="dxa" w:w="1215"/>
+            <w:tcW w:type="dxa" w:w="2842"/>
           </w:tcPr>
           <w:p>
             <w:pPr>
@@ -14842,7 +15568,7 @@
         </w:tc>
         <w:tc>
           <w:tcPr>
-            <w:tcW w:type="dxa" w:w="1215"/>
+            <w:tcW w:type="dxa" w:w="4208"/>
           </w:tcPr>
           <w:p>
             <w:pPr>
@@ -14861,7 +15587,7 @@
         </w:tc>
         <w:tc>
           <w:tcPr>
-            <w:tcW w:type="dxa" w:w="1215"/>
+            <w:tcW w:type="dxa" w:w="2374"/>
           </w:tcPr>
           <w:p>
             <w:pPr>
@@ -14880,17 +15606,17 @@
         </w:tc>
         <w:tc>
           <w:tcPr>
-            <w:tcW w:type="dxa" w:w="1215"/>
-          </w:tcPr>
-          <w:p>
-            <w:pPr>
-              <w:pStyle w:val="Normal"/>
-            </w:pPr>
-          </w:p>
-        </w:tc>
-        <w:tc>
-          <w:tcPr>
-            <w:tcW w:type="dxa" w:w="1215"/>
+            <w:tcW w:type="dxa" w:w="1002"/>
+          </w:tcPr>
+          <w:p>
+            <w:pPr>
+              <w:pStyle w:val="Normal"/>
+            </w:pPr>
+          </w:p>
+        </w:tc>
+        <w:tc>
+          <w:tcPr>
+            <w:tcW w:type="dxa" w:w="1002"/>
           </w:tcPr>
           <w:p>
             <w:pPr>
@@ -14909,7 +15635,7 @@
         </w:tc>
         <w:tc>
           <w:tcPr>
-            <w:tcW w:type="dxa" w:w="1215"/>
+            <w:tcW w:type="dxa" w:w="1002"/>
           </w:tcPr>
           <w:p>
             <w:pPr>
@@ -14928,7 +15654,7 @@
         </w:tc>
         <w:tc>
           <w:tcPr>
-            <w:tcW w:type="dxa" w:w="1215"/>
+            <w:tcW w:type="dxa" w:w="1007"/>
           </w:tcPr>
           <w:p>
             <w:pPr>
@@ -14949,7 +15675,7 @@
       <w:tr>
         <w:tc>
           <w:tcPr>
-            <w:tcW w:type="dxa" w:w="1215"/>
+            <w:tcW w:type="dxa" w:w="2842"/>
           </w:tcPr>
           <w:p>
             <w:pPr>
@@ -14968,7 +15694,7 @@
         </w:tc>
         <w:tc>
           <w:tcPr>
-            <w:tcW w:type="dxa" w:w="1215"/>
+            <w:tcW w:type="dxa" w:w="4208"/>
           </w:tcPr>
           <w:p>
             <w:pPr>
@@ -14987,7 +15713,7 @@
         </w:tc>
         <w:tc>
           <w:tcPr>
-            <w:tcW w:type="dxa" w:w="1215"/>
+            <w:tcW w:type="dxa" w:w="2374"/>
           </w:tcPr>
           <w:p>
             <w:pPr>
@@ -15006,17 +15732,17 @@
         </w:tc>
         <w:tc>
           <w:tcPr>
-            <w:tcW w:type="dxa" w:w="1215"/>
-          </w:tcPr>
-          <w:p>
-            <w:pPr>
-              <w:pStyle w:val="Normal"/>
-            </w:pPr>
-          </w:p>
-        </w:tc>
-        <w:tc>
-          <w:tcPr>
-            <w:tcW w:type="dxa" w:w="1215"/>
+            <w:tcW w:type="dxa" w:w="1002"/>
+          </w:tcPr>
+          <w:p>
+            <w:pPr>
+              <w:pStyle w:val="Normal"/>
+            </w:pPr>
+          </w:p>
+        </w:tc>
+        <w:tc>
+          <w:tcPr>
+            <w:tcW w:type="dxa" w:w="1002"/>
           </w:tcPr>
           <w:p>
             <w:pPr>
@@ -15035,7 +15761,7 @@
         </w:tc>
         <w:tc>
           <w:tcPr>
-            <w:tcW w:type="dxa" w:w="1215"/>
+            <w:tcW w:type="dxa" w:w="1002"/>
           </w:tcPr>
           <w:p>
             <w:pPr>
@@ -15054,7 +15780,7 @@
         </w:tc>
         <w:tc>
           <w:tcPr>
-            <w:tcW w:type="dxa" w:w="1215"/>
+            <w:tcW w:type="dxa" w:w="1007"/>
           </w:tcPr>
           <w:p>
             <w:pPr>
@@ -15075,7 +15801,7 @@
       <w:tr>
         <w:tc>
           <w:tcPr>
-            <w:tcW w:type="dxa" w:w="1215"/>
+            <w:tcW w:type="dxa" w:w="2842"/>
           </w:tcPr>
           <w:p>
             <w:pPr>
@@ -15094,7 +15820,7 @@
         </w:tc>
         <w:tc>
           <w:tcPr>
-            <w:tcW w:type="dxa" w:w="1215"/>
+            <w:tcW w:type="dxa" w:w="4208"/>
           </w:tcPr>
           <w:p>
             <w:pPr>
@@ -15113,7 +15839,7 @@
         </w:tc>
         <w:tc>
           <w:tcPr>
-            <w:tcW w:type="dxa" w:w="1215"/>
+            <w:tcW w:type="dxa" w:w="2374"/>
           </w:tcPr>
           <w:p>
             <w:pPr>
@@ -15132,7 +15858,7 @@
         </w:tc>
         <w:tc>
           <w:tcPr>
-            <w:tcW w:type="dxa" w:w="1215"/>
+            <w:tcW w:type="dxa" w:w="1002"/>
           </w:tcPr>
           <w:p>
             <w:pPr>
@@ -15151,17 +15877,17 @@
         </w:tc>
         <w:tc>
           <w:tcPr>
-            <w:tcW w:type="dxa" w:w="1215"/>
-          </w:tcPr>
-          <w:p>
-            <w:pPr>
-              <w:pStyle w:val="Normal"/>
-            </w:pPr>
-          </w:p>
-        </w:tc>
-        <w:tc>
-          <w:tcPr>
-            <w:tcW w:type="dxa" w:w="1215"/>
+            <w:tcW w:type="dxa" w:w="1002"/>
+          </w:tcPr>
+          <w:p>
+            <w:pPr>
+              <w:pStyle w:val="Normal"/>
+            </w:pPr>
+          </w:p>
+        </w:tc>
+        <w:tc>
+          <w:tcPr>
+            <w:tcW w:type="dxa" w:w="1002"/>
           </w:tcPr>
           <w:p>
             <w:pPr>
@@ -15180,7 +15906,7 @@
         </w:tc>
         <w:tc>
           <w:tcPr>
-            <w:tcW w:type="dxa" w:w="1215"/>
+            <w:tcW w:type="dxa" w:w="1007"/>
           </w:tcPr>
           <w:p>
             <w:pPr>
@@ -15192,7 +15918,7 @@
       <w:tr>
         <w:tc>
           <w:tcPr>
-            <w:tcW w:type="dxa" w:w="1215"/>
+            <w:tcW w:type="dxa" w:w="2842"/>
           </w:tcPr>
           <w:p>
             <w:pPr>
@@ -15211,7 +15937,7 @@
         </w:tc>
         <w:tc>
           <w:tcPr>
-            <w:tcW w:type="dxa" w:w="1215"/>
+            <w:tcW w:type="dxa" w:w="4208"/>
           </w:tcPr>
           <w:p>
             <w:pPr>
@@ -15230,7 +15956,7 @@
         </w:tc>
         <w:tc>
           <w:tcPr>
-            <w:tcW w:type="dxa" w:w="1215"/>
+            <w:tcW w:type="dxa" w:w="2374"/>
           </w:tcPr>
           <w:p>
             <w:pPr>
@@ -15249,7 +15975,7 @@
         </w:tc>
         <w:tc>
           <w:tcPr>
-            <w:tcW w:type="dxa" w:w="1215"/>
+            <w:tcW w:type="dxa" w:w="1002"/>
           </w:tcPr>
           <w:p>
             <w:pPr>
@@ -15268,7 +15994,7 @@
         </w:tc>
         <w:tc>
           <w:tcPr>
-            <w:tcW w:type="dxa" w:w="1215"/>
+            <w:tcW w:type="dxa" w:w="1002"/>
           </w:tcPr>
           <w:p>
             <w:pPr>
@@ -15287,7 +16013,7 @@
         </w:tc>
         <w:tc>
           <w:tcPr>
-            <w:tcW w:type="dxa" w:w="1215"/>
+            <w:tcW w:type="dxa" w:w="1002"/>
           </w:tcPr>
           <w:p>
             <w:pPr>
@@ -15306,7 +16032,7 @@
         </w:tc>
         <w:tc>
           <w:tcPr>
-            <w:tcW w:type="dxa" w:w="1215"/>
+            <w:tcW w:type="dxa" w:w="1007"/>
           </w:tcPr>
           <w:p>
             <w:pPr>
@@ -15325,6 +16051,18 @@
         </w:tc>
       </w:tr>
     </w:tbl>
+    <w:p>
+      <w:pPr>
+        <w:sectPr>
+          <w:footerReference w:type="default" r:id="rId22"/>
+          <w:pgSz w:w="16838" w:h="11906" w:orient="landscape"/>
+          <w:pgMar w:top="1417" w:right="1417" w:bottom="1417" w:left="1984" w:header="720" w:footer="720" w:gutter="0"/>
+          <w:pgNumType w:fmt="decimal"/>
+          <w:cols w:space="720"/>
+          <w:docGrid w:linePitch="360"/>
+        </w:sectPr>
+      </w:pPr>
+    </w:p>
     <w:p>
       <w:pPr>
         <w:pStyle w:val="Normal"/>
@@ -15834,22 +16572,24 @@
     <w:tbl>
       <w:tblPr>
         <w:tblStyle w:val="TableGrid"/>
-        <w:tblW w:w="0" w:type="auto"/>
+        <w:tblW w:w="8505" w:type="dxa"/>
         <w:jc w:val="center"/>
+        <w:tblLayout w:type="fixed"/>
         <w:tblLook w:val="04A0" w:firstRow="1" w:lastRow="0" w:firstColumn="1" w:lastColumn="0" w:noHBand="0" w:noVBand="1"/>
       </w:tblPr>
       <w:tblGrid>
-        <w:gridCol w:w="2832"/>
-        <w:gridCol w:w="2831"/>
-        <w:gridCol w:w="2832"/>
+        <w:gridCol w:w="4518"/>
+        <w:gridCol w:w="1993"/>
+        <w:gridCol w:w="1994"/>
       </w:tblGrid>
       <w:tr>
         <w:trPr>
           <w:jc w:val="center"/>
+          <w:tblHeader/>
         </w:trPr>
         <w:tc>
           <w:tcPr>
-            <w:tcW w:w="2832" w:type="dxa"/>
+            <w:tcW w:w="4518" w:type="dxa"/>
           </w:tcPr>
           <w:p>
             <w:pPr>
@@ -15869,7 +16609,7 @@
         </w:tc>
         <w:tc>
           <w:tcPr>
-            <w:tcW w:w="2831" w:type="dxa"/>
+            <w:tcW w:w="1993" w:type="dxa"/>
           </w:tcPr>
           <w:p>
             <w:pPr>
@@ -15889,7 +16629,7 @@
         </w:tc>
         <w:tc>
           <w:tcPr>
-            <w:tcW w:w="2832" w:type="dxa"/>
+            <w:tcW w:w="1994" w:type="dxa"/>
           </w:tcPr>
           <w:p>
             <w:pPr>
@@ -15914,7 +16654,7 @@
         </w:trPr>
         <w:tc>
           <w:tcPr>
-            <w:tcW w:w="2832" w:type="dxa"/>
+            <w:tcW w:w="4518" w:type="dxa"/>
           </w:tcPr>
           <w:p>
             <w:pPr>
@@ -15933,7 +16673,7 @@
         </w:tc>
         <w:tc>
           <w:tcPr>
-            <w:tcW w:w="2831" w:type="dxa"/>
+            <w:tcW w:w="1993" w:type="dxa"/>
           </w:tcPr>
           <w:p>
             <w:pPr>
@@ -15952,7 +16692,7 @@
         </w:tc>
         <w:tc>
           <w:tcPr>
-            <w:tcW w:w="2832" w:type="dxa"/>
+            <w:tcW w:w="1994" w:type="dxa"/>
           </w:tcPr>
           <w:p>
             <w:pPr>
@@ -15976,7 +16716,7 @@
         </w:trPr>
         <w:tc>
           <w:tcPr>
-            <w:tcW w:w="2832" w:type="dxa"/>
+            <w:tcW w:w="4518" w:type="dxa"/>
           </w:tcPr>
           <w:p>
             <w:pPr>
@@ -15995,7 +16735,7 @@
         </w:tc>
         <w:tc>
           <w:tcPr>
-            <w:tcW w:w="2831" w:type="dxa"/>
+            <w:tcW w:w="1993" w:type="dxa"/>
           </w:tcPr>
           <w:p>
             <w:pPr>
@@ -16014,7 +16754,7 @@
         </w:tc>
         <w:tc>
           <w:tcPr>
-            <w:tcW w:w="2832" w:type="dxa"/>
+            <w:tcW w:w="1994" w:type="dxa"/>
           </w:tcPr>
           <w:p>
             <w:pPr>
@@ -16038,7 +16778,7 @@
         </w:trPr>
         <w:tc>
           <w:tcPr>
-            <w:tcW w:w="2832" w:type="dxa"/>
+            <w:tcW w:w="4518" w:type="dxa"/>
           </w:tcPr>
           <w:p>
             <w:pPr>
@@ -16057,7 +16797,7 @@
         </w:tc>
         <w:tc>
           <w:tcPr>
-            <w:tcW w:w="2831" w:type="dxa"/>
+            <w:tcW w:w="1993" w:type="dxa"/>
           </w:tcPr>
           <w:p>
             <w:pPr>
@@ -16076,7 +16816,7 @@
         </w:tc>
         <w:tc>
           <w:tcPr>
-            <w:tcW w:w="2832" w:type="dxa"/>
+            <w:tcW w:w="1994" w:type="dxa"/>
           </w:tcPr>
           <w:p>
             <w:pPr>
@@ -16100,7 +16840,7 @@
         </w:trPr>
         <w:tc>
           <w:tcPr>
-            <w:tcW w:w="2832" w:type="dxa"/>
+            <w:tcW w:w="4518" w:type="dxa"/>
           </w:tcPr>
           <w:p>
             <w:pPr>
@@ -16119,7 +16859,7 @@
         </w:tc>
         <w:tc>
           <w:tcPr>
-            <w:tcW w:w="2831" w:type="dxa"/>
+            <w:tcW w:w="1993" w:type="dxa"/>
           </w:tcPr>
           <w:p>
             <w:pPr>
@@ -16138,7 +16878,7 @@
         </w:tc>
         <w:tc>
           <w:tcPr>
-            <w:tcW w:w="2832" w:type="dxa"/>
+            <w:tcW w:w="1994" w:type="dxa"/>
           </w:tcPr>
           <w:p>
             <w:pPr>
@@ -16162,7 +16902,7 @@
         </w:trPr>
         <w:tc>
           <w:tcPr>
-            <w:tcW w:w="2832" w:type="dxa"/>
+            <w:tcW w:w="4518" w:type="dxa"/>
           </w:tcPr>
           <w:p>
             <w:pPr>
@@ -16181,7 +16921,7 @@
         </w:tc>
         <w:tc>
           <w:tcPr>
-            <w:tcW w:w="2831" w:type="dxa"/>
+            <w:tcW w:w="1993" w:type="dxa"/>
           </w:tcPr>
           <w:p>
             <w:pPr>
@@ -16200,7 +16940,7 @@
         </w:tc>
         <w:tc>
           <w:tcPr>
-            <w:tcW w:w="2832" w:type="dxa"/>
+            <w:tcW w:w="1994" w:type="dxa"/>
           </w:tcPr>
           <w:p>
             <w:pPr>
@@ -16262,25 +17002,27 @@
     <w:tbl>
       <w:tblPr>
         <w:tblStyle w:val="TableGrid"/>
-        <w:tblW w:w="0" w:type="auto"/>
+        <w:tblW w:w="8505" w:type="dxa"/>
         <w:jc w:val="center"/>
+        <w:tblLayout w:type="fixed"/>
         <w:tblLook w:val="04A0" w:firstRow="1" w:lastRow="0" w:firstColumn="1" w:lastColumn="0" w:noHBand="0" w:noVBand="1"/>
       </w:tblPr>
       <w:tblGrid>
-        <w:gridCol w:w="1416"/>
-        <w:gridCol w:w="1415"/>
-        <w:gridCol w:w="1416"/>
-        <w:gridCol w:w="1416"/>
-        <w:gridCol w:w="1416"/>
-        <w:gridCol w:w="1416"/>
+        <w:gridCol w:w="1318"/>
+        <w:gridCol w:w="1114"/>
+        <w:gridCol w:w="1796"/>
+        <w:gridCol w:w="1114"/>
+        <w:gridCol w:w="1796"/>
+        <w:gridCol w:w="1367"/>
       </w:tblGrid>
       <w:tr>
         <w:trPr>
           <w:jc w:val="center"/>
+          <w:tblHeader/>
         </w:trPr>
         <w:tc>
           <w:tcPr>
-            <w:tcW w:w="1416" w:type="dxa"/>
+            <w:tcW w:w="1318" w:type="dxa"/>
           </w:tcPr>
           <w:p>
             <w:pPr>
@@ -16300,7 +17042,7 @@
         </w:tc>
         <w:tc>
           <w:tcPr>
-            <w:tcW w:w="1415" w:type="dxa"/>
+            <w:tcW w:w="1114" w:type="dxa"/>
           </w:tcPr>
           <w:p>
             <w:pPr>
@@ -16320,7 +17062,7 @@
         </w:tc>
         <w:tc>
           <w:tcPr>
-            <w:tcW w:w="1416" w:type="dxa"/>
+            <w:tcW w:w="1796" w:type="dxa"/>
           </w:tcPr>
           <w:p>
             <w:pPr>
@@ -16340,7 +17082,7 @@
         </w:tc>
         <w:tc>
           <w:tcPr>
-            <w:tcW w:w="1416" w:type="dxa"/>
+            <w:tcW w:w="1114" w:type="dxa"/>
           </w:tcPr>
           <w:p>
             <w:pPr>
@@ -16360,7 +17102,7 @@
         </w:tc>
         <w:tc>
           <w:tcPr>
-            <w:tcW w:w="1416" w:type="dxa"/>
+            <w:tcW w:w="1796" w:type="dxa"/>
           </w:tcPr>
           <w:p>
             <w:pPr>
@@ -16379,7 +17121,7 @@
         </w:tc>
         <w:tc>
           <w:tcPr>
-            <w:tcW w:w="1416" w:type="dxa"/>
+            <w:tcW w:w="1367" w:type="dxa"/>
           </w:tcPr>
           <w:p>
             <w:pPr>
@@ -16404,7 +17146,7 @@
         </w:trPr>
         <w:tc>
           <w:tcPr>
-            <w:tcW w:w="1416" w:type="dxa"/>
+            <w:tcW w:w="1318" w:type="dxa"/>
           </w:tcPr>
           <w:p>
             <w:pPr>
@@ -16423,7 +17165,7 @@
         </w:tc>
         <w:tc>
           <w:tcPr>
-            <w:tcW w:w="1415" w:type="dxa"/>
+            <w:tcW w:w="1114" w:type="dxa"/>
           </w:tcPr>
           <w:p>
             <w:pPr>
@@ -16442,7 +17184,7 @@
         </w:tc>
         <w:tc>
           <w:tcPr>
-            <w:tcW w:w="1416" w:type="dxa"/>
+            <w:tcW w:w="1796" w:type="dxa"/>
           </w:tcPr>
           <w:p>
             <w:pPr>
@@ -16461,7 +17203,7 @@
         </w:tc>
         <w:tc>
           <w:tcPr>
-            <w:tcW w:w="1416" w:type="dxa"/>
+            <w:tcW w:w="1114" w:type="dxa"/>
           </w:tcPr>
           <w:p>
             <w:pPr>
@@ -16480,7 +17222,7 @@
         </w:tc>
         <w:tc>
           <w:tcPr>
-            <w:tcW w:w="1416" w:type="dxa"/>
+            <w:tcW w:w="1796" w:type="dxa"/>
           </w:tcPr>
           <w:p>
             <w:pPr>
@@ -16499,7 +17241,7 @@
         </w:tc>
         <w:tc>
           <w:tcPr>
-            <w:tcW w:w="1416" w:type="dxa"/>
+            <w:tcW w:w="1367" w:type="dxa"/>
           </w:tcPr>
           <w:p>
             <w:pPr>
@@ -16523,7 +17265,7 @@
         </w:trPr>
         <w:tc>
           <w:tcPr>
-            <w:tcW w:w="1416" w:type="dxa"/>
+            <w:tcW w:w="1318" w:type="dxa"/>
           </w:tcPr>
           <w:p>
             <w:pPr>
@@ -16542,7 +17284,7 @@
         </w:tc>
         <w:tc>
           <w:tcPr>
-            <w:tcW w:w="1415" w:type="dxa"/>
+            <w:tcW w:w="1114" w:type="dxa"/>
           </w:tcPr>
           <w:p>
             <w:pPr>
@@ -16561,7 +17303,7 @@
         </w:tc>
         <w:tc>
           <w:tcPr>
-            <w:tcW w:w="1416" w:type="dxa"/>
+            <w:tcW w:w="1796" w:type="dxa"/>
           </w:tcPr>
           <w:p>
             <w:pPr>
@@ -16580,7 +17322,7 @@
         </w:tc>
         <w:tc>
           <w:tcPr>
-            <w:tcW w:w="1416" w:type="dxa"/>
+            <w:tcW w:w="1114" w:type="dxa"/>
           </w:tcPr>
           <w:p>
             <w:pPr>
@@ -16599,7 +17341,7 @@
         </w:tc>
         <w:tc>
           <w:tcPr>
-            <w:tcW w:w="1416" w:type="dxa"/>
+            <w:tcW w:w="1796" w:type="dxa"/>
           </w:tcPr>
           <w:p>
             <w:pPr>
@@ -16618,7 +17360,7 @@
         </w:tc>
         <w:tc>
           <w:tcPr>
-            <w:tcW w:w="1416" w:type="dxa"/>
+            <w:tcW w:w="1367" w:type="dxa"/>
           </w:tcPr>
           <w:p>
             <w:pPr>
@@ -16642,7 +17384,7 @@
         </w:trPr>
         <w:tc>
           <w:tcPr>
-            <w:tcW w:w="1416" w:type="dxa"/>
+            <w:tcW w:w="1318" w:type="dxa"/>
           </w:tcPr>
           <w:p>
             <w:pPr>
@@ -16661,7 +17403,7 @@
         </w:tc>
         <w:tc>
           <w:tcPr>
-            <w:tcW w:w="1415" w:type="dxa"/>
+            <w:tcW w:w="1114" w:type="dxa"/>
           </w:tcPr>
           <w:p>
             <w:pPr>
@@ -16680,7 +17422,7 @@
         </w:tc>
         <w:tc>
           <w:tcPr>
-            <w:tcW w:w="1416" w:type="dxa"/>
+            <w:tcW w:w="1796" w:type="dxa"/>
           </w:tcPr>
           <w:p>
             <w:pPr>
@@ -16699,7 +17441,7 @@
         </w:tc>
         <w:tc>
           <w:tcPr>
-            <w:tcW w:w="1416" w:type="dxa"/>
+            <w:tcW w:w="1114" w:type="dxa"/>
           </w:tcPr>
           <w:p>
             <w:pPr>
@@ -16718,7 +17460,7 @@
         </w:tc>
         <w:tc>
           <w:tcPr>
-            <w:tcW w:w="1416" w:type="dxa"/>
+            <w:tcW w:w="1796" w:type="dxa"/>
           </w:tcPr>
           <w:p>
             <w:pPr>
@@ -16737,7 +17479,7 @@
         </w:tc>
         <w:tc>
           <w:tcPr>
-            <w:tcW w:w="1416" w:type="dxa"/>
+            <w:tcW w:w="1367" w:type="dxa"/>
           </w:tcPr>
           <w:p>
             <w:pPr>
@@ -16761,7 +17503,7 @@
         </w:trPr>
         <w:tc>
           <w:tcPr>
-            <w:tcW w:w="1416" w:type="dxa"/>
+            <w:tcW w:w="1318" w:type="dxa"/>
           </w:tcPr>
           <w:p>
             <w:pPr>
@@ -16780,7 +17522,7 @@
         </w:tc>
         <w:tc>
           <w:tcPr>
-            <w:tcW w:w="1415" w:type="dxa"/>
+            <w:tcW w:w="1114" w:type="dxa"/>
           </w:tcPr>
           <w:p>
             <w:pPr>
@@ -16799,7 +17541,7 @@
         </w:tc>
         <w:tc>
           <w:tcPr>
-            <w:tcW w:w="1416" w:type="dxa"/>
+            <w:tcW w:w="1796" w:type="dxa"/>
           </w:tcPr>
           <w:p>
             <w:pPr>
@@ -16818,7 +17560,7 @@
         </w:tc>
         <w:tc>
           <w:tcPr>
-            <w:tcW w:w="1416" w:type="dxa"/>
+            <w:tcW w:w="1114" w:type="dxa"/>
           </w:tcPr>
           <w:p>
             <w:pPr>
@@ -16837,7 +17579,7 @@
         </w:tc>
         <w:tc>
           <w:tcPr>
-            <w:tcW w:w="1416" w:type="dxa"/>
+            <w:tcW w:w="1796" w:type="dxa"/>
           </w:tcPr>
           <w:p>
             <w:pPr>
@@ -16856,7 +17598,7 @@
         </w:tc>
         <w:tc>
           <w:tcPr>
-            <w:tcW w:w="1416" w:type="dxa"/>
+            <w:tcW w:w="1367" w:type="dxa"/>
           </w:tcPr>
           <w:p>
             <w:pPr>
@@ -16933,24 +17675,26 @@
     <w:tbl>
       <w:tblPr>
         <w:tblStyle w:val="TableGrid"/>
-        <w:tblW w:w="0" w:type="auto"/>
+        <w:tblW w:w="8505" w:type="dxa"/>
         <w:jc w:val="center"/>
+        <w:tblLayout w:type="fixed"/>
         <w:tblLook w:val="04A0" w:firstRow="1" w:lastRow="0" w:firstColumn="1" w:lastColumn="0" w:noHBand="0" w:noVBand="1"/>
       </w:tblPr>
       <w:tblGrid>
-        <w:gridCol w:w="1701"/>
-        <w:gridCol w:w="1699"/>
-        <w:gridCol w:w="1699"/>
-        <w:gridCol w:w="1698"/>
-        <w:gridCol w:w="1698"/>
+        <w:gridCol w:w="3197"/>
+        <w:gridCol w:w="1393"/>
+        <w:gridCol w:w="1356"/>
+        <w:gridCol w:w="1318"/>
+        <w:gridCol w:w="1241"/>
       </w:tblGrid>
       <w:tr>
         <w:trPr>
           <w:jc w:val="center"/>
+          <w:tblHeader/>
         </w:trPr>
         <w:tc>
           <w:tcPr>
-            <w:tcW w:w="1701" w:type="dxa"/>
+            <w:tcW w:w="3197" w:type="dxa"/>
           </w:tcPr>
           <w:p>
             <w:pPr>
@@ -16970,7 +17714,7 @@
         </w:tc>
         <w:tc>
           <w:tcPr>
-            <w:tcW w:w="1699" w:type="dxa"/>
+            <w:tcW w:w="1393" w:type="dxa"/>
           </w:tcPr>
           <w:p>
             <w:pPr>
@@ -16990,7 +17734,7 @@
         </w:tc>
         <w:tc>
           <w:tcPr>
-            <w:tcW w:w="1699" w:type="dxa"/>
+            <w:tcW w:w="1356" w:type="dxa"/>
           </w:tcPr>
           <w:p>
             <w:pPr>
@@ -17010,7 +17754,7 @@
         </w:tc>
         <w:tc>
           <w:tcPr>
-            <w:tcW w:w="1698" w:type="dxa"/>
+            <w:tcW w:w="1318" w:type="dxa"/>
           </w:tcPr>
           <w:p>
             <w:pPr>
@@ -17030,7 +17774,7 @@
         </w:tc>
         <w:tc>
           <w:tcPr>
-            <w:tcW w:w="1698" w:type="dxa"/>
+            <w:tcW w:w="1241" w:type="dxa"/>
           </w:tcPr>
           <w:p>
             <w:pPr>
@@ -17055,7 +17799,7 @@
         </w:trPr>
         <w:tc>
           <w:tcPr>
-            <w:tcW w:w="1701" w:type="dxa"/>
+            <w:tcW w:w="3197" w:type="dxa"/>
           </w:tcPr>
           <w:p>
             <w:pPr>
@@ -17074,7 +17818,7 @@
         </w:tc>
         <w:tc>
           <w:tcPr>
-            <w:tcW w:w="1699" w:type="dxa"/>
+            <w:tcW w:w="1393" w:type="dxa"/>
           </w:tcPr>
           <w:p>
             <w:pPr>
@@ -17093,7 +17837,7 @@
         </w:tc>
         <w:tc>
           <w:tcPr>
-            <w:tcW w:w="1699" w:type="dxa"/>
+            <w:tcW w:w="1356" w:type="dxa"/>
           </w:tcPr>
           <w:p>
             <w:pPr>
@@ -17112,7 +17856,7 @@
         </w:tc>
         <w:tc>
           <w:tcPr>
-            <w:tcW w:w="1698" w:type="dxa"/>
+            <w:tcW w:w="1318" w:type="dxa"/>
           </w:tcPr>
           <w:p>
             <w:pPr>
@@ -17131,7 +17875,7 @@
         </w:tc>
         <w:tc>
           <w:tcPr>
-            <w:tcW w:w="1698" w:type="dxa"/>
+            <w:tcW w:w="1241" w:type="dxa"/>
           </w:tcPr>
           <w:p>
             <w:pPr>
@@ -17155,7 +17899,7 @@
         </w:trPr>
         <w:tc>
           <w:tcPr>
-            <w:tcW w:w="1701" w:type="dxa"/>
+            <w:tcW w:w="3197" w:type="dxa"/>
           </w:tcPr>
           <w:p>
             <w:pPr>
@@ -17174,7 +17918,7 @@
         </w:tc>
         <w:tc>
           <w:tcPr>
-            <w:tcW w:w="1699" w:type="dxa"/>
+            <w:tcW w:w="1393" w:type="dxa"/>
           </w:tcPr>
           <w:p>
             <w:pPr>
@@ -17193,7 +17937,7 @@
         </w:tc>
         <w:tc>
           <w:tcPr>
-            <w:tcW w:w="1699" w:type="dxa"/>
+            <w:tcW w:w="1356" w:type="dxa"/>
           </w:tcPr>
           <w:p>
             <w:pPr>
@@ -17212,7 +17956,7 @@
         </w:tc>
         <w:tc>
           <w:tcPr>
-            <w:tcW w:w="1698" w:type="dxa"/>
+            <w:tcW w:w="1318" w:type="dxa"/>
           </w:tcPr>
           <w:p>
             <w:pPr>
@@ -17231,7 +17975,7 @@
         </w:tc>
         <w:tc>
           <w:tcPr>
-            <w:tcW w:w="1698" w:type="dxa"/>
+            <w:tcW w:w="1241" w:type="dxa"/>
           </w:tcPr>
           <w:p>
             <w:pPr>
@@ -17787,22 +18531,24 @@
     <w:tbl>
       <w:tblPr>
         <w:tblStyle w:val="TableGrid"/>
-        <w:tblW w:w="0" w:type="auto"/>
+        <w:tblW w:w="8505" w:type="dxa"/>
         <w:jc w:val="center"/>
+        <w:tblLayout w:type="fixed"/>
         <w:tblLook w:val="04A0" w:firstRow="1" w:lastRow="0" w:firstColumn="1" w:lastColumn="0" w:noHBand="0" w:noVBand="1"/>
       </w:tblPr>
       <w:tblGrid>
-        <w:gridCol w:w="2832"/>
-        <w:gridCol w:w="2832"/>
-        <w:gridCol w:w="2831"/>
+        <w:gridCol w:w="1605"/>
+        <w:gridCol w:w="3764"/>
+        <w:gridCol w:w="3136"/>
       </w:tblGrid>
       <w:tr>
         <w:trPr>
           <w:jc w:val="center"/>
+          <w:tblHeader/>
         </w:trPr>
         <w:tc>
           <w:tcPr>
-            <w:tcW w:w="2832" w:type="dxa"/>
+            <w:tcW w:w="1605" w:type="dxa"/>
           </w:tcPr>
           <w:p>
             <w:pPr>
@@ -17822,7 +18568,7 @@
         </w:tc>
         <w:tc>
           <w:tcPr>
-            <w:tcW w:w="2832" w:type="dxa"/>
+            <w:tcW w:w="3764" w:type="dxa"/>
           </w:tcPr>
           <w:p>
             <w:pPr>
@@ -17842,7 +18588,7 @@
         </w:tc>
         <w:tc>
           <w:tcPr>
-            <w:tcW w:w="2831" w:type="dxa"/>
+            <w:tcW w:w="3136" w:type="dxa"/>
           </w:tcPr>
           <w:p>
             <w:pPr>
@@ -17867,7 +18613,7 @@
         </w:trPr>
         <w:tc>
           <w:tcPr>
-            <w:tcW w:w="2832" w:type="dxa"/>
+            <w:tcW w:w="1605" w:type="dxa"/>
           </w:tcPr>
           <w:p>
             <w:pPr>
@@ -17886,7 +18632,7 @@
         </w:tc>
         <w:tc>
           <w:tcPr>
-            <w:tcW w:w="2832" w:type="dxa"/>
+            <w:tcW w:w="3764" w:type="dxa"/>
           </w:tcPr>
           <w:p>
             <w:pPr>
@@ -17905,7 +18651,7 @@
         </w:tc>
         <w:tc>
           <w:tcPr>
-            <w:tcW w:w="2831" w:type="dxa"/>
+            <w:tcW w:w="3136" w:type="dxa"/>
           </w:tcPr>
           <w:p>
             <w:pPr>
@@ -17929,7 +18675,7 @@
         </w:trPr>
         <w:tc>
           <w:tcPr>
-            <w:tcW w:w="2832" w:type="dxa"/>
+            <w:tcW w:w="1605" w:type="dxa"/>
           </w:tcPr>
           <w:p>
             <w:pPr>
@@ -17948,7 +18694,7 @@
         </w:tc>
         <w:tc>
           <w:tcPr>
-            <w:tcW w:w="2832" w:type="dxa"/>
+            <w:tcW w:w="3764" w:type="dxa"/>
           </w:tcPr>
           <w:p>
             <w:pPr>
@@ -17967,7 +18713,7 @@
         </w:tc>
         <w:tc>
           <w:tcPr>
-            <w:tcW w:w="2831" w:type="dxa"/>
+            <w:tcW w:w="3136" w:type="dxa"/>
           </w:tcPr>
           <w:p>
             <w:pPr>
@@ -17991,7 +18737,7 @@
         </w:trPr>
         <w:tc>
           <w:tcPr>
-            <w:tcW w:w="2832" w:type="dxa"/>
+            <w:tcW w:w="1605" w:type="dxa"/>
           </w:tcPr>
           <w:p>
             <w:pPr>
@@ -18010,7 +18756,7 @@
         </w:tc>
         <w:tc>
           <w:tcPr>
-            <w:tcW w:w="2832" w:type="dxa"/>
+            <w:tcW w:w="3764" w:type="dxa"/>
           </w:tcPr>
           <w:p>
             <w:pPr>
@@ -18029,7 +18775,7 @@
         </w:tc>
         <w:tc>
           <w:tcPr>
-            <w:tcW w:w="2831" w:type="dxa"/>
+            <w:tcW w:w="3136" w:type="dxa"/>
           </w:tcPr>
           <w:p>
             <w:pPr>
@@ -18237,24 +18983,26 @@
     <w:tbl>
       <w:tblPr>
         <w:tblStyle w:val="TableGrid"/>
-        <w:tblW w:w="8181" w:type="dxa"/>
+        <w:tblW w:w="8505" w:type="dxa"/>
         <w:jc w:val="center"/>
+        <w:tblLayout w:type="fixed"/>
         <w:tblLook w:val="04A0" w:firstRow="1" w:lastRow="0" w:firstColumn="1" w:lastColumn="0" w:noHBand="0" w:noVBand="1"/>
       </w:tblPr>
       <w:tblGrid>
-        <w:gridCol w:w="3114"/>
-        <w:gridCol w:w="1092"/>
-        <w:gridCol w:w="1280"/>
-        <w:gridCol w:w="605"/>
-        <w:gridCol w:w="2090"/>
+        <w:gridCol w:w="2649"/>
+        <w:gridCol w:w="1290"/>
+        <w:gridCol w:w="1365"/>
+        <w:gridCol w:w="772"/>
+        <w:gridCol w:w="2429"/>
       </w:tblGrid>
       <w:tr>
         <w:trPr>
           <w:jc w:val="center"/>
+          <w:tblHeader/>
         </w:trPr>
         <w:tc>
           <w:tcPr>
-            <w:tcW w:w="3114" w:type="dxa"/>
+            <w:tcW w:w="2649" w:type="dxa"/>
           </w:tcPr>
           <w:p>
             <w:pPr>
@@ -18274,7 +19022,7 @@
         </w:tc>
         <w:tc>
           <w:tcPr>
-            <w:tcW w:w="1092" w:type="dxa"/>
+            <w:tcW w:w="1290" w:type="dxa"/>
           </w:tcPr>
           <w:p>
             <w:pPr>
@@ -18294,7 +19042,7 @@
         </w:tc>
         <w:tc>
           <w:tcPr>
-            <w:tcW w:w="1280" w:type="dxa"/>
+            <w:tcW w:w="1365" w:type="dxa"/>
           </w:tcPr>
           <w:p>
             <w:pPr>
@@ -18314,7 +19062,7 @@
         </w:tc>
         <w:tc>
           <w:tcPr>
-            <w:tcW w:w="605" w:type="dxa"/>
+            <w:tcW w:w="772" w:type="dxa"/>
           </w:tcPr>
           <w:p>
             <w:pPr>
@@ -18334,7 +19082,7 @@
         </w:tc>
         <w:tc>
           <w:tcPr>
-            <w:tcW w:w="2090" w:type="dxa"/>
+            <w:tcW w:w="2429" w:type="dxa"/>
           </w:tcPr>
           <w:p>
             <w:pPr>
@@ -18359,7 +19107,7 @@
         </w:trPr>
         <w:tc>
           <w:tcPr>
-            <w:tcW w:w="3114" w:type="dxa"/>
+            <w:tcW w:w="2649" w:type="dxa"/>
           </w:tcPr>
           <w:p>
             <w:pPr>
@@ -18378,7 +19126,7 @@
         </w:tc>
         <w:tc>
           <w:tcPr>
-            <w:tcW w:w="1092" w:type="dxa"/>
+            <w:tcW w:w="1290" w:type="dxa"/>
           </w:tcPr>
           <w:p>
             <w:pPr>
@@ -18397,7 +19145,7 @@
         </w:tc>
         <w:tc>
           <w:tcPr>
-            <w:tcW w:w="1280" w:type="dxa"/>
+            <w:tcW w:w="1365" w:type="dxa"/>
           </w:tcPr>
           <w:p>
             <w:pPr>
@@ -18416,7 +19164,7 @@
         </w:tc>
         <w:tc>
           <w:tcPr>
-            <w:tcW w:w="605" w:type="dxa"/>
+            <w:tcW w:w="772" w:type="dxa"/>
           </w:tcPr>
           <w:p>
             <w:pPr>
@@ -18435,7 +19183,7 @@
         </w:tc>
         <w:tc>
           <w:tcPr>
-            <w:tcW w:w="2090" w:type="dxa"/>
+            <w:tcW w:w="2429" w:type="dxa"/>
           </w:tcPr>
           <w:p>
             <w:pPr>
@@ -18459,7 +19207,7 @@
         </w:trPr>
         <w:tc>
           <w:tcPr>
-            <w:tcW w:w="3114" w:type="dxa"/>
+            <w:tcW w:w="2649" w:type="dxa"/>
           </w:tcPr>
           <w:p>
             <w:pPr>
@@ -18478,7 +19226,7 @@
         </w:tc>
         <w:tc>
           <w:tcPr>
-            <w:tcW w:w="1092" w:type="dxa"/>
+            <w:tcW w:w="1290" w:type="dxa"/>
           </w:tcPr>
           <w:p>
             <w:pPr>
@@ -18497,7 +19245,7 @@
         </w:tc>
         <w:tc>
           <w:tcPr>
-            <w:tcW w:w="1280" w:type="dxa"/>
+            <w:tcW w:w="1365" w:type="dxa"/>
           </w:tcPr>
           <w:p>
             <w:pPr>
@@ -18516,7 +19264,7 @@
         </w:tc>
         <w:tc>
           <w:tcPr>
-            <w:tcW w:w="605" w:type="dxa"/>
+            <w:tcW w:w="772" w:type="dxa"/>
           </w:tcPr>
           <w:p>
             <w:pPr>
@@ -18535,7 +19283,7 @@
         </w:tc>
         <w:tc>
           <w:tcPr>
-            <w:tcW w:w="2090" w:type="dxa"/>
+            <w:tcW w:w="2429" w:type="dxa"/>
           </w:tcPr>
           <w:p>
             <w:pPr>
@@ -18559,7 +19307,7 @@
         </w:trPr>
         <w:tc>
           <w:tcPr>
-            <w:tcW w:w="3114" w:type="dxa"/>
+            <w:tcW w:w="2649" w:type="dxa"/>
           </w:tcPr>
           <w:p>
             <w:pPr>
@@ -18578,7 +19326,7 @@
         </w:tc>
         <w:tc>
           <w:tcPr>
-            <w:tcW w:w="1092" w:type="dxa"/>
+            <w:tcW w:w="1290" w:type="dxa"/>
           </w:tcPr>
           <w:p>
             <w:pPr>
@@ -18597,7 +19345,7 @@
         </w:tc>
         <w:tc>
           <w:tcPr>
-            <w:tcW w:w="1280" w:type="dxa"/>
+            <w:tcW w:w="1365" w:type="dxa"/>
           </w:tcPr>
           <w:p>
             <w:pPr>
@@ -18616,7 +19364,7 @@
         </w:tc>
         <w:tc>
           <w:tcPr>
-            <w:tcW w:w="605" w:type="dxa"/>
+            <w:tcW w:w="772" w:type="dxa"/>
           </w:tcPr>
           <w:p>
             <w:pPr>
@@ -18635,7 +19383,7 @@
         </w:tc>
         <w:tc>
           <w:tcPr>
-            <w:tcW w:w="2090" w:type="dxa"/>
+            <w:tcW w:w="2429" w:type="dxa"/>
           </w:tcPr>
           <w:p>
             <w:pPr>
@@ -18659,7 +19407,7 @@
         </w:trPr>
         <w:tc>
           <w:tcPr>
-            <w:tcW w:w="3114" w:type="dxa"/>
+            <w:tcW w:w="2649" w:type="dxa"/>
           </w:tcPr>
           <w:p>
             <w:pPr>
@@ -18678,7 +19426,7 @@
         </w:tc>
         <w:tc>
           <w:tcPr>
-            <w:tcW w:w="1092" w:type="dxa"/>
+            <w:tcW w:w="1290" w:type="dxa"/>
           </w:tcPr>
           <w:p>
             <w:pPr>
@@ -18697,7 +19445,7 @@
         </w:tc>
         <w:tc>
           <w:tcPr>
-            <w:tcW w:w="1280" w:type="dxa"/>
+            <w:tcW w:w="1365" w:type="dxa"/>
           </w:tcPr>
           <w:p>
             <w:pPr>
@@ -18716,7 +19464,7 @@
         </w:tc>
         <w:tc>
           <w:tcPr>
-            <w:tcW w:w="605" w:type="dxa"/>
+            <w:tcW w:w="772" w:type="dxa"/>
           </w:tcPr>
           <w:p>
             <w:pPr>
@@ -18735,7 +19483,7 @@
         </w:tc>
         <w:tc>
           <w:tcPr>
-            <w:tcW w:w="2090" w:type="dxa"/>
+            <w:tcW w:w="2429" w:type="dxa"/>
           </w:tcPr>
           <w:p>
             <w:pPr>
@@ -18759,7 +19507,7 @@
         </w:trPr>
         <w:tc>
           <w:tcPr>
-            <w:tcW w:w="3114" w:type="dxa"/>
+            <w:tcW w:w="2649" w:type="dxa"/>
           </w:tcPr>
           <w:p>
             <w:pPr>
@@ -18779,7 +19527,7 @@
         </w:tc>
         <w:tc>
           <w:tcPr>
-            <w:tcW w:w="1092" w:type="dxa"/>
+            <w:tcW w:w="1290" w:type="dxa"/>
           </w:tcPr>
           <w:p>
             <w:pPr>
@@ -18799,7 +19547,7 @@
         </w:tc>
         <w:tc>
           <w:tcPr>
-            <w:tcW w:w="1280" w:type="dxa"/>
+            <w:tcW w:w="1365" w:type="dxa"/>
           </w:tcPr>
           <w:p>
             <w:pPr>
@@ -18819,7 +19567,7 @@
         </w:tc>
         <w:tc>
           <w:tcPr>
-            <w:tcW w:w="605" w:type="dxa"/>
+            <w:tcW w:w="772" w:type="dxa"/>
           </w:tcPr>
           <w:p>
             <w:pPr>
@@ -18839,7 +19587,7 @@
         </w:tc>
         <w:tc>
           <w:tcPr>
-            <w:tcW w:w="2090" w:type="dxa"/>
+            <w:tcW w:w="2429" w:type="dxa"/>
           </w:tcPr>
           <w:p>
             <w:pPr>
@@ -18864,7 +19612,7 @@
         </w:trPr>
         <w:tc>
           <w:tcPr>
-            <w:tcW w:w="3114" w:type="dxa"/>
+            <w:tcW w:w="2649" w:type="dxa"/>
           </w:tcPr>
           <w:p>
             <w:pPr>
@@ -18884,7 +19632,7 @@
         </w:tc>
         <w:tc>
           <w:tcPr>
-            <w:tcW w:w="1092" w:type="dxa"/>
+            <w:tcW w:w="1290" w:type="dxa"/>
           </w:tcPr>
           <w:p>
             <w:pPr>
@@ -18904,7 +19652,7 @@
         </w:tc>
         <w:tc>
           <w:tcPr>
-            <w:tcW w:w="1280" w:type="dxa"/>
+            <w:tcW w:w="1365" w:type="dxa"/>
           </w:tcPr>
           <w:p>
             <w:pPr>
@@ -18924,7 +19672,7 @@
         </w:tc>
         <w:tc>
           <w:tcPr>
-            <w:tcW w:w="605" w:type="dxa"/>
+            <w:tcW w:w="772" w:type="dxa"/>
           </w:tcPr>
           <w:p>
             <w:pPr>
@@ -18944,7 +19692,7 @@
         </w:tc>
         <w:tc>
           <w:tcPr>
-            <w:tcW w:w="2090" w:type="dxa"/>
+            <w:tcW w:w="2429" w:type="dxa"/>
           </w:tcPr>
           <w:p>
             <w:pPr>
@@ -18969,7 +19717,7 @@
         </w:trPr>
         <w:tc>
           <w:tcPr>
-            <w:tcW w:w="3114" w:type="dxa"/>
+            <w:tcW w:w="2649" w:type="dxa"/>
           </w:tcPr>
           <w:p>
             <w:pPr>
@@ -18989,7 +19737,7 @@
         </w:tc>
         <w:tc>
           <w:tcPr>
-            <w:tcW w:w="1092" w:type="dxa"/>
+            <w:tcW w:w="1290" w:type="dxa"/>
           </w:tcPr>
           <w:p>
             <w:pPr>
@@ -19009,7 +19757,7 @@
         </w:tc>
         <w:tc>
           <w:tcPr>
-            <w:tcW w:w="1280" w:type="dxa"/>
+            <w:tcW w:w="1365" w:type="dxa"/>
           </w:tcPr>
           <w:p>
             <w:pPr>
@@ -19029,7 +19777,7 @@
         </w:tc>
         <w:tc>
           <w:tcPr>
-            <w:tcW w:w="605" w:type="dxa"/>
+            <w:tcW w:w="772" w:type="dxa"/>
           </w:tcPr>
           <w:p>
             <w:pPr>
@@ -19049,7 +19797,7 @@
         </w:tc>
         <w:tc>
           <w:tcPr>
-            <w:tcW w:w="2090" w:type="dxa"/>
+            <w:tcW w:w="2429" w:type="dxa"/>
           </w:tcPr>
           <w:p>
             <w:pPr>
@@ -19074,7 +19822,7 @@
         </w:trPr>
         <w:tc>
           <w:tcPr>
-            <w:tcW w:w="3114" w:type="dxa"/>
+            <w:tcW w:w="2649" w:type="dxa"/>
           </w:tcPr>
           <w:p>
             <w:pPr>
@@ -19093,7 +19841,7 @@
         </w:tc>
         <w:tc>
           <w:tcPr>
-            <w:tcW w:w="1092" w:type="dxa"/>
+            <w:tcW w:w="1290" w:type="dxa"/>
           </w:tcPr>
           <w:p>
             <w:pPr>
@@ -19112,7 +19860,7 @@
         </w:tc>
         <w:tc>
           <w:tcPr>
-            <w:tcW w:w="1280" w:type="dxa"/>
+            <w:tcW w:w="1365" w:type="dxa"/>
           </w:tcPr>
           <w:p>
             <w:pPr>
@@ -19131,7 +19879,7 @@
         </w:tc>
         <w:tc>
           <w:tcPr>
-            <w:tcW w:w="605" w:type="dxa"/>
+            <w:tcW w:w="772" w:type="dxa"/>
           </w:tcPr>
           <w:p>
             <w:pPr>
@@ -19150,7 +19898,7 @@
         </w:tc>
         <w:tc>
           <w:tcPr>
-            <w:tcW w:w="2090" w:type="dxa"/>
+            <w:tcW w:w="2429" w:type="dxa"/>
           </w:tcPr>
           <w:p>
             <w:pPr>
@@ -19175,7 +19923,7 @@
         </w:trPr>
         <w:tc>
           <w:tcPr>
-            <w:tcW w:w="3114" w:type="dxa"/>
+            <w:tcW w:w="2649" w:type="dxa"/>
           </w:tcPr>
           <w:p>
             <w:pPr>
@@ -19195,7 +19943,7 @@
         </w:tc>
         <w:tc>
           <w:tcPr>
-            <w:tcW w:w="1092" w:type="dxa"/>
+            <w:tcW w:w="1290" w:type="dxa"/>
           </w:tcPr>
           <w:p>
             <w:pPr>
@@ -19215,7 +19963,7 @@
         </w:tc>
         <w:tc>
           <w:tcPr>
-            <w:tcW w:w="1280" w:type="dxa"/>
+            <w:tcW w:w="1365" w:type="dxa"/>
           </w:tcPr>
           <w:p>
             <w:pPr>
@@ -19235,7 +19983,7 @@
         </w:tc>
         <w:tc>
           <w:tcPr>
-            <w:tcW w:w="605" w:type="dxa"/>
+            <w:tcW w:w="772" w:type="dxa"/>
           </w:tcPr>
           <w:p>
             <w:pPr>
@@ -19255,7 +20003,7 @@
         </w:tc>
         <w:tc>
           <w:tcPr>
-            <w:tcW w:w="2090" w:type="dxa"/>
+            <w:tcW w:w="2429" w:type="dxa"/>
           </w:tcPr>
           <w:p>
             <w:pPr>
@@ -19280,7 +20028,7 @@
         </w:trPr>
         <w:tc>
           <w:tcPr>
-            <w:tcW w:w="3114" w:type="dxa"/>
+            <w:tcW w:w="2649" w:type="dxa"/>
           </w:tcPr>
           <w:p>
             <w:pPr>
@@ -19300,7 +20048,7 @@
         </w:tc>
         <w:tc>
           <w:tcPr>
-            <w:tcW w:w="1092" w:type="dxa"/>
+            <w:tcW w:w="1290" w:type="dxa"/>
           </w:tcPr>
           <w:p>
             <w:pPr>
@@ -19319,7 +20067,7 @@
         </w:tc>
         <w:tc>
           <w:tcPr>
-            <w:tcW w:w="1280" w:type="dxa"/>
+            <w:tcW w:w="1365" w:type="dxa"/>
           </w:tcPr>
           <w:p>
             <w:pPr>
@@ -19338,7 +20086,7 @@
         </w:tc>
         <w:tc>
           <w:tcPr>
-            <w:tcW w:w="605" w:type="dxa"/>
+            <w:tcW w:w="772" w:type="dxa"/>
           </w:tcPr>
           <w:p>
             <w:pPr>
@@ -19357,7 +20105,7 @@
         </w:tc>
         <w:tc>
           <w:tcPr>
-            <w:tcW w:w="2090" w:type="dxa"/>
+            <w:tcW w:w="2429" w:type="dxa"/>
           </w:tcPr>
           <w:p>
             <w:pPr>
@@ -19382,7 +20130,7 @@
         </w:trPr>
         <w:tc>
           <w:tcPr>
-            <w:tcW w:w="3114" w:type="dxa"/>
+            <w:tcW w:w="2649" w:type="dxa"/>
           </w:tcPr>
           <w:p>
             <w:pPr>
@@ -19401,7 +20149,7 @@
         </w:tc>
         <w:tc>
           <w:tcPr>
-            <w:tcW w:w="1092" w:type="dxa"/>
+            <w:tcW w:w="1290" w:type="dxa"/>
           </w:tcPr>
           <w:p>
             <w:pPr>
@@ -19420,7 +20168,7 @@
         </w:tc>
         <w:tc>
           <w:tcPr>
-            <w:tcW w:w="1280" w:type="dxa"/>
+            <w:tcW w:w="1365" w:type="dxa"/>
           </w:tcPr>
           <w:p>
             <w:pPr>
@@ -19440,7 +20188,7 @@
         </w:tc>
         <w:tc>
           <w:tcPr>
-            <w:tcW w:w="605" w:type="dxa"/>
+            <w:tcW w:w="772" w:type="dxa"/>
           </w:tcPr>
           <w:p>
             <w:pPr>
@@ -19459,7 +20207,7 @@
         </w:tc>
         <w:tc>
           <w:tcPr>
-            <w:tcW w:w="2090" w:type="dxa"/>
+            <w:tcW w:w="2429" w:type="dxa"/>
           </w:tcPr>
           <w:p>
             <w:pPr>
@@ -19790,22 +20538,24 @@
     <w:tbl>
       <w:tblPr>
         <w:tblStyle w:val="TableGrid"/>
-        <w:tblW w:w="0" w:type="auto"/>
+        <w:tblW w:w="8505" w:type="dxa"/>
         <w:jc w:val="center"/>
+        <w:tblLayout w:type="fixed"/>
         <w:tblLook w:val="04A0" w:firstRow="1" w:lastRow="0" w:firstColumn="1" w:lastColumn="0" w:noHBand="0" w:noVBand="1"/>
       </w:tblPr>
       <w:tblGrid>
-        <w:gridCol w:w="2833"/>
-        <w:gridCol w:w="2831"/>
-        <w:gridCol w:w="2831"/>
+        <w:gridCol w:w="1909"/>
+        <w:gridCol w:w="3313"/>
+        <w:gridCol w:w="3283"/>
       </w:tblGrid>
       <w:tr>
         <w:trPr>
           <w:jc w:val="center"/>
+          <w:tblHeader/>
         </w:trPr>
         <w:tc>
           <w:tcPr>
-            <w:tcW w:w="2833" w:type="dxa"/>
+            <w:tcW w:w="1909" w:type="dxa"/>
           </w:tcPr>
           <w:p>
             <w:pPr>
@@ -19825,7 +20575,7 @@
         </w:tc>
         <w:tc>
           <w:tcPr>
-            <w:tcW w:w="2831" w:type="dxa"/>
+            <w:tcW w:w="3313" w:type="dxa"/>
           </w:tcPr>
           <w:p>
             <w:pPr>
@@ -19845,7 +20595,7 @@
         </w:tc>
         <w:tc>
           <w:tcPr>
-            <w:tcW w:w="2831" w:type="dxa"/>
+            <w:tcW w:w="3283" w:type="dxa"/>
           </w:tcPr>
           <w:p>
             <w:pPr>
@@ -19870,7 +20620,7 @@
         </w:trPr>
         <w:tc>
           <w:tcPr>
-            <w:tcW w:w="2833" w:type="dxa"/>
+            <w:tcW w:w="1909" w:type="dxa"/>
           </w:tcPr>
           <w:p>
             <w:pPr>
@@ -19889,7 +20639,7 @@
         </w:tc>
         <w:tc>
           <w:tcPr>
-            <w:tcW w:w="2831" w:type="dxa"/>
+            <w:tcW w:w="3313" w:type="dxa"/>
           </w:tcPr>
           <w:p>
             <w:pPr>
@@ -19908,7 +20658,7 @@
         </w:tc>
         <w:tc>
           <w:tcPr>
-            <w:tcW w:w="2831" w:type="dxa"/>
+            <w:tcW w:w="3283" w:type="dxa"/>
           </w:tcPr>
           <w:p>
             <w:pPr>
@@ -19932,7 +20682,7 @@
         </w:trPr>
         <w:tc>
           <w:tcPr>
-            <w:tcW w:w="2833" w:type="dxa"/>
+            <w:tcW w:w="1909" w:type="dxa"/>
           </w:tcPr>
           <w:p>
             <w:pPr>
@@ -19951,7 +20701,7 @@
         </w:tc>
         <w:tc>
           <w:tcPr>
-            <w:tcW w:w="2831" w:type="dxa"/>
+            <w:tcW w:w="3313" w:type="dxa"/>
           </w:tcPr>
           <w:p>
             <w:pPr>
@@ -19970,7 +20720,7 @@
         </w:tc>
         <w:tc>
           <w:tcPr>
-            <w:tcW w:w="2831" w:type="dxa"/>
+            <w:tcW w:w="3283" w:type="dxa"/>
           </w:tcPr>
           <w:p>
             <w:pPr>
@@ -19994,7 +20744,7 @@
         </w:trPr>
         <w:tc>
           <w:tcPr>
-            <w:tcW w:w="2833" w:type="dxa"/>
+            <w:tcW w:w="1909" w:type="dxa"/>
           </w:tcPr>
           <w:p>
             <w:pPr>
@@ -20013,7 +20763,7 @@
         </w:tc>
         <w:tc>
           <w:tcPr>
-            <w:tcW w:w="2831" w:type="dxa"/>
+            <w:tcW w:w="3313" w:type="dxa"/>
           </w:tcPr>
           <w:p>
             <w:pPr>
@@ -20032,7 +20782,7 @@
         </w:tc>
         <w:tc>
           <w:tcPr>
-            <w:tcW w:w="2831" w:type="dxa"/>
+            <w:tcW w:w="3283" w:type="dxa"/>
           </w:tcPr>
           <w:p>
             <w:pPr>
@@ -20134,23 +20884,25 @@
     <w:tbl>
       <w:tblPr>
         <w:tblStyle w:val="TableGrid"/>
-        <w:tblW w:w="0" w:type="auto"/>
+        <w:tblW w:w="8505" w:type="dxa"/>
         <w:jc w:val="center"/>
+        <w:tblLayout w:type="fixed"/>
         <w:tblLook w:val="04A0" w:firstRow="1" w:lastRow="0" w:firstColumn="1" w:lastColumn="0" w:noHBand="0" w:noVBand="1"/>
       </w:tblPr>
       <w:tblGrid>
-        <w:gridCol w:w="1559"/>
-        <w:gridCol w:w="3113"/>
-        <w:gridCol w:w="1698"/>
-        <w:gridCol w:w="2125"/>
+        <w:gridCol w:w="1629"/>
+        <w:gridCol w:w="3111"/>
+        <w:gridCol w:w="1086"/>
+        <w:gridCol w:w="2679"/>
       </w:tblGrid>
       <w:tr>
         <w:trPr>
           <w:jc w:val="center"/>
+          <w:tblHeader/>
         </w:trPr>
         <w:tc>
           <w:tcPr>
-            <w:tcW w:w="1560" w:type="dxa"/>
+            <w:tcW w:w="1629" w:type="dxa"/>
           </w:tcPr>
           <w:p>
             <w:pPr>
@@ -20169,7 +20921,7 @@
         </w:tc>
         <w:tc>
           <w:tcPr>
-            <w:tcW w:w="3118" w:type="dxa"/>
+            <w:tcW w:w="3111" w:type="dxa"/>
           </w:tcPr>
           <w:p>
             <w:pPr>
@@ -20189,7 +20941,7 @@
         </w:tc>
         <w:tc>
           <w:tcPr>
-            <w:tcW w:w="1700" w:type="dxa"/>
+            <w:tcW w:w="1086" w:type="dxa"/>
           </w:tcPr>
           <w:p>
             <w:pPr>
@@ -20209,7 +20961,7 @@
         </w:tc>
         <w:tc>
           <w:tcPr>
-            <w:tcW w:w="2126" w:type="dxa"/>
+            <w:tcW w:w="2679" w:type="dxa"/>
           </w:tcPr>
           <w:p>
             <w:pPr>
@@ -20234,7 +20986,7 @@
         </w:trPr>
         <w:tc>
           <w:tcPr>
-            <w:tcW w:w="1560" w:type="dxa"/>
+            <w:tcW w:w="1629" w:type="dxa"/>
           </w:tcPr>
           <w:p>
             <w:pPr>
@@ -20253,7 +21005,7 @@
         </w:tc>
         <w:tc>
           <w:tcPr>
-            <w:tcW w:w="3118" w:type="dxa"/>
+            <w:tcW w:w="3111" w:type="dxa"/>
           </w:tcPr>
           <w:p>
             <w:pPr>
@@ -20272,7 +21024,7 @@
         </w:tc>
         <w:tc>
           <w:tcPr>
-            <w:tcW w:w="1700" w:type="dxa"/>
+            <w:tcW w:w="1086" w:type="dxa"/>
           </w:tcPr>
           <w:p>
             <w:pPr>
@@ -20291,7 +21043,7 @@
         </w:tc>
         <w:tc>
           <w:tcPr>
-            <w:tcW w:w="2126" w:type="dxa"/>
+            <w:tcW w:w="2679" w:type="dxa"/>
           </w:tcPr>
           <w:p>
             <w:pPr>
@@ -20315,7 +21067,7 @@
         </w:trPr>
         <w:tc>
           <w:tcPr>
-            <w:tcW w:w="1560" w:type="dxa"/>
+            <w:tcW w:w="1629" w:type="dxa"/>
           </w:tcPr>
           <w:p>
             <w:pPr>
@@ -20334,7 +21086,7 @@
         </w:tc>
         <w:tc>
           <w:tcPr>
-            <w:tcW w:w="3118" w:type="dxa"/>
+            <w:tcW w:w="3111" w:type="dxa"/>
           </w:tcPr>
           <w:p>
             <w:pPr>
@@ -20353,7 +21105,7 @@
         </w:tc>
         <w:tc>
           <w:tcPr>
-            <w:tcW w:w="1700" w:type="dxa"/>
+            <w:tcW w:w="1086" w:type="dxa"/>
           </w:tcPr>
           <w:p>
             <w:pPr>
@@ -20372,7 +21124,7 @@
         </w:tc>
         <w:tc>
           <w:tcPr>
-            <w:tcW w:w="2126" w:type="dxa"/>
+            <w:tcW w:w="2679" w:type="dxa"/>
           </w:tcPr>
           <w:p>
             <w:pPr>
@@ -20396,7 +21148,7 @@
         </w:trPr>
         <w:tc>
           <w:tcPr>
-            <w:tcW w:w="1560" w:type="dxa"/>
+            <w:tcW w:w="1629" w:type="dxa"/>
           </w:tcPr>
           <w:p>
             <w:pPr>
@@ -20415,7 +21167,7 @@
         </w:tc>
         <w:tc>
           <w:tcPr>
-            <w:tcW w:w="3118" w:type="dxa"/>
+            <w:tcW w:w="3111" w:type="dxa"/>
           </w:tcPr>
           <w:p>
             <w:pPr>
@@ -20434,7 +21186,7 @@
         </w:tc>
         <w:tc>
           <w:tcPr>
-            <w:tcW w:w="1700" w:type="dxa"/>
+            <w:tcW w:w="1086" w:type="dxa"/>
           </w:tcPr>
           <w:p>
             <w:pPr>
@@ -20453,7 +21205,7 @@
         </w:tc>
         <w:tc>
           <w:tcPr>
-            <w:tcW w:w="2126" w:type="dxa"/>
+            <w:tcW w:w="2679" w:type="dxa"/>
           </w:tcPr>
           <w:p>
             <w:pPr>
@@ -20477,7 +21229,7 @@
         </w:trPr>
         <w:tc>
           <w:tcPr>
-            <w:tcW w:w="1560" w:type="dxa"/>
+            <w:tcW w:w="1629" w:type="dxa"/>
           </w:tcPr>
           <w:p>
             <w:pPr>
@@ -20496,7 +21248,7 @@
         </w:tc>
         <w:tc>
           <w:tcPr>
-            <w:tcW w:w="3118" w:type="dxa"/>
+            <w:tcW w:w="3111" w:type="dxa"/>
           </w:tcPr>
           <w:p>
             <w:pPr>
@@ -20515,7 +21267,7 @@
         </w:tc>
         <w:tc>
           <w:tcPr>
-            <w:tcW w:w="1700" w:type="dxa"/>
+            <w:tcW w:w="1086" w:type="dxa"/>
           </w:tcPr>
           <w:p>
             <w:pPr>
@@ -20534,7 +21286,7 @@
         </w:tc>
         <w:tc>
           <w:tcPr>
-            <w:tcW w:w="2126" w:type="dxa"/>
+            <w:tcW w:w="2679" w:type="dxa"/>
           </w:tcPr>
           <w:p>
             <w:pPr>
@@ -20558,7 +21310,7 @@
         </w:trPr>
         <w:tc>
           <w:tcPr>
-            <w:tcW w:w="1560" w:type="dxa"/>
+            <w:tcW w:w="1629" w:type="dxa"/>
           </w:tcPr>
           <w:p>
             <w:pPr>
@@ -20577,7 +21329,7 @@
         </w:tc>
         <w:tc>
           <w:tcPr>
-            <w:tcW w:w="3118" w:type="dxa"/>
+            <w:tcW w:w="3111" w:type="dxa"/>
           </w:tcPr>
           <w:p>
             <w:pPr>
@@ -20596,7 +21348,7 @@
         </w:tc>
         <w:tc>
           <w:tcPr>
-            <w:tcW w:w="1700" w:type="dxa"/>
+            <w:tcW w:w="1086" w:type="dxa"/>
           </w:tcPr>
           <w:p>
             <w:pPr>
@@ -20615,7 +21367,7 @@
         </w:tc>
         <w:tc>
           <w:tcPr>
-            <w:tcW w:w="2126" w:type="dxa"/>
+            <w:tcW w:w="2679" w:type="dxa"/>
           </w:tcPr>
           <w:p>
             <w:pPr>
@@ -20639,7 +21391,7 @@
         </w:trPr>
         <w:tc>
           <w:tcPr>
-            <w:tcW w:w="1560" w:type="dxa"/>
+            <w:tcW w:w="1629" w:type="dxa"/>
           </w:tcPr>
           <w:p>
             <w:pPr>
@@ -20658,7 +21410,7 @@
         </w:tc>
         <w:tc>
           <w:tcPr>
-            <w:tcW w:w="3118" w:type="dxa"/>
+            <w:tcW w:w="3111" w:type="dxa"/>
           </w:tcPr>
           <w:p>
             <w:pPr>
@@ -20677,7 +21429,7 @@
         </w:tc>
         <w:tc>
           <w:tcPr>
-            <w:tcW w:w="1700" w:type="dxa"/>
+            <w:tcW w:w="1086" w:type="dxa"/>
           </w:tcPr>
           <w:p>
             <w:pPr>
@@ -20696,7 +21448,7 @@
         </w:tc>
         <w:tc>
           <w:tcPr>
-            <w:tcW w:w="2126" w:type="dxa"/>
+            <w:tcW w:w="2679" w:type="dxa"/>
           </w:tcPr>
           <w:p>
             <w:pPr>
@@ -20720,7 +21472,7 @@
         </w:trPr>
         <w:tc>
           <w:tcPr>
-            <w:tcW w:w="1560" w:type="dxa"/>
+            <w:tcW w:w="1629" w:type="dxa"/>
           </w:tcPr>
           <w:p>
             <w:pPr>
@@ -20739,7 +21491,7 @@
         </w:tc>
         <w:tc>
           <w:tcPr>
-            <w:tcW w:w="3118" w:type="dxa"/>
+            <w:tcW w:w="3111" w:type="dxa"/>
           </w:tcPr>
           <w:p>
             <w:pPr>
@@ -20758,7 +21510,7 @@
         </w:tc>
         <w:tc>
           <w:tcPr>
-            <w:tcW w:w="1700" w:type="dxa"/>
+            <w:tcW w:w="1086" w:type="dxa"/>
           </w:tcPr>
           <w:p>
             <w:pPr>
@@ -20777,7 +21529,7 @@
         </w:tc>
         <w:tc>
           <w:tcPr>
-            <w:tcW w:w="2126" w:type="dxa"/>
+            <w:tcW w:w="2679" w:type="dxa"/>
           </w:tcPr>
           <w:p>
             <w:pPr>
@@ -20801,7 +21553,7 @@
         </w:trPr>
         <w:tc>
           <w:tcPr>
-            <w:tcW w:w="1560" w:type="dxa"/>
+            <w:tcW w:w="1629" w:type="dxa"/>
           </w:tcPr>
           <w:p>
             <w:pPr>
@@ -20820,7 +21572,7 @@
         </w:tc>
         <w:tc>
           <w:tcPr>
-            <w:tcW w:w="3118" w:type="dxa"/>
+            <w:tcW w:w="3111" w:type="dxa"/>
           </w:tcPr>
           <w:p>
             <w:pPr>
@@ -20839,7 +21591,7 @@
         </w:tc>
         <w:tc>
           <w:tcPr>
-            <w:tcW w:w="1700" w:type="dxa"/>
+            <w:tcW w:w="1086" w:type="dxa"/>
           </w:tcPr>
           <w:p>
             <w:pPr>
@@ -20858,7 +21610,7 @@
         </w:tc>
         <w:tc>
           <w:tcPr>
-            <w:tcW w:w="2126" w:type="dxa"/>
+            <w:tcW w:w="2679" w:type="dxa"/>
           </w:tcPr>
           <w:p>
             <w:pPr>
@@ -21523,18 +22275,22 @@
     <w:tbl>
       <w:tblPr>
         <w:tblStyle w:val="TableGrid"/>
-        <w:tblW w:type="auto" w:w="0"/>
+        <w:tblW w:type="dxa" w:w="8505"/>
+        <w:tblLayout w:type="fixed"/>
         <w:tblLook w:firstColumn="1" w:firstRow="1" w:lastColumn="0" w:lastRow="0" w:noHBand="0" w:noVBand="1" w:val="04A0"/>
       </w:tblPr>
       <w:tblGrid>
-        <w:gridCol w:w="2835"/>
-        <w:gridCol w:w="2835"/>
-        <w:gridCol w:w="2835"/>
+        <w:gridCol w:w="1472"/>
+        <w:gridCol w:w="5179"/>
+        <w:gridCol w:w="1854"/>
       </w:tblGrid>
       <w:tr>
-        <w:tc>
-          <w:tcPr>
-            <w:tcW w:type="dxa" w:w="2835"/>
+        <w:trPr>
+          <w:tblHeader/>
+        </w:trPr>
+        <w:tc>
+          <w:tcPr>
+            <w:tcW w:type="dxa" w:w="1472"/>
           </w:tcPr>
           <w:p>
             <w:pPr>
@@ -21554,7 +22310,7 @@
         </w:tc>
         <w:tc>
           <w:tcPr>
-            <w:tcW w:type="dxa" w:w="2835"/>
+            <w:tcW w:type="dxa" w:w="5179"/>
           </w:tcPr>
           <w:p>
             <w:pPr>
@@ -21574,7 +22330,7 @@
         </w:tc>
         <w:tc>
           <w:tcPr>
-            <w:tcW w:type="dxa" w:w="2835"/>
+            <w:tcW w:type="dxa" w:w="1854"/>
           </w:tcPr>
           <w:p>
             <w:pPr>
@@ -21596,7 +22352,7 @@
       <w:tr>
         <w:tc>
           <w:tcPr>
-            <w:tcW w:type="dxa" w:w="2835"/>
+            <w:tcW w:type="dxa" w:w="1472"/>
           </w:tcPr>
           <w:p>
             <w:pPr>
@@ -21615,7 +22371,7 @@
         </w:tc>
         <w:tc>
           <w:tcPr>
-            <w:tcW w:type="dxa" w:w="2835"/>
+            <w:tcW w:type="dxa" w:w="5179"/>
           </w:tcPr>
           <w:p>
             <w:pPr>
@@ -21634,7 +22390,7 @@
         </w:tc>
         <w:tc>
           <w:tcPr>
-            <w:tcW w:type="dxa" w:w="2835"/>
+            <w:tcW w:type="dxa" w:w="1854"/>
           </w:tcPr>
           <w:p>
             <w:pPr>
@@ -21655,7 +22411,7 @@
       <w:tr>
         <w:tc>
           <w:tcPr>
-            <w:tcW w:type="dxa" w:w="2835"/>
+            <w:tcW w:type="dxa" w:w="1472"/>
           </w:tcPr>
           <w:p>
             <w:pPr>
@@ -21674,7 +22430,7 @@
         </w:tc>
         <w:tc>
           <w:tcPr>
-            <w:tcW w:type="dxa" w:w="2835"/>
+            <w:tcW w:type="dxa" w:w="5179"/>
           </w:tcPr>
           <w:p>
             <w:pPr>
@@ -21693,7 +22449,7 @@
         </w:tc>
         <w:tc>
           <w:tcPr>
-            <w:tcW w:type="dxa" w:w="2835"/>
+            <w:tcW w:type="dxa" w:w="1854"/>
           </w:tcPr>
           <w:p>
             <w:pPr>
@@ -21714,7 +22470,7 @@
       <w:tr>
         <w:tc>
           <w:tcPr>
-            <w:tcW w:type="dxa" w:w="2835"/>
+            <w:tcW w:type="dxa" w:w="1472"/>
           </w:tcPr>
           <w:p>
             <w:pPr>
@@ -21733,7 +22489,7 @@
         </w:tc>
         <w:tc>
           <w:tcPr>
-            <w:tcW w:type="dxa" w:w="2835"/>
+            <w:tcW w:type="dxa" w:w="5179"/>
           </w:tcPr>
           <w:p>
             <w:pPr>
@@ -21752,7 +22508,7 @@
         </w:tc>
         <w:tc>
           <w:tcPr>
-            <w:tcW w:type="dxa" w:w="2835"/>
+            <w:tcW w:type="dxa" w:w="1854"/>
           </w:tcPr>
           <w:p>
             <w:pPr>
@@ -21773,7 +22529,7 @@
       <w:tr>
         <w:tc>
           <w:tcPr>
-            <w:tcW w:type="dxa" w:w="2835"/>
+            <w:tcW w:type="dxa" w:w="1472"/>
           </w:tcPr>
           <w:p>
             <w:pPr>
@@ -21792,7 +22548,7 @@
         </w:tc>
         <w:tc>
           <w:tcPr>
-            <w:tcW w:type="dxa" w:w="2835"/>
+            <w:tcW w:type="dxa" w:w="5179"/>
           </w:tcPr>
           <w:p>
             <w:pPr>
@@ -21811,7 +22567,7 @@
         </w:tc>
         <w:tc>
           <w:tcPr>
-            <w:tcW w:type="dxa" w:w="2835"/>
+            <w:tcW w:type="dxa" w:w="1854"/>
           </w:tcPr>
           <w:p>
             <w:pPr>
@@ -22859,23 +23615,39 @@
         <w:t>The three-stage narrative above can also be read as a diary. Table 9.1 sets the programme's evidence activities in strict calendar order and records, for each entry, the knowledge position the author held going in, what the activity produced, and what was revised or nullified as a result. The table is deliberately retrospective: each chapter of this thesis reports only what existed at that point in the journey (Table 3.1A gives the activity calendar without findings), so this is the first place the full evolution can be stated in one view. The discipline the diary makes visible is that the programme advanced by nullification as much as by confirmation - the simple non-exposure account, the competence account, the dispositional account, and the assumption that artificial intelligence was critical rather than enabling were each held, tested and given up in turn.</w:t>
       </w:r>
     </w:p>
+    <w:p>
+      <w:pPr>
+        <w:sectPr>
+          <w:footerReference w:type="default" r:id="rId22"/>
+          <w:pgSz w:w="11906" w:h="16838"/>
+          <w:pgMar w:top="1417" w:right="1417" w:bottom="1417" w:left="1984" w:header="720" w:footer="720" w:gutter="0"/>
+          <w:pgNumType w:fmt="decimal"/>
+          <w:cols w:space="720"/>
+          <w:docGrid w:linePitch="360"/>
+        </w:sectPr>
+      </w:pPr>
+    </w:p>
     <w:tbl>
       <w:tblPr>
         <w:tblStyle w:val="TableGrid"/>
-        <w:tblW w:type="auto" w:w="0"/>
+        <w:tblW w:type="dxa" w:w="13437"/>
+        <w:tblLayout w:type="fixed"/>
         <w:tblLook w:firstColumn="1" w:firstRow="1" w:lastColumn="0" w:lastRow="0" w:noHBand="0" w:noVBand="1" w:val="04A0"/>
       </w:tblPr>
       <w:tblGrid>
-        <w:gridCol w:w="1701"/>
-        <w:gridCol w:w="1701"/>
-        <w:gridCol w:w="1701"/>
-        <w:gridCol w:w="1701"/>
-        <w:gridCol w:w="1701"/>
+        <w:gridCol w:w="1575"/>
+        <w:gridCol w:w="2384"/>
+        <w:gridCol w:w="2460"/>
+        <w:gridCol w:w="3422"/>
+        <w:gridCol w:w="3596"/>
       </w:tblGrid>
       <w:tr>
-        <w:tc>
-          <w:tcPr>
-            <w:tcW w:type="dxa" w:w="1701"/>
+        <w:trPr>
+          <w:tblHeader/>
+        </w:trPr>
+        <w:tc>
+          <w:tcPr>
+            <w:tcW w:type="dxa" w:w="1575"/>
           </w:tcPr>
           <w:p>
             <w:r>
@@ -22888,7 +23660,7 @@
         </w:tc>
         <w:tc>
           <w:tcPr>
-            <w:tcW w:type="dxa" w:w="1701"/>
+            <w:tcW w:type="dxa" w:w="2384"/>
           </w:tcPr>
           <w:p>
             <w:r>
@@ -22901,7 +23673,7 @@
         </w:tc>
         <w:tc>
           <w:tcPr>
-            <w:tcW w:type="dxa" w:w="1701"/>
+            <w:tcW w:type="dxa" w:w="2460"/>
           </w:tcPr>
           <w:p>
             <w:r>
@@ -22914,7 +23686,7 @@
         </w:tc>
         <w:tc>
           <w:tcPr>
-            <w:tcW w:type="dxa" w:w="1701"/>
+            <w:tcW w:type="dxa" w:w="3422"/>
           </w:tcPr>
           <w:p>
             <w:r>
@@ -22927,7 +23699,7 @@
         </w:tc>
         <w:tc>
           <w:tcPr>
-            <w:tcW w:type="dxa" w:w="1701"/>
+            <w:tcW w:type="dxa" w:w="3596"/>
           </w:tcPr>
           <w:p>
             <w:r>
@@ -22942,7 +23714,7 @@
       <w:tr>
         <w:tc>
           <w:tcPr>
-            <w:tcW w:type="dxa" w:w="1701"/>
+            <w:tcW w:type="dxa" w:w="1575"/>
           </w:tcPr>
           <w:p>
             <w:r>
@@ -22952,7 +23724,7 @@
         </w:tc>
         <w:tc>
           <w:tcPr>
-            <w:tcW w:type="dxa" w:w="1701"/>
+            <w:tcW w:type="dxa" w:w="2384"/>
           </w:tcPr>
           <w:p>
             <w:r>
@@ -22962,7 +23734,7 @@
         </w:tc>
         <w:tc>
           <w:tcPr>
-            <w:tcW w:type="dxa" w:w="1701"/>
+            <w:tcW w:type="dxa" w:w="2460"/>
           </w:tcPr>
           <w:p>
             <w:r>
@@ -22972,7 +23744,7 @@
         </w:tc>
         <w:tc>
           <w:tcPr>
-            <w:tcW w:type="dxa" w:w="1701"/>
+            <w:tcW w:type="dxa" w:w="3422"/>
           </w:tcPr>
           <w:p>
             <w:r>
@@ -22982,7 +23754,7 @@
         </w:tc>
         <w:tc>
           <w:tcPr>
-            <w:tcW w:type="dxa" w:w="1701"/>
+            <w:tcW w:type="dxa" w:w="3596"/>
           </w:tcPr>
           <w:p>
             <w:r>
@@ -22994,7 +23766,7 @@
       <w:tr>
         <w:tc>
           <w:tcPr>
-            <w:tcW w:type="dxa" w:w="1701"/>
+            <w:tcW w:type="dxa" w:w="1575"/>
           </w:tcPr>
           <w:p>
             <w:r>
@@ -23004,7 +23776,7 @@
         </w:tc>
         <w:tc>
           <w:tcPr>
-            <w:tcW w:type="dxa" w:w="1701"/>
+            <w:tcW w:type="dxa" w:w="2384"/>
           </w:tcPr>
           <w:p>
             <w:r>
@@ -23014,7 +23786,7 @@
         </w:tc>
         <w:tc>
           <w:tcPr>
-            <w:tcW w:type="dxa" w:w="1701"/>
+            <w:tcW w:type="dxa" w:w="2460"/>
           </w:tcPr>
           <w:p>
             <w:r>
@@ -23024,7 +23796,7 @@
         </w:tc>
         <w:tc>
           <w:tcPr>
-            <w:tcW w:type="dxa" w:w="1701"/>
+            <w:tcW w:type="dxa" w:w="3422"/>
           </w:tcPr>
           <w:p>
             <w:r>
@@ -23034,7 +23806,7 @@
         </w:tc>
         <w:tc>
           <w:tcPr>
-            <w:tcW w:type="dxa" w:w="1701"/>
+            <w:tcW w:type="dxa" w:w="3596"/>
           </w:tcPr>
           <w:p>
             <w:r>
@@ -23046,7 +23818,7 @@
       <w:tr>
         <w:tc>
           <w:tcPr>
-            <w:tcW w:type="dxa" w:w="1701"/>
+            <w:tcW w:type="dxa" w:w="1575"/>
           </w:tcPr>
           <w:p>
             <w:r>
@@ -23056,7 +23828,7 @@
         </w:tc>
         <w:tc>
           <w:tcPr>
-            <w:tcW w:type="dxa" w:w="1701"/>
+            <w:tcW w:type="dxa" w:w="2384"/>
           </w:tcPr>
           <w:p>
             <w:r>
@@ -23066,7 +23838,7 @@
         </w:tc>
         <w:tc>
           <w:tcPr>
-            <w:tcW w:type="dxa" w:w="1701"/>
+            <w:tcW w:type="dxa" w:w="2460"/>
           </w:tcPr>
           <w:p>
             <w:r>
@@ -23076,7 +23848,7 @@
         </w:tc>
         <w:tc>
           <w:tcPr>
-            <w:tcW w:type="dxa" w:w="1701"/>
+            <w:tcW w:type="dxa" w:w="3422"/>
           </w:tcPr>
           <w:p>
             <w:r>
@@ -23086,7 +23858,7 @@
         </w:tc>
         <w:tc>
           <w:tcPr>
-            <w:tcW w:type="dxa" w:w="1701"/>
+            <w:tcW w:type="dxa" w:w="3596"/>
           </w:tcPr>
           <w:p>
             <w:r>
@@ -23098,7 +23870,7 @@
       <w:tr>
         <w:tc>
           <w:tcPr>
-            <w:tcW w:type="dxa" w:w="1701"/>
+            <w:tcW w:type="dxa" w:w="1575"/>
           </w:tcPr>
           <w:p>
             <w:r>
@@ -23111,7 +23883,7 @@
         </w:tc>
         <w:tc>
           <w:tcPr>
-            <w:tcW w:type="dxa" w:w="1701"/>
+            <w:tcW w:type="dxa" w:w="2384"/>
           </w:tcPr>
           <w:p>
             <w:r>
@@ -23121,7 +23893,7 @@
         </w:tc>
         <w:tc>
           <w:tcPr>
-            <w:tcW w:type="dxa" w:w="1701"/>
+            <w:tcW w:type="dxa" w:w="2460"/>
           </w:tcPr>
           <w:p>
             <w:r>
@@ -23131,7 +23903,7 @@
         </w:tc>
         <w:tc>
           <w:tcPr>
-            <w:tcW w:type="dxa" w:w="1701"/>
+            <w:tcW w:type="dxa" w:w="3422"/>
           </w:tcPr>
           <w:p>
             <w:r>
@@ -23141,7 +23913,7 @@
         </w:tc>
         <w:tc>
           <w:tcPr>
-            <w:tcW w:type="dxa" w:w="1701"/>
+            <w:tcW w:type="dxa" w:w="3596"/>
           </w:tcPr>
           <w:p>
             <w:r>
@@ -23153,7 +23925,7 @@
       <w:tr>
         <w:tc>
           <w:tcPr>
-            <w:tcW w:type="dxa" w:w="1701"/>
+            <w:tcW w:type="dxa" w:w="1575"/>
           </w:tcPr>
           <w:p>
             <w:r>
@@ -23163,7 +23935,7 @@
         </w:tc>
         <w:tc>
           <w:tcPr>
-            <w:tcW w:type="dxa" w:w="1701"/>
+            <w:tcW w:type="dxa" w:w="2384"/>
           </w:tcPr>
           <w:p>
             <w:r>
@@ -23173,7 +23945,7 @@
         </w:tc>
         <w:tc>
           <w:tcPr>
-            <w:tcW w:type="dxa" w:w="1701"/>
+            <w:tcW w:type="dxa" w:w="2460"/>
           </w:tcPr>
           <w:p>
             <w:r>
@@ -23183,7 +23955,7 @@
         </w:tc>
         <w:tc>
           <w:tcPr>
-            <w:tcW w:type="dxa" w:w="1701"/>
+            <w:tcW w:type="dxa" w:w="3422"/>
           </w:tcPr>
           <w:p>
             <w:r>
@@ -23193,7 +23965,7 @@
         </w:tc>
         <w:tc>
           <w:tcPr>
-            <w:tcW w:type="dxa" w:w="1701"/>
+            <w:tcW w:type="dxa" w:w="3596"/>
           </w:tcPr>
           <w:p>
             <w:r>
@@ -23205,7 +23977,7 @@
       <w:tr>
         <w:tc>
           <w:tcPr>
-            <w:tcW w:type="dxa" w:w="1701"/>
+            <w:tcW w:type="dxa" w:w="1575"/>
           </w:tcPr>
           <w:p>
             <w:r>
@@ -23215,7 +23987,7 @@
         </w:tc>
         <w:tc>
           <w:tcPr>
-            <w:tcW w:type="dxa" w:w="1701"/>
+            <w:tcW w:type="dxa" w:w="2384"/>
           </w:tcPr>
           <w:p>
             <w:r>
@@ -23225,7 +23997,7 @@
         </w:tc>
         <w:tc>
           <w:tcPr>
-            <w:tcW w:type="dxa" w:w="1701"/>
+            <w:tcW w:type="dxa" w:w="2460"/>
           </w:tcPr>
           <w:p>
             <w:r>
@@ -23235,7 +24007,7 @@
         </w:tc>
         <w:tc>
           <w:tcPr>
-            <w:tcW w:type="dxa" w:w="1701"/>
+            <w:tcW w:type="dxa" w:w="3422"/>
           </w:tcPr>
           <w:p>
             <w:r>
@@ -23245,7 +24017,7 @@
         </w:tc>
         <w:tc>
           <w:tcPr>
-            <w:tcW w:type="dxa" w:w="1701"/>
+            <w:tcW w:type="dxa" w:w="3596"/>
           </w:tcPr>
           <w:p>
             <w:r>
@@ -23257,7 +24029,7 @@
       <w:tr>
         <w:tc>
           <w:tcPr>
-            <w:tcW w:type="dxa" w:w="1701"/>
+            <w:tcW w:type="dxa" w:w="1575"/>
           </w:tcPr>
           <w:p>
             <w:r>
@@ -23267,7 +24039,7 @@
         </w:tc>
         <w:tc>
           <w:tcPr>
-            <w:tcW w:type="dxa" w:w="1701"/>
+            <w:tcW w:type="dxa" w:w="2384"/>
           </w:tcPr>
           <w:p>
             <w:r>
@@ -23277,7 +24049,7 @@
         </w:tc>
         <w:tc>
           <w:tcPr>
-            <w:tcW w:type="dxa" w:w="1701"/>
+            <w:tcW w:type="dxa" w:w="2460"/>
           </w:tcPr>
           <w:p>
             <w:r>
@@ -23287,7 +24059,7 @@
         </w:tc>
         <w:tc>
           <w:tcPr>
-            <w:tcW w:type="dxa" w:w="1701"/>
+            <w:tcW w:type="dxa" w:w="3422"/>
           </w:tcPr>
           <w:p>
             <w:r>
@@ -23297,7 +24069,7 @@
         </w:tc>
         <w:tc>
           <w:tcPr>
-            <w:tcW w:type="dxa" w:w="1701"/>
+            <w:tcW w:type="dxa" w:w="3596"/>
           </w:tcPr>
           <w:p>
             <w:r>
@@ -23309,7 +24081,7 @@
       <w:tr>
         <w:tc>
           <w:tcPr>
-            <w:tcW w:type="dxa" w:w="1701"/>
+            <w:tcW w:type="dxa" w:w="1575"/>
           </w:tcPr>
           <w:p>
             <w:r>
@@ -23322,7 +24094,7 @@
         </w:tc>
         <w:tc>
           <w:tcPr>
-            <w:tcW w:type="dxa" w:w="1701"/>
+            <w:tcW w:type="dxa" w:w="2384"/>
           </w:tcPr>
           <w:p>
             <w:r>
@@ -23332,7 +24104,7 @@
         </w:tc>
         <w:tc>
           <w:tcPr>
-            <w:tcW w:type="dxa" w:w="1701"/>
+            <w:tcW w:type="dxa" w:w="2460"/>
           </w:tcPr>
           <w:p>
             <w:r>
@@ -23342,7 +24114,7 @@
         </w:tc>
         <w:tc>
           <w:tcPr>
-            <w:tcW w:type="dxa" w:w="1701"/>
+            <w:tcW w:type="dxa" w:w="3422"/>
           </w:tcPr>
           <w:p>
             <w:r>
@@ -23355,7 +24127,7 @@
         </w:tc>
         <w:tc>
           <w:tcPr>
-            <w:tcW w:type="dxa" w:w="1701"/>
+            <w:tcW w:type="dxa" w:w="3596"/>
           </w:tcPr>
           <w:p>
             <w:r>
@@ -23370,7 +24142,7 @@
       <w:tr>
         <w:tc>
           <w:tcPr>
-            <w:tcW w:type="dxa" w:w="1701"/>
+            <w:tcW w:type="dxa" w:w="1575"/>
           </w:tcPr>
           <w:p>
             <w:r>
@@ -23380,7 +24152,7 @@
         </w:tc>
         <w:tc>
           <w:tcPr>
-            <w:tcW w:type="dxa" w:w="1701"/>
+            <w:tcW w:type="dxa" w:w="2384"/>
           </w:tcPr>
           <w:p>
             <w:r>
@@ -23390,7 +24162,7 @@
         </w:tc>
         <w:tc>
           <w:tcPr>
-            <w:tcW w:type="dxa" w:w="1701"/>
+            <w:tcW w:type="dxa" w:w="2460"/>
           </w:tcPr>
           <w:p>
             <w:r>
@@ -23400,7 +24172,7 @@
         </w:tc>
         <w:tc>
           <w:tcPr>
-            <w:tcW w:type="dxa" w:w="1701"/>
+            <w:tcW w:type="dxa" w:w="3422"/>
           </w:tcPr>
           <w:p>
             <w:r>
@@ -23410,7 +24182,7 @@
         </w:tc>
         <w:tc>
           <w:tcPr>
-            <w:tcW w:type="dxa" w:w="1701"/>
+            <w:tcW w:type="dxa" w:w="3596"/>
           </w:tcPr>
           <w:p>
             <w:r>
@@ -23428,6 +24200,18 @@
       <w:r>
         <w:t>Table 9.1. The programme diary: knowledge evolution in calendar order, 2023 - October 2026. Yellow cells await author input or the close of the Stage 3B window.</w:t>
       </w:r>
+    </w:p>
+    <w:p>
+      <w:pPr>
+        <w:sectPr>
+          <w:footerReference w:type="default" r:id="rId22"/>
+          <w:pgSz w:w="16838" w:h="11906" w:orient="landscape"/>
+          <w:pgMar w:top="1417" w:right="1417" w:bottom="1417" w:left="1984" w:header="720" w:footer="720" w:gutter="0"/>
+          <w:pgNumType w:fmt="decimal"/>
+          <w:cols w:space="720"/>
+          <w:docGrid w:linePitch="360"/>
+        </w:sectPr>
+      </w:pPr>
     </w:p>
     <w:p>
       <w:pPr>
@@ -23968,22 +24752,24 @@
     <w:tbl>
       <w:tblPr>
         <w:tblStyle w:val="TableGrid"/>
-        <w:tblW w:w="0" w:type="auto"/>
+        <w:tblW w:w="8505" w:type="dxa"/>
         <w:jc w:val="center"/>
+        <w:tblLayout w:type="fixed"/>
         <w:tblLook w:val="04A0" w:firstRow="1" w:lastRow="0" w:firstColumn="1" w:lastColumn="0" w:noHBand="0" w:noVBand="1"/>
       </w:tblPr>
       <w:tblGrid>
-        <w:gridCol w:w="1559"/>
-        <w:gridCol w:w="2973"/>
-        <w:gridCol w:w="3963"/>
+        <w:gridCol w:w="1748"/>
+        <w:gridCol w:w="3229"/>
+        <w:gridCol w:w="3528"/>
       </w:tblGrid>
       <w:tr>
         <w:trPr>
           <w:jc w:val="center"/>
+          <w:tblHeader/>
         </w:trPr>
         <w:tc>
           <w:tcPr>
-            <w:tcW w:w="1560" w:type="dxa"/>
+            <w:tcW w:w="1748" w:type="dxa"/>
           </w:tcPr>
           <w:p>
             <w:pPr>
@@ -24003,7 +24789,7 @@
         </w:tc>
         <w:tc>
           <w:tcPr>
-            <w:tcW w:w="2976" w:type="dxa"/>
+            <w:tcW w:w="3229" w:type="dxa"/>
           </w:tcPr>
           <w:p>
             <w:pPr>
@@ -24022,7 +24808,7 @@
         </w:tc>
         <w:tc>
           <w:tcPr>
-            <w:tcW w:w="3969" w:type="dxa"/>
+            <w:tcW w:w="3528" w:type="dxa"/>
           </w:tcPr>
           <w:p>
             <w:pPr>
@@ -24046,7 +24832,7 @@
         </w:trPr>
         <w:tc>
           <w:tcPr>
-            <w:tcW w:w="1560" w:type="dxa"/>
+            <w:tcW w:w="1748" w:type="dxa"/>
           </w:tcPr>
           <w:p>
             <w:pPr>
@@ -24065,7 +24851,7 @@
         </w:tc>
         <w:tc>
           <w:tcPr>
-            <w:tcW w:w="2976" w:type="dxa"/>
+            <w:tcW w:w="3229" w:type="dxa"/>
           </w:tcPr>
           <w:p>
             <w:pPr>
@@ -24084,7 +24870,7 @@
         </w:tc>
         <w:tc>
           <w:tcPr>
-            <w:tcW w:w="3969" w:type="dxa"/>
+            <w:tcW w:w="3528" w:type="dxa"/>
           </w:tcPr>
           <w:p>
             <w:pPr>
@@ -24108,7 +24894,7 @@
         </w:trPr>
         <w:tc>
           <w:tcPr>
-            <w:tcW w:w="1560" w:type="dxa"/>
+            <w:tcW w:w="1748" w:type="dxa"/>
           </w:tcPr>
           <w:p>
             <w:pPr>
@@ -24127,7 +24913,7 @@
         </w:tc>
         <w:tc>
           <w:tcPr>
-            <w:tcW w:w="2976" w:type="dxa"/>
+            <w:tcW w:w="3229" w:type="dxa"/>
           </w:tcPr>
           <w:p>
             <w:pPr>
@@ -24146,7 +24932,7 @@
         </w:tc>
         <w:tc>
           <w:tcPr>
-            <w:tcW w:w="3969" w:type="dxa"/>
+            <w:tcW w:w="3528" w:type="dxa"/>
           </w:tcPr>
           <w:p>
             <w:pPr>
@@ -24170,7 +24956,7 @@
         </w:trPr>
         <w:tc>
           <w:tcPr>
-            <w:tcW w:w="1560" w:type="dxa"/>
+            <w:tcW w:w="1748" w:type="dxa"/>
           </w:tcPr>
           <w:p>
             <w:pPr>
@@ -24189,7 +24975,7 @@
         </w:tc>
         <w:tc>
           <w:tcPr>
-            <w:tcW w:w="2976" w:type="dxa"/>
+            <w:tcW w:w="3229" w:type="dxa"/>
           </w:tcPr>
           <w:p>
             <w:pPr>
@@ -24208,7 +24994,7 @@
         </w:tc>
         <w:tc>
           <w:tcPr>
-            <w:tcW w:w="3969" w:type="dxa"/>
+            <w:tcW w:w="3528" w:type="dxa"/>
           </w:tcPr>
           <w:p>
             <w:pPr>
@@ -24232,7 +25018,7 @@
         </w:trPr>
         <w:tc>
           <w:tcPr>
-            <w:tcW w:w="1560" w:type="dxa"/>
+            <w:tcW w:w="1748" w:type="dxa"/>
           </w:tcPr>
           <w:p>
             <w:pPr>
@@ -24251,7 +25037,7 @@
         </w:tc>
         <w:tc>
           <w:tcPr>
-            <w:tcW w:w="2976" w:type="dxa"/>
+            <w:tcW w:w="3229" w:type="dxa"/>
           </w:tcPr>
           <w:p>
             <w:pPr>
@@ -24270,7 +25056,7 @@
         </w:tc>
         <w:tc>
           <w:tcPr>
-            <w:tcW w:w="3969" w:type="dxa"/>
+            <w:tcW w:w="3528" w:type="dxa"/>
           </w:tcPr>
           <w:p>
             <w:pPr>
@@ -24294,7 +25080,7 @@
         </w:trPr>
         <w:tc>
           <w:tcPr>
-            <w:tcW w:w="1560" w:type="dxa"/>
+            <w:tcW w:w="1748" w:type="dxa"/>
           </w:tcPr>
           <w:p>
             <w:pPr>
@@ -24313,7 +25099,7 @@
         </w:tc>
         <w:tc>
           <w:tcPr>
-            <w:tcW w:w="2976" w:type="dxa"/>
+            <w:tcW w:w="3229" w:type="dxa"/>
           </w:tcPr>
           <w:p>
             <w:pPr>
@@ -24332,7 +25118,7 @@
         </w:tc>
         <w:tc>
           <w:tcPr>
-            <w:tcW w:w="3969" w:type="dxa"/>
+            <w:tcW w:w="3528" w:type="dxa"/>
           </w:tcPr>
           <w:p>
             <w:pPr>
@@ -24356,7 +25142,7 @@
         </w:trPr>
         <w:tc>
           <w:tcPr>
-            <w:tcW w:w="1560" w:type="dxa"/>
+            <w:tcW w:w="1748" w:type="dxa"/>
           </w:tcPr>
           <w:p>
             <w:pPr>
@@ -24375,7 +25161,7 @@
         </w:tc>
         <w:tc>
           <w:tcPr>
-            <w:tcW w:w="2976" w:type="dxa"/>
+            <w:tcW w:w="3229" w:type="dxa"/>
           </w:tcPr>
           <w:p>
             <w:pPr>
@@ -24394,7 +25180,7 @@
         </w:tc>
         <w:tc>
           <w:tcPr>
-            <w:tcW w:w="3969" w:type="dxa"/>
+            <w:tcW w:w="3528" w:type="dxa"/>
           </w:tcPr>
           <w:p>
             <w:pPr>
@@ -24418,7 +25204,7 @@
         </w:trPr>
         <w:tc>
           <w:tcPr>
-            <w:tcW w:w="1560" w:type="dxa"/>
+            <w:tcW w:w="1748" w:type="dxa"/>
           </w:tcPr>
           <w:p>
             <w:pPr>
@@ -24437,7 +25223,7 @@
         </w:tc>
         <w:tc>
           <w:tcPr>
-            <w:tcW w:w="2976" w:type="dxa"/>
+            <w:tcW w:w="3229" w:type="dxa"/>
           </w:tcPr>
           <w:p>
             <w:pPr>
@@ -24456,7 +25242,7 @@
         </w:tc>
         <w:tc>
           <w:tcPr>
-            <w:tcW w:w="3969" w:type="dxa"/>
+            <w:tcW w:w="3528" w:type="dxa"/>
           </w:tcPr>
           <w:p>
             <w:pPr>
@@ -24480,7 +25266,7 @@
         </w:trPr>
         <w:tc>
           <w:tcPr>
-            <w:tcW w:w="1560" w:type="dxa"/>
+            <w:tcW w:w="1748" w:type="dxa"/>
           </w:tcPr>
           <w:p>
             <w:pPr>
@@ -24499,7 +25285,7 @@
         </w:tc>
         <w:tc>
           <w:tcPr>
-            <w:tcW w:w="2976" w:type="dxa"/>
+            <w:tcW w:w="3229" w:type="dxa"/>
           </w:tcPr>
           <w:p>
             <w:pPr>
@@ -24518,7 +25304,7 @@
         </w:tc>
         <w:tc>
           <w:tcPr>
-            <w:tcW w:w="3969" w:type="dxa"/>
+            <w:tcW w:w="3528" w:type="dxa"/>
           </w:tcPr>
           <w:p>
             <w:pPr>
@@ -24542,7 +25328,7 @@
         </w:trPr>
         <w:tc>
           <w:tcPr>
-            <w:tcW w:w="1560" w:type="dxa"/>
+            <w:tcW w:w="1748" w:type="dxa"/>
           </w:tcPr>
           <w:p>
             <w:pPr>
@@ -24561,7 +25347,7 @@
         </w:tc>
         <w:tc>
           <w:tcPr>
-            <w:tcW w:w="2976" w:type="dxa"/>
+            <w:tcW w:w="3229" w:type="dxa"/>
           </w:tcPr>
           <w:p>
             <w:pPr>
@@ -24580,7 +25366,7 @@
         </w:tc>
         <w:tc>
           <w:tcPr>
-            <w:tcW w:w="3969" w:type="dxa"/>
+            <w:tcW w:w="3528" w:type="dxa"/>
           </w:tcPr>
           <w:p>
             <w:pPr>
@@ -27036,21 +27822,23 @@
     <w:tbl>
       <w:tblPr>
         <w:tblStyle w:val="TableGrid"/>
-        <w:tblW w:w="0" w:type="auto"/>
+        <w:tblW w:w="8505" w:type="dxa"/>
         <w:jc w:val="center"/>
+        <w:tblLayout w:type="fixed"/>
         <w:tblLook w:val="04A0" w:firstRow="1" w:lastRow="0" w:firstColumn="1" w:lastColumn="0" w:noHBand="0" w:noVBand="1"/>
       </w:tblPr>
       <w:tblGrid>
-        <w:gridCol w:w="2551"/>
-        <w:gridCol w:w="5944"/>
+        <w:gridCol w:w="1989"/>
+        <w:gridCol w:w="6516"/>
       </w:tblGrid>
       <w:tr>
         <w:trPr>
           <w:jc w:val="center"/>
+          <w:tblHeader/>
         </w:trPr>
         <w:tc>
           <w:tcPr>
-            <w:tcW w:w="2552" w:type="dxa"/>
+            <w:tcW w:w="1989" w:type="dxa"/>
           </w:tcPr>
           <w:p>
             <w:pPr>
@@ -27070,7 +27858,7 @@
         </w:tc>
         <w:tc>
           <w:tcPr>
-            <w:tcW w:w="5952" w:type="dxa"/>
+            <w:tcW w:w="6516" w:type="dxa"/>
           </w:tcPr>
           <w:p>
             <w:pPr>
@@ -27095,7 +27883,7 @@
         </w:trPr>
         <w:tc>
           <w:tcPr>
-            <w:tcW w:w="2552" w:type="dxa"/>
+            <w:tcW w:w="1989" w:type="dxa"/>
           </w:tcPr>
           <w:p>
             <w:pPr>
@@ -27114,7 +27902,7 @@
         </w:tc>
         <w:tc>
           <w:tcPr>
-            <w:tcW w:w="5952" w:type="dxa"/>
+            <w:tcW w:w="6516" w:type="dxa"/>
           </w:tcPr>
           <w:p>
             <w:pPr>
@@ -27138,7 +27926,7 @@
         </w:trPr>
         <w:tc>
           <w:tcPr>
-            <w:tcW w:w="2552" w:type="dxa"/>
+            <w:tcW w:w="1989" w:type="dxa"/>
           </w:tcPr>
           <w:p>
             <w:pPr>
@@ -27157,7 +27945,7 @@
         </w:tc>
         <w:tc>
           <w:tcPr>
-            <w:tcW w:w="5952" w:type="dxa"/>
+            <w:tcW w:w="6516" w:type="dxa"/>
           </w:tcPr>
           <w:p>
             <w:pPr>
@@ -27181,7 +27969,7 @@
         </w:trPr>
         <w:tc>
           <w:tcPr>
-            <w:tcW w:w="2552" w:type="dxa"/>
+            <w:tcW w:w="1989" w:type="dxa"/>
           </w:tcPr>
           <w:p>
             <w:pPr>
@@ -27200,7 +27988,7 @@
         </w:tc>
         <w:tc>
           <w:tcPr>
-            <w:tcW w:w="5952" w:type="dxa"/>
+            <w:tcW w:w="6516" w:type="dxa"/>
           </w:tcPr>
           <w:p>
             <w:pPr>
@@ -27224,7 +28012,7 @@
         </w:trPr>
         <w:tc>
           <w:tcPr>
-            <w:tcW w:w="2552" w:type="dxa"/>
+            <w:tcW w:w="1989" w:type="dxa"/>
           </w:tcPr>
           <w:p>
             <w:pPr>
@@ -27243,7 +28031,7 @@
         </w:tc>
         <w:tc>
           <w:tcPr>
-            <w:tcW w:w="5952" w:type="dxa"/>
+            <w:tcW w:w="6516" w:type="dxa"/>
           </w:tcPr>
           <w:p>
             <w:pPr>
@@ -27267,7 +28055,7 @@
         </w:trPr>
         <w:tc>
           <w:tcPr>
-            <w:tcW w:w="2552" w:type="dxa"/>
+            <w:tcW w:w="1989" w:type="dxa"/>
           </w:tcPr>
           <w:p>
             <w:pPr>
@@ -27286,7 +28074,7 @@
         </w:tc>
         <w:tc>
           <w:tcPr>
-            <w:tcW w:w="5952" w:type="dxa"/>
+            <w:tcW w:w="6516" w:type="dxa"/>
           </w:tcPr>
           <w:p>
             <w:pPr>
@@ -27310,7 +28098,7 @@
         </w:trPr>
         <w:tc>
           <w:tcPr>
-            <w:tcW w:w="2552" w:type="dxa"/>
+            <w:tcW w:w="1989" w:type="dxa"/>
           </w:tcPr>
           <w:p>
             <w:pPr>
@@ -27329,7 +28117,7 @@
         </w:tc>
         <w:tc>
           <w:tcPr>
-            <w:tcW w:w="5952" w:type="dxa"/>
+            <w:tcW w:w="6516" w:type="dxa"/>
           </w:tcPr>
           <w:p>
             <w:pPr>
@@ -27353,7 +28141,7 @@
         </w:trPr>
         <w:tc>
           <w:tcPr>
-            <w:tcW w:w="2552" w:type="dxa"/>
+            <w:tcW w:w="1989" w:type="dxa"/>
           </w:tcPr>
           <w:p>
             <w:pPr>
@@ -27372,7 +28160,7 @@
         </w:tc>
         <w:tc>
           <w:tcPr>
-            <w:tcW w:w="5952" w:type="dxa"/>
+            <w:tcW w:w="6516" w:type="dxa"/>
           </w:tcPr>
           <w:p>
             <w:pPr>
@@ -27396,7 +28184,7 @@
         </w:trPr>
         <w:tc>
           <w:tcPr>
-            <w:tcW w:w="2552" w:type="dxa"/>
+            <w:tcW w:w="1989" w:type="dxa"/>
           </w:tcPr>
           <w:p>
             <w:pPr>
@@ -27415,7 +28203,7 @@
         </w:tc>
         <w:tc>
           <w:tcPr>
-            <w:tcW w:w="5952" w:type="dxa"/>
+            <w:tcW w:w="6516" w:type="dxa"/>
           </w:tcPr>
           <w:p>
             <w:pPr>
@@ -27439,7 +28227,7 @@
         </w:trPr>
         <w:tc>
           <w:tcPr>
-            <w:tcW w:w="2552" w:type="dxa"/>
+            <w:tcW w:w="1989" w:type="dxa"/>
           </w:tcPr>
           <w:p>
             <w:pPr>
@@ -27458,7 +28246,7 @@
         </w:tc>
         <w:tc>
           <w:tcPr>
-            <w:tcW w:w="5952" w:type="dxa"/>
+            <w:tcW w:w="6516" w:type="dxa"/>
           </w:tcPr>
           <w:p>
             <w:pPr>
@@ -27482,7 +28270,7 @@
         </w:trPr>
         <w:tc>
           <w:tcPr>
-            <w:tcW w:w="2552" w:type="dxa"/>
+            <w:tcW w:w="1989" w:type="dxa"/>
           </w:tcPr>
           <w:p>
             <w:pPr>
@@ -27501,7 +28289,7 @@
         </w:tc>
         <w:tc>
           <w:tcPr>
-            <w:tcW w:w="5952" w:type="dxa"/>
+            <w:tcW w:w="6516" w:type="dxa"/>
           </w:tcPr>
           <w:p>
             <w:pPr>
@@ -27525,7 +28313,7 @@
         </w:trPr>
         <w:tc>
           <w:tcPr>
-            <w:tcW w:w="2552" w:type="dxa"/>
+            <w:tcW w:w="1989" w:type="dxa"/>
           </w:tcPr>
           <w:p>
             <w:pPr>
@@ -27544,7 +28332,7 @@
         </w:tc>
         <w:tc>
           <w:tcPr>
-            <w:tcW w:w="5952" w:type="dxa"/>
+            <w:tcW w:w="6516" w:type="dxa"/>
           </w:tcPr>
           <w:p>
             <w:pPr>
@@ -27568,7 +28356,7 @@
         </w:trPr>
         <w:tc>
           <w:tcPr>
-            <w:tcW w:w="2552" w:type="dxa"/>
+            <w:tcW w:w="1989" w:type="dxa"/>
           </w:tcPr>
           <w:p>
             <w:pPr>
@@ -27587,7 +28375,7 @@
         </w:tc>
         <w:tc>
           <w:tcPr>
-            <w:tcW w:w="5952" w:type="dxa"/>
+            <w:tcW w:w="6516" w:type="dxa"/>
           </w:tcPr>
           <w:p>
             <w:pPr>
@@ -27853,7 +28641,7 @@
       <w:footerReference w:type="default" r:id="rId22"/>
       <w:pgSz w:w="11906" w:h="16838"/>
       <w:pgMar w:top="1417" w:right="1417" w:bottom="1417" w:left="1984" w:header="720" w:footer="720" w:gutter="0"/>
-      <w:pgNumType w:start="1"/>
+      <w:pgNumType w:fmt="decimal"/>
       <w:cols w:space="720"/>
       <w:docGrid w:linePitch="360"/>
     </w:sectPr>

--- a/docs/thesis/Full_version_V37_REVIEW_EngD_Thesis_Submission_Draft.docx
+++ b/docs/thesis/Full_version_V37_REVIEW_EngD_Thesis_Submission_Draft.docx
@@ -23007,6 +23007,22 @@
     </w:p>
     <w:p>
       <w:pPr>
+        <w:pStyle w:val="Heading3"/>
+      </w:pPr>
+      <w:r>
+        <w:t>8.5.9 Attrition-Like Dropout</w:t>
+      </w:r>
+    </w:p>
+    <w:p>
+      <w:pPr>
+        <w:jc w:val="both"/>
+      </w:pPr>
+      <w:r>
+        <w:t>Concern: the simplest rival explanation reads the empty station as ordinary attrition - users drift away because the machine is mildly boring, slightly inconvenient, or simply loses novelty, so that no behavioural-economics account of identity threat is needed to explain why older adults stop using a piece of equipment. Response: this rival deserves to be named because it is the account an examiner of parsimony should reach for first, and the programme's data speak to it directly. A gradual-decay account predicts declining session frequency before exit and occasional casual returns afterwards; the Stage-2 record shows neither - exits clustered abruptly at or before three cycles, and none of the twenty-one disengaged participants re-engaged within the observation window (Table 5.2). Attrition also cannot accommodate the objective-score-improvement/non-return paradox (§5.6): boredom does not select for players whose recorded performance was rising. Most directly, attrition is indifferent to framing, so it predicts no difference when the clinical frame is removed while the game mechanics stay the same; the substantially higher post-failure return in the decoupled Stage-3 cohort (§6.5) is therefore evidence against attrition as the governing account, subject to the between-cohort limits stated in §6.7. What survives calibration is bounded: a residual attrition component in any individual exit cannot be excluded, and the short observation windows leave slow-decay dynamics unmeasured; the longitudinal follow-up specified in §8.8 is the instrument that would bound it.</w:t>
+      </w:r>
+    </w:p>
+    <w:p>
+      <w:pPr>
         <w:pStyle w:val="Heading2"/>
       </w:pPr>
       <w:bookmarkStart w:id="144" w:name="_Toc232024632"/>
@@ -23140,6 +23156,14 @@
     </w:p>
     <w:p>
       <w:pPr>
+        <w:jc w:val="both"/>
+      </w:pPr>
+      <w:r>
+        <w:t>A related rival, raised by the programme's industrial partner in draft review and conceded here, operates at the group level: non-use may be sustained by a collective, socially shared narrative - a common-room conclusion that the station signifies decline - rather than, or in addition to, each individual's private appraisal. The three parties of this section are also a narrative community, and a shared story travels between them faster than any individual verdict. This reading has explanatory reach the individual account lacks: it can produce pre-emptive avoidance in residents who never touched the device - and the majority of Stage-1 respondents reported no prior FRA use - because a narrative, unlike an adverse first experience, is transmissible second-hand. The programme's instruments were aimed at the individual level and collected no sociometric or narrative-circulation data, so this rival cannot be nullified with the present evidence; it is acknowledged as a plausible systemic amplifier rather than argued away. Two points keep the concession orderly. First, the group reading is complementary, not displacing: the first interpretive consultation read the Stage-3 commitment gap through group dynamics (§6.8A), and a collective narrative still needs seed events - individual adverse verdicts of exactly the kind FIAS describes - to crystallise around. Second, the concession converts into a design requirement rather than a dead end: any intervention that reaches only the individual leaves the narrative layer intact, so the confirmatory programme should carry at least one group-level design response; §8.8 states one.</w:t>
+      </w:r>
+    </w:p>
+    <w:p>
+      <w:pPr>
         <w:pStyle w:val="Heading2"/>
       </w:pPr>
       <w:bookmarkStart w:id="146" w:name="_Toc232024634"/>
@@ -23405,6 +23429,30 @@
           <w:sz w:val="24"/>
         </w:rPr>
         <w:t>The randomised replication should be treated as the decisive next study. Participants would be recruited into one community sample and assigned to coupled or decoupled conditions, with identical hardware, software, level structure, session length, staff support and follow-up. The primary outcome should be observed return within a fixed window; secondary outcomes should include repeated use, self-efficacy, perceived identity threat, fatigue, enjoyment, burden, comprehension and adverse events. A separate qualitative panel with non-returners would clarify why participants completed one session but did not intend regular use. Because the intervention embeds an AI component, the protocol and report of the randomised study should follow the SPIRIT-AI and CONSORT-AI reporting extensions (Liu et al., 2020).</w:t>
+      </w:r>
+    </w:p>
+    <w:p>
+      <w:pPr>
+        <w:jc w:val="both"/>
+      </w:pPr>
+      <w:r>
+        <w:t>A further proposition addresses the group-level layer conceded in §8.6B. A group-level problem invites a group-form counter, and role-playing structures are the strongest candidate in the game-design repertoire: a role separates the player from the identity under threat, progress-for-attempting mechanics give every session value regardless of measured performance, and cooperative framing can turn social friction into social support. Three implementation constraints, each raised and weighed during review, immediately bound the idea. Older adults in the target settings are largely non-gamers, and conventional role-playing conventions - character sheets, quest logs, progression trees - carry exactly the kind of entry cost this thesis shows produces avoidance. Role-play is cognitively demanding, and the loads it imposes - role-keeping, rule-tracking, narrative memory - are the loads that rise in cost with age. And the clinical acts themselves - an assessment, a rehabilitation session - are irreducibly individual, so a group form cannot simply be imposed on practices that happen one person at a time.</w:t>
+      </w:r>
+    </w:p>
+    <w:p>
+      <w:pPr>
+        <w:jc w:val="both"/>
+      </w:pPr>
+      <w:r>
+        <w:t>The proposition that survives these constraints is AI-managed invisible role-play, under a design principle this programme's own artefacts already instantiate: high system intelligence, low user cognitive burden. In the deployed builds the player never saw the difficulty engine; the rule agent carried the adaptive machinery while the player simply played (§5.3.5, §8.9). The proposition extends the same asymmetry one level up: the system holds the role-play architecture - persona, narrative continuity, progress-for-attempting, cooperative framing - and the user experiences only simple, dignified play. The role itself becomes an adaptive variable: where a conventional game predefines roles and asks the player to conform, here the system continuously re-fits the role to the player's observed capacities and responses, the same move the framework already makes for challenge parameters, applied to narrative content. The individual nature of clinical acts is answered by decoupling the social layer from the clinical act - the act stays individual while membership is collective, through asynchronous contribution to shared goals or system-supplied companions - and two safety constraints are non-negotiable: individual clinical metrics are never socially visible (comparative displays would amplify the very narrative the design targets, so contribution is visible and performance is not), and the fiction must not be infantilising, since a persona that reads as childish would reproduce the identity threat in costume (§6.12).</w:t>
+      </w:r>
+    </w:p>
+    <w:p>
+      <w:pPr>
+        <w:jc w:val="both"/>
+      </w:pPr>
+      <w:r>
+        <w:t>The furthest reach of the proposition is stated last because it is the least established: role-mediated play as scaffolding for the person's own adaptive-learning capacity. A well-fitted role embodies the learning-trajectory appraisal - inside the fiction, every attempt earns progress and a setback is plot rather than verdict - so the player practises trajectory-thinking without being taught it, and the design aim is that the appraisal eventually transfers from character to self. This is a three-link hypothesis chain: that a system can fit roles to players is buildable and testable; that fitted roles improve engagement is testable with the methods of this programme; that role-mediated practice transfers to the person's own appraisal habits is the hard link, a rate-and-transfer claim for which this thesis offers no evidence and which would require its own instruments - shifts in how participants speak about their own setbacks, appraisal measures taken outside the game, and behaviour observed after the fiction is withdrawn. The scaffold must also fade: the role begins as a shield, protecting identity by not being the self, and succeeds only if it ends as a bridge back to the self - how that hand-off is designed is a research question in its own right. The proposition is the natural continuation of the person-conditioned adaptation programme of §9.8B, and it preserves this thesis's calibration of the artificial-intelligence role: the system does not replace the human capacity it targets; it scaffolds it.</w:t>
       </w:r>
     </w:p>
     <w:p>
@@ -24688,6 +24736,14 @@
           <w:sz w:val="24"/>
         </w:rPr>
         <w:t>This extension also clarifies the adaptive-learning framework Principle 3. Adaptive calibration can operate at two levels: adjustment of the game to observed performance and updating of a person-specific model from ethically collected signals. The Stage-2 implementation addressed the first only partially. The proposed second loop is a future system requirement to be tested against simpler baselines; it is not necessary to accept the main frame-sensitive result of the thesis.</w:t>
+      </w:r>
+    </w:p>
+    <w:p>
+      <w:pPr>
+        <w:jc w:val="both"/>
+      </w:pPr>
+      <w:r>
+        <w:t>The role-adaptive proposition of §8.8 is the fullest expression of this extension: person-conditioned adaptation applied not only to challenge parameters but to the narrative role itself, with the design aim that what ultimately develops is not the system's model of the person but the person's own adaptive-learning capacity.</w:t>
       </w:r>
     </w:p>
     <w:p>

--- a/docs/thesis/Full_version_V37_REVIEW_EngD_Thesis_Submission_Draft.docx
+++ b/docs/thesis/Full_version_V37_REVIEW_EngD_Thesis_Submission_Draft.docx
@@ -23372,6 +23372,14 @@
       </w:pPr>
       <w:r>
         <w:t>Since this section was first drafted, the first element of the confirmatory programme has been designed and pre-registered: Stage 3B, a 2x2 field experiment crossing adaptive against static presentation with zero-failure against failure-possible modes, in a new cohort of 80-120 adults recruited in the same three age bands, with recorded in-build consent, a single pre-specified confirmatory contrast, and a trilingual instrument implementing the framework's calibration, trajectory and coaching elements. The design also brings into contact, for older adults in a health-technology context, two traditions the literature has kept apart: errorless learning, which holds that vulnerable learners acquire best when prevented from erring (Baddeley &amp; Wilson, 1994), and the graceful-failure position of game-based learning, which treats low-consequence failure as productive (Plass, Homer, &amp; Kinzer, 2015); dynamic difficulty adjustment supplies the adaptive arm's engineering lineage (Zohaib, 2018).</w:t>
+      </w:r>
+    </w:p>
+    <w:p>
+      <w:pPr>
+        <w:jc w:val="both"/>
+      </w:pPr>
+      <w:r>
+        <w:t>The build's score economy is itself a design argument, and its two generations record a deliberate progression rather than an oversight corrected. The deployed Stage-2 and Stage-3 builds kept scoring intentionally thin - distance plus coins - for two reasons: for largely non-gaming older players the score had to be legible at a single glance, and a rich scoring apparatus makes the score more salient exactly where the programme's evidence warns that salient evaluation drives withdrawal. Once the zero-failure and trajectory findings had matured, the Stage-3B build could afford motivational depth - but enriched the economy on the gain side only, borrowing the grammar of role-playing games, in which experience points never decrease: a clean-riding combo multiplier (x1 to x3) that an obstacle bump resets, skill-dodge bonuses for near misses, a collection rate shown in place of any missed-coin penalty, and a persistent experience total with skier levels that accumulates across a participant's sessions. A deduction-based alternative (for example minus 100 points per hit) was considered and rejected on the programme's own grounds: under loss aversion, subtracting visible points converts each bump into a quantified verdict, re-importing into the scoreboard the loss economy that zero-failure design (§2.6.2C, §5.3.10) exists to remove. In the final economy, failure costs future earning rate - the reset multiplier - but never confiscates banked points; the distinction between opportunity cost and confiscation is the same distinction the framework formalises between learning-trajectory and endowment-protective appraisals (§7.3), now expressed inside the scoreboard itself. The persistent level system serves the sessions-played co-primary outcome directly: it gives a reason to return that does not depend on beating one's own record, because every session adds experience regardless of performance. The scoring formula is identical in both arms and both failure modes - it is an instrument property, not an experimental factor - and was finalised, with the rejected alternative recorded, before any participant played (protocol Amendment A).</w:t>
       </w:r>
     </w:p>
     <w:p>

--- a/docs/thesis/Full_version_V37_REVIEW_EngD_Thesis_Submission_Draft.docx
+++ b/docs/thesis/Full_version_V37_REVIEW_EngD_Thesis_Submission_Draft.docx
@@ -23003,6 +23003,14 @@
           <w:sz w:val="24"/>
         </w:rPr>
         <w:t>Concern: in Stage 2, failure occurred through the body's own balance — weight shifts on the pressure panel — whereas in Stage 3 most participants steered with a trackpad or arrow keys (§6.3). The difference between the stages may therefore reflect not only the changed participant-facing frame but also the changed carrier of failure: a failure produced by one's own balance may speak more directly to bodily decline than a failure produced by one's fingers. Response: this alternative is viable, and the present between-cohort design does not separate it from the framing account. It is, however, partly absorbed into the coupling account itself, because the bodily measurement pathway is precisely what the dual-purpose mechanic couples to the game (§5.2A): removing the pressure panel removed the clinical frame and the embodied exposure together. The within-cohort study of §8.8 treats the game, the input device and the frame as independently manipulable factors, so that the contributions of framing and of input modality can be estimated separately.</w:t>
+      </w:r>
+    </w:p>
+    <w:p>
+      <w:pPr>
+        <w:jc w:val="both"/>
+      </w:pPr>
+      <w:r>
+        <w:t>Stage 3B extends the modality inventory a third step - iPad touch steering (on-screen arrows, with keyboard, controller and tilt as alternatives, and the input mode actually used logged per run in the session record) - so the programme now spans standing whole-body input (Stage 2), seated hand input (Stage 3) and seated touch input (Stage 3B). Three points keep this from contaminating the inferences. First, every confirmatory contrast is internally single-modality: the score-improvement/non-return paradox arose entirely within the Stage-2 panel cohort, the age gradient entirely within the Stage-3 remote cohort, and the Stage-3B 2x2 contrasts (adaptive against static, zero-failure against failure-possible) are randomised within one touch-input fleet - so input modality attaches only to the between-stage comparisons, which are already calibrated as non-causal (§6.7). Second, the randomised within-cohort study specified above holds hardware, software and input device constant across arms, which is the design that finally separates frame from modality. Third, the gradient itself is theoretically informative rather than mere noise: if failure produced by one's own balance speaks more directly to bodily decline than failure produced by one's fingers, then input modality is an identity-exposure dial, and the framework can use it as one - a graduated-embodiment pathway in which engagement begins at the lowest-stake modality (touch), moves through seated foot-pad play, and only then returns to the standing panel, letting confidence accumulate before the body itself is back on trial. On that reading, the modality differences across the programme's stages are not a flaw to explain away but an accidental first traversal of the very ladder the re-attachment design (§7.9) would build deliberately.</w:t>
       </w:r>
     </w:p>
     <w:p>

--- a/docs/thesis/Full_version_V37_REVIEW_EngD_Thesis_Submission_Draft.docx
+++ b/docs/thesis/Full_version_V37_REVIEW_EngD_Thesis_Submission_Draft.docx
@@ -24348,6 +24348,521 @@
           <w:sz w:val="24"/>
         </w:rPr>
         <w:t>FIAS is therefore advanced as a provisional construct describing failure-associated active non-return under identity-relevant conditions, and the central finding is stated as a scope law: gamification theory holds for older adults until the gamified activity is attached to a purpose-based technology whose purpose — health, decline, life-threat — strikes the identity-level value propositions of the user; at that boundary the theory fails, and FIAS names the mechanism of the failure (§6.7). The thesis's principal theoretical contribution is the identification of this coupling boundary and the specification of a mechanism that can be measured in future work. Construct validity, discriminant validity and incremental prediction over STAM remain to be demonstrated.</w:t>
+      </w:r>
+    </w:p>
+    <w:p>
+      <w:pPr>
+        <w:pStyle w:val="Heading2"/>
+      </w:pPr>
+      <w:r>
+        <w:t>9.3A The Chain of Effects: The Argument in Logical Order</w:t>
+      </w:r>
+    </w:p>
+    <w:p>
+      <w:pPr>
+        <w:jc w:val="both"/>
+      </w:pPr>
+      <w:r>
+        <w:t>The programme can now be read three ways: in calendar order (Table 3.1A), as a diary of what was learned and given up (Table 9.1), and - here - as a chain of effects, the argument in logical order. Table 9.3 states each link, its principal evidence, and its evidential status in the vocabulary this thesis has used throughout: observed, eliminated, interpreted, designed, under test, conceded. Two provenance rules govern the chain. Construct names appear at the link where the journey produced them - the self-efficacy reading of dropout belongs to the early conjecture, and FIAS was named only after Stage 2. And the Stage-1 never-users are deliberately NOT classified under FIAS: they had no failure experience to appraise. Their stance - which the author summarises, in composite paraphrase rather than quotation, as 'the game is fun, gamification is beneficial, the FRA is a good tool - but I do not want it telling me where my health problems are' - is anticipatory verdict-fear, evidence that the feared object was the verdict, never the difficulty, before any construct of this thesis existed to say so.</w:t>
+      </w:r>
+    </w:p>
+    <w:tbl>
+      <w:tblPr>
+        <w:tblStyle w:val="TableGrid"/>
+        <w:tblW w:w="8505" w:type="dxa"/>
+        <w:tblLayout w:type="fixed"/>
+        <w:tblLook w:firstColumn="1" w:firstRow="1" w:lastColumn="0" w:lastRow="0" w:noHBand="0" w:noVBand="1" w:val="04A0"/>
+      </w:tblPr>
+      <w:tblGrid>
+        <w:gridCol w:w="661"/>
+        <w:gridCol w:w="3024"/>
+        <w:gridCol w:w="3024"/>
+        <w:gridCol w:w="1796"/>
+      </w:tblGrid>
+      <w:tr>
+        <w:trPr>
+          <w:tblHeader/>
+        </w:trPr>
+        <w:tc>
+          <w:tcPr>
+            <w:tcW w:w="661" w:type="dxa"/>
+          </w:tcPr>
+          <w:p>
+            <w:r>
+              <w:rPr>
+                <w:b/>
+              </w:rPr>
+              <w:t>Link</w:t>
+            </w:r>
+          </w:p>
+        </w:tc>
+        <w:tc>
+          <w:tcPr>
+            <w:tcW w:w="3024" w:type="dxa"/>
+          </w:tcPr>
+          <w:p>
+            <w:r>
+              <w:rPr>
+                <w:b/>
+              </w:rPr>
+              <w:t>Effect / claim</w:t>
+            </w:r>
+          </w:p>
+        </w:tc>
+        <w:tc>
+          <w:tcPr>
+            <w:tcW w:w="3024" w:type="dxa"/>
+          </w:tcPr>
+          <w:p>
+            <w:r>
+              <w:rPr>
+                <w:b/>
+              </w:rPr>
+              <w:t>Principal evidence</w:t>
+            </w:r>
+          </w:p>
+        </w:tc>
+        <w:tc>
+          <w:tcPr>
+            <w:tcW w:w="1796" w:type="dxa"/>
+          </w:tcPr>
+          <w:p>
+            <w:r>
+              <w:rPr>
+                <w:b/>
+              </w:rPr>
+              <w:t>Status</w:t>
+            </w:r>
+          </w:p>
+        </w:tc>
+      </w:tr>
+      <w:tr>
+        <w:tc>
+          <w:tcPr>
+            <w:tcW w:w="661" w:type="dxa"/>
+          </w:tcPr>
+          <w:p>
+            <w:r>
+              <w:t>1</w:t>
+            </w:r>
+          </w:p>
+        </w:tc>
+        <w:tc>
+          <w:tcPr>
+            <w:tcW w:w="3024" w:type="dxa"/>
+          </w:tcPr>
+          <w:p>
+            <w:r>
+              <w:t>Clinically valuable FRA stations fall silent despite acknowledged benefit</w:t>
+            </w:r>
+          </w:p>
+        </w:tc>
+        <w:tc>
+          <w:tcPr>
+            <w:tcW w:w="3024" w:type="dxa"/>
+          </w:tcPr>
+          <w:p>
+            <w:r>
+              <w:t>Site observation, 2023; Stage-1 utilisation record (Chapter 4)</w:t>
+            </w:r>
+          </w:p>
+        </w:tc>
+        <w:tc>
+          <w:tcPr>
+            <w:tcW w:w="1796" w:type="dxa"/>
+          </w:tcPr>
+          <w:p>
+            <w:r>
+              <w:t>Observed</w:t>
+            </w:r>
+          </w:p>
+        </w:tc>
+      </w:tr>
+      <w:tr>
+        <w:tc>
+          <w:tcPr>
+            <w:tcW w:w="661" w:type="dxa"/>
+          </w:tcPr>
+          <w:p>
+            <w:r>
+              <w:t>2</w:t>
+            </w:r>
+          </w:p>
+        </w:tc>
+        <w:tc>
+          <w:tcPr>
+            <w:tcW w:w="3024" w:type="dxa"/>
+          </w:tcPr>
+          <w:p>
+            <w:r>
+              <w:t>Non-return concentrates among prior users with an adverse first experience; never-users show anticipatory verdict-fear, not difficulty complaints</w:t>
+            </w:r>
+          </w:p>
+        </w:tc>
+        <w:tc>
+          <w:tcPr>
+            <w:tcW w:w="3024" w:type="dxa"/>
+          </w:tcPr>
+          <w:p>
+            <w:r>
+              <w:t>Stage-1 survey, N=200 (Chapter 4)</w:t>
+            </w:r>
+          </w:p>
+        </w:tc>
+        <w:tc>
+          <w:tcPr>
+            <w:tcW w:w="1796" w:type="dxa"/>
+          </w:tcPr>
+          <w:p>
+            <w:r>
+              <w:t>Observed; self-efficacy (FIDS) reading conjectured</w:t>
+            </w:r>
+          </w:p>
+        </w:tc>
+      </w:tr>
+      <w:tr>
+        <w:tc>
+          <w:tcPr>
+            <w:tcW w:w="661" w:type="dxa"/>
+          </w:tcPr>
+          <w:p>
+            <w:r>
+              <w:t>3</w:t>
+            </w:r>
+          </w:p>
+        </w:tc>
+        <w:tc>
+          <w:tcPr>
+            <w:tcW w:w="3024" w:type="dxa"/>
+          </w:tcPr>
+          <w:p>
+            <w:r>
+              <w:t>An acceptance-compliant, gamified FRA is still abandoned</w:t>
+            </w:r>
+          </w:p>
+        </w:tc>
+        <w:tc>
+          <w:tcPr>
+            <w:tcW w:w="3024" w:type="dxa"/>
+          </w:tcPr>
+          <w:p>
+            <w:r>
+              <w:t>Stage 2: 70% disengaged at &lt;=3 cycles; 0/21 re-engagement (Chapter 5)</w:t>
+            </w:r>
+          </w:p>
+        </w:tc>
+        <w:tc>
+          <w:tcPr>
+            <w:tcW w:w="1796" w:type="dxa"/>
+          </w:tcPr>
+          <w:p>
+            <w:r>
+              <w:t>Observed</w:t>
+            </w:r>
+          </w:p>
+        </w:tc>
+      </w:tr>
+      <w:tr>
+        <w:tc>
+          <w:tcPr>
+            <w:tcW w:w="661" w:type="dxa"/>
+          </w:tcPr>
+          <w:p>
+            <w:r>
+              <w:t>4</w:t>
+            </w:r>
+          </w:p>
+        </w:tc>
+        <w:tc>
+          <w:tcPr>
+            <w:tcW w:w="3024" w:type="dxa"/>
+          </w:tcPr>
+          <w:p>
+            <w:r>
+              <w:t>Difficulty and competence cannot carry the account</w:t>
+            </w:r>
+          </w:p>
+        </w:tc>
+        <w:tc>
+          <w:tcPr>
+            <w:tcW w:w="3024" w:type="dxa"/>
+          </w:tcPr>
+          <w:p>
+            <w:r>
+              <w:t>Score-improvement/non-return paradox (§5.6); satisfaction among sustainers; attrition rival answered (§8.5.9)</w:t>
+            </w:r>
+          </w:p>
+        </w:tc>
+        <w:tc>
+          <w:tcPr>
+            <w:tcW w:w="1796" w:type="dxa"/>
+          </w:tcPr>
+          <w:p>
+            <w:r>
+              <w:t>Eliminated (within-cohort)</w:t>
+            </w:r>
+          </w:p>
+        </w:tc>
+      </w:tr>
+      <w:tr>
+        <w:tc>
+          <w:tcPr>
+            <w:tcW w:w="661" w:type="dxa"/>
+          </w:tcPr>
+          <w:p>
+            <w:r>
+              <w:t>5</w:t>
+            </w:r>
+          </w:p>
+        </w:tc>
+        <w:tc>
+          <w:tcPr>
+            <w:tcW w:w="3024" w:type="dxa"/>
+          </w:tcPr>
+          <w:p>
+            <w:r>
+              <w:t>Self-efficacy explains the dropout moment but not its permanence</w:t>
+            </w:r>
+          </w:p>
+        </w:tc>
+        <w:tc>
+          <w:tcPr>
+            <w:tcW w:w="3024" w:type="dxa"/>
+          </w:tcPr>
+          <w:p>
+            <w:r>
+              <w:t>§2.4.4; Stage-2 pattern of absolute, non-returning exits</w:t>
+            </w:r>
+          </w:p>
+        </w:tc>
+        <w:tc>
+          <w:tcPr>
+            <w:tcW w:w="1796" w:type="dxa"/>
+          </w:tcPr>
+          <w:p>
+            <w:r>
+              <w:t>Partial - first diagnostic layer</w:t>
+            </w:r>
+          </w:p>
+        </w:tc>
+      </w:tr>
+      <w:tr>
+        <w:tc>
+          <w:tcPr>
+            <w:tcW w:w="661" w:type="dxa"/>
+          </w:tcPr>
+          <w:p>
+            <w:r>
+              <w:t>6</w:t>
+            </w:r>
+          </w:p>
+        </w:tc>
+        <w:tc>
+          <w:tcPr>
+            <w:tcW w:w="3024" w:type="dxa"/>
+          </w:tcPr>
+          <w:p>
+            <w:r>
+              <w:t>Loss aversion on an identity-level asset makes retry a gamble on unwelcome bodily evidence; FIAS named</w:t>
+            </w:r>
+          </w:p>
+        </w:tc>
+        <w:tc>
+          <w:tcPr>
+            <w:tcW w:w="3024" w:type="dxa"/>
+          </w:tcPr>
+          <w:p>
+            <w:r>
+              <w:t>§5.6–5.7 appraisal account; expert corroboration (§6.12, Appendix H)</w:t>
+            </w:r>
+          </w:p>
+        </w:tc>
+        <w:tc>
+          <w:tcPr>
+            <w:tcW w:w="1796" w:type="dxa"/>
+          </w:tcPr>
+          <w:p>
+            <w:r>
+              <w:t>Interpreted (construct, post-Stage-2)</w:t>
+            </w:r>
+          </w:p>
+        </w:tc>
+      </w:tr>
+      <w:tr>
+        <w:tc>
+          <w:tcPr>
+            <w:tcW w:w="661" w:type="dxa"/>
+          </w:tcPr>
+          <w:p>
+            <w:r>
+              <w:t>7</w:t>
+            </w:r>
+          </w:p>
+        </w:tc>
+        <w:tc>
+          <w:tcPr>
+            <w:tcW w:w="3024" w:type="dxa"/>
+          </w:tcPr>
+          <w:p>
+            <w:r>
+              <w:t>The same mechanics without the clinical attachment are accepted and returned to</w:t>
+            </w:r>
+          </w:p>
+        </w:tc>
+        <w:tc>
+          <w:tcPr>
+            <w:tcW w:w="3024" w:type="dxa"/>
+          </w:tcPr>
+          <w:p>
+            <w:r>
+              <w:t>Stage 3: 85.4% in-session retention (65-80); return restored (Chapter 6)</w:t>
+            </w:r>
+          </w:p>
+        </w:tc>
+        <w:tc>
+          <w:tcPr>
+            <w:tcW w:w="1796" w:type="dxa"/>
+          </w:tcPr>
+          <w:p>
+            <w:r>
+              <w:t>Observed; design eliminated (consistent-with, §6.7 calibration)</w:t>
+            </w:r>
+          </w:p>
+        </w:tc>
+      </w:tr>
+      <w:tr>
+        <w:tc>
+          <w:tcPr>
+            <w:tcW w:w="661" w:type="dxa"/>
+          </w:tcPr>
+          <w:p>
+            <w:r>
+              <w:t>8</w:t>
+            </w:r>
+          </w:p>
+        </w:tc>
+        <w:tc>
+          <w:tcPr>
+            <w:tcW w:w="3024" w:type="dxa"/>
+          </w:tcPr>
+          <w:p>
+            <w:r>
+              <w:t>A boundary condition for gamification theory: the theory holds until the game is attached to an identity-relevant clinical verdict</w:t>
+            </w:r>
+          </w:p>
+        </w:tc>
+        <w:tc>
+          <w:tcPr>
+            <w:tcW w:w="3024" w:type="dxa"/>
+          </w:tcPr>
+          <w:p>
+            <w:r>
+              <w:t>Stages 2-3 jointly (§8.1)</w:t>
+            </w:r>
+          </w:p>
+        </w:tc>
+        <w:tc>
+          <w:tcPr>
+            <w:tcW w:w="1796" w:type="dxa"/>
+          </w:tcPr>
+          <w:p>
+            <w:r>
+              <w:t>Interpreted - scope finding</w:t>
+            </w:r>
+          </w:p>
+        </w:tc>
+      </w:tr>
+      <w:tr>
+        <w:tc>
+          <w:tcPr>
+            <w:tcW w:w="661" w:type="dxa"/>
+          </w:tcPr>
+          <w:p>
+            <w:r>
+              <w:t>9</w:t>
+            </w:r>
+          </w:p>
+        </w:tc>
+        <w:tc>
+          <w:tcPr>
+            <w:tcW w:w="3024" w:type="dxa"/>
+          </w:tcPr>
+          <w:p>
+            <w:r>
+              <w:t>Adaptive learning with zero-failure presentation as the design counter</w:t>
+            </w:r>
+          </w:p>
+        </w:tc>
+        <w:tc>
+          <w:tcPr>
+            <w:tcW w:w="3024" w:type="dxa"/>
+          </w:tcPr>
+          <w:p>
+            <w:r>
+              <w:t>Framework (Chapter 7); Stage 3B pre-registered 2x2 (§8.8)</w:t>
+            </w:r>
+          </w:p>
+        </w:tc>
+        <w:tc>
+          <w:tcPr>
+            <w:tcW w:w="1796" w:type="dxa"/>
+          </w:tcPr>
+          <w:p>
+            <w:r>
+              <w:t>Designed; under test</w:t>
+            </w:r>
+          </w:p>
+        </w:tc>
+      </w:tr>
+      <w:tr>
+        <w:tc>
+          <w:tcPr>
+            <w:tcW w:w="661" w:type="dxa"/>
+          </w:tcPr>
+          <w:p>
+            <w:r>
+              <w:t>10</w:t>
+            </w:r>
+          </w:p>
+        </w:tc>
+        <w:tc>
+          <w:tcPr>
+            <w:tcW w:w="3024" w:type="dxa"/>
+          </w:tcPr>
+          <w:p>
+            <w:r>
+              <w:t>Habit formation, appraisal transfer, and the group-narrative layer</w:t>
+            </w:r>
+          </w:p>
+        </w:tc>
+        <w:tc>
+          <w:tcPr>
+            <w:tcW w:w="3024" w:type="dxa"/>
+          </w:tcPr>
+          <w:p>
+            <w:r>
+              <w:t>§8.6B concession; §8.8 propositions; §9.8B</w:t>
+            </w:r>
+          </w:p>
+        </w:tc>
+        <w:tc>
+          <w:tcPr>
+            <w:tcW w:w="1796" w:type="dxa"/>
+          </w:tcPr>
+          <w:p>
+            <w:r>
+              <w:t>Hypothesised / conceded</w:t>
+            </w:r>
+          </w:p>
+        </w:tc>
+      </w:tr>
+    </w:tbl>
+    <w:p>
+      <w:pPr>
+        <w:pStyle w:val="FigureCaption"/>
+      </w:pPr>
+      <w:r>
+        <w:t>Table 9.3. The chain of effects: each link of the argument, its principal evidence, and its evidential status. Constructs are dated to the link where the journey produced them.</w:t>
       </w:r>
     </w:p>
     <w:p>

--- a/docs/thesis/Full_version_V37_REVIEW_EngD_Thesis_Submission_Draft.docx
+++ b/docs/thesis/Full_version_V37_REVIEW_EngD_Thesis_Submission_Draft.docx
@@ -11376,6 +11376,14 @@
       </w:pPr>
       <w:r>
         <w:t>A scoping statement belongs here. The commercial FRA proposition - in the InBody line as in its HUR antecedent - is not assessment alone but an assess-then-train model: measurement identifies fall risk, and a training programme on the same platform is intended to reduce it. This thesis studies the assessment gate only, and does so deliberately: the programme's central finding is that utilisation collapses at that gate, and when older adults refuse or abandon assessment, the training phase never begins. The assessment gate is thus the binding constraint on the entire model's preventive value, and its acceptance is the highest-leverage object of study. The training phase, and the extension of this thesis's framework to it, are addressed as an explicit limitation and as future work (s8.7, s8.8).</w:t>
+      </w:r>
+    </w:p>
+    <w:p>
+      <w:pPr>
+        <w:jc w:val="both"/>
+      </w:pPr>
+      <w:r>
+        <w:t>Three features of the station's operating practice at the facility complete the picture the Stage-1 survey was fielded into, and each bears on how a resident could rationally regard the FRA before ever stepping onto it. First, the assessment was not self-service: a therapist's support was required to run the protocol, so every assessment was also a supervised, observed performance. Second, the protocol itself was demanding - a full multi-domain assessment rather than a casual check - and its rigour visibly deterred participation. Third, and most consequentially, the verdict had teeth: an unfavourable risk profile led in practice to prescribed balance training on the same platform, and to recommendations against walking alone and freely. An adverse result was therefore not merely unwelcome information; it initiated obligations and restricted the very independence it measured. Word of these consequences circulated among residents ahead of any personal experience. This operating context - authority present, effort demanded, autonomy at stake - is the background against which the Stage-1 pattern of acknowledged benefit without participation, reported in the next section, should be read.</w:t>
       </w:r>
     </w:p>
     <w:p>
@@ -24363,7 +24371,13 @@
         <w:jc w:val="both"/>
       </w:pPr>
       <w:r>
-        <w:t>The programme can now be read three ways: in calendar order (Table 3.1A), as a diary of what was learned and given up (Table 9.1), and - here - as a chain of effects, the argument in logical order. Table 9.3 states each link, its principal evidence, and its evidential status in the vocabulary this thesis has used throughout: observed, eliminated, interpreted, designed, under test, conceded. Two provenance rules govern the chain. Construct names appear at the link where the journey produced them - the self-efficacy reading of dropout belongs to the early conjecture, and FIAS was named only after Stage 2. And the Stage-1 never-users are deliberately NOT classified under FIAS: they had no failure experience to appraise. Their stance - which the author summarises, in composite paraphrase rather than quotation, as 'the game is fun, gamification is beneficial, the FRA is a good tool - but I do not want it telling me where my health problems are' - is anticipatory verdict-fear, evidence that the feared object was the verdict, never the difficulty, before any construct of this thesis existed to say so.</w:t>
+        <w:t xml:space="preserve">The programme can now be read three ways: in calendar order (Table 3.1A), as a diary of what was learned and given up (Table 9.1), and - here - as a chain of effects, the argument in logical order. Table 9.3 states each link, its principal evidence, and its evidential status in the vocabulary this thesis has used throughout: observed, eliminated, interpreted, designed, under test, conceded. Two provenance rules govern the chain. Construct names appear at the link where the journey produced them - the self-efficacy reading of dropout belongs to the early conjecture, and FIAS was named only after Stage 2. And the Stage-1 never-users are deliberately not classified under FIAS: they had no failure experience to appraise. Stage 1 concerned the un-gamified FRA as then operated - a therapist-supported station whose demanding assessment protocol deterred participation, and whose adverse verdict carried practical consequences: prescribed balance training, and a recommendation against walking alone and freely. Fear of the verdict therefore had teeth before any game existed. The stance that later crystallised in the Stage-2 deployment's qualitative record - summarised in composite paraphrase as 'the game is fun, gamification is beneficial, the FRA is a good tool - but I do not want it telling me where my health problems are' - dates the verdict-fear motif to participants who had played the game and liked it: the feared object was the verdict, never the gameplay. </w:t>
+      </w:r>
+      <w:r>
+        <w:rPr>
+          <w:highlight w:val="yellow"/>
+        </w:rPr>
+        <w:t>[AUTHOR INPUT NEEDED - supply the Stage-2 interview/field records for evidence/, so this stance can be anchored to its documented source and reconciled with the Chapter-5 description of the Stage-2 qualitative record.]</w:t>
       </w:r>
     </w:p>
     <w:tbl>
@@ -24494,8 +24508,9 @@
             <w:tcW w:w="3024" w:type="dxa"/>
           </w:tcPr>
           <w:p>
-            <w:r>
-              <w:t>Non-return concentrates among prior users with an adverse first experience; never-users show anticipatory verdict-fear, not difficulty complaints</w:t>
+            <w:r/>
+            <w:r>
+              <w:t>On the un-gamified, therapist-supported FRA: non-return concentrates among prior users with an adverse first experience; participation deterred by the demanding assessment and by the verdict's consequences (prescribed training, restricted independent walking)</w:t>
             </w:r>
           </w:p>
         </w:tc>
@@ -24504,8 +24519,9 @@
             <w:tcW w:w="3024" w:type="dxa"/>
           </w:tcPr>
           <w:p>
-            <w:r>
-              <w:t>Stage-1 survey, N=200 (Chapter 4)</w:t>
+            <w:r/>
+            <w:r>
+              <w:t>Stage-1 survey, N=200, plus facility operating practice (Chapter 4)</w:t>
             </w:r>
           </w:p>
         </w:tc>

--- a/docs/thesis/Full_version_V37_REVIEW_EngD_Thesis_Submission_Draft.docx
+++ b/docs/thesis/Full_version_V37_REVIEW_EngD_Thesis_Submission_Draft.docx
@@ -6735,6 +6735,49 @@
           <w:sz w:val="24"/>
         </w:rPr>
         <w:t>The point of departure for this thesis is therefore an industrial puzzle, not a literature gap. A piece of clinically validated equipment, installed at no cost to residents, with documented benefit and an accessible interface, was producing close to zero engagement after a decade of remedial intervention. Standard explanations did not match the field signature. Something was happening at the moment of first contact, or shortly after it, that converted potential users into permanent non-users. Identifying what that something was, and translating the answer into a continuous-improvement design response, became the topic of this work.</w:t>
+      </w:r>
+    </w:p>
+    <w:p>
+      <w:pPr>
+        <w:jc w:val="both"/>
+      </w:pPr>
+      <w:r>
+        <w:t xml:space="preserve">The station's own history sharpens the puzzle. The FRA had been installed roughly twelve years before this research began </w:t>
+      </w:r>
+      <w:r>
+        <w:rPr>
+          <w:highlight w:val="yellow"/>
+        </w:rPr>
+        <w:t>[AUTHOR INPUT NEEDED: exact installation year]</w:t>
+      </w:r>
+      <w:r>
+        <w:t xml:space="preserve">, and its decade of near-silence was not what its manufacturer had reason to expect: in InBody's Korean home market, the same platform family reportedly achieved substantially higher utilisation </w:t>
+      </w:r>
+      <w:r>
+        <w:rPr>
+          <w:highlight w:val="yellow"/>
+        </w:rPr>
+        <w:t>[AUTHOR INPUT NEEDED: citation for the Korean utilisation comparison]</w:t>
+      </w:r>
+      <w:r>
+        <w:t>. Same instrument, same clinical purpose, different fate - the gap between the two markets is itself a datum, and the cross-cultural reference point is taken up in Chapter 4 (§4.7).</w:t>
+      </w:r>
+    </w:p>
+    <w:p>
+      <w:pPr>
+        <w:jc w:val="both"/>
+      </w:pPr>
+      <w:r>
+        <w:t xml:space="preserve">The evaluation that became this thesis began in late 2023, when the author - an industrial practitioner responsible for exactly such equipment - started to examine the station's silence systematically. The first working direction came from the author's supervisor: gamification might help. The direction was credible on the evidence then available - the literature reviewed in Chapter 2 documents game-based engagement effects for older adults - and games were duly developed for the platform. Yet the industrial signal was already mixed: the manufacturer's own experience with gamified modes on the FRA line reportedly showed a similar pattern of early dropout </w:t>
+      </w:r>
+      <w:r>
+        <w:rPr>
+          <w:highlight w:val="yellow"/>
+        </w:rPr>
+        <w:t>[AUTHOR INPUT NEEDED: citation for InBody's gamified-FRA experience]</w:t>
+      </w:r>
+      <w:r>
+        <w:t>. Adding a game, in other words, was known not to be a guaranteed cure before this programme deployed one - which is precisely what made the question worth asking properly. If the station is free, clinically beneficial, accessible and now fun, and people still leave after their first failure, then what, exactly, is doing the leaving? The working conjecture formed at this point - failure-induced dropout, stated as the pre-research hypothesis in §1.5 - and what became of it is reported stage by stage in the chapters that follow.</w:t>
       </w:r>
     </w:p>
     <w:p>
@@ -24356,6 +24399,14 @@
           <w:sz w:val="24"/>
         </w:rPr>
         <w:t>FIAS is therefore advanced as a provisional construct describing failure-associated active non-return under identity-relevant conditions, and the central finding is stated as a scope law: gamification theory holds for older adults until the gamified activity is attached to a purpose-based technology whose purpose — health, decline, life-threat — strikes the identity-level value propositions of the user; at that boundary the theory fails, and FIAS names the mechanism of the failure (§6.7). The thesis's principal theoretical contribution is the identification of this coupling boundary and the specification of a mechanism that can be measured in future work. Construct validity, discriminant validity and incremental prediction over STAM remain to be demonstrated.</w:t>
+      </w:r>
+    </w:p>
+    <w:p>
+      <w:pPr>
+        <w:jc w:val="both"/>
+      </w:pPr>
+      <w:r>
+        <w:t>The finding's shortest statement is this: the threat lives in the artefact - in the verdict a clinical station stands ready to deliver - while the abandonment is its observable shadow; and the mechanism connecting the two is the participant's own loss-averse appraisal and collapsed self-efficacy, not the FRA's difficulty and not the game's design.</w:t>
       </w:r>
     </w:p>
     <w:p>

--- a/docs/thesis/Full_version_V37_REVIEW_EngD_Thesis_Submission_Draft.docx
+++ b/docs/thesis/Full_version_V37_REVIEW_EngD_Thesis_Submission_Draft.docx
@@ -6742,22 +6742,35 @@
         <w:jc w:val="both"/>
       </w:pPr>
       <w:r>
+        <w:rPr/>
         <w:t xml:space="preserve">The station's own history sharpens the puzzle. The FRA had been installed roughly twelve years before this research began </w:t>
       </w:r>
       <w:r>
         <w:rPr>
           <w:highlight w:val="yellow"/>
         </w:rPr>
+      </w:r>
+      <w:r/>
+      <w:r>
+        <w:rPr>
+          <w:highlight w:val="yellow"/>
+        </w:rPr>
+      </w:r>
+      <w:r/>
+      <w:r>
+        <w:rPr>
+          <w:highlight w:val="yellow"/>
+        </w:rPr>
         <w:t>[AUTHOR INPUT NEEDED: exact installation year]</w:t>
       </w:r>
       <w:r>
-        <w:t xml:space="preserve">, and its decade of near-silence was not what its manufacturer had reason to expect: in InBody's Korean home market, the same platform family reportedly achieved substantially higher utilisation </w:t>
+        <w:t xml:space="preserve">, and its decade of near-silence was not what its manufacturer had reason to expect. In the platform's Korean home market the system was introduced with an active clinical research base - a community validation study of 289 older adults at a Seoul senior welfare centre (Park et al., 2019) and a reliability study (Kim et al., 2018) - and the author's industry experience was that home-market utilisation ran substantially higher than the silence observed in this hall </w:t>
       </w:r>
       <w:r>
         <w:rPr>
           <w:highlight w:val="yellow"/>
         </w:rPr>
-        <w:t>[AUTHOR INPUT NEEDED: citation for the Korean utilisation comparison]</w:t>
+        <w:t>[AUTHOR INPUT NEEDED: source for the comparative utilisation figures - InBody industry documentation]</w:t>
       </w:r>
       <w:r>
         <w:t>. Same instrument, same clinical purpose, different fate - the gap between the two markets is itself a datum, and the cross-cultural reference point is taken up in Chapter 4 (§4.7).</w:t>
@@ -6768,13 +6781,20 @@
         <w:jc w:val="both"/>
       </w:pPr>
       <w:r>
-        <w:t xml:space="preserve">The evaluation that became this thesis began in late 2023, when the author - an industrial practitioner responsible for exactly such equipment - started to examine the station's silence systematically. The first working direction came from the author's supervisor: gamification might help. The direction was credible on the evidence then available - the literature reviewed in Chapter 2 documents game-based engagement effects for older adults - and games were duly developed for the platform. Yet the industrial signal was already mixed: the manufacturer's own experience with gamified modes on the FRA line reportedly showed a similar pattern of early dropout </w:t>
+        <w:rPr/>
+        <w:t xml:space="preserve">The evaluation that became this thesis began in late 2023, when the author - an industrial practitioner responsible for exactly such equipment - started to examine the station's silence systematically. The first working direction came from the author's supervisor: gamification might help. The direction was credible on the evidence then available - the literature reviewed in Chapter 2 documents game-based engagement effects for older adults - and games were duly developed for the platform. Nor was the idea foreign to the manufacturer: the FRA line itself ships with a training mode of balance games tailored to test results (InBody Co., Ltd., 2022). Yet the industrial signal was already mixed: the manufacturer's own experience with these gamified modes reportedly showed a similar pattern of early dropout </w:t>
       </w:r>
       <w:r>
         <w:rPr>
           <w:highlight w:val="yellow"/>
         </w:rPr>
-        <w:t>[AUTHOR INPUT NEEDED: citation for InBody's gamified-FRA experience]</w:t>
+      </w:r>
+      <w:r/>
+      <w:r>
+        <w:rPr>
+          <w:highlight w:val="yellow"/>
+        </w:rPr>
+        <w:t>[AUTHOR INPUT NEEDED: InBody industry documentation or published account of the gamified-mode experience]</w:t>
       </w:r>
       <w:r>
         <w:t>. Adding a game, in other words, was known not to be a guaranteed cure before this programme deployed one - which is precisely what made the question worth asking properly. If the station is free, clinically beneficial, accessible and now fun, and people still leave after their first failure, then what, exactly, is doing the leaving? The working conjecture formed at this point - failure-induced dropout, stated as the pre-research hypothesis in §1.5 - and what became of it is reported stage by stage in the chapters that follow.</w:t>

--- a/docs/thesis/Full_version_V37_REVIEW_EngD_Thesis_Submission_Draft.docx
+++ b/docs/thesis/Full_version_V37_REVIEW_EngD_Thesis_Submission_Draft.docx
@@ -6761,19 +6761,22 @@
         <w:rPr>
           <w:highlight w:val="yellow"/>
         </w:rPr>
+      </w:r>
+      <w:r/>
+      <w:r>
+        <w:rPr>
+          <w:highlight w:val="yellow"/>
+        </w:rPr>
+      </w:r>
+      <w:r/>
+      <w:r>
+        <w:rPr>
+          <w:highlight w:val="yellow"/>
+        </w:rPr>
         <w:t>[AUTHOR INPUT NEEDED: exact installation year]</w:t>
       </w:r>
       <w:r>
-        <w:t xml:space="preserve">, and its decade of near-silence was not what its manufacturer had reason to expect. In the platform's Korean home market the system was introduced with an active clinical research base - a community validation study of 289 older adults at a Seoul senior welfare centre (Park et al., 2019) and a reliability study (Kim et al., 2018) - and the author's industry experience was that home-market utilisation ran substantially higher than the silence observed in this hall </w:t>
-      </w:r>
-      <w:r>
-        <w:rPr>
-          <w:highlight w:val="yellow"/>
-        </w:rPr>
-        <w:t>[AUTHOR INPUT NEEDED: source for the comparative utilisation figures - InBody industry documentation]</w:t>
-      </w:r>
-      <w:r>
-        <w:t>. Same instrument, same clinical purpose, different fate - the gap between the two markets is itself a datum, and the cross-cultural reference point is taken up in Chapter 4 (§4.7).</w:t>
+        <w:t>, and its decade of near-silence sat oddly beside the platform's standing in its Korean home market, where the system was introduced with an active clinical research base - a community validation study of 289 older adults at a Seoul senior welfare centre (Park et al., 2019) and a reliability study (Kim et al., 2018). Whether home-market utilisation actually ran higher is not verifiable from the published record - the Korean literature validates the instrument but reports no uptake rates - and this thesis therefore makes no utilisation comparison between the two markets. What the contrast supplied instead was an assumption worth examining: that the station's silence reflected challenges local to its deployment - operational, cultural, or psychological - rather than a defect of the instrument itself. That assumption is examined from Chapter 4 onward, and the cross-cultural reference point is taken up at §4.7.</w:t>
       </w:r>
     </w:p>
     <w:p>

--- a/docs/thesis/Full_version_V37_REVIEW_EngD_Thesis_Submission_Draft.docx
+++ b/docs/thesis/Full_version_V37_REVIEW_EngD_Thesis_Submission_Draft.docx
@@ -6785,7 +6785,7 @@
       </w:pPr>
       <w:r>
         <w:rPr/>
-        <w:t xml:space="preserve">The evaluation that became this thesis began in late 2023, when the author - an industrial practitioner responsible for exactly such equipment - started to examine the station's silence systematically. The first working direction came from the author's supervisor: gamification might help. The direction was credible on the evidence then available - the literature reviewed in Chapter 2 documents game-based engagement effects for older adults - and games were duly developed for the platform. Nor was the idea foreign to the manufacturer: the FRA line itself ships with a training mode of balance games tailored to test results (InBody Co., Ltd., 2022). Yet the industrial signal was already mixed: the manufacturer's own experience with these gamified modes reportedly showed a similar pattern of early dropout </w:t>
+        <w:t>Nor was gamification foreign to the station. In 2022 InBody's own balance games were installed on the facility's FRA - the line ships a training mode of games tailored to test results (InBody Co., Ltd., 2022) - and the station stayed quiet. The evaluation that became this thesis began in late 2023, when the author - an industrial practitioner responsible for exactly such equipment - started to examine that silence systematically. The first working direction came from the author's supervisor: gamification, done differently, might still help. The direction was credible on the evidence then available - the literature reviewed in Chapter 2 documents game-based engagement effects for older adults - and a year after InBody's games arrived, the author began developing the skiing games for the Poly Group centres, taking InBody's installed games as their starting point (the design is reported in Chapter 5). The industrial signal, in other words, was already concrete before this programme deployed anything: a free, clinically beneficial, accessible station had been given games and was still being left alone. If people still leave such a station after their first failure, then what, exactly, is doing the leaving? The working conjecture formed at this point - failure-induced dropout, stated as the pre-research hypothesis in §1.5 - and what became of it is reported stage by stage in the chapters that follow.</w:t>
       </w:r>
       <w:r>
         <w:rPr>
@@ -6797,11 +6797,8 @@
         <w:rPr>
           <w:highlight w:val="yellow"/>
         </w:rPr>
-        <w:t>[AUTHOR INPUT NEEDED: InBody industry documentation or published account of the gamified-mode experience]</w:t>
-      </w:r>
-      <w:r>
-        <w:t>. Adding a game, in other words, was known not to be a guaranteed cure before this programme deployed one - which is precisely what made the question worth asking properly. If the station is free, clinically beneficial, accessible and now fun, and people still leave after their first failure, then what, exactly, is doing the leaving? The working conjecture formed at this point - failure-induced dropout, stated as the pre-research hypothesis in §1.5 - and what became of it is reported stage by stage in the chapters that follow.</w:t>
-      </w:r>
+      </w:r>
+      <w:r/>
     </w:p>
     <w:p>
       <w:pPr>
@@ -10732,8 +10729,9 @@
             <w:tcW w:type="dxa" w:w="2584"/>
           </w:tcPr>
           <w:p>
-            <w:r>
-              <w:t>2024</w:t>
+            <w:r/>
+            <w:r>
+              <w:t>2023–2024</w:t>
             </w:r>
           </w:p>
         </w:tc>
@@ -14344,6 +14342,14 @@
         <w:t>5.3.8 Why a Skiing Game?</w:t>
       </w:r>
       <w:bookmarkEnd w:id="82"/>
+    </w:p>
+    <w:p>
+      <w:pPr>
+        <w:jc w:val="both"/>
+      </w:pPr>
+      <w:r>
+        <w:t>The game's lineage is industrial. InBody's own balance games had been installed on the facility's FRA in 2022 (the platform's training mode; InBody Co., Ltd., 2022), and the skiing game was developed by the author in 2023 for the Poly Group centres with those installed games as its starting point - retaining the platform's sensing pathway while replacing the presentation, reward structure and session format with the design described in this chapter.</w:t>
+      </w:r>
     </w:p>
     <w:p>
       <w:pPr>
@@ -23959,8 +23965,9 @@
             <w:tcW w:type="dxa" w:w="1575"/>
           </w:tcPr>
           <w:p>
-            <w:r>
-              <w:t>2024</w:t>
+            <w:r/>
+            <w:r>
+              <w:t>2023–2024</w:t>
             </w:r>
           </w:p>
         </w:tc>
